--- a/06-学生侧材料/讲义/有机化学/过渡金属催化.docx
+++ b/06-学生侧材料/讲义/有机化学/过渡金属催化.docx
@@ -3,6 +3,101 @@
 <w:document xmlns:w="http://schemas.openxmlformats.org/wordprocessingml/2006/main" xmlns:m="http://schemas.openxmlformats.org/officeDocument/2006/math" xmlns:r="http://schemas.openxmlformats.org/officeDocument/2006/relationships" xmlns:o="urn:schemas-microsoft-com:office:office" xmlns:v="urn:schemas-microsoft-com:vml" xmlns:w10="urn:schemas-microsoft-com:office:word" xmlns:a="http://schemas.openxmlformats.org/drawingml/2006/main" xmlns:pic="http://schemas.openxmlformats.org/drawingml/2006/picture" xmlns:wp="http://schemas.openxmlformats.org/drawingml/2006/wordprocessingDrawing">
   <w:body>
     <w:bookmarkStart w:id="72" w:name="过渡金属催化"/>
+    <w:p>
+      <w:pPr>
+        <w:spacing w:after="1800" w:before="1200" w:line="276" w:lineRule="auto"/>
+        <w:jc w:val="center"/>
+      </w:pPr>
+    </w:p>
+    <w:p>
+      <w:pPr>
+        <w:spacing w:after="320" w:before="0" w:line="276" w:lineRule="auto"/>
+        <w:jc w:val="center"/>
+      </w:pPr>
+      <w:r>
+        <w:rPr>
+          <w:rFonts w:ascii="Times New Roman" w:hAnsi="Times New Roman" w:eastAsia="SimHei" w:cs="Times New Roman"/>
+          <w:b/>
+          <w:color w:val="17324D"/>
+          <w:sz w:val="64"/>
+        </w:rPr>
+        <w:t>化学竞赛习题册</w:t>
+      </w:r>
+    </w:p>
+    <w:p>
+      <w:pPr>
+        <w:spacing w:after="120" w:before="0" w:line="276" w:lineRule="auto"/>
+        <w:jc w:val="center"/>
+      </w:pPr>
+      <w:r>
+        <w:rPr>
+          <w:rFonts w:ascii="Times New Roman" w:hAnsi="Times New Roman" w:eastAsia="SimHei" w:cs="Times New Roman"/>
+          <w:b w:val="0"/>
+          <w:color w:val="5B6975"/>
+          <w:sz w:val="32"/>
+        </w:rPr>
+        <w:t>有机化学</w:t>
+      </w:r>
+    </w:p>
+    <w:p>
+      <w:pPr>
+        <w:spacing w:after="600" w:before="0" w:line="276" w:lineRule="auto"/>
+        <w:jc w:val="center"/>
+      </w:pPr>
+      <w:r>
+        <w:rPr>
+          <w:rFonts w:ascii="Times New Roman" w:hAnsi="Times New Roman" w:eastAsia="SimHei" w:cs="Times New Roman"/>
+          <w:b/>
+          <w:color w:val="17324D"/>
+          <w:sz w:val="44"/>
+        </w:rPr>
+        <w:t>过渡金属催化</w:t>
+      </w:r>
+    </w:p>
+    <w:p>
+      <w:pPr>
+        <w:spacing w:after="600" w:before="120" w:line="276" w:lineRule="auto"/>
+        <w:jc w:val="center"/>
+        <w:pBdr>
+          <w:bottom w:val="single" w:sz="8" w:space="4" w:color="4A6577"/>
+        </w:pBdr>
+      </w:pPr>
+    </w:p>
+    <w:p>
+      <w:pPr>
+        <w:spacing w:after="160" w:before="0" w:line="276" w:lineRule="auto"/>
+        <w:jc w:val="center"/>
+      </w:pPr>
+      <w:r>
+        <w:rPr>
+          <w:rFonts w:ascii="Times New Roman" w:hAnsi="Times New Roman" w:eastAsia="FangSong" w:cs="Times New Roman"/>
+          <w:b w:val="0"/>
+          <w:color w:val="5B6975"/>
+          <w:sz w:val="24"/>
+        </w:rPr>
+        <w:t>日期</w:t>
+      </w:r>
+      <w:r>
+        <w:rPr>
+          <w:rFonts w:ascii="Times New Roman" w:hAnsi="Times New Roman" w:eastAsia="Times New Roman" w:cs="Times New Roman"/>
+          <w:b w:val="0"/>
+          <w:color w:val="5B6975"/>
+          <w:sz w:val="24"/>
+        </w:rPr>
+        <w:t>：2026-09-10</w:t>
+      </w:r>
+    </w:p>
+    <w:p>
+      <w:pPr>
+        <w:jc w:val="center"/>
+      </w:pPr>
+      <w:r>
+        <w:rPr>
+          <w:rFonts w:ascii="Times New Roman" w:hAnsi="Times New Roman" w:eastAsia="Times New Roman" w:cs="Times New Roman"/>
+        </w:rPr>
+        <w:br w:type="page"/>
+      </w:r>
+    </w:p>
     <w:p>
       <w:pPr>
         <w:pStyle w:val="Heading1"/>

--- a/06-学生侧材料/讲义/有机化学/过渡金属催化.docx
+++ b/06-学生侧材料/讲义/有机化学/过渡金属催化.docx
@@ -3,101 +3,6 @@
 <w:document xmlns:w="http://schemas.openxmlformats.org/wordprocessingml/2006/main" xmlns:m="http://schemas.openxmlformats.org/officeDocument/2006/math" xmlns:r="http://schemas.openxmlformats.org/officeDocument/2006/relationships" xmlns:o="urn:schemas-microsoft-com:office:office" xmlns:v="urn:schemas-microsoft-com:vml" xmlns:w10="urn:schemas-microsoft-com:office:word" xmlns:a="http://schemas.openxmlformats.org/drawingml/2006/main" xmlns:pic="http://schemas.openxmlformats.org/drawingml/2006/picture" xmlns:wp="http://schemas.openxmlformats.org/drawingml/2006/wordprocessingDrawing">
   <w:body>
     <w:bookmarkStart w:id="72" w:name="过渡金属催化"/>
-    <w:p>
-      <w:pPr>
-        <w:spacing w:after="1800" w:before="1200" w:line="276" w:lineRule="auto"/>
-        <w:jc w:val="center"/>
-      </w:pPr>
-    </w:p>
-    <w:p>
-      <w:pPr>
-        <w:spacing w:after="320" w:before="0" w:line="276" w:lineRule="auto"/>
-        <w:jc w:val="center"/>
-      </w:pPr>
-      <w:r>
-        <w:rPr>
-          <w:rFonts w:ascii="Times New Roman" w:hAnsi="Times New Roman" w:eastAsia="SimHei" w:cs="Times New Roman"/>
-          <w:b/>
-          <w:color w:val="17324D"/>
-          <w:sz w:val="64"/>
-        </w:rPr>
-        <w:t>化学竞赛习题册</w:t>
-      </w:r>
-    </w:p>
-    <w:p>
-      <w:pPr>
-        <w:spacing w:after="120" w:before="0" w:line="276" w:lineRule="auto"/>
-        <w:jc w:val="center"/>
-      </w:pPr>
-      <w:r>
-        <w:rPr>
-          <w:rFonts w:ascii="Times New Roman" w:hAnsi="Times New Roman" w:eastAsia="SimHei" w:cs="Times New Roman"/>
-          <w:b w:val="0"/>
-          <w:color w:val="5B6975"/>
-          <w:sz w:val="32"/>
-        </w:rPr>
-        <w:t>有机化学</w:t>
-      </w:r>
-    </w:p>
-    <w:p>
-      <w:pPr>
-        <w:spacing w:after="600" w:before="0" w:line="276" w:lineRule="auto"/>
-        <w:jc w:val="center"/>
-      </w:pPr>
-      <w:r>
-        <w:rPr>
-          <w:rFonts w:ascii="Times New Roman" w:hAnsi="Times New Roman" w:eastAsia="SimHei" w:cs="Times New Roman"/>
-          <w:b/>
-          <w:color w:val="17324D"/>
-          <w:sz w:val="44"/>
-        </w:rPr>
-        <w:t>过渡金属催化</w:t>
-      </w:r>
-    </w:p>
-    <w:p>
-      <w:pPr>
-        <w:spacing w:after="600" w:before="120" w:line="276" w:lineRule="auto"/>
-        <w:jc w:val="center"/>
-        <w:pBdr>
-          <w:bottom w:val="single" w:sz="8" w:space="4" w:color="4A6577"/>
-        </w:pBdr>
-      </w:pPr>
-    </w:p>
-    <w:p>
-      <w:pPr>
-        <w:spacing w:after="160" w:before="0" w:line="276" w:lineRule="auto"/>
-        <w:jc w:val="center"/>
-      </w:pPr>
-      <w:r>
-        <w:rPr>
-          <w:rFonts w:ascii="Times New Roman" w:hAnsi="Times New Roman" w:eastAsia="FangSong" w:cs="Times New Roman"/>
-          <w:b w:val="0"/>
-          <w:color w:val="5B6975"/>
-          <w:sz w:val="24"/>
-        </w:rPr>
-        <w:t>日期</w:t>
-      </w:r>
-      <w:r>
-        <w:rPr>
-          <w:rFonts w:ascii="Times New Roman" w:hAnsi="Times New Roman" w:eastAsia="Times New Roman" w:cs="Times New Roman"/>
-          <w:b w:val="0"/>
-          <w:color w:val="5B6975"/>
-          <w:sz w:val="24"/>
-        </w:rPr>
-        <w:t>：2026-09-10</w:t>
-      </w:r>
-    </w:p>
-    <w:p>
-      <w:pPr>
-        <w:jc w:val="center"/>
-      </w:pPr>
-      <w:r>
-        <w:rPr>
-          <w:rFonts w:ascii="Times New Roman" w:hAnsi="Times New Roman" w:eastAsia="Times New Roman" w:cs="Times New Roman"/>
-        </w:rPr>
-        <w:br w:type="page"/>
-      </w:r>
-    </w:p>
     <w:p>
       <w:pPr>
         <w:pStyle w:val="Heading1"/>

--- a/06-学生侧材料/讲义/有机化学/过渡金属催化.docx
+++ b/06-学生侧材料/讲义/有机化学/过渡金属催化.docx
@@ -5162,11 +5162,52 @@
             </m:e>
             <m:lim>
               <m:r>
+                <m:t>P</m:t>
+              </m:r>
+              <m:r>
+                <m:t>d</m:t>
+              </m:r>
+              <m:r>
                 <m:rPr>
-                  <m:nor/>
                   <m:sty m:val="p"/>
                 </m:rPr>
-                <m:t>Pd(0)/L, base</m:t>
+                <m:t>(</m:t>
+              </m:r>
+              <m:r>
+                <m:t>0</m:t>
+              </m:r>
+              <m:r>
+                <m:rPr>
+                  <m:sty m:val="p"/>
+                </m:rPr>
+                <m:t>)</m:t>
+              </m:r>
+              <m:r>
+                <m:rPr>
+                  <m:sty m:val="p"/>
+                </m:rPr>
+                <m:t>/</m:t>
+              </m:r>
+              <m:r>
+                <m:t>L</m:t>
+              </m:r>
+              <m:r>
+                <m:rPr>
+                  <m:sty m:val="p"/>
+                </m:rPr>
+                <m:t>,</m:t>
+              </m:r>
+              <m:r>
+                <m:t>b</m:t>
+              </m:r>
+              <m:r>
+                <m:t>a</m:t>
+              </m:r>
+              <m:r>
+                <m:t>s</m:t>
+              </m:r>
+              <m:r>
+                <m:t>e</m:t>
               </m:r>
             </m:lim>
           </m:limUpp>
@@ -7502,11 +7543,25 @@
             </m:e>
             <m:lim>
               <m:r>
+                <m:t>P</m:t>
+              </m:r>
+              <m:r>
+                <m:t>d</m:t>
+              </m:r>
+              <m:r>
                 <m:rPr>
-                  <m:nor/>
                   <m:sty m:val="p"/>
                 </m:rPr>
-                <m:t>Pd(0)</m:t>
+                <m:t>(</m:t>
+              </m:r>
+              <m:r>
+                <m:t>0</m:t>
+              </m:r>
+              <m:r>
+                <m:rPr>
+                  <m:sty m:val="p"/>
+                </m:rPr>
+                <m:t>)</m:t>
               </m:r>
             </m:lim>
           </m:limUpp>
@@ -7811,11 +7866,25 @@
             </m:e>
             <m:lim>
               <m:r>
+                <m:t>P</m:t>
+              </m:r>
+              <m:r>
+                <m:t>d</m:t>
+              </m:r>
+              <m:r>
                 <m:rPr>
-                  <m:nor/>
                   <m:sty m:val="p"/>
                 </m:rPr>
-                <m:t>Pd(0)</m:t>
+                <m:t>(</m:t>
+              </m:r>
+              <m:r>
+                <m:t>0</m:t>
+              </m:r>
+              <m:r>
+                <m:rPr>
+                  <m:sty m:val="p"/>
+                </m:rPr>
+                <m:t>)</m:t>
               </m:r>
             </m:lim>
           </m:limUpp>
@@ -8846,11 +8915,52 @@
             </m:e>
             <m:lim>
               <m:r>
+                <m:t>P</m:t>
+              </m:r>
+              <m:r>
+                <m:t>d</m:t>
+              </m:r>
+              <m:r>
+                <m:t>C</m:t>
+              </m:r>
+              <m:r>
+                <m:t>l</m:t>
+              </m:r>
+              <m:r>
+                <m:t>2</m:t>
+              </m:r>
+              <m:r>
                 <m:rPr>
-                  <m:nor/>
                   <m:sty m:val="p"/>
                 </m:rPr>
-                <m:t>PdCl2/CuCl, H2O</m:t>
+                <m:t>/</m:t>
+              </m:r>
+              <m:r>
+                <m:t>C</m:t>
+              </m:r>
+              <m:r>
+                <m:t>u</m:t>
+              </m:r>
+              <m:r>
+                <m:t>C</m:t>
+              </m:r>
+              <m:r>
+                <m:t>l</m:t>
+              </m:r>
+              <m:r>
+                <m:rPr>
+                  <m:sty m:val="p"/>
+                </m:rPr>
+                <m:t>,</m:t>
+              </m:r>
+              <m:r>
+                <m:t>H</m:t>
+              </m:r>
+              <m:r>
+                <m:t>2</m:t>
+              </m:r>
+              <m:r>
+                <m:t>O</m:t>
               </m:r>
             </m:lim>
           </m:limUpp>
@@ -11201,11 +11311,34 @@
             </m:e>
             <m:lim>
               <m:r>
+                <m:t>P</m:t>
+              </m:r>
+              <m:r>
+                <m:t>d</m:t>
+              </m:r>
+              <m:r>
                 <m:rPr>
-                  <m:nor/>
                   <m:sty m:val="p"/>
                 </m:rPr>
-                <m:t>Pd(0)/L</m:t>
+                <m:t>(</m:t>
+              </m:r>
+              <m:r>
+                <m:t>0</m:t>
+              </m:r>
+              <m:r>
+                <m:rPr>
+                  <m:sty m:val="p"/>
+                </m:rPr>
+                <m:t>)</m:t>
+              </m:r>
+              <m:r>
+                <m:rPr>
+                  <m:sty m:val="p"/>
+                </m:rPr>
+                <m:t>/</m:t>
+              </m:r>
+              <m:r>
+                <m:t>L</m:t>
               </m:r>
             </m:lim>
           </m:limUpp>
@@ -23103,11 +23236,37 @@
           </m:e>
           <m:lim>
             <m:r>
+              <m:t>P</m:t>
+            </m:r>
+            <m:r>
+              <m:t>d</m:t>
+            </m:r>
+            <m:r>
+              <m:t>C</m:t>
+            </m:r>
+            <m:r>
+              <m:t>l</m:t>
+            </m:r>
+            <m:r>
+              <m:t>2</m:t>
+            </m:r>
+            <m:r>
               <m:rPr>
-                <m:nor/>
                 <m:sty m:val="p"/>
               </m:rPr>
-              <m:t>PdCl2/CuCl</m:t>
+              <m:t>/</m:t>
+            </m:r>
+            <m:r>
+              <m:t>C</m:t>
+            </m:r>
+            <m:r>
+              <m:t>u</m:t>
+            </m:r>
+            <m:r>
+              <m:t>C</m:t>
+            </m:r>
+            <m:r>
+              <m:t>l</m:t>
             </m:r>
           </m:lim>
         </m:limUpp>
@@ -24608,11 +24767,22 @@
           </m:e>
           <m:lim>
             <m:r>
-              <m:rPr>
-                <m:nor/>
-                <m:sty m:val="p"/>
-              </m:rPr>
-              <m:t>Grubbs</m:t>
+              <m:t>G</m:t>
+            </m:r>
+            <m:r>
+              <m:t>r</m:t>
+            </m:r>
+            <m:r>
+              <m:t>u</m:t>
+            </m:r>
+            <m:r>
+              <m:t>b</m:t>
+            </m:r>
+            <m:r>
+              <m:t>b</m:t>
+            </m:r>
+            <m:r>
+              <m:t>s</m:t>
             </m:r>
           </m:lim>
         </m:limUpp>

--- a/06-学生侧材料/讲义/有机化学/过渡金属催化.docx
+++ b/06-学生侧材料/讲义/有机化学/过渡金属催化.docx
@@ -2329,384 +2329,384 @@
       <w:r>
         <w:rPr>
           <w:rStyle w:val="VerbatimChar"/>
-          <w:rFonts w:ascii="Times New Roman" w:hAnsi="Times New Roman" w:eastAsia="Times New Roman" w:cs="Times New Roman"/>
+          <w:rFonts w:ascii="SimSun" w:hAnsi="SimSun" w:eastAsia="SimSun" w:cs="SimSun"/>
         </w:rPr>
         <w:t xml:space="preserve">                       </w:t>
       </w:r>
       <w:r>
         <w:rPr>
           <w:rStyle w:val="VerbatimChar"/>
-          <w:rFonts w:hint="eastAsia" w:ascii="Times New Roman" w:hAnsi="Times New Roman" w:eastAsia="FangSong" w:cs="Times New Roman"/>
+          <w:rFonts w:ascii="SimSun" w:hAnsi="SimSun" w:eastAsia="SimSun" w:cs="SimSun"/>
         </w:rPr>
         <w:t xml:space="preserve">氧化加成</w:t>
       </w:r>
       <w:r>
         <w:rPr>
-          <w:rFonts w:ascii="Times New Roman" w:hAnsi="Times New Roman" w:eastAsia="Times New Roman" w:cs="Times New Roman"/>
+          <w:rFonts w:ascii="SimSun" w:hAnsi="SimSun" w:eastAsia="SimSun" w:cs="SimSun"/>
         </w:rPr>
         <w:br/>
       </w:r>
       <w:r>
         <w:rPr>
           <w:rStyle w:val="VerbatimChar"/>
-          <w:rFonts w:ascii="Times New Roman" w:hAnsi="Times New Roman" w:eastAsia="Times New Roman" w:cs="Times New Roman"/>
+          <w:rFonts w:ascii="SimSun" w:hAnsi="SimSun" w:eastAsia="SimSun" w:cs="SimSun"/>
         </w:rPr>
         <w:t xml:space="preserve">                  ┌───────────────┐</w:t>
       </w:r>
       <w:r>
         <w:rPr>
-          <w:rFonts w:ascii="Times New Roman" w:hAnsi="Times New Roman" w:eastAsia="Times New Roman" w:cs="Times New Roman"/>
+          <w:rFonts w:ascii="SimSun" w:hAnsi="SimSun" w:eastAsia="SimSun" w:cs="SimSun"/>
         </w:rPr>
         <w:br/>
       </w:r>
       <w:r>
         <w:rPr>
           <w:rStyle w:val="VerbatimChar"/>
-          <w:rFonts w:ascii="Times New Roman" w:hAnsi="Times New Roman" w:eastAsia="Times New Roman" w:cs="Times New Roman"/>
+          <w:rFonts w:ascii="SimSun" w:hAnsi="SimSun" w:eastAsia="SimSun" w:cs="SimSun"/>
         </w:rPr>
         <w:t xml:space="preserve">                  │  M(0) → M(II) │</w:t>
       </w:r>
       <w:r>
         <w:rPr>
-          <w:rFonts w:ascii="Times New Roman" w:hAnsi="Times New Roman" w:eastAsia="Times New Roman" w:cs="Times New Roman"/>
+          <w:rFonts w:ascii="SimSun" w:hAnsi="SimSun" w:eastAsia="SimSun" w:cs="SimSun"/>
         </w:rPr>
         <w:br/>
       </w:r>
       <w:r>
         <w:rPr>
           <w:rStyle w:val="VerbatimChar"/>
-          <w:rFonts w:ascii="Times New Roman" w:hAnsi="Times New Roman" w:eastAsia="Times New Roman" w:cs="Times New Roman"/>
+          <w:rFonts w:ascii="SimSun" w:hAnsi="SimSun" w:eastAsia="SimSun" w:cs="SimSun"/>
         </w:rPr>
         <w:t xml:space="preserve">                  └───────┬───────┘</w:t>
       </w:r>
       <w:r>
         <w:rPr>
-          <w:rFonts w:ascii="Times New Roman" w:hAnsi="Times New Roman" w:eastAsia="Times New Roman" w:cs="Times New Roman"/>
+          <w:rFonts w:ascii="SimSun" w:hAnsi="SimSun" w:eastAsia="SimSun" w:cs="SimSun"/>
         </w:rPr>
         <w:br/>
       </w:r>
       <w:r>
         <w:rPr>
           <w:rStyle w:val="VerbatimChar"/>
-          <w:rFonts w:ascii="Times New Roman" w:hAnsi="Times New Roman" w:eastAsia="Times New Roman" w:cs="Times New Roman"/>
+          <w:rFonts w:ascii="SimSun" w:hAnsi="SimSun" w:eastAsia="SimSun" w:cs="SimSun"/>
         </w:rPr>
         <w:t xml:space="preserve">                          ↓</w:t>
       </w:r>
       <w:r>
         <w:rPr>
-          <w:rFonts w:ascii="Times New Roman" w:hAnsi="Times New Roman" w:eastAsia="Times New Roman" w:cs="Times New Roman"/>
+          <w:rFonts w:ascii="SimSun" w:hAnsi="SimSun" w:eastAsia="SimSun" w:cs="SimSun"/>
         </w:rPr>
         <w:br/>
       </w:r>
       <w:r>
         <w:rPr>
           <w:rStyle w:val="VerbatimChar"/>
-          <w:rFonts w:ascii="Times New Roman" w:hAnsi="Times New Roman" w:eastAsia="Times New Roman" w:cs="Times New Roman"/>
+          <w:rFonts w:ascii="SimSun" w:hAnsi="SimSun" w:eastAsia="SimSun" w:cs="SimSun"/>
         </w:rPr>
         <w:t xml:space="preserve">                  ┌───────────────┐</w:t>
       </w:r>
       <w:r>
         <w:rPr>
-          <w:rFonts w:ascii="Times New Roman" w:hAnsi="Times New Roman" w:eastAsia="Times New Roman" w:cs="Times New Roman"/>
+          <w:rFonts w:ascii="SimSun" w:hAnsi="SimSun" w:eastAsia="SimSun" w:cs="SimSun"/>
         </w:rPr>
         <w:br/>
       </w:r>
       <w:r>
         <w:rPr>
           <w:rStyle w:val="VerbatimChar"/>
-          <w:rFonts w:ascii="Times New Roman" w:hAnsi="Times New Roman" w:eastAsia="Times New Roman" w:cs="Times New Roman"/>
+          <w:rFonts w:ascii="SimSun" w:hAnsi="SimSun" w:eastAsia="SimSun" w:cs="SimSun"/>
         </w:rPr>
         <w:t xml:space="preserve">                  │   </w:t>
       </w:r>
       <w:r>
         <w:rPr>
           <w:rStyle w:val="VerbatimChar"/>
-          <w:rFonts w:hint="eastAsia" w:ascii="Times New Roman" w:hAnsi="Times New Roman" w:eastAsia="FangSong" w:cs="Times New Roman"/>
+          <w:rFonts w:ascii="SimSun" w:hAnsi="SimSun" w:eastAsia="SimSun" w:cs="SimSun"/>
         </w:rPr>
         <w:t xml:space="preserve">迁移插入</w:t>
       </w:r>
       <w:r>
         <w:rPr>
           <w:rStyle w:val="VerbatimChar"/>
-          <w:rFonts w:ascii="Times New Roman" w:hAnsi="Times New Roman" w:eastAsia="Times New Roman" w:cs="Times New Roman"/>
+          <w:rFonts w:ascii="SimSun" w:hAnsi="SimSun" w:eastAsia="SimSun" w:cs="SimSun"/>
         </w:rPr>
         <w:t xml:space="preserve">    │</w:t>
       </w:r>
       <w:r>
         <w:rPr>
-          <w:rFonts w:ascii="Times New Roman" w:hAnsi="Times New Roman" w:eastAsia="Times New Roman" w:cs="Times New Roman"/>
+          <w:rFonts w:ascii="SimSun" w:hAnsi="SimSun" w:eastAsia="SimSun" w:cs="SimSun"/>
         </w:rPr>
         <w:br/>
       </w:r>
       <w:r>
         <w:rPr>
           <w:rStyle w:val="VerbatimChar"/>
-          <w:rFonts w:ascii="Times New Roman" w:hAnsi="Times New Roman" w:eastAsia="Times New Roman" w:cs="Times New Roman"/>
+          <w:rFonts w:ascii="SimSun" w:hAnsi="SimSun" w:eastAsia="SimSun" w:cs="SimSun"/>
         </w:rPr>
         <w:t xml:space="preserve">                  │  </w:t>
       </w:r>
       <w:r>
         <w:rPr>
           <w:rStyle w:val="VerbatimChar"/>
-          <w:rFonts w:hint="eastAsia" w:ascii="Times New Roman" w:hAnsi="Times New Roman" w:eastAsia="FangSong" w:cs="Times New Roman"/>
+          <w:rFonts w:ascii="SimSun" w:hAnsi="SimSun" w:eastAsia="SimSun" w:cs="SimSun"/>
         </w:rPr>
         <w:t xml:space="preserve">配体迁移到</w:t>
       </w:r>
       <w:r>
         <w:rPr>
           <w:rStyle w:val="VerbatimChar"/>
-          <w:rFonts w:ascii="Times New Roman" w:hAnsi="Times New Roman" w:eastAsia="Times New Roman" w:cs="Times New Roman"/>
+          <w:rFonts w:ascii="SimSun" w:hAnsi="SimSun" w:eastAsia="SimSun" w:cs="SimSun"/>
         </w:rPr>
         <w:t xml:space="preserve">    │</w:t>
       </w:r>
       <w:r>
         <w:rPr>
-          <w:rFonts w:ascii="Times New Roman" w:hAnsi="Times New Roman" w:eastAsia="Times New Roman" w:cs="Times New Roman"/>
+          <w:rFonts w:ascii="SimSun" w:hAnsi="SimSun" w:eastAsia="SimSun" w:cs="SimSun"/>
         </w:rPr>
         <w:br/>
       </w:r>
       <w:r>
         <w:rPr>
           <w:rStyle w:val="VerbatimChar"/>
-          <w:rFonts w:ascii="Times New Roman" w:hAnsi="Times New Roman" w:eastAsia="Times New Roman" w:cs="Times New Roman"/>
+          <w:rFonts w:ascii="SimSun" w:hAnsi="SimSun" w:eastAsia="SimSun" w:cs="SimSun"/>
         </w:rPr>
         <w:t xml:space="preserve">                  │  </w:t>
       </w:r>
       <w:r>
         <w:rPr>
           <w:rStyle w:val="VerbatimChar"/>
-          <w:rFonts w:hint="eastAsia" w:ascii="Times New Roman" w:hAnsi="Times New Roman" w:eastAsia="FangSong" w:cs="Times New Roman"/>
+          <w:rFonts w:ascii="SimSun" w:hAnsi="SimSun" w:eastAsia="SimSun" w:cs="SimSun"/>
         </w:rPr>
         <w:t xml:space="preserve">不饱和配体上</w:t>
       </w:r>
       <w:r>
         <w:rPr>
           <w:rStyle w:val="VerbatimChar"/>
-          <w:rFonts w:ascii="Times New Roman" w:hAnsi="Times New Roman" w:eastAsia="Times New Roman" w:cs="Times New Roman"/>
+          <w:rFonts w:ascii="SimSun" w:hAnsi="SimSun" w:eastAsia="SimSun" w:cs="SimSun"/>
         </w:rPr>
         <w:t xml:space="preserve">  │</w:t>
       </w:r>
       <w:r>
         <w:rPr>
-          <w:rFonts w:ascii="Times New Roman" w:hAnsi="Times New Roman" w:eastAsia="Times New Roman" w:cs="Times New Roman"/>
+          <w:rFonts w:ascii="SimSun" w:hAnsi="SimSun" w:eastAsia="SimSun" w:cs="SimSun"/>
         </w:rPr>
         <w:br/>
       </w:r>
       <w:r>
         <w:rPr>
           <w:rStyle w:val="VerbatimChar"/>
-          <w:rFonts w:ascii="Times New Roman" w:hAnsi="Times New Roman" w:eastAsia="Times New Roman" w:cs="Times New Roman"/>
+          <w:rFonts w:ascii="SimSun" w:hAnsi="SimSun" w:eastAsia="SimSun" w:cs="SimSun"/>
         </w:rPr>
         <w:t xml:space="preserve">      ┌─────────→└───────┬───────┘</w:t>
       </w:r>
       <w:r>
         <w:rPr>
-          <w:rFonts w:ascii="Times New Roman" w:hAnsi="Times New Roman" w:eastAsia="Times New Roman" w:cs="Times New Roman"/>
+          <w:rFonts w:ascii="SimSun" w:hAnsi="SimSun" w:eastAsia="SimSun" w:cs="SimSun"/>
         </w:rPr>
         <w:br/>
       </w:r>
       <w:r>
         <w:rPr>
           <w:rStyle w:val="VerbatimChar"/>
-          <w:rFonts w:ascii="Times New Roman" w:hAnsi="Times New Roman" w:eastAsia="Times New Roman" w:cs="Times New Roman"/>
+          <w:rFonts w:ascii="SimSun" w:hAnsi="SimSun" w:eastAsia="SimSun" w:cs="SimSun"/>
         </w:rPr>
         <w:t xml:space="preserve">      │                   ↓           </w:t>
       </w:r>
       <w:r>
         <w:rPr>
           <w:rStyle w:val="VerbatimChar"/>
-          <w:rFonts w:hint="eastAsia" w:ascii="Times New Roman" w:hAnsi="Times New Roman" w:eastAsia="FangSong" w:cs="Times New Roman"/>
+          <w:rFonts w:ascii="SimSun" w:hAnsi="SimSun" w:eastAsia="SimSun" w:cs="SimSun"/>
         </w:rPr>
         <w:t xml:space="preserve">再一轮</w:t>
       </w:r>
       <w:r>
         <w:rPr>
-          <w:rFonts w:ascii="Times New Roman" w:hAnsi="Times New Roman" w:eastAsia="Times New Roman" w:cs="Times New Roman"/>
+          <w:rFonts w:ascii="SimSun" w:hAnsi="SimSun" w:eastAsia="SimSun" w:cs="SimSun"/>
         </w:rPr>
         <w:br/>
       </w:r>
       <w:r>
         <w:rPr>
           <w:rStyle w:val="VerbatimChar"/>
-          <w:rFonts w:ascii="Times New Roman" w:hAnsi="Times New Roman" w:eastAsia="Times New Roman" w:cs="Times New Roman"/>
+          <w:rFonts w:ascii="SimSun" w:hAnsi="SimSun" w:eastAsia="SimSun" w:cs="SimSun"/>
         </w:rPr>
         <w:t xml:space="preserve">  </w:t>
       </w:r>
       <w:r>
         <w:rPr>
           <w:rStyle w:val="VerbatimChar"/>
-          <w:rFonts w:hint="eastAsia" w:ascii="Times New Roman" w:hAnsi="Times New Roman" w:eastAsia="FangSong" w:cs="Times New Roman"/>
+          <w:rFonts w:ascii="SimSun" w:hAnsi="SimSun" w:eastAsia="SimSun" w:cs="SimSun"/>
         </w:rPr>
         <w:t xml:space="preserve">还原消除</w:t>
       </w:r>
       <w:r>
         <w:rPr>
           <w:rStyle w:val="VerbatimChar"/>
-          <w:rFonts w:ascii="Times New Roman" w:hAnsi="Times New Roman" w:eastAsia="Times New Roman" w:cs="Times New Roman"/>
+          <w:rFonts w:ascii="SimSun" w:hAnsi="SimSun" w:eastAsia="SimSun" w:cs="SimSun"/>
         </w:rPr>
         <w:t xml:space="preserve">         ┌───────────────┐</w:t>
       </w:r>
       <w:r>
         <w:rPr>
-          <w:rFonts w:ascii="Times New Roman" w:hAnsi="Times New Roman" w:eastAsia="Times New Roman" w:cs="Times New Roman"/>
+          <w:rFonts w:ascii="SimSun" w:hAnsi="SimSun" w:eastAsia="SimSun" w:cs="SimSun"/>
         </w:rPr>
         <w:br/>
       </w:r>
       <w:r>
         <w:rPr>
           <w:rStyle w:val="VerbatimChar"/>
-          <w:rFonts w:ascii="Times New Roman" w:hAnsi="Times New Roman" w:eastAsia="Times New Roman" w:cs="Times New Roman"/>
+          <w:rFonts w:ascii="SimSun" w:hAnsi="SimSun" w:eastAsia="SimSun" w:cs="SimSun"/>
         </w:rPr>
         <w:t xml:space="preserve">  M(II) → M(0)    │  β-H </w:t>
       </w:r>
       <w:r>
         <w:rPr>
           <w:rStyle w:val="VerbatimChar"/>
-          <w:rFonts w:hint="eastAsia" w:ascii="Times New Roman" w:hAnsi="Times New Roman" w:eastAsia="FangSong" w:cs="Times New Roman"/>
+          <w:rFonts w:ascii="SimSun" w:hAnsi="SimSun" w:eastAsia="SimSun" w:cs="SimSun"/>
         </w:rPr>
         <w:t xml:space="preserve">消除</w:t>
       </w:r>
       <w:r>
         <w:rPr>
           <w:rStyle w:val="VerbatimChar"/>
-          <w:rFonts w:ascii="Times New Roman" w:hAnsi="Times New Roman" w:eastAsia="Times New Roman" w:cs="Times New Roman"/>
+          <w:rFonts w:ascii="SimSun" w:hAnsi="SimSun" w:eastAsia="SimSun" w:cs="SimSun"/>
         </w:rPr>
         <w:t xml:space="preserve">     │ ←─── </w:t>
       </w:r>
       <w:r>
         <w:rPr>
           <w:rStyle w:val="VerbatimChar"/>
-          <w:rFonts w:hint="eastAsia" w:ascii="Times New Roman" w:hAnsi="Times New Roman" w:eastAsia="FangSong" w:cs="Times New Roman"/>
+          <w:rFonts w:ascii="SimSun" w:hAnsi="SimSun" w:eastAsia="SimSun" w:cs="SimSun"/>
         </w:rPr>
         <w:t>关键区别</w:t>
       </w:r>
       <w:r>
         <w:rPr>
           <w:rStyle w:val="VerbatimChar"/>
-          <w:rFonts w:hint="eastAsia" w:ascii="Times New Roman" w:hAnsi="Times New Roman" w:eastAsia="Times New Roman" w:cs="Times New Roman"/>
+          <w:rFonts w:ascii="SimSun" w:hAnsi="SimSun" w:eastAsia="SimSun" w:cs="SimSun"/>
         </w:rPr>
         <w:t>：</w:t>
       </w:r>
       <w:r>
         <w:rPr>
-          <w:rFonts w:ascii="Times New Roman" w:hAnsi="Times New Roman" w:eastAsia="Times New Roman" w:cs="Times New Roman"/>
+          <w:rFonts w:ascii="SimSun" w:hAnsi="SimSun" w:eastAsia="SimSun" w:cs="SimSun"/>
         </w:rPr>
         <w:br/>
       </w:r>
       <w:r>
         <w:rPr>
           <w:rStyle w:val="VerbatimChar"/>
-          <w:rFonts w:ascii="Times New Roman" w:hAnsi="Times New Roman" w:eastAsia="Times New Roman" w:cs="Times New Roman"/>
+          <w:rFonts w:ascii="SimSun" w:hAnsi="SimSun" w:eastAsia="SimSun" w:cs="SimSun"/>
         </w:rPr>
         <w:t xml:space="preserve">  </w:t>
       </w:r>
       <w:r>
         <w:rPr>
           <w:rStyle w:val="VerbatimChar"/>
-          <w:rFonts w:hint="eastAsia" w:ascii="Times New Roman" w:hAnsi="Times New Roman" w:eastAsia="FangSong" w:cs="Times New Roman"/>
+          <w:rFonts w:ascii="SimSun" w:hAnsi="SimSun" w:eastAsia="SimSun" w:cs="SimSun"/>
         </w:rPr>
         <w:t xml:space="preserve">新</w:t>
       </w:r>
       <w:r>
         <w:rPr>
           <w:rStyle w:val="VerbatimChar"/>
-          <w:rFonts w:ascii="Times New Roman" w:hAnsi="Times New Roman" w:eastAsia="Times New Roman" w:cs="Times New Roman"/>
+          <w:rFonts w:ascii="SimSun" w:hAnsi="SimSun" w:eastAsia="SimSun" w:cs="SimSun"/>
         </w:rPr>
         <w:t xml:space="preserve"> σ </w:t>
       </w:r>
       <w:r>
         <w:rPr>
           <w:rStyle w:val="VerbatimChar"/>
-          <w:rFonts w:hint="eastAsia" w:ascii="Times New Roman" w:hAnsi="Times New Roman" w:eastAsia="FangSong" w:cs="Times New Roman"/>
+          <w:rFonts w:ascii="SimSun" w:hAnsi="SimSun" w:eastAsia="SimSun" w:cs="SimSun"/>
         </w:rPr>
         <w:t xml:space="preserve">键生成</w:t>
       </w:r>
       <w:r>
         <w:rPr>
           <w:rStyle w:val="VerbatimChar"/>
-          <w:rFonts w:ascii="Times New Roman" w:hAnsi="Times New Roman" w:eastAsia="Times New Roman" w:cs="Times New Roman"/>
+          <w:rFonts w:ascii="SimSun" w:hAnsi="SimSun" w:eastAsia="SimSun" w:cs="SimSun"/>
         </w:rPr>
         <w:t xml:space="preserve">      │  16e </w:t>
       </w:r>
       <w:r>
         <w:rPr>
           <w:rStyle w:val="VerbatimChar"/>
-          <w:rFonts w:hint="eastAsia" w:ascii="Times New Roman" w:hAnsi="Times New Roman" w:eastAsia="FangSong" w:cs="Times New Roman"/>
+          <w:rFonts w:ascii="SimSun" w:hAnsi="SimSun" w:eastAsia="SimSun" w:cs="SimSun"/>
         </w:rPr>
         <w:t xml:space="preserve">有利</w:t>
       </w:r>
       <w:r>
         <w:rPr>
           <w:rStyle w:val="VerbatimChar"/>
-          <w:rFonts w:ascii="Times New Roman" w:hAnsi="Times New Roman" w:eastAsia="Times New Roman" w:cs="Times New Roman"/>
+          <w:rFonts w:ascii="SimSun" w:hAnsi="SimSun" w:eastAsia="SimSun" w:cs="SimSun"/>
         </w:rPr>
         <w:t xml:space="preserve">     │     Heck </w:t>
       </w:r>
       <w:r>
         <w:rPr>
           <w:rStyle w:val="VerbatimChar"/>
-          <w:rFonts w:hint="eastAsia" w:ascii="Times New Roman" w:hAnsi="Times New Roman" w:eastAsia="FangSong" w:cs="Times New Roman"/>
+          <w:rFonts w:ascii="SimSun" w:hAnsi="SimSun" w:eastAsia="SimSun" w:cs="SimSun"/>
         </w:rPr>
         <w:t xml:space="preserve">有</w:t>
       </w:r>
       <w:r>
         <w:rPr>
           <w:rStyle w:val="VerbatimChar"/>
-          <w:rFonts w:ascii="Times New Roman" w:hAnsi="Times New Roman" w:eastAsia="Times New Roman" w:cs="Times New Roman"/>
+          <w:rFonts w:ascii="SimSun" w:hAnsi="SimSun" w:eastAsia="SimSun" w:cs="SimSun"/>
         </w:rPr>
         <w:t xml:space="preserve"> β-H </w:t>
       </w:r>
       <w:r>
         <w:rPr>
           <w:rStyle w:val="VerbatimChar"/>
-          <w:rFonts w:hint="eastAsia" w:ascii="Times New Roman" w:hAnsi="Times New Roman" w:eastAsia="FangSong" w:cs="Times New Roman"/>
+          <w:rFonts w:ascii="SimSun" w:hAnsi="SimSun" w:eastAsia="SimSun" w:cs="SimSun"/>
         </w:rPr>
         <w:t xml:space="preserve">消除</w:t>
       </w:r>
       <w:r>
         <w:rPr>
-          <w:rFonts w:ascii="Times New Roman" w:hAnsi="Times New Roman" w:eastAsia="Times New Roman" w:cs="Times New Roman"/>
+          <w:rFonts w:ascii="SimSun" w:hAnsi="SimSun" w:eastAsia="SimSun" w:cs="SimSun"/>
         </w:rPr>
         <w:br/>
       </w:r>
       <w:r>
         <w:rPr>
           <w:rStyle w:val="VerbatimChar"/>
-          <w:rFonts w:ascii="Times New Roman" w:hAnsi="Times New Roman" w:eastAsia="Times New Roman" w:cs="Times New Roman"/>
+          <w:rFonts w:ascii="SimSun" w:hAnsi="SimSun" w:eastAsia="SimSun" w:cs="SimSun"/>
         </w:rPr>
         <w:t xml:space="preserve">      │           └───────┬───────┘    Suzuki </w:t>
       </w:r>
       <w:r>
         <w:rPr>
           <w:rStyle w:val="VerbatimChar"/>
-          <w:rFonts w:hint="eastAsia" w:ascii="Times New Roman" w:hAnsi="Times New Roman" w:eastAsia="FangSong" w:cs="Times New Roman"/>
+          <w:rFonts w:ascii="SimSun" w:hAnsi="SimSun" w:eastAsia="SimSun" w:cs="SimSun"/>
         </w:rPr>
         <w:t>没有</w:t>
       </w:r>
       <w:r>
         <w:rPr>
           <w:rStyle w:val="VerbatimChar"/>
-          <w:rFonts w:hint="eastAsia" w:ascii="Times New Roman" w:hAnsi="Times New Roman" w:eastAsia="Times New Roman" w:cs="Times New Roman"/>
+          <w:rFonts w:ascii="SimSun" w:hAnsi="SimSun" w:eastAsia="SimSun" w:cs="SimSun"/>
         </w:rPr>
         <w:t>→</w:t>
       </w:r>
       <w:r>
         <w:rPr>
           <w:rStyle w:val="VerbatimChar"/>
-          <w:rFonts w:hint="eastAsia" w:ascii="Times New Roman" w:hAnsi="Times New Roman" w:eastAsia="FangSong" w:cs="Times New Roman"/>
+          <w:rFonts w:ascii="SimSun" w:hAnsi="SimSun" w:eastAsia="SimSun" w:cs="SimSun"/>
         </w:rPr>
         <w:t>还原消除</w:t>
       </w:r>
       <w:r>
         <w:rPr>
-          <w:rFonts w:ascii="Times New Roman" w:hAnsi="Times New Roman" w:eastAsia="Times New Roman" w:cs="Times New Roman"/>
+          <w:rFonts w:ascii="SimSun" w:hAnsi="SimSun" w:eastAsia="SimSun" w:cs="SimSun"/>
         </w:rPr>
         <w:br/>
       </w:r>
       <w:r>
         <w:rPr>
           <w:rStyle w:val="VerbatimChar"/>
-          <w:rFonts w:ascii="Times New Roman" w:hAnsi="Times New Roman" w:eastAsia="Times New Roman" w:cs="Times New Roman"/>
+          <w:rFonts w:ascii="SimSun" w:hAnsi="SimSun" w:eastAsia="SimSun" w:cs="SimSun"/>
         </w:rPr>
         <w:t xml:space="preserve">      └───────────────────┘</w:t>
       </w:r>
@@ -3472,139 +3472,139 @@
       <w:r>
         <w:rPr>
           <w:rStyle w:val="VerbatimChar"/>
-          <w:rFonts w:ascii="Times New Roman" w:hAnsi="Times New Roman" w:eastAsia="Times New Roman" w:cs="Times New Roman"/>
+          <w:rFonts w:ascii="SimSun" w:hAnsi="SimSun" w:eastAsia="SimSun" w:cs="SimSun"/>
         </w:rPr>
         <w:t xml:space="preserve">σ </w:t>
       </w:r>
       <w:r>
         <w:rPr>
           <w:rStyle w:val="VerbatimChar"/>
-          <w:rFonts w:hint="eastAsia" w:ascii="Times New Roman" w:hAnsi="Times New Roman" w:eastAsia="FangSong" w:cs="Times New Roman"/>
+          <w:rFonts w:ascii="SimSun" w:hAnsi="SimSun" w:eastAsia="SimSun" w:cs="SimSun"/>
         </w:rPr>
         <w:t>给电子</w:t>
       </w:r>
       <w:r>
         <w:rPr>
           <w:rStyle w:val="VerbatimChar"/>
-          <w:rFonts w:hint="eastAsia" w:ascii="Times New Roman" w:hAnsi="Times New Roman" w:eastAsia="Times New Roman" w:cs="Times New Roman"/>
+          <w:rFonts w:ascii="SimSun" w:hAnsi="SimSun" w:eastAsia="SimSun" w:cs="SimSun"/>
         </w:rPr>
         <w:t>：</w:t>
       </w:r>
       <w:r>
         <w:rPr>
           <w:rStyle w:val="VerbatimChar"/>
-          <w:rFonts w:hint="eastAsia" w:ascii="Times New Roman" w:hAnsi="Times New Roman" w:eastAsia="FangSong" w:cs="Times New Roman"/>
+          <w:rFonts w:ascii="SimSun" w:hAnsi="SimSun" w:eastAsia="SimSun" w:cs="SimSun"/>
         </w:rPr>
         <w:t>配体孤对电子</w:t>
       </w:r>
       <w:r>
         <w:rPr>
           <w:rStyle w:val="VerbatimChar"/>
-          <w:rFonts w:ascii="Times New Roman" w:hAnsi="Times New Roman" w:eastAsia="Times New Roman" w:cs="Times New Roman"/>
+          <w:rFonts w:ascii="SimSun" w:hAnsi="SimSun" w:eastAsia="SimSun" w:cs="SimSun"/>
         </w:rPr>
         <w:t xml:space="preserve"> → </w:t>
       </w:r>
       <w:r>
         <w:rPr>
           <w:rStyle w:val="VerbatimChar"/>
-          <w:rFonts w:hint="eastAsia" w:ascii="Times New Roman" w:hAnsi="Times New Roman" w:eastAsia="FangSong" w:cs="Times New Roman"/>
+          <w:rFonts w:ascii="SimSun" w:hAnsi="SimSun" w:eastAsia="SimSun" w:cs="SimSun"/>
         </w:rPr>
         <w:t xml:space="preserve">金属空</w:t>
       </w:r>
       <w:r>
         <w:rPr>
           <w:rStyle w:val="VerbatimChar"/>
-          <w:rFonts w:ascii="Times New Roman" w:hAnsi="Times New Roman" w:eastAsia="Times New Roman" w:cs="Times New Roman"/>
+          <w:rFonts w:ascii="SimSun" w:hAnsi="SimSun" w:eastAsia="SimSun" w:cs="SimSun"/>
         </w:rPr>
         <w:t xml:space="preserve"> dsp </w:t>
       </w:r>
       <w:r>
         <w:rPr>
           <w:rStyle w:val="VerbatimChar"/>
-          <w:rFonts w:hint="eastAsia" w:ascii="Times New Roman" w:hAnsi="Times New Roman" w:eastAsia="FangSong" w:cs="Times New Roman"/>
+          <w:rFonts w:ascii="SimSun" w:hAnsi="SimSun" w:eastAsia="SimSun" w:cs="SimSun"/>
         </w:rPr>
         <w:t xml:space="preserve">轨道</w:t>
       </w:r>
       <w:r>
         <w:rPr>
-          <w:rFonts w:ascii="Times New Roman" w:hAnsi="Times New Roman" w:eastAsia="Times New Roman" w:cs="Times New Roman"/>
+          <w:rFonts w:ascii="SimSun" w:hAnsi="SimSun" w:eastAsia="SimSun" w:cs="SimSun"/>
         </w:rPr>
         <w:br/>
       </w:r>
       <w:r>
         <w:rPr>
           <w:rStyle w:val="VerbatimChar"/>
-          <w:rFonts w:ascii="Times New Roman" w:hAnsi="Times New Roman" w:eastAsia="Times New Roman" w:cs="Times New Roman"/>
+          <w:rFonts w:ascii="SimSun" w:hAnsi="SimSun" w:eastAsia="SimSun" w:cs="SimSun"/>
         </w:rPr>
         <w:t xml:space="preserve">π </w:t>
       </w:r>
       <w:r>
         <w:rPr>
           <w:rStyle w:val="VerbatimChar"/>
-          <w:rFonts w:hint="eastAsia" w:ascii="Times New Roman" w:hAnsi="Times New Roman" w:eastAsia="FangSong" w:cs="Times New Roman"/>
+          <w:rFonts w:ascii="SimSun" w:hAnsi="SimSun" w:eastAsia="SimSun" w:cs="SimSun"/>
         </w:rPr>
         <w:t>反馈</w:t>
       </w:r>
       <w:r>
         <w:rPr>
           <w:rStyle w:val="VerbatimChar"/>
-          <w:rFonts w:hint="eastAsia" w:ascii="Times New Roman" w:hAnsi="Times New Roman" w:eastAsia="Times New Roman" w:cs="Times New Roman"/>
+          <w:rFonts w:ascii="SimSun" w:hAnsi="SimSun" w:eastAsia="SimSun" w:cs="SimSun"/>
         </w:rPr>
         <w:t>：</w:t>
       </w:r>
       <w:r>
         <w:rPr>
           <w:rStyle w:val="VerbatimChar"/>
-          <w:rFonts w:ascii="Times New Roman" w:hAnsi="Times New Roman" w:eastAsia="Times New Roman" w:cs="Times New Roman"/>
+          <w:rFonts w:ascii="SimSun" w:hAnsi="SimSun" w:eastAsia="SimSun" w:cs="SimSun"/>
         </w:rPr>
         <w:t xml:space="preserve">  </w:t>
       </w:r>
       <w:r>
         <w:rPr>
           <w:rStyle w:val="VerbatimChar"/>
-          <w:rFonts w:hint="eastAsia" w:ascii="Times New Roman" w:hAnsi="Times New Roman" w:eastAsia="FangSong" w:cs="Times New Roman"/>
+          <w:rFonts w:ascii="SimSun" w:hAnsi="SimSun" w:eastAsia="SimSun" w:cs="SimSun"/>
         </w:rPr>
         <w:t xml:space="preserve">金属充满</w:t>
       </w:r>
       <w:r>
         <w:rPr>
           <w:rStyle w:val="VerbatimChar"/>
-          <w:rFonts w:ascii="Times New Roman" w:hAnsi="Times New Roman" w:eastAsia="Times New Roman" w:cs="Times New Roman"/>
+          <w:rFonts w:ascii="SimSun" w:hAnsi="SimSun" w:eastAsia="SimSun" w:cs="SimSun"/>
         </w:rPr>
         <w:t xml:space="preserve"> d </w:t>
       </w:r>
       <w:r>
         <w:rPr>
           <w:rStyle w:val="VerbatimChar"/>
-          <w:rFonts w:hint="eastAsia" w:ascii="Times New Roman" w:hAnsi="Times New Roman" w:eastAsia="FangSong" w:cs="Times New Roman"/>
+          <w:rFonts w:ascii="SimSun" w:hAnsi="SimSun" w:eastAsia="SimSun" w:cs="SimSun"/>
         </w:rPr>
         <w:t xml:space="preserve">轨道</w:t>
       </w:r>
       <w:r>
         <w:rPr>
           <w:rStyle w:val="VerbatimChar"/>
-          <w:rFonts w:ascii="Times New Roman" w:hAnsi="Times New Roman" w:eastAsia="Times New Roman" w:cs="Times New Roman"/>
+          <w:rFonts w:ascii="SimSun" w:hAnsi="SimSun" w:eastAsia="SimSun" w:cs="SimSun"/>
         </w:rPr>
         <w:t xml:space="preserve"> → </w:t>
       </w:r>
       <w:r>
         <w:rPr>
           <w:rStyle w:val="VerbatimChar"/>
-          <w:rFonts w:hint="eastAsia" w:ascii="Times New Roman" w:hAnsi="Times New Roman" w:eastAsia="FangSong" w:cs="Times New Roman"/>
+          <w:rFonts w:ascii="SimSun" w:hAnsi="SimSun" w:eastAsia="SimSun" w:cs="SimSun"/>
         </w:rPr>
         <w:t xml:space="preserve">配体空</w:t>
       </w:r>
       <w:r>
         <w:rPr>
           <w:rStyle w:val="VerbatimChar"/>
-          <w:rFonts w:ascii="Times New Roman" w:hAnsi="Times New Roman" w:eastAsia="Times New Roman" w:cs="Times New Roman"/>
+          <w:rFonts w:ascii="SimSun" w:hAnsi="SimSun" w:eastAsia="SimSun" w:cs="SimSun"/>
         </w:rPr>
         <w:t xml:space="preserve"> π\* </w:t>
       </w:r>
       <w:r>
         <w:rPr>
           <w:rStyle w:val="VerbatimChar"/>
-          <w:rFonts w:hint="eastAsia" w:ascii="Times New Roman" w:hAnsi="Times New Roman" w:eastAsia="FangSong" w:cs="Times New Roman"/>
+          <w:rFonts w:ascii="SimSun" w:hAnsi="SimSun" w:eastAsia="SimSun" w:cs="SimSun"/>
         </w:rPr>
         <w:t xml:space="preserve">轨道</w:t>
       </w:r>
@@ -3783,14 +3783,14 @@
       <w:r>
         <w:rPr>
           <w:rStyle w:val="VerbatimChar"/>
-          <w:rFonts w:hint="eastAsia" w:ascii="Times New Roman" w:hAnsi="Times New Roman" w:eastAsia="Times New Roman" w:cs="Times New Roman"/>
+          <w:rFonts w:ascii="SimSun" w:hAnsi="SimSun" w:eastAsia="SimSun" w:cs="SimSun"/>
         </w:rPr>
         <w:t>R</w:t>
       </w:r>
       <w:r>
         <w:rPr>
           <w:rStyle w:val="VerbatimChar"/>
-          <w:rFonts w:hint="eastAsia" w:ascii="Times New Roman" w:hAnsi="Times New Roman" w:eastAsia="Times New Roman" w:cs="Times New Roman"/>
+          <w:rFonts w:ascii="SimSun" w:hAnsi="SimSun" w:eastAsia="SimSun" w:cs="SimSun"/>
           <w:vertAlign w:val="superscript"/>
         </w:rPr>
         <w:t>2</w:t>
@@ -3798,56 +3798,56 @@
       <w:r>
         <w:rPr>
           <w:rStyle w:val="VerbatimChar"/>
-          <w:rFonts w:hint="eastAsia" w:ascii="Times New Roman" w:hAnsi="Times New Roman" w:eastAsia="Times New Roman" w:cs="Times New Roman"/>
+          <w:rFonts w:ascii="SimSun" w:hAnsi="SimSun" w:eastAsia="SimSun" w:cs="SimSun"/>
         </w:rPr>
         <w:t>–X（</w:t>
       </w:r>
       <w:r>
         <w:rPr>
           <w:rStyle w:val="VerbatimChar"/>
-          <w:rFonts w:hint="eastAsia" w:ascii="Times New Roman" w:hAnsi="Times New Roman" w:eastAsia="FangSong" w:cs="Times New Roman"/>
+          <w:rFonts w:ascii="SimSun" w:hAnsi="SimSun" w:eastAsia="SimSun" w:cs="SimSun"/>
         </w:rPr>
         <w:t>芳基</w:t>
       </w:r>
       <w:r>
         <w:rPr>
           <w:rStyle w:val="VerbatimChar"/>
-          <w:rFonts w:hint="eastAsia" w:ascii="Times New Roman" w:hAnsi="Times New Roman" w:eastAsia="Times New Roman" w:cs="Times New Roman"/>
+          <w:rFonts w:ascii="SimSun" w:hAnsi="SimSun" w:eastAsia="SimSun" w:cs="SimSun"/>
         </w:rPr>
         <w:t>/</w:t>
       </w:r>
       <w:r>
         <w:rPr>
           <w:rStyle w:val="VerbatimChar"/>
-          <w:rFonts w:hint="eastAsia" w:ascii="Times New Roman" w:hAnsi="Times New Roman" w:eastAsia="FangSong" w:cs="Times New Roman"/>
+          <w:rFonts w:ascii="SimSun" w:hAnsi="SimSun" w:eastAsia="SimSun" w:cs="SimSun"/>
         </w:rPr>
         <w:t>烯基卤</w:t>
       </w:r>
       <w:r>
         <w:rPr>
           <w:rStyle w:val="VerbatimChar"/>
-          <w:rFonts w:hint="eastAsia" w:ascii="Times New Roman" w:hAnsi="Times New Roman" w:eastAsia="Times New Roman" w:cs="Times New Roman"/>
+          <w:rFonts w:ascii="SimSun" w:hAnsi="SimSun" w:eastAsia="SimSun" w:cs="SimSun"/>
         </w:rPr>
         <w:t>）+</w:t>
       </w:r>
       <w:r>
         <w:rPr>
           <w:rStyle w:val="VerbatimChar"/>
-          <w:rFonts w:ascii="Times New Roman" w:hAnsi="Times New Roman" w:eastAsia="Times New Roman" w:cs="Times New Roman"/>
+          <w:rFonts w:ascii="SimSun" w:hAnsi="SimSun" w:eastAsia="SimSun" w:cs="SimSun"/>
         </w:rPr>
         <w:t xml:space="preserve"> </w:t>
       </w:r>
       <w:r>
         <w:rPr>
           <w:rStyle w:val="VerbatimChar"/>
-          <w:rFonts w:hint="eastAsia" w:ascii="Times New Roman" w:hAnsi="Times New Roman" w:eastAsia="Times New Roman" w:cs="Times New Roman"/>
+          <w:rFonts w:ascii="SimSun" w:hAnsi="SimSun" w:eastAsia="SimSun" w:cs="SimSun"/>
         </w:rPr>
         <w:t>R</w:t>
       </w:r>
       <w:r>
         <w:rPr>
           <w:rStyle w:val="VerbatimChar"/>
-          <w:rFonts w:hint="eastAsia" w:ascii="Times New Roman" w:hAnsi="Times New Roman" w:eastAsia="Times New Roman" w:cs="Times New Roman"/>
+          <w:rFonts w:ascii="SimSun" w:hAnsi="SimSun" w:eastAsia="SimSun" w:cs="SimSun"/>
           <w:vertAlign w:val="superscript"/>
         </w:rPr>
         <w:t>1</w:t>
@@ -3855,88 +3855,88 @@
       <w:r>
         <w:rPr>
           <w:rStyle w:val="VerbatimChar"/>
-          <w:rFonts w:hint="eastAsia" w:ascii="Times New Roman" w:hAnsi="Times New Roman" w:eastAsia="Times New Roman" w:cs="Times New Roman"/>
+          <w:rFonts w:ascii="SimSun" w:hAnsi="SimSun" w:eastAsia="SimSun" w:cs="SimSun"/>
         </w:rPr>
         <w:t>–M（</w:t>
       </w:r>
       <w:r>
         <w:rPr>
           <w:rStyle w:val="VerbatimChar"/>
-          <w:rFonts w:hint="eastAsia" w:ascii="Times New Roman" w:hAnsi="Times New Roman" w:eastAsia="FangSong" w:cs="Times New Roman"/>
+          <w:rFonts w:ascii="SimSun" w:hAnsi="SimSun" w:eastAsia="SimSun" w:cs="SimSun"/>
         </w:rPr>
         <w:t>有机金属试剂</w:t>
       </w:r>
       <w:r>
         <w:rPr>
           <w:rStyle w:val="VerbatimChar"/>
-          <w:rFonts w:hint="eastAsia" w:ascii="Times New Roman" w:hAnsi="Times New Roman" w:eastAsia="Times New Roman" w:cs="Times New Roman"/>
+          <w:rFonts w:ascii="SimSun" w:hAnsi="SimSun" w:eastAsia="SimSun" w:cs="SimSun"/>
         </w:rPr>
         <w:t>）</w:t>
       </w:r>
       <w:r>
         <w:rPr>
-          <w:rFonts w:ascii="Times New Roman" w:hAnsi="Times New Roman" w:eastAsia="Times New Roman" w:cs="Times New Roman"/>
+          <w:rFonts w:ascii="SimSun" w:hAnsi="SimSun" w:eastAsia="SimSun" w:cs="SimSun"/>
         </w:rPr>
         <w:br/>
       </w:r>
       <w:r>
         <w:rPr>
           <w:rStyle w:val="VerbatimChar"/>
-          <w:rFonts w:ascii="Times New Roman" w:hAnsi="Times New Roman" w:eastAsia="Times New Roman" w:cs="Times New Roman"/>
+          <w:rFonts w:ascii="SimSun" w:hAnsi="SimSun" w:eastAsia="SimSun" w:cs="SimSun"/>
         </w:rPr>
         <w:t xml:space="preserve">       │</w:t>
       </w:r>
       <w:r>
         <w:rPr>
-          <w:rFonts w:ascii="Times New Roman" w:hAnsi="Times New Roman" w:eastAsia="Times New Roman" w:cs="Times New Roman"/>
+          <w:rFonts w:ascii="SimSun" w:hAnsi="SimSun" w:eastAsia="SimSun" w:cs="SimSun"/>
         </w:rPr>
         <w:br/>
       </w:r>
       <w:r>
         <w:rPr>
           <w:rStyle w:val="VerbatimChar"/>
-          <w:rFonts w:ascii="Times New Roman" w:hAnsi="Times New Roman" w:eastAsia="Times New Roman" w:cs="Times New Roman"/>
+          <w:rFonts w:ascii="SimSun" w:hAnsi="SimSun" w:eastAsia="SimSun" w:cs="SimSun"/>
         </w:rPr>
         <w:t xml:space="preserve">       ▼</w:t>
       </w:r>
       <w:r>
         <w:rPr>
-          <w:rFonts w:ascii="Times New Roman" w:hAnsi="Times New Roman" w:eastAsia="Times New Roman" w:cs="Times New Roman"/>
+          <w:rFonts w:ascii="SimSun" w:hAnsi="SimSun" w:eastAsia="SimSun" w:cs="SimSun"/>
         </w:rPr>
         <w:br/>
       </w:r>
       <w:r>
         <w:rPr>
           <w:rStyle w:val="VerbatimChar"/>
-          <w:rFonts w:ascii="Times New Roman" w:hAnsi="Times New Roman" w:eastAsia="Times New Roman" w:cs="Times New Roman"/>
+          <w:rFonts w:ascii="SimSun" w:hAnsi="SimSun" w:eastAsia="SimSun" w:cs="SimSun"/>
         </w:rPr>
         <w:t xml:space="preserve">① </w:t>
       </w:r>
       <w:r>
         <w:rPr>
           <w:rStyle w:val="VerbatimChar"/>
-          <w:rFonts w:hint="eastAsia" w:ascii="Times New Roman" w:hAnsi="Times New Roman" w:eastAsia="FangSong" w:cs="Times New Roman"/>
+          <w:rFonts w:ascii="SimSun" w:hAnsi="SimSun" w:eastAsia="SimSun" w:cs="SimSun"/>
         </w:rPr>
         <w:t>氧化加成</w:t>
       </w:r>
       <w:r>
         <w:rPr>
           <w:rStyle w:val="VerbatimChar"/>
-          <w:rFonts w:hint="eastAsia" w:ascii="Times New Roman" w:hAnsi="Times New Roman" w:eastAsia="Times New Roman" w:cs="Times New Roman"/>
+          <w:rFonts w:ascii="SimSun" w:hAnsi="SimSun" w:eastAsia="SimSun" w:cs="SimSun"/>
         </w:rPr>
         <w:t>：Pd(0)</w:t>
       </w:r>
       <w:r>
         <w:rPr>
           <w:rStyle w:val="VerbatimChar"/>
-          <w:rFonts w:ascii="Times New Roman" w:hAnsi="Times New Roman" w:eastAsia="Times New Roman" w:cs="Times New Roman"/>
+          <w:rFonts w:ascii="SimSun" w:hAnsi="SimSun" w:eastAsia="SimSun" w:cs="SimSun"/>
         </w:rPr>
         <w:t xml:space="preserve"> + R</w:t>
       </w:r>
       <w:r>
         <w:rPr>
           <w:rStyle w:val="VerbatimChar"/>
-          <w:rFonts w:ascii="Times New Roman" w:hAnsi="Times New Roman" w:eastAsia="Times New Roman" w:cs="Times New Roman"/>
+          <w:rFonts w:ascii="SimSun" w:hAnsi="SimSun" w:eastAsia="SimSun" w:cs="SimSun"/>
           <w:vertAlign w:val="superscript"/>
         </w:rPr>
         <w:t>2</w:t>
@@ -3944,14 +3944,14 @@
       <w:r>
         <w:rPr>
           <w:rStyle w:val="VerbatimChar"/>
-          <w:rFonts w:ascii="Times New Roman" w:hAnsi="Times New Roman" w:eastAsia="Times New Roman" w:cs="Times New Roman"/>
+          <w:rFonts w:ascii="SimSun" w:hAnsi="SimSun" w:eastAsia="SimSun" w:cs="SimSun"/>
         </w:rPr>
         <w:t>–X → R</w:t>
       </w:r>
       <w:r>
         <w:rPr>
           <w:rStyle w:val="VerbatimChar"/>
-          <w:rFonts w:ascii="Times New Roman" w:hAnsi="Times New Roman" w:eastAsia="Times New Roman" w:cs="Times New Roman"/>
+          <w:rFonts w:ascii="SimSun" w:hAnsi="SimSun" w:eastAsia="SimSun" w:cs="SimSun"/>
           <w:vertAlign w:val="superscript"/>
         </w:rPr>
         <w:t>2</w:t>
@@ -3959,67 +3959,67 @@
       <w:r>
         <w:rPr>
           <w:rStyle w:val="VerbatimChar"/>
-          <w:rFonts w:ascii="Times New Roman" w:hAnsi="Times New Roman" w:eastAsia="Times New Roman" w:cs="Times New Roman"/>
+          <w:rFonts w:ascii="SimSun" w:hAnsi="SimSun" w:eastAsia="SimSun" w:cs="SimSun"/>
         </w:rPr>
         <w:t>–Pd(II)–X</w:t>
       </w:r>
       <w:r>
         <w:rPr>
-          <w:rFonts w:ascii="Times New Roman" w:hAnsi="Times New Roman" w:eastAsia="Times New Roman" w:cs="Times New Roman"/>
+          <w:rFonts w:ascii="SimSun" w:hAnsi="SimSun" w:eastAsia="SimSun" w:cs="SimSun"/>
         </w:rPr>
         <w:br/>
       </w:r>
       <w:r>
         <w:rPr>
           <w:rStyle w:val="VerbatimChar"/>
-          <w:rFonts w:ascii="Times New Roman" w:hAnsi="Times New Roman" w:eastAsia="Times New Roman" w:cs="Times New Roman"/>
+          <w:rFonts w:ascii="SimSun" w:hAnsi="SimSun" w:eastAsia="SimSun" w:cs="SimSun"/>
         </w:rPr>
         <w:t xml:space="preserve">       │</w:t>
       </w:r>
       <w:r>
         <w:rPr>
-          <w:rFonts w:ascii="Times New Roman" w:hAnsi="Times New Roman" w:eastAsia="Times New Roman" w:cs="Times New Roman"/>
+          <w:rFonts w:ascii="SimSun" w:hAnsi="SimSun" w:eastAsia="SimSun" w:cs="SimSun"/>
         </w:rPr>
         <w:br/>
       </w:r>
       <w:r>
         <w:rPr>
           <w:rStyle w:val="VerbatimChar"/>
-          <w:rFonts w:ascii="Times New Roman" w:hAnsi="Times New Roman" w:eastAsia="Times New Roman" w:cs="Times New Roman"/>
+          <w:rFonts w:ascii="SimSun" w:hAnsi="SimSun" w:eastAsia="SimSun" w:cs="SimSun"/>
         </w:rPr>
         <w:t xml:space="preserve">       ▼</w:t>
       </w:r>
       <w:r>
         <w:rPr>
-          <w:rFonts w:ascii="Times New Roman" w:hAnsi="Times New Roman" w:eastAsia="Times New Roman" w:cs="Times New Roman"/>
+          <w:rFonts w:ascii="SimSun" w:hAnsi="SimSun" w:eastAsia="SimSun" w:cs="SimSun"/>
         </w:rPr>
         <w:br/>
       </w:r>
       <w:r>
         <w:rPr>
           <w:rStyle w:val="VerbatimChar"/>
-          <w:rFonts w:ascii="Times New Roman" w:hAnsi="Times New Roman" w:eastAsia="Times New Roman" w:cs="Times New Roman"/>
+          <w:rFonts w:ascii="SimSun" w:hAnsi="SimSun" w:eastAsia="SimSun" w:cs="SimSun"/>
         </w:rPr>
         <w:t xml:space="preserve">② </w:t>
       </w:r>
       <w:r>
         <w:rPr>
           <w:rStyle w:val="VerbatimChar"/>
-          <w:rFonts w:hint="eastAsia" w:ascii="Times New Roman" w:hAnsi="Times New Roman" w:eastAsia="FangSong" w:cs="Times New Roman"/>
+          <w:rFonts w:ascii="SimSun" w:hAnsi="SimSun" w:eastAsia="SimSun" w:cs="SimSun"/>
         </w:rPr>
         <w:t>转金属</w:t>
       </w:r>
       <w:r>
         <w:rPr>
           <w:rStyle w:val="VerbatimChar"/>
-          <w:rFonts w:hint="eastAsia" w:ascii="Times New Roman" w:hAnsi="Times New Roman" w:eastAsia="Times New Roman" w:cs="Times New Roman"/>
+          <w:rFonts w:ascii="SimSun" w:hAnsi="SimSun" w:eastAsia="SimSun" w:cs="SimSun"/>
         </w:rPr>
         <w:t>：R</w:t>
       </w:r>
       <w:r>
         <w:rPr>
           <w:rStyle w:val="VerbatimChar"/>
-          <w:rFonts w:hint="eastAsia" w:ascii="Times New Roman" w:hAnsi="Times New Roman" w:eastAsia="Times New Roman" w:cs="Times New Roman"/>
+          <w:rFonts w:ascii="SimSun" w:hAnsi="SimSun" w:eastAsia="SimSun" w:cs="SimSun"/>
           <w:vertAlign w:val="superscript"/>
         </w:rPr>
         <w:t>2</w:t>
@@ -4027,21 +4027,21 @@
       <w:r>
         <w:rPr>
           <w:rStyle w:val="VerbatimChar"/>
-          <w:rFonts w:hint="eastAsia" w:ascii="Times New Roman" w:hAnsi="Times New Roman" w:eastAsia="Times New Roman" w:cs="Times New Roman"/>
+          <w:rFonts w:ascii="SimSun" w:hAnsi="SimSun" w:eastAsia="SimSun" w:cs="SimSun"/>
         </w:rPr>
         <w:t>–Pd(II)–X</w:t>
       </w:r>
       <w:r>
         <w:rPr>
           <w:rStyle w:val="VerbatimChar"/>
-          <w:rFonts w:ascii="Times New Roman" w:hAnsi="Times New Roman" w:eastAsia="Times New Roman" w:cs="Times New Roman"/>
+          <w:rFonts w:ascii="SimSun" w:hAnsi="SimSun" w:eastAsia="SimSun" w:cs="SimSun"/>
         </w:rPr>
         <w:t xml:space="preserve"> + R</w:t>
       </w:r>
       <w:r>
         <w:rPr>
           <w:rStyle w:val="VerbatimChar"/>
-          <w:rFonts w:ascii="Times New Roman" w:hAnsi="Times New Roman" w:eastAsia="Times New Roman" w:cs="Times New Roman"/>
+          <w:rFonts w:ascii="SimSun" w:hAnsi="SimSun" w:eastAsia="SimSun" w:cs="SimSun"/>
           <w:vertAlign w:val="superscript"/>
         </w:rPr>
         <w:t>1</w:t>
@@ -4049,14 +4049,14 @@
       <w:r>
         <w:rPr>
           <w:rStyle w:val="VerbatimChar"/>
-          <w:rFonts w:ascii="Times New Roman" w:hAnsi="Times New Roman" w:eastAsia="Times New Roman" w:cs="Times New Roman"/>
+          <w:rFonts w:ascii="SimSun" w:hAnsi="SimSun" w:eastAsia="SimSun" w:cs="SimSun"/>
         </w:rPr>
         <w:t>–M → R</w:t>
       </w:r>
       <w:r>
         <w:rPr>
           <w:rStyle w:val="VerbatimChar"/>
-          <w:rFonts w:ascii="Times New Roman" w:hAnsi="Times New Roman" w:eastAsia="Times New Roman" w:cs="Times New Roman"/>
+          <w:rFonts w:ascii="SimSun" w:hAnsi="SimSun" w:eastAsia="SimSun" w:cs="SimSun"/>
           <w:vertAlign w:val="superscript"/>
         </w:rPr>
         <w:t>2</w:t>
@@ -4064,14 +4064,14 @@
       <w:r>
         <w:rPr>
           <w:rStyle w:val="VerbatimChar"/>
-          <w:rFonts w:ascii="Times New Roman" w:hAnsi="Times New Roman" w:eastAsia="Times New Roman" w:cs="Times New Roman"/>
+          <w:rFonts w:ascii="SimSun" w:hAnsi="SimSun" w:eastAsia="SimSun" w:cs="SimSun"/>
         </w:rPr>
         <w:t>–Pd(II)–R</w:t>
       </w:r>
       <w:r>
         <w:rPr>
           <w:rStyle w:val="VerbatimChar"/>
-          <w:rFonts w:ascii="Times New Roman" w:hAnsi="Times New Roman" w:eastAsia="Times New Roman" w:cs="Times New Roman"/>
+          <w:rFonts w:ascii="SimSun" w:hAnsi="SimSun" w:eastAsia="SimSun" w:cs="SimSun"/>
           <w:vertAlign w:val="superscript"/>
         </w:rPr>
         <w:t>1</w:t>
@@ -4079,67 +4079,67 @@
       <w:r>
         <w:rPr>
           <w:rStyle w:val="VerbatimChar"/>
-          <w:rFonts w:ascii="Times New Roman" w:hAnsi="Times New Roman" w:eastAsia="Times New Roman" w:cs="Times New Roman"/>
+          <w:rFonts w:ascii="SimSun" w:hAnsi="SimSun" w:eastAsia="SimSun" w:cs="SimSun"/>
         </w:rPr>
         <w:t xml:space="preserve"> + MX</w:t>
       </w:r>
       <w:r>
         <w:rPr>
-          <w:rFonts w:ascii="Times New Roman" w:hAnsi="Times New Roman" w:eastAsia="Times New Roman" w:cs="Times New Roman"/>
+          <w:rFonts w:ascii="SimSun" w:hAnsi="SimSun" w:eastAsia="SimSun" w:cs="SimSun"/>
         </w:rPr>
         <w:br/>
       </w:r>
       <w:r>
         <w:rPr>
           <w:rStyle w:val="VerbatimChar"/>
-          <w:rFonts w:ascii="Times New Roman" w:hAnsi="Times New Roman" w:eastAsia="Times New Roman" w:cs="Times New Roman"/>
+          <w:rFonts w:ascii="SimSun" w:hAnsi="SimSun" w:eastAsia="SimSun" w:cs="SimSun"/>
         </w:rPr>
         <w:t xml:space="preserve">       │</w:t>
       </w:r>
       <w:r>
         <w:rPr>
-          <w:rFonts w:ascii="Times New Roman" w:hAnsi="Times New Roman" w:eastAsia="Times New Roman" w:cs="Times New Roman"/>
+          <w:rFonts w:ascii="SimSun" w:hAnsi="SimSun" w:eastAsia="SimSun" w:cs="SimSun"/>
         </w:rPr>
         <w:br/>
       </w:r>
       <w:r>
         <w:rPr>
           <w:rStyle w:val="VerbatimChar"/>
-          <w:rFonts w:ascii="Times New Roman" w:hAnsi="Times New Roman" w:eastAsia="Times New Roman" w:cs="Times New Roman"/>
+          <w:rFonts w:ascii="SimSun" w:hAnsi="SimSun" w:eastAsia="SimSun" w:cs="SimSun"/>
         </w:rPr>
         <w:t xml:space="preserve">       ▼</w:t>
       </w:r>
       <w:r>
         <w:rPr>
-          <w:rFonts w:ascii="Times New Roman" w:hAnsi="Times New Roman" w:eastAsia="Times New Roman" w:cs="Times New Roman"/>
+          <w:rFonts w:ascii="SimSun" w:hAnsi="SimSun" w:eastAsia="SimSun" w:cs="SimSun"/>
         </w:rPr>
         <w:br/>
       </w:r>
       <w:r>
         <w:rPr>
           <w:rStyle w:val="VerbatimChar"/>
-          <w:rFonts w:ascii="Times New Roman" w:hAnsi="Times New Roman" w:eastAsia="Times New Roman" w:cs="Times New Roman"/>
+          <w:rFonts w:ascii="SimSun" w:hAnsi="SimSun" w:eastAsia="SimSun" w:cs="SimSun"/>
         </w:rPr>
         <w:t xml:space="preserve">③ </w:t>
       </w:r>
       <w:r>
         <w:rPr>
           <w:rStyle w:val="VerbatimChar"/>
-          <w:rFonts w:hint="eastAsia" w:ascii="Times New Roman" w:hAnsi="Times New Roman" w:eastAsia="FangSong" w:cs="Times New Roman"/>
+          <w:rFonts w:ascii="SimSun" w:hAnsi="SimSun" w:eastAsia="SimSun" w:cs="SimSun"/>
         </w:rPr>
         <w:t>还原消除</w:t>
       </w:r>
       <w:r>
         <w:rPr>
           <w:rStyle w:val="VerbatimChar"/>
-          <w:rFonts w:hint="eastAsia" w:ascii="Times New Roman" w:hAnsi="Times New Roman" w:eastAsia="Times New Roman" w:cs="Times New Roman"/>
+          <w:rFonts w:ascii="SimSun" w:hAnsi="SimSun" w:eastAsia="SimSun" w:cs="SimSun"/>
         </w:rPr>
         <w:t>：R</w:t>
       </w:r>
       <w:r>
         <w:rPr>
           <w:rStyle w:val="VerbatimChar"/>
-          <w:rFonts w:hint="eastAsia" w:ascii="Times New Roman" w:hAnsi="Times New Roman" w:eastAsia="Times New Roman" w:cs="Times New Roman"/>
+          <w:rFonts w:ascii="SimSun" w:hAnsi="SimSun" w:eastAsia="SimSun" w:cs="SimSun"/>
           <w:vertAlign w:val="superscript"/>
         </w:rPr>
         <w:t>2</w:t>
@@ -4147,14 +4147,14 @@
       <w:r>
         <w:rPr>
           <w:rStyle w:val="VerbatimChar"/>
-          <w:rFonts w:hint="eastAsia" w:ascii="Times New Roman" w:hAnsi="Times New Roman" w:eastAsia="Times New Roman" w:cs="Times New Roman"/>
+          <w:rFonts w:ascii="SimSun" w:hAnsi="SimSun" w:eastAsia="SimSun" w:cs="SimSun"/>
         </w:rPr>
         <w:t>–Pd(II)–R</w:t>
       </w:r>
       <w:r>
         <w:rPr>
           <w:rStyle w:val="VerbatimChar"/>
-          <w:rFonts w:hint="eastAsia" w:ascii="Times New Roman" w:hAnsi="Times New Roman" w:eastAsia="Times New Roman" w:cs="Times New Roman"/>
+          <w:rFonts w:ascii="SimSun" w:hAnsi="SimSun" w:eastAsia="SimSun" w:cs="SimSun"/>
           <w:vertAlign w:val="superscript"/>
         </w:rPr>
         <w:t>1</w:t>
@@ -4162,14 +4162,14 @@
       <w:r>
         <w:rPr>
           <w:rStyle w:val="VerbatimChar"/>
-          <w:rFonts w:ascii="Times New Roman" w:hAnsi="Times New Roman" w:eastAsia="Times New Roman" w:cs="Times New Roman"/>
+          <w:rFonts w:ascii="SimSun" w:hAnsi="SimSun" w:eastAsia="SimSun" w:cs="SimSun"/>
         </w:rPr>
         <w:t xml:space="preserve"> → R</w:t>
       </w:r>
       <w:r>
         <w:rPr>
           <w:rStyle w:val="VerbatimChar"/>
-          <w:rFonts w:ascii="Times New Roman" w:hAnsi="Times New Roman" w:eastAsia="Times New Roman" w:cs="Times New Roman"/>
+          <w:rFonts w:ascii="SimSun" w:hAnsi="SimSun" w:eastAsia="SimSun" w:cs="SimSun"/>
           <w:vertAlign w:val="superscript"/>
         </w:rPr>
         <w:t>2</w:t>
@@ -4177,14 +4177,14 @@
       <w:r>
         <w:rPr>
           <w:rStyle w:val="VerbatimChar"/>
-          <w:rFonts w:ascii="Times New Roman" w:hAnsi="Times New Roman" w:eastAsia="Times New Roman" w:cs="Times New Roman"/>
+          <w:rFonts w:ascii="SimSun" w:hAnsi="SimSun" w:eastAsia="SimSun" w:cs="SimSun"/>
         </w:rPr>
         <w:t>–R</w:t>
       </w:r>
       <w:r>
         <w:rPr>
           <w:rStyle w:val="VerbatimChar"/>
-          <w:rFonts w:ascii="Times New Roman" w:hAnsi="Times New Roman" w:eastAsia="Times New Roman" w:cs="Times New Roman"/>
+          <w:rFonts w:ascii="SimSun" w:hAnsi="SimSun" w:eastAsia="SimSun" w:cs="SimSun"/>
           <w:vertAlign w:val="superscript"/>
         </w:rPr>
         <w:t>1</w:t>
@@ -4192,28 +4192,28 @@
       <w:r>
         <w:rPr>
           <w:rStyle w:val="VerbatimChar"/>
-          <w:rFonts w:ascii="Times New Roman" w:hAnsi="Times New Roman" w:eastAsia="Times New Roman" w:cs="Times New Roman"/>
+          <w:rFonts w:ascii="SimSun" w:hAnsi="SimSun" w:eastAsia="SimSun" w:cs="SimSun"/>
         </w:rPr>
         <w:t xml:space="preserve"> + Pd(0) </w:t>
       </w:r>
       <w:r>
         <w:rPr>
           <w:rStyle w:val="VerbatimChar"/>
-          <w:rFonts w:hint="eastAsia" w:ascii="Times New Roman" w:hAnsi="Times New Roman" w:eastAsia="Times New Roman" w:cs="Times New Roman"/>
+          <w:rFonts w:ascii="SimSun" w:hAnsi="SimSun" w:eastAsia="SimSun" w:cs="SimSun"/>
         </w:rPr>
         <w:t>(</w:t>
       </w:r>
       <w:r>
         <w:rPr>
           <w:rStyle w:val="VerbatimChar"/>
-          <w:rFonts w:hint="eastAsia" w:ascii="Times New Roman" w:hAnsi="Times New Roman" w:eastAsia="FangSong" w:cs="Times New Roman"/>
+          <w:rFonts w:ascii="SimSun" w:hAnsi="SimSun" w:eastAsia="SimSun" w:cs="SimSun"/>
         </w:rPr>
         <w:t>再生</w:t>
       </w:r>
       <w:r>
         <w:rPr>
           <w:rStyle w:val="VerbatimChar"/>
-          <w:rFonts w:hint="eastAsia" w:ascii="Times New Roman" w:hAnsi="Times New Roman" w:eastAsia="Times New Roman" w:cs="Times New Roman"/>
+          <w:rFonts w:ascii="SimSun" w:hAnsi="SimSun" w:eastAsia="SimSun" w:cs="SimSun"/>
         </w:rPr>
         <w:t>)</w:t>
       </w:r>
@@ -5446,14 +5446,14 @@
       <w:r>
         <w:rPr>
           <w:rStyle w:val="VerbatimChar"/>
-          <w:rFonts w:ascii="Times New Roman" w:hAnsi="Times New Roman" w:eastAsia="Times New Roman" w:cs="Times New Roman"/>
+          <w:rFonts w:ascii="SimSun" w:hAnsi="SimSun" w:eastAsia="SimSun" w:cs="SimSun"/>
         </w:rPr>
         <w:t>① Pd(0)L</w:t>
       </w:r>
       <w:r>
         <w:rPr>
           <w:rStyle w:val="VerbatimChar"/>
-          <w:rFonts w:ascii="Times New Roman" w:hAnsi="Times New Roman" w:eastAsia="Times New Roman" w:cs="Times New Roman"/>
+          <w:rFonts w:ascii="SimSun" w:hAnsi="SimSun" w:eastAsia="SimSun" w:cs="SimSun"/>
           <w:vertAlign w:val="subscript"/>
         </w:rPr>
         <w:t>n</w:t>
@@ -5461,82 +5461,82 @@
       <w:r>
         <w:rPr>
           <w:rStyle w:val="VerbatimChar"/>
-          <w:rFonts w:ascii="Times New Roman" w:hAnsi="Times New Roman" w:eastAsia="Times New Roman" w:cs="Times New Roman"/>
+          <w:rFonts w:ascii="SimSun" w:hAnsi="SimSun" w:eastAsia="SimSun" w:cs="SimSun"/>
         </w:rPr>
         <w:t xml:space="preserve"> + Ar–X ──→ </w:t>
       </w:r>
       <w:r>
         <w:rPr>
           <w:rStyle w:val="VerbatimChar"/>
-          <w:rFonts w:hint="eastAsia" w:ascii="Times New Roman" w:hAnsi="Times New Roman" w:eastAsia="Times New Roman" w:cs="Times New Roman"/>
+          <w:rFonts w:ascii="SimSun" w:hAnsi="SimSun" w:eastAsia="SimSun" w:cs="SimSun"/>
         </w:rPr>
         <w:t>Ar–Pd(II)–X（</w:t>
       </w:r>
       <w:r>
         <w:rPr>
           <w:rStyle w:val="VerbatimChar"/>
-          <w:rFonts w:hint="eastAsia" w:ascii="Times New Roman" w:hAnsi="Times New Roman" w:eastAsia="FangSong" w:cs="Times New Roman"/>
+          <w:rFonts w:ascii="SimSun" w:hAnsi="SimSun" w:eastAsia="SimSun" w:cs="SimSun"/>
         </w:rPr>
         <w:t>氧化加成</w:t>
       </w:r>
       <w:r>
         <w:rPr>
           <w:rStyle w:val="VerbatimChar"/>
-          <w:rFonts w:hint="eastAsia" w:ascii="Times New Roman" w:hAnsi="Times New Roman" w:eastAsia="Times New Roman" w:cs="Times New Roman"/>
+          <w:rFonts w:ascii="SimSun" w:hAnsi="SimSun" w:eastAsia="SimSun" w:cs="SimSun"/>
         </w:rPr>
         <w:t>）</w:t>
       </w:r>
       <w:r>
         <w:rPr>
-          <w:rFonts w:ascii="Times New Roman" w:hAnsi="Times New Roman" w:eastAsia="Times New Roman" w:cs="Times New Roman"/>
+          <w:rFonts w:ascii="SimSun" w:hAnsi="SimSun" w:eastAsia="SimSun" w:cs="SimSun"/>
         </w:rPr>
         <w:br/>
       </w:r>
       <w:r>
         <w:rPr>
           <w:rStyle w:val="VerbatimChar"/>
-          <w:rFonts w:ascii="Times New Roman" w:hAnsi="Times New Roman" w:eastAsia="Times New Roman" w:cs="Times New Roman"/>
+          <w:rFonts w:ascii="SimSun" w:hAnsi="SimSun" w:eastAsia="SimSun" w:cs="SimSun"/>
         </w:rPr>
         <w:t xml:space="preserve">                                │</w:t>
       </w:r>
       <w:r>
         <w:rPr>
-          <w:rFonts w:ascii="Times New Roman" w:hAnsi="Times New Roman" w:eastAsia="Times New Roman" w:cs="Times New Roman"/>
+          <w:rFonts w:ascii="SimSun" w:hAnsi="SimSun" w:eastAsia="SimSun" w:cs="SimSun"/>
         </w:rPr>
         <w:br/>
       </w:r>
       <w:r>
         <w:rPr>
           <w:rStyle w:val="VerbatimChar"/>
-          <w:rFonts w:ascii="Times New Roman" w:hAnsi="Times New Roman" w:eastAsia="Times New Roman" w:cs="Times New Roman"/>
+          <w:rFonts w:ascii="SimSun" w:hAnsi="SimSun" w:eastAsia="SimSun" w:cs="SimSun"/>
         </w:rPr>
         <w:t xml:space="preserve">② Ar–Pd–X + </w:t>
       </w:r>
       <w:r>
         <w:rPr>
           <w:rStyle w:val="VerbatimChar"/>
-          <w:rFonts w:hint="eastAsia" w:ascii="Times New Roman" w:hAnsi="Times New Roman" w:eastAsia="FangSong" w:cs="Times New Roman"/>
+          <w:rFonts w:ascii="SimSun" w:hAnsi="SimSun" w:eastAsia="SimSun" w:cs="SimSun"/>
         </w:rPr>
         <w:t xml:space="preserve">烯烃</w:t>
       </w:r>
       <w:r>
         <w:rPr>
           <w:rStyle w:val="VerbatimChar"/>
-          <w:rFonts w:ascii="Times New Roman" w:hAnsi="Times New Roman" w:eastAsia="Times New Roman" w:cs="Times New Roman"/>
+          <w:rFonts w:ascii="SimSun" w:hAnsi="SimSun" w:eastAsia="SimSun" w:cs="SimSun"/>
         </w:rPr>
         <w:t xml:space="preserve"> ──→ </w:t>
       </w:r>
       <w:r>
         <w:rPr>
           <w:rStyle w:val="VerbatimChar"/>
-          <w:rFonts w:hint="eastAsia" w:ascii="Times New Roman" w:hAnsi="Times New Roman" w:eastAsia="Times New Roman" w:cs="Times New Roman"/>
+          <w:rFonts w:ascii="SimSun" w:hAnsi="SimSun" w:eastAsia="SimSun" w:cs="SimSun"/>
         </w:rPr>
         <w:t>Ar–CH</w:t>
       </w:r>
       <w:r>
         <w:rPr>
           <w:rStyle w:val="VerbatimChar"/>
-          <w:rFonts w:hint="eastAsia" w:ascii="Times New Roman" w:hAnsi="Times New Roman" w:eastAsia="Times New Roman" w:cs="Times New Roman"/>
+          <w:rFonts w:ascii="SimSun" w:hAnsi="SimSun" w:eastAsia="SimSun" w:cs="SimSun"/>
           <w:vertAlign w:val="subscript"/>
         </w:rPr>
         <w:t>2</w:t>
@@ -5544,14 +5544,14 @@
       <w:r>
         <w:rPr>
           <w:rStyle w:val="VerbatimChar"/>
-          <w:rFonts w:hint="eastAsia" w:ascii="Times New Roman" w:hAnsi="Times New Roman" w:eastAsia="Times New Roman" w:cs="Times New Roman"/>
+          <w:rFonts w:ascii="SimSun" w:hAnsi="SimSun" w:eastAsia="SimSun" w:cs="SimSun"/>
         </w:rPr>
         <w:t>–CH</w:t>
       </w:r>
       <w:r>
         <w:rPr>
           <w:rStyle w:val="VerbatimChar"/>
-          <w:rFonts w:hint="eastAsia" w:ascii="Times New Roman" w:hAnsi="Times New Roman" w:eastAsia="Times New Roman" w:cs="Times New Roman"/>
+          <w:rFonts w:ascii="SimSun" w:hAnsi="SimSun" w:eastAsia="SimSun" w:cs="SimSun"/>
           <w:vertAlign w:val="subscript"/>
         </w:rPr>
         <w:t>2</w:t>
@@ -5559,68 +5559,68 @@
       <w:r>
         <w:rPr>
           <w:rStyle w:val="VerbatimChar"/>
-          <w:rFonts w:hint="eastAsia" w:ascii="Times New Roman" w:hAnsi="Times New Roman" w:eastAsia="Times New Roman" w:cs="Times New Roman"/>
+          <w:rFonts w:ascii="SimSun" w:hAnsi="SimSun" w:eastAsia="SimSun" w:cs="SimSun"/>
         </w:rPr>
         <w:t>–Pd–X（</w:t>
       </w:r>
       <w:r>
         <w:rPr>
           <w:rStyle w:val="VerbatimChar"/>
-          <w:rFonts w:hint="eastAsia" w:ascii="Times New Roman" w:hAnsi="Times New Roman" w:eastAsia="FangSong" w:cs="Times New Roman"/>
+          <w:rFonts w:ascii="SimSun" w:hAnsi="SimSun" w:eastAsia="SimSun" w:cs="SimSun"/>
         </w:rPr>
         <w:t>迁移插入</w:t>
       </w:r>
       <w:r>
         <w:rPr>
           <w:rStyle w:val="VerbatimChar"/>
-          <w:rFonts w:hint="eastAsia" w:ascii="Times New Roman" w:hAnsi="Times New Roman" w:eastAsia="Times New Roman" w:cs="Times New Roman"/>
+          <w:rFonts w:ascii="SimSun" w:hAnsi="SimSun" w:eastAsia="SimSun" w:cs="SimSun"/>
         </w:rPr>
         <w:t>，</w:t>
       </w:r>
       <w:r>
         <w:rPr>
           <w:rStyle w:val="VerbatimChar"/>
-          <w:rFonts w:hint="eastAsia" w:ascii="Times New Roman" w:hAnsi="Times New Roman" w:eastAsia="FangSong" w:cs="Times New Roman"/>
+          <w:rFonts w:ascii="SimSun" w:hAnsi="SimSun" w:eastAsia="SimSun" w:cs="SimSun"/>
         </w:rPr>
         <w:t>碳钯化</w:t>
       </w:r>
       <w:r>
         <w:rPr>
           <w:rStyle w:val="VerbatimChar"/>
-          <w:rFonts w:hint="eastAsia" w:ascii="Times New Roman" w:hAnsi="Times New Roman" w:eastAsia="Times New Roman" w:cs="Times New Roman"/>
+          <w:rFonts w:ascii="SimSun" w:hAnsi="SimSun" w:eastAsia="SimSun" w:cs="SimSun"/>
         </w:rPr>
         <w:t>）</w:t>
       </w:r>
       <w:r>
         <w:rPr>
-          <w:rFonts w:ascii="Times New Roman" w:hAnsi="Times New Roman" w:eastAsia="Times New Roman" w:cs="Times New Roman"/>
+          <w:rFonts w:ascii="SimSun" w:hAnsi="SimSun" w:eastAsia="SimSun" w:cs="SimSun"/>
         </w:rPr>
         <w:br/>
       </w:r>
       <w:r>
         <w:rPr>
           <w:rStyle w:val="VerbatimChar"/>
-          <w:rFonts w:ascii="Times New Roman" w:hAnsi="Times New Roman" w:eastAsia="Times New Roman" w:cs="Times New Roman"/>
+          <w:rFonts w:ascii="SimSun" w:hAnsi="SimSun" w:eastAsia="SimSun" w:cs="SimSun"/>
         </w:rPr>
         <w:t xml:space="preserve">                                │</w:t>
       </w:r>
       <w:r>
         <w:rPr>
-          <w:rFonts w:ascii="Times New Roman" w:hAnsi="Times New Roman" w:eastAsia="Times New Roman" w:cs="Times New Roman"/>
+          <w:rFonts w:ascii="SimSun" w:hAnsi="SimSun" w:eastAsia="SimSun" w:cs="SimSun"/>
         </w:rPr>
         <w:br/>
       </w:r>
       <w:r>
         <w:rPr>
           <w:rStyle w:val="VerbatimChar"/>
-          <w:rFonts w:ascii="Times New Roman" w:hAnsi="Times New Roman" w:eastAsia="Times New Roman" w:cs="Times New Roman"/>
+          <w:rFonts w:ascii="SimSun" w:hAnsi="SimSun" w:eastAsia="SimSun" w:cs="SimSun"/>
         </w:rPr>
         <w:t>③ Ar–CH</w:t>
       </w:r>
       <w:r>
         <w:rPr>
           <w:rStyle w:val="VerbatimChar"/>
-          <w:rFonts w:ascii="Times New Roman" w:hAnsi="Times New Roman" w:eastAsia="Times New Roman" w:cs="Times New Roman"/>
+          <w:rFonts w:ascii="SimSun" w:hAnsi="SimSun" w:eastAsia="SimSun" w:cs="SimSun"/>
           <w:vertAlign w:val="subscript"/>
         </w:rPr>
         <w:t>2</w:t>
@@ -5628,14 +5628,14 @@
       <w:r>
         <w:rPr>
           <w:rStyle w:val="VerbatimChar"/>
-          <w:rFonts w:ascii="Times New Roman" w:hAnsi="Times New Roman" w:eastAsia="Times New Roman" w:cs="Times New Roman"/>
+          <w:rFonts w:ascii="SimSun" w:hAnsi="SimSun" w:eastAsia="SimSun" w:cs="SimSun"/>
         </w:rPr>
         <w:t>–CH</w:t>
       </w:r>
       <w:r>
         <w:rPr>
           <w:rStyle w:val="VerbatimChar"/>
-          <w:rFonts w:ascii="Times New Roman" w:hAnsi="Times New Roman" w:eastAsia="Times New Roman" w:cs="Times New Roman"/>
+          <w:rFonts w:ascii="SimSun" w:hAnsi="SimSun" w:eastAsia="SimSun" w:cs="SimSun"/>
           <w:vertAlign w:val="subscript"/>
         </w:rPr>
         <w:t>2</w:t>
@@ -5643,14 +5643,14 @@
       <w:r>
         <w:rPr>
           <w:rStyle w:val="VerbatimChar"/>
-          <w:rFonts w:ascii="Times New Roman" w:hAnsi="Times New Roman" w:eastAsia="Times New Roman" w:cs="Times New Roman"/>
+          <w:rFonts w:ascii="SimSun" w:hAnsi="SimSun" w:eastAsia="SimSun" w:cs="SimSun"/>
         </w:rPr>
         <w:t>–Pd–X ──→ Ar–CH=CH</w:t>
       </w:r>
       <w:r>
         <w:rPr>
           <w:rStyle w:val="VerbatimChar"/>
-          <w:rFonts w:ascii="Times New Roman" w:hAnsi="Times New Roman" w:eastAsia="Times New Roman" w:cs="Times New Roman"/>
+          <w:rFonts w:ascii="SimSun" w:hAnsi="SimSun" w:eastAsia="SimSun" w:cs="SimSun"/>
           <w:vertAlign w:val="subscript"/>
         </w:rPr>
         <w:t>2</w:t>
@@ -5658,124 +5658,124 @@
       <w:r>
         <w:rPr>
           <w:rStyle w:val="VerbatimChar"/>
-          <w:rFonts w:ascii="Times New Roman" w:hAnsi="Times New Roman" w:eastAsia="Times New Roman" w:cs="Times New Roman"/>
+          <w:rFonts w:ascii="SimSun" w:hAnsi="SimSun" w:eastAsia="SimSun" w:cs="SimSun"/>
         </w:rPr>
         <w:t xml:space="preserve"> + </w:t>
       </w:r>
       <w:r>
         <w:rPr>
           <w:rStyle w:val="VerbatimChar"/>
-          <w:rFonts w:hint="eastAsia" w:ascii="Times New Roman" w:hAnsi="Times New Roman" w:eastAsia="Times New Roman" w:cs="Times New Roman"/>
+          <w:rFonts w:ascii="SimSun" w:hAnsi="SimSun" w:eastAsia="SimSun" w:cs="SimSun"/>
         </w:rPr>
         <w:t xml:space="preserve">H–Pd–X（β-H</w:t>
       </w:r>
       <w:r>
         <w:rPr>
           <w:rStyle w:val="VerbatimChar"/>
-          <w:rFonts w:ascii="Times New Roman" w:hAnsi="Times New Roman" w:eastAsia="Times New Roman" w:cs="Times New Roman"/>
+          <w:rFonts w:ascii="SimSun" w:hAnsi="SimSun" w:eastAsia="SimSun" w:cs="SimSun"/>
         </w:rPr>
         <w:t xml:space="preserve"> </w:t>
       </w:r>
       <w:r>
         <w:rPr>
           <w:rStyle w:val="VerbatimChar"/>
-          <w:rFonts w:hint="eastAsia" w:ascii="Times New Roman" w:hAnsi="Times New Roman" w:eastAsia="FangSong" w:cs="Times New Roman"/>
+          <w:rFonts w:ascii="SimSun" w:hAnsi="SimSun" w:eastAsia="SimSun" w:cs="SimSun"/>
         </w:rPr>
         <w:t>消除</w:t>
       </w:r>
       <w:r>
         <w:rPr>
           <w:rStyle w:val="VerbatimChar"/>
-          <w:rFonts w:hint="eastAsia" w:ascii="Times New Roman" w:hAnsi="Times New Roman" w:eastAsia="Times New Roman" w:cs="Times New Roman"/>
+          <w:rFonts w:ascii="SimSun" w:hAnsi="SimSun" w:eastAsia="SimSun" w:cs="SimSun"/>
         </w:rPr>
         <w:t>，syn</w:t>
       </w:r>
       <w:r>
         <w:rPr>
           <w:rStyle w:val="VerbatimChar"/>
-          <w:rFonts w:ascii="Times New Roman" w:hAnsi="Times New Roman" w:eastAsia="Times New Roman" w:cs="Times New Roman"/>
+          <w:rFonts w:ascii="SimSun" w:hAnsi="SimSun" w:eastAsia="SimSun" w:cs="SimSun"/>
         </w:rPr>
         <w:t xml:space="preserve"> </w:t>
       </w:r>
       <w:r>
         <w:rPr>
           <w:rStyle w:val="VerbatimChar"/>
-          <w:rFonts w:hint="eastAsia" w:ascii="Times New Roman" w:hAnsi="Times New Roman" w:eastAsia="FangSong" w:cs="Times New Roman"/>
+          <w:rFonts w:ascii="SimSun" w:hAnsi="SimSun" w:eastAsia="SimSun" w:cs="SimSun"/>
         </w:rPr>
         <w:t>消除</w:t>
       </w:r>
       <w:r>
         <w:rPr>
           <w:rStyle w:val="VerbatimChar"/>
-          <w:rFonts w:hint="eastAsia" w:ascii="Times New Roman" w:hAnsi="Times New Roman" w:eastAsia="Times New Roman" w:cs="Times New Roman"/>
+          <w:rFonts w:ascii="SimSun" w:hAnsi="SimSun" w:eastAsia="SimSun" w:cs="SimSun"/>
         </w:rPr>
         <w:t>）</w:t>
       </w:r>
       <w:r>
         <w:rPr>
-          <w:rFonts w:ascii="Times New Roman" w:hAnsi="Times New Roman" w:eastAsia="Times New Roman" w:cs="Times New Roman"/>
+          <w:rFonts w:ascii="SimSun" w:hAnsi="SimSun" w:eastAsia="SimSun" w:cs="SimSun"/>
         </w:rPr>
         <w:br/>
       </w:r>
       <w:r>
         <w:rPr>
           <w:rStyle w:val="VerbatimChar"/>
-          <w:rFonts w:ascii="Times New Roman" w:hAnsi="Times New Roman" w:eastAsia="Times New Roman" w:cs="Times New Roman"/>
+          <w:rFonts w:ascii="SimSun" w:hAnsi="SimSun" w:eastAsia="SimSun" w:cs="SimSun"/>
         </w:rPr>
         <w:t xml:space="preserve">                                │</w:t>
       </w:r>
       <w:r>
         <w:rPr>
-          <w:rFonts w:ascii="Times New Roman" w:hAnsi="Times New Roman" w:eastAsia="Times New Roman" w:cs="Times New Roman"/>
+          <w:rFonts w:ascii="SimSun" w:hAnsi="SimSun" w:eastAsia="SimSun" w:cs="SimSun"/>
         </w:rPr>
         <w:br/>
       </w:r>
       <w:r>
         <w:rPr>
           <w:rStyle w:val="VerbatimChar"/>
-          <w:rFonts w:ascii="Times New Roman" w:hAnsi="Times New Roman" w:eastAsia="Times New Roman" w:cs="Times New Roman"/>
+          <w:rFonts w:ascii="SimSun" w:hAnsi="SimSun" w:eastAsia="SimSun" w:cs="SimSun"/>
         </w:rPr>
         <w:t xml:space="preserve">④ H–Pd–X + </w:t>
       </w:r>
       <w:r>
         <w:rPr>
           <w:rStyle w:val="VerbatimChar"/>
-          <w:rFonts w:hint="eastAsia" w:ascii="Times New Roman" w:hAnsi="Times New Roman" w:eastAsia="FangSong" w:cs="Times New Roman"/>
+          <w:rFonts w:ascii="SimSun" w:hAnsi="SimSun" w:eastAsia="SimSun" w:cs="SimSun"/>
         </w:rPr>
         <w:t xml:space="preserve">碱</w:t>
       </w:r>
       <w:r>
         <w:rPr>
           <w:rStyle w:val="VerbatimChar"/>
-          <w:rFonts w:ascii="Times New Roman" w:hAnsi="Times New Roman" w:eastAsia="Times New Roman" w:cs="Times New Roman"/>
+          <w:rFonts w:ascii="SimSun" w:hAnsi="SimSun" w:eastAsia="SimSun" w:cs="SimSun"/>
         </w:rPr>
         <w:t xml:space="preserve"> ──→ Pd(0) + HX + </w:t>
       </w:r>
       <w:r>
         <w:rPr>
           <w:rStyle w:val="VerbatimChar"/>
-          <w:rFonts w:hint="eastAsia" w:ascii="Times New Roman" w:hAnsi="Times New Roman" w:eastAsia="FangSong" w:cs="Times New Roman"/>
+          <w:rFonts w:ascii="SimSun" w:hAnsi="SimSun" w:eastAsia="SimSun" w:cs="SimSun"/>
         </w:rPr>
         <w:t>碱</w:t>
       </w:r>
       <w:r>
         <w:rPr>
           <w:rStyle w:val="VerbatimChar"/>
-          <w:rFonts w:hint="eastAsia" w:ascii="Times New Roman" w:hAnsi="Times New Roman" w:eastAsia="Times New Roman" w:cs="Times New Roman"/>
+          <w:rFonts w:ascii="SimSun" w:hAnsi="SimSun" w:eastAsia="SimSun" w:cs="SimSun"/>
         </w:rPr>
         <w:t>·HX（</w:t>
       </w:r>
       <w:r>
         <w:rPr>
           <w:rStyle w:val="VerbatimChar"/>
-          <w:rFonts w:hint="eastAsia" w:ascii="Times New Roman" w:hAnsi="Times New Roman" w:eastAsia="FangSong" w:cs="Times New Roman"/>
+          <w:rFonts w:ascii="SimSun" w:hAnsi="SimSun" w:eastAsia="SimSun" w:cs="SimSun"/>
         </w:rPr>
         <w:t>还原再生</w:t>
       </w:r>
       <w:r>
         <w:rPr>
           <w:rStyle w:val="VerbatimChar"/>
-          <w:rFonts w:hint="eastAsia" w:ascii="Times New Roman" w:hAnsi="Times New Roman" w:eastAsia="Times New Roman" w:cs="Times New Roman"/>
+          <w:rFonts w:ascii="SimSun" w:hAnsi="SimSun" w:eastAsia="SimSun" w:cs="SimSun"/>
         </w:rPr>
         <w:t>）</w:t>
       </w:r>
@@ -9131,82 +9131,82 @@
       <w:r>
         <w:rPr>
           <w:rStyle w:val="VerbatimChar"/>
-          <w:rFonts w:ascii="Times New Roman" w:hAnsi="Times New Roman" w:eastAsia="Times New Roman" w:cs="Times New Roman"/>
+          <w:rFonts w:ascii="SimSun" w:hAnsi="SimSun" w:eastAsia="SimSun" w:cs="SimSun"/>
         </w:rPr>
         <w:t xml:space="preserve">① </w:t>
       </w:r>
       <w:r>
         <w:rPr>
           <w:rStyle w:val="VerbatimChar"/>
-          <w:rFonts w:hint="eastAsia" w:ascii="Times New Roman" w:hAnsi="Times New Roman" w:eastAsia="FangSong" w:cs="Times New Roman"/>
+          <w:rFonts w:ascii="SimSun" w:hAnsi="SimSun" w:eastAsia="SimSun" w:cs="SimSun"/>
         </w:rPr>
         <w:t xml:space="preserve">烯烃配位到</w:t>
       </w:r>
       <w:r>
         <w:rPr>
           <w:rStyle w:val="VerbatimChar"/>
-          <w:rFonts w:ascii="Times New Roman" w:hAnsi="Times New Roman" w:eastAsia="Times New Roman" w:cs="Times New Roman"/>
+          <w:rFonts w:ascii="SimSun" w:hAnsi="SimSun" w:eastAsia="SimSun" w:cs="SimSun"/>
         </w:rPr>
         <w:t xml:space="preserve"> Pd(II) ──→ </w:t>
       </w:r>
       <w:r>
         <w:rPr>
           <w:rStyle w:val="VerbatimChar"/>
-          <w:rFonts w:hint="eastAsia" w:ascii="Times New Roman" w:hAnsi="Times New Roman" w:eastAsia="FangSong" w:cs="Times New Roman"/>
+          <w:rFonts w:ascii="SimSun" w:hAnsi="SimSun" w:eastAsia="SimSun" w:cs="SimSun"/>
         </w:rPr>
         <w:t>烯烃</w:t>
       </w:r>
       <w:r>
         <w:rPr>
           <w:rStyle w:val="VerbatimChar"/>
-          <w:rFonts w:hint="eastAsia" w:ascii="Times New Roman" w:hAnsi="Times New Roman" w:eastAsia="Times New Roman" w:cs="Times New Roman"/>
+          <w:rFonts w:ascii="SimSun" w:hAnsi="SimSun" w:eastAsia="SimSun" w:cs="SimSun"/>
         </w:rPr>
         <w:t>-Pd(II)</w:t>
       </w:r>
       <w:r>
         <w:rPr>
           <w:rStyle w:val="VerbatimChar"/>
-          <w:rFonts w:ascii="Times New Roman" w:hAnsi="Times New Roman" w:eastAsia="Times New Roman" w:cs="Times New Roman"/>
+          <w:rFonts w:ascii="SimSun" w:hAnsi="SimSun" w:eastAsia="SimSun" w:cs="SimSun"/>
         </w:rPr>
         <w:t xml:space="preserve"> </w:t>
       </w:r>
       <w:r>
         <w:rPr>
           <w:rStyle w:val="VerbatimChar"/>
-          <w:rFonts w:hint="eastAsia" w:ascii="Times New Roman" w:hAnsi="Times New Roman" w:eastAsia="FangSong" w:cs="Times New Roman"/>
+          <w:rFonts w:ascii="SimSun" w:hAnsi="SimSun" w:eastAsia="SimSun" w:cs="SimSun"/>
         </w:rPr>
         <w:t xml:space="preserve">配合物</w:t>
       </w:r>
       <w:r>
         <w:rPr>
-          <w:rFonts w:ascii="Times New Roman" w:hAnsi="Times New Roman" w:eastAsia="Times New Roman" w:cs="Times New Roman"/>
+          <w:rFonts w:ascii="SimSun" w:hAnsi="SimSun" w:eastAsia="SimSun" w:cs="SimSun"/>
         </w:rPr>
         <w:br/>
       </w:r>
       <w:r>
         <w:rPr>
           <w:rStyle w:val="VerbatimChar"/>
-          <w:rFonts w:ascii="Times New Roman" w:hAnsi="Times New Roman" w:eastAsia="Times New Roman" w:cs="Times New Roman"/>
+          <w:rFonts w:ascii="SimSun" w:hAnsi="SimSun" w:eastAsia="SimSun" w:cs="SimSun"/>
         </w:rPr>
         <w:t xml:space="preserve">       │</w:t>
       </w:r>
       <w:r>
         <w:rPr>
-          <w:rFonts w:ascii="Times New Roman" w:hAnsi="Times New Roman" w:eastAsia="Times New Roman" w:cs="Times New Roman"/>
+          <w:rFonts w:ascii="SimSun" w:hAnsi="SimSun" w:eastAsia="SimSun" w:cs="SimSun"/>
         </w:rPr>
         <w:br/>
       </w:r>
       <w:r>
         <w:rPr>
           <w:rStyle w:val="VerbatimChar"/>
-          <w:rFonts w:ascii="Times New Roman" w:hAnsi="Times New Roman" w:eastAsia="Times New Roman" w:cs="Times New Roman"/>
+          <w:rFonts w:ascii="SimSun" w:hAnsi="SimSun" w:eastAsia="SimSun" w:cs="SimSun"/>
         </w:rPr>
         <w:t>② H</w:t>
       </w:r>
       <w:r>
         <w:rPr>
           <w:rStyle w:val="VerbatimChar"/>
-          <w:rFonts w:ascii="Times New Roman" w:hAnsi="Times New Roman" w:eastAsia="Times New Roman" w:cs="Times New Roman"/>
+          <w:rFonts w:ascii="SimSun" w:hAnsi="SimSun" w:eastAsia="SimSun" w:cs="SimSun"/>
           <w:vertAlign w:val="subscript"/>
         </w:rPr>
         <w:t>2</w:t>
@@ -9214,211 +9214,211 @@
       <w:r>
         <w:rPr>
           <w:rStyle w:val="VerbatimChar"/>
-          <w:rFonts w:ascii="Times New Roman" w:hAnsi="Times New Roman" w:eastAsia="Times New Roman" w:cs="Times New Roman"/>
+          <w:rFonts w:ascii="SimSun" w:hAnsi="SimSun" w:eastAsia="SimSun" w:cs="SimSun"/>
         </w:rPr>
         <w:t xml:space="preserve">O </w:t>
       </w:r>
       <w:r>
         <w:rPr>
           <w:rStyle w:val="VerbatimChar"/>
-          <w:rFonts w:hint="eastAsia" w:ascii="Times New Roman" w:hAnsi="Times New Roman" w:eastAsia="FangSong" w:cs="Times New Roman"/>
+          <w:rFonts w:ascii="SimSun" w:hAnsi="SimSun" w:eastAsia="SimSun" w:cs="SimSun"/>
         </w:rPr>
         <w:t>亲核进攻取代较多的碳</w:t>
       </w:r>
       <w:r>
         <w:rPr>
           <w:rStyle w:val="VerbatimChar"/>
-          <w:rFonts w:hint="eastAsia" w:ascii="Times New Roman" w:hAnsi="Times New Roman" w:eastAsia="Times New Roman" w:cs="Times New Roman"/>
+          <w:rFonts w:ascii="SimSun" w:hAnsi="SimSun" w:eastAsia="SimSun" w:cs="SimSun"/>
         </w:rPr>
         <w:t>（</w:t>
       </w:r>
       <w:r>
         <w:rPr>
           <w:rStyle w:val="VerbatimChar"/>
-          <w:rFonts w:hint="eastAsia" w:ascii="Times New Roman" w:hAnsi="Times New Roman" w:eastAsia="FangSong" w:cs="Times New Roman"/>
+          <w:rFonts w:ascii="SimSun" w:hAnsi="SimSun" w:eastAsia="SimSun" w:cs="SimSun"/>
         </w:rPr>
         <w:t>马氏取向</w:t>
       </w:r>
       <w:r>
         <w:rPr>
           <w:rStyle w:val="VerbatimChar"/>
-          <w:rFonts w:hint="eastAsia" w:ascii="Times New Roman" w:hAnsi="Times New Roman" w:eastAsia="Times New Roman" w:cs="Times New Roman"/>
+          <w:rFonts w:ascii="SimSun" w:hAnsi="SimSun" w:eastAsia="SimSun" w:cs="SimSun"/>
         </w:rPr>
         <w:t>）──→</w:t>
       </w:r>
       <w:r>
         <w:rPr>
           <w:rStyle w:val="VerbatimChar"/>
-          <w:rFonts w:ascii="Times New Roman" w:hAnsi="Times New Roman" w:eastAsia="Times New Roman" w:cs="Times New Roman"/>
+          <w:rFonts w:ascii="SimSun" w:hAnsi="SimSun" w:eastAsia="SimSun" w:cs="SimSun"/>
         </w:rPr>
         <w:t xml:space="preserve"> C–Pd </w:t>
       </w:r>
       <w:r>
         <w:rPr>
           <w:rStyle w:val="VerbatimChar"/>
-          <w:rFonts w:hint="eastAsia" w:ascii="Times New Roman" w:hAnsi="Times New Roman" w:eastAsia="FangSong" w:cs="Times New Roman"/>
+          <w:rFonts w:ascii="SimSun" w:hAnsi="SimSun" w:eastAsia="SimSun" w:cs="SimSun"/>
         </w:rPr>
         <w:t xml:space="preserve">键形成</w:t>
       </w:r>
       <w:r>
         <w:rPr>
-          <w:rFonts w:ascii="Times New Roman" w:hAnsi="Times New Roman" w:eastAsia="Times New Roman" w:cs="Times New Roman"/>
+          <w:rFonts w:ascii="SimSun" w:hAnsi="SimSun" w:eastAsia="SimSun" w:cs="SimSun"/>
         </w:rPr>
         <w:br/>
       </w:r>
       <w:r>
         <w:rPr>
           <w:rStyle w:val="VerbatimChar"/>
-          <w:rFonts w:ascii="Times New Roman" w:hAnsi="Times New Roman" w:eastAsia="Times New Roman" w:cs="Times New Roman"/>
+          <w:rFonts w:ascii="SimSun" w:hAnsi="SimSun" w:eastAsia="SimSun" w:cs="SimSun"/>
         </w:rPr>
         <w:t xml:space="preserve">       │</w:t>
       </w:r>
       <w:r>
         <w:rPr>
-          <w:rFonts w:ascii="Times New Roman" w:hAnsi="Times New Roman" w:eastAsia="Times New Roman" w:cs="Times New Roman"/>
+          <w:rFonts w:ascii="SimSun" w:hAnsi="SimSun" w:eastAsia="SimSun" w:cs="SimSun"/>
         </w:rPr>
         <w:br/>
       </w:r>
       <w:r>
         <w:rPr>
           <w:rStyle w:val="VerbatimChar"/>
-          <w:rFonts w:ascii="Times New Roman" w:hAnsi="Times New Roman" w:eastAsia="Times New Roman" w:cs="Times New Roman"/>
+          <w:rFonts w:ascii="SimSun" w:hAnsi="SimSun" w:eastAsia="SimSun" w:cs="SimSun"/>
         </w:rPr>
         <w:t xml:space="preserve">③ β-H </w:t>
       </w:r>
       <w:r>
         <w:rPr>
           <w:rStyle w:val="VerbatimChar"/>
-          <w:rFonts w:hint="eastAsia" w:ascii="Times New Roman" w:hAnsi="Times New Roman" w:eastAsia="FangSong" w:cs="Times New Roman"/>
+          <w:rFonts w:ascii="SimSun" w:hAnsi="SimSun" w:eastAsia="SimSun" w:cs="SimSun"/>
         </w:rPr>
         <w:t xml:space="preserve">消除</w:t>
       </w:r>
       <w:r>
         <w:rPr>
           <w:rStyle w:val="VerbatimChar"/>
-          <w:rFonts w:ascii="Times New Roman" w:hAnsi="Times New Roman" w:eastAsia="Times New Roman" w:cs="Times New Roman"/>
+          <w:rFonts w:ascii="SimSun" w:hAnsi="SimSun" w:eastAsia="SimSun" w:cs="SimSun"/>
         </w:rPr>
         <w:t xml:space="preserve"> ──→ </w:t>
       </w:r>
       <w:r>
         <w:rPr>
           <w:rStyle w:val="VerbatimChar"/>
-          <w:rFonts w:hint="eastAsia" w:ascii="Times New Roman" w:hAnsi="Times New Roman" w:eastAsia="FangSong" w:cs="Times New Roman"/>
+          <w:rFonts w:ascii="SimSun" w:hAnsi="SimSun" w:eastAsia="SimSun" w:cs="SimSun"/>
         </w:rPr>
         <w:t xml:space="preserve">烯醇</w:t>
       </w:r>
       <w:r>
         <w:rPr>
           <w:rStyle w:val="VerbatimChar"/>
-          <w:rFonts w:ascii="Times New Roman" w:hAnsi="Times New Roman" w:eastAsia="Times New Roman" w:cs="Times New Roman"/>
+          <w:rFonts w:ascii="SimSun" w:hAnsi="SimSun" w:eastAsia="SimSun" w:cs="SimSun"/>
         </w:rPr>
         <w:t xml:space="preserve"> + H–Pd(II)–X</w:t>
       </w:r>
       <w:r>
         <w:rPr>
-          <w:rFonts w:ascii="Times New Roman" w:hAnsi="Times New Roman" w:eastAsia="Times New Roman" w:cs="Times New Roman"/>
+          <w:rFonts w:ascii="SimSun" w:hAnsi="SimSun" w:eastAsia="SimSun" w:cs="SimSun"/>
         </w:rPr>
         <w:br/>
       </w:r>
       <w:r>
         <w:rPr>
           <w:rStyle w:val="VerbatimChar"/>
-          <w:rFonts w:ascii="Times New Roman" w:hAnsi="Times New Roman" w:eastAsia="Times New Roman" w:cs="Times New Roman"/>
+          <w:rFonts w:ascii="SimSun" w:hAnsi="SimSun" w:eastAsia="SimSun" w:cs="SimSun"/>
         </w:rPr>
         <w:t xml:space="preserve">       │</w:t>
       </w:r>
       <w:r>
         <w:rPr>
-          <w:rFonts w:ascii="Times New Roman" w:hAnsi="Times New Roman" w:eastAsia="Times New Roman" w:cs="Times New Roman"/>
+          <w:rFonts w:ascii="SimSun" w:hAnsi="SimSun" w:eastAsia="SimSun" w:cs="SimSun"/>
         </w:rPr>
         <w:br/>
       </w:r>
       <w:r>
         <w:rPr>
           <w:rStyle w:val="VerbatimChar"/>
-          <w:rFonts w:ascii="Times New Roman" w:hAnsi="Times New Roman" w:eastAsia="Times New Roman" w:cs="Times New Roman"/>
+          <w:rFonts w:ascii="SimSun" w:hAnsi="SimSun" w:eastAsia="SimSun" w:cs="SimSun"/>
         </w:rPr>
         <w:t xml:space="preserve">④ </w:t>
       </w:r>
       <w:r>
         <w:rPr>
           <w:rStyle w:val="VerbatimChar"/>
-          <w:rFonts w:hint="eastAsia" w:ascii="Times New Roman" w:hAnsi="Times New Roman" w:eastAsia="FangSong" w:cs="Times New Roman"/>
+          <w:rFonts w:ascii="SimSun" w:hAnsi="SimSun" w:eastAsia="SimSun" w:cs="SimSun"/>
         </w:rPr>
         <w:t xml:space="preserve">烯醇互变异构</w:t>
       </w:r>
       <w:r>
         <w:rPr>
           <w:rStyle w:val="VerbatimChar"/>
-          <w:rFonts w:ascii="Times New Roman" w:hAnsi="Times New Roman" w:eastAsia="Times New Roman" w:cs="Times New Roman"/>
+          <w:rFonts w:ascii="SimSun" w:hAnsi="SimSun" w:eastAsia="SimSun" w:cs="SimSun"/>
         </w:rPr>
         <w:t xml:space="preserve"> ──→ </w:t>
       </w:r>
       <w:r>
         <w:rPr>
           <w:rStyle w:val="VerbatimChar"/>
-          <w:rFonts w:hint="eastAsia" w:ascii="Times New Roman" w:hAnsi="Times New Roman" w:eastAsia="FangSong" w:cs="Times New Roman"/>
+          <w:rFonts w:ascii="SimSun" w:hAnsi="SimSun" w:eastAsia="SimSun" w:cs="SimSun"/>
         </w:rPr>
         <w:t xml:space="preserve">酮</w:t>
       </w:r>
       <w:r>
         <w:rPr>
           <w:rStyle w:val="VerbatimChar"/>
-          <w:rFonts w:ascii="Times New Roman" w:hAnsi="Times New Roman" w:eastAsia="Times New Roman" w:cs="Times New Roman"/>
+          <w:rFonts w:ascii="SimSun" w:hAnsi="SimSun" w:eastAsia="SimSun" w:cs="SimSun"/>
         </w:rPr>
         <w:t xml:space="preserve"> + </w:t>
       </w:r>
       <w:r>
         <w:rPr>
           <w:rStyle w:val="VerbatimChar"/>
-          <w:rFonts w:hint="eastAsia" w:ascii="Times New Roman" w:hAnsi="Times New Roman" w:eastAsia="Times New Roman" w:cs="Times New Roman"/>
+          <w:rFonts w:ascii="SimSun" w:hAnsi="SimSun" w:eastAsia="SimSun" w:cs="SimSun"/>
         </w:rPr>
         <w:t>Pd(0)（</w:t>
       </w:r>
       <w:r>
         <w:rPr>
           <w:rStyle w:val="VerbatimChar"/>
-          <w:rFonts w:hint="eastAsia" w:ascii="Times New Roman" w:hAnsi="Times New Roman" w:eastAsia="FangSong" w:cs="Times New Roman"/>
+          <w:rFonts w:ascii="SimSun" w:hAnsi="SimSun" w:eastAsia="SimSun" w:cs="SimSun"/>
         </w:rPr>
         <w:t>催化剂失活</w:t>
       </w:r>
       <w:r>
         <w:rPr>
           <w:rStyle w:val="VerbatimChar"/>
-          <w:rFonts w:hint="eastAsia" w:ascii="Times New Roman" w:hAnsi="Times New Roman" w:eastAsia="Times New Roman" w:cs="Times New Roman"/>
+          <w:rFonts w:ascii="SimSun" w:hAnsi="SimSun" w:eastAsia="SimSun" w:cs="SimSun"/>
         </w:rPr>
         <w:t>！）</w:t>
       </w:r>
       <w:r>
         <w:rPr>
-          <w:rFonts w:ascii="Times New Roman" w:hAnsi="Times New Roman" w:eastAsia="Times New Roman" w:cs="Times New Roman"/>
+          <w:rFonts w:ascii="SimSun" w:hAnsi="SimSun" w:eastAsia="SimSun" w:cs="SimSun"/>
         </w:rPr>
         <w:br/>
       </w:r>
       <w:r>
         <w:rPr>
           <w:rStyle w:val="VerbatimChar"/>
-          <w:rFonts w:ascii="Times New Roman" w:hAnsi="Times New Roman" w:eastAsia="Times New Roman" w:cs="Times New Roman"/>
+          <w:rFonts w:ascii="SimSun" w:hAnsi="SimSun" w:eastAsia="SimSun" w:cs="SimSun"/>
         </w:rPr>
         <w:t xml:space="preserve">       │</w:t>
       </w:r>
       <w:r>
         <w:rPr>
-          <w:rFonts w:ascii="Times New Roman" w:hAnsi="Times New Roman" w:eastAsia="Times New Roman" w:cs="Times New Roman"/>
+          <w:rFonts w:ascii="SimSun" w:hAnsi="SimSun" w:eastAsia="SimSun" w:cs="SimSun"/>
         </w:rPr>
         <w:br/>
       </w:r>
       <w:r>
         <w:rPr>
           <w:rStyle w:val="VerbatimChar"/>
-          <w:rFonts w:ascii="Times New Roman" w:hAnsi="Times New Roman" w:eastAsia="Times New Roman" w:cs="Times New Roman"/>
+          <w:rFonts w:ascii="SimSun" w:hAnsi="SimSun" w:eastAsia="SimSun" w:cs="SimSun"/>
         </w:rPr>
         <w:t>⑤ 2CuCl + ½O</w:t>
       </w:r>
       <w:r>
         <w:rPr>
           <w:rStyle w:val="VerbatimChar"/>
-          <w:rFonts w:ascii="Times New Roman" w:hAnsi="Times New Roman" w:eastAsia="Times New Roman" w:cs="Times New Roman"/>
+          <w:rFonts w:ascii="SimSun" w:hAnsi="SimSun" w:eastAsia="SimSun" w:cs="SimSun"/>
           <w:vertAlign w:val="subscript"/>
         </w:rPr>
         <w:t>2</w:t>
@@ -9426,14 +9426,14 @@
       <w:r>
         <w:rPr>
           <w:rStyle w:val="VerbatimChar"/>
-          <w:rFonts w:ascii="Times New Roman" w:hAnsi="Times New Roman" w:eastAsia="Times New Roman" w:cs="Times New Roman"/>
+          <w:rFonts w:ascii="SimSun" w:hAnsi="SimSun" w:eastAsia="SimSun" w:cs="SimSun"/>
         </w:rPr>
         <w:t xml:space="preserve"> + 2HCl ──→ 2CuCl</w:t>
       </w:r>
       <w:r>
         <w:rPr>
           <w:rStyle w:val="VerbatimChar"/>
-          <w:rFonts w:ascii="Times New Roman" w:hAnsi="Times New Roman" w:eastAsia="Times New Roman" w:cs="Times New Roman"/>
+          <w:rFonts w:ascii="SimSun" w:hAnsi="SimSun" w:eastAsia="SimSun" w:cs="SimSun"/>
           <w:vertAlign w:val="subscript"/>
         </w:rPr>
         <w:t>2</w:t>
@@ -9441,21 +9441,21 @@
       <w:r>
         <w:rPr>
           <w:rStyle w:val="VerbatimChar"/>
-          <w:rFonts w:ascii="Times New Roman" w:hAnsi="Times New Roman" w:eastAsia="Times New Roman" w:cs="Times New Roman"/>
+          <w:rFonts w:ascii="SimSun" w:hAnsi="SimSun" w:eastAsia="SimSun" w:cs="SimSun"/>
         </w:rPr>
         <w:t xml:space="preserve"> + </w:t>
       </w:r>
       <w:r>
         <w:rPr>
           <w:rStyle w:val="VerbatimChar"/>
-          <w:rFonts w:hint="eastAsia" w:ascii="Times New Roman" w:hAnsi="Times New Roman" w:eastAsia="Times New Roman" w:cs="Times New Roman"/>
+          <w:rFonts w:ascii="SimSun" w:hAnsi="SimSun" w:eastAsia="SimSun" w:cs="SimSun"/>
         </w:rPr>
         <w:t>H</w:t>
       </w:r>
       <w:r>
         <w:rPr>
           <w:rStyle w:val="VerbatimChar"/>
-          <w:rFonts w:hint="eastAsia" w:ascii="Times New Roman" w:hAnsi="Times New Roman" w:eastAsia="Times New Roman" w:cs="Times New Roman"/>
+          <w:rFonts w:ascii="SimSun" w:hAnsi="SimSun" w:eastAsia="SimSun" w:cs="SimSun"/>
           <w:vertAlign w:val="subscript"/>
         </w:rPr>
         <w:t>2</w:t>
@@ -9463,48 +9463,48 @@
       <w:r>
         <w:rPr>
           <w:rStyle w:val="VerbatimChar"/>
-          <w:rFonts w:hint="eastAsia" w:ascii="Times New Roman" w:hAnsi="Times New Roman" w:eastAsia="Times New Roman" w:cs="Times New Roman"/>
+          <w:rFonts w:ascii="SimSun" w:hAnsi="SimSun" w:eastAsia="SimSun" w:cs="SimSun"/>
         </w:rPr>
         <w:t>O（</w:t>
       </w:r>
       <w:r>
         <w:rPr>
           <w:rStyle w:val="VerbatimChar"/>
-          <w:rFonts w:hint="eastAsia" w:ascii="Times New Roman" w:hAnsi="Times New Roman" w:eastAsia="FangSong" w:cs="Times New Roman"/>
+          <w:rFonts w:ascii="SimSun" w:hAnsi="SimSun" w:eastAsia="SimSun" w:cs="SimSun"/>
         </w:rPr>
         <w:t>再氧化</w:t>
       </w:r>
       <w:r>
         <w:rPr>
           <w:rStyle w:val="VerbatimChar"/>
-          <w:rFonts w:ascii="Times New Roman" w:hAnsi="Times New Roman" w:eastAsia="Times New Roman" w:cs="Times New Roman"/>
+          <w:rFonts w:ascii="SimSun" w:hAnsi="SimSun" w:eastAsia="SimSun" w:cs="SimSun"/>
         </w:rPr>
         <w:t xml:space="preserve"> </w:t>
       </w:r>
       <w:r>
         <w:rPr>
           <w:rStyle w:val="VerbatimChar"/>
-          <w:rFonts w:hint="eastAsia" w:ascii="Times New Roman" w:hAnsi="Times New Roman" w:eastAsia="Times New Roman" w:cs="Times New Roman"/>
+          <w:rFonts w:ascii="SimSun" w:hAnsi="SimSun" w:eastAsia="SimSun" w:cs="SimSun"/>
         </w:rPr>
         <w:t xml:space="preserve">Cu）</w:t>
       </w:r>
       <w:r>
         <w:rPr>
-          <w:rFonts w:ascii="Times New Roman" w:hAnsi="Times New Roman" w:eastAsia="Times New Roman" w:cs="Times New Roman"/>
+          <w:rFonts w:ascii="SimSun" w:hAnsi="SimSun" w:eastAsia="SimSun" w:cs="SimSun"/>
         </w:rPr>
         <w:br/>
       </w:r>
       <w:r>
         <w:rPr>
           <w:rStyle w:val="VerbatimChar"/>
-          <w:rFonts w:ascii="Times New Roman" w:hAnsi="Times New Roman" w:eastAsia="Times New Roman" w:cs="Times New Roman"/>
+          <w:rFonts w:ascii="SimSun" w:hAnsi="SimSun" w:eastAsia="SimSun" w:cs="SimSun"/>
         </w:rPr>
         <w:t xml:space="preserve">   CuCl</w:t>
       </w:r>
       <w:r>
         <w:rPr>
           <w:rStyle w:val="VerbatimChar"/>
-          <w:rFonts w:ascii="Times New Roman" w:hAnsi="Times New Roman" w:eastAsia="Times New Roman" w:cs="Times New Roman"/>
+          <w:rFonts w:ascii="SimSun" w:hAnsi="SimSun" w:eastAsia="SimSun" w:cs="SimSun"/>
           <w:vertAlign w:val="subscript"/>
         </w:rPr>
         <w:t>2</w:t>
@@ -9512,35 +9512,35 @@
       <w:r>
         <w:rPr>
           <w:rStyle w:val="VerbatimChar"/>
-          <w:rFonts w:ascii="Times New Roman" w:hAnsi="Times New Roman" w:eastAsia="Times New Roman" w:cs="Times New Roman"/>
+          <w:rFonts w:ascii="SimSun" w:hAnsi="SimSun" w:eastAsia="SimSun" w:cs="SimSun"/>
         </w:rPr>
         <w:t xml:space="preserve"> + Pd(0) ──→ CuCl + </w:t>
       </w:r>
       <w:r>
         <w:rPr>
           <w:rStyle w:val="VerbatimChar"/>
-          <w:rFonts w:hint="eastAsia" w:ascii="Times New Roman" w:hAnsi="Times New Roman" w:eastAsia="Times New Roman" w:cs="Times New Roman"/>
+          <w:rFonts w:ascii="SimSun" w:hAnsi="SimSun" w:eastAsia="SimSun" w:cs="SimSun"/>
         </w:rPr>
         <w:t xml:space="preserve">Pd(II)（Pd</w:t>
       </w:r>
       <w:r>
         <w:rPr>
           <w:rStyle w:val="VerbatimChar"/>
-          <w:rFonts w:ascii="Times New Roman" w:hAnsi="Times New Roman" w:eastAsia="Times New Roman" w:cs="Times New Roman"/>
+          <w:rFonts w:ascii="SimSun" w:hAnsi="SimSun" w:eastAsia="SimSun" w:cs="SimSun"/>
         </w:rPr>
         <w:t xml:space="preserve"> </w:t>
       </w:r>
       <w:r>
         <w:rPr>
           <w:rStyle w:val="VerbatimChar"/>
-          <w:rFonts w:hint="eastAsia" w:ascii="Times New Roman" w:hAnsi="Times New Roman" w:eastAsia="FangSong" w:cs="Times New Roman"/>
+          <w:rFonts w:ascii="SimSun" w:hAnsi="SimSun" w:eastAsia="SimSun" w:cs="SimSun"/>
         </w:rPr>
         <w:t>再生</w:t>
       </w:r>
       <w:r>
         <w:rPr>
           <w:rStyle w:val="VerbatimChar"/>
-          <w:rFonts w:hint="eastAsia" w:ascii="Times New Roman" w:hAnsi="Times New Roman" w:eastAsia="Times New Roman" w:cs="Times New Roman"/>
+          <w:rFonts w:ascii="SimSun" w:hAnsi="SimSun" w:eastAsia="SimSun" w:cs="SimSun"/>
         </w:rPr>
         <w:t>）</w:t>
       </w:r>
@@ -9647,14 +9647,14 @@
       <w:r>
         <w:rPr>
           <w:rStyle w:val="VerbatimChar"/>
-          <w:rFonts w:ascii="Times New Roman" w:hAnsi="Times New Roman" w:eastAsia="Times New Roman" w:cs="Times New Roman"/>
+          <w:rFonts w:ascii="SimSun" w:hAnsi="SimSun" w:eastAsia="SimSun" w:cs="SimSun"/>
         </w:rPr>
         <w:t>2CuCl + ½O</w:t>
       </w:r>
       <w:r>
         <w:rPr>
           <w:rStyle w:val="VerbatimChar"/>
-          <w:rFonts w:ascii="Times New Roman" w:hAnsi="Times New Roman" w:eastAsia="Times New Roman" w:cs="Times New Roman"/>
+          <w:rFonts w:ascii="SimSun" w:hAnsi="SimSun" w:eastAsia="SimSun" w:cs="SimSun"/>
           <w:vertAlign w:val="subscript"/>
         </w:rPr>
         <w:t>2</w:t>
@@ -9662,14 +9662,14 @@
       <w:r>
         <w:rPr>
           <w:rStyle w:val="VerbatimChar"/>
-          <w:rFonts w:ascii="Times New Roman" w:hAnsi="Times New Roman" w:eastAsia="Times New Roman" w:cs="Times New Roman"/>
+          <w:rFonts w:ascii="SimSun" w:hAnsi="SimSun" w:eastAsia="SimSun" w:cs="SimSun"/>
         </w:rPr>
         <w:t xml:space="preserve"> + 2HCl → 2CuCl</w:t>
       </w:r>
       <w:r>
         <w:rPr>
           <w:rStyle w:val="VerbatimChar"/>
-          <w:rFonts w:ascii="Times New Roman" w:hAnsi="Times New Roman" w:eastAsia="Times New Roman" w:cs="Times New Roman"/>
+          <w:rFonts w:ascii="SimSun" w:hAnsi="SimSun" w:eastAsia="SimSun" w:cs="SimSun"/>
           <w:vertAlign w:val="subscript"/>
         </w:rPr>
         <w:t>2</w:t>
@@ -9677,14 +9677,14 @@
       <w:r>
         <w:rPr>
           <w:rStyle w:val="VerbatimChar"/>
-          <w:rFonts w:ascii="Times New Roman" w:hAnsi="Times New Roman" w:eastAsia="Times New Roman" w:cs="Times New Roman"/>
+          <w:rFonts w:ascii="SimSun" w:hAnsi="SimSun" w:eastAsia="SimSun" w:cs="SimSun"/>
         </w:rPr>
         <w:t xml:space="preserve"> + H</w:t>
       </w:r>
       <w:r>
         <w:rPr>
           <w:rStyle w:val="VerbatimChar"/>
-          <w:rFonts w:ascii="Times New Roman" w:hAnsi="Times New Roman" w:eastAsia="Times New Roman" w:cs="Times New Roman"/>
+          <w:rFonts w:ascii="SimSun" w:hAnsi="SimSun" w:eastAsia="SimSun" w:cs="SimSun"/>
           <w:vertAlign w:val="subscript"/>
         </w:rPr>
         <w:t>2</w:t>
@@ -9692,55 +9692,55 @@
       <w:r>
         <w:rPr>
           <w:rStyle w:val="VerbatimChar"/>
-          <w:rFonts w:ascii="Times New Roman" w:hAnsi="Times New Roman" w:eastAsia="Times New Roman" w:cs="Times New Roman"/>
+          <w:rFonts w:ascii="SimSun" w:hAnsi="SimSun" w:eastAsia="SimSun" w:cs="SimSun"/>
         </w:rPr>
         <w:t xml:space="preserve">O  </w:t>
       </w:r>
       <w:r>
         <w:rPr>
           <w:rStyle w:val="VerbatimChar"/>
-          <w:rFonts w:hint="eastAsia" w:ascii="Times New Roman" w:hAnsi="Times New Roman" w:eastAsia="Times New Roman" w:cs="Times New Roman"/>
+          <w:rFonts w:ascii="SimSun" w:hAnsi="SimSun" w:eastAsia="SimSun" w:cs="SimSun"/>
         </w:rPr>
         <w:t xml:space="preserve">（Cu</w:t>
       </w:r>
       <w:r>
         <w:rPr>
           <w:rStyle w:val="VerbatimChar"/>
-          <w:rFonts w:ascii="Times New Roman" w:hAnsi="Times New Roman" w:eastAsia="Times New Roman" w:cs="Times New Roman"/>
+          <w:rFonts w:ascii="SimSun" w:hAnsi="SimSun" w:eastAsia="SimSun" w:cs="SimSun"/>
         </w:rPr>
         <w:t xml:space="preserve"> </w:t>
       </w:r>
       <w:r>
         <w:rPr>
           <w:rStyle w:val="VerbatimChar"/>
-          <w:rFonts w:hint="eastAsia" w:ascii="Times New Roman" w:hAnsi="Times New Roman" w:eastAsia="FangSong" w:cs="Times New Roman"/>
+          <w:rFonts w:ascii="SimSun" w:hAnsi="SimSun" w:eastAsia="SimSun" w:cs="SimSun"/>
         </w:rPr>
         <w:t>的再氧化</w:t>
       </w:r>
       <w:r>
         <w:rPr>
           <w:rStyle w:val="VerbatimChar"/>
-          <w:rFonts w:hint="eastAsia" w:ascii="Times New Roman" w:hAnsi="Times New Roman" w:eastAsia="Times New Roman" w:cs="Times New Roman"/>
+          <w:rFonts w:ascii="SimSun" w:hAnsi="SimSun" w:eastAsia="SimSun" w:cs="SimSun"/>
         </w:rPr>
         <w:t>）</w:t>
       </w:r>
       <w:r>
         <w:rPr>
-          <w:rFonts w:ascii="Times New Roman" w:hAnsi="Times New Roman" w:eastAsia="Times New Roman" w:cs="Times New Roman"/>
+          <w:rFonts w:ascii="SimSun" w:hAnsi="SimSun" w:eastAsia="SimSun" w:cs="SimSun"/>
         </w:rPr>
         <w:br/>
       </w:r>
       <w:r>
         <w:rPr>
           <w:rStyle w:val="VerbatimChar"/>
-          <w:rFonts w:ascii="Times New Roman" w:hAnsi="Times New Roman" w:eastAsia="Times New Roman" w:cs="Times New Roman"/>
+          <w:rFonts w:ascii="SimSun" w:hAnsi="SimSun" w:eastAsia="SimSun" w:cs="SimSun"/>
         </w:rPr>
         <w:t>CuCl</w:t>
       </w:r>
       <w:r>
         <w:rPr>
           <w:rStyle w:val="VerbatimChar"/>
-          <w:rFonts w:ascii="Times New Roman" w:hAnsi="Times New Roman" w:eastAsia="Times New Roman" w:cs="Times New Roman"/>
+          <w:rFonts w:ascii="SimSun" w:hAnsi="SimSun" w:eastAsia="SimSun" w:cs="SimSun"/>
           <w:vertAlign w:val="subscript"/>
         </w:rPr>
         <w:t>2</w:t>
@@ -9748,14 +9748,14 @@
       <w:r>
         <w:rPr>
           <w:rStyle w:val="VerbatimChar"/>
-          <w:rFonts w:ascii="Times New Roman" w:hAnsi="Times New Roman" w:eastAsia="Times New Roman" w:cs="Times New Roman"/>
+          <w:rFonts w:ascii="SimSun" w:hAnsi="SimSun" w:eastAsia="SimSun" w:cs="SimSun"/>
         </w:rPr>
         <w:t xml:space="preserve"> + Pd(0) → CuCl + PdCl</w:t>
       </w:r>
       <w:r>
         <w:rPr>
           <w:rStyle w:val="VerbatimChar"/>
-          <w:rFonts w:ascii="Times New Roman" w:hAnsi="Times New Roman" w:eastAsia="Times New Roman" w:cs="Times New Roman"/>
+          <w:rFonts w:ascii="SimSun" w:hAnsi="SimSun" w:eastAsia="SimSun" w:cs="SimSun"/>
           <w:vertAlign w:val="subscript"/>
         </w:rPr>
         <w:t>2</w:t>
@@ -9763,35 +9763,35 @@
       <w:r>
         <w:rPr>
           <w:rStyle w:val="VerbatimChar"/>
-          <w:rFonts w:ascii="Times New Roman" w:hAnsi="Times New Roman" w:eastAsia="Times New Roman" w:cs="Times New Roman"/>
+          <w:rFonts w:ascii="SimSun" w:hAnsi="SimSun" w:eastAsia="SimSun" w:cs="SimSun"/>
         </w:rPr>
         <w:t xml:space="preserve">     </w:t>
       </w:r>
       <w:r>
         <w:rPr>
           <w:rStyle w:val="VerbatimChar"/>
-          <w:rFonts w:hint="eastAsia" w:ascii="Times New Roman" w:hAnsi="Times New Roman" w:eastAsia="Times New Roman" w:cs="Times New Roman"/>
+          <w:rFonts w:ascii="SimSun" w:hAnsi="SimSun" w:eastAsia="SimSun" w:cs="SimSun"/>
         </w:rPr>
         <w:t xml:space="preserve">（Pd</w:t>
       </w:r>
       <w:r>
         <w:rPr>
           <w:rStyle w:val="VerbatimChar"/>
-          <w:rFonts w:ascii="Times New Roman" w:hAnsi="Times New Roman" w:eastAsia="Times New Roman" w:cs="Times New Roman"/>
+          <w:rFonts w:ascii="SimSun" w:hAnsi="SimSun" w:eastAsia="SimSun" w:cs="SimSun"/>
         </w:rPr>
         <w:t xml:space="preserve"> </w:t>
       </w:r>
       <w:r>
         <w:rPr>
           <w:rStyle w:val="VerbatimChar"/>
-          <w:rFonts w:hint="eastAsia" w:ascii="Times New Roman" w:hAnsi="Times New Roman" w:eastAsia="FangSong" w:cs="Times New Roman"/>
+          <w:rFonts w:ascii="SimSun" w:hAnsi="SimSun" w:eastAsia="SimSun" w:cs="SimSun"/>
         </w:rPr>
         <w:t>的再氧化</w:t>
       </w:r>
       <w:r>
         <w:rPr>
           <w:rStyle w:val="VerbatimChar"/>
-          <w:rFonts w:hint="eastAsia" w:ascii="Times New Roman" w:hAnsi="Times New Roman" w:eastAsia="Times New Roman" w:cs="Times New Roman"/>
+          <w:rFonts w:ascii="SimSun" w:hAnsi="SimSun" w:eastAsia="SimSun" w:cs="SimSun"/>
         </w:rPr>
         <w:t>）</w:t>
       </w:r>
@@ -10657,40 +10657,40 @@
       <w:r>
         <w:rPr>
           <w:rStyle w:val="VerbatimChar"/>
-          <w:rFonts w:ascii="Times New Roman" w:hAnsi="Times New Roman" w:eastAsia="Times New Roman" w:cs="Times New Roman"/>
+          <w:rFonts w:ascii="SimSun" w:hAnsi="SimSun" w:eastAsia="SimSun" w:cs="SimSun"/>
         </w:rPr>
         <w:t xml:space="preserve">[M]=CHR                 [M]=CHR'       [M]=CHR'</w:t>
       </w:r>
       <w:r>
         <w:rPr>
-          <w:rFonts w:ascii="Times New Roman" w:hAnsi="Times New Roman" w:eastAsia="Times New Roman" w:cs="Times New Roman"/>
+          <w:rFonts w:ascii="SimSun" w:hAnsi="SimSun" w:eastAsia="SimSun" w:cs="SimSun"/>
         </w:rPr>
         <w:br/>
       </w:r>
       <w:r>
         <w:rPr>
           <w:rStyle w:val="VerbatimChar"/>
-          <w:rFonts w:ascii="Times New Roman" w:hAnsi="Times New Roman" w:eastAsia="Times New Roman" w:cs="Times New Roman"/>
+          <w:rFonts w:ascii="SimSun" w:hAnsi="SimSun" w:eastAsia="SimSun" w:cs="SimSun"/>
         </w:rPr>
         <w:t xml:space="preserve">   +                      +              +</w:t>
       </w:r>
       <w:r>
         <w:rPr>
-          <w:rFonts w:ascii="Times New Roman" w:hAnsi="Times New Roman" w:eastAsia="Times New Roman" w:cs="Times New Roman"/>
+          <w:rFonts w:ascii="SimSun" w:hAnsi="SimSun" w:eastAsia="SimSun" w:cs="SimSun"/>
         </w:rPr>
         <w:br/>
       </w:r>
       <w:r>
         <w:rPr>
           <w:rStyle w:val="VerbatimChar"/>
-          <w:rFonts w:ascii="Times New Roman" w:hAnsi="Times New Roman" w:eastAsia="Times New Roman" w:cs="Times New Roman"/>
+          <w:rFonts w:ascii="SimSun" w:hAnsi="SimSun" w:eastAsia="SimSun" w:cs="SimSun"/>
         </w:rPr>
         <w:t xml:space="preserve"> H</w:t>
       </w:r>
       <w:r>
         <w:rPr>
           <w:rStyle w:val="VerbatimChar"/>
-          <w:rFonts w:ascii="Times New Roman" w:hAnsi="Times New Roman" w:eastAsia="Times New Roman" w:cs="Times New Roman"/>
+          <w:rFonts w:ascii="SimSun" w:hAnsi="SimSun" w:eastAsia="SimSun" w:cs="SimSun"/>
           <w:vertAlign w:val="subscript"/>
         </w:rPr>
         <w:t>2</w:t>
@@ -10698,28 +10698,28 @@
       <w:r>
         <w:rPr>
           <w:rStyle w:val="VerbatimChar"/>
-          <w:rFonts w:ascii="Times New Roman" w:hAnsi="Times New Roman" w:eastAsia="Times New Roman" w:cs="Times New Roman"/>
+          <w:rFonts w:ascii="SimSun" w:hAnsi="SimSun" w:eastAsia="SimSun" w:cs="SimSun"/>
         </w:rPr>
         <w:t xml:space="preserve">C=CHR'    </w:t>
       </w:r>
       <w:r>
         <w:rPr>
           <w:rStyle w:val="VerbatimChar"/>
-          <w:rFonts w:hint="eastAsia" w:ascii="Times New Roman" w:hAnsi="Times New Roman" w:eastAsia="FangSong" w:cs="Times New Roman"/>
+          <w:rFonts w:ascii="SimSun" w:hAnsi="SimSun" w:eastAsia="SimSun" w:cs="SimSun"/>
         </w:rPr>
         <w:t xml:space="preserve">交换舞伴</w:t>
       </w:r>
       <w:r>
         <w:rPr>
           <w:rStyle w:val="VerbatimChar"/>
-          <w:rFonts w:ascii="Times New Roman" w:hAnsi="Times New Roman" w:eastAsia="Times New Roman" w:cs="Times New Roman"/>
+          <w:rFonts w:ascii="SimSun" w:hAnsi="SimSun" w:eastAsia="SimSun" w:cs="SimSun"/>
         </w:rPr>
         <w:t xml:space="preserve">    H</w:t>
       </w:r>
       <w:r>
         <w:rPr>
           <w:rStyle w:val="VerbatimChar"/>
-          <w:rFonts w:ascii="Times New Roman" w:hAnsi="Times New Roman" w:eastAsia="Times New Roman" w:cs="Times New Roman"/>
+          <w:rFonts w:ascii="SimSun" w:hAnsi="SimSun" w:eastAsia="SimSun" w:cs="SimSun"/>
           <w:vertAlign w:val="subscript"/>
         </w:rPr>
         <w:t>2</w:t>
@@ -10727,14 +10727,14 @@
       <w:r>
         <w:rPr>
           <w:rStyle w:val="VerbatimChar"/>
-          <w:rFonts w:ascii="Times New Roman" w:hAnsi="Times New Roman" w:eastAsia="Times New Roman" w:cs="Times New Roman"/>
+          <w:rFonts w:ascii="SimSun" w:hAnsi="SimSun" w:eastAsia="SimSun" w:cs="SimSun"/>
         </w:rPr>
         <w:t>C=CHR'       H</w:t>
       </w:r>
       <w:r>
         <w:rPr>
           <w:rStyle w:val="VerbatimChar"/>
-          <w:rFonts w:ascii="Times New Roman" w:hAnsi="Times New Roman" w:eastAsia="Times New Roman" w:cs="Times New Roman"/>
+          <w:rFonts w:ascii="SimSun" w:hAnsi="SimSun" w:eastAsia="SimSun" w:cs="SimSun"/>
           <w:vertAlign w:val="subscript"/>
         </w:rPr>
         <w:t>2</w:t>
@@ -10742,79 +10742,79 @@
       <w:r>
         <w:rPr>
           <w:rStyle w:val="VerbatimChar"/>
-          <w:rFonts w:ascii="Times New Roman" w:hAnsi="Times New Roman" w:eastAsia="Times New Roman" w:cs="Times New Roman"/>
+          <w:rFonts w:ascii="SimSun" w:hAnsi="SimSun" w:eastAsia="SimSun" w:cs="SimSun"/>
         </w:rPr>
         <w:t>C=CHR'</w:t>
       </w:r>
       <w:r>
         <w:rPr>
-          <w:rFonts w:ascii="Times New Roman" w:hAnsi="Times New Roman" w:eastAsia="Times New Roman" w:cs="Times New Roman"/>
+          <w:rFonts w:ascii="SimSun" w:hAnsi="SimSun" w:eastAsia="SimSun" w:cs="SimSun"/>
         </w:rPr>
         <w:br/>
       </w:r>
       <w:r>
         <w:rPr>
           <w:rStyle w:val="VerbatimChar"/>
-          <w:rFonts w:ascii="Times New Roman" w:hAnsi="Times New Roman" w:eastAsia="Times New Roman" w:cs="Times New Roman"/>
+          <w:rFonts w:ascii="SimSun" w:hAnsi="SimSun" w:eastAsia="SimSun" w:cs="SimSun"/>
         </w:rPr>
         <w:t xml:space="preserve">   │                      │</w:t>
       </w:r>
       <w:r>
         <w:rPr>
-          <w:rFonts w:ascii="Times New Roman" w:hAnsi="Times New Roman" w:eastAsia="Times New Roman" w:cs="Times New Roman"/>
+          <w:rFonts w:ascii="SimSun" w:hAnsi="SimSun" w:eastAsia="SimSun" w:cs="SimSun"/>
         </w:rPr>
         <w:br/>
       </w:r>
       <w:r>
         <w:rPr>
           <w:rStyle w:val="VerbatimChar"/>
-          <w:rFonts w:ascii="Times New Roman" w:hAnsi="Times New Roman" w:eastAsia="Times New Roman" w:cs="Times New Roman"/>
+          <w:rFonts w:ascii="SimSun" w:hAnsi="SimSun" w:eastAsia="SimSun" w:cs="SimSun"/>
         </w:rPr>
         <w:t xml:space="preserve">   ▼                      ▼</w:t>
       </w:r>
       <w:r>
         <w:rPr>
-          <w:rFonts w:ascii="Times New Roman" w:hAnsi="Times New Roman" w:eastAsia="Times New Roman" w:cs="Times New Roman"/>
+          <w:rFonts w:ascii="SimSun" w:hAnsi="SimSun" w:eastAsia="SimSun" w:cs="SimSun"/>
         </w:rPr>
         <w:br/>
       </w:r>
       <w:r>
         <w:rPr>
           <w:rStyle w:val="VerbatimChar"/>
-          <w:rFonts w:ascii="Times New Roman" w:hAnsi="Times New Roman" w:eastAsia="Times New Roman" w:cs="Times New Roman"/>
+          <w:rFonts w:ascii="SimSun" w:hAnsi="SimSun" w:eastAsia="SimSun" w:cs="SimSun"/>
         </w:rPr>
         <w:t xml:space="preserve">[M]──CHR               [M]──CHR'      [M]──CHR'</w:t>
       </w:r>
       <w:r>
         <w:rPr>
-          <w:rFonts w:ascii="Times New Roman" w:hAnsi="Times New Roman" w:eastAsia="Times New Roman" w:cs="Times New Roman"/>
+          <w:rFonts w:ascii="SimSun" w:hAnsi="SimSun" w:eastAsia="SimSun" w:cs="SimSun"/>
         </w:rPr>
         <w:br/>
       </w:r>
       <w:r>
         <w:rPr>
           <w:rStyle w:val="VerbatimChar"/>
-          <w:rFonts w:ascii="Times New Roman" w:hAnsi="Times New Roman" w:eastAsia="Times New Roman" w:cs="Times New Roman"/>
+          <w:rFonts w:ascii="SimSun" w:hAnsi="SimSun" w:eastAsia="SimSun" w:cs="SimSun"/>
         </w:rPr>
         <w:t xml:space="preserve">   │                      │</w:t>
       </w:r>
       <w:r>
         <w:rPr>
-          <w:rFonts w:ascii="Times New Roman" w:hAnsi="Times New Roman" w:eastAsia="Times New Roman" w:cs="Times New Roman"/>
+          <w:rFonts w:ascii="SimSun" w:hAnsi="SimSun" w:eastAsia="SimSun" w:cs="SimSun"/>
         </w:rPr>
         <w:br/>
       </w:r>
       <w:r>
         <w:rPr>
           <w:rStyle w:val="VerbatimChar"/>
-          <w:rFonts w:ascii="Times New Roman" w:hAnsi="Times New Roman" w:eastAsia="Times New Roman" w:cs="Times New Roman"/>
+          <w:rFonts w:ascii="SimSun" w:hAnsi="SimSun" w:eastAsia="SimSun" w:cs="SimSun"/>
         </w:rPr>
         <w:t xml:space="preserve"> H</w:t>
       </w:r>
       <w:r>
         <w:rPr>
           <w:rStyle w:val="VerbatimChar"/>
-          <w:rFonts w:ascii="Times New Roman" w:hAnsi="Times New Roman" w:eastAsia="Times New Roman" w:cs="Times New Roman"/>
+          <w:rFonts w:ascii="SimSun" w:hAnsi="SimSun" w:eastAsia="SimSun" w:cs="SimSun"/>
           <w:vertAlign w:val="subscript"/>
         </w:rPr>
         <w:t>2</w:t>
@@ -10822,14 +10822,14 @@
       <w:r>
         <w:rPr>
           <w:rStyle w:val="VerbatimChar"/>
-          <w:rFonts w:ascii="Times New Roman" w:hAnsi="Times New Roman" w:eastAsia="Times New Roman" w:cs="Times New Roman"/>
+          <w:rFonts w:ascii="SimSun" w:hAnsi="SimSun" w:eastAsia="SimSun" w:cs="SimSun"/>
         </w:rPr>
         <w:t>C──CHR'              H</w:t>
       </w:r>
       <w:r>
         <w:rPr>
           <w:rStyle w:val="VerbatimChar"/>
-          <w:rFonts w:ascii="Times New Roman" w:hAnsi="Times New Roman" w:eastAsia="Times New Roman" w:cs="Times New Roman"/>
+          <w:rFonts w:ascii="SimSun" w:hAnsi="SimSun" w:eastAsia="SimSun" w:cs="SimSun"/>
           <w:vertAlign w:val="subscript"/>
         </w:rPr>
         <w:t>2</w:t>
@@ -10837,14 +10837,14 @@
       <w:r>
         <w:rPr>
           <w:rStyle w:val="VerbatimChar"/>
-          <w:rFonts w:ascii="Times New Roman" w:hAnsi="Times New Roman" w:eastAsia="Times New Roman" w:cs="Times New Roman"/>
+          <w:rFonts w:ascii="SimSun" w:hAnsi="SimSun" w:eastAsia="SimSun" w:cs="SimSun"/>
         </w:rPr>
         <w:t>C──CHR       H</w:t>
       </w:r>
       <w:r>
         <w:rPr>
           <w:rStyle w:val="VerbatimChar"/>
-          <w:rFonts w:ascii="Times New Roman" w:hAnsi="Times New Roman" w:eastAsia="Times New Roman" w:cs="Times New Roman"/>
+          <w:rFonts w:ascii="SimSun" w:hAnsi="SimSun" w:eastAsia="SimSun" w:cs="SimSun"/>
           <w:vertAlign w:val="subscript"/>
         </w:rPr>
         <w:t>2</w:t>
@@ -10852,55 +10852,55 @@
       <w:r>
         <w:rPr>
           <w:rStyle w:val="VerbatimChar"/>
-          <w:rFonts w:ascii="Times New Roman" w:hAnsi="Times New Roman" w:eastAsia="Times New Roman" w:cs="Times New Roman"/>
+          <w:rFonts w:ascii="SimSun" w:hAnsi="SimSun" w:eastAsia="SimSun" w:cs="SimSun"/>
         </w:rPr>
         <w:t>C──CHR'</w:t>
       </w:r>
       <w:r>
         <w:rPr>
-          <w:rFonts w:ascii="Times New Roman" w:hAnsi="Times New Roman" w:eastAsia="Times New Roman" w:cs="Times New Roman"/>
+          <w:rFonts w:ascii="SimSun" w:hAnsi="SimSun" w:eastAsia="SimSun" w:cs="SimSun"/>
         </w:rPr>
         <w:br/>
       </w:r>
       <w:r>
         <w:rPr>
           <w:rStyle w:val="VerbatimChar"/>
-          <w:rFonts w:ascii="Times New Roman" w:hAnsi="Times New Roman" w:eastAsia="Times New Roman" w:cs="Times New Roman"/>
+          <w:rFonts w:ascii="SimSun" w:hAnsi="SimSun" w:eastAsia="SimSun" w:cs="SimSun"/>
         </w:rPr>
         <w:t xml:space="preserve">   </w:t>
       </w:r>
       <w:r>
         <w:rPr>
           <w:rStyle w:val="VerbatimChar"/>
-          <w:rFonts w:hint="eastAsia" w:ascii="Times New Roman" w:hAnsi="Times New Roman" w:eastAsia="FangSong" w:cs="Times New Roman"/>
+          <w:rFonts w:ascii="SimSun" w:hAnsi="SimSun" w:eastAsia="SimSun" w:cs="SimSun"/>
         </w:rPr>
         <w:t xml:space="preserve">金属杂环丁烷</w:t>
       </w:r>
       <w:r>
         <w:rPr>
           <w:rStyle w:val="VerbatimChar"/>
-          <w:rFonts w:ascii="Times New Roman" w:hAnsi="Times New Roman" w:eastAsia="Times New Roman" w:cs="Times New Roman"/>
+          <w:rFonts w:ascii="SimSun" w:hAnsi="SimSun" w:eastAsia="SimSun" w:cs="SimSun"/>
         </w:rPr>
         <w:t xml:space="preserve">          </w:t>
       </w:r>
       <w:r>
         <w:rPr>
           <w:rStyle w:val="VerbatimChar"/>
-          <w:rFonts w:hint="eastAsia" w:ascii="Times New Roman" w:hAnsi="Times New Roman" w:eastAsia="Times New Roman" w:cs="Times New Roman"/>
+          <w:rFonts w:ascii="SimSun" w:hAnsi="SimSun" w:eastAsia="SimSun" w:cs="SimSun"/>
         </w:rPr>
         <w:t>(</w:t>
       </w:r>
       <w:r>
         <w:rPr>
           <w:rStyle w:val="VerbatimChar"/>
-          <w:rFonts w:hint="eastAsia" w:ascii="Times New Roman" w:hAnsi="Times New Roman" w:eastAsia="FangSong" w:cs="Times New Roman"/>
+          <w:rFonts w:ascii="SimSun" w:hAnsi="SimSun" w:eastAsia="SimSun" w:cs="SimSun"/>
         </w:rPr>
         <w:t>释放</w:t>
       </w:r>
       <w:r>
         <w:rPr>
           <w:rStyle w:val="VerbatimChar"/>
-          <w:rFonts w:ascii="Times New Roman" w:hAnsi="Times New Roman" w:eastAsia="Times New Roman" w:cs="Times New Roman"/>
+          <w:rFonts w:ascii="SimSun" w:hAnsi="SimSun" w:eastAsia="SimSun" w:cs="SimSun"/>
         </w:rPr>
         <w:t xml:space="preserve"> RCH=CHR')</w:t>
       </w:r>
@@ -11588,14 +11588,14 @@
       <w:r>
         <w:rPr>
           <w:rStyle w:val="VerbatimChar"/>
-          <w:rFonts w:ascii="Times New Roman" w:hAnsi="Times New Roman" w:eastAsia="Times New Roman" w:cs="Times New Roman"/>
+          <w:rFonts w:ascii="SimSun" w:hAnsi="SimSun" w:eastAsia="SimSun" w:cs="SimSun"/>
         </w:rPr>
         <w:t>Pd(0) + R–CH=CH–CH</w:t>
       </w:r>
       <w:r>
         <w:rPr>
           <w:rStyle w:val="VerbatimChar"/>
-          <w:rFonts w:ascii="Times New Roman" w:hAnsi="Times New Roman" w:eastAsia="Times New Roman" w:cs="Times New Roman"/>
+          <w:rFonts w:ascii="SimSun" w:hAnsi="SimSun" w:eastAsia="SimSun" w:cs="SimSun"/>
           <w:vertAlign w:val="subscript"/>
         </w:rPr>
         <w:t>2</w:t>
@@ -11603,177 +11603,177 @@
       <w:r>
         <w:rPr>
           <w:rStyle w:val="VerbatimChar"/>
-          <w:rFonts w:ascii="Times New Roman" w:hAnsi="Times New Roman" w:eastAsia="Times New Roman" w:cs="Times New Roman"/>
+          <w:rFonts w:ascii="SimSun" w:hAnsi="SimSun" w:eastAsia="SimSun" w:cs="SimSun"/>
         </w:rPr>
         <w:t>–OAc</w:t>
       </w:r>
       <w:r>
         <w:rPr>
-          <w:rFonts w:ascii="Times New Roman" w:hAnsi="Times New Roman" w:eastAsia="Times New Roman" w:cs="Times New Roman"/>
+          <w:rFonts w:ascii="SimSun" w:hAnsi="SimSun" w:eastAsia="SimSun" w:cs="SimSun"/>
         </w:rPr>
         <w:br/>
       </w:r>
       <w:r>
         <w:rPr>
           <w:rStyle w:val="VerbatimChar"/>
-          <w:rFonts w:ascii="Times New Roman" w:hAnsi="Times New Roman" w:eastAsia="Times New Roman" w:cs="Times New Roman"/>
+          <w:rFonts w:ascii="SimSun" w:hAnsi="SimSun" w:eastAsia="SimSun" w:cs="SimSun"/>
         </w:rPr>
         <w:t xml:space="preserve">       │</w:t>
       </w:r>
       <w:r>
         <w:rPr>
-          <w:rFonts w:ascii="Times New Roman" w:hAnsi="Times New Roman" w:eastAsia="Times New Roman" w:cs="Times New Roman"/>
+          <w:rFonts w:ascii="SimSun" w:hAnsi="SimSun" w:eastAsia="SimSun" w:cs="SimSun"/>
         </w:rPr>
         <w:br/>
       </w:r>
       <w:r>
         <w:rPr>
           <w:rStyle w:val="VerbatimChar"/>
-          <w:rFonts w:ascii="Times New Roman" w:hAnsi="Times New Roman" w:eastAsia="Times New Roman" w:cs="Times New Roman"/>
+          <w:rFonts w:ascii="SimSun" w:hAnsi="SimSun" w:eastAsia="SimSun" w:cs="SimSun"/>
         </w:rPr>
         <w:t xml:space="preserve">① </w:t>
       </w:r>
       <w:r>
         <w:rPr>
           <w:rStyle w:val="VerbatimChar"/>
-          <w:rFonts w:hint="eastAsia" w:ascii="Times New Roman" w:hAnsi="Times New Roman" w:eastAsia="FangSong" w:cs="Times New Roman"/>
+          <w:rFonts w:ascii="SimSun" w:hAnsi="SimSun" w:eastAsia="SimSun" w:cs="SimSun"/>
         </w:rPr>
         <w:t>氧化加成</w:t>
       </w:r>
       <w:r>
         <w:rPr>
           <w:rStyle w:val="VerbatimChar"/>
-          <w:rFonts w:hint="eastAsia" w:ascii="Times New Roman" w:hAnsi="Times New Roman" w:eastAsia="Times New Roman" w:cs="Times New Roman"/>
+          <w:rFonts w:ascii="SimSun" w:hAnsi="SimSun" w:eastAsia="SimSun" w:cs="SimSun"/>
         </w:rPr>
         <w:t>（</w:t>
       </w:r>
       <w:r>
         <w:rPr>
           <w:rStyle w:val="VerbatimChar"/>
-          <w:rFonts w:hint="eastAsia" w:ascii="Times New Roman" w:hAnsi="Times New Roman" w:eastAsia="FangSong" w:cs="Times New Roman"/>
+          <w:rFonts w:ascii="SimSun" w:hAnsi="SimSun" w:eastAsia="SimSun" w:cs="SimSun"/>
         </w:rPr>
         <w:t>反式</w:t>
       </w:r>
       <w:r>
         <w:rPr>
           <w:rStyle w:val="VerbatimChar"/>
-          <w:rFonts w:hint="eastAsia" w:ascii="Times New Roman" w:hAnsi="Times New Roman" w:eastAsia="Times New Roman" w:cs="Times New Roman"/>
+          <w:rFonts w:ascii="SimSun" w:hAnsi="SimSun" w:eastAsia="SimSun" w:cs="SimSun"/>
         </w:rPr>
         <w:t>，</w:t>
       </w:r>
       <w:r>
         <w:rPr>
           <w:rStyle w:val="VerbatimChar"/>
-          <w:rFonts w:hint="eastAsia" w:ascii="Times New Roman" w:hAnsi="Times New Roman" w:eastAsia="FangSong" w:cs="Times New Roman"/>
+          <w:rFonts w:ascii="SimSun" w:hAnsi="SimSun" w:eastAsia="SimSun" w:cs="SimSun"/>
         </w:rPr>
         <w:t>从</w:t>
       </w:r>
       <w:r>
         <w:rPr>
           <w:rStyle w:val="VerbatimChar"/>
-          <w:rFonts w:ascii="Times New Roman" w:hAnsi="Times New Roman" w:eastAsia="Times New Roman" w:cs="Times New Roman"/>
+          <w:rFonts w:ascii="SimSun" w:hAnsi="SimSun" w:eastAsia="SimSun" w:cs="SimSun"/>
         </w:rPr>
         <w:t xml:space="preserve"> OAc </w:t>
       </w:r>
       <w:r>
         <w:rPr>
           <w:rStyle w:val="VerbatimChar"/>
-          <w:rFonts w:hint="eastAsia" w:ascii="Times New Roman" w:hAnsi="Times New Roman" w:eastAsia="FangSong" w:cs="Times New Roman"/>
+          <w:rFonts w:ascii="SimSun" w:hAnsi="SimSun" w:eastAsia="SimSun" w:cs="SimSun"/>
         </w:rPr>
         <w:t>反面进攻</w:t>
       </w:r>
       <w:r>
         <w:rPr>
           <w:rStyle w:val="VerbatimChar"/>
-          <w:rFonts w:hint="eastAsia" w:ascii="Times New Roman" w:hAnsi="Times New Roman" w:eastAsia="Times New Roman" w:cs="Times New Roman"/>
+          <w:rFonts w:ascii="SimSun" w:hAnsi="SimSun" w:eastAsia="SimSun" w:cs="SimSun"/>
         </w:rPr>
         <w:t>）</w:t>
       </w:r>
       <w:r>
         <w:rPr>
-          <w:rFonts w:ascii="Times New Roman" w:hAnsi="Times New Roman" w:eastAsia="Times New Roman" w:cs="Times New Roman"/>
+          <w:rFonts w:ascii="SimSun" w:hAnsi="SimSun" w:eastAsia="SimSun" w:cs="SimSun"/>
         </w:rPr>
         <w:br/>
       </w:r>
       <w:r>
         <w:rPr>
           <w:rStyle w:val="VerbatimChar"/>
-          <w:rFonts w:ascii="Times New Roman" w:hAnsi="Times New Roman" w:eastAsia="Times New Roman" w:cs="Times New Roman"/>
+          <w:rFonts w:ascii="SimSun" w:hAnsi="SimSun" w:eastAsia="SimSun" w:cs="SimSun"/>
         </w:rPr>
         <w:t xml:space="preserve">       │</w:t>
       </w:r>
       <w:r>
         <w:rPr>
-          <w:rFonts w:ascii="Times New Roman" w:hAnsi="Times New Roman" w:eastAsia="Times New Roman" w:cs="Times New Roman"/>
+          <w:rFonts w:ascii="SimSun" w:hAnsi="SimSun" w:eastAsia="SimSun" w:cs="SimSun"/>
         </w:rPr>
         <w:br/>
       </w:r>
       <w:r>
         <w:rPr>
           <w:rStyle w:val="VerbatimChar"/>
-          <w:rFonts w:ascii="Times New Roman" w:hAnsi="Times New Roman" w:eastAsia="Times New Roman" w:cs="Times New Roman"/>
+          <w:rFonts w:ascii="SimSun" w:hAnsi="SimSun" w:eastAsia="SimSun" w:cs="SimSun"/>
         </w:rPr>
         <w:t xml:space="preserve">       ▼</w:t>
       </w:r>
       <w:r>
         <w:rPr>
-          <w:rFonts w:ascii="Times New Roman" w:hAnsi="Times New Roman" w:eastAsia="Times New Roman" w:cs="Times New Roman"/>
+          <w:rFonts w:ascii="SimSun" w:hAnsi="SimSun" w:eastAsia="SimSun" w:cs="SimSun"/>
         </w:rPr>
         <w:br/>
       </w:r>
       <w:r>
         <w:rPr>
           <w:rStyle w:val="VerbatimChar"/>
-          <w:rFonts w:ascii="Times New Roman" w:hAnsi="Times New Roman" w:eastAsia="Times New Roman" w:cs="Times New Roman"/>
+          <w:rFonts w:ascii="SimSun" w:hAnsi="SimSun" w:eastAsia="SimSun" w:cs="SimSun"/>
         </w:rPr>
         <w:t xml:space="preserve">   </w:t>
       </w:r>
       <w:r>
         <w:rPr>
           <w:rStyle w:val="VerbatimChar"/>
-          <w:rFonts w:hint="eastAsia" w:ascii="Times New Roman" w:hAnsi="Times New Roman" w:eastAsia="Times New Roman" w:cs="Times New Roman"/>
+          <w:rFonts w:ascii="SimSun" w:hAnsi="SimSun" w:eastAsia="SimSun" w:cs="SimSun"/>
         </w:rPr>
         <w:t>π-</w:t>
       </w:r>
       <w:r>
         <w:rPr>
           <w:rStyle w:val="VerbatimChar"/>
-          <w:rFonts w:hint="eastAsia" w:ascii="Times New Roman" w:hAnsi="Times New Roman" w:eastAsia="FangSong" w:cs="Times New Roman"/>
+          <w:rFonts w:ascii="SimSun" w:hAnsi="SimSun" w:eastAsia="SimSun" w:cs="SimSun"/>
         </w:rPr>
         <w:t>烯丙基</w:t>
       </w:r>
       <w:r>
         <w:rPr>
           <w:rStyle w:val="VerbatimChar"/>
-          <w:rFonts w:hint="eastAsia" w:ascii="Times New Roman" w:hAnsi="Times New Roman" w:eastAsia="Times New Roman" w:cs="Times New Roman"/>
+          <w:rFonts w:ascii="SimSun" w:hAnsi="SimSun" w:eastAsia="SimSun" w:cs="SimSun"/>
         </w:rPr>
         <w:t>-Pd(II)</w:t>
       </w:r>
       <w:r>
         <w:rPr>
           <w:rStyle w:val="VerbatimChar"/>
-          <w:rFonts w:ascii="Times New Roman" w:hAnsi="Times New Roman" w:eastAsia="Times New Roman" w:cs="Times New Roman"/>
+          <w:rFonts w:ascii="SimSun" w:hAnsi="SimSun" w:eastAsia="SimSun" w:cs="SimSun"/>
         </w:rPr>
         <w:t xml:space="preserve"> </w:t>
       </w:r>
       <w:r>
         <w:rPr>
           <w:rStyle w:val="VerbatimChar"/>
-          <w:rFonts w:hint="eastAsia" w:ascii="Times New Roman" w:hAnsi="Times New Roman" w:eastAsia="FangSong" w:cs="Times New Roman"/>
+          <w:rFonts w:ascii="SimSun" w:hAnsi="SimSun" w:eastAsia="SimSun" w:cs="SimSun"/>
         </w:rPr>
         <w:t>阳离子配合物</w:t>
       </w:r>
       <w:r>
         <w:rPr>
           <w:rStyle w:val="VerbatimChar"/>
-          <w:rFonts w:hint="eastAsia" w:ascii="Times New Roman" w:hAnsi="Times New Roman" w:eastAsia="Times New Roman" w:cs="Times New Roman"/>
+          <w:rFonts w:ascii="SimSun" w:hAnsi="SimSun" w:eastAsia="SimSun" w:cs="SimSun"/>
         </w:rPr>
         <w:t>（η</w:t>
       </w:r>
       <w:r>
         <w:rPr>
           <w:rStyle w:val="VerbatimChar"/>
-          <w:rFonts w:hint="eastAsia" w:ascii="Times New Roman" w:hAnsi="Times New Roman" w:eastAsia="Times New Roman" w:cs="Times New Roman"/>
+          <w:rFonts w:ascii="SimSun" w:hAnsi="SimSun" w:eastAsia="SimSun" w:cs="SimSun"/>
           <w:vertAlign w:val="superscript"/>
         </w:rPr>
         <w:t>3</w:t>
@@ -11781,135 +11781,135 @@
       <w:r>
         <w:rPr>
           <w:rStyle w:val="VerbatimChar"/>
-          <w:rFonts w:hint="eastAsia" w:ascii="Times New Roman" w:hAnsi="Times New Roman" w:eastAsia="Times New Roman" w:cs="Times New Roman"/>
+          <w:rFonts w:ascii="SimSun" w:hAnsi="SimSun" w:eastAsia="SimSun" w:cs="SimSun"/>
         </w:rPr>
         <w:t>，16e）</w:t>
       </w:r>
       <w:r>
         <w:rPr>
-          <w:rFonts w:ascii="Times New Roman" w:hAnsi="Times New Roman" w:eastAsia="Times New Roman" w:cs="Times New Roman"/>
+          <w:rFonts w:ascii="SimSun" w:hAnsi="SimSun" w:eastAsia="SimSun" w:cs="SimSun"/>
         </w:rPr>
         <w:br/>
       </w:r>
       <w:r>
         <w:rPr>
           <w:rStyle w:val="VerbatimChar"/>
-          <w:rFonts w:ascii="Times New Roman" w:hAnsi="Times New Roman" w:eastAsia="Times New Roman" w:cs="Times New Roman"/>
+          <w:rFonts w:ascii="SimSun" w:hAnsi="SimSun" w:eastAsia="SimSun" w:cs="SimSun"/>
         </w:rPr>
         <w:t xml:space="preserve">       │</w:t>
       </w:r>
       <w:r>
         <w:rPr>
-          <w:rFonts w:ascii="Times New Roman" w:hAnsi="Times New Roman" w:eastAsia="Times New Roman" w:cs="Times New Roman"/>
+          <w:rFonts w:ascii="SimSun" w:hAnsi="SimSun" w:eastAsia="SimSun" w:cs="SimSun"/>
         </w:rPr>
         <w:br/>
       </w:r>
       <w:r>
         <w:rPr>
           <w:rStyle w:val="VerbatimChar"/>
-          <w:rFonts w:ascii="Times New Roman" w:hAnsi="Times New Roman" w:eastAsia="Times New Roman" w:cs="Times New Roman"/>
+          <w:rFonts w:ascii="SimSun" w:hAnsi="SimSun" w:eastAsia="SimSun" w:cs="SimSun"/>
         </w:rPr>
         <w:t xml:space="preserve">② </w:t>
       </w:r>
       <w:r>
         <w:rPr>
           <w:rStyle w:val="VerbatimChar"/>
-          <w:rFonts w:hint="eastAsia" w:ascii="Times New Roman" w:hAnsi="Times New Roman" w:eastAsia="FangSong" w:cs="Times New Roman"/>
+          <w:rFonts w:ascii="SimSun" w:hAnsi="SimSun" w:eastAsia="SimSun" w:cs="SimSun"/>
         </w:rPr>
         <w:t xml:space="preserve">软亲核试剂从</w:t>
       </w:r>
       <w:r>
         <w:rPr>
           <w:rStyle w:val="VerbatimChar"/>
-          <w:rFonts w:ascii="Times New Roman" w:hAnsi="Times New Roman" w:eastAsia="Times New Roman" w:cs="Times New Roman"/>
+          <w:rFonts w:ascii="SimSun" w:hAnsi="SimSun" w:eastAsia="SimSun" w:cs="SimSun"/>
         </w:rPr>
         <w:t xml:space="preserve"> Pd </w:t>
       </w:r>
       <w:r>
         <w:rPr>
           <w:rStyle w:val="VerbatimChar"/>
-          <w:rFonts w:hint="eastAsia" w:ascii="Times New Roman" w:hAnsi="Times New Roman" w:eastAsia="FangSong" w:cs="Times New Roman"/>
+          <w:rFonts w:ascii="SimSun" w:hAnsi="SimSun" w:eastAsia="SimSun" w:cs="SimSun"/>
         </w:rPr>
         <w:t>反面进攻</w:t>
       </w:r>
       <w:r>
         <w:rPr>
           <w:rStyle w:val="VerbatimChar"/>
-          <w:rFonts w:hint="eastAsia" w:ascii="Times New Roman" w:hAnsi="Times New Roman" w:eastAsia="Times New Roman" w:cs="Times New Roman"/>
+          <w:rFonts w:ascii="SimSun" w:hAnsi="SimSun" w:eastAsia="SimSun" w:cs="SimSun"/>
         </w:rPr>
         <w:t>（</w:t>
       </w:r>
       <w:r>
         <w:rPr>
           <w:rStyle w:val="VerbatimChar"/>
-          <w:rFonts w:hint="eastAsia" w:ascii="Times New Roman" w:hAnsi="Times New Roman" w:eastAsia="FangSong" w:cs="Times New Roman"/>
+          <w:rFonts w:ascii="SimSun" w:hAnsi="SimSun" w:eastAsia="SimSun" w:cs="SimSun"/>
         </w:rPr>
         <w:t>第二次翻转</w:t>
       </w:r>
       <w:r>
         <w:rPr>
           <w:rStyle w:val="VerbatimChar"/>
-          <w:rFonts w:hint="eastAsia" w:ascii="Times New Roman" w:hAnsi="Times New Roman" w:eastAsia="Times New Roman" w:cs="Times New Roman"/>
+          <w:rFonts w:ascii="SimSun" w:hAnsi="SimSun" w:eastAsia="SimSun" w:cs="SimSun"/>
         </w:rPr>
         <w:t>）</w:t>
       </w:r>
       <w:r>
         <w:rPr>
-          <w:rFonts w:ascii="Times New Roman" w:hAnsi="Times New Roman" w:eastAsia="Times New Roman" w:cs="Times New Roman"/>
+          <w:rFonts w:ascii="SimSun" w:hAnsi="SimSun" w:eastAsia="SimSun" w:cs="SimSun"/>
         </w:rPr>
         <w:br/>
       </w:r>
       <w:r>
         <w:rPr>
           <w:rStyle w:val="VerbatimChar"/>
-          <w:rFonts w:ascii="Times New Roman" w:hAnsi="Times New Roman" w:eastAsia="Times New Roman" w:cs="Times New Roman"/>
+          <w:rFonts w:ascii="SimSun" w:hAnsi="SimSun" w:eastAsia="SimSun" w:cs="SimSun"/>
         </w:rPr>
         <w:t xml:space="preserve">       │</w:t>
       </w:r>
       <w:r>
         <w:rPr>
-          <w:rFonts w:ascii="Times New Roman" w:hAnsi="Times New Roman" w:eastAsia="Times New Roman" w:cs="Times New Roman"/>
+          <w:rFonts w:ascii="SimSun" w:hAnsi="SimSun" w:eastAsia="SimSun" w:cs="SimSun"/>
         </w:rPr>
         <w:br/>
       </w:r>
       <w:r>
         <w:rPr>
           <w:rStyle w:val="VerbatimChar"/>
-          <w:rFonts w:ascii="Times New Roman" w:hAnsi="Times New Roman" w:eastAsia="Times New Roman" w:cs="Times New Roman"/>
+          <w:rFonts w:ascii="SimSun" w:hAnsi="SimSun" w:eastAsia="SimSun" w:cs="SimSun"/>
         </w:rPr>
         <w:t xml:space="preserve">       ▼</w:t>
       </w:r>
       <w:r>
         <w:rPr>
-          <w:rFonts w:ascii="Times New Roman" w:hAnsi="Times New Roman" w:eastAsia="Times New Roman" w:cs="Times New Roman"/>
+          <w:rFonts w:ascii="SimSun" w:hAnsi="SimSun" w:eastAsia="SimSun" w:cs="SimSun"/>
         </w:rPr>
         <w:br/>
       </w:r>
       <w:r>
         <w:rPr>
           <w:rStyle w:val="VerbatimChar"/>
-          <w:rFonts w:ascii="Times New Roman" w:hAnsi="Times New Roman" w:eastAsia="Times New Roman" w:cs="Times New Roman"/>
+          <w:rFonts w:ascii="SimSun" w:hAnsi="SimSun" w:eastAsia="SimSun" w:cs="SimSun"/>
         </w:rPr>
         <w:t xml:space="preserve">   </w:t>
       </w:r>
       <w:r>
         <w:rPr>
           <w:rStyle w:val="VerbatimChar"/>
-          <w:rFonts w:hint="eastAsia" w:ascii="Times New Roman" w:hAnsi="Times New Roman" w:eastAsia="FangSong" w:cs="Times New Roman"/>
+          <w:rFonts w:ascii="SimSun" w:hAnsi="SimSun" w:eastAsia="SimSun" w:cs="SimSun"/>
         </w:rPr>
         <w:t xml:space="preserve">产物</w:t>
       </w:r>
       <w:r>
         <w:rPr>
           <w:rStyle w:val="VerbatimChar"/>
-          <w:rFonts w:ascii="Times New Roman" w:hAnsi="Times New Roman" w:eastAsia="Times New Roman" w:cs="Times New Roman"/>
+          <w:rFonts w:ascii="SimSun" w:hAnsi="SimSun" w:eastAsia="SimSun" w:cs="SimSun"/>
         </w:rPr>
         <w:t xml:space="preserve"> + Pd(0) </w:t>
       </w:r>
       <w:r>
         <w:rPr>
           <w:rStyle w:val="VerbatimChar"/>
-          <w:rFonts w:hint="eastAsia" w:ascii="Times New Roman" w:hAnsi="Times New Roman" w:eastAsia="FangSong" w:cs="Times New Roman"/>
+          <w:rFonts w:ascii="SimSun" w:hAnsi="SimSun" w:eastAsia="SimSun" w:cs="SimSun"/>
         </w:rPr>
         <w:t xml:space="preserve">再生</w:t>
       </w:r>
@@ -12476,61 +12476,61 @@
       <w:r>
         <w:rPr>
           <w:rStyle w:val="VerbatimChar"/>
-          <w:rFonts w:ascii="Times New Roman" w:hAnsi="Times New Roman" w:eastAsia="Times New Roman" w:cs="Times New Roman"/>
+          <w:rFonts w:ascii="SimSun" w:hAnsi="SimSun" w:eastAsia="SimSun" w:cs="SimSun"/>
         </w:rPr>
         <w:t xml:space="preserve">Ar–X + Pd(0) → Ar–Pd(II)–X </w:t>
       </w:r>
       <w:r>
         <w:rPr>
           <w:rStyle w:val="VerbatimChar"/>
-          <w:rFonts w:hint="eastAsia" w:ascii="Times New Roman" w:hAnsi="Times New Roman" w:eastAsia="Times New Roman" w:cs="Times New Roman"/>
+          <w:rFonts w:ascii="SimSun" w:hAnsi="SimSun" w:eastAsia="SimSun" w:cs="SimSun"/>
         </w:rPr>
         <w:t>(</w:t>
       </w:r>
       <w:r>
         <w:rPr>
           <w:rStyle w:val="VerbatimChar"/>
-          <w:rFonts w:hint="eastAsia" w:ascii="Times New Roman" w:hAnsi="Times New Roman" w:eastAsia="FangSong" w:cs="Times New Roman"/>
+          <w:rFonts w:ascii="SimSun" w:hAnsi="SimSun" w:eastAsia="SimSun" w:cs="SimSun"/>
         </w:rPr>
         <w:t>氧化加成</w:t>
       </w:r>
       <w:r>
         <w:rPr>
           <w:rStyle w:val="VerbatimChar"/>
-          <w:rFonts w:hint="eastAsia" w:ascii="Times New Roman" w:hAnsi="Times New Roman" w:eastAsia="Times New Roman" w:cs="Times New Roman"/>
+          <w:rFonts w:ascii="SimSun" w:hAnsi="SimSun" w:eastAsia="SimSun" w:cs="SimSun"/>
         </w:rPr>
         <w:t>)</w:t>
       </w:r>
       <w:r>
         <w:rPr>
-          <w:rFonts w:ascii="Times New Roman" w:hAnsi="Times New Roman" w:eastAsia="Times New Roman" w:cs="Times New Roman"/>
+          <w:rFonts w:ascii="SimSun" w:hAnsi="SimSun" w:eastAsia="SimSun" w:cs="SimSun"/>
         </w:rPr>
         <w:br/>
       </w:r>
       <w:r>
         <w:rPr>
           <w:rStyle w:val="VerbatimChar"/>
-          <w:rFonts w:ascii="Times New Roman" w:hAnsi="Times New Roman" w:eastAsia="Times New Roman" w:cs="Times New Roman"/>
+          <w:rFonts w:ascii="SimSun" w:hAnsi="SimSun" w:eastAsia="SimSun" w:cs="SimSun"/>
         </w:rPr>
         <w:t xml:space="preserve">                  │</w:t>
       </w:r>
       <w:r>
         <w:rPr>
-          <w:rFonts w:ascii="Times New Roman" w:hAnsi="Times New Roman" w:eastAsia="Times New Roman" w:cs="Times New Roman"/>
+          <w:rFonts w:ascii="SimSun" w:hAnsi="SimSun" w:eastAsia="SimSun" w:cs="SimSun"/>
         </w:rPr>
         <w:br/>
       </w:r>
       <w:r>
         <w:rPr>
           <w:rStyle w:val="VerbatimChar"/>
-          <w:rFonts w:ascii="Times New Roman" w:hAnsi="Times New Roman" w:eastAsia="Times New Roman" w:cs="Times New Roman"/>
+          <w:rFonts w:ascii="SimSun" w:hAnsi="SimSun" w:eastAsia="SimSun" w:cs="SimSun"/>
         </w:rPr>
         <w:t xml:space="preserve">             + HNR</w:t>
       </w:r>
       <w:r>
         <w:rPr>
           <w:rStyle w:val="VerbatimChar"/>
-          <w:rFonts w:ascii="Times New Roman" w:hAnsi="Times New Roman" w:eastAsia="Times New Roman" w:cs="Times New Roman"/>
+          <w:rFonts w:ascii="SimSun" w:hAnsi="SimSun" w:eastAsia="SimSun" w:cs="SimSun"/>
           <w:vertAlign w:val="subscript"/>
         </w:rPr>
         <w:t>2</w:t>
@@ -12538,170 +12538,170 @@
       <w:r>
         <w:rPr>
           <w:rStyle w:val="VerbatimChar"/>
-          <w:rFonts w:ascii="Times New Roman" w:hAnsi="Times New Roman" w:eastAsia="Times New Roman" w:cs="Times New Roman"/>
+          <w:rFonts w:ascii="SimSun" w:hAnsi="SimSun" w:eastAsia="SimSun" w:cs="SimSun"/>
         </w:rPr>
         <w:t xml:space="preserve"> </w:t>
       </w:r>
       <w:r>
         <w:rPr>
           <w:rStyle w:val="VerbatimChar"/>
-          <w:rFonts w:hint="eastAsia" w:ascii="Times New Roman" w:hAnsi="Times New Roman" w:eastAsia="Times New Roman" w:cs="Times New Roman"/>
+          <w:rFonts w:ascii="SimSun" w:hAnsi="SimSun" w:eastAsia="SimSun" w:cs="SimSun"/>
         </w:rPr>
         <w:t>(</w:t>
       </w:r>
       <w:r>
         <w:rPr>
           <w:rStyle w:val="VerbatimChar"/>
-          <w:rFonts w:hint="eastAsia" w:ascii="Times New Roman" w:hAnsi="Times New Roman" w:eastAsia="FangSong" w:cs="Times New Roman"/>
+          <w:rFonts w:ascii="SimSun" w:hAnsi="SimSun" w:eastAsia="SimSun" w:cs="SimSun"/>
         </w:rPr>
         <w:t>胺配位</w:t>
       </w:r>
       <w:r>
         <w:rPr>
           <w:rStyle w:val="VerbatimChar"/>
-          <w:rFonts w:hint="eastAsia" w:ascii="Times New Roman" w:hAnsi="Times New Roman" w:eastAsia="Times New Roman" w:cs="Times New Roman"/>
+          <w:rFonts w:ascii="SimSun" w:hAnsi="SimSun" w:eastAsia="SimSun" w:cs="SimSun"/>
         </w:rPr>
         <w:t>)</w:t>
       </w:r>
       <w:r>
         <w:rPr>
-          <w:rFonts w:ascii="Times New Roman" w:hAnsi="Times New Roman" w:eastAsia="Times New Roman" w:cs="Times New Roman"/>
+          <w:rFonts w:ascii="SimSun" w:hAnsi="SimSun" w:eastAsia="SimSun" w:cs="SimSun"/>
         </w:rPr>
         <w:br/>
       </w:r>
       <w:r>
         <w:rPr>
           <w:rStyle w:val="VerbatimChar"/>
-          <w:rFonts w:ascii="Times New Roman" w:hAnsi="Times New Roman" w:eastAsia="Times New Roman" w:cs="Times New Roman"/>
+          <w:rFonts w:ascii="SimSun" w:hAnsi="SimSun" w:eastAsia="SimSun" w:cs="SimSun"/>
         </w:rPr>
         <w:t xml:space="preserve">                  │</w:t>
       </w:r>
       <w:r>
         <w:rPr>
-          <w:rFonts w:ascii="Times New Roman" w:hAnsi="Times New Roman" w:eastAsia="Times New Roman" w:cs="Times New Roman"/>
+          <w:rFonts w:ascii="SimSun" w:hAnsi="SimSun" w:eastAsia="SimSun" w:cs="SimSun"/>
         </w:rPr>
         <w:br/>
       </w:r>
       <w:r>
         <w:rPr>
           <w:rStyle w:val="VerbatimChar"/>
-          <w:rFonts w:ascii="Times New Roman" w:hAnsi="Times New Roman" w:eastAsia="Times New Roman" w:cs="Times New Roman"/>
+          <w:rFonts w:ascii="SimSun" w:hAnsi="SimSun" w:eastAsia="SimSun" w:cs="SimSun"/>
         </w:rPr>
         <w:t xml:space="preserve">             + </w:t>
       </w:r>
       <w:r>
         <w:rPr>
           <w:rStyle w:val="VerbatimChar"/>
-          <w:rFonts w:hint="eastAsia" w:ascii="Times New Roman" w:hAnsi="Times New Roman" w:eastAsia="FangSong" w:cs="Times New Roman"/>
+          <w:rFonts w:ascii="SimSun" w:hAnsi="SimSun" w:eastAsia="SimSun" w:cs="SimSun"/>
         </w:rPr>
         <w:t xml:space="preserve">碱</w:t>
       </w:r>
       <w:r>
         <w:rPr>
           <w:rStyle w:val="VerbatimChar"/>
-          <w:rFonts w:ascii="Times New Roman" w:hAnsi="Times New Roman" w:eastAsia="Times New Roman" w:cs="Times New Roman"/>
+          <w:rFonts w:ascii="SimSun" w:hAnsi="SimSun" w:eastAsia="SimSun" w:cs="SimSun"/>
         </w:rPr>
         <w:t xml:space="preserve"> </w:t>
       </w:r>
       <w:r>
         <w:rPr>
           <w:rStyle w:val="VerbatimChar"/>
-          <w:rFonts w:hint="eastAsia" w:ascii="Times New Roman" w:hAnsi="Times New Roman" w:eastAsia="Times New Roman" w:cs="Times New Roman"/>
+          <w:rFonts w:ascii="SimSun" w:hAnsi="SimSun" w:eastAsia="SimSun" w:cs="SimSun"/>
         </w:rPr>
         <w:t>(</w:t>
       </w:r>
       <w:r>
         <w:rPr>
           <w:rStyle w:val="VerbatimChar"/>
-          <w:rFonts w:hint="eastAsia" w:ascii="Times New Roman" w:hAnsi="Times New Roman" w:eastAsia="FangSong" w:cs="Times New Roman"/>
+          <w:rFonts w:ascii="SimSun" w:hAnsi="SimSun" w:eastAsia="SimSun" w:cs="SimSun"/>
         </w:rPr>
         <w:t>如</w:t>
       </w:r>
       <w:r>
         <w:rPr>
           <w:rStyle w:val="VerbatimChar"/>
-          <w:rFonts w:ascii="Times New Roman" w:hAnsi="Times New Roman" w:eastAsia="Times New Roman" w:cs="Times New Roman"/>
+          <w:rFonts w:ascii="SimSun" w:hAnsi="SimSun" w:eastAsia="SimSun" w:cs="SimSun"/>
         </w:rPr>
         <w:t xml:space="preserve"> NaOtBu, </w:t>
       </w:r>
       <w:r>
         <w:rPr>
           <w:rStyle w:val="VerbatimChar"/>
-          <w:rFonts w:hint="eastAsia" w:ascii="Times New Roman" w:hAnsi="Times New Roman" w:eastAsia="FangSong" w:cs="Times New Roman"/>
+          <w:rFonts w:ascii="SimSun" w:hAnsi="SimSun" w:eastAsia="SimSun" w:cs="SimSun"/>
         </w:rPr>
         <w:t xml:space="preserve">脱</w:t>
       </w:r>
       <w:r>
         <w:rPr>
           <w:rStyle w:val="VerbatimChar"/>
-          <w:rFonts w:ascii="Times New Roman" w:hAnsi="Times New Roman" w:eastAsia="Times New Roman" w:cs="Times New Roman"/>
+          <w:rFonts w:ascii="SimSun" w:hAnsi="SimSun" w:eastAsia="SimSun" w:cs="SimSun"/>
         </w:rPr>
         <w:t xml:space="preserve"> HX)</w:t>
       </w:r>
       <w:r>
         <w:rPr>
-          <w:rFonts w:ascii="Times New Roman" w:hAnsi="Times New Roman" w:eastAsia="Times New Roman" w:cs="Times New Roman"/>
+          <w:rFonts w:ascii="SimSun" w:hAnsi="SimSun" w:eastAsia="SimSun" w:cs="SimSun"/>
         </w:rPr>
         <w:br/>
       </w:r>
       <w:r>
         <w:rPr>
           <w:rStyle w:val="VerbatimChar"/>
-          <w:rFonts w:ascii="Times New Roman" w:hAnsi="Times New Roman" w:eastAsia="Times New Roman" w:cs="Times New Roman"/>
+          <w:rFonts w:ascii="SimSun" w:hAnsi="SimSun" w:eastAsia="SimSun" w:cs="SimSun"/>
         </w:rPr>
         <w:t xml:space="preserve">                  │</w:t>
       </w:r>
       <w:r>
         <w:rPr>
-          <w:rFonts w:ascii="Times New Roman" w:hAnsi="Times New Roman" w:eastAsia="Times New Roman" w:cs="Times New Roman"/>
+          <w:rFonts w:ascii="SimSun" w:hAnsi="SimSun" w:eastAsia="SimSun" w:cs="SimSun"/>
         </w:rPr>
         <w:br/>
       </w:r>
       <w:r>
         <w:rPr>
           <w:rStyle w:val="VerbatimChar"/>
-          <w:rFonts w:ascii="Times New Roman" w:hAnsi="Times New Roman" w:eastAsia="Times New Roman" w:cs="Times New Roman"/>
+          <w:rFonts w:ascii="SimSun" w:hAnsi="SimSun" w:eastAsia="SimSun" w:cs="SimSun"/>
         </w:rPr>
         <w:t xml:space="preserve">             Ar–Pd(II)–NR</w:t>
       </w:r>
       <w:r>
         <w:rPr>
           <w:rStyle w:val="VerbatimChar"/>
-          <w:rFonts w:ascii="Times New Roman" w:hAnsi="Times New Roman" w:eastAsia="Times New Roman" w:cs="Times New Roman"/>
+          <w:rFonts w:ascii="SimSun" w:hAnsi="SimSun" w:eastAsia="SimSun" w:cs="SimSun"/>
           <w:vertAlign w:val="subscript"/>
         </w:rPr>
         <w:t>2</w:t>
       </w:r>
       <w:r>
         <w:rPr>
-          <w:rFonts w:ascii="Times New Roman" w:hAnsi="Times New Roman" w:eastAsia="Times New Roman" w:cs="Times New Roman"/>
+          <w:rFonts w:ascii="SimSun" w:hAnsi="SimSun" w:eastAsia="SimSun" w:cs="SimSun"/>
         </w:rPr>
         <w:br/>
       </w:r>
       <w:r>
         <w:rPr>
           <w:rStyle w:val="VerbatimChar"/>
-          <w:rFonts w:ascii="Times New Roman" w:hAnsi="Times New Roman" w:eastAsia="Times New Roman" w:cs="Times New Roman"/>
+          <w:rFonts w:ascii="SimSun" w:hAnsi="SimSun" w:eastAsia="SimSun" w:cs="SimSun"/>
         </w:rPr>
         <w:t xml:space="preserve">                  │</w:t>
       </w:r>
       <w:r>
         <w:rPr>
-          <w:rFonts w:ascii="Times New Roman" w:hAnsi="Times New Roman" w:eastAsia="Times New Roman" w:cs="Times New Roman"/>
+          <w:rFonts w:ascii="SimSun" w:hAnsi="SimSun" w:eastAsia="SimSun" w:cs="SimSun"/>
         </w:rPr>
         <w:br/>
       </w:r>
       <w:r>
         <w:rPr>
           <w:rStyle w:val="VerbatimChar"/>
-          <w:rFonts w:ascii="Times New Roman" w:hAnsi="Times New Roman" w:eastAsia="Times New Roman" w:cs="Times New Roman"/>
+          <w:rFonts w:ascii="SimSun" w:hAnsi="SimSun" w:eastAsia="SimSun" w:cs="SimSun"/>
         </w:rPr>
         <w:t xml:space="preserve">             → Ar–NR</w:t>
       </w:r>
       <w:r>
         <w:rPr>
           <w:rStyle w:val="VerbatimChar"/>
-          <w:rFonts w:ascii="Times New Roman" w:hAnsi="Times New Roman" w:eastAsia="Times New Roman" w:cs="Times New Roman"/>
+          <w:rFonts w:ascii="SimSun" w:hAnsi="SimSun" w:eastAsia="SimSun" w:cs="SimSun"/>
           <w:vertAlign w:val="subscript"/>
         </w:rPr>
         <w:t>2</w:t>
@@ -12709,28 +12709,28 @@
       <w:r>
         <w:rPr>
           <w:rStyle w:val="VerbatimChar"/>
-          <w:rFonts w:ascii="Times New Roman" w:hAnsi="Times New Roman" w:eastAsia="Times New Roman" w:cs="Times New Roman"/>
+          <w:rFonts w:ascii="SimSun" w:hAnsi="SimSun" w:eastAsia="SimSun" w:cs="SimSun"/>
         </w:rPr>
         <w:t xml:space="preserve"> + Pd(0) </w:t>
       </w:r>
       <w:r>
         <w:rPr>
           <w:rStyle w:val="VerbatimChar"/>
-          <w:rFonts w:hint="eastAsia" w:ascii="Times New Roman" w:hAnsi="Times New Roman" w:eastAsia="Times New Roman" w:cs="Times New Roman"/>
+          <w:rFonts w:ascii="SimSun" w:hAnsi="SimSun" w:eastAsia="SimSun" w:cs="SimSun"/>
         </w:rPr>
         <w:t>(</w:t>
       </w:r>
       <w:r>
         <w:rPr>
           <w:rStyle w:val="VerbatimChar"/>
-          <w:rFonts w:hint="eastAsia" w:ascii="Times New Roman" w:hAnsi="Times New Roman" w:eastAsia="FangSong" w:cs="Times New Roman"/>
+          <w:rFonts w:ascii="SimSun" w:hAnsi="SimSun" w:eastAsia="SimSun" w:cs="SimSun"/>
         </w:rPr>
         <w:t>还原消除</w:t>
       </w:r>
       <w:r>
         <w:rPr>
           <w:rStyle w:val="VerbatimChar"/>
-          <w:rFonts w:hint="eastAsia" w:ascii="Times New Roman" w:hAnsi="Times New Roman" w:eastAsia="Times New Roman" w:cs="Times New Roman"/>
+          <w:rFonts w:ascii="SimSun" w:hAnsi="SimSun" w:eastAsia="SimSun" w:cs="SimSun"/>
         </w:rPr>
         <w:t>)</w:t>
       </w:r>
@@ -16815,56 +16815,56 @@
       <w:r>
         <w:rPr>
           <w:rStyle w:val="VerbatimChar"/>
-          <w:rFonts w:hint="eastAsia" w:ascii="Times New Roman" w:hAnsi="Times New Roman" w:eastAsia="Times New Roman" w:cs="Times New Roman"/>
+          <w:rFonts w:ascii="SimSun" w:hAnsi="SimSun" w:eastAsia="SimSun" w:cs="SimSun"/>
         </w:rPr>
         <w:t>[</w:t>
       </w:r>
       <w:r>
         <w:rPr>
           <w:rStyle w:val="VerbatimChar"/>
-          <w:rFonts w:hint="eastAsia" w:ascii="Times New Roman" w:hAnsi="Times New Roman" w:eastAsia="FangSong" w:cs="Times New Roman"/>
+          <w:rFonts w:ascii="SimSun" w:hAnsi="SimSun" w:eastAsia="SimSun" w:cs="SimSun"/>
         </w:rPr>
         <w:t>金属价电子数</w:t>
       </w:r>
       <w:r>
         <w:rPr>
           <w:rStyle w:val="VerbatimChar"/>
-          <w:rFonts w:hint="eastAsia" w:ascii="Times New Roman" w:hAnsi="Times New Roman" w:eastAsia="Times New Roman" w:cs="Times New Roman"/>
+          <w:rFonts w:ascii="SimSun" w:hAnsi="SimSun" w:eastAsia="SimSun" w:cs="SimSun"/>
         </w:rPr>
         <w:t>]</w:t>
       </w:r>
       <w:r>
         <w:rPr>
           <w:rStyle w:val="VerbatimChar"/>
-          <w:rFonts w:ascii="Times New Roman" w:hAnsi="Times New Roman" w:eastAsia="Times New Roman" w:cs="Times New Roman"/>
+          <w:rFonts w:ascii="SimSun" w:hAnsi="SimSun" w:eastAsia="SimSun" w:cs="SimSun"/>
         </w:rPr>
         <w:t xml:space="preserve"> + [∑ </w:t>
       </w:r>
       <w:r>
         <w:rPr>
           <w:rStyle w:val="VerbatimChar"/>
-          <w:rFonts w:hint="eastAsia" w:ascii="Times New Roman" w:hAnsi="Times New Roman" w:eastAsia="FangSong" w:cs="Times New Roman"/>
+          <w:rFonts w:ascii="SimSun" w:hAnsi="SimSun" w:eastAsia="SimSun" w:cs="SimSun"/>
         </w:rPr>
         <w:t>配体贡献的电子数</w:t>
       </w:r>
       <w:r>
         <w:rPr>
           <w:rStyle w:val="VerbatimChar"/>
-          <w:rFonts w:hint="eastAsia" w:ascii="Times New Roman" w:hAnsi="Times New Roman" w:eastAsia="Times New Roman" w:cs="Times New Roman"/>
+          <w:rFonts w:ascii="SimSun" w:hAnsi="SimSun" w:eastAsia="SimSun" w:cs="SimSun"/>
         </w:rPr>
         <w:t>]</w:t>
       </w:r>
       <w:r>
         <w:rPr>
           <w:rStyle w:val="VerbatimChar"/>
-          <w:rFonts w:ascii="Times New Roman" w:hAnsi="Times New Roman" w:eastAsia="Times New Roman" w:cs="Times New Roman"/>
+          <w:rFonts w:ascii="SimSun" w:hAnsi="SimSun" w:eastAsia="SimSun" w:cs="SimSun"/>
         </w:rPr>
         <w:t xml:space="preserve"> = </w:t>
       </w:r>
       <w:r>
         <w:rPr>
           <w:rStyle w:val="VerbatimChar"/>
-          <w:rFonts w:hint="eastAsia" w:ascii="Times New Roman" w:hAnsi="Times New Roman" w:eastAsia="FangSong" w:cs="Times New Roman"/>
+          <w:rFonts w:ascii="SimSun" w:hAnsi="SimSun" w:eastAsia="SimSun" w:cs="SimSun"/>
         </w:rPr>
         <w:t xml:space="preserve">总电子数</w:t>
       </w:r>
@@ -30185,7 +30185,7 @@
     <ns0:name ns0:val="Verbatim Char"/>
     <ns0:basedOn ns0:val="BodyTextChar"/>
     <ns0:rPr>
-      <ns0:rFonts ns0:ascii="Times New Roman" ns0:cs="Times New Roman" ns0:eastAsia="FangSong" ns0:hAnsi="Times New Roman"/>
+      <ns0:rFonts ns0:ascii="SimSun" ns0:hAnsi="SimSun" ns0:eastAsia="SimSun" ns0:cs="SimSun"/>
       <ns0:b ns0:val="0"/>
       <ns0:sz ns0:val="20"/>
     </ns0:rPr>
@@ -30239,7 +30239,7 @@
       <w:wordWrap w:val="off"/>
     </w:pPr>
     <ns0:rPr>
-      <w:rFonts ns0:ascii="Times New Roman" ns0:hAnsi="Times New Roman" ns0:eastAsia="FangSong" ns0:cs="Times New Roman"/>
+      <w:rFonts w:ascii="SimSun" w:hAnsi="SimSun" w:eastAsia="SimSun" w:cs="SimSun"/>
     </ns0:rPr>
   </w:style>
   <w:style w:type="character" w:customStyle="1" w:styleId="KeywordTok">

--- a/06-学生侧材料/讲义/有机化学/过渡金属催化.docx
+++ b/06-学生侧材料/讲义/有机化学/过渡金属催化.docx
@@ -2336,14 +2336,27 @@
       <w:r>
         <w:rPr>
           <w:rStyle w:val="VerbatimChar"/>
+          <w:rFonts w:hint="eastAsia" w:ascii="SimSun" w:hAnsi="SimSun" w:eastAsia="SimSun" w:cs="SimSun"/>
+        </w:rPr>
+        <w:t xml:space="preserve">氧化加成</w:t>
+      </w:r>
+      <w:r>
+        <w:rPr>
           <w:rFonts w:ascii="SimSun" w:hAnsi="SimSun" w:eastAsia="SimSun" w:cs="SimSun"/>
         </w:rPr>
-        <w:t xml:space="preserve">氧化加成</w:t>
-      </w:r>
-      <w:r>
-        <w:rPr>
+        <w:br/>
+      </w:r>
+      <w:r>
+        <w:rPr>
+          <w:rStyle w:val="VerbatimChar"/>
           <w:rFonts w:ascii="SimSun" w:hAnsi="SimSun" w:eastAsia="SimSun" w:cs="SimSun"/>
         </w:rPr>
+        <w:t xml:space="preserve">                  ┌───────────────┐</w:t>
+      </w:r>
+      <w:r>
+        <w:rPr>
+          <w:rFonts w:ascii="SimSun" w:hAnsi="SimSun" w:eastAsia="SimSun" w:cs="SimSun"/>
+        </w:rPr>
         <w:br/>
       </w:r>
       <w:r>
@@ -2351,6 +2364,45 @@
           <w:rStyle w:val="VerbatimChar"/>
           <w:rFonts w:ascii="SimSun" w:hAnsi="SimSun" w:eastAsia="SimSun" w:cs="SimSun"/>
         </w:rPr>
+        <w:t xml:space="preserve">                  │  M(0) → M(II) │</w:t>
+      </w:r>
+      <w:r>
+        <w:rPr>
+          <w:rFonts w:ascii="SimSun" w:hAnsi="SimSun" w:eastAsia="SimSun" w:cs="SimSun"/>
+        </w:rPr>
+        <w:br/>
+      </w:r>
+      <w:r>
+        <w:rPr>
+          <w:rStyle w:val="VerbatimChar"/>
+          <w:rFonts w:ascii="SimSun" w:hAnsi="SimSun" w:eastAsia="SimSun" w:cs="SimSun"/>
+        </w:rPr>
+        <w:t xml:space="preserve">                  └───────┬───────┘</w:t>
+      </w:r>
+      <w:r>
+        <w:rPr>
+          <w:rFonts w:ascii="SimSun" w:hAnsi="SimSun" w:eastAsia="SimSun" w:cs="SimSun"/>
+        </w:rPr>
+        <w:br/>
+      </w:r>
+      <w:r>
+        <w:rPr>
+          <w:rStyle w:val="VerbatimChar"/>
+          <w:rFonts w:ascii="SimSun" w:hAnsi="SimSun" w:eastAsia="SimSun" w:cs="SimSun"/>
+        </w:rPr>
+        <w:t xml:space="preserve">                          ↓</w:t>
+      </w:r>
+      <w:r>
+        <w:rPr>
+          <w:rFonts w:ascii="SimSun" w:hAnsi="SimSun" w:eastAsia="SimSun" w:cs="SimSun"/>
+        </w:rPr>
+        <w:br/>
+      </w:r>
+      <w:r>
+        <w:rPr>
+          <w:rStyle w:val="VerbatimChar"/>
+          <w:rFonts w:ascii="SimSun" w:hAnsi="SimSun" w:eastAsia="SimSun" w:cs="SimSun"/>
+        </w:rPr>
         <w:t xml:space="preserve">                  ┌───────────────┐</w:t>
       </w:r>
       <w:r>
@@ -2364,12 +2416,26 @@
           <w:rStyle w:val="VerbatimChar"/>
           <w:rFonts w:ascii="SimSun" w:hAnsi="SimSun" w:eastAsia="SimSun" w:cs="SimSun"/>
         </w:rPr>
-        <w:t xml:space="preserve">                  │  M(0) → M(II) │</w:t>
-      </w:r>
-      <w:r>
-        <w:rPr>
+        <w:t xml:space="preserve">                  │   </w:t>
+      </w:r>
+      <w:r>
+        <w:rPr>
+          <w:rStyle w:val="VerbatimChar"/>
+          <w:rFonts w:hint="eastAsia" w:ascii="SimSun" w:hAnsi="SimSun" w:eastAsia="SimSun" w:cs="SimSun"/>
+        </w:rPr>
+        <w:t xml:space="preserve">迁移插入</w:t>
+      </w:r>
+      <w:r>
+        <w:rPr>
+          <w:rStyle w:val="VerbatimChar"/>
           <w:rFonts w:ascii="SimSun" w:hAnsi="SimSun" w:eastAsia="SimSun" w:cs="SimSun"/>
         </w:rPr>
+        <w:t xml:space="preserve">    │</w:t>
+      </w:r>
+      <w:r>
+        <w:rPr>
+          <w:rFonts w:ascii="SimSun" w:hAnsi="SimSun" w:eastAsia="SimSun" w:cs="SimSun"/>
+        </w:rPr>
         <w:br/>
       </w:r>
       <w:r>
@@ -2377,12 +2443,26 @@
           <w:rStyle w:val="VerbatimChar"/>
           <w:rFonts w:ascii="SimSun" w:hAnsi="SimSun" w:eastAsia="SimSun" w:cs="SimSun"/>
         </w:rPr>
-        <w:t xml:space="preserve">                  └───────┬───────┘</w:t>
-      </w:r>
-      <w:r>
-        <w:rPr>
+        <w:t xml:space="preserve">                  │  </w:t>
+      </w:r>
+      <w:r>
+        <w:rPr>
+          <w:rStyle w:val="VerbatimChar"/>
+          <w:rFonts w:hint="eastAsia" w:ascii="SimSun" w:hAnsi="SimSun" w:eastAsia="SimSun" w:cs="SimSun"/>
+        </w:rPr>
+        <w:t xml:space="preserve">配体迁移到</w:t>
+      </w:r>
+      <w:r>
+        <w:rPr>
+          <w:rStyle w:val="VerbatimChar"/>
           <w:rFonts w:ascii="SimSun" w:hAnsi="SimSun" w:eastAsia="SimSun" w:cs="SimSun"/>
         </w:rPr>
+        <w:t xml:space="preserve">    │</w:t>
+      </w:r>
+      <w:r>
+        <w:rPr>
+          <w:rFonts w:ascii="SimSun" w:hAnsi="SimSun" w:eastAsia="SimSun" w:cs="SimSun"/>
+        </w:rPr>
         <w:br/>
       </w:r>
       <w:r>
@@ -2390,12 +2470,26 @@
           <w:rStyle w:val="VerbatimChar"/>
           <w:rFonts w:ascii="SimSun" w:hAnsi="SimSun" w:eastAsia="SimSun" w:cs="SimSun"/>
         </w:rPr>
-        <w:t xml:space="preserve">                          ↓</w:t>
-      </w:r>
-      <w:r>
-        <w:rPr>
+        <w:t xml:space="preserve">                  │  </w:t>
+      </w:r>
+      <w:r>
+        <w:rPr>
+          <w:rStyle w:val="VerbatimChar"/>
+          <w:rFonts w:hint="eastAsia" w:ascii="SimSun" w:hAnsi="SimSun" w:eastAsia="SimSun" w:cs="SimSun"/>
+        </w:rPr>
+        <w:t xml:space="preserve">不饱和配体上</w:t>
+      </w:r>
+      <w:r>
+        <w:rPr>
+          <w:rStyle w:val="VerbatimChar"/>
           <w:rFonts w:ascii="SimSun" w:hAnsi="SimSun" w:eastAsia="SimSun" w:cs="SimSun"/>
         </w:rPr>
+        <w:t xml:space="preserve">  │</w:t>
+      </w:r>
+      <w:r>
+        <w:rPr>
+          <w:rFonts w:ascii="SimSun" w:hAnsi="SimSun" w:eastAsia="SimSun" w:cs="SimSun"/>
+        </w:rPr>
         <w:br/>
       </w:r>
       <w:r>
@@ -2403,7 +2497,7 @@
           <w:rStyle w:val="VerbatimChar"/>
           <w:rFonts w:ascii="SimSun" w:hAnsi="SimSun" w:eastAsia="SimSun" w:cs="SimSun"/>
         </w:rPr>
-        <w:t xml:space="preserve">                  ┌───────────────┐</w:t>
+        <w:t xml:space="preserve">      ┌─────────→└───────┬───────┘</w:t>
       </w:r>
       <w:r>
         <w:rPr>
@@ -2416,26 +2510,46 @@
           <w:rStyle w:val="VerbatimChar"/>
           <w:rFonts w:ascii="SimSun" w:hAnsi="SimSun" w:eastAsia="SimSun" w:cs="SimSun"/>
         </w:rPr>
-        <w:t xml:space="preserve">                  │   </w:t>
-      </w:r>
-      <w:r>
-        <w:rPr>
-          <w:rStyle w:val="VerbatimChar"/>
+        <w:t xml:space="preserve">      │                   ↓           </w:t>
+      </w:r>
+      <w:r>
+        <w:rPr>
+          <w:rStyle w:val="VerbatimChar"/>
+          <w:rFonts w:hint="eastAsia" w:ascii="SimSun" w:hAnsi="SimSun" w:eastAsia="SimSun" w:cs="SimSun"/>
+        </w:rPr>
+        <w:t xml:space="preserve">再一轮</w:t>
+      </w:r>
+      <w:r>
+        <w:rPr>
           <w:rFonts w:ascii="SimSun" w:hAnsi="SimSun" w:eastAsia="SimSun" w:cs="SimSun"/>
         </w:rPr>
-        <w:t xml:space="preserve">迁移插入</w:t>
+        <w:br/>
       </w:r>
       <w:r>
         <w:rPr>
           <w:rStyle w:val="VerbatimChar"/>
           <w:rFonts w:ascii="SimSun" w:hAnsi="SimSun" w:eastAsia="SimSun" w:cs="SimSun"/>
         </w:rPr>
-        <w:t xml:space="preserve">    │</w:t>
-      </w:r>
-      <w:r>
-        <w:rPr>
+        <w:t xml:space="preserve">  </w:t>
+      </w:r>
+      <w:r>
+        <w:rPr>
+          <w:rStyle w:val="VerbatimChar"/>
+          <w:rFonts w:hint="eastAsia" w:ascii="SimSun" w:hAnsi="SimSun" w:eastAsia="SimSun" w:cs="SimSun"/>
+        </w:rPr>
+        <w:t xml:space="preserve">还原消除</w:t>
+      </w:r>
+      <w:r>
+        <w:rPr>
+          <w:rStyle w:val="VerbatimChar"/>
           <w:rFonts w:ascii="SimSun" w:hAnsi="SimSun" w:eastAsia="SimSun" w:cs="SimSun"/>
         </w:rPr>
+        <w:t xml:space="preserve">         ┌───────────────┐</w:t>
+      </w:r>
+      <w:r>
+        <w:rPr>
+          <w:rFonts w:ascii="SimSun" w:hAnsi="SimSun" w:eastAsia="SimSun" w:cs="SimSun"/>
+        </w:rPr>
         <w:br/>
       </w:r>
       <w:r>
@@ -2443,26 +2557,116 @@
           <w:rStyle w:val="VerbatimChar"/>
           <w:rFonts w:ascii="SimSun" w:hAnsi="SimSun" w:eastAsia="SimSun" w:cs="SimSun"/>
         </w:rPr>
-        <w:t xml:space="preserve">                  │  </w:t>
+        <w:t xml:space="preserve">  M(II) → M(0)    │  β-H </w:t>
+      </w:r>
+      <w:r>
+        <w:rPr>
+          <w:rStyle w:val="VerbatimChar"/>
+          <w:rFonts w:hint="eastAsia" w:ascii="SimSun" w:hAnsi="SimSun" w:eastAsia="SimSun" w:cs="SimSun"/>
+        </w:rPr>
+        <w:t xml:space="preserve">消除</w:t>
       </w:r>
       <w:r>
         <w:rPr>
           <w:rStyle w:val="VerbatimChar"/>
           <w:rFonts w:ascii="SimSun" w:hAnsi="SimSun" w:eastAsia="SimSun" w:cs="SimSun"/>
         </w:rPr>
-        <w:t xml:space="preserve">配体迁移到</w:t>
-      </w:r>
-      <w:r>
-        <w:rPr>
-          <w:rStyle w:val="VerbatimChar"/>
+        <w:t xml:space="preserve">     │ ←─── </w:t>
+      </w:r>
+      <w:r>
+        <w:rPr>
+          <w:rStyle w:val="VerbatimChar"/>
+          <w:rFonts w:hint="eastAsia" w:ascii="SimSun" w:hAnsi="SimSun" w:eastAsia="SimSun" w:cs="SimSun"/>
+        </w:rPr>
+        <w:t>关键区别</w:t>
+      </w:r>
+      <w:r>
+        <w:rPr>
+          <w:rStyle w:val="VerbatimChar"/>
+          <w:rFonts w:hint="eastAsia" w:ascii="SimSun" w:hAnsi="SimSun" w:eastAsia="SimSun" w:cs="SimSun"/>
+        </w:rPr>
+        <w:t>：</w:t>
+      </w:r>
+      <w:r>
+        <w:rPr>
           <w:rFonts w:ascii="SimSun" w:hAnsi="SimSun" w:eastAsia="SimSun" w:cs="SimSun"/>
         </w:rPr>
-        <w:t xml:space="preserve">    │</w:t>
-      </w:r>
-      <w:r>
-        <w:rPr>
+        <w:br/>
+      </w:r>
+      <w:r>
+        <w:rPr>
+          <w:rStyle w:val="VerbatimChar"/>
           <w:rFonts w:ascii="SimSun" w:hAnsi="SimSun" w:eastAsia="SimSun" w:cs="SimSun"/>
         </w:rPr>
+        <w:t xml:space="preserve">  </w:t>
+      </w:r>
+      <w:r>
+        <w:rPr>
+          <w:rStyle w:val="VerbatimChar"/>
+          <w:rFonts w:hint="eastAsia" w:ascii="SimSun" w:hAnsi="SimSun" w:eastAsia="SimSun" w:cs="SimSun"/>
+        </w:rPr>
+        <w:t xml:space="preserve">新</w:t>
+      </w:r>
+      <w:r>
+        <w:rPr>
+          <w:rStyle w:val="VerbatimChar"/>
+          <w:rFonts w:ascii="SimSun" w:hAnsi="SimSun" w:eastAsia="SimSun" w:cs="SimSun"/>
+        </w:rPr>
+        <w:t xml:space="preserve"> σ </w:t>
+      </w:r>
+      <w:r>
+        <w:rPr>
+          <w:rStyle w:val="VerbatimChar"/>
+          <w:rFonts w:hint="eastAsia" w:ascii="SimSun" w:hAnsi="SimSun" w:eastAsia="SimSun" w:cs="SimSun"/>
+        </w:rPr>
+        <w:t xml:space="preserve">键生成</w:t>
+      </w:r>
+      <w:r>
+        <w:rPr>
+          <w:rStyle w:val="VerbatimChar"/>
+          <w:rFonts w:ascii="SimSun" w:hAnsi="SimSun" w:eastAsia="SimSun" w:cs="SimSun"/>
+        </w:rPr>
+        <w:t xml:space="preserve">      │  16e </w:t>
+      </w:r>
+      <w:r>
+        <w:rPr>
+          <w:rStyle w:val="VerbatimChar"/>
+          <w:rFonts w:hint="eastAsia" w:ascii="SimSun" w:hAnsi="SimSun" w:eastAsia="SimSun" w:cs="SimSun"/>
+        </w:rPr>
+        <w:t xml:space="preserve">有利</w:t>
+      </w:r>
+      <w:r>
+        <w:rPr>
+          <w:rStyle w:val="VerbatimChar"/>
+          <w:rFonts w:ascii="SimSun" w:hAnsi="SimSun" w:eastAsia="SimSun" w:cs="SimSun"/>
+        </w:rPr>
+        <w:t xml:space="preserve">     │     Heck </w:t>
+      </w:r>
+      <w:r>
+        <w:rPr>
+          <w:rStyle w:val="VerbatimChar"/>
+          <w:rFonts w:hint="eastAsia" w:ascii="SimSun" w:hAnsi="SimSun" w:eastAsia="SimSun" w:cs="SimSun"/>
+        </w:rPr>
+        <w:t xml:space="preserve">有</w:t>
+      </w:r>
+      <w:r>
+        <w:rPr>
+          <w:rStyle w:val="VerbatimChar"/>
+          <w:rFonts w:ascii="SimSun" w:hAnsi="SimSun" w:eastAsia="SimSun" w:cs="SimSun"/>
+        </w:rPr>
+        <w:t xml:space="preserve"> β-H </w:t>
+      </w:r>
+      <w:r>
+        <w:rPr>
+          <w:rStyle w:val="VerbatimChar"/>
+          <w:rFonts w:hint="eastAsia" w:ascii="SimSun" w:hAnsi="SimSun" w:eastAsia="SimSun" w:cs="SimSun"/>
+        </w:rPr>
+        <w:t xml:space="preserve">消除</w:t>
+      </w:r>
+      <w:r>
+        <w:rPr>
+          <w:rFonts w:ascii="SimSun" w:hAnsi="SimSun" w:eastAsia="SimSun" w:cs="SimSun"/>
+        </w:rPr>
         <w:br/>
       </w:r>
       <w:r>
@@ -2470,230 +2674,26 @@
           <w:rStyle w:val="VerbatimChar"/>
           <w:rFonts w:ascii="SimSun" w:hAnsi="SimSun" w:eastAsia="SimSun" w:cs="SimSun"/>
         </w:rPr>
-        <w:t xml:space="preserve">                  │  </w:t>
-      </w:r>
-      <w:r>
-        <w:rPr>
-          <w:rStyle w:val="VerbatimChar"/>
-          <w:rFonts w:ascii="SimSun" w:hAnsi="SimSun" w:eastAsia="SimSun" w:cs="SimSun"/>
-        </w:rPr>
-        <w:t xml:space="preserve">不饱和配体上</w:t>
-      </w:r>
-      <w:r>
-        <w:rPr>
-          <w:rStyle w:val="VerbatimChar"/>
-          <w:rFonts w:ascii="SimSun" w:hAnsi="SimSun" w:eastAsia="SimSun" w:cs="SimSun"/>
-        </w:rPr>
-        <w:t xml:space="preserve">  │</w:t>
-      </w:r>
-      <w:r>
-        <w:rPr>
-          <w:rFonts w:ascii="SimSun" w:hAnsi="SimSun" w:eastAsia="SimSun" w:cs="SimSun"/>
-        </w:rPr>
-        <w:br/>
-      </w:r>
-      <w:r>
-        <w:rPr>
-          <w:rStyle w:val="VerbatimChar"/>
-          <w:rFonts w:ascii="SimSun" w:hAnsi="SimSun" w:eastAsia="SimSun" w:cs="SimSun"/>
-        </w:rPr>
-        <w:t xml:space="preserve">      ┌─────────→└───────┬───────┘</w:t>
-      </w:r>
-      <w:r>
-        <w:rPr>
-          <w:rFonts w:ascii="SimSun" w:hAnsi="SimSun" w:eastAsia="SimSun" w:cs="SimSun"/>
-        </w:rPr>
-        <w:br/>
-      </w:r>
-      <w:r>
-        <w:rPr>
-          <w:rStyle w:val="VerbatimChar"/>
-          <w:rFonts w:ascii="SimSun" w:hAnsi="SimSun" w:eastAsia="SimSun" w:cs="SimSun"/>
-        </w:rPr>
-        <w:t xml:space="preserve">      │                   ↓           </w:t>
-      </w:r>
-      <w:r>
-        <w:rPr>
-          <w:rStyle w:val="VerbatimChar"/>
-          <w:rFonts w:ascii="SimSun" w:hAnsi="SimSun" w:eastAsia="SimSun" w:cs="SimSun"/>
-        </w:rPr>
-        <w:t xml:space="preserve">再一轮</w:t>
-      </w:r>
-      <w:r>
-        <w:rPr>
-          <w:rFonts w:ascii="SimSun" w:hAnsi="SimSun" w:eastAsia="SimSun" w:cs="SimSun"/>
-        </w:rPr>
-        <w:br/>
-      </w:r>
-      <w:r>
-        <w:rPr>
-          <w:rStyle w:val="VerbatimChar"/>
-          <w:rFonts w:ascii="SimSun" w:hAnsi="SimSun" w:eastAsia="SimSun" w:cs="SimSun"/>
-        </w:rPr>
-        <w:t xml:space="preserve">  </w:t>
-      </w:r>
-      <w:r>
-        <w:rPr>
-          <w:rStyle w:val="VerbatimChar"/>
-          <w:rFonts w:ascii="SimSun" w:hAnsi="SimSun" w:eastAsia="SimSun" w:cs="SimSun"/>
-        </w:rPr>
-        <w:t xml:space="preserve">还原消除</w:t>
-      </w:r>
-      <w:r>
-        <w:rPr>
-          <w:rStyle w:val="VerbatimChar"/>
-          <w:rFonts w:ascii="SimSun" w:hAnsi="SimSun" w:eastAsia="SimSun" w:cs="SimSun"/>
-        </w:rPr>
-        <w:t xml:space="preserve">         ┌───────────────┐</w:t>
-      </w:r>
-      <w:r>
-        <w:rPr>
-          <w:rFonts w:ascii="SimSun" w:hAnsi="SimSun" w:eastAsia="SimSun" w:cs="SimSun"/>
-        </w:rPr>
-        <w:br/>
-      </w:r>
-      <w:r>
-        <w:rPr>
-          <w:rStyle w:val="VerbatimChar"/>
-          <w:rFonts w:ascii="SimSun" w:hAnsi="SimSun" w:eastAsia="SimSun" w:cs="SimSun"/>
-        </w:rPr>
-        <w:t xml:space="preserve">  M(II) → M(0)    │  β-H </w:t>
-      </w:r>
-      <w:r>
-        <w:rPr>
-          <w:rStyle w:val="VerbatimChar"/>
-          <w:rFonts w:ascii="SimSun" w:hAnsi="SimSun" w:eastAsia="SimSun" w:cs="SimSun"/>
-        </w:rPr>
-        <w:t xml:space="preserve">消除</w:t>
-      </w:r>
-      <w:r>
-        <w:rPr>
-          <w:rStyle w:val="VerbatimChar"/>
-          <w:rFonts w:ascii="SimSun" w:hAnsi="SimSun" w:eastAsia="SimSun" w:cs="SimSun"/>
-        </w:rPr>
-        <w:t xml:space="preserve">     │ ←─── </w:t>
-      </w:r>
-      <w:r>
-        <w:rPr>
-          <w:rStyle w:val="VerbatimChar"/>
-          <w:rFonts w:ascii="SimSun" w:hAnsi="SimSun" w:eastAsia="SimSun" w:cs="SimSun"/>
-        </w:rPr>
-        <w:t>关键区别</w:t>
-      </w:r>
-      <w:r>
-        <w:rPr>
-          <w:rStyle w:val="VerbatimChar"/>
-          <w:rFonts w:ascii="SimSun" w:hAnsi="SimSun" w:eastAsia="SimSun" w:cs="SimSun"/>
-        </w:rPr>
-        <w:t>：</w:t>
-      </w:r>
-      <w:r>
-        <w:rPr>
-          <w:rFonts w:ascii="SimSun" w:hAnsi="SimSun" w:eastAsia="SimSun" w:cs="SimSun"/>
-        </w:rPr>
-        <w:br/>
-      </w:r>
-      <w:r>
-        <w:rPr>
-          <w:rStyle w:val="VerbatimChar"/>
-          <w:rFonts w:ascii="SimSun" w:hAnsi="SimSun" w:eastAsia="SimSun" w:cs="SimSun"/>
-        </w:rPr>
-        <w:t xml:space="preserve">  </w:t>
-      </w:r>
-      <w:r>
-        <w:rPr>
-          <w:rStyle w:val="VerbatimChar"/>
-          <w:rFonts w:ascii="SimSun" w:hAnsi="SimSun" w:eastAsia="SimSun" w:cs="SimSun"/>
-        </w:rPr>
-        <w:t xml:space="preserve">新</w:t>
-      </w:r>
-      <w:r>
-        <w:rPr>
-          <w:rStyle w:val="VerbatimChar"/>
-          <w:rFonts w:ascii="SimSun" w:hAnsi="SimSun" w:eastAsia="SimSun" w:cs="SimSun"/>
-        </w:rPr>
-        <w:t xml:space="preserve"> σ </w:t>
-      </w:r>
-      <w:r>
-        <w:rPr>
-          <w:rStyle w:val="VerbatimChar"/>
-          <w:rFonts w:ascii="SimSun" w:hAnsi="SimSun" w:eastAsia="SimSun" w:cs="SimSun"/>
-        </w:rPr>
-        <w:t xml:space="preserve">键生成</w:t>
-      </w:r>
-      <w:r>
-        <w:rPr>
-          <w:rStyle w:val="VerbatimChar"/>
-          <w:rFonts w:ascii="SimSun" w:hAnsi="SimSun" w:eastAsia="SimSun" w:cs="SimSun"/>
-        </w:rPr>
-        <w:t xml:space="preserve">      │  16e </w:t>
-      </w:r>
-      <w:r>
-        <w:rPr>
-          <w:rStyle w:val="VerbatimChar"/>
-          <w:rFonts w:ascii="SimSun" w:hAnsi="SimSun" w:eastAsia="SimSun" w:cs="SimSun"/>
-        </w:rPr>
-        <w:t xml:space="preserve">有利</w:t>
-      </w:r>
-      <w:r>
-        <w:rPr>
-          <w:rStyle w:val="VerbatimChar"/>
-          <w:rFonts w:ascii="SimSun" w:hAnsi="SimSun" w:eastAsia="SimSun" w:cs="SimSun"/>
-        </w:rPr>
-        <w:t xml:space="preserve">     │     Heck </w:t>
-      </w:r>
-      <w:r>
-        <w:rPr>
-          <w:rStyle w:val="VerbatimChar"/>
-          <w:rFonts w:ascii="SimSun" w:hAnsi="SimSun" w:eastAsia="SimSun" w:cs="SimSun"/>
-        </w:rPr>
-        <w:t xml:space="preserve">有</w:t>
-      </w:r>
-      <w:r>
-        <w:rPr>
-          <w:rStyle w:val="VerbatimChar"/>
-          <w:rFonts w:ascii="SimSun" w:hAnsi="SimSun" w:eastAsia="SimSun" w:cs="SimSun"/>
-        </w:rPr>
-        <w:t xml:space="preserve"> β-H </w:t>
-      </w:r>
-      <w:r>
-        <w:rPr>
-          <w:rStyle w:val="VerbatimChar"/>
-          <w:rFonts w:ascii="SimSun" w:hAnsi="SimSun" w:eastAsia="SimSun" w:cs="SimSun"/>
-        </w:rPr>
-        <w:t xml:space="preserve">消除</w:t>
-      </w:r>
-      <w:r>
-        <w:rPr>
-          <w:rFonts w:ascii="SimSun" w:hAnsi="SimSun" w:eastAsia="SimSun" w:cs="SimSun"/>
-        </w:rPr>
-        <w:br/>
-      </w:r>
-      <w:r>
-        <w:rPr>
-          <w:rStyle w:val="VerbatimChar"/>
-          <w:rFonts w:ascii="SimSun" w:hAnsi="SimSun" w:eastAsia="SimSun" w:cs="SimSun"/>
-        </w:rPr>
         <w:t xml:space="preserve">      │           └───────┬───────┘    Suzuki </w:t>
       </w:r>
       <w:r>
         <w:rPr>
           <w:rStyle w:val="VerbatimChar"/>
-          <w:rFonts w:ascii="SimSun" w:hAnsi="SimSun" w:eastAsia="SimSun" w:cs="SimSun"/>
+          <w:rFonts w:hint="eastAsia" w:ascii="SimSun" w:hAnsi="SimSun" w:eastAsia="SimSun" w:cs="SimSun"/>
         </w:rPr>
         <w:t>没有</w:t>
       </w:r>
       <w:r>
         <w:rPr>
           <w:rStyle w:val="VerbatimChar"/>
-          <w:rFonts w:ascii="SimSun" w:hAnsi="SimSun" w:eastAsia="SimSun" w:cs="SimSun"/>
+          <w:rFonts w:hint="eastAsia" w:ascii="SimSun" w:hAnsi="SimSun" w:eastAsia="SimSun" w:cs="SimSun"/>
         </w:rPr>
         <w:t>→</w:t>
       </w:r>
       <w:r>
         <w:rPr>
           <w:rStyle w:val="VerbatimChar"/>
-          <w:rFonts w:ascii="SimSun" w:hAnsi="SimSun" w:eastAsia="SimSun" w:cs="SimSun"/>
+          <w:rFonts w:hint="eastAsia" w:ascii="SimSun" w:hAnsi="SimSun" w:eastAsia="SimSun" w:cs="SimSun"/>
         </w:rPr>
         <w:t>还原消除</w:t>
       </w:r>
@@ -3479,15 +3479,77 @@
       <w:r>
         <w:rPr>
           <w:rStyle w:val="VerbatimChar"/>
+          <w:rFonts w:hint="eastAsia" w:ascii="SimSun" w:hAnsi="SimSun" w:eastAsia="SimSun" w:cs="SimSun"/>
+        </w:rPr>
+        <w:t>给电子</w:t>
+      </w:r>
+      <w:r>
+        <w:rPr>
+          <w:rStyle w:val="VerbatimChar"/>
+          <w:rFonts w:hint="eastAsia" w:ascii="SimSun" w:hAnsi="SimSun" w:eastAsia="SimSun" w:cs="SimSun"/>
+        </w:rPr>
+        <w:t>：</w:t>
+      </w:r>
+      <w:r>
+        <w:rPr>
+          <w:rStyle w:val="VerbatimChar"/>
+          <w:rFonts w:hint="eastAsia" w:ascii="SimSun" w:hAnsi="SimSun" w:eastAsia="SimSun" w:cs="SimSun"/>
+        </w:rPr>
+        <w:t>配体孤对电子</w:t>
+      </w:r>
+      <w:r>
+        <w:rPr>
+          <w:rStyle w:val="VerbatimChar"/>
           <w:rFonts w:ascii="SimSun" w:hAnsi="SimSun" w:eastAsia="SimSun" w:cs="SimSun"/>
         </w:rPr>
-        <w:t>给电子</w:t>
+        <w:t xml:space="preserve"> → </w:t>
+      </w:r>
+      <w:r>
+        <w:rPr>
+          <w:rStyle w:val="VerbatimChar"/>
+          <w:rFonts w:hint="eastAsia" w:ascii="SimSun" w:hAnsi="SimSun" w:eastAsia="SimSun" w:cs="SimSun"/>
+        </w:rPr>
+        <w:t xml:space="preserve">金属空</w:t>
       </w:r>
       <w:r>
         <w:rPr>
           <w:rStyle w:val="VerbatimChar"/>
           <w:rFonts w:ascii="SimSun" w:hAnsi="SimSun" w:eastAsia="SimSun" w:cs="SimSun"/>
         </w:rPr>
+        <w:t xml:space="preserve"> dsp </w:t>
+      </w:r>
+      <w:r>
+        <w:rPr>
+          <w:rStyle w:val="VerbatimChar"/>
+          <w:rFonts w:hint="eastAsia" w:ascii="SimSun" w:hAnsi="SimSun" w:eastAsia="SimSun" w:cs="SimSun"/>
+        </w:rPr>
+        <w:t xml:space="preserve">轨道</w:t>
+      </w:r>
+      <w:r>
+        <w:rPr>
+          <w:rFonts w:ascii="SimSun" w:hAnsi="SimSun" w:eastAsia="SimSun" w:cs="SimSun"/>
+        </w:rPr>
+        <w:br/>
+      </w:r>
+      <w:r>
+        <w:rPr>
+          <w:rStyle w:val="VerbatimChar"/>
+          <w:rFonts w:ascii="SimSun" w:hAnsi="SimSun" w:eastAsia="SimSun" w:cs="SimSun"/>
+        </w:rPr>
+        <w:t xml:space="preserve">π </w:t>
+      </w:r>
+      <w:r>
+        <w:rPr>
+          <w:rStyle w:val="VerbatimChar"/>
+          <w:rFonts w:hint="eastAsia" w:ascii="SimSun" w:hAnsi="SimSun" w:eastAsia="SimSun" w:cs="SimSun"/>
+        </w:rPr>
+        <w:t>反馈</w:t>
+      </w:r>
+      <w:r>
+        <w:rPr>
+          <w:rStyle w:val="VerbatimChar"/>
+          <w:rFonts w:hint="eastAsia" w:ascii="SimSun" w:hAnsi="SimSun" w:eastAsia="SimSun" w:cs="SimSun"/>
+        </w:rPr>
         <w:t>：</w:t>
       </w:r>
       <w:r>
@@ -3495,116 +3557,54 @@
           <w:rStyle w:val="VerbatimChar"/>
           <w:rFonts w:ascii="SimSun" w:hAnsi="SimSun" w:eastAsia="SimSun" w:cs="SimSun"/>
         </w:rPr>
-        <w:t>配体孤对电子</w:t>
+        <w:t xml:space="preserve">  </w:t>
+      </w:r>
+      <w:r>
+        <w:rPr>
+          <w:rStyle w:val="VerbatimChar"/>
+          <w:rFonts w:hint="eastAsia" w:ascii="SimSun" w:hAnsi="SimSun" w:eastAsia="SimSun" w:cs="SimSun"/>
+        </w:rPr>
+        <w:t xml:space="preserve">金属充满</w:t>
       </w:r>
       <w:r>
         <w:rPr>
           <w:rStyle w:val="VerbatimChar"/>
           <w:rFonts w:ascii="SimSun" w:hAnsi="SimSun" w:eastAsia="SimSun" w:cs="SimSun"/>
         </w:rPr>
+        <w:t xml:space="preserve"> d </w:t>
+      </w:r>
+      <w:r>
+        <w:rPr>
+          <w:rStyle w:val="VerbatimChar"/>
+          <w:rFonts w:hint="eastAsia" w:ascii="SimSun" w:hAnsi="SimSun" w:eastAsia="SimSun" w:cs="SimSun"/>
+        </w:rPr>
+        <w:t xml:space="preserve">轨道</w:t>
+      </w:r>
+      <w:r>
+        <w:rPr>
+          <w:rStyle w:val="VerbatimChar"/>
+          <w:rFonts w:ascii="SimSun" w:hAnsi="SimSun" w:eastAsia="SimSun" w:cs="SimSun"/>
+        </w:rPr>
         <w:t xml:space="preserve"> → </w:t>
       </w:r>
       <w:r>
         <w:rPr>
           <w:rStyle w:val="VerbatimChar"/>
+          <w:rFonts w:hint="eastAsia" w:ascii="SimSun" w:hAnsi="SimSun" w:eastAsia="SimSun" w:cs="SimSun"/>
+        </w:rPr>
+        <w:t xml:space="preserve">配体空</w:t>
+      </w:r>
+      <w:r>
+        <w:rPr>
+          <w:rStyle w:val="VerbatimChar"/>
           <w:rFonts w:ascii="SimSun" w:hAnsi="SimSun" w:eastAsia="SimSun" w:cs="SimSun"/>
         </w:rPr>
-        <w:t xml:space="preserve">金属空</w:t>
-      </w:r>
-      <w:r>
-        <w:rPr>
-          <w:rStyle w:val="VerbatimChar"/>
-          <w:rFonts w:ascii="SimSun" w:hAnsi="SimSun" w:eastAsia="SimSun" w:cs="SimSun"/>
-        </w:rPr>
-        <w:t xml:space="preserve"> dsp </w:t>
-      </w:r>
-      <w:r>
-        <w:rPr>
-          <w:rStyle w:val="VerbatimChar"/>
-          <w:rFonts w:ascii="SimSun" w:hAnsi="SimSun" w:eastAsia="SimSun" w:cs="SimSun"/>
-        </w:rPr>
-        <w:t xml:space="preserve">轨道</w:t>
-      </w:r>
-      <w:r>
-        <w:rPr>
-          <w:rFonts w:ascii="SimSun" w:hAnsi="SimSun" w:eastAsia="SimSun" w:cs="SimSun"/>
-        </w:rPr>
-        <w:br/>
-      </w:r>
-      <w:r>
-        <w:rPr>
-          <w:rStyle w:val="VerbatimChar"/>
-          <w:rFonts w:ascii="SimSun" w:hAnsi="SimSun" w:eastAsia="SimSun" w:cs="SimSun"/>
-        </w:rPr>
-        <w:t xml:space="preserve">π </w:t>
-      </w:r>
-      <w:r>
-        <w:rPr>
-          <w:rStyle w:val="VerbatimChar"/>
-          <w:rFonts w:ascii="SimSun" w:hAnsi="SimSun" w:eastAsia="SimSun" w:cs="SimSun"/>
-        </w:rPr>
-        <w:t>反馈</w:t>
-      </w:r>
-      <w:r>
-        <w:rPr>
-          <w:rStyle w:val="VerbatimChar"/>
-          <w:rFonts w:ascii="SimSun" w:hAnsi="SimSun" w:eastAsia="SimSun" w:cs="SimSun"/>
-        </w:rPr>
-        <w:t>：</w:t>
-      </w:r>
-      <w:r>
-        <w:rPr>
-          <w:rStyle w:val="VerbatimChar"/>
-          <w:rFonts w:ascii="SimSun" w:hAnsi="SimSun" w:eastAsia="SimSun" w:cs="SimSun"/>
-        </w:rPr>
-        <w:t xml:space="preserve">  </w:t>
-      </w:r>
-      <w:r>
-        <w:rPr>
-          <w:rStyle w:val="VerbatimChar"/>
-          <w:rFonts w:ascii="SimSun" w:hAnsi="SimSun" w:eastAsia="SimSun" w:cs="SimSun"/>
-        </w:rPr>
-        <w:t xml:space="preserve">金属充满</w:t>
-      </w:r>
-      <w:r>
-        <w:rPr>
-          <w:rStyle w:val="VerbatimChar"/>
-          <w:rFonts w:ascii="SimSun" w:hAnsi="SimSun" w:eastAsia="SimSun" w:cs="SimSun"/>
-        </w:rPr>
-        <w:t xml:space="preserve"> d </w:t>
-      </w:r>
-      <w:r>
-        <w:rPr>
-          <w:rStyle w:val="VerbatimChar"/>
-          <w:rFonts w:ascii="SimSun" w:hAnsi="SimSun" w:eastAsia="SimSun" w:cs="SimSun"/>
-        </w:rPr>
-        <w:t xml:space="preserve">轨道</w:t>
-      </w:r>
-      <w:r>
-        <w:rPr>
-          <w:rStyle w:val="VerbatimChar"/>
-          <w:rFonts w:ascii="SimSun" w:hAnsi="SimSun" w:eastAsia="SimSun" w:cs="SimSun"/>
-        </w:rPr>
-        <w:t xml:space="preserve"> → </w:t>
-      </w:r>
-      <w:r>
-        <w:rPr>
-          <w:rStyle w:val="VerbatimChar"/>
-          <w:rFonts w:ascii="SimSun" w:hAnsi="SimSun" w:eastAsia="SimSun" w:cs="SimSun"/>
-        </w:rPr>
-        <w:t xml:space="preserve">配体空</w:t>
-      </w:r>
-      <w:r>
-        <w:rPr>
-          <w:rStyle w:val="VerbatimChar"/>
-          <w:rFonts w:ascii="SimSun" w:hAnsi="SimSun" w:eastAsia="SimSun" w:cs="SimSun"/>
-        </w:rPr>
         <w:t xml:space="preserve"> π\* </w:t>
       </w:r>
       <w:r>
         <w:rPr>
           <w:rStyle w:val="VerbatimChar"/>
-          <w:rFonts w:ascii="SimSun" w:hAnsi="SimSun" w:eastAsia="SimSun" w:cs="SimSun"/>
+          <w:rFonts w:hint="eastAsia" w:ascii="SimSun" w:hAnsi="SimSun" w:eastAsia="SimSun" w:cs="SimSun"/>
         </w:rPr>
         <w:t xml:space="preserve">轨道</w:t>
       </w:r>
@@ -3783,9 +3783,155 @@
       <w:r>
         <w:rPr>
           <w:rStyle w:val="VerbatimChar"/>
+          <w:rFonts w:hint="eastAsia" w:ascii="SimSun" w:hAnsi="SimSun" w:eastAsia="SimSun" w:cs="SimSun"/>
+        </w:rPr>
+        <w:t>R</w:t>
+      </w:r>
+      <w:r>
+        <w:rPr>
+          <w:rStyle w:val="VerbatimChar"/>
+          <w:rFonts w:hint="eastAsia" w:ascii="SimSun" w:hAnsi="SimSun" w:eastAsia="SimSun" w:cs="SimSun"/>
+          <w:vertAlign w:val="superscript"/>
+        </w:rPr>
+        <w:t>2</w:t>
+      </w:r>
+      <w:r>
+        <w:rPr>
+          <w:rStyle w:val="VerbatimChar"/>
+          <w:rFonts w:hint="eastAsia" w:ascii="SimSun" w:hAnsi="SimSun" w:eastAsia="SimSun" w:cs="SimSun"/>
+        </w:rPr>
+        <w:t>–X（</w:t>
+      </w:r>
+      <w:r>
+        <w:rPr>
+          <w:rStyle w:val="VerbatimChar"/>
+          <w:rFonts w:hint="eastAsia" w:ascii="SimSun" w:hAnsi="SimSun" w:eastAsia="SimSun" w:cs="SimSun"/>
+        </w:rPr>
+        <w:t>芳基</w:t>
+      </w:r>
+      <w:r>
+        <w:rPr>
+          <w:rStyle w:val="VerbatimChar"/>
+          <w:rFonts w:hint="eastAsia" w:ascii="SimSun" w:hAnsi="SimSun" w:eastAsia="SimSun" w:cs="SimSun"/>
+        </w:rPr>
+        <w:t>/</w:t>
+      </w:r>
+      <w:r>
+        <w:rPr>
+          <w:rStyle w:val="VerbatimChar"/>
+          <w:rFonts w:hint="eastAsia" w:ascii="SimSun" w:hAnsi="SimSun" w:eastAsia="SimSun" w:cs="SimSun"/>
+        </w:rPr>
+        <w:t>烯基卤</w:t>
+      </w:r>
+      <w:r>
+        <w:rPr>
+          <w:rStyle w:val="VerbatimChar"/>
+          <w:rFonts w:hint="eastAsia" w:ascii="SimSun" w:hAnsi="SimSun" w:eastAsia="SimSun" w:cs="SimSun"/>
+        </w:rPr>
+        <w:t>）+</w:t>
+      </w:r>
+      <w:r>
+        <w:rPr>
+          <w:rStyle w:val="VerbatimChar"/>
           <w:rFonts w:ascii="SimSun" w:hAnsi="SimSun" w:eastAsia="SimSun" w:cs="SimSun"/>
         </w:rPr>
+        <w:t xml:space="preserve"> </w:t>
+      </w:r>
+      <w:r>
+        <w:rPr>
+          <w:rStyle w:val="VerbatimChar"/>
+          <w:rFonts w:hint="eastAsia" w:ascii="SimSun" w:hAnsi="SimSun" w:eastAsia="SimSun" w:cs="SimSun"/>
+        </w:rPr>
         <w:t>R</w:t>
+      </w:r>
+      <w:r>
+        <w:rPr>
+          <w:rStyle w:val="VerbatimChar"/>
+          <w:rFonts w:hint="eastAsia" w:ascii="SimSun" w:hAnsi="SimSun" w:eastAsia="SimSun" w:cs="SimSun"/>
+          <w:vertAlign w:val="superscript"/>
+        </w:rPr>
+        <w:t>1</w:t>
+      </w:r>
+      <w:r>
+        <w:rPr>
+          <w:rStyle w:val="VerbatimChar"/>
+          <w:rFonts w:hint="eastAsia" w:ascii="SimSun" w:hAnsi="SimSun" w:eastAsia="SimSun" w:cs="SimSun"/>
+        </w:rPr>
+        <w:t>–M（</w:t>
+      </w:r>
+      <w:r>
+        <w:rPr>
+          <w:rStyle w:val="VerbatimChar"/>
+          <w:rFonts w:hint="eastAsia" w:ascii="SimSun" w:hAnsi="SimSun" w:eastAsia="SimSun" w:cs="SimSun"/>
+        </w:rPr>
+        <w:t>有机金属试剂</w:t>
+      </w:r>
+      <w:r>
+        <w:rPr>
+          <w:rStyle w:val="VerbatimChar"/>
+          <w:rFonts w:hint="eastAsia" w:ascii="SimSun" w:hAnsi="SimSun" w:eastAsia="SimSun" w:cs="SimSun"/>
+        </w:rPr>
+        <w:t>）</w:t>
+      </w:r>
+      <w:r>
+        <w:rPr>
+          <w:rFonts w:ascii="SimSun" w:hAnsi="SimSun" w:eastAsia="SimSun" w:cs="SimSun"/>
+        </w:rPr>
+        <w:br/>
+      </w:r>
+      <w:r>
+        <w:rPr>
+          <w:rStyle w:val="VerbatimChar"/>
+          <w:rFonts w:ascii="SimSun" w:hAnsi="SimSun" w:eastAsia="SimSun" w:cs="SimSun"/>
+        </w:rPr>
+        <w:t xml:space="preserve">       │</w:t>
+      </w:r>
+      <w:r>
+        <w:rPr>
+          <w:rFonts w:ascii="SimSun" w:hAnsi="SimSun" w:eastAsia="SimSun" w:cs="SimSun"/>
+        </w:rPr>
+        <w:br/>
+      </w:r>
+      <w:r>
+        <w:rPr>
+          <w:rStyle w:val="VerbatimChar"/>
+          <w:rFonts w:ascii="SimSun" w:hAnsi="SimSun" w:eastAsia="SimSun" w:cs="SimSun"/>
+        </w:rPr>
+        <w:t xml:space="preserve">       ▼</w:t>
+      </w:r>
+      <w:r>
+        <w:rPr>
+          <w:rFonts w:ascii="SimSun" w:hAnsi="SimSun" w:eastAsia="SimSun" w:cs="SimSun"/>
+        </w:rPr>
+        <w:br/>
+      </w:r>
+      <w:r>
+        <w:rPr>
+          <w:rStyle w:val="VerbatimChar"/>
+          <w:rFonts w:ascii="SimSun" w:hAnsi="SimSun" w:eastAsia="SimSun" w:cs="SimSun"/>
+        </w:rPr>
+        <w:t xml:space="preserve">① </w:t>
+      </w:r>
+      <w:r>
+        <w:rPr>
+          <w:rStyle w:val="VerbatimChar"/>
+          <w:rFonts w:hint="eastAsia" w:ascii="SimSun" w:hAnsi="SimSun" w:eastAsia="SimSun" w:cs="SimSun"/>
+        </w:rPr>
+        <w:t>氧化加成</w:t>
+      </w:r>
+      <w:r>
+        <w:rPr>
+          <w:rStyle w:val="VerbatimChar"/>
+          <w:rFonts w:hint="eastAsia" w:ascii="SimSun" w:hAnsi="SimSun" w:eastAsia="SimSun" w:cs="SimSun"/>
+        </w:rPr>
+        <w:t>：Pd(0)</w:t>
+      </w:r>
+      <w:r>
+        <w:rPr>
+          <w:rStyle w:val="VerbatimChar"/>
+          <w:rFonts w:ascii="SimSun" w:hAnsi="SimSun" w:eastAsia="SimSun" w:cs="SimSun"/>
+        </w:rPr>
+        <w:t xml:space="preserve"> + R</w:t>
       </w:r>
       <w:r>
         <w:rPr>
@@ -3800,49 +3946,7 @@
           <w:rStyle w:val="VerbatimChar"/>
           <w:rFonts w:ascii="SimSun" w:hAnsi="SimSun" w:eastAsia="SimSun" w:cs="SimSun"/>
         </w:rPr>
-        <w:t>–X（</w:t>
-      </w:r>
-      <w:r>
-        <w:rPr>
-          <w:rStyle w:val="VerbatimChar"/>
-          <w:rFonts w:ascii="SimSun" w:hAnsi="SimSun" w:eastAsia="SimSun" w:cs="SimSun"/>
-        </w:rPr>
-        <w:t>芳基</w:t>
-      </w:r>
-      <w:r>
-        <w:rPr>
-          <w:rStyle w:val="VerbatimChar"/>
-          <w:rFonts w:ascii="SimSun" w:hAnsi="SimSun" w:eastAsia="SimSun" w:cs="SimSun"/>
-        </w:rPr>
-        <w:t>/</w:t>
-      </w:r>
-      <w:r>
-        <w:rPr>
-          <w:rStyle w:val="VerbatimChar"/>
-          <w:rFonts w:ascii="SimSun" w:hAnsi="SimSun" w:eastAsia="SimSun" w:cs="SimSun"/>
-        </w:rPr>
-        <w:t>烯基卤</w:t>
-      </w:r>
-      <w:r>
-        <w:rPr>
-          <w:rStyle w:val="VerbatimChar"/>
-          <w:rFonts w:ascii="SimSun" w:hAnsi="SimSun" w:eastAsia="SimSun" w:cs="SimSun"/>
-        </w:rPr>
-        <w:t>）+</w:t>
-      </w:r>
-      <w:r>
-        <w:rPr>
-          <w:rStyle w:val="VerbatimChar"/>
-          <w:rFonts w:ascii="SimSun" w:hAnsi="SimSun" w:eastAsia="SimSun" w:cs="SimSun"/>
-        </w:rPr>
-        <w:t xml:space="preserve"> </w:t>
-      </w:r>
-      <w:r>
-        <w:rPr>
-          <w:rStyle w:val="VerbatimChar"/>
-          <w:rFonts w:ascii="SimSun" w:hAnsi="SimSun" w:eastAsia="SimSun" w:cs="SimSun"/>
-        </w:rPr>
-        <w:t>R</w:t>
+        <w:t>–X → R</w:t>
       </w:r>
       <w:r>
         <w:rPr>
@@ -3850,28 +3954,27 @@
           <w:rFonts w:ascii="SimSun" w:hAnsi="SimSun" w:eastAsia="SimSun" w:cs="SimSun"/>
           <w:vertAlign w:val="superscript"/>
         </w:rPr>
-        <w:t>1</w:t>
+        <w:t>2</w:t>
       </w:r>
       <w:r>
         <w:rPr>
           <w:rStyle w:val="VerbatimChar"/>
           <w:rFonts w:ascii="SimSun" w:hAnsi="SimSun" w:eastAsia="SimSun" w:cs="SimSun"/>
         </w:rPr>
-        <w:t>–M（</w:t>
-      </w:r>
-      <w:r>
-        <w:rPr>
-          <w:rStyle w:val="VerbatimChar"/>
+        <w:t>–Pd(II)–X</w:t>
+      </w:r>
+      <w:r>
+        <w:rPr>
           <w:rFonts w:ascii="SimSun" w:hAnsi="SimSun" w:eastAsia="SimSun" w:cs="SimSun"/>
         </w:rPr>
-        <w:t>有机金属试剂</w:t>
+        <w:br/>
       </w:r>
       <w:r>
         <w:rPr>
           <w:rStyle w:val="VerbatimChar"/>
           <w:rFonts w:ascii="SimSun" w:hAnsi="SimSun" w:eastAsia="SimSun" w:cs="SimSun"/>
         </w:rPr>
-        <w:t>）</w:t>
+        <w:t xml:space="preserve">       │</w:t>
       </w:r>
       <w:r>
         <w:rPr>
@@ -3884,7 +3987,7 @@
           <w:rStyle w:val="VerbatimChar"/>
           <w:rFonts w:ascii="SimSun" w:hAnsi="SimSun" w:eastAsia="SimSun" w:cs="SimSun"/>
         </w:rPr>
-        <w:t xml:space="preserve">       │</w:t>
+        <w:t xml:space="preserve">       ▼</w:t>
       </w:r>
       <w:r>
         <w:rPr>
@@ -3897,34 +4000,36 @@
           <w:rStyle w:val="VerbatimChar"/>
           <w:rFonts w:ascii="SimSun" w:hAnsi="SimSun" w:eastAsia="SimSun" w:cs="SimSun"/>
         </w:rPr>
-        <w:t xml:space="preserve">       ▼</w:t>
-      </w:r>
-      <w:r>
-        <w:rPr>
-          <w:rFonts w:ascii="SimSun" w:hAnsi="SimSun" w:eastAsia="SimSun" w:cs="SimSun"/>
-        </w:rPr>
-        <w:br/>
-      </w:r>
-      <w:r>
-        <w:rPr>
-          <w:rStyle w:val="VerbatimChar"/>
-          <w:rFonts w:ascii="SimSun" w:hAnsi="SimSun" w:eastAsia="SimSun" w:cs="SimSun"/>
-        </w:rPr>
-        <w:t xml:space="preserve">① </w:t>
-      </w:r>
-      <w:r>
-        <w:rPr>
-          <w:rStyle w:val="VerbatimChar"/>
-          <w:rFonts w:ascii="SimSun" w:hAnsi="SimSun" w:eastAsia="SimSun" w:cs="SimSun"/>
-        </w:rPr>
-        <w:t>氧化加成</w:t>
-      </w:r>
-      <w:r>
-        <w:rPr>
-          <w:rStyle w:val="VerbatimChar"/>
-          <w:rFonts w:ascii="SimSun" w:hAnsi="SimSun" w:eastAsia="SimSun" w:cs="SimSun"/>
-        </w:rPr>
-        <w:t>：Pd(0)</w:t>
+        <w:t xml:space="preserve">② </w:t>
+      </w:r>
+      <w:r>
+        <w:rPr>
+          <w:rStyle w:val="VerbatimChar"/>
+          <w:rFonts w:hint="eastAsia" w:ascii="SimSun" w:hAnsi="SimSun" w:eastAsia="SimSun" w:cs="SimSun"/>
+        </w:rPr>
+        <w:t>转金属</w:t>
+      </w:r>
+      <w:r>
+        <w:rPr>
+          <w:rStyle w:val="VerbatimChar"/>
+          <w:rFonts w:hint="eastAsia" w:ascii="SimSun" w:hAnsi="SimSun" w:eastAsia="SimSun" w:cs="SimSun"/>
+        </w:rPr>
+        <w:t>：R</w:t>
+      </w:r>
+      <w:r>
+        <w:rPr>
+          <w:rStyle w:val="VerbatimChar"/>
+          <w:rFonts w:hint="eastAsia" w:ascii="SimSun" w:hAnsi="SimSun" w:eastAsia="SimSun" w:cs="SimSun"/>
+          <w:vertAlign w:val="superscript"/>
+        </w:rPr>
+        <w:t>2</w:t>
+      </w:r>
+      <w:r>
+        <w:rPr>
+          <w:rStyle w:val="VerbatimChar"/>
+          <w:rFonts w:hint="eastAsia" w:ascii="SimSun" w:hAnsi="SimSun" w:eastAsia="SimSun" w:cs="SimSun"/>
+        </w:rPr>
+        <w:t>–Pd(II)–X</w:t>
       </w:r>
       <w:r>
         <w:rPr>
@@ -3939,14 +4044,14 @@
           <w:rFonts w:ascii="SimSun" w:hAnsi="SimSun" w:eastAsia="SimSun" w:cs="SimSun"/>
           <w:vertAlign w:val="superscript"/>
         </w:rPr>
-        <w:t>2</w:t>
+        <w:t>1</w:t>
       </w:r>
       <w:r>
         <w:rPr>
           <w:rStyle w:val="VerbatimChar"/>
           <w:rFonts w:ascii="SimSun" w:hAnsi="SimSun" w:eastAsia="SimSun" w:cs="SimSun"/>
         </w:rPr>
-        <w:t>–X → R</w:t>
+        <w:t>–M → R</w:t>
       </w:r>
       <w:r>
         <w:rPr>
@@ -3961,60 +4066,7 @@
           <w:rStyle w:val="VerbatimChar"/>
           <w:rFonts w:ascii="SimSun" w:hAnsi="SimSun" w:eastAsia="SimSun" w:cs="SimSun"/>
         </w:rPr>
-        <w:t>–Pd(II)–X</w:t>
-      </w:r>
-      <w:r>
-        <w:rPr>
-          <w:rFonts w:ascii="SimSun" w:hAnsi="SimSun" w:eastAsia="SimSun" w:cs="SimSun"/>
-        </w:rPr>
-        <w:br/>
-      </w:r>
-      <w:r>
-        <w:rPr>
-          <w:rStyle w:val="VerbatimChar"/>
-          <w:rFonts w:ascii="SimSun" w:hAnsi="SimSun" w:eastAsia="SimSun" w:cs="SimSun"/>
-        </w:rPr>
-        <w:t xml:space="preserve">       │</w:t>
-      </w:r>
-      <w:r>
-        <w:rPr>
-          <w:rFonts w:ascii="SimSun" w:hAnsi="SimSun" w:eastAsia="SimSun" w:cs="SimSun"/>
-        </w:rPr>
-        <w:br/>
-      </w:r>
-      <w:r>
-        <w:rPr>
-          <w:rStyle w:val="VerbatimChar"/>
-          <w:rFonts w:ascii="SimSun" w:hAnsi="SimSun" w:eastAsia="SimSun" w:cs="SimSun"/>
-        </w:rPr>
-        <w:t xml:space="preserve">       ▼</w:t>
-      </w:r>
-      <w:r>
-        <w:rPr>
-          <w:rFonts w:ascii="SimSun" w:hAnsi="SimSun" w:eastAsia="SimSun" w:cs="SimSun"/>
-        </w:rPr>
-        <w:br/>
-      </w:r>
-      <w:r>
-        <w:rPr>
-          <w:rStyle w:val="VerbatimChar"/>
-          <w:rFonts w:ascii="SimSun" w:hAnsi="SimSun" w:eastAsia="SimSun" w:cs="SimSun"/>
-        </w:rPr>
-        <w:t xml:space="preserve">② </w:t>
-      </w:r>
-      <w:r>
-        <w:rPr>
-          <w:rStyle w:val="VerbatimChar"/>
-          <w:rFonts w:ascii="SimSun" w:hAnsi="SimSun" w:eastAsia="SimSun" w:cs="SimSun"/>
-        </w:rPr>
-        <w:t>转金属</w:t>
-      </w:r>
-      <w:r>
-        <w:rPr>
-          <w:rStyle w:val="VerbatimChar"/>
-          <w:rFonts w:ascii="SimSun" w:hAnsi="SimSun" w:eastAsia="SimSun" w:cs="SimSun"/>
-        </w:rPr>
-        <w:t>：R</w:t>
+        <w:t>–Pd(II)–R</w:t>
       </w:r>
       <w:r>
         <w:rPr>
@@ -4022,21 +4074,97 @@
           <w:rFonts w:ascii="SimSun" w:hAnsi="SimSun" w:eastAsia="SimSun" w:cs="SimSun"/>
           <w:vertAlign w:val="superscript"/>
         </w:rPr>
+        <w:t>1</w:t>
+      </w:r>
+      <w:r>
+        <w:rPr>
+          <w:rStyle w:val="VerbatimChar"/>
+          <w:rFonts w:ascii="SimSun" w:hAnsi="SimSun" w:eastAsia="SimSun" w:cs="SimSun"/>
+        </w:rPr>
+        <w:t xml:space="preserve"> + MX</w:t>
+      </w:r>
+      <w:r>
+        <w:rPr>
+          <w:rFonts w:ascii="SimSun" w:hAnsi="SimSun" w:eastAsia="SimSun" w:cs="SimSun"/>
+        </w:rPr>
+        <w:br/>
+      </w:r>
+      <w:r>
+        <w:rPr>
+          <w:rStyle w:val="VerbatimChar"/>
+          <w:rFonts w:ascii="SimSun" w:hAnsi="SimSun" w:eastAsia="SimSun" w:cs="SimSun"/>
+        </w:rPr>
+        <w:t xml:space="preserve">       │</w:t>
+      </w:r>
+      <w:r>
+        <w:rPr>
+          <w:rFonts w:ascii="SimSun" w:hAnsi="SimSun" w:eastAsia="SimSun" w:cs="SimSun"/>
+        </w:rPr>
+        <w:br/>
+      </w:r>
+      <w:r>
+        <w:rPr>
+          <w:rStyle w:val="VerbatimChar"/>
+          <w:rFonts w:ascii="SimSun" w:hAnsi="SimSun" w:eastAsia="SimSun" w:cs="SimSun"/>
+        </w:rPr>
+        <w:t xml:space="preserve">       ▼</w:t>
+      </w:r>
+      <w:r>
+        <w:rPr>
+          <w:rFonts w:ascii="SimSun" w:hAnsi="SimSun" w:eastAsia="SimSun" w:cs="SimSun"/>
+        </w:rPr>
+        <w:br/>
+      </w:r>
+      <w:r>
+        <w:rPr>
+          <w:rStyle w:val="VerbatimChar"/>
+          <w:rFonts w:ascii="SimSun" w:hAnsi="SimSun" w:eastAsia="SimSun" w:cs="SimSun"/>
+        </w:rPr>
+        <w:t xml:space="preserve">③ </w:t>
+      </w:r>
+      <w:r>
+        <w:rPr>
+          <w:rStyle w:val="VerbatimChar"/>
+          <w:rFonts w:hint="eastAsia" w:ascii="SimSun" w:hAnsi="SimSun" w:eastAsia="SimSun" w:cs="SimSun"/>
+        </w:rPr>
+        <w:t>还原消除</w:t>
+      </w:r>
+      <w:r>
+        <w:rPr>
+          <w:rStyle w:val="VerbatimChar"/>
+          <w:rFonts w:hint="eastAsia" w:ascii="SimSun" w:hAnsi="SimSun" w:eastAsia="SimSun" w:cs="SimSun"/>
+        </w:rPr>
+        <w:t>：R</w:t>
+      </w:r>
+      <w:r>
+        <w:rPr>
+          <w:rStyle w:val="VerbatimChar"/>
+          <w:rFonts w:hint="eastAsia" w:ascii="SimSun" w:hAnsi="SimSun" w:eastAsia="SimSun" w:cs="SimSun"/>
+          <w:vertAlign w:val="superscript"/>
+        </w:rPr>
         <w:t>2</w:t>
       </w:r>
       <w:r>
         <w:rPr>
           <w:rStyle w:val="VerbatimChar"/>
+          <w:rFonts w:hint="eastAsia" w:ascii="SimSun" w:hAnsi="SimSun" w:eastAsia="SimSun" w:cs="SimSun"/>
+        </w:rPr>
+        <w:t>–Pd(II)–R</w:t>
+      </w:r>
+      <w:r>
+        <w:rPr>
+          <w:rStyle w:val="VerbatimChar"/>
+          <w:rFonts w:hint="eastAsia" w:ascii="SimSun" w:hAnsi="SimSun" w:eastAsia="SimSun" w:cs="SimSun"/>
+          <w:vertAlign w:val="superscript"/>
+        </w:rPr>
+        <w:t>1</w:t>
+      </w:r>
+      <w:r>
+        <w:rPr>
+          <w:rStyle w:val="VerbatimChar"/>
           <w:rFonts w:ascii="SimSun" w:hAnsi="SimSun" w:eastAsia="SimSun" w:cs="SimSun"/>
         </w:rPr>
-        <w:t>–Pd(II)–X</w:t>
-      </w:r>
-      <w:r>
-        <w:rPr>
-          <w:rStyle w:val="VerbatimChar"/>
-          <w:rFonts w:ascii="SimSun" w:hAnsi="SimSun" w:eastAsia="SimSun" w:cs="SimSun"/>
-        </w:rPr>
-        <w:t xml:space="preserve"> + R</w:t>
+        <w:t xml:space="preserve"> → R</w:t>
       </w:r>
       <w:r>
         <w:rPr>
@@ -4044,14 +4172,14 @@
           <w:rFonts w:ascii="SimSun" w:hAnsi="SimSun" w:eastAsia="SimSun" w:cs="SimSun"/>
           <w:vertAlign w:val="superscript"/>
         </w:rPr>
-        <w:t>1</w:t>
+        <w:t>2</w:t>
       </w:r>
       <w:r>
         <w:rPr>
           <w:rStyle w:val="VerbatimChar"/>
           <w:rFonts w:ascii="SimSun" w:hAnsi="SimSun" w:eastAsia="SimSun" w:cs="SimSun"/>
         </w:rPr>
-        <w:t>–M → R</w:t>
+        <w:t>–R</w:t>
       </w:r>
       <w:r>
         <w:rPr>
@@ -4059,161 +4187,33 @@
           <w:rFonts w:ascii="SimSun" w:hAnsi="SimSun" w:eastAsia="SimSun" w:cs="SimSun"/>
           <w:vertAlign w:val="superscript"/>
         </w:rPr>
-        <w:t>2</w:t>
+        <w:t>1</w:t>
       </w:r>
       <w:r>
         <w:rPr>
           <w:rStyle w:val="VerbatimChar"/>
           <w:rFonts w:ascii="SimSun" w:hAnsi="SimSun" w:eastAsia="SimSun" w:cs="SimSun"/>
         </w:rPr>
-        <w:t>–Pd(II)–R</w:t>
-      </w:r>
-      <w:r>
-        <w:rPr>
-          <w:rStyle w:val="VerbatimChar"/>
-          <w:rFonts w:ascii="SimSun" w:hAnsi="SimSun" w:eastAsia="SimSun" w:cs="SimSun"/>
-          <w:vertAlign w:val="superscript"/>
-        </w:rPr>
-        <w:t>1</w:t>
-      </w:r>
-      <w:r>
-        <w:rPr>
-          <w:rStyle w:val="VerbatimChar"/>
-          <w:rFonts w:ascii="SimSun" w:hAnsi="SimSun" w:eastAsia="SimSun" w:cs="SimSun"/>
-        </w:rPr>
-        <w:t xml:space="preserve"> + MX</w:t>
-      </w:r>
-      <w:r>
-        <w:rPr>
-          <w:rFonts w:ascii="SimSun" w:hAnsi="SimSun" w:eastAsia="SimSun" w:cs="SimSun"/>
-        </w:rPr>
-        <w:br/>
-      </w:r>
-      <w:r>
-        <w:rPr>
-          <w:rStyle w:val="VerbatimChar"/>
-          <w:rFonts w:ascii="SimSun" w:hAnsi="SimSun" w:eastAsia="SimSun" w:cs="SimSun"/>
-        </w:rPr>
-        <w:t xml:space="preserve">       │</w:t>
-      </w:r>
-      <w:r>
-        <w:rPr>
-          <w:rFonts w:ascii="SimSun" w:hAnsi="SimSun" w:eastAsia="SimSun" w:cs="SimSun"/>
-        </w:rPr>
-        <w:br/>
-      </w:r>
-      <w:r>
-        <w:rPr>
-          <w:rStyle w:val="VerbatimChar"/>
-          <w:rFonts w:ascii="SimSun" w:hAnsi="SimSun" w:eastAsia="SimSun" w:cs="SimSun"/>
-        </w:rPr>
-        <w:t xml:space="preserve">       ▼</w:t>
-      </w:r>
-      <w:r>
-        <w:rPr>
-          <w:rFonts w:ascii="SimSun" w:hAnsi="SimSun" w:eastAsia="SimSun" w:cs="SimSun"/>
-        </w:rPr>
-        <w:br/>
-      </w:r>
-      <w:r>
-        <w:rPr>
-          <w:rStyle w:val="VerbatimChar"/>
-          <w:rFonts w:ascii="SimSun" w:hAnsi="SimSun" w:eastAsia="SimSun" w:cs="SimSun"/>
-        </w:rPr>
-        <w:t xml:space="preserve">③ </w:t>
-      </w:r>
-      <w:r>
-        <w:rPr>
-          <w:rStyle w:val="VerbatimChar"/>
-          <w:rFonts w:ascii="SimSun" w:hAnsi="SimSun" w:eastAsia="SimSun" w:cs="SimSun"/>
-        </w:rPr>
-        <w:t>还原消除</w:t>
-      </w:r>
-      <w:r>
-        <w:rPr>
-          <w:rStyle w:val="VerbatimChar"/>
-          <w:rFonts w:ascii="SimSun" w:hAnsi="SimSun" w:eastAsia="SimSun" w:cs="SimSun"/>
-        </w:rPr>
-        <w:t>：R</w:t>
-      </w:r>
-      <w:r>
-        <w:rPr>
-          <w:rStyle w:val="VerbatimChar"/>
-          <w:rFonts w:ascii="SimSun" w:hAnsi="SimSun" w:eastAsia="SimSun" w:cs="SimSun"/>
-          <w:vertAlign w:val="superscript"/>
-        </w:rPr>
-        <w:t>2</w:t>
-      </w:r>
-      <w:r>
-        <w:rPr>
-          <w:rStyle w:val="VerbatimChar"/>
-          <w:rFonts w:ascii="SimSun" w:hAnsi="SimSun" w:eastAsia="SimSun" w:cs="SimSun"/>
-        </w:rPr>
-        <w:t>–Pd(II)–R</w:t>
-      </w:r>
-      <w:r>
-        <w:rPr>
-          <w:rStyle w:val="VerbatimChar"/>
-          <w:rFonts w:ascii="SimSun" w:hAnsi="SimSun" w:eastAsia="SimSun" w:cs="SimSun"/>
-          <w:vertAlign w:val="superscript"/>
-        </w:rPr>
-        <w:t>1</w:t>
-      </w:r>
-      <w:r>
-        <w:rPr>
-          <w:rStyle w:val="VerbatimChar"/>
-          <w:rFonts w:ascii="SimSun" w:hAnsi="SimSun" w:eastAsia="SimSun" w:cs="SimSun"/>
-        </w:rPr>
-        <w:t xml:space="preserve"> → R</w:t>
-      </w:r>
-      <w:r>
-        <w:rPr>
-          <w:rStyle w:val="VerbatimChar"/>
-          <w:rFonts w:ascii="SimSun" w:hAnsi="SimSun" w:eastAsia="SimSun" w:cs="SimSun"/>
-          <w:vertAlign w:val="superscript"/>
-        </w:rPr>
-        <w:t>2</w:t>
-      </w:r>
-      <w:r>
-        <w:rPr>
-          <w:rStyle w:val="VerbatimChar"/>
-          <w:rFonts w:ascii="SimSun" w:hAnsi="SimSun" w:eastAsia="SimSun" w:cs="SimSun"/>
-        </w:rPr>
-        <w:t>–R</w:t>
-      </w:r>
-      <w:r>
-        <w:rPr>
-          <w:rStyle w:val="VerbatimChar"/>
-          <w:rFonts w:ascii="SimSun" w:hAnsi="SimSun" w:eastAsia="SimSun" w:cs="SimSun"/>
-          <w:vertAlign w:val="superscript"/>
-        </w:rPr>
-        <w:t>1</w:t>
-      </w:r>
-      <w:r>
-        <w:rPr>
-          <w:rStyle w:val="VerbatimChar"/>
-          <w:rFonts w:ascii="SimSun" w:hAnsi="SimSun" w:eastAsia="SimSun" w:cs="SimSun"/>
-        </w:rPr>
         <w:t xml:space="preserve"> + Pd(0) </w:t>
       </w:r>
       <w:r>
         <w:rPr>
           <w:rStyle w:val="VerbatimChar"/>
-          <w:rFonts w:ascii="SimSun" w:hAnsi="SimSun" w:eastAsia="SimSun" w:cs="SimSun"/>
+          <w:rFonts w:hint="eastAsia" w:ascii="SimSun" w:hAnsi="SimSun" w:eastAsia="SimSun" w:cs="SimSun"/>
         </w:rPr>
         <w:t>(</w:t>
       </w:r>
       <w:r>
         <w:rPr>
           <w:rStyle w:val="VerbatimChar"/>
-          <w:rFonts w:ascii="SimSun" w:hAnsi="SimSun" w:eastAsia="SimSun" w:cs="SimSun"/>
+          <w:rFonts w:hint="eastAsia" w:ascii="SimSun" w:hAnsi="SimSun" w:eastAsia="SimSun" w:cs="SimSun"/>
         </w:rPr>
         <w:t>再生</w:t>
       </w:r>
       <w:r>
         <w:rPr>
           <w:rStyle w:val="VerbatimChar"/>
-          <w:rFonts w:ascii="SimSun" w:hAnsi="SimSun" w:eastAsia="SimSun" w:cs="SimSun"/>
+          <w:rFonts w:hint="eastAsia" w:ascii="SimSun" w:hAnsi="SimSun" w:eastAsia="SimSun" w:cs="SimSun"/>
         </w:rPr>
         <w:t>)</w:t>
       </w:r>
@@ -5468,22 +5468,127 @@
       <w:r>
         <w:rPr>
           <w:rStyle w:val="VerbatimChar"/>
+          <w:rFonts w:hint="eastAsia" w:ascii="SimSun" w:hAnsi="SimSun" w:eastAsia="SimSun" w:cs="SimSun"/>
+        </w:rPr>
+        <w:t>Ar–Pd(II)–X（</w:t>
+      </w:r>
+      <w:r>
+        <w:rPr>
+          <w:rStyle w:val="VerbatimChar"/>
+          <w:rFonts w:hint="eastAsia" w:ascii="SimSun" w:hAnsi="SimSun" w:eastAsia="SimSun" w:cs="SimSun"/>
+        </w:rPr>
+        <w:t>氧化加成</w:t>
+      </w:r>
+      <w:r>
+        <w:rPr>
+          <w:rStyle w:val="VerbatimChar"/>
+          <w:rFonts w:hint="eastAsia" w:ascii="SimSun" w:hAnsi="SimSun" w:eastAsia="SimSun" w:cs="SimSun"/>
+        </w:rPr>
+        <w:t>）</w:t>
+      </w:r>
+      <w:r>
+        <w:rPr>
           <w:rFonts w:ascii="SimSun" w:hAnsi="SimSun" w:eastAsia="SimSun" w:cs="SimSun"/>
         </w:rPr>
-        <w:t>Ar–Pd(II)–X（</w:t>
+        <w:br/>
       </w:r>
       <w:r>
         <w:rPr>
           <w:rStyle w:val="VerbatimChar"/>
           <w:rFonts w:ascii="SimSun" w:hAnsi="SimSun" w:eastAsia="SimSun" w:cs="SimSun"/>
         </w:rPr>
-        <w:t>氧化加成</w:t>
-      </w:r>
-      <w:r>
-        <w:rPr>
-          <w:rStyle w:val="VerbatimChar"/>
+        <w:t xml:space="preserve">                                │</w:t>
+      </w:r>
+      <w:r>
+        <w:rPr>
           <w:rFonts w:ascii="SimSun" w:hAnsi="SimSun" w:eastAsia="SimSun" w:cs="SimSun"/>
         </w:rPr>
+        <w:br/>
+      </w:r>
+      <w:r>
+        <w:rPr>
+          <w:rStyle w:val="VerbatimChar"/>
+          <w:rFonts w:ascii="SimSun" w:hAnsi="SimSun" w:eastAsia="SimSun" w:cs="SimSun"/>
+        </w:rPr>
+        <w:t xml:space="preserve">② Ar–Pd–X + </w:t>
+      </w:r>
+      <w:r>
+        <w:rPr>
+          <w:rStyle w:val="VerbatimChar"/>
+          <w:rFonts w:hint="eastAsia" w:ascii="SimSun" w:hAnsi="SimSun" w:eastAsia="SimSun" w:cs="SimSun"/>
+        </w:rPr>
+        <w:t xml:space="preserve">烯烃</w:t>
+      </w:r>
+      <w:r>
+        <w:rPr>
+          <w:rStyle w:val="VerbatimChar"/>
+          <w:rFonts w:ascii="SimSun" w:hAnsi="SimSun" w:eastAsia="SimSun" w:cs="SimSun"/>
+        </w:rPr>
+        <w:t xml:space="preserve"> ──→ </w:t>
+      </w:r>
+      <w:r>
+        <w:rPr>
+          <w:rStyle w:val="VerbatimChar"/>
+          <w:rFonts w:hint="eastAsia" w:ascii="SimSun" w:hAnsi="SimSun" w:eastAsia="SimSun" w:cs="SimSun"/>
+        </w:rPr>
+        <w:t>Ar–CH</w:t>
+      </w:r>
+      <w:r>
+        <w:rPr>
+          <w:rStyle w:val="VerbatimChar"/>
+          <w:rFonts w:hint="eastAsia" w:ascii="SimSun" w:hAnsi="SimSun" w:eastAsia="SimSun" w:cs="SimSun"/>
+          <w:vertAlign w:val="subscript"/>
+        </w:rPr>
+        <w:t>2</w:t>
+      </w:r>
+      <w:r>
+        <w:rPr>
+          <w:rStyle w:val="VerbatimChar"/>
+          <w:rFonts w:hint="eastAsia" w:ascii="SimSun" w:hAnsi="SimSun" w:eastAsia="SimSun" w:cs="SimSun"/>
+        </w:rPr>
+        <w:t>–CH</w:t>
+      </w:r>
+      <w:r>
+        <w:rPr>
+          <w:rStyle w:val="VerbatimChar"/>
+          <w:rFonts w:hint="eastAsia" w:ascii="SimSun" w:hAnsi="SimSun" w:eastAsia="SimSun" w:cs="SimSun"/>
+          <w:vertAlign w:val="subscript"/>
+        </w:rPr>
+        <w:t>2</w:t>
+      </w:r>
+      <w:r>
+        <w:rPr>
+          <w:rStyle w:val="VerbatimChar"/>
+          <w:rFonts w:hint="eastAsia" w:ascii="SimSun" w:hAnsi="SimSun" w:eastAsia="SimSun" w:cs="SimSun"/>
+        </w:rPr>
+        <w:t>–Pd–X（</w:t>
+      </w:r>
+      <w:r>
+        <w:rPr>
+          <w:rStyle w:val="VerbatimChar"/>
+          <w:rFonts w:hint="eastAsia" w:ascii="SimSun" w:hAnsi="SimSun" w:eastAsia="SimSun" w:cs="SimSun"/>
+        </w:rPr>
+        <w:t>迁移插入</w:t>
+      </w:r>
+      <w:r>
+        <w:rPr>
+          <w:rStyle w:val="VerbatimChar"/>
+          <w:rFonts w:hint="eastAsia" w:ascii="SimSun" w:hAnsi="SimSun" w:eastAsia="SimSun" w:cs="SimSun"/>
+        </w:rPr>
+        <w:t>，</w:t>
+      </w:r>
+      <w:r>
+        <w:rPr>
+          <w:rStyle w:val="VerbatimChar"/>
+          <w:rFonts w:hint="eastAsia" w:ascii="SimSun" w:hAnsi="SimSun" w:eastAsia="SimSun" w:cs="SimSun"/>
+        </w:rPr>
+        <w:t>碳钯化</w:t>
+      </w:r>
+      <w:r>
+        <w:rPr>
+          <w:rStyle w:val="VerbatimChar"/>
+          <w:rFonts w:hint="eastAsia" w:ascii="SimSun" w:hAnsi="SimSun" w:eastAsia="SimSun" w:cs="SimSun"/>
+        </w:rPr>
         <w:t>）</w:t>
       </w:r>
       <w:r>
@@ -5510,28 +5615,7 @@
           <w:rStyle w:val="VerbatimChar"/>
           <w:rFonts w:ascii="SimSun" w:hAnsi="SimSun" w:eastAsia="SimSun" w:cs="SimSun"/>
         </w:rPr>
-        <w:t xml:space="preserve">② Ar–Pd–X + </w:t>
-      </w:r>
-      <w:r>
-        <w:rPr>
-          <w:rStyle w:val="VerbatimChar"/>
-          <w:rFonts w:ascii="SimSun" w:hAnsi="SimSun" w:eastAsia="SimSun" w:cs="SimSun"/>
-        </w:rPr>
-        <w:t xml:space="preserve">烯烃</w:t>
-      </w:r>
-      <w:r>
-        <w:rPr>
-          <w:rStyle w:val="VerbatimChar"/>
-          <w:rFonts w:ascii="SimSun" w:hAnsi="SimSun" w:eastAsia="SimSun" w:cs="SimSun"/>
-        </w:rPr>
-        <w:t xml:space="preserve"> ──→ </w:t>
-      </w:r>
-      <w:r>
-        <w:rPr>
-          <w:rStyle w:val="VerbatimChar"/>
-          <w:rFonts w:ascii="SimSun" w:hAnsi="SimSun" w:eastAsia="SimSun" w:cs="SimSun"/>
-        </w:rPr>
-        <w:t>Ar–CH</w:t>
+        <w:t>③ Ar–CH</w:t>
       </w:r>
       <w:r>
         <w:rPr>
@@ -5561,61 +5645,7 @@
           <w:rStyle w:val="VerbatimChar"/>
           <w:rFonts w:ascii="SimSun" w:hAnsi="SimSun" w:eastAsia="SimSun" w:cs="SimSun"/>
         </w:rPr>
-        <w:t>–Pd–X（</w:t>
-      </w:r>
-      <w:r>
-        <w:rPr>
-          <w:rStyle w:val="VerbatimChar"/>
-          <w:rFonts w:ascii="SimSun" w:hAnsi="SimSun" w:eastAsia="SimSun" w:cs="SimSun"/>
-        </w:rPr>
-        <w:t>迁移插入</w:t>
-      </w:r>
-      <w:r>
-        <w:rPr>
-          <w:rStyle w:val="VerbatimChar"/>
-          <w:rFonts w:ascii="SimSun" w:hAnsi="SimSun" w:eastAsia="SimSun" w:cs="SimSun"/>
-        </w:rPr>
-        <w:t>，</w:t>
-      </w:r>
-      <w:r>
-        <w:rPr>
-          <w:rStyle w:val="VerbatimChar"/>
-          <w:rFonts w:ascii="SimSun" w:hAnsi="SimSun" w:eastAsia="SimSun" w:cs="SimSun"/>
-        </w:rPr>
-        <w:t>碳钯化</w:t>
-      </w:r>
-      <w:r>
-        <w:rPr>
-          <w:rStyle w:val="VerbatimChar"/>
-          <w:rFonts w:ascii="SimSun" w:hAnsi="SimSun" w:eastAsia="SimSun" w:cs="SimSun"/>
-        </w:rPr>
-        <w:t>）</w:t>
-      </w:r>
-      <w:r>
-        <w:rPr>
-          <w:rFonts w:ascii="SimSun" w:hAnsi="SimSun" w:eastAsia="SimSun" w:cs="SimSun"/>
-        </w:rPr>
-        <w:br/>
-      </w:r>
-      <w:r>
-        <w:rPr>
-          <w:rStyle w:val="VerbatimChar"/>
-          <w:rFonts w:ascii="SimSun" w:hAnsi="SimSun" w:eastAsia="SimSun" w:cs="SimSun"/>
-        </w:rPr>
-        <w:t xml:space="preserve">                                │</w:t>
-      </w:r>
-      <w:r>
-        <w:rPr>
-          <w:rFonts w:ascii="SimSun" w:hAnsi="SimSun" w:eastAsia="SimSun" w:cs="SimSun"/>
-        </w:rPr>
-        <w:br/>
-      </w:r>
-      <w:r>
-        <w:rPr>
-          <w:rStyle w:val="VerbatimChar"/>
-          <w:rFonts w:ascii="SimSun" w:hAnsi="SimSun" w:eastAsia="SimSun" w:cs="SimSun"/>
-        </w:rPr>
-        <w:t>③ Ar–CH</w:t>
+        <w:t>–Pd–X ──→ Ar–CH=CH</w:t>
       </w:r>
       <w:r>
         <w:rPr>
@@ -5630,152 +5660,122 @@
           <w:rStyle w:val="VerbatimChar"/>
           <w:rFonts w:ascii="SimSun" w:hAnsi="SimSun" w:eastAsia="SimSun" w:cs="SimSun"/>
         </w:rPr>
-        <w:t>–CH</w:t>
+        <w:t xml:space="preserve"> + </w:t>
+      </w:r>
+      <w:r>
+        <w:rPr>
+          <w:rStyle w:val="VerbatimChar"/>
+          <w:rFonts w:hint="eastAsia" w:ascii="SimSun" w:hAnsi="SimSun" w:eastAsia="SimSun" w:cs="SimSun"/>
+        </w:rPr>
+        <w:t xml:space="preserve">H–Pd–X（β-H</w:t>
       </w:r>
       <w:r>
         <w:rPr>
           <w:rStyle w:val="VerbatimChar"/>
           <w:rFonts w:ascii="SimSun" w:hAnsi="SimSun" w:eastAsia="SimSun" w:cs="SimSun"/>
-          <w:vertAlign w:val="subscript"/>
-        </w:rPr>
-        <w:t>2</w:t>
+        </w:rPr>
+        <w:t xml:space="preserve"> </w:t>
+      </w:r>
+      <w:r>
+        <w:rPr>
+          <w:rStyle w:val="VerbatimChar"/>
+          <w:rFonts w:hint="eastAsia" w:ascii="SimSun" w:hAnsi="SimSun" w:eastAsia="SimSun" w:cs="SimSun"/>
+        </w:rPr>
+        <w:t>消除</w:t>
+      </w:r>
+      <w:r>
+        <w:rPr>
+          <w:rStyle w:val="VerbatimChar"/>
+          <w:rFonts w:hint="eastAsia" w:ascii="SimSun" w:hAnsi="SimSun" w:eastAsia="SimSun" w:cs="SimSun"/>
+        </w:rPr>
+        <w:t>，syn</w:t>
       </w:r>
       <w:r>
         <w:rPr>
           <w:rStyle w:val="VerbatimChar"/>
           <w:rFonts w:ascii="SimSun" w:hAnsi="SimSun" w:eastAsia="SimSun" w:cs="SimSun"/>
         </w:rPr>
-        <w:t>–Pd–X ──→ Ar–CH=CH</w:t>
-      </w:r>
-      <w:r>
-        <w:rPr>
-          <w:rStyle w:val="VerbatimChar"/>
+        <w:t xml:space="preserve"> </w:t>
+      </w:r>
+      <w:r>
+        <w:rPr>
+          <w:rStyle w:val="VerbatimChar"/>
+          <w:rFonts w:hint="eastAsia" w:ascii="SimSun" w:hAnsi="SimSun" w:eastAsia="SimSun" w:cs="SimSun"/>
+        </w:rPr>
+        <w:t>消除</w:t>
+      </w:r>
+      <w:r>
+        <w:rPr>
+          <w:rStyle w:val="VerbatimChar"/>
+          <w:rFonts w:hint="eastAsia" w:ascii="SimSun" w:hAnsi="SimSun" w:eastAsia="SimSun" w:cs="SimSun"/>
+        </w:rPr>
+        <w:t>）</w:t>
+      </w:r>
+      <w:r>
+        <w:rPr>
           <w:rFonts w:ascii="SimSun" w:hAnsi="SimSun" w:eastAsia="SimSun" w:cs="SimSun"/>
-          <w:vertAlign w:val="subscript"/>
-        </w:rPr>
-        <w:t>2</w:t>
+        </w:rPr>
+        <w:br/>
       </w:r>
       <w:r>
         <w:rPr>
           <w:rStyle w:val="VerbatimChar"/>
           <w:rFonts w:ascii="SimSun" w:hAnsi="SimSun" w:eastAsia="SimSun" w:cs="SimSun"/>
         </w:rPr>
-        <w:t xml:space="preserve"> + </w:t>
-      </w:r>
-      <w:r>
-        <w:rPr>
-          <w:rStyle w:val="VerbatimChar"/>
+        <w:t xml:space="preserve">                                │</w:t>
+      </w:r>
+      <w:r>
+        <w:rPr>
           <w:rFonts w:ascii="SimSun" w:hAnsi="SimSun" w:eastAsia="SimSun" w:cs="SimSun"/>
         </w:rPr>
-        <w:t xml:space="preserve">H–Pd–X（β-H</w:t>
+        <w:br/>
       </w:r>
       <w:r>
         <w:rPr>
           <w:rStyle w:val="VerbatimChar"/>
           <w:rFonts w:ascii="SimSun" w:hAnsi="SimSun" w:eastAsia="SimSun" w:cs="SimSun"/>
         </w:rPr>
-        <w:t xml:space="preserve"> </w:t>
+        <w:t xml:space="preserve">④ H–Pd–X + </w:t>
+      </w:r>
+      <w:r>
+        <w:rPr>
+          <w:rStyle w:val="VerbatimChar"/>
+          <w:rFonts w:hint="eastAsia" w:ascii="SimSun" w:hAnsi="SimSun" w:eastAsia="SimSun" w:cs="SimSun"/>
+        </w:rPr>
+        <w:t xml:space="preserve">碱</w:t>
       </w:r>
       <w:r>
         <w:rPr>
           <w:rStyle w:val="VerbatimChar"/>
           <w:rFonts w:ascii="SimSun" w:hAnsi="SimSun" w:eastAsia="SimSun" w:cs="SimSun"/>
         </w:rPr>
-        <w:t>消除</w:t>
-      </w:r>
-      <w:r>
-        <w:rPr>
-          <w:rStyle w:val="VerbatimChar"/>
-          <w:rFonts w:ascii="SimSun" w:hAnsi="SimSun" w:eastAsia="SimSun" w:cs="SimSun"/>
-        </w:rPr>
-        <w:t>，syn</w:t>
-      </w:r>
-      <w:r>
-        <w:rPr>
-          <w:rStyle w:val="VerbatimChar"/>
-          <w:rFonts w:ascii="SimSun" w:hAnsi="SimSun" w:eastAsia="SimSun" w:cs="SimSun"/>
-        </w:rPr>
-        <w:t xml:space="preserve"> </w:t>
-      </w:r>
-      <w:r>
-        <w:rPr>
-          <w:rStyle w:val="VerbatimChar"/>
-          <w:rFonts w:ascii="SimSun" w:hAnsi="SimSun" w:eastAsia="SimSun" w:cs="SimSun"/>
-        </w:rPr>
-        <w:t>消除</w:t>
-      </w:r>
-      <w:r>
-        <w:rPr>
-          <w:rStyle w:val="VerbatimChar"/>
-          <w:rFonts w:ascii="SimSun" w:hAnsi="SimSun" w:eastAsia="SimSun" w:cs="SimSun"/>
-        </w:rPr>
-        <w:t>）</w:t>
-      </w:r>
-      <w:r>
-        <w:rPr>
-          <w:rFonts w:ascii="SimSun" w:hAnsi="SimSun" w:eastAsia="SimSun" w:cs="SimSun"/>
-        </w:rPr>
-        <w:br/>
-      </w:r>
-      <w:r>
-        <w:rPr>
-          <w:rStyle w:val="VerbatimChar"/>
-          <w:rFonts w:ascii="SimSun" w:hAnsi="SimSun" w:eastAsia="SimSun" w:cs="SimSun"/>
-        </w:rPr>
-        <w:t xml:space="preserve">                                │</w:t>
-      </w:r>
-      <w:r>
-        <w:rPr>
-          <w:rFonts w:ascii="SimSun" w:hAnsi="SimSun" w:eastAsia="SimSun" w:cs="SimSun"/>
-        </w:rPr>
-        <w:br/>
-      </w:r>
-      <w:r>
-        <w:rPr>
-          <w:rStyle w:val="VerbatimChar"/>
-          <w:rFonts w:ascii="SimSun" w:hAnsi="SimSun" w:eastAsia="SimSun" w:cs="SimSun"/>
-        </w:rPr>
-        <w:t xml:space="preserve">④ H–Pd–X + </w:t>
-      </w:r>
-      <w:r>
-        <w:rPr>
-          <w:rStyle w:val="VerbatimChar"/>
-          <w:rFonts w:ascii="SimSun" w:hAnsi="SimSun" w:eastAsia="SimSun" w:cs="SimSun"/>
-        </w:rPr>
-        <w:t xml:space="preserve">碱</w:t>
-      </w:r>
-      <w:r>
-        <w:rPr>
-          <w:rStyle w:val="VerbatimChar"/>
-          <w:rFonts w:ascii="SimSun" w:hAnsi="SimSun" w:eastAsia="SimSun" w:cs="SimSun"/>
-        </w:rPr>
         <w:t xml:space="preserve"> ──→ Pd(0) + HX + </w:t>
       </w:r>
       <w:r>
         <w:rPr>
           <w:rStyle w:val="VerbatimChar"/>
-          <w:rFonts w:ascii="SimSun" w:hAnsi="SimSun" w:eastAsia="SimSun" w:cs="SimSun"/>
+          <w:rFonts w:hint="eastAsia" w:ascii="SimSun" w:hAnsi="SimSun" w:eastAsia="SimSun" w:cs="SimSun"/>
         </w:rPr>
         <w:t>碱</w:t>
       </w:r>
       <w:r>
         <w:rPr>
           <w:rStyle w:val="VerbatimChar"/>
-          <w:rFonts w:ascii="SimSun" w:hAnsi="SimSun" w:eastAsia="SimSun" w:cs="SimSun"/>
+          <w:rFonts w:hint="eastAsia" w:ascii="SimSun" w:hAnsi="SimSun" w:eastAsia="SimSun" w:cs="SimSun"/>
         </w:rPr>
         <w:t>·HX（</w:t>
       </w:r>
       <w:r>
         <w:rPr>
           <w:rStyle w:val="VerbatimChar"/>
-          <w:rFonts w:ascii="SimSun" w:hAnsi="SimSun" w:eastAsia="SimSun" w:cs="SimSun"/>
+          <w:rFonts w:hint="eastAsia" w:ascii="SimSun" w:hAnsi="SimSun" w:eastAsia="SimSun" w:cs="SimSun"/>
         </w:rPr>
         <w:t>还原再生</w:t>
       </w:r>
       <w:r>
         <w:rPr>
           <w:rStyle w:val="VerbatimChar"/>
-          <w:rFonts w:ascii="SimSun" w:hAnsi="SimSun" w:eastAsia="SimSun" w:cs="SimSun"/>
+          <w:rFonts w:hint="eastAsia" w:ascii="SimSun" w:hAnsi="SimSun" w:eastAsia="SimSun" w:cs="SimSun"/>
         </w:rPr>
         <w:t>）</w:t>
       </w:r>
@@ -9138,42 +9138,42 @@
       <w:r>
         <w:rPr>
           <w:rStyle w:val="VerbatimChar"/>
+          <w:rFonts w:hint="eastAsia" w:ascii="SimSun" w:hAnsi="SimSun" w:eastAsia="SimSun" w:cs="SimSun"/>
+        </w:rPr>
+        <w:t xml:space="preserve">烯烃配位到</w:t>
+      </w:r>
+      <w:r>
+        <w:rPr>
+          <w:rStyle w:val="VerbatimChar"/>
           <w:rFonts w:ascii="SimSun" w:hAnsi="SimSun" w:eastAsia="SimSun" w:cs="SimSun"/>
         </w:rPr>
-        <w:t xml:space="preserve">烯烃配位到</w:t>
+        <w:t xml:space="preserve"> Pd(II) ──→ </w:t>
+      </w:r>
+      <w:r>
+        <w:rPr>
+          <w:rStyle w:val="VerbatimChar"/>
+          <w:rFonts w:hint="eastAsia" w:ascii="SimSun" w:hAnsi="SimSun" w:eastAsia="SimSun" w:cs="SimSun"/>
+        </w:rPr>
+        <w:t>烯烃</w:t>
+      </w:r>
+      <w:r>
+        <w:rPr>
+          <w:rStyle w:val="VerbatimChar"/>
+          <w:rFonts w:hint="eastAsia" w:ascii="SimSun" w:hAnsi="SimSun" w:eastAsia="SimSun" w:cs="SimSun"/>
+        </w:rPr>
+        <w:t>-Pd(II)</w:t>
       </w:r>
       <w:r>
         <w:rPr>
           <w:rStyle w:val="VerbatimChar"/>
           <w:rFonts w:ascii="SimSun" w:hAnsi="SimSun" w:eastAsia="SimSun" w:cs="SimSun"/>
         </w:rPr>
-        <w:t xml:space="preserve"> Pd(II) ──→ </w:t>
-      </w:r>
-      <w:r>
-        <w:rPr>
-          <w:rStyle w:val="VerbatimChar"/>
-          <w:rFonts w:ascii="SimSun" w:hAnsi="SimSun" w:eastAsia="SimSun" w:cs="SimSun"/>
-        </w:rPr>
-        <w:t>烯烃</w:t>
-      </w:r>
-      <w:r>
-        <w:rPr>
-          <w:rStyle w:val="VerbatimChar"/>
-          <w:rFonts w:ascii="SimSun" w:hAnsi="SimSun" w:eastAsia="SimSun" w:cs="SimSun"/>
-        </w:rPr>
-        <w:t>-Pd(II)</w:t>
-      </w:r>
-      <w:r>
-        <w:rPr>
-          <w:rStyle w:val="VerbatimChar"/>
-          <w:rFonts w:ascii="SimSun" w:hAnsi="SimSun" w:eastAsia="SimSun" w:cs="SimSun"/>
-        </w:rPr>
         <w:t xml:space="preserve"> </w:t>
       </w:r>
       <w:r>
         <w:rPr>
           <w:rStyle w:val="VerbatimChar"/>
-          <w:rFonts w:ascii="SimSun" w:hAnsi="SimSun" w:eastAsia="SimSun" w:cs="SimSun"/>
+          <w:rFonts w:hint="eastAsia" w:ascii="SimSun" w:hAnsi="SimSun" w:eastAsia="SimSun" w:cs="SimSun"/>
         </w:rPr>
         <w:t xml:space="preserve">配合物</w:t>
       </w:r>
@@ -9221,49 +9221,103 @@
       <w:r>
         <w:rPr>
           <w:rStyle w:val="VerbatimChar"/>
+          <w:rFonts w:hint="eastAsia" w:ascii="SimSun" w:hAnsi="SimSun" w:eastAsia="SimSun" w:cs="SimSun"/>
+        </w:rPr>
+        <w:t>亲核进攻取代较多的碳</w:t>
+      </w:r>
+      <w:r>
+        <w:rPr>
+          <w:rStyle w:val="VerbatimChar"/>
+          <w:rFonts w:hint="eastAsia" w:ascii="SimSun" w:hAnsi="SimSun" w:eastAsia="SimSun" w:cs="SimSun"/>
+        </w:rPr>
+        <w:t>（</w:t>
+      </w:r>
+      <w:r>
+        <w:rPr>
+          <w:rStyle w:val="VerbatimChar"/>
+          <w:rFonts w:hint="eastAsia" w:ascii="SimSun" w:hAnsi="SimSun" w:eastAsia="SimSun" w:cs="SimSun"/>
+        </w:rPr>
+        <w:t>马氏取向</w:t>
+      </w:r>
+      <w:r>
+        <w:rPr>
+          <w:rStyle w:val="VerbatimChar"/>
+          <w:rFonts w:hint="eastAsia" w:ascii="SimSun" w:hAnsi="SimSun" w:eastAsia="SimSun" w:cs="SimSun"/>
+        </w:rPr>
+        <w:t>）──→</w:t>
+      </w:r>
+      <w:r>
+        <w:rPr>
+          <w:rStyle w:val="VerbatimChar"/>
           <w:rFonts w:ascii="SimSun" w:hAnsi="SimSun" w:eastAsia="SimSun" w:cs="SimSun"/>
         </w:rPr>
-        <w:t>亲核进攻取代较多的碳</w:t>
-      </w:r>
-      <w:r>
-        <w:rPr>
-          <w:rStyle w:val="VerbatimChar"/>
+        <w:t xml:space="preserve"> C–Pd </w:t>
+      </w:r>
+      <w:r>
+        <w:rPr>
+          <w:rStyle w:val="VerbatimChar"/>
+          <w:rFonts w:hint="eastAsia" w:ascii="SimSun" w:hAnsi="SimSun" w:eastAsia="SimSun" w:cs="SimSun"/>
+        </w:rPr>
+        <w:t xml:space="preserve">键形成</w:t>
+      </w:r>
+      <w:r>
+        <w:rPr>
           <w:rFonts w:ascii="SimSun" w:hAnsi="SimSun" w:eastAsia="SimSun" w:cs="SimSun"/>
         </w:rPr>
-        <w:t>（</w:t>
+        <w:br/>
       </w:r>
       <w:r>
         <w:rPr>
           <w:rStyle w:val="VerbatimChar"/>
           <w:rFonts w:ascii="SimSun" w:hAnsi="SimSun" w:eastAsia="SimSun" w:cs="SimSun"/>
         </w:rPr>
-        <w:t>马氏取向</w:t>
-      </w:r>
-      <w:r>
-        <w:rPr>
-          <w:rStyle w:val="VerbatimChar"/>
+        <w:t xml:space="preserve">       │</w:t>
+      </w:r>
+      <w:r>
+        <w:rPr>
           <w:rFonts w:ascii="SimSun" w:hAnsi="SimSun" w:eastAsia="SimSun" w:cs="SimSun"/>
         </w:rPr>
-        <w:t>）──→</w:t>
+        <w:br/>
       </w:r>
       <w:r>
         <w:rPr>
           <w:rStyle w:val="VerbatimChar"/>
           <w:rFonts w:ascii="SimSun" w:hAnsi="SimSun" w:eastAsia="SimSun" w:cs="SimSun"/>
         </w:rPr>
-        <w:t xml:space="preserve"> C–Pd </w:t>
+        <w:t xml:space="preserve">③ β-H </w:t>
+      </w:r>
+      <w:r>
+        <w:rPr>
+          <w:rStyle w:val="VerbatimChar"/>
+          <w:rFonts w:hint="eastAsia" w:ascii="SimSun" w:hAnsi="SimSun" w:eastAsia="SimSun" w:cs="SimSun"/>
+        </w:rPr>
+        <w:t xml:space="preserve">消除</w:t>
       </w:r>
       <w:r>
         <w:rPr>
           <w:rStyle w:val="VerbatimChar"/>
           <w:rFonts w:ascii="SimSun" w:hAnsi="SimSun" w:eastAsia="SimSun" w:cs="SimSun"/>
         </w:rPr>
-        <w:t xml:space="preserve">键形成</w:t>
-      </w:r>
-      <w:r>
-        <w:rPr>
+        <w:t xml:space="preserve"> ──→ </w:t>
+      </w:r>
+      <w:r>
+        <w:rPr>
+          <w:rStyle w:val="VerbatimChar"/>
+          <w:rFonts w:hint="eastAsia" w:ascii="SimSun" w:hAnsi="SimSun" w:eastAsia="SimSun" w:cs="SimSun"/>
+        </w:rPr>
+        <w:t xml:space="preserve">烯醇</w:t>
+      </w:r>
+      <w:r>
+        <w:rPr>
+          <w:rStyle w:val="VerbatimChar"/>
           <w:rFonts w:ascii="SimSun" w:hAnsi="SimSun" w:eastAsia="SimSun" w:cs="SimSun"/>
         </w:rPr>
+        <w:t xml:space="preserve"> + H–Pd(II)–X</w:t>
+      </w:r>
+      <w:r>
+        <w:rPr>
+          <w:rFonts w:ascii="SimSun" w:hAnsi="SimSun" w:eastAsia="SimSun" w:cs="SimSun"/>
+        </w:rPr>
         <w:br/>
       </w:r>
       <w:r>
@@ -9284,108 +9338,54 @@
           <w:rStyle w:val="VerbatimChar"/>
           <w:rFonts w:ascii="SimSun" w:hAnsi="SimSun" w:eastAsia="SimSun" w:cs="SimSun"/>
         </w:rPr>
-        <w:t xml:space="preserve">③ β-H </w:t>
+        <w:t xml:space="preserve">④ </w:t>
+      </w:r>
+      <w:r>
+        <w:rPr>
+          <w:rStyle w:val="VerbatimChar"/>
+          <w:rFonts w:hint="eastAsia" w:ascii="SimSun" w:hAnsi="SimSun" w:eastAsia="SimSun" w:cs="SimSun"/>
+        </w:rPr>
+        <w:t xml:space="preserve">烯醇互变异构</w:t>
       </w:r>
       <w:r>
         <w:rPr>
           <w:rStyle w:val="VerbatimChar"/>
           <w:rFonts w:ascii="SimSun" w:hAnsi="SimSun" w:eastAsia="SimSun" w:cs="SimSun"/>
         </w:rPr>
-        <w:t xml:space="preserve">消除</w:t>
+        <w:t xml:space="preserve"> ──→ </w:t>
+      </w:r>
+      <w:r>
+        <w:rPr>
+          <w:rStyle w:val="VerbatimChar"/>
+          <w:rFonts w:hint="eastAsia" w:ascii="SimSun" w:hAnsi="SimSun" w:eastAsia="SimSun" w:cs="SimSun"/>
+        </w:rPr>
+        <w:t xml:space="preserve">酮</w:t>
       </w:r>
       <w:r>
         <w:rPr>
           <w:rStyle w:val="VerbatimChar"/>
           <w:rFonts w:ascii="SimSun" w:hAnsi="SimSun" w:eastAsia="SimSun" w:cs="SimSun"/>
         </w:rPr>
-        <w:t xml:space="preserve"> ──→ </w:t>
-      </w:r>
-      <w:r>
-        <w:rPr>
-          <w:rStyle w:val="VerbatimChar"/>
-          <w:rFonts w:ascii="SimSun" w:hAnsi="SimSun" w:eastAsia="SimSun" w:cs="SimSun"/>
-        </w:rPr>
-        <w:t xml:space="preserve">烯醇</w:t>
-      </w:r>
-      <w:r>
-        <w:rPr>
-          <w:rStyle w:val="VerbatimChar"/>
-          <w:rFonts w:ascii="SimSun" w:hAnsi="SimSun" w:eastAsia="SimSun" w:cs="SimSun"/>
-        </w:rPr>
-        <w:t xml:space="preserve"> + H–Pd(II)–X</w:t>
-      </w:r>
-      <w:r>
-        <w:rPr>
-          <w:rFonts w:ascii="SimSun" w:hAnsi="SimSun" w:eastAsia="SimSun" w:cs="SimSun"/>
-        </w:rPr>
-        <w:br/>
-      </w:r>
-      <w:r>
-        <w:rPr>
-          <w:rStyle w:val="VerbatimChar"/>
-          <w:rFonts w:ascii="SimSun" w:hAnsi="SimSun" w:eastAsia="SimSun" w:cs="SimSun"/>
-        </w:rPr>
-        <w:t xml:space="preserve">       │</w:t>
-      </w:r>
-      <w:r>
-        <w:rPr>
-          <w:rFonts w:ascii="SimSun" w:hAnsi="SimSun" w:eastAsia="SimSun" w:cs="SimSun"/>
-        </w:rPr>
-        <w:br/>
-      </w:r>
-      <w:r>
-        <w:rPr>
-          <w:rStyle w:val="VerbatimChar"/>
-          <w:rFonts w:ascii="SimSun" w:hAnsi="SimSun" w:eastAsia="SimSun" w:cs="SimSun"/>
-        </w:rPr>
-        <w:t xml:space="preserve">④ </w:t>
-      </w:r>
-      <w:r>
-        <w:rPr>
-          <w:rStyle w:val="VerbatimChar"/>
-          <w:rFonts w:ascii="SimSun" w:hAnsi="SimSun" w:eastAsia="SimSun" w:cs="SimSun"/>
-        </w:rPr>
-        <w:t xml:space="preserve">烯醇互变异构</w:t>
-      </w:r>
-      <w:r>
-        <w:rPr>
-          <w:rStyle w:val="VerbatimChar"/>
-          <w:rFonts w:ascii="SimSun" w:hAnsi="SimSun" w:eastAsia="SimSun" w:cs="SimSun"/>
-        </w:rPr>
-        <w:t xml:space="preserve"> ──→ </w:t>
-      </w:r>
-      <w:r>
-        <w:rPr>
-          <w:rStyle w:val="VerbatimChar"/>
-          <w:rFonts w:ascii="SimSun" w:hAnsi="SimSun" w:eastAsia="SimSun" w:cs="SimSun"/>
-        </w:rPr>
-        <w:t xml:space="preserve">酮</w:t>
-      </w:r>
-      <w:r>
-        <w:rPr>
-          <w:rStyle w:val="VerbatimChar"/>
-          <w:rFonts w:ascii="SimSun" w:hAnsi="SimSun" w:eastAsia="SimSun" w:cs="SimSun"/>
-        </w:rPr>
         <w:t xml:space="preserve"> + </w:t>
       </w:r>
       <w:r>
         <w:rPr>
           <w:rStyle w:val="VerbatimChar"/>
-          <w:rFonts w:ascii="SimSun" w:hAnsi="SimSun" w:eastAsia="SimSun" w:cs="SimSun"/>
+          <w:rFonts w:hint="eastAsia" w:ascii="SimSun" w:hAnsi="SimSun" w:eastAsia="SimSun" w:cs="SimSun"/>
         </w:rPr>
         <w:t>Pd(0)（</w:t>
       </w:r>
       <w:r>
         <w:rPr>
           <w:rStyle w:val="VerbatimChar"/>
-          <w:rFonts w:ascii="SimSun" w:hAnsi="SimSun" w:eastAsia="SimSun" w:cs="SimSun"/>
+          <w:rFonts w:hint="eastAsia" w:ascii="SimSun" w:hAnsi="SimSun" w:eastAsia="SimSun" w:cs="SimSun"/>
         </w:rPr>
         <w:t>催化剂失活</w:t>
       </w:r>
       <w:r>
         <w:rPr>
           <w:rStyle w:val="VerbatimChar"/>
-          <w:rFonts w:ascii="SimSun" w:hAnsi="SimSun" w:eastAsia="SimSun" w:cs="SimSun"/>
+          <w:rFonts w:hint="eastAsia" w:ascii="SimSun" w:hAnsi="SimSun" w:eastAsia="SimSun" w:cs="SimSun"/>
         </w:rPr>
         <w:t>！）</w:t>
       </w:r>
@@ -9448,9 +9448,58 @@
       <w:r>
         <w:rPr>
           <w:rStyle w:val="VerbatimChar"/>
+          <w:rFonts w:hint="eastAsia" w:ascii="SimSun" w:hAnsi="SimSun" w:eastAsia="SimSun" w:cs="SimSun"/>
+        </w:rPr>
+        <w:t>H</w:t>
+      </w:r>
+      <w:r>
+        <w:rPr>
+          <w:rStyle w:val="VerbatimChar"/>
+          <w:rFonts w:hint="eastAsia" w:ascii="SimSun" w:hAnsi="SimSun" w:eastAsia="SimSun" w:cs="SimSun"/>
+          <w:vertAlign w:val="subscript"/>
+        </w:rPr>
+        <w:t>2</w:t>
+      </w:r>
+      <w:r>
+        <w:rPr>
+          <w:rStyle w:val="VerbatimChar"/>
+          <w:rFonts w:hint="eastAsia" w:ascii="SimSun" w:hAnsi="SimSun" w:eastAsia="SimSun" w:cs="SimSun"/>
+        </w:rPr>
+        <w:t>O（</w:t>
+      </w:r>
+      <w:r>
+        <w:rPr>
+          <w:rStyle w:val="VerbatimChar"/>
+          <w:rFonts w:hint="eastAsia" w:ascii="SimSun" w:hAnsi="SimSun" w:eastAsia="SimSun" w:cs="SimSun"/>
+        </w:rPr>
+        <w:t>再氧化</w:t>
+      </w:r>
+      <w:r>
+        <w:rPr>
+          <w:rStyle w:val="VerbatimChar"/>
           <w:rFonts w:ascii="SimSun" w:hAnsi="SimSun" w:eastAsia="SimSun" w:cs="SimSun"/>
         </w:rPr>
-        <w:t>H</w:t>
+        <w:t xml:space="preserve"> </w:t>
+      </w:r>
+      <w:r>
+        <w:rPr>
+          <w:rStyle w:val="VerbatimChar"/>
+          <w:rFonts w:hint="eastAsia" w:ascii="SimSun" w:hAnsi="SimSun" w:eastAsia="SimSun" w:cs="SimSun"/>
+        </w:rPr>
+        <w:t xml:space="preserve">Cu）</w:t>
+      </w:r>
+      <w:r>
+        <w:rPr>
+          <w:rFonts w:ascii="SimSun" w:hAnsi="SimSun" w:eastAsia="SimSun" w:cs="SimSun"/>
+        </w:rPr>
+        <w:br/>
+      </w:r>
+      <w:r>
+        <w:rPr>
+          <w:rStyle w:val="VerbatimChar"/>
+          <w:rFonts w:ascii="SimSun" w:hAnsi="SimSun" w:eastAsia="SimSun" w:cs="SimSun"/>
+        </w:rPr>
+        <w:t xml:space="preserve">   CuCl</w:t>
       </w:r>
       <w:r>
         <w:rPr>
@@ -9465,82 +9514,33 @@
           <w:rStyle w:val="VerbatimChar"/>
           <w:rFonts w:ascii="SimSun" w:hAnsi="SimSun" w:eastAsia="SimSun" w:cs="SimSun"/>
         </w:rPr>
-        <w:t>O（</w:t>
+        <w:t xml:space="preserve"> + Pd(0) ──→ CuCl + </w:t>
+      </w:r>
+      <w:r>
+        <w:rPr>
+          <w:rStyle w:val="VerbatimChar"/>
+          <w:rFonts w:hint="eastAsia" w:ascii="SimSun" w:hAnsi="SimSun" w:eastAsia="SimSun" w:cs="SimSun"/>
+        </w:rPr>
+        <w:t xml:space="preserve">Pd(II)（Pd</w:t>
       </w:r>
       <w:r>
         <w:rPr>
           <w:rStyle w:val="VerbatimChar"/>
           <w:rFonts w:ascii="SimSun" w:hAnsi="SimSun" w:eastAsia="SimSun" w:cs="SimSun"/>
         </w:rPr>
-        <w:t>再氧化</w:t>
-      </w:r>
-      <w:r>
-        <w:rPr>
-          <w:rStyle w:val="VerbatimChar"/>
-          <w:rFonts w:ascii="SimSun" w:hAnsi="SimSun" w:eastAsia="SimSun" w:cs="SimSun"/>
-        </w:rPr>
         <w:t xml:space="preserve"> </w:t>
       </w:r>
       <w:r>
         <w:rPr>
           <w:rStyle w:val="VerbatimChar"/>
-          <w:rFonts w:ascii="SimSun" w:hAnsi="SimSun" w:eastAsia="SimSun" w:cs="SimSun"/>
-        </w:rPr>
-        <w:t xml:space="preserve">Cu）</w:t>
-      </w:r>
-      <w:r>
-        <w:rPr>
-          <w:rFonts w:ascii="SimSun" w:hAnsi="SimSun" w:eastAsia="SimSun" w:cs="SimSun"/>
-        </w:rPr>
-        <w:br/>
-      </w:r>
-      <w:r>
-        <w:rPr>
-          <w:rStyle w:val="VerbatimChar"/>
-          <w:rFonts w:ascii="SimSun" w:hAnsi="SimSun" w:eastAsia="SimSun" w:cs="SimSun"/>
-        </w:rPr>
-        <w:t xml:space="preserve">   CuCl</w:t>
-      </w:r>
-      <w:r>
-        <w:rPr>
-          <w:rStyle w:val="VerbatimChar"/>
-          <w:rFonts w:ascii="SimSun" w:hAnsi="SimSun" w:eastAsia="SimSun" w:cs="SimSun"/>
-          <w:vertAlign w:val="subscript"/>
-        </w:rPr>
-        <w:t>2</w:t>
-      </w:r>
-      <w:r>
-        <w:rPr>
-          <w:rStyle w:val="VerbatimChar"/>
-          <w:rFonts w:ascii="SimSun" w:hAnsi="SimSun" w:eastAsia="SimSun" w:cs="SimSun"/>
-        </w:rPr>
-        <w:t xml:space="preserve"> + Pd(0) ──→ CuCl + </w:t>
-      </w:r>
-      <w:r>
-        <w:rPr>
-          <w:rStyle w:val="VerbatimChar"/>
-          <w:rFonts w:ascii="SimSun" w:hAnsi="SimSun" w:eastAsia="SimSun" w:cs="SimSun"/>
-        </w:rPr>
-        <w:t xml:space="preserve">Pd(II)（Pd</w:t>
-      </w:r>
-      <w:r>
-        <w:rPr>
-          <w:rStyle w:val="VerbatimChar"/>
-          <w:rFonts w:ascii="SimSun" w:hAnsi="SimSun" w:eastAsia="SimSun" w:cs="SimSun"/>
-        </w:rPr>
-        <w:t xml:space="preserve"> </w:t>
-      </w:r>
-      <w:r>
-        <w:rPr>
-          <w:rStyle w:val="VerbatimChar"/>
-          <w:rFonts w:ascii="SimSun" w:hAnsi="SimSun" w:eastAsia="SimSun" w:cs="SimSun"/>
+          <w:rFonts w:hint="eastAsia" w:ascii="SimSun" w:hAnsi="SimSun" w:eastAsia="SimSun" w:cs="SimSun"/>
         </w:rPr>
         <w:t>再生</w:t>
       </w:r>
       <w:r>
         <w:rPr>
           <w:rStyle w:val="VerbatimChar"/>
-          <w:rFonts w:ascii="SimSun" w:hAnsi="SimSun" w:eastAsia="SimSun" w:cs="SimSun"/>
+          <w:rFonts w:hint="eastAsia" w:ascii="SimSun" w:hAnsi="SimSun" w:eastAsia="SimSun" w:cs="SimSun"/>
         </w:rPr>
         <w:t>）</w:t>
       </w:r>
@@ -9642,156 +9642,135 @@
     </w:p>
     <w:p>
       <w:pPr>
-        <w:pStyle w:val="SourceCode"/>
-      </w:pPr>
-      <w:r>
-        <w:rPr>
-          <w:rStyle w:val="VerbatimChar"/>
-          <w:rFonts w:ascii="SimSun" w:hAnsi="SimSun" w:eastAsia="SimSun" w:cs="SimSun"/>
+        <w:pStyle w:val="BodyText"/>
+      </w:pPr>
+      <w:r>
+        <w:rPr>
+          <w:rFonts w:ascii="Times New Roman" w:hAnsi="Times New Roman" w:eastAsia="Times New Roman" w:cs="Times New Roman"/>
         </w:rPr>
         <w:t>2CuCl + ½O</w:t>
       </w:r>
       <w:r>
         <w:rPr>
-          <w:rStyle w:val="VerbatimChar"/>
-          <w:rFonts w:ascii="SimSun" w:hAnsi="SimSun" w:eastAsia="SimSun" w:cs="SimSun"/>
+          <w:rFonts w:ascii="Times New Roman" w:hAnsi="Times New Roman" w:eastAsia="Times New Roman" w:cs="Times New Roman"/>
           <w:vertAlign w:val="subscript"/>
         </w:rPr>
         <w:t>2</w:t>
       </w:r>
       <w:r>
         <w:rPr>
-          <w:rStyle w:val="VerbatimChar"/>
-          <w:rFonts w:ascii="SimSun" w:hAnsi="SimSun" w:eastAsia="SimSun" w:cs="SimSun"/>
+          <w:rFonts w:ascii="Times New Roman" w:hAnsi="Times New Roman" w:eastAsia="Times New Roman" w:cs="Times New Roman"/>
         </w:rPr>
         <w:t xml:space="preserve"> + 2HCl → 2CuCl</w:t>
       </w:r>
       <w:r>
         <w:rPr>
-          <w:rStyle w:val="VerbatimChar"/>
-          <w:rFonts w:ascii="SimSun" w:hAnsi="SimSun" w:eastAsia="SimSun" w:cs="SimSun"/>
+          <w:rFonts w:ascii="Times New Roman" w:hAnsi="Times New Roman" w:eastAsia="Times New Roman" w:cs="Times New Roman"/>
           <w:vertAlign w:val="subscript"/>
         </w:rPr>
         <w:t>2</w:t>
       </w:r>
       <w:r>
         <w:rPr>
-          <w:rStyle w:val="VerbatimChar"/>
-          <w:rFonts w:ascii="SimSun" w:hAnsi="SimSun" w:eastAsia="SimSun" w:cs="SimSun"/>
+          <w:rFonts w:ascii="Times New Roman" w:hAnsi="Times New Roman" w:eastAsia="Times New Roman" w:cs="Times New Roman"/>
         </w:rPr>
         <w:t xml:space="preserve"> + H</w:t>
       </w:r>
       <w:r>
         <w:rPr>
-          <w:rStyle w:val="VerbatimChar"/>
-          <w:rFonts w:ascii="SimSun" w:hAnsi="SimSun" w:eastAsia="SimSun" w:cs="SimSun"/>
+          <w:rFonts w:ascii="Times New Roman" w:hAnsi="Times New Roman" w:eastAsia="Times New Roman" w:cs="Times New Roman"/>
           <w:vertAlign w:val="subscript"/>
         </w:rPr>
         <w:t>2</w:t>
       </w:r>
       <w:r>
         <w:rPr>
-          <w:rStyle w:val="VerbatimChar"/>
-          <w:rFonts w:ascii="SimSun" w:hAnsi="SimSun" w:eastAsia="SimSun" w:cs="SimSun"/>
-        </w:rPr>
-        <w:t xml:space="preserve">O  </w:t>
-      </w:r>
-      <w:r>
-        <w:rPr>
-          <w:rStyle w:val="VerbatimChar"/>
-          <w:rFonts w:ascii="SimSun" w:hAnsi="SimSun" w:eastAsia="SimSun" w:cs="SimSun"/>
+          <w:rFonts w:ascii="Times New Roman" w:hAnsi="Times New Roman" w:eastAsia="Times New Roman" w:cs="Times New Roman"/>
+        </w:rPr>
+        <w:t xml:space="preserve">O </w:t>
+      </w:r>
+      <w:r>
+        <w:rPr>
+          <w:rFonts w:hint="eastAsia" w:ascii="Times New Roman" w:hAnsi="Times New Roman" w:eastAsia="Times New Roman" w:cs="Times New Roman"/>
         </w:rPr>
         <w:t xml:space="preserve">（Cu</w:t>
       </w:r>
       <w:r>
         <w:rPr>
-          <w:rStyle w:val="VerbatimChar"/>
-          <w:rFonts w:ascii="SimSun" w:hAnsi="SimSun" w:eastAsia="SimSun" w:cs="SimSun"/>
+          <w:rFonts w:ascii="Times New Roman" w:hAnsi="Times New Roman" w:eastAsia="Times New Roman" w:cs="Times New Roman"/>
         </w:rPr>
         <w:t xml:space="preserve"> </w:t>
       </w:r>
       <w:r>
         <w:rPr>
-          <w:rStyle w:val="VerbatimChar"/>
-          <w:rFonts w:ascii="SimSun" w:hAnsi="SimSun" w:eastAsia="SimSun" w:cs="SimSun"/>
+          <w:rFonts w:hint="eastAsia" w:ascii="Times New Roman" w:hAnsi="Times New Roman" w:eastAsia="FangSong" w:cs="Times New Roman"/>
         </w:rPr>
         <w:t>的再氧化</w:t>
       </w:r>
       <w:r>
         <w:rPr>
-          <w:rStyle w:val="VerbatimChar"/>
-          <w:rFonts w:ascii="SimSun" w:hAnsi="SimSun" w:eastAsia="SimSun" w:cs="SimSun"/>
+          <w:rFonts w:hint="eastAsia" w:ascii="Times New Roman" w:hAnsi="Times New Roman" w:eastAsia="Times New Roman" w:cs="Times New Roman"/>
         </w:rPr>
         <w:t>）</w:t>
       </w:r>
-      <w:r>
-        <w:rPr>
-          <w:rFonts w:ascii="SimSun" w:hAnsi="SimSun" w:eastAsia="SimSun" w:cs="SimSun"/>
-        </w:rPr>
-        <w:br/>
-      </w:r>
-      <w:r>
-        <w:rPr>
-          <w:rStyle w:val="VerbatimChar"/>
-          <w:rFonts w:ascii="SimSun" w:hAnsi="SimSun" w:eastAsia="SimSun" w:cs="SimSun"/>
+    </w:p>
+    <w:p>
+      <w:pPr>
+        <w:pStyle w:val="BodyText"/>
+      </w:pPr>
+      <w:r>
+        <w:rPr>
+          <w:rFonts w:ascii="Times New Roman" w:hAnsi="Times New Roman" w:eastAsia="Times New Roman" w:cs="Times New Roman"/>
         </w:rPr>
         <w:t>CuCl</w:t>
       </w:r>
       <w:r>
         <w:rPr>
-          <w:rStyle w:val="VerbatimChar"/>
-          <w:rFonts w:ascii="SimSun" w:hAnsi="SimSun" w:eastAsia="SimSun" w:cs="SimSun"/>
+          <w:rFonts w:ascii="Times New Roman" w:hAnsi="Times New Roman" w:eastAsia="Times New Roman" w:cs="Times New Roman"/>
           <w:vertAlign w:val="subscript"/>
         </w:rPr>
         <w:t>2</w:t>
       </w:r>
       <w:r>
         <w:rPr>
-          <w:rStyle w:val="VerbatimChar"/>
-          <w:rFonts w:ascii="SimSun" w:hAnsi="SimSun" w:eastAsia="SimSun" w:cs="SimSun"/>
+          <w:rFonts w:ascii="Times New Roman" w:hAnsi="Times New Roman" w:eastAsia="Times New Roman" w:cs="Times New Roman"/>
         </w:rPr>
         <w:t xml:space="preserve"> + Pd(0) → CuCl + PdCl</w:t>
       </w:r>
       <w:r>
         <w:rPr>
-          <w:rStyle w:val="VerbatimChar"/>
-          <w:rFonts w:ascii="SimSun" w:hAnsi="SimSun" w:eastAsia="SimSun" w:cs="SimSun"/>
+          <w:rFonts w:ascii="Times New Roman" w:hAnsi="Times New Roman" w:eastAsia="Times New Roman" w:cs="Times New Roman"/>
           <w:vertAlign w:val="subscript"/>
         </w:rPr>
         <w:t>2</w:t>
       </w:r>
       <w:r>
         <w:rPr>
-          <w:rStyle w:val="VerbatimChar"/>
-          <w:rFonts w:ascii="SimSun" w:hAnsi="SimSun" w:eastAsia="SimSun" w:cs="SimSun"/>
-        </w:rPr>
-        <w:t xml:space="preserve">     </w:t>
-      </w:r>
-      <w:r>
-        <w:rPr>
-          <w:rStyle w:val="VerbatimChar"/>
-          <w:rFonts w:ascii="SimSun" w:hAnsi="SimSun" w:eastAsia="SimSun" w:cs="SimSun"/>
+          <w:rFonts w:ascii="Times New Roman" w:hAnsi="Times New Roman" w:eastAsia="Times New Roman" w:cs="Times New Roman"/>
+        </w:rPr>
+        <w:t xml:space="preserve"> </w:t>
+      </w:r>
+      <w:r>
+        <w:rPr>
+          <w:rFonts w:hint="eastAsia" w:ascii="Times New Roman" w:hAnsi="Times New Roman" w:eastAsia="Times New Roman" w:cs="Times New Roman"/>
         </w:rPr>
         <w:t xml:space="preserve">（Pd</w:t>
       </w:r>
       <w:r>
         <w:rPr>
-          <w:rStyle w:val="VerbatimChar"/>
-          <w:rFonts w:ascii="SimSun" w:hAnsi="SimSun" w:eastAsia="SimSun" w:cs="SimSun"/>
+          <w:rFonts w:ascii="Times New Roman" w:hAnsi="Times New Roman" w:eastAsia="Times New Roman" w:cs="Times New Roman"/>
         </w:rPr>
         <w:t xml:space="preserve"> </w:t>
       </w:r>
       <w:r>
         <w:rPr>
-          <w:rStyle w:val="VerbatimChar"/>
-          <w:rFonts w:ascii="SimSun" w:hAnsi="SimSun" w:eastAsia="SimSun" w:cs="SimSun"/>
+          <w:rFonts w:hint="eastAsia" w:ascii="Times New Roman" w:hAnsi="Times New Roman" w:eastAsia="FangSong" w:cs="Times New Roman"/>
         </w:rPr>
         <w:t>的再氧化</w:t>
       </w:r>
       <w:r>
         <w:rPr>
-          <w:rStyle w:val="VerbatimChar"/>
-          <w:rFonts w:ascii="SimSun" w:hAnsi="SimSun" w:eastAsia="SimSun" w:cs="SimSun"/>
+          <w:rFonts w:hint="eastAsia" w:ascii="Times New Roman" w:hAnsi="Times New Roman" w:eastAsia="Times New Roman" w:cs="Times New Roman"/>
         </w:rPr>
         <w:t>）</w:t>
       </w:r>
@@ -10705,7 +10684,7 @@
       <w:r>
         <w:rPr>
           <w:rStyle w:val="VerbatimChar"/>
-          <w:rFonts w:ascii="SimSun" w:hAnsi="SimSun" w:eastAsia="SimSun" w:cs="SimSun"/>
+          <w:rFonts w:hint="eastAsia" w:ascii="SimSun" w:hAnsi="SimSun" w:eastAsia="SimSun" w:cs="SimSun"/>
         </w:rPr>
         <w:t xml:space="preserve">交换舞伴</w:t>
       </w:r>
@@ -10872,28 +10851,28 @@
       <w:r>
         <w:rPr>
           <w:rStyle w:val="VerbatimChar"/>
+          <w:rFonts w:hint="eastAsia" w:ascii="SimSun" w:hAnsi="SimSun" w:eastAsia="SimSun" w:cs="SimSun"/>
+        </w:rPr>
+        <w:t xml:space="preserve">金属杂环丁烷</w:t>
+      </w:r>
+      <w:r>
+        <w:rPr>
+          <w:rStyle w:val="VerbatimChar"/>
           <w:rFonts w:ascii="SimSun" w:hAnsi="SimSun" w:eastAsia="SimSun" w:cs="SimSun"/>
         </w:rPr>
-        <w:t xml:space="preserve">金属杂环丁烷</w:t>
-      </w:r>
-      <w:r>
-        <w:rPr>
-          <w:rStyle w:val="VerbatimChar"/>
-          <w:rFonts w:ascii="SimSun" w:hAnsi="SimSun" w:eastAsia="SimSun" w:cs="SimSun"/>
-        </w:rPr>
         <w:t xml:space="preserve">          </w:t>
       </w:r>
       <w:r>
         <w:rPr>
           <w:rStyle w:val="VerbatimChar"/>
-          <w:rFonts w:ascii="SimSun" w:hAnsi="SimSun" w:eastAsia="SimSun" w:cs="SimSun"/>
+          <w:rFonts w:hint="eastAsia" w:ascii="SimSun" w:hAnsi="SimSun" w:eastAsia="SimSun" w:cs="SimSun"/>
         </w:rPr>
         <w:t>(</w:t>
       </w:r>
       <w:r>
         <w:rPr>
           <w:rStyle w:val="VerbatimChar"/>
-          <w:rFonts w:ascii="SimSun" w:hAnsi="SimSun" w:eastAsia="SimSun" w:cs="SimSun"/>
+          <w:rFonts w:hint="eastAsia" w:ascii="SimSun" w:hAnsi="SimSun" w:eastAsia="SimSun" w:cs="SimSun"/>
         </w:rPr>
         <w:t>释放</w:t>
       </w:r>
@@ -11636,280 +11615,280 @@
       <w:r>
         <w:rPr>
           <w:rStyle w:val="VerbatimChar"/>
+          <w:rFonts w:hint="eastAsia" w:ascii="SimSun" w:hAnsi="SimSun" w:eastAsia="SimSun" w:cs="SimSun"/>
+        </w:rPr>
+        <w:t>氧化加成</w:t>
+      </w:r>
+      <w:r>
+        <w:rPr>
+          <w:rStyle w:val="VerbatimChar"/>
+          <w:rFonts w:hint="eastAsia" w:ascii="SimSun" w:hAnsi="SimSun" w:eastAsia="SimSun" w:cs="SimSun"/>
+        </w:rPr>
+        <w:t>（</w:t>
+      </w:r>
+      <w:r>
+        <w:rPr>
+          <w:rStyle w:val="VerbatimChar"/>
+          <w:rFonts w:hint="eastAsia" w:ascii="SimSun" w:hAnsi="SimSun" w:eastAsia="SimSun" w:cs="SimSun"/>
+        </w:rPr>
+        <w:t>反式</w:t>
+      </w:r>
+      <w:r>
+        <w:rPr>
+          <w:rStyle w:val="VerbatimChar"/>
+          <w:rFonts w:hint="eastAsia" w:ascii="SimSun" w:hAnsi="SimSun" w:eastAsia="SimSun" w:cs="SimSun"/>
+        </w:rPr>
+        <w:t>，</w:t>
+      </w:r>
+      <w:r>
+        <w:rPr>
+          <w:rStyle w:val="VerbatimChar"/>
+          <w:rFonts w:hint="eastAsia" w:ascii="SimSun" w:hAnsi="SimSun" w:eastAsia="SimSun" w:cs="SimSun"/>
+        </w:rPr>
+        <w:t>从</w:t>
+      </w:r>
+      <w:r>
+        <w:rPr>
+          <w:rStyle w:val="VerbatimChar"/>
           <w:rFonts w:ascii="SimSun" w:hAnsi="SimSun" w:eastAsia="SimSun" w:cs="SimSun"/>
         </w:rPr>
-        <w:t>氧化加成</w:t>
-      </w:r>
-      <w:r>
-        <w:rPr>
-          <w:rStyle w:val="VerbatimChar"/>
+        <w:t xml:space="preserve"> OAc </w:t>
+      </w:r>
+      <w:r>
+        <w:rPr>
+          <w:rStyle w:val="VerbatimChar"/>
+          <w:rFonts w:hint="eastAsia" w:ascii="SimSun" w:hAnsi="SimSun" w:eastAsia="SimSun" w:cs="SimSun"/>
+        </w:rPr>
+        <w:t>反面进攻</w:t>
+      </w:r>
+      <w:r>
+        <w:rPr>
+          <w:rStyle w:val="VerbatimChar"/>
+          <w:rFonts w:hint="eastAsia" w:ascii="SimSun" w:hAnsi="SimSun" w:eastAsia="SimSun" w:cs="SimSun"/>
+        </w:rPr>
+        <w:t>）</w:t>
+      </w:r>
+      <w:r>
+        <w:rPr>
           <w:rFonts w:ascii="SimSun" w:hAnsi="SimSun" w:eastAsia="SimSun" w:cs="SimSun"/>
         </w:rPr>
+        <w:br/>
+      </w:r>
+      <w:r>
+        <w:rPr>
+          <w:rStyle w:val="VerbatimChar"/>
+          <w:rFonts w:ascii="SimSun" w:hAnsi="SimSun" w:eastAsia="SimSun" w:cs="SimSun"/>
+        </w:rPr>
+        <w:t xml:space="preserve">       │</w:t>
+      </w:r>
+      <w:r>
+        <w:rPr>
+          <w:rFonts w:ascii="SimSun" w:hAnsi="SimSun" w:eastAsia="SimSun" w:cs="SimSun"/>
+        </w:rPr>
+        <w:br/>
+      </w:r>
+      <w:r>
+        <w:rPr>
+          <w:rStyle w:val="VerbatimChar"/>
+          <w:rFonts w:ascii="SimSun" w:hAnsi="SimSun" w:eastAsia="SimSun" w:cs="SimSun"/>
+        </w:rPr>
+        <w:t xml:space="preserve">       ▼</w:t>
+      </w:r>
+      <w:r>
+        <w:rPr>
+          <w:rFonts w:ascii="SimSun" w:hAnsi="SimSun" w:eastAsia="SimSun" w:cs="SimSun"/>
+        </w:rPr>
+        <w:br/>
+      </w:r>
+      <w:r>
+        <w:rPr>
+          <w:rStyle w:val="VerbatimChar"/>
+          <w:rFonts w:ascii="SimSun" w:hAnsi="SimSun" w:eastAsia="SimSun" w:cs="SimSun"/>
+        </w:rPr>
+        <w:t xml:space="preserve">   </w:t>
+      </w:r>
+      <w:r>
+        <w:rPr>
+          <w:rStyle w:val="VerbatimChar"/>
+          <w:rFonts w:hint="eastAsia" w:ascii="SimSun" w:hAnsi="SimSun" w:eastAsia="SimSun" w:cs="SimSun"/>
+        </w:rPr>
+        <w:t>π-</w:t>
+      </w:r>
+      <w:r>
+        <w:rPr>
+          <w:rStyle w:val="VerbatimChar"/>
+          <w:rFonts w:hint="eastAsia" w:ascii="SimSun" w:hAnsi="SimSun" w:eastAsia="SimSun" w:cs="SimSun"/>
+        </w:rPr>
+        <w:t>烯丙基</w:t>
+      </w:r>
+      <w:r>
+        <w:rPr>
+          <w:rStyle w:val="VerbatimChar"/>
+          <w:rFonts w:hint="eastAsia" w:ascii="SimSun" w:hAnsi="SimSun" w:eastAsia="SimSun" w:cs="SimSun"/>
+        </w:rPr>
+        <w:t>-Pd(II)</w:t>
+      </w:r>
+      <w:r>
+        <w:rPr>
+          <w:rStyle w:val="VerbatimChar"/>
+          <w:rFonts w:ascii="SimSun" w:hAnsi="SimSun" w:eastAsia="SimSun" w:cs="SimSun"/>
+        </w:rPr>
+        <w:t xml:space="preserve"> </w:t>
+      </w:r>
+      <w:r>
+        <w:rPr>
+          <w:rStyle w:val="VerbatimChar"/>
+          <w:rFonts w:hint="eastAsia" w:ascii="SimSun" w:hAnsi="SimSun" w:eastAsia="SimSun" w:cs="SimSun"/>
+        </w:rPr>
+        <w:t>阳离子配合物</w:t>
+      </w:r>
+      <w:r>
+        <w:rPr>
+          <w:rStyle w:val="VerbatimChar"/>
+          <w:rFonts w:hint="eastAsia" w:ascii="SimSun" w:hAnsi="SimSun" w:eastAsia="SimSun" w:cs="SimSun"/>
+        </w:rPr>
+        <w:t>（η</w:t>
+      </w:r>
+      <w:r>
+        <w:rPr>
+          <w:rStyle w:val="VerbatimChar"/>
+          <w:rFonts w:hint="eastAsia" w:ascii="SimSun" w:hAnsi="SimSun" w:eastAsia="SimSun" w:cs="SimSun"/>
+          <w:vertAlign w:val="superscript"/>
+        </w:rPr>
+        <w:t>3</w:t>
+      </w:r>
+      <w:r>
+        <w:rPr>
+          <w:rStyle w:val="VerbatimChar"/>
+          <w:rFonts w:hint="eastAsia" w:ascii="SimSun" w:hAnsi="SimSun" w:eastAsia="SimSun" w:cs="SimSun"/>
+        </w:rPr>
+        <w:t>，16e）</w:t>
+      </w:r>
+      <w:r>
+        <w:rPr>
+          <w:rFonts w:ascii="SimSun" w:hAnsi="SimSun" w:eastAsia="SimSun" w:cs="SimSun"/>
+        </w:rPr>
+        <w:br/>
+      </w:r>
+      <w:r>
+        <w:rPr>
+          <w:rStyle w:val="VerbatimChar"/>
+          <w:rFonts w:ascii="SimSun" w:hAnsi="SimSun" w:eastAsia="SimSun" w:cs="SimSun"/>
+        </w:rPr>
+        <w:t xml:space="preserve">       │</w:t>
+      </w:r>
+      <w:r>
+        <w:rPr>
+          <w:rFonts w:ascii="SimSun" w:hAnsi="SimSun" w:eastAsia="SimSun" w:cs="SimSun"/>
+        </w:rPr>
+        <w:br/>
+      </w:r>
+      <w:r>
+        <w:rPr>
+          <w:rStyle w:val="VerbatimChar"/>
+          <w:rFonts w:ascii="SimSun" w:hAnsi="SimSun" w:eastAsia="SimSun" w:cs="SimSun"/>
+        </w:rPr>
+        <w:t xml:space="preserve">② </w:t>
+      </w:r>
+      <w:r>
+        <w:rPr>
+          <w:rStyle w:val="VerbatimChar"/>
+          <w:rFonts w:hint="eastAsia" w:ascii="SimSun" w:hAnsi="SimSun" w:eastAsia="SimSun" w:cs="SimSun"/>
+        </w:rPr>
+        <w:t xml:space="preserve">软亲核试剂从</w:t>
+      </w:r>
+      <w:r>
+        <w:rPr>
+          <w:rStyle w:val="VerbatimChar"/>
+          <w:rFonts w:ascii="SimSun" w:hAnsi="SimSun" w:eastAsia="SimSun" w:cs="SimSun"/>
+        </w:rPr>
+        <w:t xml:space="preserve"> Pd </w:t>
+      </w:r>
+      <w:r>
+        <w:rPr>
+          <w:rStyle w:val="VerbatimChar"/>
+          <w:rFonts w:hint="eastAsia" w:ascii="SimSun" w:hAnsi="SimSun" w:eastAsia="SimSun" w:cs="SimSun"/>
+        </w:rPr>
+        <w:t>反面进攻</w:t>
+      </w:r>
+      <w:r>
+        <w:rPr>
+          <w:rStyle w:val="VerbatimChar"/>
+          <w:rFonts w:hint="eastAsia" w:ascii="SimSun" w:hAnsi="SimSun" w:eastAsia="SimSun" w:cs="SimSun"/>
+        </w:rPr>
         <w:t>（</w:t>
       </w:r>
       <w:r>
         <w:rPr>
           <w:rStyle w:val="VerbatimChar"/>
+          <w:rFonts w:hint="eastAsia" w:ascii="SimSun" w:hAnsi="SimSun" w:eastAsia="SimSun" w:cs="SimSun"/>
+        </w:rPr>
+        <w:t>第二次翻转</w:t>
+      </w:r>
+      <w:r>
+        <w:rPr>
+          <w:rStyle w:val="VerbatimChar"/>
+          <w:rFonts w:hint="eastAsia" w:ascii="SimSun" w:hAnsi="SimSun" w:eastAsia="SimSun" w:cs="SimSun"/>
+        </w:rPr>
+        <w:t>）</w:t>
+      </w:r>
+      <w:r>
+        <w:rPr>
           <w:rFonts w:ascii="SimSun" w:hAnsi="SimSun" w:eastAsia="SimSun" w:cs="SimSun"/>
         </w:rPr>
-        <w:t>反式</w:t>
+        <w:br/>
       </w:r>
       <w:r>
         <w:rPr>
           <w:rStyle w:val="VerbatimChar"/>
           <w:rFonts w:ascii="SimSun" w:hAnsi="SimSun" w:eastAsia="SimSun" w:cs="SimSun"/>
         </w:rPr>
-        <w:t>，</w:t>
-      </w:r>
-      <w:r>
-        <w:rPr>
-          <w:rStyle w:val="VerbatimChar"/>
+        <w:t xml:space="preserve">       │</w:t>
+      </w:r>
+      <w:r>
+        <w:rPr>
           <w:rFonts w:ascii="SimSun" w:hAnsi="SimSun" w:eastAsia="SimSun" w:cs="SimSun"/>
         </w:rPr>
-        <w:t>从</w:t>
+        <w:br/>
       </w:r>
       <w:r>
         <w:rPr>
           <w:rStyle w:val="VerbatimChar"/>
           <w:rFonts w:ascii="SimSun" w:hAnsi="SimSun" w:eastAsia="SimSun" w:cs="SimSun"/>
         </w:rPr>
-        <w:t xml:space="preserve"> OAc </w:t>
-      </w:r>
-      <w:r>
-        <w:rPr>
-          <w:rStyle w:val="VerbatimChar"/>
+        <w:t xml:space="preserve">       ▼</w:t>
+      </w:r>
+      <w:r>
+        <w:rPr>
           <w:rFonts w:ascii="SimSun" w:hAnsi="SimSun" w:eastAsia="SimSun" w:cs="SimSun"/>
         </w:rPr>
-        <w:t>反面进攻</w:t>
+        <w:br/>
       </w:r>
       <w:r>
         <w:rPr>
           <w:rStyle w:val="VerbatimChar"/>
           <w:rFonts w:ascii="SimSun" w:hAnsi="SimSun" w:eastAsia="SimSun" w:cs="SimSun"/>
         </w:rPr>
-        <w:t>）</w:t>
-      </w:r>
-      <w:r>
-        <w:rPr>
+        <w:t xml:space="preserve">   </w:t>
+      </w:r>
+      <w:r>
+        <w:rPr>
+          <w:rStyle w:val="VerbatimChar"/>
+          <w:rFonts w:hint="eastAsia" w:ascii="SimSun" w:hAnsi="SimSun" w:eastAsia="SimSun" w:cs="SimSun"/>
+        </w:rPr>
+        <w:t xml:space="preserve">产物</w:t>
+      </w:r>
+      <w:r>
+        <w:rPr>
+          <w:rStyle w:val="VerbatimChar"/>
           <w:rFonts w:ascii="SimSun" w:hAnsi="SimSun" w:eastAsia="SimSun" w:cs="SimSun"/>
         </w:rPr>
-        <w:br/>
-      </w:r>
-      <w:r>
-        <w:rPr>
-          <w:rStyle w:val="VerbatimChar"/>
-          <w:rFonts w:ascii="SimSun" w:hAnsi="SimSun" w:eastAsia="SimSun" w:cs="SimSun"/>
-        </w:rPr>
-        <w:t xml:space="preserve">       │</w:t>
-      </w:r>
-      <w:r>
-        <w:rPr>
-          <w:rFonts w:ascii="SimSun" w:hAnsi="SimSun" w:eastAsia="SimSun" w:cs="SimSun"/>
-        </w:rPr>
-        <w:br/>
-      </w:r>
-      <w:r>
-        <w:rPr>
-          <w:rStyle w:val="VerbatimChar"/>
-          <w:rFonts w:ascii="SimSun" w:hAnsi="SimSun" w:eastAsia="SimSun" w:cs="SimSun"/>
-        </w:rPr>
-        <w:t xml:space="preserve">       ▼</w:t>
-      </w:r>
-      <w:r>
-        <w:rPr>
-          <w:rFonts w:ascii="SimSun" w:hAnsi="SimSun" w:eastAsia="SimSun" w:cs="SimSun"/>
-        </w:rPr>
-        <w:br/>
-      </w:r>
-      <w:r>
-        <w:rPr>
-          <w:rStyle w:val="VerbatimChar"/>
-          <w:rFonts w:ascii="SimSun" w:hAnsi="SimSun" w:eastAsia="SimSun" w:cs="SimSun"/>
-        </w:rPr>
-        <w:t xml:space="preserve">   </w:t>
-      </w:r>
-      <w:r>
-        <w:rPr>
-          <w:rStyle w:val="VerbatimChar"/>
-          <w:rFonts w:ascii="SimSun" w:hAnsi="SimSun" w:eastAsia="SimSun" w:cs="SimSun"/>
-        </w:rPr>
-        <w:t>π-</w:t>
-      </w:r>
-      <w:r>
-        <w:rPr>
-          <w:rStyle w:val="VerbatimChar"/>
-          <w:rFonts w:ascii="SimSun" w:hAnsi="SimSun" w:eastAsia="SimSun" w:cs="SimSun"/>
-        </w:rPr>
-        <w:t>烯丙基</w:t>
-      </w:r>
-      <w:r>
-        <w:rPr>
-          <w:rStyle w:val="VerbatimChar"/>
-          <w:rFonts w:ascii="SimSun" w:hAnsi="SimSun" w:eastAsia="SimSun" w:cs="SimSun"/>
-        </w:rPr>
-        <w:t>-Pd(II)</w:t>
-      </w:r>
-      <w:r>
-        <w:rPr>
-          <w:rStyle w:val="VerbatimChar"/>
-          <w:rFonts w:ascii="SimSun" w:hAnsi="SimSun" w:eastAsia="SimSun" w:cs="SimSun"/>
-        </w:rPr>
-        <w:t xml:space="preserve"> </w:t>
-      </w:r>
-      <w:r>
-        <w:rPr>
-          <w:rStyle w:val="VerbatimChar"/>
-          <w:rFonts w:ascii="SimSun" w:hAnsi="SimSun" w:eastAsia="SimSun" w:cs="SimSun"/>
-        </w:rPr>
-        <w:t>阳离子配合物</w:t>
-      </w:r>
-      <w:r>
-        <w:rPr>
-          <w:rStyle w:val="VerbatimChar"/>
-          <w:rFonts w:ascii="SimSun" w:hAnsi="SimSun" w:eastAsia="SimSun" w:cs="SimSun"/>
-        </w:rPr>
-        <w:t>（η</w:t>
-      </w:r>
-      <w:r>
-        <w:rPr>
-          <w:rStyle w:val="VerbatimChar"/>
-          <w:rFonts w:ascii="SimSun" w:hAnsi="SimSun" w:eastAsia="SimSun" w:cs="SimSun"/>
-          <w:vertAlign w:val="superscript"/>
-        </w:rPr>
-        <w:t>3</w:t>
-      </w:r>
-      <w:r>
-        <w:rPr>
-          <w:rStyle w:val="VerbatimChar"/>
-          <w:rFonts w:ascii="SimSun" w:hAnsi="SimSun" w:eastAsia="SimSun" w:cs="SimSun"/>
-        </w:rPr>
-        <w:t>，16e）</w:t>
-      </w:r>
-      <w:r>
-        <w:rPr>
-          <w:rFonts w:ascii="SimSun" w:hAnsi="SimSun" w:eastAsia="SimSun" w:cs="SimSun"/>
-        </w:rPr>
-        <w:br/>
-      </w:r>
-      <w:r>
-        <w:rPr>
-          <w:rStyle w:val="VerbatimChar"/>
-          <w:rFonts w:ascii="SimSun" w:hAnsi="SimSun" w:eastAsia="SimSun" w:cs="SimSun"/>
-        </w:rPr>
-        <w:t xml:space="preserve">       │</w:t>
-      </w:r>
-      <w:r>
-        <w:rPr>
-          <w:rFonts w:ascii="SimSun" w:hAnsi="SimSun" w:eastAsia="SimSun" w:cs="SimSun"/>
-        </w:rPr>
-        <w:br/>
-      </w:r>
-      <w:r>
-        <w:rPr>
-          <w:rStyle w:val="VerbatimChar"/>
-          <w:rFonts w:ascii="SimSun" w:hAnsi="SimSun" w:eastAsia="SimSun" w:cs="SimSun"/>
-        </w:rPr>
-        <w:t xml:space="preserve">② </w:t>
-      </w:r>
-      <w:r>
-        <w:rPr>
-          <w:rStyle w:val="VerbatimChar"/>
-          <w:rFonts w:ascii="SimSun" w:hAnsi="SimSun" w:eastAsia="SimSun" w:cs="SimSun"/>
-        </w:rPr>
-        <w:t xml:space="preserve">软亲核试剂从</w:t>
-      </w:r>
-      <w:r>
-        <w:rPr>
-          <w:rStyle w:val="VerbatimChar"/>
-          <w:rFonts w:ascii="SimSun" w:hAnsi="SimSun" w:eastAsia="SimSun" w:cs="SimSun"/>
-        </w:rPr>
-        <w:t xml:space="preserve"> Pd </w:t>
-      </w:r>
-      <w:r>
-        <w:rPr>
-          <w:rStyle w:val="VerbatimChar"/>
-          <w:rFonts w:ascii="SimSun" w:hAnsi="SimSun" w:eastAsia="SimSun" w:cs="SimSun"/>
-        </w:rPr>
-        <w:t>反面进攻</w:t>
-      </w:r>
-      <w:r>
-        <w:rPr>
-          <w:rStyle w:val="VerbatimChar"/>
-          <w:rFonts w:ascii="SimSun" w:hAnsi="SimSun" w:eastAsia="SimSun" w:cs="SimSun"/>
-        </w:rPr>
-        <w:t>（</w:t>
-      </w:r>
-      <w:r>
-        <w:rPr>
-          <w:rStyle w:val="VerbatimChar"/>
-          <w:rFonts w:ascii="SimSun" w:hAnsi="SimSun" w:eastAsia="SimSun" w:cs="SimSun"/>
-        </w:rPr>
-        <w:t>第二次翻转</w:t>
-      </w:r>
-      <w:r>
-        <w:rPr>
-          <w:rStyle w:val="VerbatimChar"/>
-          <w:rFonts w:ascii="SimSun" w:hAnsi="SimSun" w:eastAsia="SimSun" w:cs="SimSun"/>
-        </w:rPr>
-        <w:t>）</w:t>
-      </w:r>
-      <w:r>
-        <w:rPr>
-          <w:rFonts w:ascii="SimSun" w:hAnsi="SimSun" w:eastAsia="SimSun" w:cs="SimSun"/>
-        </w:rPr>
-        <w:br/>
-      </w:r>
-      <w:r>
-        <w:rPr>
-          <w:rStyle w:val="VerbatimChar"/>
-          <w:rFonts w:ascii="SimSun" w:hAnsi="SimSun" w:eastAsia="SimSun" w:cs="SimSun"/>
-        </w:rPr>
-        <w:t xml:space="preserve">       │</w:t>
-      </w:r>
-      <w:r>
-        <w:rPr>
-          <w:rFonts w:ascii="SimSun" w:hAnsi="SimSun" w:eastAsia="SimSun" w:cs="SimSun"/>
-        </w:rPr>
-        <w:br/>
-      </w:r>
-      <w:r>
-        <w:rPr>
-          <w:rStyle w:val="VerbatimChar"/>
-          <w:rFonts w:ascii="SimSun" w:hAnsi="SimSun" w:eastAsia="SimSun" w:cs="SimSun"/>
-        </w:rPr>
-        <w:t xml:space="preserve">       ▼</w:t>
-      </w:r>
-      <w:r>
-        <w:rPr>
-          <w:rFonts w:ascii="SimSun" w:hAnsi="SimSun" w:eastAsia="SimSun" w:cs="SimSun"/>
-        </w:rPr>
-        <w:br/>
-      </w:r>
-      <w:r>
-        <w:rPr>
-          <w:rStyle w:val="VerbatimChar"/>
-          <w:rFonts w:ascii="SimSun" w:hAnsi="SimSun" w:eastAsia="SimSun" w:cs="SimSun"/>
-        </w:rPr>
-        <w:t xml:space="preserve">   </w:t>
-      </w:r>
-      <w:r>
-        <w:rPr>
-          <w:rStyle w:val="VerbatimChar"/>
-          <w:rFonts w:ascii="SimSun" w:hAnsi="SimSun" w:eastAsia="SimSun" w:cs="SimSun"/>
-        </w:rPr>
-        <w:t xml:space="preserve">产物</w:t>
-      </w:r>
-      <w:r>
-        <w:rPr>
-          <w:rStyle w:val="VerbatimChar"/>
-          <w:rFonts w:ascii="SimSun" w:hAnsi="SimSun" w:eastAsia="SimSun" w:cs="SimSun"/>
-        </w:rPr>
         <w:t xml:space="preserve"> + Pd(0) </w:t>
       </w:r>
       <w:r>
         <w:rPr>
           <w:rStyle w:val="VerbatimChar"/>
-          <w:rFonts w:ascii="SimSun" w:hAnsi="SimSun" w:eastAsia="SimSun" w:cs="SimSun"/>
+          <w:rFonts w:hint="eastAsia" w:ascii="SimSun" w:hAnsi="SimSun" w:eastAsia="SimSun" w:cs="SimSun"/>
         </w:rPr>
         <w:t xml:space="preserve">再生</w:t>
       </w:r>
@@ -12483,21 +12462,21 @@
       <w:r>
         <w:rPr>
           <w:rStyle w:val="VerbatimChar"/>
-          <w:rFonts w:ascii="SimSun" w:hAnsi="SimSun" w:eastAsia="SimSun" w:cs="SimSun"/>
+          <w:rFonts w:hint="eastAsia" w:ascii="SimSun" w:hAnsi="SimSun" w:eastAsia="SimSun" w:cs="SimSun"/>
         </w:rPr>
         <w:t>(</w:t>
       </w:r>
       <w:r>
         <w:rPr>
           <w:rStyle w:val="VerbatimChar"/>
-          <w:rFonts w:ascii="SimSun" w:hAnsi="SimSun" w:eastAsia="SimSun" w:cs="SimSun"/>
+          <w:rFonts w:hint="eastAsia" w:ascii="SimSun" w:hAnsi="SimSun" w:eastAsia="SimSun" w:cs="SimSun"/>
         </w:rPr>
         <w:t>氧化加成</w:t>
       </w:r>
       <w:r>
         <w:rPr>
           <w:rStyle w:val="VerbatimChar"/>
-          <w:rFonts w:ascii="SimSun" w:hAnsi="SimSun" w:eastAsia="SimSun" w:cs="SimSun"/>
+          <w:rFonts w:hint="eastAsia" w:ascii="SimSun" w:hAnsi="SimSun" w:eastAsia="SimSun" w:cs="SimSun"/>
         </w:rPr>
         <w:t>)</w:t>
       </w:r>
@@ -12545,89 +12524,89 @@
       <w:r>
         <w:rPr>
           <w:rStyle w:val="VerbatimChar"/>
+          <w:rFonts w:hint="eastAsia" w:ascii="SimSun" w:hAnsi="SimSun" w:eastAsia="SimSun" w:cs="SimSun"/>
+        </w:rPr>
+        <w:t>(</w:t>
+      </w:r>
+      <w:r>
+        <w:rPr>
+          <w:rStyle w:val="VerbatimChar"/>
+          <w:rFonts w:hint="eastAsia" w:ascii="SimSun" w:hAnsi="SimSun" w:eastAsia="SimSun" w:cs="SimSun"/>
+        </w:rPr>
+        <w:t>胺配位</w:t>
+      </w:r>
+      <w:r>
+        <w:rPr>
+          <w:rStyle w:val="VerbatimChar"/>
+          <w:rFonts w:hint="eastAsia" w:ascii="SimSun" w:hAnsi="SimSun" w:eastAsia="SimSun" w:cs="SimSun"/>
+        </w:rPr>
+        <w:t>)</w:t>
+      </w:r>
+      <w:r>
+        <w:rPr>
           <w:rFonts w:ascii="SimSun" w:hAnsi="SimSun" w:eastAsia="SimSun" w:cs="SimSun"/>
         </w:rPr>
+        <w:br/>
+      </w:r>
+      <w:r>
+        <w:rPr>
+          <w:rStyle w:val="VerbatimChar"/>
+          <w:rFonts w:ascii="SimSun" w:hAnsi="SimSun" w:eastAsia="SimSun" w:cs="SimSun"/>
+        </w:rPr>
+        <w:t xml:space="preserve">                  │</w:t>
+      </w:r>
+      <w:r>
+        <w:rPr>
+          <w:rFonts w:ascii="SimSun" w:hAnsi="SimSun" w:eastAsia="SimSun" w:cs="SimSun"/>
+        </w:rPr>
+        <w:br/>
+      </w:r>
+      <w:r>
+        <w:rPr>
+          <w:rStyle w:val="VerbatimChar"/>
+          <w:rFonts w:ascii="SimSun" w:hAnsi="SimSun" w:eastAsia="SimSun" w:cs="SimSun"/>
+        </w:rPr>
+        <w:t xml:space="preserve">             + </w:t>
+      </w:r>
+      <w:r>
+        <w:rPr>
+          <w:rStyle w:val="VerbatimChar"/>
+          <w:rFonts w:hint="eastAsia" w:ascii="SimSun" w:hAnsi="SimSun" w:eastAsia="SimSun" w:cs="SimSun"/>
+        </w:rPr>
+        <w:t xml:space="preserve">碱</w:t>
+      </w:r>
+      <w:r>
+        <w:rPr>
+          <w:rStyle w:val="VerbatimChar"/>
+          <w:rFonts w:ascii="SimSun" w:hAnsi="SimSun" w:eastAsia="SimSun" w:cs="SimSun"/>
+        </w:rPr>
+        <w:t xml:space="preserve"> </w:t>
+      </w:r>
+      <w:r>
+        <w:rPr>
+          <w:rStyle w:val="VerbatimChar"/>
+          <w:rFonts w:hint="eastAsia" w:ascii="SimSun" w:hAnsi="SimSun" w:eastAsia="SimSun" w:cs="SimSun"/>
+        </w:rPr>
         <w:t>(</w:t>
       </w:r>
       <w:r>
         <w:rPr>
           <w:rStyle w:val="VerbatimChar"/>
+          <w:rFonts w:hint="eastAsia" w:ascii="SimSun" w:hAnsi="SimSun" w:eastAsia="SimSun" w:cs="SimSun"/>
+        </w:rPr>
+        <w:t>如</w:t>
+      </w:r>
+      <w:r>
+        <w:rPr>
+          <w:rStyle w:val="VerbatimChar"/>
           <w:rFonts w:ascii="SimSun" w:hAnsi="SimSun" w:eastAsia="SimSun" w:cs="SimSun"/>
         </w:rPr>
-        <w:t>胺配位</w:t>
-      </w:r>
-      <w:r>
-        <w:rPr>
-          <w:rStyle w:val="VerbatimChar"/>
-          <w:rFonts w:ascii="SimSun" w:hAnsi="SimSun" w:eastAsia="SimSun" w:cs="SimSun"/>
-        </w:rPr>
-        <w:t>)</w:t>
-      </w:r>
-      <w:r>
-        <w:rPr>
-          <w:rFonts w:ascii="SimSun" w:hAnsi="SimSun" w:eastAsia="SimSun" w:cs="SimSun"/>
-        </w:rPr>
-        <w:br/>
-      </w:r>
-      <w:r>
-        <w:rPr>
-          <w:rStyle w:val="VerbatimChar"/>
-          <w:rFonts w:ascii="SimSun" w:hAnsi="SimSun" w:eastAsia="SimSun" w:cs="SimSun"/>
-        </w:rPr>
-        <w:t xml:space="preserve">                  │</w:t>
-      </w:r>
-      <w:r>
-        <w:rPr>
-          <w:rFonts w:ascii="SimSun" w:hAnsi="SimSun" w:eastAsia="SimSun" w:cs="SimSun"/>
-        </w:rPr>
-        <w:br/>
-      </w:r>
-      <w:r>
-        <w:rPr>
-          <w:rStyle w:val="VerbatimChar"/>
-          <w:rFonts w:ascii="SimSun" w:hAnsi="SimSun" w:eastAsia="SimSun" w:cs="SimSun"/>
-        </w:rPr>
-        <w:t xml:space="preserve">             + </w:t>
-      </w:r>
-      <w:r>
-        <w:rPr>
-          <w:rStyle w:val="VerbatimChar"/>
-          <w:rFonts w:ascii="SimSun" w:hAnsi="SimSun" w:eastAsia="SimSun" w:cs="SimSun"/>
-        </w:rPr>
-        <w:t xml:space="preserve">碱</w:t>
-      </w:r>
-      <w:r>
-        <w:rPr>
-          <w:rStyle w:val="VerbatimChar"/>
-          <w:rFonts w:ascii="SimSun" w:hAnsi="SimSun" w:eastAsia="SimSun" w:cs="SimSun"/>
-        </w:rPr>
-        <w:t xml:space="preserve"> </w:t>
-      </w:r>
-      <w:r>
-        <w:rPr>
-          <w:rStyle w:val="VerbatimChar"/>
-          <w:rFonts w:ascii="SimSun" w:hAnsi="SimSun" w:eastAsia="SimSun" w:cs="SimSun"/>
-        </w:rPr>
-        <w:t>(</w:t>
-      </w:r>
-      <w:r>
-        <w:rPr>
-          <w:rStyle w:val="VerbatimChar"/>
-          <w:rFonts w:ascii="SimSun" w:hAnsi="SimSun" w:eastAsia="SimSun" w:cs="SimSun"/>
-        </w:rPr>
-        <w:t>如</w:t>
-      </w:r>
-      <w:r>
-        <w:rPr>
-          <w:rStyle w:val="VerbatimChar"/>
-          <w:rFonts w:ascii="SimSun" w:hAnsi="SimSun" w:eastAsia="SimSun" w:cs="SimSun"/>
-        </w:rPr>
         <w:t xml:space="preserve"> NaOtBu, </w:t>
       </w:r>
       <w:r>
         <w:rPr>
           <w:rStyle w:val="VerbatimChar"/>
-          <w:rFonts w:ascii="SimSun" w:hAnsi="SimSun" w:eastAsia="SimSun" w:cs="SimSun"/>
+          <w:rFonts w:hint="eastAsia" w:ascii="SimSun" w:hAnsi="SimSun" w:eastAsia="SimSun" w:cs="SimSun"/>
         </w:rPr>
         <w:t xml:space="preserve">脱</w:t>
       </w:r>
@@ -12716,21 +12695,21 @@
       <w:r>
         <w:rPr>
           <w:rStyle w:val="VerbatimChar"/>
-          <w:rFonts w:ascii="SimSun" w:hAnsi="SimSun" w:eastAsia="SimSun" w:cs="SimSun"/>
+          <w:rFonts w:hint="eastAsia" w:ascii="SimSun" w:hAnsi="SimSun" w:eastAsia="SimSun" w:cs="SimSun"/>
         </w:rPr>
         <w:t>(</w:t>
       </w:r>
       <w:r>
         <w:rPr>
           <w:rStyle w:val="VerbatimChar"/>
-          <w:rFonts w:ascii="SimSun" w:hAnsi="SimSun" w:eastAsia="SimSun" w:cs="SimSun"/>
+          <w:rFonts w:hint="eastAsia" w:ascii="SimSun" w:hAnsi="SimSun" w:eastAsia="SimSun" w:cs="SimSun"/>
         </w:rPr>
         <w:t>还原消除</w:t>
       </w:r>
       <w:r>
         <w:rPr>
           <w:rStyle w:val="VerbatimChar"/>
-          <w:rFonts w:ascii="SimSun" w:hAnsi="SimSun" w:eastAsia="SimSun" w:cs="SimSun"/>
+          <w:rFonts w:hint="eastAsia" w:ascii="SimSun" w:hAnsi="SimSun" w:eastAsia="SimSun" w:cs="SimSun"/>
         </w:rPr>
         <w:t>)</w:t>
       </w:r>
@@ -16815,56 +16794,56 @@
       <w:r>
         <w:rPr>
           <w:rStyle w:val="VerbatimChar"/>
+          <w:rFonts w:hint="eastAsia" w:ascii="SimSun" w:hAnsi="SimSun" w:eastAsia="SimSun" w:cs="SimSun"/>
+        </w:rPr>
+        <w:t>[</w:t>
+      </w:r>
+      <w:r>
+        <w:rPr>
+          <w:rStyle w:val="VerbatimChar"/>
+          <w:rFonts w:hint="eastAsia" w:ascii="SimSun" w:hAnsi="SimSun" w:eastAsia="SimSun" w:cs="SimSun"/>
+        </w:rPr>
+        <w:t>金属价电子数</w:t>
+      </w:r>
+      <w:r>
+        <w:rPr>
+          <w:rStyle w:val="VerbatimChar"/>
+          <w:rFonts w:hint="eastAsia" w:ascii="SimSun" w:hAnsi="SimSun" w:eastAsia="SimSun" w:cs="SimSun"/>
+        </w:rPr>
+        <w:t>]</w:t>
+      </w:r>
+      <w:r>
+        <w:rPr>
+          <w:rStyle w:val="VerbatimChar"/>
           <w:rFonts w:ascii="SimSun" w:hAnsi="SimSun" w:eastAsia="SimSun" w:cs="SimSun"/>
         </w:rPr>
-        <w:t>[</w:t>
+        <w:t xml:space="preserve"> + [∑ </w:t>
+      </w:r>
+      <w:r>
+        <w:rPr>
+          <w:rStyle w:val="VerbatimChar"/>
+          <w:rFonts w:hint="eastAsia" w:ascii="SimSun" w:hAnsi="SimSun" w:eastAsia="SimSun" w:cs="SimSun"/>
+        </w:rPr>
+        <w:t>配体贡献的电子数</w:t>
+      </w:r>
+      <w:r>
+        <w:rPr>
+          <w:rStyle w:val="VerbatimChar"/>
+          <w:rFonts w:hint="eastAsia" w:ascii="SimSun" w:hAnsi="SimSun" w:eastAsia="SimSun" w:cs="SimSun"/>
+        </w:rPr>
+        <w:t>]</w:t>
       </w:r>
       <w:r>
         <w:rPr>
           <w:rStyle w:val="VerbatimChar"/>
           <w:rFonts w:ascii="SimSun" w:hAnsi="SimSun" w:eastAsia="SimSun" w:cs="SimSun"/>
         </w:rPr>
-        <w:t>金属价电子数</w:t>
-      </w:r>
-      <w:r>
-        <w:rPr>
-          <w:rStyle w:val="VerbatimChar"/>
-          <w:rFonts w:ascii="SimSun" w:hAnsi="SimSun" w:eastAsia="SimSun" w:cs="SimSun"/>
-        </w:rPr>
-        <w:t>]</w:t>
-      </w:r>
-      <w:r>
-        <w:rPr>
-          <w:rStyle w:val="VerbatimChar"/>
-          <w:rFonts w:ascii="SimSun" w:hAnsi="SimSun" w:eastAsia="SimSun" w:cs="SimSun"/>
-        </w:rPr>
-        <w:t xml:space="preserve"> + [∑ </w:t>
-      </w:r>
-      <w:r>
-        <w:rPr>
-          <w:rStyle w:val="VerbatimChar"/>
-          <w:rFonts w:ascii="SimSun" w:hAnsi="SimSun" w:eastAsia="SimSun" w:cs="SimSun"/>
-        </w:rPr>
-        <w:t>配体贡献的电子数</w:t>
-      </w:r>
-      <w:r>
-        <w:rPr>
-          <w:rStyle w:val="VerbatimChar"/>
-          <w:rFonts w:ascii="SimSun" w:hAnsi="SimSun" w:eastAsia="SimSun" w:cs="SimSun"/>
-        </w:rPr>
-        <w:t>]</w:t>
-      </w:r>
-      <w:r>
-        <w:rPr>
-          <w:rStyle w:val="VerbatimChar"/>
-          <w:rFonts w:ascii="SimSun" w:hAnsi="SimSun" w:eastAsia="SimSun" w:cs="SimSun"/>
-        </w:rPr>
         <w:t xml:space="preserve"> = </w:t>
       </w:r>
       <w:r>
         <w:rPr>
           <w:rStyle w:val="VerbatimChar"/>
-          <w:rFonts w:ascii="SimSun" w:hAnsi="SimSun" w:eastAsia="SimSun" w:cs="SimSun"/>
+          <w:rFonts w:hint="eastAsia" w:ascii="SimSun" w:hAnsi="SimSun" w:eastAsia="SimSun" w:cs="SimSun"/>
         </w:rPr>
         <w:t xml:space="preserve">总电子数</w:t>
       </w:r>
@@ -30185,7 +30164,7 @@
     <ns0:name ns0:val="Verbatim Char"/>
     <ns0:basedOn ns0:val="BodyTextChar"/>
     <ns0:rPr>
-      <ns0:rFonts ns0:ascii="SimSun" ns0:hAnsi="SimSun" ns0:eastAsia="SimSun" ns0:cs="SimSun"/>
+      <ns0:rFonts ns0:ascii="SimSun" ns0:cs="SimSun" ns0:eastAsia="SimSun" ns0:hAnsi="SimSun"/>
       <ns0:b ns0:val="0"/>
       <ns0:sz ns0:val="20"/>
     </ns0:rPr>
@@ -30239,7 +30218,7 @@
       <w:wordWrap w:val="off"/>
     </w:pPr>
     <ns0:rPr>
-      <w:rFonts w:ascii="SimSun" w:hAnsi="SimSun" w:eastAsia="SimSun" w:cs="SimSun"/>
+      <w:rFonts ns0:ascii="SimSun" ns0:hAnsi="SimSun" ns0:eastAsia="SimSun" ns0:cs="SimSun"/>
     </ns0:rPr>
   </w:style>
   <w:style w:type="character" w:customStyle="1" w:styleId="KeywordTok">

--- a/06-学生侧材料/讲义/有机化学/过渡金属催化.docx
+++ b/06-学生侧材料/讲义/有机化学/过渡金属催化.docx
@@ -3467,151 +3467,131 @@
     </w:p>
     <w:p>
       <w:pPr>
-        <w:pStyle w:val="SourceCode"/>
-      </w:pPr>
-      <w:r>
-        <w:rPr>
-          <w:rStyle w:val="VerbatimChar"/>
-          <w:rFonts w:ascii="SimSun" w:hAnsi="SimSun" w:eastAsia="SimSun" w:cs="SimSun"/>
+        <w:pStyle w:val="BodyText"/>
+      </w:pPr>
+      <w:r>
+        <w:rPr>
+          <w:rFonts w:ascii="Times New Roman" w:hAnsi="Times New Roman" w:eastAsia="Times New Roman" w:cs="Times New Roman"/>
         </w:rPr>
         <w:t xml:space="preserve">σ </w:t>
       </w:r>
       <w:r>
         <w:rPr>
-          <w:rStyle w:val="VerbatimChar"/>
-          <w:rFonts w:hint="eastAsia" w:ascii="SimSun" w:hAnsi="SimSun" w:eastAsia="SimSun" w:cs="SimSun"/>
+          <w:rFonts w:hint="eastAsia" w:ascii="Times New Roman" w:hAnsi="Times New Roman" w:eastAsia="FangSong" w:cs="Times New Roman"/>
         </w:rPr>
         <w:t>给电子</w:t>
       </w:r>
       <w:r>
         <w:rPr>
-          <w:rStyle w:val="VerbatimChar"/>
-          <w:rFonts w:hint="eastAsia" w:ascii="SimSun" w:hAnsi="SimSun" w:eastAsia="SimSun" w:cs="SimSun"/>
+          <w:rFonts w:hint="eastAsia" w:ascii="Times New Roman" w:hAnsi="Times New Roman" w:eastAsia="Times New Roman" w:cs="Times New Roman"/>
         </w:rPr>
         <w:t>：</w:t>
       </w:r>
       <w:r>
         <w:rPr>
-          <w:rStyle w:val="VerbatimChar"/>
-          <w:rFonts w:hint="eastAsia" w:ascii="SimSun" w:hAnsi="SimSun" w:eastAsia="SimSun" w:cs="SimSun"/>
+          <w:rFonts w:hint="eastAsia" w:ascii="Times New Roman" w:hAnsi="Times New Roman" w:eastAsia="FangSong" w:cs="Times New Roman"/>
         </w:rPr>
         <w:t>配体孤对电子</w:t>
       </w:r>
       <w:r>
         <w:rPr>
-          <w:rStyle w:val="VerbatimChar"/>
-          <w:rFonts w:ascii="SimSun" w:hAnsi="SimSun" w:eastAsia="SimSun" w:cs="SimSun"/>
+          <w:rFonts w:ascii="Times New Roman" w:hAnsi="Times New Roman" w:eastAsia="Times New Roman" w:cs="Times New Roman"/>
         </w:rPr>
         <w:t xml:space="preserve"> → </w:t>
       </w:r>
       <w:r>
         <w:rPr>
-          <w:rStyle w:val="VerbatimChar"/>
-          <w:rFonts w:hint="eastAsia" w:ascii="SimSun" w:hAnsi="SimSun" w:eastAsia="SimSun" w:cs="SimSun"/>
+          <w:rFonts w:hint="eastAsia" w:ascii="Times New Roman" w:hAnsi="Times New Roman" w:eastAsia="FangSong" w:cs="Times New Roman"/>
         </w:rPr>
         <w:t xml:space="preserve">金属空</w:t>
       </w:r>
       <w:r>
         <w:rPr>
-          <w:rStyle w:val="VerbatimChar"/>
-          <w:rFonts w:ascii="SimSun" w:hAnsi="SimSun" w:eastAsia="SimSun" w:cs="SimSun"/>
+          <w:rFonts w:ascii="Times New Roman" w:hAnsi="Times New Roman" w:eastAsia="Times New Roman" w:cs="Times New Roman"/>
         </w:rPr>
         <w:t xml:space="preserve"> dsp </w:t>
       </w:r>
       <w:r>
         <w:rPr>
-          <w:rStyle w:val="VerbatimChar"/>
-          <w:rFonts w:hint="eastAsia" w:ascii="SimSun" w:hAnsi="SimSun" w:eastAsia="SimSun" w:cs="SimSun"/>
-        </w:rPr>
-        <w:t xml:space="preserve">轨道</w:t>
-      </w:r>
-      <w:r>
-        <w:rPr>
-          <w:rFonts w:ascii="SimSun" w:hAnsi="SimSun" w:eastAsia="SimSun" w:cs="SimSun"/>
-        </w:rPr>
-        <w:br/>
-      </w:r>
-      <w:r>
-        <w:rPr>
-          <w:rStyle w:val="VerbatimChar"/>
-          <w:rFonts w:ascii="SimSun" w:hAnsi="SimSun" w:eastAsia="SimSun" w:cs="SimSun"/>
-        </w:rPr>
-        <w:t xml:space="preserve">π </w:t>
-      </w:r>
-      <w:r>
-        <w:rPr>
-          <w:rStyle w:val="VerbatimChar"/>
-          <w:rFonts w:hint="eastAsia" w:ascii="SimSun" w:hAnsi="SimSun" w:eastAsia="SimSun" w:cs="SimSun"/>
-        </w:rPr>
-        <w:t>反馈</w:t>
-      </w:r>
-      <w:r>
-        <w:rPr>
-          <w:rStyle w:val="VerbatimChar"/>
-          <w:rFonts w:hint="eastAsia" w:ascii="SimSun" w:hAnsi="SimSun" w:eastAsia="SimSun" w:cs="SimSun"/>
-        </w:rPr>
-        <w:t>：</w:t>
-      </w:r>
-      <w:r>
-        <w:rPr>
-          <w:rStyle w:val="VerbatimChar"/>
-          <w:rFonts w:ascii="SimSun" w:hAnsi="SimSun" w:eastAsia="SimSun" w:cs="SimSun"/>
-        </w:rPr>
-        <w:t xml:space="preserve">  </w:t>
-      </w:r>
-      <w:r>
-        <w:rPr>
-          <w:rStyle w:val="VerbatimChar"/>
-          <w:rFonts w:hint="eastAsia" w:ascii="SimSun" w:hAnsi="SimSun" w:eastAsia="SimSun" w:cs="SimSun"/>
-        </w:rPr>
-        <w:t xml:space="preserve">金属充满</w:t>
-      </w:r>
-      <w:r>
-        <w:rPr>
-          <w:rStyle w:val="VerbatimChar"/>
-          <w:rFonts w:ascii="SimSun" w:hAnsi="SimSun" w:eastAsia="SimSun" w:cs="SimSun"/>
-        </w:rPr>
-        <w:t xml:space="preserve"> d </w:t>
-      </w:r>
-      <w:r>
-        <w:rPr>
-          <w:rStyle w:val="VerbatimChar"/>
-          <w:rFonts w:hint="eastAsia" w:ascii="SimSun" w:hAnsi="SimSun" w:eastAsia="SimSun" w:cs="SimSun"/>
-        </w:rPr>
-        <w:t xml:space="preserve">轨道</w:t>
-      </w:r>
-      <w:r>
-        <w:rPr>
-          <w:rStyle w:val="VerbatimChar"/>
-          <w:rFonts w:ascii="SimSun" w:hAnsi="SimSun" w:eastAsia="SimSun" w:cs="SimSun"/>
-        </w:rPr>
-        <w:t xml:space="preserve"> → </w:t>
-      </w:r>
-      <w:r>
-        <w:rPr>
-          <w:rStyle w:val="VerbatimChar"/>
-          <w:rFonts w:hint="eastAsia" w:ascii="SimSun" w:hAnsi="SimSun" w:eastAsia="SimSun" w:cs="SimSun"/>
-        </w:rPr>
-        <w:t xml:space="preserve">配体空</w:t>
-      </w:r>
-      <w:r>
-        <w:rPr>
-          <w:rStyle w:val="VerbatimChar"/>
-          <w:rFonts w:ascii="SimSun" w:hAnsi="SimSun" w:eastAsia="SimSun" w:cs="SimSun"/>
-        </w:rPr>
-        <w:t xml:space="preserve"> π\* </w:t>
-      </w:r>
-      <w:r>
-        <w:rPr>
-          <w:rStyle w:val="VerbatimChar"/>
-          <w:rFonts w:hint="eastAsia" w:ascii="SimSun" w:hAnsi="SimSun" w:eastAsia="SimSun" w:cs="SimSun"/>
+          <w:rFonts w:hint="eastAsia" w:ascii="Times New Roman" w:hAnsi="Times New Roman" w:eastAsia="FangSong" w:cs="Times New Roman"/>
         </w:rPr>
         <w:t xml:space="preserve">轨道</w:t>
       </w:r>
     </w:p>
     <w:p>
       <w:pPr>
-        <w:pStyle w:val="FirstParagraph"/>
+        <w:pStyle w:val="BodyText"/>
+      </w:pPr>
+      <w:r>
+        <w:rPr>
+          <w:rFonts w:ascii="Times New Roman" w:hAnsi="Times New Roman" w:eastAsia="Times New Roman" w:cs="Times New Roman"/>
+        </w:rPr>
+        <w:t xml:space="preserve">π </w:t>
+      </w:r>
+      <w:r>
+        <w:rPr>
+          <w:rFonts w:hint="eastAsia" w:ascii="Times New Roman" w:hAnsi="Times New Roman" w:eastAsia="FangSong" w:cs="Times New Roman"/>
+        </w:rPr>
+        <w:t>反馈</w:t>
+      </w:r>
+      <w:r>
+        <w:rPr>
+          <w:rFonts w:hint="eastAsia" w:ascii="Times New Roman" w:hAnsi="Times New Roman" w:eastAsia="Times New Roman" w:cs="Times New Roman"/>
+        </w:rPr>
+        <w:t>：</w:t>
+      </w:r>
+      <w:r>
+        <w:rPr>
+          <w:rFonts w:ascii="Times New Roman" w:hAnsi="Times New Roman" w:eastAsia="Times New Roman" w:cs="Times New Roman"/>
+        </w:rPr>
+        <w:t xml:space="preserve"> </w:t>
+      </w:r>
+      <w:r>
+        <w:rPr>
+          <w:rFonts w:hint="eastAsia" w:ascii="Times New Roman" w:hAnsi="Times New Roman" w:eastAsia="FangSong" w:cs="Times New Roman"/>
+        </w:rPr>
+        <w:t xml:space="preserve">金属充满</w:t>
+      </w:r>
+      <w:r>
+        <w:rPr>
+          <w:rFonts w:ascii="Times New Roman" w:hAnsi="Times New Roman" w:eastAsia="Times New Roman" w:cs="Times New Roman"/>
+        </w:rPr>
+        <w:t xml:space="preserve"> d </w:t>
+      </w:r>
+      <w:r>
+        <w:rPr>
+          <w:rFonts w:hint="eastAsia" w:ascii="Times New Roman" w:hAnsi="Times New Roman" w:eastAsia="FangSong" w:cs="Times New Roman"/>
+        </w:rPr>
+        <w:t xml:space="preserve">轨道</w:t>
+      </w:r>
+      <w:r>
+        <w:rPr>
+          <w:rFonts w:ascii="Times New Roman" w:hAnsi="Times New Roman" w:eastAsia="Times New Roman" w:cs="Times New Roman"/>
+        </w:rPr>
+        <w:t xml:space="preserve"> → </w:t>
+      </w:r>
+      <w:r>
+        <w:rPr>
+          <w:rFonts w:hint="eastAsia" w:ascii="Times New Roman" w:hAnsi="Times New Roman" w:eastAsia="FangSong" w:cs="Times New Roman"/>
+        </w:rPr>
+        <w:t xml:space="preserve">配体空</w:t>
+      </w:r>
+      <w:r>
+        <w:rPr>
+          <w:rFonts w:ascii="Times New Roman" w:hAnsi="Times New Roman" w:eastAsia="Times New Roman" w:cs="Times New Roman"/>
+        </w:rPr>
+        <w:t xml:space="preserve"> π* </w:t>
+      </w:r>
+      <w:r>
+        <w:rPr>
+          <w:rFonts w:hint="eastAsia" w:ascii="Times New Roman" w:hAnsi="Times New Roman" w:eastAsia="FangSong" w:cs="Times New Roman"/>
+        </w:rPr>
+        <w:t xml:space="preserve">轨道</w:t>
+      </w:r>
+    </w:p>
+    <w:p>
+      <w:pPr>
+        <w:pStyle w:val="BodyText"/>
       </w:pPr>
       <w:r>
         <w:rPr>
@@ -16789,68 +16769,60 @@
     </w:p>
     <w:p>
       <w:pPr>
-        <w:pStyle w:val="SourceCode"/>
-      </w:pPr>
-      <w:r>
-        <w:rPr>
-          <w:rStyle w:val="VerbatimChar"/>
-          <w:rFonts w:hint="eastAsia" w:ascii="SimSun" w:hAnsi="SimSun" w:eastAsia="SimSun" w:cs="SimSun"/>
+        <w:pStyle w:val="FirstParagraph"/>
+      </w:pPr>
+      <w:r>
+        <w:rPr>
+          <w:rFonts w:hint="eastAsia" w:ascii="Times New Roman" w:hAnsi="Times New Roman" w:eastAsia="Times New Roman" w:cs="Times New Roman"/>
         </w:rPr>
         <w:t>[</w:t>
       </w:r>
       <w:r>
         <w:rPr>
-          <w:rStyle w:val="VerbatimChar"/>
-          <w:rFonts w:hint="eastAsia" w:ascii="SimSun" w:hAnsi="SimSun" w:eastAsia="SimSun" w:cs="SimSun"/>
+          <w:rFonts w:hint="eastAsia" w:ascii="Times New Roman" w:hAnsi="Times New Roman" w:eastAsia="FangSong" w:cs="Times New Roman"/>
         </w:rPr>
         <w:t>金属价电子数</w:t>
       </w:r>
       <w:r>
         <w:rPr>
-          <w:rStyle w:val="VerbatimChar"/>
-          <w:rFonts w:hint="eastAsia" w:ascii="SimSun" w:hAnsi="SimSun" w:eastAsia="SimSun" w:cs="SimSun"/>
+          <w:rFonts w:hint="eastAsia" w:ascii="Times New Roman" w:hAnsi="Times New Roman" w:eastAsia="Times New Roman" w:cs="Times New Roman"/>
         </w:rPr>
         <w:t>]</w:t>
       </w:r>
       <w:r>
         <w:rPr>
-          <w:rStyle w:val="VerbatimChar"/>
-          <w:rFonts w:ascii="SimSun" w:hAnsi="SimSun" w:eastAsia="SimSun" w:cs="SimSun"/>
+          <w:rFonts w:ascii="Times New Roman" w:hAnsi="Times New Roman" w:eastAsia="Times New Roman" w:cs="Times New Roman"/>
         </w:rPr>
         <w:t xml:space="preserve"> + [∑ </w:t>
       </w:r>
       <w:r>
         <w:rPr>
-          <w:rStyle w:val="VerbatimChar"/>
-          <w:rFonts w:hint="eastAsia" w:ascii="SimSun" w:hAnsi="SimSun" w:eastAsia="SimSun" w:cs="SimSun"/>
+          <w:rFonts w:hint="eastAsia" w:ascii="Times New Roman" w:hAnsi="Times New Roman" w:eastAsia="FangSong" w:cs="Times New Roman"/>
         </w:rPr>
         <w:t>配体贡献的电子数</w:t>
       </w:r>
       <w:r>
         <w:rPr>
-          <w:rStyle w:val="VerbatimChar"/>
-          <w:rFonts w:hint="eastAsia" w:ascii="SimSun" w:hAnsi="SimSun" w:eastAsia="SimSun" w:cs="SimSun"/>
+          <w:rFonts w:hint="eastAsia" w:ascii="Times New Roman" w:hAnsi="Times New Roman" w:eastAsia="Times New Roman" w:cs="Times New Roman"/>
         </w:rPr>
         <w:t>]</w:t>
       </w:r>
       <w:r>
         <w:rPr>
-          <w:rStyle w:val="VerbatimChar"/>
-          <w:rFonts w:ascii="SimSun" w:hAnsi="SimSun" w:eastAsia="SimSun" w:cs="SimSun"/>
+          <w:rFonts w:ascii="Times New Roman" w:hAnsi="Times New Roman" w:eastAsia="Times New Roman" w:cs="Times New Roman"/>
         </w:rPr>
         <w:t xml:space="preserve"> = </w:t>
       </w:r>
       <w:r>
         <w:rPr>
-          <w:rStyle w:val="VerbatimChar"/>
-          <w:rFonts w:hint="eastAsia" w:ascii="SimSun" w:hAnsi="SimSun" w:eastAsia="SimSun" w:cs="SimSun"/>
+          <w:rFonts w:hint="eastAsia" w:ascii="Times New Roman" w:hAnsi="Times New Roman" w:eastAsia="FangSong" w:cs="Times New Roman"/>
         </w:rPr>
         <w:t xml:space="preserve">总电子数</w:t>
       </w:r>
     </w:p>
     <w:p>
       <w:pPr>
-        <w:pStyle w:val="FirstParagraph"/>
+        <w:pStyle w:val="BodyText"/>
       </w:pPr>
       <w:r>
         <w:rPr>

--- a/06-学生侧材料/讲义/有机化学/过渡金属催化.docx
+++ b/06-学生侧材料/讲义/有机化学/过渡金属催化.docx
@@ -3758,444 +3758,310 @@
     </w:p>
     <w:p>
       <w:pPr>
-        <w:pStyle w:val="SourceCode"/>
-      </w:pPr>
-      <w:r>
-        <w:rPr>
-          <w:rStyle w:val="VerbatimChar"/>
-          <w:rFonts w:hint="eastAsia" w:ascii="SimSun" w:hAnsi="SimSun" w:eastAsia="SimSun" w:cs="SimSun"/>
+        <w:pStyle w:val="FirstParagraph"/>
+      </w:pPr>
+      <w:r>
+        <w:rPr>
+          <w:rFonts w:hint="eastAsia" w:ascii="Times New Roman" w:hAnsi="Times New Roman" w:eastAsia="Times New Roman" w:cs="Times New Roman"/>
         </w:rPr>
         <w:t>R</w:t>
       </w:r>
       <w:r>
         <w:rPr>
-          <w:rStyle w:val="VerbatimChar"/>
-          <w:rFonts w:hint="eastAsia" w:ascii="SimSun" w:hAnsi="SimSun" w:eastAsia="SimSun" w:cs="SimSun"/>
+          <w:rFonts w:hint="eastAsia" w:ascii="Times New Roman" w:hAnsi="Times New Roman" w:eastAsia="Times New Roman" w:cs="Times New Roman"/>
           <w:vertAlign w:val="superscript"/>
         </w:rPr>
         <w:t>2</w:t>
       </w:r>
       <w:r>
         <w:rPr>
-          <w:rStyle w:val="VerbatimChar"/>
-          <w:rFonts w:hint="eastAsia" w:ascii="SimSun" w:hAnsi="SimSun" w:eastAsia="SimSun" w:cs="SimSun"/>
+          <w:rFonts w:hint="eastAsia" w:ascii="Times New Roman" w:hAnsi="Times New Roman" w:eastAsia="Times New Roman" w:cs="Times New Roman"/>
         </w:rPr>
         <w:t>–X（</w:t>
       </w:r>
       <w:r>
         <w:rPr>
-          <w:rStyle w:val="VerbatimChar"/>
-          <w:rFonts w:hint="eastAsia" w:ascii="SimSun" w:hAnsi="SimSun" w:eastAsia="SimSun" w:cs="SimSun"/>
+          <w:rFonts w:hint="eastAsia" w:ascii="Times New Roman" w:hAnsi="Times New Roman" w:eastAsia="FangSong" w:cs="Times New Roman"/>
         </w:rPr>
         <w:t>芳基</w:t>
       </w:r>
       <w:r>
         <w:rPr>
-          <w:rStyle w:val="VerbatimChar"/>
-          <w:rFonts w:hint="eastAsia" w:ascii="SimSun" w:hAnsi="SimSun" w:eastAsia="SimSun" w:cs="SimSun"/>
+          <w:rFonts w:hint="eastAsia" w:ascii="Times New Roman" w:hAnsi="Times New Roman" w:eastAsia="Times New Roman" w:cs="Times New Roman"/>
         </w:rPr>
         <w:t>/</w:t>
       </w:r>
       <w:r>
         <w:rPr>
-          <w:rStyle w:val="VerbatimChar"/>
-          <w:rFonts w:hint="eastAsia" w:ascii="SimSun" w:hAnsi="SimSun" w:eastAsia="SimSun" w:cs="SimSun"/>
+          <w:rFonts w:hint="eastAsia" w:ascii="Times New Roman" w:hAnsi="Times New Roman" w:eastAsia="FangSong" w:cs="Times New Roman"/>
         </w:rPr>
         <w:t>烯基卤</w:t>
       </w:r>
       <w:r>
         <w:rPr>
-          <w:rStyle w:val="VerbatimChar"/>
-          <w:rFonts w:hint="eastAsia" w:ascii="SimSun" w:hAnsi="SimSun" w:eastAsia="SimSun" w:cs="SimSun"/>
+          <w:rFonts w:hint="eastAsia" w:ascii="Times New Roman" w:hAnsi="Times New Roman" w:eastAsia="Times New Roman" w:cs="Times New Roman"/>
         </w:rPr>
         <w:t>）+</w:t>
       </w:r>
       <w:r>
         <w:rPr>
-          <w:rStyle w:val="VerbatimChar"/>
-          <w:rFonts w:ascii="SimSun" w:hAnsi="SimSun" w:eastAsia="SimSun" w:cs="SimSun"/>
+          <w:rFonts w:ascii="Times New Roman" w:hAnsi="Times New Roman" w:eastAsia="Times New Roman" w:cs="Times New Roman"/>
         </w:rPr>
         <w:t xml:space="preserve"> </w:t>
       </w:r>
       <w:r>
         <w:rPr>
-          <w:rStyle w:val="VerbatimChar"/>
-          <w:rFonts w:hint="eastAsia" w:ascii="SimSun" w:hAnsi="SimSun" w:eastAsia="SimSun" w:cs="SimSun"/>
+          <w:rFonts w:hint="eastAsia" w:ascii="Times New Roman" w:hAnsi="Times New Roman" w:eastAsia="Times New Roman" w:cs="Times New Roman"/>
         </w:rPr>
         <w:t>R</w:t>
       </w:r>
       <w:r>
         <w:rPr>
-          <w:rStyle w:val="VerbatimChar"/>
-          <w:rFonts w:hint="eastAsia" w:ascii="SimSun" w:hAnsi="SimSun" w:eastAsia="SimSun" w:cs="SimSun"/>
+          <w:rFonts w:hint="eastAsia" w:ascii="Times New Roman" w:hAnsi="Times New Roman" w:eastAsia="Times New Roman" w:cs="Times New Roman"/>
           <w:vertAlign w:val="superscript"/>
         </w:rPr>
         <w:t>1</w:t>
       </w:r>
       <w:r>
         <w:rPr>
-          <w:rStyle w:val="VerbatimChar"/>
-          <w:rFonts w:hint="eastAsia" w:ascii="SimSun" w:hAnsi="SimSun" w:eastAsia="SimSun" w:cs="SimSun"/>
+          <w:rFonts w:hint="eastAsia" w:ascii="Times New Roman" w:hAnsi="Times New Roman" w:eastAsia="Times New Roman" w:cs="Times New Roman"/>
         </w:rPr>
         <w:t>–M（</w:t>
       </w:r>
       <w:r>
         <w:rPr>
-          <w:rStyle w:val="VerbatimChar"/>
-          <w:rFonts w:hint="eastAsia" w:ascii="SimSun" w:hAnsi="SimSun" w:eastAsia="SimSun" w:cs="SimSun"/>
+          <w:rFonts w:hint="eastAsia" w:ascii="Times New Roman" w:hAnsi="Times New Roman" w:eastAsia="FangSong" w:cs="Times New Roman"/>
         </w:rPr>
         <w:t>有机金属试剂</w:t>
       </w:r>
       <w:r>
         <w:rPr>
-          <w:rStyle w:val="VerbatimChar"/>
-          <w:rFonts w:hint="eastAsia" w:ascii="SimSun" w:hAnsi="SimSun" w:eastAsia="SimSun" w:cs="SimSun"/>
+          <w:rFonts w:hint="eastAsia" w:ascii="Times New Roman" w:hAnsi="Times New Roman" w:eastAsia="Times New Roman" w:cs="Times New Roman"/>
         </w:rPr>
         <w:t>）</w:t>
       </w:r>
-      <w:r>
-        <w:rPr>
-          <w:rFonts w:ascii="SimSun" w:hAnsi="SimSun" w:eastAsia="SimSun" w:cs="SimSun"/>
-        </w:rPr>
-        <w:br/>
-      </w:r>
-      <w:r>
-        <w:rPr>
-          <w:rStyle w:val="VerbatimChar"/>
-          <w:rFonts w:ascii="SimSun" w:hAnsi="SimSun" w:eastAsia="SimSun" w:cs="SimSun"/>
-        </w:rPr>
-        <w:t xml:space="preserve">       │</w:t>
-      </w:r>
-      <w:r>
-        <w:rPr>
-          <w:rFonts w:ascii="SimSun" w:hAnsi="SimSun" w:eastAsia="SimSun" w:cs="SimSun"/>
-        </w:rPr>
-        <w:br/>
-      </w:r>
-      <w:r>
-        <w:rPr>
-          <w:rStyle w:val="VerbatimChar"/>
-          <w:rFonts w:ascii="SimSun" w:hAnsi="SimSun" w:eastAsia="SimSun" w:cs="SimSun"/>
-        </w:rPr>
-        <w:t xml:space="preserve">       ▼</w:t>
-      </w:r>
-      <w:r>
-        <w:rPr>
-          <w:rFonts w:ascii="SimSun" w:hAnsi="SimSun" w:eastAsia="SimSun" w:cs="SimSun"/>
-        </w:rPr>
-        <w:br/>
-      </w:r>
-      <w:r>
-        <w:rPr>
-          <w:rStyle w:val="VerbatimChar"/>
-          <w:rFonts w:ascii="SimSun" w:hAnsi="SimSun" w:eastAsia="SimSun" w:cs="SimSun"/>
-        </w:rPr>
-        <w:t xml:space="preserve">① </w:t>
-      </w:r>
-      <w:r>
-        <w:rPr>
-          <w:rStyle w:val="VerbatimChar"/>
-          <w:rFonts w:hint="eastAsia" w:ascii="SimSun" w:hAnsi="SimSun" w:eastAsia="SimSun" w:cs="SimSun"/>
+    </w:p>
+    <w:p>
+      <w:pPr>
+        <w:pStyle w:val="Compact"/>
+        <w:numPr>
+          <w:ilvl w:val="0"/>
+          <w:numId w:val="1002"/>
+        </w:numPr>
+      </w:pPr>
+      <w:r>
+        <w:rPr>
+          <w:rFonts w:hint="eastAsia" w:ascii="Times New Roman" w:hAnsi="Times New Roman" w:eastAsia="FangSong" w:cs="Times New Roman"/>
         </w:rPr>
         <w:t>氧化加成</w:t>
       </w:r>
       <w:r>
         <w:rPr>
-          <w:rStyle w:val="VerbatimChar"/>
-          <w:rFonts w:hint="eastAsia" w:ascii="SimSun" w:hAnsi="SimSun" w:eastAsia="SimSun" w:cs="SimSun"/>
+          <w:rFonts w:hint="eastAsia" w:ascii="Times New Roman" w:hAnsi="Times New Roman" w:eastAsia="Times New Roman" w:cs="Times New Roman"/>
         </w:rPr>
         <w:t>：Pd(0)</w:t>
       </w:r>
       <w:r>
         <w:rPr>
-          <w:rStyle w:val="VerbatimChar"/>
-          <w:rFonts w:ascii="SimSun" w:hAnsi="SimSun" w:eastAsia="SimSun" w:cs="SimSun"/>
+          <w:rFonts w:ascii="Times New Roman" w:hAnsi="Times New Roman" w:eastAsia="Times New Roman" w:cs="Times New Roman"/>
         </w:rPr>
         <w:t xml:space="preserve"> + R</w:t>
       </w:r>
       <w:r>
         <w:rPr>
-          <w:rStyle w:val="VerbatimChar"/>
-          <w:rFonts w:ascii="SimSun" w:hAnsi="SimSun" w:eastAsia="SimSun" w:cs="SimSun"/>
+          <w:rFonts w:ascii="Times New Roman" w:hAnsi="Times New Roman" w:eastAsia="Times New Roman" w:cs="Times New Roman"/>
           <w:vertAlign w:val="superscript"/>
         </w:rPr>
         <w:t>2</w:t>
       </w:r>
       <w:r>
         <w:rPr>
-          <w:rStyle w:val="VerbatimChar"/>
-          <w:rFonts w:ascii="SimSun" w:hAnsi="SimSun" w:eastAsia="SimSun" w:cs="SimSun"/>
+          <w:rFonts w:ascii="Times New Roman" w:hAnsi="Times New Roman" w:eastAsia="Times New Roman" w:cs="Times New Roman"/>
         </w:rPr>
         <w:t>–X → R</w:t>
       </w:r>
       <w:r>
         <w:rPr>
-          <w:rStyle w:val="VerbatimChar"/>
-          <w:rFonts w:ascii="SimSun" w:hAnsi="SimSun" w:eastAsia="SimSun" w:cs="SimSun"/>
+          <w:rFonts w:ascii="Times New Roman" w:hAnsi="Times New Roman" w:eastAsia="Times New Roman" w:cs="Times New Roman"/>
           <w:vertAlign w:val="superscript"/>
         </w:rPr>
         <w:t>2</w:t>
       </w:r>
       <w:r>
         <w:rPr>
-          <w:rStyle w:val="VerbatimChar"/>
-          <w:rFonts w:ascii="SimSun" w:hAnsi="SimSun" w:eastAsia="SimSun" w:cs="SimSun"/>
+          <w:rFonts w:ascii="Times New Roman" w:hAnsi="Times New Roman" w:eastAsia="Times New Roman" w:cs="Times New Roman"/>
         </w:rPr>
         <w:t>–Pd(II)–X</w:t>
       </w:r>
-      <w:r>
-        <w:rPr>
-          <w:rFonts w:ascii="SimSun" w:hAnsi="SimSun" w:eastAsia="SimSun" w:cs="SimSun"/>
-        </w:rPr>
-        <w:br/>
-      </w:r>
-      <w:r>
-        <w:rPr>
-          <w:rStyle w:val="VerbatimChar"/>
-          <w:rFonts w:ascii="SimSun" w:hAnsi="SimSun" w:eastAsia="SimSun" w:cs="SimSun"/>
-        </w:rPr>
-        <w:t xml:space="preserve">       │</w:t>
-      </w:r>
-      <w:r>
-        <w:rPr>
-          <w:rFonts w:ascii="SimSun" w:hAnsi="SimSun" w:eastAsia="SimSun" w:cs="SimSun"/>
-        </w:rPr>
-        <w:br/>
-      </w:r>
-      <w:r>
-        <w:rPr>
-          <w:rStyle w:val="VerbatimChar"/>
-          <w:rFonts w:ascii="SimSun" w:hAnsi="SimSun" w:eastAsia="SimSun" w:cs="SimSun"/>
-        </w:rPr>
-        <w:t xml:space="preserve">       ▼</w:t>
-      </w:r>
-      <w:r>
-        <w:rPr>
-          <w:rFonts w:ascii="SimSun" w:hAnsi="SimSun" w:eastAsia="SimSun" w:cs="SimSun"/>
-        </w:rPr>
-        <w:br/>
-      </w:r>
-      <w:r>
-        <w:rPr>
-          <w:rStyle w:val="VerbatimChar"/>
-          <w:rFonts w:ascii="SimSun" w:hAnsi="SimSun" w:eastAsia="SimSun" w:cs="SimSun"/>
-        </w:rPr>
-        <w:t xml:space="preserve">② </w:t>
-      </w:r>
-      <w:r>
-        <w:rPr>
-          <w:rStyle w:val="VerbatimChar"/>
-          <w:rFonts w:hint="eastAsia" w:ascii="SimSun" w:hAnsi="SimSun" w:eastAsia="SimSun" w:cs="SimSun"/>
+    </w:p>
+    <w:p>
+      <w:pPr>
+        <w:pStyle w:val="Compact"/>
+        <w:numPr>
+          <w:ilvl w:val="0"/>
+          <w:numId w:val="1002"/>
+        </w:numPr>
+      </w:pPr>
+      <w:r>
+        <w:rPr>
+          <w:rFonts w:hint="eastAsia" w:ascii="Times New Roman" w:hAnsi="Times New Roman" w:eastAsia="FangSong" w:cs="Times New Roman"/>
         </w:rPr>
         <w:t>转金属</w:t>
       </w:r>
       <w:r>
         <w:rPr>
-          <w:rStyle w:val="VerbatimChar"/>
-          <w:rFonts w:hint="eastAsia" w:ascii="SimSun" w:hAnsi="SimSun" w:eastAsia="SimSun" w:cs="SimSun"/>
+          <w:rFonts w:hint="eastAsia" w:ascii="Times New Roman" w:hAnsi="Times New Roman" w:eastAsia="Times New Roman" w:cs="Times New Roman"/>
         </w:rPr>
         <w:t>：R</w:t>
       </w:r>
       <w:r>
         <w:rPr>
-          <w:rStyle w:val="VerbatimChar"/>
-          <w:rFonts w:hint="eastAsia" w:ascii="SimSun" w:hAnsi="SimSun" w:eastAsia="SimSun" w:cs="SimSun"/>
+          <w:rFonts w:hint="eastAsia" w:ascii="Times New Roman" w:hAnsi="Times New Roman" w:eastAsia="Times New Roman" w:cs="Times New Roman"/>
           <w:vertAlign w:val="superscript"/>
         </w:rPr>
         <w:t>2</w:t>
       </w:r>
       <w:r>
         <w:rPr>
-          <w:rStyle w:val="VerbatimChar"/>
-          <w:rFonts w:hint="eastAsia" w:ascii="SimSun" w:hAnsi="SimSun" w:eastAsia="SimSun" w:cs="SimSun"/>
+          <w:rFonts w:hint="eastAsia" w:ascii="Times New Roman" w:hAnsi="Times New Roman" w:eastAsia="Times New Roman" w:cs="Times New Roman"/>
         </w:rPr>
         <w:t>–Pd(II)–X</w:t>
       </w:r>
       <w:r>
         <w:rPr>
-          <w:rStyle w:val="VerbatimChar"/>
-          <w:rFonts w:ascii="SimSun" w:hAnsi="SimSun" w:eastAsia="SimSun" w:cs="SimSun"/>
+          <w:rFonts w:ascii="Times New Roman" w:hAnsi="Times New Roman" w:eastAsia="Times New Roman" w:cs="Times New Roman"/>
         </w:rPr>
         <w:t xml:space="preserve"> + R</w:t>
       </w:r>
       <w:r>
         <w:rPr>
-          <w:rStyle w:val="VerbatimChar"/>
-          <w:rFonts w:ascii="SimSun" w:hAnsi="SimSun" w:eastAsia="SimSun" w:cs="SimSun"/>
+          <w:rFonts w:ascii="Times New Roman" w:hAnsi="Times New Roman" w:eastAsia="Times New Roman" w:cs="Times New Roman"/>
           <w:vertAlign w:val="superscript"/>
         </w:rPr>
         <w:t>1</w:t>
       </w:r>
       <w:r>
         <w:rPr>
-          <w:rStyle w:val="VerbatimChar"/>
-          <w:rFonts w:ascii="SimSun" w:hAnsi="SimSun" w:eastAsia="SimSun" w:cs="SimSun"/>
+          <w:rFonts w:ascii="Times New Roman" w:hAnsi="Times New Roman" w:eastAsia="Times New Roman" w:cs="Times New Roman"/>
         </w:rPr>
         <w:t>–M → R</w:t>
       </w:r>
       <w:r>
         <w:rPr>
-          <w:rStyle w:val="VerbatimChar"/>
-          <w:rFonts w:ascii="SimSun" w:hAnsi="SimSun" w:eastAsia="SimSun" w:cs="SimSun"/>
+          <w:rFonts w:ascii="Times New Roman" w:hAnsi="Times New Roman" w:eastAsia="Times New Roman" w:cs="Times New Roman"/>
           <w:vertAlign w:val="superscript"/>
         </w:rPr>
         <w:t>2</w:t>
       </w:r>
       <w:r>
         <w:rPr>
-          <w:rStyle w:val="VerbatimChar"/>
-          <w:rFonts w:ascii="SimSun" w:hAnsi="SimSun" w:eastAsia="SimSun" w:cs="SimSun"/>
+          <w:rFonts w:ascii="Times New Roman" w:hAnsi="Times New Roman" w:eastAsia="Times New Roman" w:cs="Times New Roman"/>
         </w:rPr>
         <w:t>–Pd(II)–R</w:t>
       </w:r>
       <w:r>
         <w:rPr>
-          <w:rStyle w:val="VerbatimChar"/>
-          <w:rFonts w:ascii="SimSun" w:hAnsi="SimSun" w:eastAsia="SimSun" w:cs="SimSun"/>
+          <w:rFonts w:ascii="Times New Roman" w:hAnsi="Times New Roman" w:eastAsia="Times New Roman" w:cs="Times New Roman"/>
           <w:vertAlign w:val="superscript"/>
         </w:rPr>
         <w:t>1</w:t>
       </w:r>
       <w:r>
         <w:rPr>
-          <w:rStyle w:val="VerbatimChar"/>
-          <w:rFonts w:ascii="SimSun" w:hAnsi="SimSun" w:eastAsia="SimSun" w:cs="SimSun"/>
+          <w:rFonts w:ascii="Times New Roman" w:hAnsi="Times New Roman" w:eastAsia="Times New Roman" w:cs="Times New Roman"/>
         </w:rPr>
         <w:t xml:space="preserve"> + MX</w:t>
       </w:r>
-      <w:r>
-        <w:rPr>
-          <w:rFonts w:ascii="SimSun" w:hAnsi="SimSun" w:eastAsia="SimSun" w:cs="SimSun"/>
-        </w:rPr>
-        <w:br/>
-      </w:r>
-      <w:r>
-        <w:rPr>
-          <w:rStyle w:val="VerbatimChar"/>
-          <w:rFonts w:ascii="SimSun" w:hAnsi="SimSun" w:eastAsia="SimSun" w:cs="SimSun"/>
-        </w:rPr>
-        <w:t xml:space="preserve">       │</w:t>
-      </w:r>
-      <w:r>
-        <w:rPr>
-          <w:rFonts w:ascii="SimSun" w:hAnsi="SimSun" w:eastAsia="SimSun" w:cs="SimSun"/>
-        </w:rPr>
-        <w:br/>
-      </w:r>
-      <w:r>
-        <w:rPr>
-          <w:rStyle w:val="VerbatimChar"/>
-          <w:rFonts w:ascii="SimSun" w:hAnsi="SimSun" w:eastAsia="SimSun" w:cs="SimSun"/>
-        </w:rPr>
-        <w:t xml:space="preserve">       ▼</w:t>
-      </w:r>
-      <w:r>
-        <w:rPr>
-          <w:rFonts w:ascii="SimSun" w:hAnsi="SimSun" w:eastAsia="SimSun" w:cs="SimSun"/>
-        </w:rPr>
-        <w:br/>
-      </w:r>
-      <w:r>
-        <w:rPr>
-          <w:rStyle w:val="VerbatimChar"/>
-          <w:rFonts w:ascii="SimSun" w:hAnsi="SimSun" w:eastAsia="SimSun" w:cs="SimSun"/>
-        </w:rPr>
-        <w:t xml:space="preserve">③ </w:t>
-      </w:r>
-      <w:r>
-        <w:rPr>
-          <w:rStyle w:val="VerbatimChar"/>
-          <w:rFonts w:hint="eastAsia" w:ascii="SimSun" w:hAnsi="SimSun" w:eastAsia="SimSun" w:cs="SimSun"/>
+    </w:p>
+    <w:p>
+      <w:pPr>
+        <w:pStyle w:val="Compact"/>
+        <w:numPr>
+          <w:ilvl w:val="0"/>
+          <w:numId w:val="1002"/>
+        </w:numPr>
+      </w:pPr>
+      <w:r>
+        <w:rPr>
+          <w:rFonts w:hint="eastAsia" w:ascii="Times New Roman" w:hAnsi="Times New Roman" w:eastAsia="FangSong" w:cs="Times New Roman"/>
         </w:rPr>
         <w:t>还原消除</w:t>
       </w:r>
       <w:r>
         <w:rPr>
-          <w:rStyle w:val="VerbatimChar"/>
-          <w:rFonts w:hint="eastAsia" w:ascii="SimSun" w:hAnsi="SimSun" w:eastAsia="SimSun" w:cs="SimSun"/>
+          <w:rFonts w:hint="eastAsia" w:ascii="Times New Roman" w:hAnsi="Times New Roman" w:eastAsia="Times New Roman" w:cs="Times New Roman"/>
         </w:rPr>
         <w:t>：R</w:t>
       </w:r>
       <w:r>
         <w:rPr>
-          <w:rStyle w:val="VerbatimChar"/>
-          <w:rFonts w:hint="eastAsia" w:ascii="SimSun" w:hAnsi="SimSun" w:eastAsia="SimSun" w:cs="SimSun"/>
+          <w:rFonts w:hint="eastAsia" w:ascii="Times New Roman" w:hAnsi="Times New Roman" w:eastAsia="Times New Roman" w:cs="Times New Roman"/>
           <w:vertAlign w:val="superscript"/>
         </w:rPr>
         <w:t>2</w:t>
       </w:r>
       <w:r>
         <w:rPr>
-          <w:rStyle w:val="VerbatimChar"/>
-          <w:rFonts w:hint="eastAsia" w:ascii="SimSun" w:hAnsi="SimSun" w:eastAsia="SimSun" w:cs="SimSun"/>
+          <w:rFonts w:hint="eastAsia" w:ascii="Times New Roman" w:hAnsi="Times New Roman" w:eastAsia="Times New Roman" w:cs="Times New Roman"/>
         </w:rPr>
         <w:t>–Pd(II)–R</w:t>
       </w:r>
       <w:r>
         <w:rPr>
-          <w:rStyle w:val="VerbatimChar"/>
-          <w:rFonts w:hint="eastAsia" w:ascii="SimSun" w:hAnsi="SimSun" w:eastAsia="SimSun" w:cs="SimSun"/>
+          <w:rFonts w:hint="eastAsia" w:ascii="Times New Roman" w:hAnsi="Times New Roman" w:eastAsia="Times New Roman" w:cs="Times New Roman"/>
           <w:vertAlign w:val="superscript"/>
         </w:rPr>
         <w:t>1</w:t>
       </w:r>
       <w:r>
         <w:rPr>
-          <w:rStyle w:val="VerbatimChar"/>
-          <w:rFonts w:ascii="SimSun" w:hAnsi="SimSun" w:eastAsia="SimSun" w:cs="SimSun"/>
+          <w:rFonts w:ascii="Times New Roman" w:hAnsi="Times New Roman" w:eastAsia="Times New Roman" w:cs="Times New Roman"/>
         </w:rPr>
         <w:t xml:space="preserve"> → R</w:t>
       </w:r>
       <w:r>
         <w:rPr>
-          <w:rStyle w:val="VerbatimChar"/>
-          <w:rFonts w:ascii="SimSun" w:hAnsi="SimSun" w:eastAsia="SimSun" w:cs="SimSun"/>
+          <w:rFonts w:ascii="Times New Roman" w:hAnsi="Times New Roman" w:eastAsia="Times New Roman" w:cs="Times New Roman"/>
           <w:vertAlign w:val="superscript"/>
         </w:rPr>
         <w:t>2</w:t>
       </w:r>
       <w:r>
         <w:rPr>
-          <w:rStyle w:val="VerbatimChar"/>
-          <w:rFonts w:ascii="SimSun" w:hAnsi="SimSun" w:eastAsia="SimSun" w:cs="SimSun"/>
+          <w:rFonts w:ascii="Times New Roman" w:hAnsi="Times New Roman" w:eastAsia="Times New Roman" w:cs="Times New Roman"/>
         </w:rPr>
         <w:t>–R</w:t>
       </w:r>
       <w:r>
         <w:rPr>
-          <w:rStyle w:val="VerbatimChar"/>
-          <w:rFonts w:ascii="SimSun" w:hAnsi="SimSun" w:eastAsia="SimSun" w:cs="SimSun"/>
+          <w:rFonts w:ascii="Times New Roman" w:hAnsi="Times New Roman" w:eastAsia="Times New Roman" w:cs="Times New Roman"/>
           <w:vertAlign w:val="superscript"/>
         </w:rPr>
         <w:t>1</w:t>
       </w:r>
       <w:r>
         <w:rPr>
-          <w:rStyle w:val="VerbatimChar"/>
-          <w:rFonts w:ascii="SimSun" w:hAnsi="SimSun" w:eastAsia="SimSun" w:cs="SimSun"/>
-        </w:rPr>
-        <w:t xml:space="preserve"> + Pd(0) </w:t>
-      </w:r>
-      <w:r>
-        <w:rPr>
-          <w:rStyle w:val="VerbatimChar"/>
-          <w:rFonts w:hint="eastAsia" w:ascii="SimSun" w:hAnsi="SimSun" w:eastAsia="SimSun" w:cs="SimSun"/>
-        </w:rPr>
-        <w:t>(</w:t>
-      </w:r>
-      <w:r>
-        <w:rPr>
-          <w:rStyle w:val="VerbatimChar"/>
-          <w:rFonts w:hint="eastAsia" w:ascii="SimSun" w:hAnsi="SimSun" w:eastAsia="SimSun" w:cs="SimSun"/>
+          <w:rFonts w:ascii="Times New Roman" w:hAnsi="Times New Roman" w:eastAsia="Times New Roman" w:cs="Times New Roman"/>
+        </w:rPr>
+        <w:t xml:space="preserve"> + </w:t>
+      </w:r>
+      <w:r>
+        <w:rPr>
+          <w:rFonts w:hint="eastAsia" w:ascii="Times New Roman" w:hAnsi="Times New Roman" w:eastAsia="Times New Roman" w:cs="Times New Roman"/>
+        </w:rPr>
+        <w:t>Pd(0)（</w:t>
+      </w:r>
+      <w:r>
+        <w:rPr>
+          <w:rFonts w:hint="eastAsia" w:ascii="Times New Roman" w:hAnsi="Times New Roman" w:eastAsia="FangSong" w:cs="Times New Roman"/>
         </w:rPr>
         <w:t>再生</w:t>
       </w:r>
       <w:r>
         <w:rPr>
-          <w:rStyle w:val="VerbatimChar"/>
-          <w:rFonts w:hint="eastAsia" w:ascii="SimSun" w:hAnsi="SimSun" w:eastAsia="SimSun" w:cs="SimSun"/>
-        </w:rPr>
-        <w:t>)</w:t>
+          <w:rFonts w:hint="eastAsia" w:ascii="Times New Roman" w:hAnsi="Times New Roman" w:eastAsia="Times New Roman" w:cs="Times New Roman"/>
+        </w:rPr>
+        <w:t>）</w:t>
       </w:r>
     </w:p>
     <w:bookmarkEnd w:id="17"/>
@@ -5250,7 +5116,7 @@
         <w:pStyle w:val="Compact"/>
         <w:numPr>
           <w:ilvl w:val="0"/>
-          <w:numId w:val="1002"/>
+          <w:numId w:val="1003"/>
         </w:numPr>
       </w:pPr>
       <w:r>
@@ -5327,7 +5193,7 @@
         <w:pStyle w:val="Compact"/>
         <w:numPr>
           <w:ilvl w:val="0"/>
-          <w:numId w:val="1002"/>
+          <w:numId w:val="1003"/>
         </w:numPr>
       </w:pPr>
       <w:r>
@@ -5421,341 +5287,276 @@
     </w:p>
     <w:p>
       <w:pPr>
-        <w:pStyle w:val="SourceCode"/>
-      </w:pPr>
-      <w:r>
-        <w:rPr>
-          <w:rStyle w:val="VerbatimChar"/>
-          <w:rFonts w:ascii="SimSun" w:hAnsi="SimSun" w:eastAsia="SimSun" w:cs="SimSun"/>
-        </w:rPr>
-        <w:t>① Pd(0)L</w:t>
-      </w:r>
-      <w:r>
-        <w:rPr>
-          <w:rStyle w:val="VerbatimChar"/>
-          <w:rFonts w:ascii="SimSun" w:hAnsi="SimSun" w:eastAsia="SimSun" w:cs="SimSun"/>
+        <w:pStyle w:val="Compact"/>
+        <w:numPr>
+          <w:ilvl w:val="0"/>
+          <w:numId w:val="1004"/>
+        </w:numPr>
+      </w:pPr>
+      <w:r>
+        <w:rPr>
+          <w:rFonts w:ascii="Times New Roman" w:hAnsi="Times New Roman" w:eastAsia="Times New Roman" w:cs="Times New Roman"/>
+        </w:rPr>
+        <w:t>Pd(0)L</w:t>
+      </w:r>
+      <w:r>
+        <w:rPr>
+          <w:rFonts w:ascii="Times New Roman" w:hAnsi="Times New Roman" w:eastAsia="Times New Roman" w:cs="Times New Roman"/>
           <w:vertAlign w:val="subscript"/>
         </w:rPr>
         <w:t>n</w:t>
       </w:r>
       <w:r>
         <w:rPr>
-          <w:rStyle w:val="VerbatimChar"/>
-          <w:rFonts w:ascii="SimSun" w:hAnsi="SimSun" w:eastAsia="SimSun" w:cs="SimSun"/>
+          <w:rFonts w:ascii="Times New Roman" w:hAnsi="Times New Roman" w:eastAsia="Times New Roman" w:cs="Times New Roman"/>
         </w:rPr>
         <w:t xml:space="preserve"> + Ar–X ──→ </w:t>
       </w:r>
       <w:r>
         <w:rPr>
-          <w:rStyle w:val="VerbatimChar"/>
-          <w:rFonts w:hint="eastAsia" w:ascii="SimSun" w:hAnsi="SimSun" w:eastAsia="SimSun" w:cs="SimSun"/>
+          <w:rFonts w:hint="eastAsia" w:ascii="Times New Roman" w:hAnsi="Times New Roman" w:eastAsia="Times New Roman" w:cs="Times New Roman"/>
         </w:rPr>
         <w:t>Ar–Pd(II)–X（</w:t>
       </w:r>
       <w:r>
         <w:rPr>
-          <w:rStyle w:val="VerbatimChar"/>
-          <w:rFonts w:hint="eastAsia" w:ascii="SimSun" w:hAnsi="SimSun" w:eastAsia="SimSun" w:cs="SimSun"/>
+          <w:rFonts w:hint="eastAsia" w:ascii="Times New Roman" w:hAnsi="Times New Roman" w:eastAsia="FangSong" w:cs="Times New Roman"/>
         </w:rPr>
         <w:t>氧化加成</w:t>
       </w:r>
       <w:r>
         <w:rPr>
-          <w:rStyle w:val="VerbatimChar"/>
-          <w:rFonts w:hint="eastAsia" w:ascii="SimSun" w:hAnsi="SimSun" w:eastAsia="SimSun" w:cs="SimSun"/>
+          <w:rFonts w:hint="eastAsia" w:ascii="Times New Roman" w:hAnsi="Times New Roman" w:eastAsia="Times New Roman" w:cs="Times New Roman"/>
         </w:rPr>
         <w:t>）</w:t>
       </w:r>
-      <w:r>
-        <w:rPr>
-          <w:rFonts w:ascii="SimSun" w:hAnsi="SimSun" w:eastAsia="SimSun" w:cs="SimSun"/>
-        </w:rPr>
-        <w:br/>
-      </w:r>
-      <w:r>
-        <w:rPr>
-          <w:rStyle w:val="VerbatimChar"/>
-          <w:rFonts w:ascii="SimSun" w:hAnsi="SimSun" w:eastAsia="SimSun" w:cs="SimSun"/>
-        </w:rPr>
-        <w:t xml:space="preserve">                                │</w:t>
-      </w:r>
-      <w:r>
-        <w:rPr>
-          <w:rFonts w:ascii="SimSun" w:hAnsi="SimSun" w:eastAsia="SimSun" w:cs="SimSun"/>
-        </w:rPr>
-        <w:br/>
-      </w:r>
-      <w:r>
-        <w:rPr>
-          <w:rStyle w:val="VerbatimChar"/>
-          <w:rFonts w:ascii="SimSun" w:hAnsi="SimSun" w:eastAsia="SimSun" w:cs="SimSun"/>
-        </w:rPr>
-        <w:t xml:space="preserve">② Ar–Pd–X + </w:t>
-      </w:r>
-      <w:r>
-        <w:rPr>
-          <w:rStyle w:val="VerbatimChar"/>
-          <w:rFonts w:hint="eastAsia" w:ascii="SimSun" w:hAnsi="SimSun" w:eastAsia="SimSun" w:cs="SimSun"/>
+    </w:p>
+    <w:p>
+      <w:pPr>
+        <w:pStyle w:val="Compact"/>
+        <w:numPr>
+          <w:ilvl w:val="0"/>
+          <w:numId w:val="1004"/>
+        </w:numPr>
+      </w:pPr>
+      <w:r>
+        <w:rPr>
+          <w:rFonts w:ascii="Times New Roman" w:hAnsi="Times New Roman" w:eastAsia="Times New Roman" w:cs="Times New Roman"/>
+        </w:rPr>
+        <w:t xml:space="preserve">Ar–Pd–X + </w:t>
+      </w:r>
+      <w:r>
+        <w:rPr>
+          <w:rFonts w:hint="eastAsia" w:ascii="Times New Roman" w:hAnsi="Times New Roman" w:eastAsia="FangSong" w:cs="Times New Roman"/>
         </w:rPr>
         <w:t xml:space="preserve">烯烃</w:t>
       </w:r>
       <w:r>
         <w:rPr>
-          <w:rStyle w:val="VerbatimChar"/>
-          <w:rFonts w:ascii="SimSun" w:hAnsi="SimSun" w:eastAsia="SimSun" w:cs="SimSun"/>
+          <w:rFonts w:ascii="Times New Roman" w:hAnsi="Times New Roman" w:eastAsia="Times New Roman" w:cs="Times New Roman"/>
         </w:rPr>
         <w:t xml:space="preserve"> ──→ </w:t>
       </w:r>
       <w:r>
         <w:rPr>
-          <w:rStyle w:val="VerbatimChar"/>
-          <w:rFonts w:hint="eastAsia" w:ascii="SimSun" w:hAnsi="SimSun" w:eastAsia="SimSun" w:cs="SimSun"/>
+          <w:rFonts w:hint="eastAsia" w:ascii="Times New Roman" w:hAnsi="Times New Roman" w:eastAsia="Times New Roman" w:cs="Times New Roman"/>
         </w:rPr>
         <w:t>Ar–CH</w:t>
       </w:r>
       <w:r>
         <w:rPr>
-          <w:rStyle w:val="VerbatimChar"/>
-          <w:rFonts w:hint="eastAsia" w:ascii="SimSun" w:hAnsi="SimSun" w:eastAsia="SimSun" w:cs="SimSun"/>
+          <w:rFonts w:hint="eastAsia" w:ascii="Times New Roman" w:hAnsi="Times New Roman" w:eastAsia="Times New Roman" w:cs="Times New Roman"/>
           <w:vertAlign w:val="subscript"/>
         </w:rPr>
         <w:t>2</w:t>
       </w:r>
       <w:r>
         <w:rPr>
-          <w:rStyle w:val="VerbatimChar"/>
-          <w:rFonts w:hint="eastAsia" w:ascii="SimSun" w:hAnsi="SimSun" w:eastAsia="SimSun" w:cs="SimSun"/>
+          <w:rFonts w:hint="eastAsia" w:ascii="Times New Roman" w:hAnsi="Times New Roman" w:eastAsia="Times New Roman" w:cs="Times New Roman"/>
         </w:rPr>
         <w:t>–CH</w:t>
       </w:r>
       <w:r>
         <w:rPr>
-          <w:rStyle w:val="VerbatimChar"/>
-          <w:rFonts w:hint="eastAsia" w:ascii="SimSun" w:hAnsi="SimSun" w:eastAsia="SimSun" w:cs="SimSun"/>
+          <w:rFonts w:hint="eastAsia" w:ascii="Times New Roman" w:hAnsi="Times New Roman" w:eastAsia="Times New Roman" w:cs="Times New Roman"/>
           <w:vertAlign w:val="subscript"/>
         </w:rPr>
         <w:t>2</w:t>
       </w:r>
       <w:r>
         <w:rPr>
-          <w:rStyle w:val="VerbatimChar"/>
-          <w:rFonts w:hint="eastAsia" w:ascii="SimSun" w:hAnsi="SimSun" w:eastAsia="SimSun" w:cs="SimSun"/>
+          <w:rFonts w:hint="eastAsia" w:ascii="Times New Roman" w:hAnsi="Times New Roman" w:eastAsia="Times New Roman" w:cs="Times New Roman"/>
         </w:rPr>
         <w:t>–Pd–X（</w:t>
       </w:r>
       <w:r>
         <w:rPr>
-          <w:rStyle w:val="VerbatimChar"/>
-          <w:rFonts w:hint="eastAsia" w:ascii="SimSun" w:hAnsi="SimSun" w:eastAsia="SimSun" w:cs="SimSun"/>
+          <w:rFonts w:hint="eastAsia" w:ascii="Times New Roman" w:hAnsi="Times New Roman" w:eastAsia="FangSong" w:cs="Times New Roman"/>
         </w:rPr>
         <w:t>迁移插入</w:t>
       </w:r>
       <w:r>
         <w:rPr>
-          <w:rStyle w:val="VerbatimChar"/>
-          <w:rFonts w:hint="eastAsia" w:ascii="SimSun" w:hAnsi="SimSun" w:eastAsia="SimSun" w:cs="SimSun"/>
+          <w:rFonts w:hint="eastAsia" w:ascii="Times New Roman" w:hAnsi="Times New Roman" w:eastAsia="Times New Roman" w:cs="Times New Roman"/>
         </w:rPr>
         <w:t>，</w:t>
       </w:r>
       <w:r>
         <w:rPr>
-          <w:rStyle w:val="VerbatimChar"/>
-          <w:rFonts w:hint="eastAsia" w:ascii="SimSun" w:hAnsi="SimSun" w:eastAsia="SimSun" w:cs="SimSun"/>
+          <w:rFonts w:hint="eastAsia" w:ascii="Times New Roman" w:hAnsi="Times New Roman" w:eastAsia="FangSong" w:cs="Times New Roman"/>
         </w:rPr>
         <w:t>碳钯化</w:t>
       </w:r>
       <w:r>
         <w:rPr>
-          <w:rStyle w:val="VerbatimChar"/>
-          <w:rFonts w:hint="eastAsia" w:ascii="SimSun" w:hAnsi="SimSun" w:eastAsia="SimSun" w:cs="SimSun"/>
+          <w:rFonts w:hint="eastAsia" w:ascii="Times New Roman" w:hAnsi="Times New Roman" w:eastAsia="Times New Roman" w:cs="Times New Roman"/>
         </w:rPr>
         <w:t>）</w:t>
       </w:r>
-      <w:r>
-        <w:rPr>
-          <w:rFonts w:ascii="SimSun" w:hAnsi="SimSun" w:eastAsia="SimSun" w:cs="SimSun"/>
-        </w:rPr>
-        <w:br/>
-      </w:r>
-      <w:r>
-        <w:rPr>
-          <w:rStyle w:val="VerbatimChar"/>
-          <w:rFonts w:ascii="SimSun" w:hAnsi="SimSun" w:eastAsia="SimSun" w:cs="SimSun"/>
-        </w:rPr>
-        <w:t xml:space="preserve">                                │</w:t>
-      </w:r>
-      <w:r>
-        <w:rPr>
-          <w:rFonts w:ascii="SimSun" w:hAnsi="SimSun" w:eastAsia="SimSun" w:cs="SimSun"/>
-        </w:rPr>
-        <w:br/>
-      </w:r>
-      <w:r>
-        <w:rPr>
-          <w:rStyle w:val="VerbatimChar"/>
-          <w:rFonts w:ascii="SimSun" w:hAnsi="SimSun" w:eastAsia="SimSun" w:cs="SimSun"/>
-        </w:rPr>
-        <w:t>③ Ar–CH</w:t>
-      </w:r>
-      <w:r>
-        <w:rPr>
-          <w:rStyle w:val="VerbatimChar"/>
-          <w:rFonts w:ascii="SimSun" w:hAnsi="SimSun" w:eastAsia="SimSun" w:cs="SimSun"/>
+    </w:p>
+    <w:p>
+      <w:pPr>
+        <w:pStyle w:val="Compact"/>
+        <w:numPr>
+          <w:ilvl w:val="0"/>
+          <w:numId w:val="1004"/>
+        </w:numPr>
+      </w:pPr>
+      <w:r>
+        <w:rPr>
+          <w:rFonts w:ascii="Times New Roman" w:hAnsi="Times New Roman" w:eastAsia="Times New Roman" w:cs="Times New Roman"/>
+        </w:rPr>
+        <w:t>Ar–CH</w:t>
+      </w:r>
+      <w:r>
+        <w:rPr>
+          <w:rFonts w:ascii="Times New Roman" w:hAnsi="Times New Roman" w:eastAsia="Times New Roman" w:cs="Times New Roman"/>
           <w:vertAlign w:val="subscript"/>
         </w:rPr>
         <w:t>2</w:t>
       </w:r>
       <w:r>
         <w:rPr>
-          <w:rStyle w:val="VerbatimChar"/>
-          <w:rFonts w:ascii="SimSun" w:hAnsi="SimSun" w:eastAsia="SimSun" w:cs="SimSun"/>
+          <w:rFonts w:ascii="Times New Roman" w:hAnsi="Times New Roman" w:eastAsia="Times New Roman" w:cs="Times New Roman"/>
         </w:rPr>
         <w:t>–CH</w:t>
       </w:r>
       <w:r>
         <w:rPr>
-          <w:rStyle w:val="VerbatimChar"/>
-          <w:rFonts w:ascii="SimSun" w:hAnsi="SimSun" w:eastAsia="SimSun" w:cs="SimSun"/>
+          <w:rFonts w:ascii="Times New Roman" w:hAnsi="Times New Roman" w:eastAsia="Times New Roman" w:cs="Times New Roman"/>
           <w:vertAlign w:val="subscript"/>
         </w:rPr>
         <w:t>2</w:t>
       </w:r>
       <w:r>
         <w:rPr>
-          <w:rStyle w:val="VerbatimChar"/>
-          <w:rFonts w:ascii="SimSun" w:hAnsi="SimSun" w:eastAsia="SimSun" w:cs="SimSun"/>
+          <w:rFonts w:ascii="Times New Roman" w:hAnsi="Times New Roman" w:eastAsia="Times New Roman" w:cs="Times New Roman"/>
         </w:rPr>
         <w:t>–Pd–X ──→ Ar–CH=CH</w:t>
       </w:r>
       <w:r>
         <w:rPr>
-          <w:rStyle w:val="VerbatimChar"/>
-          <w:rFonts w:ascii="SimSun" w:hAnsi="SimSun" w:eastAsia="SimSun" w:cs="SimSun"/>
+          <w:rFonts w:ascii="Times New Roman" w:hAnsi="Times New Roman" w:eastAsia="Times New Roman" w:cs="Times New Roman"/>
           <w:vertAlign w:val="subscript"/>
         </w:rPr>
         <w:t>2</w:t>
       </w:r>
       <w:r>
         <w:rPr>
-          <w:rStyle w:val="VerbatimChar"/>
-          <w:rFonts w:ascii="SimSun" w:hAnsi="SimSun" w:eastAsia="SimSun" w:cs="SimSun"/>
+          <w:rFonts w:ascii="Times New Roman" w:hAnsi="Times New Roman" w:eastAsia="Times New Roman" w:cs="Times New Roman"/>
         </w:rPr>
         <w:t xml:space="preserve"> + </w:t>
       </w:r>
       <w:r>
         <w:rPr>
-          <w:rStyle w:val="VerbatimChar"/>
-          <w:rFonts w:hint="eastAsia" w:ascii="SimSun" w:hAnsi="SimSun" w:eastAsia="SimSun" w:cs="SimSun"/>
+          <w:rFonts w:hint="eastAsia" w:ascii="Times New Roman" w:hAnsi="Times New Roman" w:eastAsia="Times New Roman" w:cs="Times New Roman"/>
         </w:rPr>
         <w:t xml:space="preserve">H–Pd–X（β-H</w:t>
       </w:r>
       <w:r>
         <w:rPr>
-          <w:rStyle w:val="VerbatimChar"/>
-          <w:rFonts w:ascii="SimSun" w:hAnsi="SimSun" w:eastAsia="SimSun" w:cs="SimSun"/>
+          <w:rFonts w:ascii="Times New Roman" w:hAnsi="Times New Roman" w:eastAsia="Times New Roman" w:cs="Times New Roman"/>
         </w:rPr>
         <w:t xml:space="preserve"> </w:t>
       </w:r>
       <w:r>
         <w:rPr>
-          <w:rStyle w:val="VerbatimChar"/>
-          <w:rFonts w:hint="eastAsia" w:ascii="SimSun" w:hAnsi="SimSun" w:eastAsia="SimSun" w:cs="SimSun"/>
+          <w:rFonts w:hint="eastAsia" w:ascii="Times New Roman" w:hAnsi="Times New Roman" w:eastAsia="FangSong" w:cs="Times New Roman"/>
         </w:rPr>
         <w:t>消除</w:t>
       </w:r>
       <w:r>
         <w:rPr>
-          <w:rStyle w:val="VerbatimChar"/>
-          <w:rFonts w:hint="eastAsia" w:ascii="SimSun" w:hAnsi="SimSun" w:eastAsia="SimSun" w:cs="SimSun"/>
+          <w:rFonts w:hint="eastAsia" w:ascii="Times New Roman" w:hAnsi="Times New Roman" w:eastAsia="Times New Roman" w:cs="Times New Roman"/>
         </w:rPr>
         <w:t>，syn</w:t>
       </w:r>
       <w:r>
         <w:rPr>
-          <w:rStyle w:val="VerbatimChar"/>
-          <w:rFonts w:ascii="SimSun" w:hAnsi="SimSun" w:eastAsia="SimSun" w:cs="SimSun"/>
+          <w:rFonts w:ascii="Times New Roman" w:hAnsi="Times New Roman" w:eastAsia="Times New Roman" w:cs="Times New Roman"/>
         </w:rPr>
         <w:t xml:space="preserve"> </w:t>
       </w:r>
       <w:r>
         <w:rPr>
-          <w:rStyle w:val="VerbatimChar"/>
-          <w:rFonts w:hint="eastAsia" w:ascii="SimSun" w:hAnsi="SimSun" w:eastAsia="SimSun" w:cs="SimSun"/>
+          <w:rFonts w:hint="eastAsia" w:ascii="Times New Roman" w:hAnsi="Times New Roman" w:eastAsia="FangSong" w:cs="Times New Roman"/>
         </w:rPr>
         <w:t>消除</w:t>
       </w:r>
       <w:r>
         <w:rPr>
-          <w:rStyle w:val="VerbatimChar"/>
-          <w:rFonts w:hint="eastAsia" w:ascii="SimSun" w:hAnsi="SimSun" w:eastAsia="SimSun" w:cs="SimSun"/>
+          <w:rFonts w:hint="eastAsia" w:ascii="Times New Roman" w:hAnsi="Times New Roman" w:eastAsia="Times New Roman" w:cs="Times New Roman"/>
         </w:rPr>
         <w:t>）</w:t>
       </w:r>
-      <w:r>
-        <w:rPr>
-          <w:rFonts w:ascii="SimSun" w:hAnsi="SimSun" w:eastAsia="SimSun" w:cs="SimSun"/>
-        </w:rPr>
-        <w:br/>
-      </w:r>
-      <w:r>
-        <w:rPr>
-          <w:rStyle w:val="VerbatimChar"/>
-          <w:rFonts w:ascii="SimSun" w:hAnsi="SimSun" w:eastAsia="SimSun" w:cs="SimSun"/>
-        </w:rPr>
-        <w:t xml:space="preserve">                                │</w:t>
-      </w:r>
-      <w:r>
-        <w:rPr>
-          <w:rFonts w:ascii="SimSun" w:hAnsi="SimSun" w:eastAsia="SimSun" w:cs="SimSun"/>
-        </w:rPr>
-        <w:br/>
-      </w:r>
-      <w:r>
-        <w:rPr>
-          <w:rStyle w:val="VerbatimChar"/>
-          <w:rFonts w:ascii="SimSun" w:hAnsi="SimSun" w:eastAsia="SimSun" w:cs="SimSun"/>
-        </w:rPr>
-        <w:t xml:space="preserve">④ H–Pd–X + </w:t>
-      </w:r>
-      <w:r>
-        <w:rPr>
-          <w:rStyle w:val="VerbatimChar"/>
-          <w:rFonts w:hint="eastAsia" w:ascii="SimSun" w:hAnsi="SimSun" w:eastAsia="SimSun" w:cs="SimSun"/>
+    </w:p>
+    <w:p>
+      <w:pPr>
+        <w:pStyle w:val="Compact"/>
+        <w:numPr>
+          <w:ilvl w:val="0"/>
+          <w:numId w:val="1004"/>
+        </w:numPr>
+      </w:pPr>
+      <w:r>
+        <w:rPr>
+          <w:rFonts w:ascii="Times New Roman" w:hAnsi="Times New Roman" w:eastAsia="Times New Roman" w:cs="Times New Roman"/>
+        </w:rPr>
+        <w:t xml:space="preserve">H–Pd–X + </w:t>
+      </w:r>
+      <w:r>
+        <w:rPr>
+          <w:rFonts w:hint="eastAsia" w:ascii="Times New Roman" w:hAnsi="Times New Roman" w:eastAsia="FangSong" w:cs="Times New Roman"/>
         </w:rPr>
         <w:t xml:space="preserve">碱</w:t>
       </w:r>
       <w:r>
         <w:rPr>
-          <w:rStyle w:val="VerbatimChar"/>
-          <w:rFonts w:ascii="SimSun" w:hAnsi="SimSun" w:eastAsia="SimSun" w:cs="SimSun"/>
+          <w:rFonts w:ascii="Times New Roman" w:hAnsi="Times New Roman" w:eastAsia="Times New Roman" w:cs="Times New Roman"/>
         </w:rPr>
         <w:t xml:space="preserve"> ──→ Pd(0) + HX + </w:t>
       </w:r>
       <w:r>
         <w:rPr>
-          <w:rStyle w:val="VerbatimChar"/>
-          <w:rFonts w:hint="eastAsia" w:ascii="SimSun" w:hAnsi="SimSun" w:eastAsia="SimSun" w:cs="SimSun"/>
+          <w:rFonts w:hint="eastAsia" w:ascii="Times New Roman" w:hAnsi="Times New Roman" w:eastAsia="FangSong" w:cs="Times New Roman"/>
         </w:rPr>
         <w:t>碱</w:t>
       </w:r>
       <w:r>
         <w:rPr>
-          <w:rStyle w:val="VerbatimChar"/>
-          <w:rFonts w:hint="eastAsia" w:ascii="SimSun" w:hAnsi="SimSun" w:eastAsia="SimSun" w:cs="SimSun"/>
+          <w:rFonts w:hint="eastAsia" w:ascii="Times New Roman" w:hAnsi="Times New Roman" w:eastAsia="Times New Roman" w:cs="Times New Roman"/>
         </w:rPr>
         <w:t>·HX（</w:t>
       </w:r>
       <w:r>
         <w:rPr>
-          <w:rStyle w:val="VerbatimChar"/>
-          <w:rFonts w:hint="eastAsia" w:ascii="SimSun" w:hAnsi="SimSun" w:eastAsia="SimSun" w:cs="SimSun"/>
+          <w:rFonts w:hint="eastAsia" w:ascii="Times New Roman" w:hAnsi="Times New Roman" w:eastAsia="FangSong" w:cs="Times New Roman"/>
         </w:rPr>
         <w:t>还原再生</w:t>
       </w:r>
       <w:r>
         <w:rPr>
-          <w:rStyle w:val="VerbatimChar"/>
-          <w:rFonts w:hint="eastAsia" w:ascii="SimSun" w:hAnsi="SimSun" w:eastAsia="SimSun" w:cs="SimSun"/>
+          <w:rFonts w:hint="eastAsia" w:ascii="Times New Roman" w:hAnsi="Times New Roman" w:eastAsia="Times New Roman" w:cs="Times New Roman"/>
         </w:rPr>
         <w:t>）</w:t>
       </w:r>
@@ -7592,7 +7393,7 @@
         <w:pStyle w:val="Compact"/>
         <w:numPr>
           <w:ilvl w:val="0"/>
-          <w:numId w:val="1003"/>
+          <w:numId w:val="1005"/>
         </w:numPr>
       </w:pPr>
       <w:r>
@@ -7645,7 +7446,7 @@
         <w:pStyle w:val="Compact"/>
         <w:numPr>
           <w:ilvl w:val="0"/>
-          <w:numId w:val="1003"/>
+          <w:numId w:val="1005"/>
         </w:numPr>
       </w:pPr>
       <w:r>
@@ -7672,7 +7473,7 @@
         <w:pStyle w:val="Compact"/>
         <w:numPr>
           <w:ilvl w:val="0"/>
-          <w:numId w:val="1003"/>
+          <w:numId w:val="1005"/>
         </w:numPr>
       </w:pPr>
       <w:r>
@@ -7932,7 +7733,7 @@
         <w:pStyle w:val="Compact"/>
         <w:numPr>
           <w:ilvl w:val="0"/>
-          <w:numId w:val="1004"/>
+          <w:numId w:val="1006"/>
         </w:numPr>
       </w:pPr>
       <w:r>
@@ -7971,7 +7772,7 @@
         <w:pStyle w:val="Compact"/>
         <w:numPr>
           <w:ilvl w:val="0"/>
-          <w:numId w:val="1004"/>
+          <w:numId w:val="1006"/>
         </w:numPr>
       </w:pPr>
       <w:r>
@@ -7986,7 +7787,7 @@
         <w:pStyle w:val="Compact"/>
         <w:numPr>
           <w:ilvl w:val="0"/>
-          <w:numId w:val="1004"/>
+          <w:numId w:val="1006"/>
         </w:numPr>
       </w:pPr>
       <w:r>
@@ -8218,7 +8019,7 @@
         <w:pStyle w:val="Compact"/>
         <w:numPr>
           <w:ilvl w:val="0"/>
-          <w:numId w:val="1005"/>
+          <w:numId w:val="1007"/>
         </w:numPr>
       </w:pPr>
       <w:r>
@@ -8245,7 +8046,7 @@
         <w:pStyle w:val="Compact"/>
         <w:numPr>
           <w:ilvl w:val="0"/>
-          <w:numId w:val="1005"/>
+          <w:numId w:val="1007"/>
         </w:numPr>
       </w:pPr>
       <w:r>
@@ -8312,7 +8113,7 @@
         <w:pStyle w:val="Compact"/>
         <w:numPr>
           <w:ilvl w:val="0"/>
-          <w:numId w:val="1005"/>
+          <w:numId w:val="1007"/>
         </w:numPr>
         <w:spacing w:after="80"/>
       </w:pPr>
@@ -8988,7 +8789,7 @@
         <w:pStyle w:val="Compact"/>
         <w:numPr>
           <w:ilvl w:val="0"/>
-          <w:numId w:val="1006"/>
+          <w:numId w:val="1008"/>
         </w:numPr>
       </w:pPr>
       <w:r>
@@ -9023,7 +8824,7 @@
         <w:pStyle w:val="Compact"/>
         <w:numPr>
           <w:ilvl w:val="0"/>
-          <w:numId w:val="1006"/>
+          <w:numId w:val="1008"/>
         </w:numPr>
       </w:pPr>
       <w:r>
@@ -9050,7 +8851,7 @@
         <w:pStyle w:val="Compact"/>
         <w:numPr>
           <w:ilvl w:val="0"/>
-          <w:numId w:val="1006"/>
+          <w:numId w:val="1008"/>
         </w:numPr>
       </w:pPr>
       <w:r>
@@ -9106,421 +8907,314 @@
     </w:p>
     <w:p>
       <w:pPr>
-        <w:pStyle w:val="SourceCode"/>
-      </w:pPr>
-      <w:r>
-        <w:rPr>
-          <w:rStyle w:val="VerbatimChar"/>
-          <w:rFonts w:ascii="SimSun" w:hAnsi="SimSun" w:eastAsia="SimSun" w:cs="SimSun"/>
-        </w:rPr>
-        <w:t xml:space="preserve">① </w:t>
-      </w:r>
-      <w:r>
-        <w:rPr>
-          <w:rStyle w:val="VerbatimChar"/>
-          <w:rFonts w:hint="eastAsia" w:ascii="SimSun" w:hAnsi="SimSun" w:eastAsia="SimSun" w:cs="SimSun"/>
+        <w:pStyle w:val="Compact"/>
+        <w:numPr>
+          <w:ilvl w:val="0"/>
+          <w:numId w:val="1009"/>
+        </w:numPr>
+      </w:pPr>
+      <w:r>
+        <w:rPr>
+          <w:rFonts w:hint="eastAsia" w:ascii="Times New Roman" w:hAnsi="Times New Roman" w:eastAsia="FangSong" w:cs="Times New Roman"/>
         </w:rPr>
         <w:t xml:space="preserve">烯烃配位到</w:t>
       </w:r>
       <w:r>
         <w:rPr>
-          <w:rStyle w:val="VerbatimChar"/>
-          <w:rFonts w:ascii="SimSun" w:hAnsi="SimSun" w:eastAsia="SimSun" w:cs="SimSun"/>
+          <w:rFonts w:ascii="Times New Roman" w:hAnsi="Times New Roman" w:eastAsia="Times New Roman" w:cs="Times New Roman"/>
         </w:rPr>
         <w:t xml:space="preserve"> Pd(II) ──→ </w:t>
       </w:r>
       <w:r>
         <w:rPr>
-          <w:rStyle w:val="VerbatimChar"/>
-          <w:rFonts w:hint="eastAsia" w:ascii="SimSun" w:hAnsi="SimSun" w:eastAsia="SimSun" w:cs="SimSun"/>
+          <w:rFonts w:hint="eastAsia" w:ascii="Times New Roman" w:hAnsi="Times New Roman" w:eastAsia="FangSong" w:cs="Times New Roman"/>
         </w:rPr>
         <w:t>烯烃</w:t>
       </w:r>
       <w:r>
         <w:rPr>
-          <w:rStyle w:val="VerbatimChar"/>
-          <w:rFonts w:hint="eastAsia" w:ascii="SimSun" w:hAnsi="SimSun" w:eastAsia="SimSun" w:cs="SimSun"/>
+          <w:rFonts w:hint="eastAsia" w:ascii="Times New Roman" w:hAnsi="Times New Roman" w:eastAsia="Times New Roman" w:cs="Times New Roman"/>
         </w:rPr>
         <w:t>-Pd(II)</w:t>
       </w:r>
       <w:r>
         <w:rPr>
-          <w:rStyle w:val="VerbatimChar"/>
-          <w:rFonts w:ascii="SimSun" w:hAnsi="SimSun" w:eastAsia="SimSun" w:cs="SimSun"/>
+          <w:rFonts w:ascii="Times New Roman" w:hAnsi="Times New Roman" w:eastAsia="Times New Roman" w:cs="Times New Roman"/>
         </w:rPr>
         <w:t xml:space="preserve"> </w:t>
       </w:r>
       <w:r>
         <w:rPr>
-          <w:rStyle w:val="VerbatimChar"/>
-          <w:rFonts w:hint="eastAsia" w:ascii="SimSun" w:hAnsi="SimSun" w:eastAsia="SimSun" w:cs="SimSun"/>
+          <w:rFonts w:hint="eastAsia" w:ascii="Times New Roman" w:hAnsi="Times New Roman" w:eastAsia="FangSong" w:cs="Times New Roman"/>
         </w:rPr>
         <w:t xml:space="preserve">配合物</w:t>
       </w:r>
-      <w:r>
-        <w:rPr>
-          <w:rFonts w:ascii="SimSun" w:hAnsi="SimSun" w:eastAsia="SimSun" w:cs="SimSun"/>
-        </w:rPr>
-        <w:br/>
-      </w:r>
-      <w:r>
-        <w:rPr>
-          <w:rStyle w:val="VerbatimChar"/>
-          <w:rFonts w:ascii="SimSun" w:hAnsi="SimSun" w:eastAsia="SimSun" w:cs="SimSun"/>
-        </w:rPr>
-        <w:t xml:space="preserve">       │</w:t>
-      </w:r>
-      <w:r>
-        <w:rPr>
-          <w:rFonts w:ascii="SimSun" w:hAnsi="SimSun" w:eastAsia="SimSun" w:cs="SimSun"/>
-        </w:rPr>
-        <w:br/>
-      </w:r>
-      <w:r>
-        <w:rPr>
-          <w:rStyle w:val="VerbatimChar"/>
-          <w:rFonts w:ascii="SimSun" w:hAnsi="SimSun" w:eastAsia="SimSun" w:cs="SimSun"/>
-        </w:rPr>
-        <w:t>② H</w:t>
-      </w:r>
-      <w:r>
-        <w:rPr>
-          <w:rStyle w:val="VerbatimChar"/>
-          <w:rFonts w:ascii="SimSun" w:hAnsi="SimSun" w:eastAsia="SimSun" w:cs="SimSun"/>
+    </w:p>
+    <w:p>
+      <w:pPr>
+        <w:pStyle w:val="Compact"/>
+        <w:numPr>
+          <w:ilvl w:val="0"/>
+          <w:numId w:val="1009"/>
+        </w:numPr>
+      </w:pPr>
+      <w:r>
+        <w:rPr>
+          <w:rFonts w:ascii="Times New Roman" w:hAnsi="Times New Roman" w:eastAsia="Times New Roman" w:cs="Times New Roman"/>
+        </w:rPr>
+        <w:t>H</w:t>
+      </w:r>
+      <w:r>
+        <w:rPr>
+          <w:rFonts w:ascii="Times New Roman" w:hAnsi="Times New Roman" w:eastAsia="Times New Roman" w:cs="Times New Roman"/>
           <w:vertAlign w:val="subscript"/>
         </w:rPr>
         <w:t>2</w:t>
       </w:r>
       <w:r>
         <w:rPr>
-          <w:rStyle w:val="VerbatimChar"/>
-          <w:rFonts w:ascii="SimSun" w:hAnsi="SimSun" w:eastAsia="SimSun" w:cs="SimSun"/>
+          <w:rFonts w:ascii="Times New Roman" w:hAnsi="Times New Roman" w:eastAsia="Times New Roman" w:cs="Times New Roman"/>
         </w:rPr>
         <w:t xml:space="preserve">O </w:t>
       </w:r>
       <w:r>
         <w:rPr>
-          <w:rStyle w:val="VerbatimChar"/>
-          <w:rFonts w:hint="eastAsia" w:ascii="SimSun" w:hAnsi="SimSun" w:eastAsia="SimSun" w:cs="SimSun"/>
+          <w:rFonts w:hint="eastAsia" w:ascii="Times New Roman" w:hAnsi="Times New Roman" w:eastAsia="FangSong" w:cs="Times New Roman"/>
         </w:rPr>
         <w:t>亲核进攻取代较多的碳</w:t>
       </w:r>
       <w:r>
         <w:rPr>
-          <w:rStyle w:val="VerbatimChar"/>
-          <w:rFonts w:hint="eastAsia" w:ascii="SimSun" w:hAnsi="SimSun" w:eastAsia="SimSun" w:cs="SimSun"/>
+          <w:rFonts w:hint="eastAsia" w:ascii="Times New Roman" w:hAnsi="Times New Roman" w:eastAsia="Times New Roman" w:cs="Times New Roman"/>
         </w:rPr>
         <w:t>（</w:t>
       </w:r>
       <w:r>
         <w:rPr>
-          <w:rStyle w:val="VerbatimChar"/>
-          <w:rFonts w:hint="eastAsia" w:ascii="SimSun" w:hAnsi="SimSun" w:eastAsia="SimSun" w:cs="SimSun"/>
+          <w:rFonts w:hint="eastAsia" w:ascii="Times New Roman" w:hAnsi="Times New Roman" w:eastAsia="FangSong" w:cs="Times New Roman"/>
         </w:rPr>
         <w:t>马氏取向</w:t>
       </w:r>
       <w:r>
         <w:rPr>
-          <w:rStyle w:val="VerbatimChar"/>
-          <w:rFonts w:hint="eastAsia" w:ascii="SimSun" w:hAnsi="SimSun" w:eastAsia="SimSun" w:cs="SimSun"/>
+          <w:rFonts w:hint="eastAsia" w:ascii="Times New Roman" w:hAnsi="Times New Roman" w:eastAsia="Times New Roman" w:cs="Times New Roman"/>
         </w:rPr>
         <w:t>）──→</w:t>
       </w:r>
       <w:r>
         <w:rPr>
-          <w:rStyle w:val="VerbatimChar"/>
-          <w:rFonts w:ascii="SimSun" w:hAnsi="SimSun" w:eastAsia="SimSun" w:cs="SimSun"/>
+          <w:rFonts w:ascii="Times New Roman" w:hAnsi="Times New Roman" w:eastAsia="Times New Roman" w:cs="Times New Roman"/>
         </w:rPr>
         <w:t xml:space="preserve"> C–Pd </w:t>
       </w:r>
       <w:r>
         <w:rPr>
-          <w:rStyle w:val="VerbatimChar"/>
-          <w:rFonts w:hint="eastAsia" w:ascii="SimSun" w:hAnsi="SimSun" w:eastAsia="SimSun" w:cs="SimSun"/>
+          <w:rFonts w:hint="eastAsia" w:ascii="Times New Roman" w:hAnsi="Times New Roman" w:eastAsia="FangSong" w:cs="Times New Roman"/>
         </w:rPr>
         <w:t xml:space="preserve">键形成</w:t>
       </w:r>
-      <w:r>
-        <w:rPr>
-          <w:rFonts w:ascii="SimSun" w:hAnsi="SimSun" w:eastAsia="SimSun" w:cs="SimSun"/>
-        </w:rPr>
-        <w:br/>
-      </w:r>
-      <w:r>
-        <w:rPr>
-          <w:rStyle w:val="VerbatimChar"/>
-          <w:rFonts w:ascii="SimSun" w:hAnsi="SimSun" w:eastAsia="SimSun" w:cs="SimSun"/>
-        </w:rPr>
-        <w:t xml:space="preserve">       │</w:t>
-      </w:r>
-      <w:r>
-        <w:rPr>
-          <w:rFonts w:ascii="SimSun" w:hAnsi="SimSun" w:eastAsia="SimSun" w:cs="SimSun"/>
-        </w:rPr>
-        <w:br/>
-      </w:r>
-      <w:r>
-        <w:rPr>
-          <w:rStyle w:val="VerbatimChar"/>
-          <w:rFonts w:ascii="SimSun" w:hAnsi="SimSun" w:eastAsia="SimSun" w:cs="SimSun"/>
-        </w:rPr>
-        <w:t xml:space="preserve">③ β-H </w:t>
-      </w:r>
-      <w:r>
-        <w:rPr>
-          <w:rStyle w:val="VerbatimChar"/>
-          <w:rFonts w:hint="eastAsia" w:ascii="SimSun" w:hAnsi="SimSun" w:eastAsia="SimSun" w:cs="SimSun"/>
+    </w:p>
+    <w:p>
+      <w:pPr>
+        <w:pStyle w:val="Compact"/>
+        <w:numPr>
+          <w:ilvl w:val="0"/>
+          <w:numId w:val="1009"/>
+        </w:numPr>
+      </w:pPr>
+      <w:r>
+        <w:rPr>
+          <w:rFonts w:ascii="Times New Roman" w:hAnsi="Times New Roman" w:eastAsia="Times New Roman" w:cs="Times New Roman"/>
+        </w:rPr>
+        <w:t xml:space="preserve">β-H </w:t>
+      </w:r>
+      <w:r>
+        <w:rPr>
+          <w:rFonts w:hint="eastAsia" w:ascii="Times New Roman" w:hAnsi="Times New Roman" w:eastAsia="FangSong" w:cs="Times New Roman"/>
         </w:rPr>
         <w:t xml:space="preserve">消除</w:t>
       </w:r>
       <w:r>
         <w:rPr>
-          <w:rStyle w:val="VerbatimChar"/>
-          <w:rFonts w:ascii="SimSun" w:hAnsi="SimSun" w:eastAsia="SimSun" w:cs="SimSun"/>
+          <w:rFonts w:ascii="Times New Roman" w:hAnsi="Times New Roman" w:eastAsia="Times New Roman" w:cs="Times New Roman"/>
         </w:rPr>
         <w:t xml:space="preserve"> ──→ </w:t>
       </w:r>
       <w:r>
         <w:rPr>
-          <w:rStyle w:val="VerbatimChar"/>
-          <w:rFonts w:hint="eastAsia" w:ascii="SimSun" w:hAnsi="SimSun" w:eastAsia="SimSun" w:cs="SimSun"/>
+          <w:rFonts w:hint="eastAsia" w:ascii="Times New Roman" w:hAnsi="Times New Roman" w:eastAsia="FangSong" w:cs="Times New Roman"/>
         </w:rPr>
         <w:t xml:space="preserve">烯醇</w:t>
       </w:r>
       <w:r>
         <w:rPr>
-          <w:rStyle w:val="VerbatimChar"/>
-          <w:rFonts w:ascii="SimSun" w:hAnsi="SimSun" w:eastAsia="SimSun" w:cs="SimSun"/>
+          <w:rFonts w:ascii="Times New Roman" w:hAnsi="Times New Roman" w:eastAsia="Times New Roman" w:cs="Times New Roman"/>
         </w:rPr>
         <w:t xml:space="preserve"> + H–Pd(II)–X</w:t>
       </w:r>
-      <w:r>
-        <w:rPr>
-          <w:rFonts w:ascii="SimSun" w:hAnsi="SimSun" w:eastAsia="SimSun" w:cs="SimSun"/>
-        </w:rPr>
-        <w:br/>
-      </w:r>
-      <w:r>
-        <w:rPr>
-          <w:rStyle w:val="VerbatimChar"/>
-          <w:rFonts w:ascii="SimSun" w:hAnsi="SimSun" w:eastAsia="SimSun" w:cs="SimSun"/>
-        </w:rPr>
-        <w:t xml:space="preserve">       │</w:t>
-      </w:r>
-      <w:r>
-        <w:rPr>
-          <w:rFonts w:ascii="SimSun" w:hAnsi="SimSun" w:eastAsia="SimSun" w:cs="SimSun"/>
-        </w:rPr>
-        <w:br/>
-      </w:r>
-      <w:r>
-        <w:rPr>
-          <w:rStyle w:val="VerbatimChar"/>
-          <w:rFonts w:ascii="SimSun" w:hAnsi="SimSun" w:eastAsia="SimSun" w:cs="SimSun"/>
-        </w:rPr>
-        <w:t xml:space="preserve">④ </w:t>
-      </w:r>
-      <w:r>
-        <w:rPr>
-          <w:rStyle w:val="VerbatimChar"/>
-          <w:rFonts w:hint="eastAsia" w:ascii="SimSun" w:hAnsi="SimSun" w:eastAsia="SimSun" w:cs="SimSun"/>
+    </w:p>
+    <w:p>
+      <w:pPr>
+        <w:pStyle w:val="Compact"/>
+        <w:numPr>
+          <w:ilvl w:val="0"/>
+          <w:numId w:val="1009"/>
+        </w:numPr>
+      </w:pPr>
+      <w:r>
+        <w:rPr>
+          <w:rFonts w:hint="eastAsia" w:ascii="Times New Roman" w:hAnsi="Times New Roman" w:eastAsia="FangSong" w:cs="Times New Roman"/>
         </w:rPr>
         <w:t xml:space="preserve">烯醇互变异构</w:t>
       </w:r>
       <w:r>
         <w:rPr>
-          <w:rStyle w:val="VerbatimChar"/>
-          <w:rFonts w:ascii="SimSun" w:hAnsi="SimSun" w:eastAsia="SimSun" w:cs="SimSun"/>
+          <w:rFonts w:ascii="Times New Roman" w:hAnsi="Times New Roman" w:eastAsia="Times New Roman" w:cs="Times New Roman"/>
         </w:rPr>
         <w:t xml:space="preserve"> ──→ </w:t>
       </w:r>
       <w:r>
         <w:rPr>
-          <w:rStyle w:val="VerbatimChar"/>
-          <w:rFonts w:hint="eastAsia" w:ascii="SimSun" w:hAnsi="SimSun" w:eastAsia="SimSun" w:cs="SimSun"/>
+          <w:rFonts w:hint="eastAsia" w:ascii="Times New Roman" w:hAnsi="Times New Roman" w:eastAsia="FangSong" w:cs="Times New Roman"/>
         </w:rPr>
         <w:t xml:space="preserve">酮</w:t>
       </w:r>
       <w:r>
         <w:rPr>
-          <w:rStyle w:val="VerbatimChar"/>
-          <w:rFonts w:ascii="SimSun" w:hAnsi="SimSun" w:eastAsia="SimSun" w:cs="SimSun"/>
+          <w:rFonts w:ascii="Times New Roman" w:hAnsi="Times New Roman" w:eastAsia="Times New Roman" w:cs="Times New Roman"/>
         </w:rPr>
         <w:t xml:space="preserve"> + </w:t>
       </w:r>
       <w:r>
         <w:rPr>
-          <w:rStyle w:val="VerbatimChar"/>
-          <w:rFonts w:hint="eastAsia" w:ascii="SimSun" w:hAnsi="SimSun" w:eastAsia="SimSun" w:cs="SimSun"/>
+          <w:rFonts w:hint="eastAsia" w:ascii="Times New Roman" w:hAnsi="Times New Roman" w:eastAsia="Times New Roman" w:cs="Times New Roman"/>
         </w:rPr>
         <w:t>Pd(0)（</w:t>
       </w:r>
       <w:r>
         <w:rPr>
-          <w:rStyle w:val="VerbatimChar"/>
-          <w:rFonts w:hint="eastAsia" w:ascii="SimSun" w:hAnsi="SimSun" w:eastAsia="SimSun" w:cs="SimSun"/>
+          <w:rFonts w:hint="eastAsia" w:ascii="Times New Roman" w:hAnsi="Times New Roman" w:eastAsia="FangSong" w:cs="Times New Roman"/>
         </w:rPr>
         <w:t>催化剂失活</w:t>
       </w:r>
       <w:r>
         <w:rPr>
-          <w:rStyle w:val="VerbatimChar"/>
-          <w:rFonts w:hint="eastAsia" w:ascii="SimSun" w:hAnsi="SimSun" w:eastAsia="SimSun" w:cs="SimSun"/>
+          <w:rFonts w:hint="eastAsia" w:ascii="Times New Roman" w:hAnsi="Times New Roman" w:eastAsia="Times New Roman" w:cs="Times New Roman"/>
         </w:rPr>
         <w:t>！）</w:t>
       </w:r>
-      <w:r>
-        <w:rPr>
-          <w:rFonts w:ascii="SimSun" w:hAnsi="SimSun" w:eastAsia="SimSun" w:cs="SimSun"/>
-        </w:rPr>
-        <w:br/>
-      </w:r>
-      <w:r>
-        <w:rPr>
-          <w:rStyle w:val="VerbatimChar"/>
-          <w:rFonts w:ascii="SimSun" w:hAnsi="SimSun" w:eastAsia="SimSun" w:cs="SimSun"/>
-        </w:rPr>
-        <w:t xml:space="preserve">       │</w:t>
-      </w:r>
-      <w:r>
-        <w:rPr>
-          <w:rFonts w:ascii="SimSun" w:hAnsi="SimSun" w:eastAsia="SimSun" w:cs="SimSun"/>
-        </w:rPr>
-        <w:br/>
-      </w:r>
-      <w:r>
-        <w:rPr>
-          <w:rStyle w:val="VerbatimChar"/>
-          <w:rFonts w:ascii="SimSun" w:hAnsi="SimSun" w:eastAsia="SimSun" w:cs="SimSun"/>
-        </w:rPr>
-        <w:t>⑤ 2CuCl + ½O</w:t>
-      </w:r>
-      <w:r>
-        <w:rPr>
-          <w:rStyle w:val="VerbatimChar"/>
-          <w:rFonts w:ascii="SimSun" w:hAnsi="SimSun" w:eastAsia="SimSun" w:cs="SimSun"/>
+    </w:p>
+    <w:p>
+      <w:pPr>
+        <w:pStyle w:val="Compact"/>
+        <w:numPr>
+          <w:ilvl w:val="0"/>
+          <w:numId w:val="1009"/>
+        </w:numPr>
+      </w:pPr>
+      <w:r>
+        <w:rPr>
+          <w:rFonts w:ascii="Times New Roman" w:hAnsi="Times New Roman" w:eastAsia="Times New Roman" w:cs="Times New Roman"/>
+        </w:rPr>
+        <w:t>2CuCl + ½O</w:t>
+      </w:r>
+      <w:r>
+        <w:rPr>
+          <w:rFonts w:ascii="Times New Roman" w:hAnsi="Times New Roman" w:eastAsia="Times New Roman" w:cs="Times New Roman"/>
           <w:vertAlign w:val="subscript"/>
         </w:rPr>
         <w:t>2</w:t>
       </w:r>
       <w:r>
         <w:rPr>
-          <w:rStyle w:val="VerbatimChar"/>
-          <w:rFonts w:ascii="SimSun" w:hAnsi="SimSun" w:eastAsia="SimSun" w:cs="SimSun"/>
+          <w:rFonts w:ascii="Times New Roman" w:hAnsi="Times New Roman" w:eastAsia="Times New Roman" w:cs="Times New Roman"/>
         </w:rPr>
         <w:t xml:space="preserve"> + 2HCl ──→ 2CuCl</w:t>
       </w:r>
       <w:r>
         <w:rPr>
-          <w:rStyle w:val="VerbatimChar"/>
-          <w:rFonts w:ascii="SimSun" w:hAnsi="SimSun" w:eastAsia="SimSun" w:cs="SimSun"/>
+          <w:rFonts w:ascii="Times New Roman" w:hAnsi="Times New Roman" w:eastAsia="Times New Roman" w:cs="Times New Roman"/>
           <w:vertAlign w:val="subscript"/>
         </w:rPr>
         <w:t>2</w:t>
       </w:r>
       <w:r>
         <w:rPr>
-          <w:rStyle w:val="VerbatimChar"/>
-          <w:rFonts w:ascii="SimSun" w:hAnsi="SimSun" w:eastAsia="SimSun" w:cs="SimSun"/>
+          <w:rFonts w:ascii="Times New Roman" w:hAnsi="Times New Roman" w:eastAsia="Times New Roman" w:cs="Times New Roman"/>
         </w:rPr>
         <w:t xml:space="preserve"> + </w:t>
       </w:r>
       <w:r>
         <w:rPr>
-          <w:rStyle w:val="VerbatimChar"/>
-          <w:rFonts w:hint="eastAsia" w:ascii="SimSun" w:hAnsi="SimSun" w:eastAsia="SimSun" w:cs="SimSun"/>
+          <w:rFonts w:hint="eastAsia" w:ascii="Times New Roman" w:hAnsi="Times New Roman" w:eastAsia="Times New Roman" w:cs="Times New Roman"/>
         </w:rPr>
         <w:t>H</w:t>
       </w:r>
       <w:r>
         <w:rPr>
-          <w:rStyle w:val="VerbatimChar"/>
-          <w:rFonts w:hint="eastAsia" w:ascii="SimSun" w:hAnsi="SimSun" w:eastAsia="SimSun" w:cs="SimSun"/>
+          <w:rFonts w:hint="eastAsia" w:ascii="Times New Roman" w:hAnsi="Times New Roman" w:eastAsia="Times New Roman" w:cs="Times New Roman"/>
           <w:vertAlign w:val="subscript"/>
         </w:rPr>
         <w:t>2</w:t>
       </w:r>
       <w:r>
         <w:rPr>
-          <w:rStyle w:val="VerbatimChar"/>
-          <w:rFonts w:hint="eastAsia" w:ascii="SimSun" w:hAnsi="SimSun" w:eastAsia="SimSun" w:cs="SimSun"/>
+          <w:rFonts w:hint="eastAsia" w:ascii="Times New Roman" w:hAnsi="Times New Roman" w:eastAsia="Times New Roman" w:cs="Times New Roman"/>
         </w:rPr>
         <w:t>O（</w:t>
       </w:r>
       <w:r>
         <w:rPr>
-          <w:rStyle w:val="VerbatimChar"/>
-          <w:rFonts w:hint="eastAsia" w:ascii="SimSun" w:hAnsi="SimSun" w:eastAsia="SimSun" w:cs="SimSun"/>
+          <w:rFonts w:hint="eastAsia" w:ascii="Times New Roman" w:hAnsi="Times New Roman" w:eastAsia="FangSong" w:cs="Times New Roman"/>
         </w:rPr>
         <w:t>再氧化</w:t>
       </w:r>
       <w:r>
         <w:rPr>
-          <w:rStyle w:val="VerbatimChar"/>
-          <w:rFonts w:ascii="SimSun" w:hAnsi="SimSun" w:eastAsia="SimSun" w:cs="SimSun"/>
+          <w:rFonts w:ascii="Times New Roman" w:hAnsi="Times New Roman" w:eastAsia="Times New Roman" w:cs="Times New Roman"/>
         </w:rPr>
         <w:t xml:space="preserve"> </w:t>
       </w:r>
       <w:r>
         <w:rPr>
-          <w:rStyle w:val="VerbatimChar"/>
-          <w:rFonts w:hint="eastAsia" w:ascii="SimSun" w:hAnsi="SimSun" w:eastAsia="SimSun" w:cs="SimSun"/>
-        </w:rPr>
-        <w:t xml:space="preserve">Cu）</w:t>
-      </w:r>
-      <w:r>
-        <w:rPr>
-          <w:rFonts w:ascii="SimSun" w:hAnsi="SimSun" w:eastAsia="SimSun" w:cs="SimSun"/>
-        </w:rPr>
-        <w:br/>
-      </w:r>
-      <w:r>
-        <w:rPr>
-          <w:rStyle w:val="VerbatimChar"/>
-          <w:rFonts w:ascii="SimSun" w:hAnsi="SimSun" w:eastAsia="SimSun" w:cs="SimSun"/>
-        </w:rPr>
-        <w:t xml:space="preserve">   CuCl</w:t>
-      </w:r>
-      <w:r>
-        <w:rPr>
-          <w:rStyle w:val="VerbatimChar"/>
-          <w:rFonts w:ascii="SimSun" w:hAnsi="SimSun" w:eastAsia="SimSun" w:cs="SimSun"/>
+          <w:rFonts w:hint="eastAsia" w:ascii="Times New Roman" w:hAnsi="Times New Roman" w:eastAsia="Times New Roman" w:cs="Times New Roman"/>
+        </w:rPr>
+        <w:t>Cu）；CuCl</w:t>
+      </w:r>
+      <w:r>
+        <w:rPr>
+          <w:rFonts w:hint="eastAsia" w:ascii="Times New Roman" w:hAnsi="Times New Roman" w:eastAsia="Times New Roman" w:cs="Times New Roman"/>
           <w:vertAlign w:val="subscript"/>
         </w:rPr>
         <w:t>2</w:t>
       </w:r>
       <w:r>
         <w:rPr>
-          <w:rStyle w:val="VerbatimChar"/>
-          <w:rFonts w:ascii="SimSun" w:hAnsi="SimSun" w:eastAsia="SimSun" w:cs="SimSun"/>
+          <w:rFonts w:ascii="Times New Roman" w:hAnsi="Times New Roman" w:eastAsia="Times New Roman" w:cs="Times New Roman"/>
         </w:rPr>
         <w:t xml:space="preserve"> + Pd(0) ──→ CuCl + </w:t>
       </w:r>
       <w:r>
         <w:rPr>
-          <w:rStyle w:val="VerbatimChar"/>
-          <w:rFonts w:hint="eastAsia" w:ascii="SimSun" w:hAnsi="SimSun" w:eastAsia="SimSun" w:cs="SimSun"/>
+          <w:rFonts w:hint="eastAsia" w:ascii="Times New Roman" w:hAnsi="Times New Roman" w:eastAsia="Times New Roman" w:cs="Times New Roman"/>
         </w:rPr>
         <w:t xml:space="preserve">Pd(II)（Pd</w:t>
       </w:r>
       <w:r>
         <w:rPr>
-          <w:rStyle w:val="VerbatimChar"/>
-          <w:rFonts w:ascii="SimSun" w:hAnsi="SimSun" w:eastAsia="SimSun" w:cs="SimSun"/>
+          <w:rFonts w:ascii="Times New Roman" w:hAnsi="Times New Roman" w:eastAsia="Times New Roman" w:cs="Times New Roman"/>
         </w:rPr>
         <w:t xml:space="preserve"> </w:t>
       </w:r>
       <w:r>
         <w:rPr>
-          <w:rStyle w:val="VerbatimChar"/>
-          <w:rFonts w:hint="eastAsia" w:ascii="SimSun" w:hAnsi="SimSun" w:eastAsia="SimSun" w:cs="SimSun"/>
+          <w:rFonts w:hint="eastAsia" w:ascii="Times New Roman" w:hAnsi="Times New Roman" w:eastAsia="FangSong" w:cs="Times New Roman"/>
         </w:rPr>
         <w:t>再生</w:t>
       </w:r>
       <w:r>
         <w:rPr>
-          <w:rStyle w:val="VerbatimChar"/>
-          <w:rFonts w:hint="eastAsia" w:ascii="SimSun" w:hAnsi="SimSun" w:eastAsia="SimSun" w:cs="SimSun"/>
+          <w:rFonts w:hint="eastAsia" w:ascii="Times New Roman" w:hAnsi="Times New Roman" w:eastAsia="Times New Roman" w:cs="Times New Roman"/>
         </w:rPr>
         <w:t>）</w:t>
       </w:r>
@@ -10869,7 +10563,7 @@
         <w:pStyle w:val="Compact"/>
         <w:numPr>
           <w:ilvl w:val="0"/>
-          <w:numId w:val="1007"/>
+          <w:numId w:val="1010"/>
         </w:numPr>
       </w:pPr>
       <w:r>
@@ -10884,7 +10578,7 @@
         <w:pStyle w:val="Compact"/>
         <w:numPr>
           <w:ilvl w:val="0"/>
-          <w:numId w:val="1007"/>
+          <w:numId w:val="1010"/>
         </w:numPr>
       </w:pPr>
       <w:r>
@@ -10925,7 +10619,7 @@
         <w:pStyle w:val="Compact"/>
         <w:numPr>
           <w:ilvl w:val="0"/>
-          <w:numId w:val="1007"/>
+          <w:numId w:val="1010"/>
         </w:numPr>
       </w:pPr>
       <w:r>
@@ -11381,7 +11075,7 @@
         <w:pStyle w:val="Compact"/>
         <w:numPr>
           <w:ilvl w:val="0"/>
-          <w:numId w:val="1008"/>
+          <w:numId w:val="1011"/>
         </w:numPr>
       </w:pPr>
       <w:r>
@@ -11454,7 +11148,7 @@
         <w:pStyle w:val="Compact"/>
         <w:numPr>
           <w:ilvl w:val="0"/>
-          <w:numId w:val="1008"/>
+          <w:numId w:val="1011"/>
         </w:numPr>
       </w:pPr>
       <w:r>
@@ -11542,333 +11236,205 @@
     </w:p>
     <w:p>
       <w:pPr>
-        <w:pStyle w:val="SourceCode"/>
-      </w:pPr>
-      <w:r>
-        <w:rPr>
-          <w:rStyle w:val="VerbatimChar"/>
-          <w:rFonts w:ascii="SimSun" w:hAnsi="SimSun" w:eastAsia="SimSun" w:cs="SimSun"/>
+        <w:pStyle w:val="FirstParagraph"/>
+      </w:pPr>
+      <w:r>
+        <w:rPr>
+          <w:rFonts w:ascii="Times New Roman" w:hAnsi="Times New Roman" w:eastAsia="Times New Roman" w:cs="Times New Roman"/>
         </w:rPr>
         <w:t>Pd(0) + R–CH=CH–CH</w:t>
       </w:r>
       <w:r>
         <w:rPr>
-          <w:rStyle w:val="VerbatimChar"/>
-          <w:rFonts w:ascii="SimSun" w:hAnsi="SimSun" w:eastAsia="SimSun" w:cs="SimSun"/>
+          <w:rFonts w:ascii="Times New Roman" w:hAnsi="Times New Roman" w:eastAsia="Times New Roman" w:cs="Times New Roman"/>
           <w:vertAlign w:val="subscript"/>
         </w:rPr>
         <w:t>2</w:t>
       </w:r>
       <w:r>
         <w:rPr>
-          <w:rStyle w:val="VerbatimChar"/>
-          <w:rFonts w:ascii="SimSun" w:hAnsi="SimSun" w:eastAsia="SimSun" w:cs="SimSun"/>
+          <w:rFonts w:ascii="Times New Roman" w:hAnsi="Times New Roman" w:eastAsia="Times New Roman" w:cs="Times New Roman"/>
         </w:rPr>
         <w:t>–OAc</w:t>
       </w:r>
-      <w:r>
-        <w:rPr>
-          <w:rFonts w:ascii="SimSun" w:hAnsi="SimSun" w:eastAsia="SimSun" w:cs="SimSun"/>
-        </w:rPr>
-        <w:br/>
-      </w:r>
-      <w:r>
-        <w:rPr>
-          <w:rStyle w:val="VerbatimChar"/>
-          <w:rFonts w:ascii="SimSun" w:hAnsi="SimSun" w:eastAsia="SimSun" w:cs="SimSun"/>
-        </w:rPr>
-        <w:t xml:space="preserve">       │</w:t>
-      </w:r>
-      <w:r>
-        <w:rPr>
-          <w:rFonts w:ascii="SimSun" w:hAnsi="SimSun" w:eastAsia="SimSun" w:cs="SimSun"/>
-        </w:rPr>
-        <w:br/>
-      </w:r>
-      <w:r>
-        <w:rPr>
-          <w:rStyle w:val="VerbatimChar"/>
-          <w:rFonts w:ascii="SimSun" w:hAnsi="SimSun" w:eastAsia="SimSun" w:cs="SimSun"/>
-        </w:rPr>
-        <w:t xml:space="preserve">① </w:t>
-      </w:r>
-      <w:r>
-        <w:rPr>
-          <w:rStyle w:val="VerbatimChar"/>
-          <w:rFonts w:hint="eastAsia" w:ascii="SimSun" w:hAnsi="SimSun" w:eastAsia="SimSun" w:cs="SimSun"/>
+    </w:p>
+    <w:p>
+      <w:pPr>
+        <w:pStyle w:val="Compact"/>
+        <w:numPr>
+          <w:ilvl w:val="0"/>
+          <w:numId w:val="1012"/>
+        </w:numPr>
+      </w:pPr>
+      <w:r>
+        <w:rPr>
+          <w:rFonts w:hint="eastAsia" w:ascii="Times New Roman" w:hAnsi="Times New Roman" w:eastAsia="FangSong" w:cs="Times New Roman"/>
         </w:rPr>
         <w:t>氧化加成</w:t>
       </w:r>
       <w:r>
         <w:rPr>
-          <w:rStyle w:val="VerbatimChar"/>
-          <w:rFonts w:hint="eastAsia" w:ascii="SimSun" w:hAnsi="SimSun" w:eastAsia="SimSun" w:cs="SimSun"/>
+          <w:rFonts w:hint="eastAsia" w:ascii="Times New Roman" w:hAnsi="Times New Roman" w:eastAsia="Times New Roman" w:cs="Times New Roman"/>
         </w:rPr>
         <w:t>（</w:t>
       </w:r>
       <w:r>
         <w:rPr>
-          <w:rStyle w:val="VerbatimChar"/>
-          <w:rFonts w:hint="eastAsia" w:ascii="SimSun" w:hAnsi="SimSun" w:eastAsia="SimSun" w:cs="SimSun"/>
+          <w:rFonts w:hint="eastAsia" w:ascii="Times New Roman" w:hAnsi="Times New Roman" w:eastAsia="FangSong" w:cs="Times New Roman"/>
         </w:rPr>
         <w:t>反式</w:t>
       </w:r>
       <w:r>
         <w:rPr>
-          <w:rStyle w:val="VerbatimChar"/>
-          <w:rFonts w:hint="eastAsia" w:ascii="SimSun" w:hAnsi="SimSun" w:eastAsia="SimSun" w:cs="SimSun"/>
+          <w:rFonts w:hint="eastAsia" w:ascii="Times New Roman" w:hAnsi="Times New Roman" w:eastAsia="Times New Roman" w:cs="Times New Roman"/>
         </w:rPr>
         <w:t>，</w:t>
       </w:r>
       <w:r>
         <w:rPr>
-          <w:rStyle w:val="VerbatimChar"/>
-          <w:rFonts w:hint="eastAsia" w:ascii="SimSun" w:hAnsi="SimSun" w:eastAsia="SimSun" w:cs="SimSun"/>
+          <w:rFonts w:hint="eastAsia" w:ascii="Times New Roman" w:hAnsi="Times New Roman" w:eastAsia="FangSong" w:cs="Times New Roman"/>
         </w:rPr>
         <w:t>从</w:t>
       </w:r>
       <w:r>
         <w:rPr>
-          <w:rStyle w:val="VerbatimChar"/>
-          <w:rFonts w:ascii="SimSun" w:hAnsi="SimSun" w:eastAsia="SimSun" w:cs="SimSun"/>
+          <w:rFonts w:ascii="Times New Roman" w:hAnsi="Times New Roman" w:eastAsia="Times New Roman" w:cs="Times New Roman"/>
         </w:rPr>
         <w:t xml:space="preserve"> OAc </w:t>
       </w:r>
       <w:r>
         <w:rPr>
-          <w:rStyle w:val="VerbatimChar"/>
-          <w:rFonts w:hint="eastAsia" w:ascii="SimSun" w:hAnsi="SimSun" w:eastAsia="SimSun" w:cs="SimSun"/>
+          <w:rFonts w:hint="eastAsia" w:ascii="Times New Roman" w:hAnsi="Times New Roman" w:eastAsia="FangSong" w:cs="Times New Roman"/>
         </w:rPr>
         <w:t>反面进攻</w:t>
       </w:r>
       <w:r>
         <w:rPr>
-          <w:rStyle w:val="VerbatimChar"/>
-          <w:rFonts w:hint="eastAsia" w:ascii="SimSun" w:hAnsi="SimSun" w:eastAsia="SimSun" w:cs="SimSun"/>
-        </w:rPr>
-        <w:t>）</w:t>
-      </w:r>
-      <w:r>
-        <w:rPr>
-          <w:rFonts w:ascii="SimSun" w:hAnsi="SimSun" w:eastAsia="SimSun" w:cs="SimSun"/>
-        </w:rPr>
-        <w:br/>
-      </w:r>
-      <w:r>
-        <w:rPr>
-          <w:rStyle w:val="VerbatimChar"/>
-          <w:rFonts w:ascii="SimSun" w:hAnsi="SimSun" w:eastAsia="SimSun" w:cs="SimSun"/>
-        </w:rPr>
-        <w:t xml:space="preserve">       │</w:t>
-      </w:r>
-      <w:r>
-        <w:rPr>
-          <w:rFonts w:ascii="SimSun" w:hAnsi="SimSun" w:eastAsia="SimSun" w:cs="SimSun"/>
-        </w:rPr>
-        <w:br/>
-      </w:r>
-      <w:r>
-        <w:rPr>
-          <w:rStyle w:val="VerbatimChar"/>
-          <w:rFonts w:ascii="SimSun" w:hAnsi="SimSun" w:eastAsia="SimSun" w:cs="SimSun"/>
-        </w:rPr>
-        <w:t xml:space="preserve">       ▼</w:t>
-      </w:r>
-      <w:r>
-        <w:rPr>
-          <w:rFonts w:ascii="SimSun" w:hAnsi="SimSun" w:eastAsia="SimSun" w:cs="SimSun"/>
-        </w:rPr>
-        <w:br/>
-      </w:r>
-      <w:r>
-        <w:rPr>
-          <w:rStyle w:val="VerbatimChar"/>
-          <w:rFonts w:ascii="SimSun" w:hAnsi="SimSun" w:eastAsia="SimSun" w:cs="SimSun"/>
-        </w:rPr>
-        <w:t xml:space="preserve">   </w:t>
-      </w:r>
-      <w:r>
-        <w:rPr>
-          <w:rStyle w:val="VerbatimChar"/>
-          <w:rFonts w:hint="eastAsia" w:ascii="SimSun" w:hAnsi="SimSun" w:eastAsia="SimSun" w:cs="SimSun"/>
+          <w:rFonts w:hint="eastAsia" w:ascii="Times New Roman" w:hAnsi="Times New Roman" w:eastAsia="Times New Roman" w:cs="Times New Roman"/>
+        </w:rPr>
+        <w:t>）→</w:t>
+      </w:r>
+      <w:r>
+        <w:rPr>
+          <w:rFonts w:ascii="Times New Roman" w:hAnsi="Times New Roman" w:eastAsia="Times New Roman" w:cs="Times New Roman"/>
+        </w:rPr>
+        <w:t xml:space="preserve"> </w:t>
+      </w:r>
+      <w:r>
+        <w:rPr>
+          <w:rFonts w:hint="eastAsia" w:ascii="Times New Roman" w:hAnsi="Times New Roman" w:eastAsia="Times New Roman" w:cs="Times New Roman"/>
         </w:rPr>
         <w:t>π-</w:t>
       </w:r>
       <w:r>
         <w:rPr>
-          <w:rStyle w:val="VerbatimChar"/>
-          <w:rFonts w:hint="eastAsia" w:ascii="SimSun" w:hAnsi="SimSun" w:eastAsia="SimSun" w:cs="SimSun"/>
+          <w:rFonts w:hint="eastAsia" w:ascii="Times New Roman" w:hAnsi="Times New Roman" w:eastAsia="FangSong" w:cs="Times New Roman"/>
         </w:rPr>
         <w:t>烯丙基</w:t>
       </w:r>
       <w:r>
         <w:rPr>
-          <w:rStyle w:val="VerbatimChar"/>
-          <w:rFonts w:hint="eastAsia" w:ascii="SimSun" w:hAnsi="SimSun" w:eastAsia="SimSun" w:cs="SimSun"/>
+          <w:rFonts w:hint="eastAsia" w:ascii="Times New Roman" w:hAnsi="Times New Roman" w:eastAsia="Times New Roman" w:cs="Times New Roman"/>
         </w:rPr>
         <w:t>-Pd(II)</w:t>
       </w:r>
       <w:r>
         <w:rPr>
-          <w:rStyle w:val="VerbatimChar"/>
-          <w:rFonts w:ascii="SimSun" w:hAnsi="SimSun" w:eastAsia="SimSun" w:cs="SimSun"/>
+          <w:rFonts w:ascii="Times New Roman" w:hAnsi="Times New Roman" w:eastAsia="Times New Roman" w:cs="Times New Roman"/>
         </w:rPr>
         <w:t xml:space="preserve"> </w:t>
       </w:r>
       <w:r>
         <w:rPr>
-          <w:rStyle w:val="VerbatimChar"/>
-          <w:rFonts w:hint="eastAsia" w:ascii="SimSun" w:hAnsi="SimSun" w:eastAsia="SimSun" w:cs="SimSun"/>
+          <w:rFonts w:hint="eastAsia" w:ascii="Times New Roman" w:hAnsi="Times New Roman" w:eastAsia="FangSong" w:cs="Times New Roman"/>
         </w:rPr>
         <w:t>阳离子配合物</w:t>
       </w:r>
       <w:r>
         <w:rPr>
-          <w:rStyle w:val="VerbatimChar"/>
-          <w:rFonts w:hint="eastAsia" w:ascii="SimSun" w:hAnsi="SimSun" w:eastAsia="SimSun" w:cs="SimSun"/>
+          <w:rFonts w:hint="eastAsia" w:ascii="Times New Roman" w:hAnsi="Times New Roman" w:eastAsia="Times New Roman" w:cs="Times New Roman"/>
         </w:rPr>
         <w:t>（η</w:t>
       </w:r>
       <w:r>
         <w:rPr>
-          <w:rStyle w:val="VerbatimChar"/>
-          <w:rFonts w:hint="eastAsia" w:ascii="SimSun" w:hAnsi="SimSun" w:eastAsia="SimSun" w:cs="SimSun"/>
+          <w:rFonts w:hint="eastAsia" w:ascii="Times New Roman" w:hAnsi="Times New Roman" w:eastAsia="Times New Roman" w:cs="Times New Roman"/>
           <w:vertAlign w:val="superscript"/>
         </w:rPr>
         <w:t>3</w:t>
       </w:r>
       <w:r>
         <w:rPr>
-          <w:rStyle w:val="VerbatimChar"/>
-          <w:rFonts w:hint="eastAsia" w:ascii="SimSun" w:hAnsi="SimSun" w:eastAsia="SimSun" w:cs="SimSun"/>
+          <w:rFonts w:hint="eastAsia" w:ascii="Times New Roman" w:hAnsi="Times New Roman" w:eastAsia="Times New Roman" w:cs="Times New Roman"/>
         </w:rPr>
         <w:t>，16e）</w:t>
       </w:r>
-      <w:r>
-        <w:rPr>
-          <w:rFonts w:ascii="SimSun" w:hAnsi="SimSun" w:eastAsia="SimSun" w:cs="SimSun"/>
-        </w:rPr>
-        <w:br/>
-      </w:r>
-      <w:r>
-        <w:rPr>
-          <w:rStyle w:val="VerbatimChar"/>
-          <w:rFonts w:ascii="SimSun" w:hAnsi="SimSun" w:eastAsia="SimSun" w:cs="SimSun"/>
-        </w:rPr>
-        <w:t xml:space="preserve">       │</w:t>
-      </w:r>
-      <w:r>
-        <w:rPr>
-          <w:rFonts w:ascii="SimSun" w:hAnsi="SimSun" w:eastAsia="SimSun" w:cs="SimSun"/>
-        </w:rPr>
-        <w:br/>
-      </w:r>
-      <w:r>
-        <w:rPr>
-          <w:rStyle w:val="VerbatimChar"/>
-          <w:rFonts w:ascii="SimSun" w:hAnsi="SimSun" w:eastAsia="SimSun" w:cs="SimSun"/>
-        </w:rPr>
-        <w:t xml:space="preserve">② </w:t>
-      </w:r>
-      <w:r>
-        <w:rPr>
-          <w:rStyle w:val="VerbatimChar"/>
-          <w:rFonts w:hint="eastAsia" w:ascii="SimSun" w:hAnsi="SimSun" w:eastAsia="SimSun" w:cs="SimSun"/>
+    </w:p>
+    <w:p>
+      <w:pPr>
+        <w:pStyle w:val="Compact"/>
+        <w:numPr>
+          <w:ilvl w:val="0"/>
+          <w:numId w:val="1012"/>
+        </w:numPr>
+      </w:pPr>
+      <w:r>
+        <w:rPr>
+          <w:rFonts w:hint="eastAsia" w:ascii="Times New Roman" w:hAnsi="Times New Roman" w:eastAsia="FangSong" w:cs="Times New Roman"/>
         </w:rPr>
         <w:t xml:space="preserve">软亲核试剂从</w:t>
       </w:r>
       <w:r>
         <w:rPr>
-          <w:rStyle w:val="VerbatimChar"/>
-          <w:rFonts w:ascii="SimSun" w:hAnsi="SimSun" w:eastAsia="SimSun" w:cs="SimSun"/>
+          <w:rFonts w:ascii="Times New Roman" w:hAnsi="Times New Roman" w:eastAsia="Times New Roman" w:cs="Times New Roman"/>
         </w:rPr>
         <w:t xml:space="preserve"> Pd </w:t>
       </w:r>
       <w:r>
         <w:rPr>
-          <w:rStyle w:val="VerbatimChar"/>
-          <w:rFonts w:hint="eastAsia" w:ascii="SimSun" w:hAnsi="SimSun" w:eastAsia="SimSun" w:cs="SimSun"/>
+          <w:rFonts w:hint="eastAsia" w:ascii="Times New Roman" w:hAnsi="Times New Roman" w:eastAsia="FangSong" w:cs="Times New Roman"/>
         </w:rPr>
         <w:t>反面进攻</w:t>
       </w:r>
       <w:r>
         <w:rPr>
-          <w:rStyle w:val="VerbatimChar"/>
-          <w:rFonts w:hint="eastAsia" w:ascii="SimSun" w:hAnsi="SimSun" w:eastAsia="SimSun" w:cs="SimSun"/>
+          <w:rFonts w:hint="eastAsia" w:ascii="Times New Roman" w:hAnsi="Times New Roman" w:eastAsia="Times New Roman" w:cs="Times New Roman"/>
         </w:rPr>
         <w:t>（</w:t>
       </w:r>
       <w:r>
         <w:rPr>
-          <w:rStyle w:val="VerbatimChar"/>
-          <w:rFonts w:hint="eastAsia" w:ascii="SimSun" w:hAnsi="SimSun" w:eastAsia="SimSun" w:cs="SimSun"/>
+          <w:rFonts w:hint="eastAsia" w:ascii="Times New Roman" w:hAnsi="Times New Roman" w:eastAsia="FangSong" w:cs="Times New Roman"/>
         </w:rPr>
         <w:t>第二次翻转</w:t>
       </w:r>
       <w:r>
         <w:rPr>
-          <w:rStyle w:val="VerbatimChar"/>
-          <w:rFonts w:hint="eastAsia" w:ascii="SimSun" w:hAnsi="SimSun" w:eastAsia="SimSun" w:cs="SimSun"/>
-        </w:rPr>
-        <w:t>）</w:t>
-      </w:r>
-      <w:r>
-        <w:rPr>
-          <w:rFonts w:ascii="SimSun" w:hAnsi="SimSun" w:eastAsia="SimSun" w:cs="SimSun"/>
-        </w:rPr>
-        <w:br/>
-      </w:r>
-      <w:r>
-        <w:rPr>
-          <w:rStyle w:val="VerbatimChar"/>
-          <w:rFonts w:ascii="SimSun" w:hAnsi="SimSun" w:eastAsia="SimSun" w:cs="SimSun"/>
-        </w:rPr>
-        <w:t xml:space="preserve">       │</w:t>
-      </w:r>
-      <w:r>
-        <w:rPr>
-          <w:rFonts w:ascii="SimSun" w:hAnsi="SimSun" w:eastAsia="SimSun" w:cs="SimSun"/>
-        </w:rPr>
-        <w:br/>
-      </w:r>
-      <w:r>
-        <w:rPr>
-          <w:rStyle w:val="VerbatimChar"/>
-          <w:rFonts w:ascii="SimSun" w:hAnsi="SimSun" w:eastAsia="SimSun" w:cs="SimSun"/>
-        </w:rPr>
-        <w:t xml:space="preserve">       ▼</w:t>
-      </w:r>
-      <w:r>
-        <w:rPr>
-          <w:rFonts w:ascii="SimSun" w:hAnsi="SimSun" w:eastAsia="SimSun" w:cs="SimSun"/>
-        </w:rPr>
-        <w:br/>
-      </w:r>
-      <w:r>
-        <w:rPr>
-          <w:rStyle w:val="VerbatimChar"/>
-          <w:rFonts w:ascii="SimSun" w:hAnsi="SimSun" w:eastAsia="SimSun" w:cs="SimSun"/>
-        </w:rPr>
-        <w:t xml:space="preserve">   </w:t>
-      </w:r>
-      <w:r>
-        <w:rPr>
-          <w:rStyle w:val="VerbatimChar"/>
-          <w:rFonts w:hint="eastAsia" w:ascii="SimSun" w:hAnsi="SimSun" w:eastAsia="SimSun" w:cs="SimSun"/>
+          <w:rFonts w:hint="eastAsia" w:ascii="Times New Roman" w:hAnsi="Times New Roman" w:eastAsia="Times New Roman" w:cs="Times New Roman"/>
+        </w:rPr>
+        <w:t>）→</w:t>
+      </w:r>
+      <w:r>
+        <w:rPr>
+          <w:rFonts w:ascii="Times New Roman" w:hAnsi="Times New Roman" w:eastAsia="Times New Roman" w:cs="Times New Roman"/>
+        </w:rPr>
+        <w:t xml:space="preserve"> </w:t>
+      </w:r>
+      <w:r>
+        <w:rPr>
+          <w:rFonts w:hint="eastAsia" w:ascii="Times New Roman" w:hAnsi="Times New Roman" w:eastAsia="FangSong" w:cs="Times New Roman"/>
         </w:rPr>
         <w:t xml:space="preserve">产物</w:t>
       </w:r>
       <w:r>
         <w:rPr>
-          <w:rStyle w:val="VerbatimChar"/>
-          <w:rFonts w:ascii="SimSun" w:hAnsi="SimSun" w:eastAsia="SimSun" w:cs="SimSun"/>
+          <w:rFonts w:ascii="Times New Roman" w:hAnsi="Times New Roman" w:eastAsia="Times New Roman" w:cs="Times New Roman"/>
         </w:rPr>
         <w:t xml:space="preserve"> + Pd(0) </w:t>
       </w:r>
       <w:r>
         <w:rPr>
-          <w:rStyle w:val="VerbatimChar"/>
-          <w:rFonts w:hint="eastAsia" w:ascii="SimSun" w:hAnsi="SimSun" w:eastAsia="SimSun" w:cs="SimSun"/>
+          <w:rFonts w:hint="eastAsia" w:ascii="Times New Roman" w:hAnsi="Times New Roman" w:eastAsia="FangSong" w:cs="Times New Roman"/>
         </w:rPr>
         <w:t xml:space="preserve">再生</w:t>
       </w:r>
@@ -12264,7 +11830,7 @@
         <w:pStyle w:val="Compact"/>
         <w:numPr>
           <w:ilvl w:val="0"/>
-          <w:numId w:val="1009"/>
+          <w:numId w:val="1013"/>
         </w:numPr>
       </w:pPr>
       <w:r>
@@ -12317,7 +11883,7 @@
         <w:pStyle w:val="Compact"/>
         <w:numPr>
           <w:ilvl w:val="0"/>
-          <w:numId w:val="1009"/>
+          <w:numId w:val="1013"/>
         </w:numPr>
       </w:pPr>
       <w:r>
@@ -12384,7 +11950,7 @@
         <w:pStyle w:val="Compact"/>
         <w:numPr>
           <w:ilvl w:val="0"/>
-          <w:numId w:val="1009"/>
+          <w:numId w:val="1013"/>
         </w:numPr>
       </w:pPr>
       <w:r>
@@ -12430,268 +11996,218 @@
     </w:p>
     <w:p>
       <w:pPr>
-        <w:pStyle w:val="SourceCode"/>
-      </w:pPr>
-      <w:r>
-        <w:rPr>
-          <w:rStyle w:val="VerbatimChar"/>
-          <w:rFonts w:ascii="SimSun" w:hAnsi="SimSun" w:eastAsia="SimSun" w:cs="SimSun"/>
-        </w:rPr>
-        <w:t xml:space="preserve">Ar–X + Pd(0) → Ar–Pd(II)–X </w:t>
-      </w:r>
-      <w:r>
-        <w:rPr>
-          <w:rStyle w:val="VerbatimChar"/>
-          <w:rFonts w:hint="eastAsia" w:ascii="SimSun" w:hAnsi="SimSun" w:eastAsia="SimSun" w:cs="SimSun"/>
-        </w:rPr>
-        <w:t>(</w:t>
-      </w:r>
-      <w:r>
-        <w:rPr>
-          <w:rStyle w:val="VerbatimChar"/>
-          <w:rFonts w:hint="eastAsia" w:ascii="SimSun" w:hAnsi="SimSun" w:eastAsia="SimSun" w:cs="SimSun"/>
+        <w:pStyle w:val="Compact"/>
+        <w:numPr>
+          <w:ilvl w:val="0"/>
+          <w:numId w:val="1014"/>
+        </w:numPr>
+      </w:pPr>
+      <w:r>
+        <w:rPr>
+          <w:rFonts w:ascii="Times New Roman" w:hAnsi="Times New Roman" w:eastAsia="Times New Roman" w:cs="Times New Roman"/>
+        </w:rPr>
+        <w:t xml:space="preserve">Ar–X + Pd(0) → </w:t>
+      </w:r>
+      <w:r>
+        <w:rPr>
+          <w:rFonts w:hint="eastAsia" w:ascii="Times New Roman" w:hAnsi="Times New Roman" w:eastAsia="Times New Roman" w:cs="Times New Roman"/>
+        </w:rPr>
+        <w:t>Ar–Pd(II)–X（</w:t>
+      </w:r>
+      <w:r>
+        <w:rPr>
+          <w:rFonts w:hint="eastAsia" w:ascii="Times New Roman" w:hAnsi="Times New Roman" w:eastAsia="FangSong" w:cs="Times New Roman"/>
         </w:rPr>
         <w:t>氧化加成</w:t>
       </w:r>
       <w:r>
         <w:rPr>
-          <w:rStyle w:val="VerbatimChar"/>
-          <w:rFonts w:hint="eastAsia" w:ascii="SimSun" w:hAnsi="SimSun" w:eastAsia="SimSun" w:cs="SimSun"/>
-        </w:rPr>
-        <w:t>)</w:t>
-      </w:r>
-      <w:r>
-        <w:rPr>
-          <w:rFonts w:ascii="SimSun" w:hAnsi="SimSun" w:eastAsia="SimSun" w:cs="SimSun"/>
-        </w:rPr>
-        <w:br/>
-      </w:r>
-      <w:r>
-        <w:rPr>
-          <w:rStyle w:val="VerbatimChar"/>
-          <w:rFonts w:ascii="SimSun" w:hAnsi="SimSun" w:eastAsia="SimSun" w:cs="SimSun"/>
-        </w:rPr>
-        <w:t xml:space="preserve">                  │</w:t>
-      </w:r>
-      <w:r>
-        <w:rPr>
-          <w:rFonts w:ascii="SimSun" w:hAnsi="SimSun" w:eastAsia="SimSun" w:cs="SimSun"/>
-        </w:rPr>
-        <w:br/>
-      </w:r>
-      <w:r>
-        <w:rPr>
-          <w:rStyle w:val="VerbatimChar"/>
-          <w:rFonts w:ascii="SimSun" w:hAnsi="SimSun" w:eastAsia="SimSun" w:cs="SimSun"/>
-        </w:rPr>
-        <w:t xml:space="preserve">             + HNR</w:t>
-      </w:r>
-      <w:r>
-        <w:rPr>
-          <w:rStyle w:val="VerbatimChar"/>
-          <w:rFonts w:ascii="SimSun" w:hAnsi="SimSun" w:eastAsia="SimSun" w:cs="SimSun"/>
+          <w:rFonts w:hint="eastAsia" w:ascii="Times New Roman" w:hAnsi="Times New Roman" w:eastAsia="Times New Roman" w:cs="Times New Roman"/>
+        </w:rPr>
+        <w:t>）</w:t>
+      </w:r>
+    </w:p>
+    <w:p>
+      <w:pPr>
+        <w:pStyle w:val="Compact"/>
+        <w:numPr>
+          <w:ilvl w:val="0"/>
+          <w:numId w:val="1014"/>
+        </w:numPr>
+      </w:pPr>
+    </w:p>
+    <w:p>
+      <w:pPr>
+        <w:pStyle w:val="Compact"/>
+        <w:numPr>
+          <w:ilvl w:val="1"/>
+          <w:numId w:val="1015"/>
+        </w:numPr>
+      </w:pPr>
+      <w:r>
+        <w:rPr>
+          <w:rFonts w:hint="eastAsia" w:ascii="Times New Roman" w:hAnsi="Times New Roman" w:eastAsia="Times New Roman" w:cs="Times New Roman"/>
+        </w:rPr>
+        <w:t>HNR</w:t>
+      </w:r>
+      <w:r>
+        <w:rPr>
+          <w:rFonts w:hint="eastAsia" w:ascii="Times New Roman" w:hAnsi="Times New Roman" w:eastAsia="Times New Roman" w:cs="Times New Roman"/>
           <w:vertAlign w:val="subscript"/>
         </w:rPr>
         <w:t>2</w:t>
       </w:r>
       <w:r>
         <w:rPr>
-          <w:rStyle w:val="VerbatimChar"/>
-          <w:rFonts w:ascii="SimSun" w:hAnsi="SimSun" w:eastAsia="SimSun" w:cs="SimSun"/>
+          <w:rFonts w:hint="eastAsia" w:ascii="Times New Roman" w:hAnsi="Times New Roman" w:eastAsia="Times New Roman" w:cs="Times New Roman"/>
+        </w:rPr>
+        <w:t>（</w:t>
+      </w:r>
+      <w:r>
+        <w:rPr>
+          <w:rFonts w:hint="eastAsia" w:ascii="Times New Roman" w:hAnsi="Times New Roman" w:eastAsia="FangSong" w:cs="Times New Roman"/>
+        </w:rPr>
+        <w:t>胺配位</w:t>
+      </w:r>
+      <w:r>
+        <w:rPr>
+          <w:rFonts w:hint="eastAsia" w:ascii="Times New Roman" w:hAnsi="Times New Roman" w:eastAsia="Times New Roman" w:cs="Times New Roman"/>
+        </w:rPr>
+        <w:t>）</w:t>
+      </w:r>
+    </w:p>
+    <w:p>
+      <w:pPr>
+        <w:pStyle w:val="Compact"/>
+        <w:numPr>
+          <w:ilvl w:val="0"/>
+          <w:numId w:val="1014"/>
+        </w:numPr>
+      </w:pPr>
+    </w:p>
+    <w:p>
+      <w:pPr>
+        <w:pStyle w:val="Compact"/>
+        <w:numPr>
+          <w:ilvl w:val="1"/>
+          <w:numId w:val="1016"/>
+        </w:numPr>
+      </w:pPr>
+      <w:r>
+        <w:rPr>
+          <w:rFonts w:hint="eastAsia" w:ascii="Times New Roman" w:hAnsi="Times New Roman" w:eastAsia="FangSong" w:cs="Times New Roman"/>
+        </w:rPr>
+        <w:t>碱</w:t>
+      </w:r>
+      <w:r>
+        <w:rPr>
+          <w:rFonts w:hint="eastAsia" w:ascii="Times New Roman" w:hAnsi="Times New Roman" w:eastAsia="Times New Roman" w:cs="Times New Roman"/>
+        </w:rPr>
+        <w:t>（</w:t>
+      </w:r>
+      <w:r>
+        <w:rPr>
+          <w:rFonts w:hint="eastAsia" w:ascii="Times New Roman" w:hAnsi="Times New Roman" w:eastAsia="FangSong" w:cs="Times New Roman"/>
+        </w:rPr>
+        <w:t>如</w:t>
+      </w:r>
+      <w:r>
+        <w:rPr>
+          <w:rFonts w:ascii="Times New Roman" w:hAnsi="Times New Roman" w:eastAsia="Times New Roman" w:cs="Times New Roman"/>
         </w:rPr>
         <w:t xml:space="preserve"> </w:t>
       </w:r>
       <w:r>
         <w:rPr>
-          <w:rStyle w:val="VerbatimChar"/>
-          <w:rFonts w:hint="eastAsia" w:ascii="SimSun" w:hAnsi="SimSun" w:eastAsia="SimSun" w:cs="SimSun"/>
-        </w:rPr>
-        <w:t>(</w:t>
-      </w:r>
-      <w:r>
-        <w:rPr>
-          <w:rStyle w:val="VerbatimChar"/>
-          <w:rFonts w:hint="eastAsia" w:ascii="SimSun" w:hAnsi="SimSun" w:eastAsia="SimSun" w:cs="SimSun"/>
-        </w:rPr>
-        <w:t>胺配位</w:t>
-      </w:r>
-      <w:r>
-        <w:rPr>
-          <w:rStyle w:val="VerbatimChar"/>
-          <w:rFonts w:hint="eastAsia" w:ascii="SimSun" w:hAnsi="SimSun" w:eastAsia="SimSun" w:cs="SimSun"/>
-        </w:rPr>
-        <w:t>)</w:t>
-      </w:r>
-      <w:r>
-        <w:rPr>
-          <w:rFonts w:ascii="SimSun" w:hAnsi="SimSun" w:eastAsia="SimSun" w:cs="SimSun"/>
-        </w:rPr>
-        <w:br/>
-      </w:r>
-      <w:r>
-        <w:rPr>
-          <w:rStyle w:val="VerbatimChar"/>
-          <w:rFonts w:ascii="SimSun" w:hAnsi="SimSun" w:eastAsia="SimSun" w:cs="SimSun"/>
-        </w:rPr>
-        <w:t xml:space="preserve">                  │</w:t>
-      </w:r>
-      <w:r>
-        <w:rPr>
-          <w:rFonts w:ascii="SimSun" w:hAnsi="SimSun" w:eastAsia="SimSun" w:cs="SimSun"/>
-        </w:rPr>
-        <w:br/>
-      </w:r>
-      <w:r>
-        <w:rPr>
-          <w:rStyle w:val="VerbatimChar"/>
-          <w:rFonts w:ascii="SimSun" w:hAnsi="SimSun" w:eastAsia="SimSun" w:cs="SimSun"/>
-        </w:rPr>
-        <w:t xml:space="preserve">             + </w:t>
-      </w:r>
-      <w:r>
-        <w:rPr>
-          <w:rStyle w:val="VerbatimChar"/>
-          <w:rFonts w:hint="eastAsia" w:ascii="SimSun" w:hAnsi="SimSun" w:eastAsia="SimSun" w:cs="SimSun"/>
-        </w:rPr>
-        <w:t xml:space="preserve">碱</w:t>
-      </w:r>
-      <w:r>
-        <w:rPr>
-          <w:rStyle w:val="VerbatimChar"/>
-          <w:rFonts w:ascii="SimSun" w:hAnsi="SimSun" w:eastAsia="SimSun" w:cs="SimSun"/>
+          <w:rFonts w:hint="eastAsia" w:ascii="Times New Roman" w:hAnsi="Times New Roman" w:eastAsia="Times New Roman" w:cs="Times New Roman"/>
+        </w:rPr>
+        <w:t>NaOtBu，</w:t>
+      </w:r>
+      <w:r>
+        <w:rPr>
+          <w:rFonts w:hint="eastAsia" w:ascii="Times New Roman" w:hAnsi="Times New Roman" w:eastAsia="FangSong" w:cs="Times New Roman"/>
+        </w:rPr>
+        <w:t>脱</w:t>
+      </w:r>
+      <w:r>
+        <w:rPr>
+          <w:rFonts w:ascii="Times New Roman" w:hAnsi="Times New Roman" w:eastAsia="Times New Roman" w:cs="Times New Roman"/>
         </w:rPr>
         <w:t xml:space="preserve"> </w:t>
       </w:r>
       <w:r>
         <w:rPr>
-          <w:rStyle w:val="VerbatimChar"/>
-          <w:rFonts w:hint="eastAsia" w:ascii="SimSun" w:hAnsi="SimSun" w:eastAsia="SimSun" w:cs="SimSun"/>
-        </w:rPr>
-        <w:t>(</w:t>
-      </w:r>
-      <w:r>
-        <w:rPr>
-          <w:rStyle w:val="VerbatimChar"/>
-          <w:rFonts w:hint="eastAsia" w:ascii="SimSun" w:hAnsi="SimSun" w:eastAsia="SimSun" w:cs="SimSun"/>
-        </w:rPr>
-        <w:t>如</w:t>
-      </w:r>
-      <w:r>
-        <w:rPr>
-          <w:rStyle w:val="VerbatimChar"/>
-          <w:rFonts w:ascii="SimSun" w:hAnsi="SimSun" w:eastAsia="SimSun" w:cs="SimSun"/>
-        </w:rPr>
-        <w:t xml:space="preserve"> NaOtBu, </w:t>
-      </w:r>
-      <w:r>
-        <w:rPr>
-          <w:rStyle w:val="VerbatimChar"/>
-          <w:rFonts w:hint="eastAsia" w:ascii="SimSun" w:hAnsi="SimSun" w:eastAsia="SimSun" w:cs="SimSun"/>
-        </w:rPr>
-        <w:t xml:space="preserve">脱</w:t>
-      </w:r>
-      <w:r>
-        <w:rPr>
-          <w:rStyle w:val="VerbatimChar"/>
-          <w:rFonts w:ascii="SimSun" w:hAnsi="SimSun" w:eastAsia="SimSun" w:cs="SimSun"/>
-        </w:rPr>
-        <w:t xml:space="preserve"> HX)</w:t>
-      </w:r>
-      <w:r>
-        <w:rPr>
-          <w:rFonts w:ascii="SimSun" w:hAnsi="SimSun" w:eastAsia="SimSun" w:cs="SimSun"/>
-        </w:rPr>
-        <w:br/>
-      </w:r>
-      <w:r>
-        <w:rPr>
-          <w:rStyle w:val="VerbatimChar"/>
-          <w:rFonts w:ascii="SimSun" w:hAnsi="SimSun" w:eastAsia="SimSun" w:cs="SimSun"/>
-        </w:rPr>
-        <w:t xml:space="preserve">                  │</w:t>
-      </w:r>
-      <w:r>
-        <w:rPr>
-          <w:rFonts w:ascii="SimSun" w:hAnsi="SimSun" w:eastAsia="SimSun" w:cs="SimSun"/>
-        </w:rPr>
-        <w:br/>
-      </w:r>
-      <w:r>
-        <w:rPr>
-          <w:rStyle w:val="VerbatimChar"/>
-          <w:rFonts w:ascii="SimSun" w:hAnsi="SimSun" w:eastAsia="SimSun" w:cs="SimSun"/>
-        </w:rPr>
-        <w:t xml:space="preserve">             Ar–Pd(II)–NR</w:t>
-      </w:r>
-      <w:r>
-        <w:rPr>
-          <w:rStyle w:val="VerbatimChar"/>
-          <w:rFonts w:ascii="SimSun" w:hAnsi="SimSun" w:eastAsia="SimSun" w:cs="SimSun"/>
+          <w:rFonts w:hint="eastAsia" w:ascii="Times New Roman" w:hAnsi="Times New Roman" w:eastAsia="Times New Roman" w:cs="Times New Roman"/>
+        </w:rPr>
+        <w:t xml:space="preserve">HX）</w:t>
+      </w:r>
+    </w:p>
+    <w:p>
+      <w:pPr>
+        <w:pStyle w:val="Compact"/>
+        <w:numPr>
+          <w:ilvl w:val="0"/>
+          <w:numId w:val="1014"/>
+        </w:numPr>
+      </w:pPr>
+      <w:r>
+        <w:rPr>
+          <w:rFonts w:ascii="Times New Roman" w:hAnsi="Times New Roman" w:eastAsia="Times New Roman" w:cs="Times New Roman"/>
+        </w:rPr>
+        <w:t>→ Ar–Pd(II)–NR</w:t>
+      </w:r>
+      <w:r>
+        <w:rPr>
+          <w:rFonts w:ascii="Times New Roman" w:hAnsi="Times New Roman" w:eastAsia="Times New Roman" w:cs="Times New Roman"/>
           <w:vertAlign w:val="subscript"/>
         </w:rPr>
         <w:t>2</w:t>
       </w:r>
-      <w:r>
-        <w:rPr>
-          <w:rFonts w:ascii="SimSun" w:hAnsi="SimSun" w:eastAsia="SimSun" w:cs="SimSun"/>
-        </w:rPr>
-        <w:br/>
-      </w:r>
-      <w:r>
-        <w:rPr>
-          <w:rStyle w:val="VerbatimChar"/>
-          <w:rFonts w:ascii="SimSun" w:hAnsi="SimSun" w:eastAsia="SimSun" w:cs="SimSun"/>
-        </w:rPr>
-        <w:t xml:space="preserve">                  │</w:t>
-      </w:r>
-      <w:r>
-        <w:rPr>
-          <w:rFonts w:ascii="SimSun" w:hAnsi="SimSun" w:eastAsia="SimSun" w:cs="SimSun"/>
-        </w:rPr>
-        <w:br/>
-      </w:r>
-      <w:r>
-        <w:rPr>
-          <w:rStyle w:val="VerbatimChar"/>
-          <w:rFonts w:ascii="SimSun" w:hAnsi="SimSun" w:eastAsia="SimSun" w:cs="SimSun"/>
-        </w:rPr>
-        <w:t xml:space="preserve">             → Ar–NR</w:t>
-      </w:r>
-      <w:r>
-        <w:rPr>
-          <w:rStyle w:val="VerbatimChar"/>
-          <w:rFonts w:ascii="SimSun" w:hAnsi="SimSun" w:eastAsia="SimSun" w:cs="SimSun"/>
+    </w:p>
+    <w:p>
+      <w:pPr>
+        <w:pStyle w:val="Compact"/>
+        <w:numPr>
+          <w:ilvl w:val="0"/>
+          <w:numId w:val="1014"/>
+        </w:numPr>
+      </w:pPr>
+      <w:r>
+        <w:rPr>
+          <w:rFonts w:ascii="Times New Roman" w:hAnsi="Times New Roman" w:eastAsia="Times New Roman" w:cs="Times New Roman"/>
+        </w:rPr>
+        <w:t>→ Ar–NR</w:t>
+      </w:r>
+      <w:r>
+        <w:rPr>
+          <w:rFonts w:ascii="Times New Roman" w:hAnsi="Times New Roman" w:eastAsia="Times New Roman" w:cs="Times New Roman"/>
           <w:vertAlign w:val="subscript"/>
         </w:rPr>
         <w:t>2</w:t>
       </w:r>
       <w:r>
         <w:rPr>
-          <w:rStyle w:val="VerbatimChar"/>
-          <w:rFonts w:ascii="SimSun" w:hAnsi="SimSun" w:eastAsia="SimSun" w:cs="SimSun"/>
-        </w:rPr>
-        <w:t xml:space="preserve"> + Pd(0) </w:t>
-      </w:r>
-      <w:r>
-        <w:rPr>
-          <w:rStyle w:val="VerbatimChar"/>
-          <w:rFonts w:hint="eastAsia" w:ascii="SimSun" w:hAnsi="SimSun" w:eastAsia="SimSun" w:cs="SimSun"/>
-        </w:rPr>
-        <w:t>(</w:t>
-      </w:r>
-      <w:r>
-        <w:rPr>
-          <w:rStyle w:val="VerbatimChar"/>
-          <w:rFonts w:hint="eastAsia" w:ascii="SimSun" w:hAnsi="SimSun" w:eastAsia="SimSun" w:cs="SimSun"/>
+          <w:rFonts w:ascii="Times New Roman" w:hAnsi="Times New Roman" w:eastAsia="Times New Roman" w:cs="Times New Roman"/>
+        </w:rPr>
+        <w:t xml:space="preserve"> + </w:t>
+      </w:r>
+      <w:r>
+        <w:rPr>
+          <w:rFonts w:hint="eastAsia" w:ascii="Times New Roman" w:hAnsi="Times New Roman" w:eastAsia="Times New Roman" w:cs="Times New Roman"/>
+        </w:rPr>
+        <w:t>Pd(0)（</w:t>
+      </w:r>
+      <w:r>
+        <w:rPr>
+          <w:rFonts w:hint="eastAsia" w:ascii="Times New Roman" w:hAnsi="Times New Roman" w:eastAsia="FangSong" w:cs="Times New Roman"/>
         </w:rPr>
         <w:t>还原消除</w:t>
       </w:r>
       <w:r>
         <w:rPr>
-          <w:rStyle w:val="VerbatimChar"/>
-          <w:rFonts w:hint="eastAsia" w:ascii="SimSun" w:hAnsi="SimSun" w:eastAsia="SimSun" w:cs="SimSun"/>
-        </w:rPr>
-        <w:t>)</w:t>
+          <w:rFonts w:hint="eastAsia" w:ascii="Times New Roman" w:hAnsi="Times New Roman" w:eastAsia="Times New Roman" w:cs="Times New Roman"/>
+        </w:rPr>
+        <w:t>）</w:t>
       </w:r>
     </w:p>
     <w:bookmarkEnd w:id="46"/>
@@ -13596,7 +13112,7 @@
         <w:pStyle w:val="Compact"/>
         <w:numPr>
           <w:ilvl w:val="0"/>
-          <w:numId w:val="1010"/>
+          <w:numId w:val="1017"/>
         </w:numPr>
       </w:pPr>
       <w:r>
@@ -13637,7 +13153,7 @@
         <w:pStyle w:val="Compact"/>
         <w:numPr>
           <w:ilvl w:val="0"/>
-          <w:numId w:val="1010"/>
+          <w:numId w:val="1017"/>
         </w:numPr>
       </w:pPr>
       <w:r>
@@ -13678,7 +13194,7 @@
         <w:pStyle w:val="Compact"/>
         <w:numPr>
           <w:ilvl w:val="0"/>
-          <w:numId w:val="1010"/>
+          <w:numId w:val="1017"/>
         </w:numPr>
       </w:pPr>
       <w:r>
@@ -13729,7 +13245,7 @@
         <w:pStyle w:val="Compact"/>
         <w:numPr>
           <w:ilvl w:val="0"/>
-          <w:numId w:val="1010"/>
+          <w:numId w:val="1017"/>
         </w:numPr>
       </w:pPr>
       <w:r>
@@ -13820,7 +13336,7 @@
         <w:pStyle w:val="Compact"/>
         <w:numPr>
           <w:ilvl w:val="0"/>
-          <w:numId w:val="1011"/>
+          <w:numId w:val="1018"/>
         </w:numPr>
       </w:pPr>
       <w:r>
@@ -13849,7 +13365,7 @@
         <w:pStyle w:val="Compact"/>
         <w:numPr>
           <w:ilvl w:val="0"/>
-          <w:numId w:val="1011"/>
+          <w:numId w:val="1018"/>
         </w:numPr>
       </w:pPr>
       <w:r>
@@ -13878,7 +13394,7 @@
         <w:pStyle w:val="Compact"/>
         <w:numPr>
           <w:ilvl w:val="0"/>
-          <w:numId w:val="1011"/>
+          <w:numId w:val="1018"/>
         </w:numPr>
       </w:pPr>
       <w:r>
@@ -13933,7 +13449,7 @@
         <w:pStyle w:val="Compact"/>
         <w:numPr>
           <w:ilvl w:val="0"/>
-          <w:numId w:val="1012"/>
+          <w:numId w:val="1019"/>
         </w:numPr>
       </w:pPr>
       <w:r>
@@ -13962,7 +13478,7 @@
         <w:pStyle w:val="Compact"/>
         <w:numPr>
           <w:ilvl w:val="0"/>
-          <w:numId w:val="1012"/>
+          <w:numId w:val="1019"/>
         </w:numPr>
       </w:pPr>
       <w:r>
@@ -13998,7 +13514,7 @@
         <w:pStyle w:val="Compact"/>
         <w:numPr>
           <w:ilvl w:val="0"/>
-          <w:numId w:val="1012"/>
+          <w:numId w:val="1019"/>
         </w:numPr>
       </w:pPr>
       <w:r>
@@ -17222,7 +16738,7 @@
       <w:pPr>
         <w:numPr>
           <w:ilvl w:val="0"/>
-          <w:numId w:val="1013"/>
+          <w:numId w:val="1020"/>
         </w:numPr>
       </w:pPr>
       <w:r>
@@ -17291,7 +16807,7 @@
         <w:pStyle w:val="Compact"/>
         <w:numPr>
           <w:ilvl w:val="1"/>
-          <w:numId w:val="1014"/>
+          <w:numId w:val="1021"/>
         </w:numPr>
       </w:pPr>
       <w:r>
@@ -17326,7 +16842,7 @@
         <w:pStyle w:val="Compact"/>
         <w:numPr>
           <w:ilvl w:val="1"/>
-          <w:numId w:val="1014"/>
+          <w:numId w:val="1021"/>
         </w:numPr>
       </w:pPr>
       <w:r>
@@ -17380,7 +16896,7 @@
         <w:pStyle w:val="Compact"/>
         <w:numPr>
           <w:ilvl w:val="1"/>
-          <w:numId w:val="1014"/>
+          <w:numId w:val="1021"/>
         </w:numPr>
       </w:pPr>
       <w:r>
@@ -17414,7 +16930,7 @@
         <w:pStyle w:val="Compact"/>
         <w:numPr>
           <w:ilvl w:val="1"/>
-          <w:numId w:val="1014"/>
+          <w:numId w:val="1021"/>
         </w:numPr>
       </w:pPr>
       <w:r>
@@ -17436,7 +16952,7 @@
         <w:pStyle w:val="Compact"/>
         <w:numPr>
           <w:ilvl w:val="1"/>
-          <w:numId w:val="1014"/>
+          <w:numId w:val="1021"/>
         </w:numPr>
       </w:pPr>
       <w:r>
@@ -17457,7 +16973,7 @@
       <w:pPr>
         <w:numPr>
           <w:ilvl w:val="0"/>
-          <w:numId w:val="1013"/>
+          <w:numId w:val="1020"/>
         </w:numPr>
         <w:spacing w:after="80"/>
       </w:pPr>
@@ -17965,7 +17481,7 @@
         <w:pStyle w:val="Compact"/>
         <w:numPr>
           <w:ilvl w:val="0"/>
-          <w:numId w:val="1015"/>
+          <w:numId w:val="1022"/>
         </w:numPr>
       </w:pPr>
       <w:r>
@@ -17998,7 +17514,7 @@
         <w:pStyle w:val="Compact"/>
         <w:numPr>
           <w:ilvl w:val="1"/>
-          <w:numId w:val="1016"/>
+          <w:numId w:val="1023"/>
         </w:numPr>
       </w:pPr>
       <w:r>
@@ -18037,7 +17553,7 @@
         <w:pStyle w:val="Compact"/>
         <w:numPr>
           <w:ilvl w:val="1"/>
-          <w:numId w:val="1016"/>
+          <w:numId w:val="1023"/>
         </w:numPr>
       </w:pPr>
       <w:r>
@@ -18076,7 +17592,7 @@
         <w:pStyle w:val="Compact"/>
         <w:numPr>
           <w:ilvl w:val="1"/>
-          <w:numId w:val="1016"/>
+          <w:numId w:val="1023"/>
         </w:numPr>
       </w:pPr>
       <w:r>
@@ -18121,7 +17637,7 @@
         <w:pStyle w:val="Compact"/>
         <w:numPr>
           <w:ilvl w:val="1"/>
-          <w:numId w:val="1016"/>
+          <w:numId w:val="1023"/>
         </w:numPr>
       </w:pPr>
       <w:r>
@@ -18160,7 +17676,7 @@
         <w:pStyle w:val="Compact"/>
         <w:numPr>
           <w:ilvl w:val="0"/>
-          <w:numId w:val="1015"/>
+          <w:numId w:val="1022"/>
         </w:numPr>
       </w:pPr>
       <w:r>
@@ -18250,7 +17766,7 @@
         <w:pStyle w:val="Compact"/>
         <w:numPr>
           <w:ilvl w:val="0"/>
-          <w:numId w:val="1017"/>
+          <w:numId w:val="1024"/>
         </w:numPr>
       </w:pPr>
       <w:r>
@@ -18283,7 +17799,7 @@
         <w:pStyle w:val="Compact"/>
         <w:numPr>
           <w:ilvl w:val="1"/>
-          <w:numId w:val="1018"/>
+          <w:numId w:val="1025"/>
         </w:numPr>
       </w:pPr>
       <w:r>
@@ -18363,7 +17879,7 @@
         <w:pStyle w:val="Compact"/>
         <w:numPr>
           <w:ilvl w:val="1"/>
-          <w:numId w:val="1018"/>
+          <w:numId w:val="1025"/>
         </w:numPr>
       </w:pPr>
       <w:r>
@@ -18430,7 +17946,7 @@
         <w:pStyle w:val="Compact"/>
         <w:numPr>
           <w:ilvl w:val="0"/>
-          <w:numId w:val="1017"/>
+          <w:numId w:val="1024"/>
         </w:numPr>
       </w:pPr>
       <w:r>
@@ -18497,7 +18013,7 @@
       <w:pPr>
         <w:numPr>
           <w:ilvl w:val="0"/>
-          <w:numId w:val="1019"/>
+          <w:numId w:val="1026"/>
         </w:numPr>
       </w:pPr>
       <w:r>
@@ -18609,7 +18125,7 @@
       <w:pPr>
         <w:numPr>
           <w:ilvl w:val="0"/>
-          <w:numId w:val="1019"/>
+          <w:numId w:val="1026"/>
         </w:numPr>
         <w:spacing w:after="80"/>
       </w:pPr>
@@ -19002,7 +18518,7 @@
         <w:pStyle w:val="Compact"/>
         <w:numPr>
           <w:ilvl w:val="0"/>
-          <w:numId w:val="1020"/>
+          <w:numId w:val="1027"/>
         </w:numPr>
       </w:pPr>
       <w:r>
@@ -19035,7 +18551,7 @@
         <w:pStyle w:val="Compact"/>
         <w:numPr>
           <w:ilvl w:val="1"/>
-          <w:numId w:val="1021"/>
+          <w:numId w:val="1028"/>
         </w:numPr>
       </w:pPr>
       <w:r>
@@ -19056,7 +18572,7 @@
         <w:pStyle w:val="Compact"/>
         <w:numPr>
           <w:ilvl w:val="1"/>
-          <w:numId w:val="1021"/>
+          <w:numId w:val="1028"/>
         </w:numPr>
       </w:pPr>
       <w:r>
@@ -19119,7 +18635,7 @@
         <w:pStyle w:val="Compact"/>
         <w:numPr>
           <w:ilvl w:val="1"/>
-          <w:numId w:val="1021"/>
+          <w:numId w:val="1028"/>
         </w:numPr>
       </w:pPr>
       <w:r>
@@ -19170,7 +18686,7 @@
       <w:pPr>
         <w:numPr>
           <w:ilvl w:val="0"/>
-          <w:numId w:val="1022"/>
+          <w:numId w:val="1029"/>
         </w:numPr>
       </w:pPr>
       <w:r>
@@ -19226,7 +18742,7 @@
       <w:pPr>
         <w:numPr>
           <w:ilvl w:val="0"/>
-          <w:numId w:val="1022"/>
+          <w:numId w:val="1029"/>
         </w:numPr>
       </w:pPr>
       <w:r>
@@ -19295,7 +18811,7 @@
         <w:pStyle w:val="Compact"/>
         <w:numPr>
           <w:ilvl w:val="1"/>
-          <w:numId w:val="1023"/>
+          <w:numId w:val="1030"/>
         </w:numPr>
       </w:pPr>
       <w:r>
@@ -19322,7 +18838,7 @@
         <w:pStyle w:val="Compact"/>
         <w:numPr>
           <w:ilvl w:val="1"/>
-          <w:numId w:val="1023"/>
+          <w:numId w:val="1030"/>
         </w:numPr>
       </w:pPr>
       <w:r>
@@ -19382,7 +18898,7 @@
         <w:pStyle w:val="Compact"/>
         <w:numPr>
           <w:ilvl w:val="0"/>
-          <w:numId w:val="1024"/>
+          <w:numId w:val="1031"/>
         </w:numPr>
       </w:pPr>
       <w:r>
@@ -19409,7 +18925,7 @@
         <w:pStyle w:val="Compact"/>
         <w:numPr>
           <w:ilvl w:val="1"/>
-          <w:numId w:val="1025"/>
+          <w:numId w:val="1032"/>
         </w:numPr>
       </w:pPr>
       <w:r>
@@ -19442,7 +18958,7 @@
         <w:pStyle w:val="Compact"/>
         <w:numPr>
           <w:ilvl w:val="1"/>
-          <w:numId w:val="1025"/>
+          <w:numId w:val="1032"/>
         </w:numPr>
       </w:pPr>
       <w:r>
@@ -19487,7 +19003,7 @@
         <w:pStyle w:val="Compact"/>
         <w:numPr>
           <w:ilvl w:val="1"/>
-          <w:numId w:val="1025"/>
+          <w:numId w:val="1032"/>
         </w:numPr>
       </w:pPr>
       <w:r>
@@ -19528,7 +19044,7 @@
       <w:pPr>
         <w:numPr>
           <w:ilvl w:val="0"/>
-          <w:numId w:val="1026"/>
+          <w:numId w:val="1033"/>
         </w:numPr>
         <w:spacing w:after="80"/>
       </w:pPr>
@@ -19837,7 +19353,7 @@
       <w:pPr>
         <w:numPr>
           <w:ilvl w:val="0"/>
-          <w:numId w:val="1027"/>
+          <w:numId w:val="1034"/>
         </w:numPr>
       </w:pPr>
       <w:r>
@@ -19965,7 +19481,7 @@
         <w:pStyle w:val="Compact"/>
         <w:numPr>
           <w:ilvl w:val="1"/>
-          <w:numId w:val="1028"/>
+          <w:numId w:val="1035"/>
         </w:numPr>
       </w:pPr>
       <w:r>
@@ -20012,7 +19528,7 @@
         <w:pStyle w:val="Compact"/>
         <w:numPr>
           <w:ilvl w:val="1"/>
-          <w:numId w:val="1028"/>
+          <w:numId w:val="1035"/>
         </w:numPr>
       </w:pPr>
       <w:r>
@@ -20059,7 +19575,7 @@
         <w:pStyle w:val="Compact"/>
         <w:numPr>
           <w:ilvl w:val="1"/>
-          <w:numId w:val="1028"/>
+          <w:numId w:val="1035"/>
         </w:numPr>
       </w:pPr>
       <w:r>
@@ -20106,7 +19622,7 @@
         <w:pStyle w:val="Compact"/>
         <w:numPr>
           <w:ilvl w:val="1"/>
-          <w:numId w:val="1028"/>
+          <w:numId w:val="1035"/>
         </w:numPr>
       </w:pPr>
       <w:r>
@@ -20173,7 +19689,7 @@
         <w:pStyle w:val="Compact"/>
         <w:numPr>
           <w:ilvl w:val="1"/>
-          <w:numId w:val="1029"/>
+          <w:numId w:val="1036"/>
         </w:numPr>
       </w:pPr>
       <w:r>
@@ -20218,7 +19734,7 @@
         <w:pStyle w:val="Compact"/>
         <w:numPr>
           <w:ilvl w:val="1"/>
-          <w:numId w:val="1029"/>
+          <w:numId w:val="1036"/>
         </w:numPr>
       </w:pPr>
       <w:r>
@@ -20275,7 +19791,7 @@
         <w:pStyle w:val="Compact"/>
         <w:numPr>
           <w:ilvl w:val="1"/>
-          <w:numId w:val="1029"/>
+          <w:numId w:val="1036"/>
         </w:numPr>
       </w:pPr>
       <w:r>
@@ -20331,7 +19847,7 @@
       <w:pPr>
         <w:numPr>
           <w:ilvl w:val="0"/>
-          <w:numId w:val="1027"/>
+          <w:numId w:val="1034"/>
         </w:numPr>
       </w:pPr>
       <w:r>
@@ -20487,7 +20003,7 @@
         <w:pStyle w:val="Compact"/>
         <w:numPr>
           <w:ilvl w:val="1"/>
-          <w:numId w:val="1030"/>
+          <w:numId w:val="1037"/>
         </w:numPr>
       </w:pPr>
       <w:r>
@@ -20520,7 +20036,7 @@
         <w:pStyle w:val="Compact"/>
         <w:numPr>
           <w:ilvl w:val="1"/>
-          <w:numId w:val="1030"/>
+          <w:numId w:val="1037"/>
         </w:numPr>
       </w:pPr>
       <w:r>
@@ -20541,7 +20057,7 @@
         <w:pStyle w:val="Compact"/>
         <w:numPr>
           <w:ilvl w:val="1"/>
-          <w:numId w:val="1030"/>
+          <w:numId w:val="1037"/>
         </w:numPr>
       </w:pPr>
       <w:r>
@@ -20597,7 +20113,7 @@
       <w:pPr>
         <w:numPr>
           <w:ilvl w:val="0"/>
-          <w:numId w:val="1027"/>
+          <w:numId w:val="1034"/>
         </w:numPr>
       </w:pPr>
       <w:r>
@@ -20660,7 +20176,7 @@
         <w:pStyle w:val="Compact"/>
         <w:numPr>
           <w:ilvl w:val="1"/>
-          <w:numId w:val="1031"/>
+          <w:numId w:val="1038"/>
         </w:numPr>
       </w:pPr>
       <w:r>
@@ -20737,7 +20253,7 @@
         <w:pStyle w:val="Compact"/>
         <w:numPr>
           <w:ilvl w:val="1"/>
-          <w:numId w:val="1031"/>
+          <w:numId w:val="1038"/>
         </w:numPr>
       </w:pPr>
       <w:r>
@@ -20863,7 +20379,7 @@
         <w:pStyle w:val="Compact"/>
         <w:numPr>
           <w:ilvl w:val="1"/>
-          <w:numId w:val="1031"/>
+          <w:numId w:val="1038"/>
         </w:numPr>
       </w:pPr>
       <w:r>
@@ -20910,7 +20426,7 @@
         <w:pStyle w:val="Compact"/>
         <w:numPr>
           <w:ilvl w:val="1"/>
-          <w:numId w:val="1032"/>
+          <w:numId w:val="1039"/>
         </w:numPr>
       </w:pPr>
       <w:r>
@@ -20931,7 +20447,7 @@
         <w:pStyle w:val="Compact"/>
         <w:numPr>
           <w:ilvl w:val="1"/>
-          <w:numId w:val="1032"/>
+          <w:numId w:val="1039"/>
         </w:numPr>
       </w:pPr>
       <w:r>
@@ -21020,7 +20536,7 @@
         <w:pStyle w:val="Compact"/>
         <w:numPr>
           <w:ilvl w:val="1"/>
-          <w:numId w:val="1032"/>
+          <w:numId w:val="1039"/>
         </w:numPr>
       </w:pPr>
       <w:r>
@@ -21066,7 +20582,7 @@
         <w:pStyle w:val="Compact"/>
         <w:numPr>
           <w:ilvl w:val="1"/>
-          <w:numId w:val="1032"/>
+          <w:numId w:val="1039"/>
         </w:numPr>
       </w:pPr>
       <w:r>
@@ -28850,21 +28366,6 @@
     <w:abstractNumId w:val="991"/>
   </w:num>
   <w:num w:numId="1002">
-    <w:abstractNumId w:val="991"/>
-  </w:num>
-  <w:num w:numId="1003">
-    <w:abstractNumId w:val="991"/>
-  </w:num>
-  <w:num w:numId="1004">
-    <w:abstractNumId w:val="991"/>
-  </w:num>
-  <w:num w:numId="1005">
-    <w:abstractNumId w:val="991"/>
-  </w:num>
-  <w:num w:numId="1006">
-    <w:abstractNumId w:val="991"/>
-  </w:num>
-  <w:num w:numId="1007">
     <w:abstractNumId w:val="99411"/>
     <w:lvlOverride w:ilvl="0">
       <w:startOverride w:val="1"/>
@@ -28894,22 +28395,10 @@
       <w:startOverride w:val="1"/>
     </w:lvlOverride>
   </w:num>
-  <w:num w:numId="1008">
+  <w:num w:numId="1003">
     <w:abstractNumId w:val="991"/>
   </w:num>
-  <w:num w:numId="1009">
-    <w:abstractNumId w:val="991"/>
-  </w:num>
-  <w:num w:numId="1010">
-    <w:abstractNumId w:val="991"/>
-  </w:num>
-  <w:num w:numId="1011">
-    <w:abstractNumId w:val="991"/>
-  </w:num>
-  <w:num w:numId="1012">
-    <w:abstractNumId w:val="991"/>
-  </w:num>
-  <w:num w:numId="1013">
+  <w:num w:numId="1004">
     <w:abstractNumId w:val="99411"/>
     <w:lvlOverride w:ilvl="0">
       <w:startOverride w:val="1"/>
@@ -28939,8 +28428,116 @@
       <w:startOverride w:val="1"/>
     </w:lvlOverride>
   </w:num>
+  <w:num w:numId="1005">
+    <w:abstractNumId w:val="991"/>
+  </w:num>
+  <w:num w:numId="1006">
+    <w:abstractNumId w:val="991"/>
+  </w:num>
+  <w:num w:numId="1007">
+    <w:abstractNumId w:val="991"/>
+  </w:num>
+  <w:num w:numId="1008">
+    <w:abstractNumId w:val="991"/>
+  </w:num>
+  <w:num w:numId="1009">
+    <w:abstractNumId w:val="99411"/>
+    <w:lvlOverride w:ilvl="0">
+      <w:startOverride w:val="1"/>
+    </w:lvlOverride>
+    <w:lvlOverride w:ilvl="1">
+      <w:startOverride w:val="1"/>
+    </w:lvlOverride>
+    <w:lvlOverride w:ilvl="2">
+      <w:startOverride w:val="1"/>
+    </w:lvlOverride>
+    <w:lvlOverride w:ilvl="3">
+      <w:startOverride w:val="1"/>
+    </w:lvlOverride>
+    <w:lvlOverride w:ilvl="4">
+      <w:startOverride w:val="1"/>
+    </w:lvlOverride>
+    <w:lvlOverride w:ilvl="5">
+      <w:startOverride w:val="1"/>
+    </w:lvlOverride>
+    <w:lvlOverride w:ilvl="6">
+      <w:startOverride w:val="1"/>
+    </w:lvlOverride>
+    <w:lvlOverride w:ilvl="7">
+      <w:startOverride w:val="1"/>
+    </w:lvlOverride>
+    <w:lvlOverride w:ilvl="8">
+      <w:startOverride w:val="1"/>
+    </w:lvlOverride>
+  </w:num>
+  <w:num w:numId="1010">
+    <w:abstractNumId w:val="99411"/>
+    <w:lvlOverride w:ilvl="0">
+      <w:startOverride w:val="1"/>
+    </w:lvlOverride>
+    <w:lvlOverride w:ilvl="1">
+      <w:startOverride w:val="1"/>
+    </w:lvlOverride>
+    <w:lvlOverride w:ilvl="2">
+      <w:startOverride w:val="1"/>
+    </w:lvlOverride>
+    <w:lvlOverride w:ilvl="3">
+      <w:startOverride w:val="1"/>
+    </w:lvlOverride>
+    <w:lvlOverride w:ilvl="4">
+      <w:startOverride w:val="1"/>
+    </w:lvlOverride>
+    <w:lvlOverride w:ilvl="5">
+      <w:startOverride w:val="1"/>
+    </w:lvlOverride>
+    <w:lvlOverride w:ilvl="6">
+      <w:startOverride w:val="1"/>
+    </w:lvlOverride>
+    <w:lvlOverride w:ilvl="7">
+      <w:startOverride w:val="1"/>
+    </w:lvlOverride>
+    <w:lvlOverride w:ilvl="8">
+      <w:startOverride w:val="1"/>
+    </w:lvlOverride>
+  </w:num>
+  <w:num w:numId="1011">
+    <w:abstractNumId w:val="991"/>
+  </w:num>
+  <w:num w:numId="1012">
+    <w:abstractNumId w:val="99411"/>
+    <w:lvlOverride w:ilvl="0">
+      <w:startOverride w:val="1"/>
+    </w:lvlOverride>
+    <w:lvlOverride w:ilvl="1">
+      <w:startOverride w:val="1"/>
+    </w:lvlOverride>
+    <w:lvlOverride w:ilvl="2">
+      <w:startOverride w:val="1"/>
+    </w:lvlOverride>
+    <w:lvlOverride w:ilvl="3">
+      <w:startOverride w:val="1"/>
+    </w:lvlOverride>
+    <w:lvlOverride w:ilvl="4">
+      <w:startOverride w:val="1"/>
+    </w:lvlOverride>
+    <w:lvlOverride w:ilvl="5">
+      <w:startOverride w:val="1"/>
+    </w:lvlOverride>
+    <w:lvlOverride w:ilvl="6">
+      <w:startOverride w:val="1"/>
+    </w:lvlOverride>
+    <w:lvlOverride w:ilvl="7">
+      <w:startOverride w:val="1"/>
+    </w:lvlOverride>
+    <w:lvlOverride w:ilvl="8">
+      <w:startOverride w:val="1"/>
+    </w:lvlOverride>
+  </w:num>
+  <w:num w:numId="1013">
+    <w:abstractNumId w:val="991"/>
+  </w:num>
   <w:num w:numId="1014">
-    <w:abstractNumId w:val="99731"/>
+    <w:abstractNumId w:val="99411"/>
     <w:lvlOverride w:ilvl="0">
       <w:startOverride w:val="1"/>
     </w:lvlOverride>
@@ -28970,37 +28567,22 @@
     </w:lvlOverride>
   </w:num>
   <w:num w:numId="1015">
-    <w:abstractNumId w:val="99413"/>
-    <w:lvlOverride w:ilvl="0">
-      <w:startOverride w:val="3"/>
-    </w:lvlOverride>
-    <w:lvlOverride w:ilvl="1">
-      <w:startOverride w:val="3"/>
-    </w:lvlOverride>
-    <w:lvlOverride w:ilvl="2">
-      <w:startOverride w:val="3"/>
-    </w:lvlOverride>
-    <w:lvlOverride w:ilvl="3">
-      <w:startOverride w:val="3"/>
-    </w:lvlOverride>
-    <w:lvlOverride w:ilvl="4">
-      <w:startOverride w:val="3"/>
-    </w:lvlOverride>
-    <w:lvlOverride w:ilvl="5">
-      <w:startOverride w:val="3"/>
-    </w:lvlOverride>
-    <w:lvlOverride w:ilvl="6">
-      <w:startOverride w:val="3"/>
-    </w:lvlOverride>
-    <w:lvlOverride w:ilvl="7">
-      <w:startOverride w:val="3"/>
-    </w:lvlOverride>
-    <w:lvlOverride w:ilvl="8">
-      <w:startOverride w:val="3"/>
-    </w:lvlOverride>
+    <w:abstractNumId w:val="991"/>
   </w:num>
   <w:num w:numId="1016">
-    <w:abstractNumId w:val="99731"/>
+    <w:abstractNumId w:val="991"/>
+  </w:num>
+  <w:num w:numId="1017">
+    <w:abstractNumId w:val="991"/>
+  </w:num>
+  <w:num w:numId="1018">
+    <w:abstractNumId w:val="991"/>
+  </w:num>
+  <w:num w:numId="1019">
+    <w:abstractNumId w:val="991"/>
+  </w:num>
+  <w:num w:numId="1020">
+    <w:abstractNumId w:val="99411"/>
     <w:lvlOverride w:ilvl="0">
       <w:startOverride w:val="1"/>
     </w:lvlOverride>
@@ -29027,126 +28609,6 @@
     </w:lvlOverride>
     <w:lvlOverride w:ilvl="8">
       <w:startOverride w:val="1"/>
-    </w:lvlOverride>
-  </w:num>
-  <w:num w:numId="1017">
-    <w:abstractNumId w:val="99415"/>
-    <w:lvlOverride w:ilvl="0">
-      <w:startOverride w:val="5"/>
-    </w:lvlOverride>
-    <w:lvlOverride w:ilvl="1">
-      <w:startOverride w:val="5"/>
-    </w:lvlOverride>
-    <w:lvlOverride w:ilvl="2">
-      <w:startOverride w:val="5"/>
-    </w:lvlOverride>
-    <w:lvlOverride w:ilvl="3">
-      <w:startOverride w:val="5"/>
-    </w:lvlOverride>
-    <w:lvlOverride w:ilvl="4">
-      <w:startOverride w:val="5"/>
-    </w:lvlOverride>
-    <w:lvlOverride w:ilvl="5">
-      <w:startOverride w:val="5"/>
-    </w:lvlOverride>
-    <w:lvlOverride w:ilvl="6">
-      <w:startOverride w:val="5"/>
-    </w:lvlOverride>
-    <w:lvlOverride w:ilvl="7">
-      <w:startOverride w:val="5"/>
-    </w:lvlOverride>
-    <w:lvlOverride w:ilvl="8">
-      <w:startOverride w:val="5"/>
-    </w:lvlOverride>
-  </w:num>
-  <w:num w:numId="1018">
-    <w:abstractNumId w:val="99731"/>
-    <w:lvlOverride w:ilvl="0">
-      <w:startOverride w:val="1"/>
-    </w:lvlOverride>
-    <w:lvlOverride w:ilvl="1">
-      <w:startOverride w:val="1"/>
-    </w:lvlOverride>
-    <w:lvlOverride w:ilvl="2">
-      <w:startOverride w:val="1"/>
-    </w:lvlOverride>
-    <w:lvlOverride w:ilvl="3">
-      <w:startOverride w:val="1"/>
-    </w:lvlOverride>
-    <w:lvlOverride w:ilvl="4">
-      <w:startOverride w:val="1"/>
-    </w:lvlOverride>
-    <w:lvlOverride w:ilvl="5">
-      <w:startOverride w:val="1"/>
-    </w:lvlOverride>
-    <w:lvlOverride w:ilvl="6">
-      <w:startOverride w:val="1"/>
-    </w:lvlOverride>
-    <w:lvlOverride w:ilvl="7">
-      <w:startOverride w:val="1"/>
-    </w:lvlOverride>
-    <w:lvlOverride w:ilvl="8">
-      <w:startOverride w:val="1"/>
-    </w:lvlOverride>
-  </w:num>
-  <w:num w:numId="1019">
-    <w:abstractNumId w:val="99417"/>
-    <w:lvlOverride w:ilvl="0">
-      <w:startOverride w:val="7"/>
-    </w:lvlOverride>
-    <w:lvlOverride w:ilvl="1">
-      <w:startOverride w:val="7"/>
-    </w:lvlOverride>
-    <w:lvlOverride w:ilvl="2">
-      <w:startOverride w:val="7"/>
-    </w:lvlOverride>
-    <w:lvlOverride w:ilvl="3">
-      <w:startOverride w:val="7"/>
-    </w:lvlOverride>
-    <w:lvlOverride w:ilvl="4">
-      <w:startOverride w:val="7"/>
-    </w:lvlOverride>
-    <w:lvlOverride w:ilvl="5">
-      <w:startOverride w:val="7"/>
-    </w:lvlOverride>
-    <w:lvlOverride w:ilvl="6">
-      <w:startOverride w:val="7"/>
-    </w:lvlOverride>
-    <w:lvlOverride w:ilvl="7">
-      <w:startOverride w:val="7"/>
-    </w:lvlOverride>
-    <w:lvlOverride w:ilvl="8">
-      <w:startOverride w:val="7"/>
-    </w:lvlOverride>
-  </w:num>
-  <w:num w:numId="1020">
-    <w:abstractNumId w:val="99419"/>
-    <w:lvlOverride w:ilvl="0">
-      <w:startOverride w:val="9"/>
-    </w:lvlOverride>
-    <w:lvlOverride w:ilvl="1">
-      <w:startOverride w:val="9"/>
-    </w:lvlOverride>
-    <w:lvlOverride w:ilvl="2">
-      <w:startOverride w:val="9"/>
-    </w:lvlOverride>
-    <w:lvlOverride w:ilvl="3">
-      <w:startOverride w:val="9"/>
-    </w:lvlOverride>
-    <w:lvlOverride w:ilvl="4">
-      <w:startOverride w:val="9"/>
-    </w:lvlOverride>
-    <w:lvlOverride w:ilvl="5">
-      <w:startOverride w:val="9"/>
-    </w:lvlOverride>
-    <w:lvlOverride w:ilvl="6">
-      <w:startOverride w:val="9"/>
-    </w:lvlOverride>
-    <w:lvlOverride w:ilvl="7">
-      <w:startOverride w:val="9"/>
-    </w:lvlOverride>
-    <w:lvlOverride w:ilvl="8">
-      <w:startOverride w:val="9"/>
     </w:lvlOverride>
   </w:num>
   <w:num w:numId="1021">
@@ -29180,33 +28642,33 @@
     </w:lvlOverride>
   </w:num>
   <w:num w:numId="1022">
-    <w:abstractNumId w:val="994110"/>
+    <w:abstractNumId w:val="99413"/>
     <w:lvlOverride w:ilvl="0">
-      <w:startOverride w:val="10"/>
+      <w:startOverride w:val="3"/>
     </w:lvlOverride>
     <w:lvlOverride w:ilvl="1">
-      <w:startOverride w:val="10"/>
+      <w:startOverride w:val="3"/>
     </w:lvlOverride>
     <w:lvlOverride w:ilvl="2">
-      <w:startOverride w:val="10"/>
+      <w:startOverride w:val="3"/>
     </w:lvlOverride>
     <w:lvlOverride w:ilvl="3">
-      <w:startOverride w:val="10"/>
+      <w:startOverride w:val="3"/>
     </w:lvlOverride>
     <w:lvlOverride w:ilvl="4">
-      <w:startOverride w:val="10"/>
+      <w:startOverride w:val="3"/>
     </w:lvlOverride>
     <w:lvlOverride w:ilvl="5">
-      <w:startOverride w:val="10"/>
+      <w:startOverride w:val="3"/>
     </w:lvlOverride>
     <w:lvlOverride w:ilvl="6">
-      <w:startOverride w:val="10"/>
+      <w:startOverride w:val="3"/>
     </w:lvlOverride>
     <w:lvlOverride w:ilvl="7">
-      <w:startOverride w:val="10"/>
+      <w:startOverride w:val="3"/>
     </w:lvlOverride>
     <w:lvlOverride w:ilvl="8">
-      <w:startOverride w:val="10"/>
+      <w:startOverride w:val="3"/>
     </w:lvlOverride>
   </w:num>
   <w:num w:numId="1023">
@@ -29240,33 +28702,33 @@
     </w:lvlOverride>
   </w:num>
   <w:num w:numId="1024">
-    <w:abstractNumId w:val="994112"/>
+    <w:abstractNumId w:val="99415"/>
     <w:lvlOverride w:ilvl="0">
-      <w:startOverride w:val="12"/>
+      <w:startOverride w:val="5"/>
     </w:lvlOverride>
     <w:lvlOverride w:ilvl="1">
-      <w:startOverride w:val="12"/>
+      <w:startOverride w:val="5"/>
     </w:lvlOverride>
     <w:lvlOverride w:ilvl="2">
-      <w:startOverride w:val="12"/>
+      <w:startOverride w:val="5"/>
     </w:lvlOverride>
     <w:lvlOverride w:ilvl="3">
-      <w:startOverride w:val="12"/>
+      <w:startOverride w:val="5"/>
     </w:lvlOverride>
     <w:lvlOverride w:ilvl="4">
-      <w:startOverride w:val="12"/>
+      <w:startOverride w:val="5"/>
     </w:lvlOverride>
     <w:lvlOverride w:ilvl="5">
-      <w:startOverride w:val="12"/>
+      <w:startOverride w:val="5"/>
     </w:lvlOverride>
     <w:lvlOverride w:ilvl="6">
-      <w:startOverride w:val="12"/>
+      <w:startOverride w:val="5"/>
     </w:lvlOverride>
     <w:lvlOverride w:ilvl="7">
-      <w:startOverride w:val="12"/>
+      <w:startOverride w:val="5"/>
     </w:lvlOverride>
     <w:lvlOverride w:ilvl="8">
-      <w:startOverride w:val="12"/>
+      <w:startOverride w:val="5"/>
     </w:lvlOverride>
   </w:num>
   <w:num w:numId="1025">
@@ -29300,69 +28762,66 @@
     </w:lvlOverride>
   </w:num>
   <w:num w:numId="1026">
-    <w:abstractNumId w:val="994113"/>
+    <w:abstractNumId w:val="99417"/>
     <w:lvlOverride w:ilvl="0">
-      <w:startOverride w:val="13"/>
+      <w:startOverride w:val="7"/>
     </w:lvlOverride>
     <w:lvlOverride w:ilvl="1">
-      <w:startOverride w:val="13"/>
+      <w:startOverride w:val="7"/>
     </w:lvlOverride>
     <w:lvlOverride w:ilvl="2">
-      <w:startOverride w:val="13"/>
+      <w:startOverride w:val="7"/>
     </w:lvlOverride>
     <w:lvlOverride w:ilvl="3">
-      <w:startOverride w:val="13"/>
+      <w:startOverride w:val="7"/>
     </w:lvlOverride>
     <w:lvlOverride w:ilvl="4">
-      <w:startOverride w:val="13"/>
+      <w:startOverride w:val="7"/>
     </w:lvlOverride>
     <w:lvlOverride w:ilvl="5">
-      <w:startOverride w:val="13"/>
+      <w:startOverride w:val="7"/>
     </w:lvlOverride>
     <w:lvlOverride w:ilvl="6">
-      <w:startOverride w:val="13"/>
+      <w:startOverride w:val="7"/>
     </w:lvlOverride>
     <w:lvlOverride w:ilvl="7">
-      <w:startOverride w:val="13"/>
+      <w:startOverride w:val="7"/>
     </w:lvlOverride>
     <w:lvlOverride w:ilvl="8">
-      <w:startOverride w:val="13"/>
+      <w:startOverride w:val="7"/>
     </w:lvlOverride>
   </w:num>
   <w:num w:numId="1027">
-    <w:abstractNumId w:val="994114"/>
+    <w:abstractNumId w:val="99419"/>
     <w:lvlOverride w:ilvl="0">
-      <w:startOverride w:val="14"/>
+      <w:startOverride w:val="9"/>
     </w:lvlOverride>
     <w:lvlOverride w:ilvl="1">
-      <w:startOverride w:val="14"/>
+      <w:startOverride w:val="9"/>
     </w:lvlOverride>
     <w:lvlOverride w:ilvl="2">
-      <w:startOverride w:val="14"/>
+      <w:startOverride w:val="9"/>
     </w:lvlOverride>
     <w:lvlOverride w:ilvl="3">
-      <w:startOverride w:val="14"/>
+      <w:startOverride w:val="9"/>
     </w:lvlOverride>
     <w:lvlOverride w:ilvl="4">
-      <w:startOverride w:val="14"/>
+      <w:startOverride w:val="9"/>
     </w:lvlOverride>
     <w:lvlOverride w:ilvl="5">
-      <w:startOverride w:val="14"/>
+      <w:startOverride w:val="9"/>
     </w:lvlOverride>
     <w:lvlOverride w:ilvl="6">
-      <w:startOverride w:val="14"/>
+      <w:startOverride w:val="9"/>
     </w:lvlOverride>
     <w:lvlOverride w:ilvl="7">
-      <w:startOverride w:val="14"/>
+      <w:startOverride w:val="9"/>
     </w:lvlOverride>
     <w:lvlOverride w:ilvl="8">
-      <w:startOverride w:val="14"/>
+      <w:startOverride w:val="9"/>
     </w:lvlOverride>
   </w:num>
   <w:num w:numId="1028">
-    <w:abstractNumId w:val="991"/>
-  </w:num>
-  <w:num w:numId="1029">
     <w:abstractNumId w:val="99731"/>
     <w:lvlOverride w:ilvl="0">
       <w:startOverride w:val="1"/>
@@ -29390,6 +28849,36 @@
     </w:lvlOverride>
     <w:lvlOverride w:ilvl="8">
       <w:startOverride w:val="1"/>
+    </w:lvlOverride>
+  </w:num>
+  <w:num w:numId="1029">
+    <w:abstractNumId w:val="994110"/>
+    <w:lvlOverride w:ilvl="0">
+      <w:startOverride w:val="10"/>
+    </w:lvlOverride>
+    <w:lvlOverride w:ilvl="1">
+      <w:startOverride w:val="10"/>
+    </w:lvlOverride>
+    <w:lvlOverride w:ilvl="2">
+      <w:startOverride w:val="10"/>
+    </w:lvlOverride>
+    <w:lvlOverride w:ilvl="3">
+      <w:startOverride w:val="10"/>
+    </w:lvlOverride>
+    <w:lvlOverride w:ilvl="4">
+      <w:startOverride w:val="10"/>
+    </w:lvlOverride>
+    <w:lvlOverride w:ilvl="5">
+      <w:startOverride w:val="10"/>
+    </w:lvlOverride>
+    <w:lvlOverride w:ilvl="6">
+      <w:startOverride w:val="10"/>
+    </w:lvlOverride>
+    <w:lvlOverride w:ilvl="7">
+      <w:startOverride w:val="10"/>
+    </w:lvlOverride>
+    <w:lvlOverride w:ilvl="8">
+      <w:startOverride w:val="10"/>
     </w:lvlOverride>
   </w:num>
   <w:num w:numId="1030">
@@ -29423,9 +28912,192 @@
     </w:lvlOverride>
   </w:num>
   <w:num w:numId="1031">
+    <w:abstractNumId w:val="994112"/>
+    <w:lvlOverride w:ilvl="0">
+      <w:startOverride w:val="12"/>
+    </w:lvlOverride>
+    <w:lvlOverride w:ilvl="1">
+      <w:startOverride w:val="12"/>
+    </w:lvlOverride>
+    <w:lvlOverride w:ilvl="2">
+      <w:startOverride w:val="12"/>
+    </w:lvlOverride>
+    <w:lvlOverride w:ilvl="3">
+      <w:startOverride w:val="12"/>
+    </w:lvlOverride>
+    <w:lvlOverride w:ilvl="4">
+      <w:startOverride w:val="12"/>
+    </w:lvlOverride>
+    <w:lvlOverride w:ilvl="5">
+      <w:startOverride w:val="12"/>
+    </w:lvlOverride>
+    <w:lvlOverride w:ilvl="6">
+      <w:startOverride w:val="12"/>
+    </w:lvlOverride>
+    <w:lvlOverride w:ilvl="7">
+      <w:startOverride w:val="12"/>
+    </w:lvlOverride>
+    <w:lvlOverride w:ilvl="8">
+      <w:startOverride w:val="12"/>
+    </w:lvlOverride>
+  </w:num>
+  <w:num w:numId="1032">
+    <w:abstractNumId w:val="99731"/>
+    <w:lvlOverride w:ilvl="0">
+      <w:startOverride w:val="1"/>
+    </w:lvlOverride>
+    <w:lvlOverride w:ilvl="1">
+      <w:startOverride w:val="1"/>
+    </w:lvlOverride>
+    <w:lvlOverride w:ilvl="2">
+      <w:startOverride w:val="1"/>
+    </w:lvlOverride>
+    <w:lvlOverride w:ilvl="3">
+      <w:startOverride w:val="1"/>
+    </w:lvlOverride>
+    <w:lvlOverride w:ilvl="4">
+      <w:startOverride w:val="1"/>
+    </w:lvlOverride>
+    <w:lvlOverride w:ilvl="5">
+      <w:startOverride w:val="1"/>
+    </w:lvlOverride>
+    <w:lvlOverride w:ilvl="6">
+      <w:startOverride w:val="1"/>
+    </w:lvlOverride>
+    <w:lvlOverride w:ilvl="7">
+      <w:startOverride w:val="1"/>
+    </w:lvlOverride>
+    <w:lvlOverride w:ilvl="8">
+      <w:startOverride w:val="1"/>
+    </w:lvlOverride>
+  </w:num>
+  <w:num w:numId="1033">
+    <w:abstractNumId w:val="994113"/>
+    <w:lvlOverride w:ilvl="0">
+      <w:startOverride w:val="13"/>
+    </w:lvlOverride>
+    <w:lvlOverride w:ilvl="1">
+      <w:startOverride w:val="13"/>
+    </w:lvlOverride>
+    <w:lvlOverride w:ilvl="2">
+      <w:startOverride w:val="13"/>
+    </w:lvlOverride>
+    <w:lvlOverride w:ilvl="3">
+      <w:startOverride w:val="13"/>
+    </w:lvlOverride>
+    <w:lvlOverride w:ilvl="4">
+      <w:startOverride w:val="13"/>
+    </w:lvlOverride>
+    <w:lvlOverride w:ilvl="5">
+      <w:startOverride w:val="13"/>
+    </w:lvlOverride>
+    <w:lvlOverride w:ilvl="6">
+      <w:startOverride w:val="13"/>
+    </w:lvlOverride>
+    <w:lvlOverride w:ilvl="7">
+      <w:startOverride w:val="13"/>
+    </w:lvlOverride>
+    <w:lvlOverride w:ilvl="8">
+      <w:startOverride w:val="13"/>
+    </w:lvlOverride>
+  </w:num>
+  <w:num w:numId="1034">
+    <w:abstractNumId w:val="994114"/>
+    <w:lvlOverride w:ilvl="0">
+      <w:startOverride w:val="14"/>
+    </w:lvlOverride>
+    <w:lvlOverride w:ilvl="1">
+      <w:startOverride w:val="14"/>
+    </w:lvlOverride>
+    <w:lvlOverride w:ilvl="2">
+      <w:startOverride w:val="14"/>
+    </w:lvlOverride>
+    <w:lvlOverride w:ilvl="3">
+      <w:startOverride w:val="14"/>
+    </w:lvlOverride>
+    <w:lvlOverride w:ilvl="4">
+      <w:startOverride w:val="14"/>
+    </w:lvlOverride>
+    <w:lvlOverride w:ilvl="5">
+      <w:startOverride w:val="14"/>
+    </w:lvlOverride>
+    <w:lvlOverride w:ilvl="6">
+      <w:startOverride w:val="14"/>
+    </w:lvlOverride>
+    <w:lvlOverride w:ilvl="7">
+      <w:startOverride w:val="14"/>
+    </w:lvlOverride>
+    <w:lvlOverride w:ilvl="8">
+      <w:startOverride w:val="14"/>
+    </w:lvlOverride>
+  </w:num>
+  <w:num w:numId="1035">
     <w:abstractNumId w:val="991"/>
   </w:num>
-  <w:num w:numId="1032">
+  <w:num w:numId="1036">
+    <w:abstractNumId w:val="99731"/>
+    <w:lvlOverride w:ilvl="0">
+      <w:startOverride w:val="1"/>
+    </w:lvlOverride>
+    <w:lvlOverride w:ilvl="1">
+      <w:startOverride w:val="1"/>
+    </w:lvlOverride>
+    <w:lvlOverride w:ilvl="2">
+      <w:startOverride w:val="1"/>
+    </w:lvlOverride>
+    <w:lvlOverride w:ilvl="3">
+      <w:startOverride w:val="1"/>
+    </w:lvlOverride>
+    <w:lvlOverride w:ilvl="4">
+      <w:startOverride w:val="1"/>
+    </w:lvlOverride>
+    <w:lvlOverride w:ilvl="5">
+      <w:startOverride w:val="1"/>
+    </w:lvlOverride>
+    <w:lvlOverride w:ilvl="6">
+      <w:startOverride w:val="1"/>
+    </w:lvlOverride>
+    <w:lvlOverride w:ilvl="7">
+      <w:startOverride w:val="1"/>
+    </w:lvlOverride>
+    <w:lvlOverride w:ilvl="8">
+      <w:startOverride w:val="1"/>
+    </w:lvlOverride>
+  </w:num>
+  <w:num w:numId="1037">
+    <w:abstractNumId w:val="99731"/>
+    <w:lvlOverride w:ilvl="0">
+      <w:startOverride w:val="1"/>
+    </w:lvlOverride>
+    <w:lvlOverride w:ilvl="1">
+      <w:startOverride w:val="1"/>
+    </w:lvlOverride>
+    <w:lvlOverride w:ilvl="2">
+      <w:startOverride w:val="1"/>
+    </w:lvlOverride>
+    <w:lvlOverride w:ilvl="3">
+      <w:startOverride w:val="1"/>
+    </w:lvlOverride>
+    <w:lvlOverride w:ilvl="4">
+      <w:startOverride w:val="1"/>
+    </w:lvlOverride>
+    <w:lvlOverride w:ilvl="5">
+      <w:startOverride w:val="1"/>
+    </w:lvlOverride>
+    <w:lvlOverride w:ilvl="6">
+      <w:startOverride w:val="1"/>
+    </w:lvlOverride>
+    <w:lvlOverride w:ilvl="7">
+      <w:startOverride w:val="1"/>
+    </w:lvlOverride>
+    <w:lvlOverride w:ilvl="8">
+      <w:startOverride w:val="1"/>
+    </w:lvlOverride>
+  </w:num>
+  <w:num w:numId="1038">
+    <w:abstractNumId w:val="991"/>
+  </w:num>
+  <w:num w:numId="1039">
     <w:abstractNumId w:val="99731"/>
     <w:lvlOverride w:ilvl="0">
       <w:startOverride w:val="1"/>

--- a/06-学生侧材料/讲义/有机化学/过渡金属催化.docx
+++ b/06-学生侧材料/讲义/有机化学/过渡金属催化.docx
@@ -1990,7 +1990,7 @@
     <w:p>
       <w:pPr>
         <w:pStyle w:val="FirstParagraph"/>
-        <w:spacing w:before="160" w:after="80"/>
+        <w:spacing w:after="80" w:before="160"/>
         <w:jc w:val="center"/>
       </w:pPr>
       <w:r>
@@ -2319,396 +2319,6 @@
           <w:sz w:val="21"/>
         </w:rPr>
         <w:t xml:space="preserve">Commons）</w:t>
-      </w:r>
-    </w:p>
-    <w:p>
-      <w:pPr>
-        <w:pStyle w:val="SourceCode"/>
-        <w:spacing w:after="80"/>
-      </w:pPr>
-      <w:r>
-        <w:rPr>
-          <w:rStyle w:val="VerbatimChar"/>
-          <w:rFonts w:ascii="SimSun" w:hAnsi="SimSun" w:eastAsia="SimSun" w:cs="SimSun"/>
-        </w:rPr>
-        <w:t xml:space="preserve">                       </w:t>
-      </w:r>
-      <w:r>
-        <w:rPr>
-          <w:rStyle w:val="VerbatimChar"/>
-          <w:rFonts w:hint="eastAsia" w:ascii="SimSun" w:hAnsi="SimSun" w:eastAsia="SimSun" w:cs="SimSun"/>
-        </w:rPr>
-        <w:t xml:space="preserve">氧化加成</w:t>
-      </w:r>
-      <w:r>
-        <w:rPr>
-          <w:rFonts w:ascii="SimSun" w:hAnsi="SimSun" w:eastAsia="SimSun" w:cs="SimSun"/>
-        </w:rPr>
-        <w:br/>
-      </w:r>
-      <w:r>
-        <w:rPr>
-          <w:rStyle w:val="VerbatimChar"/>
-          <w:rFonts w:ascii="SimSun" w:hAnsi="SimSun" w:eastAsia="SimSun" w:cs="SimSun"/>
-        </w:rPr>
-        <w:t xml:space="preserve">                  ┌───────────────┐</w:t>
-      </w:r>
-      <w:r>
-        <w:rPr>
-          <w:rFonts w:ascii="SimSun" w:hAnsi="SimSun" w:eastAsia="SimSun" w:cs="SimSun"/>
-        </w:rPr>
-        <w:br/>
-      </w:r>
-      <w:r>
-        <w:rPr>
-          <w:rStyle w:val="VerbatimChar"/>
-          <w:rFonts w:ascii="SimSun" w:hAnsi="SimSun" w:eastAsia="SimSun" w:cs="SimSun"/>
-        </w:rPr>
-        <w:t xml:space="preserve">                  │  M(0) → M(II) │</w:t>
-      </w:r>
-      <w:r>
-        <w:rPr>
-          <w:rFonts w:ascii="SimSun" w:hAnsi="SimSun" w:eastAsia="SimSun" w:cs="SimSun"/>
-        </w:rPr>
-        <w:br/>
-      </w:r>
-      <w:r>
-        <w:rPr>
-          <w:rStyle w:val="VerbatimChar"/>
-          <w:rFonts w:ascii="SimSun" w:hAnsi="SimSun" w:eastAsia="SimSun" w:cs="SimSun"/>
-        </w:rPr>
-        <w:t xml:space="preserve">                  └───────┬───────┘</w:t>
-      </w:r>
-      <w:r>
-        <w:rPr>
-          <w:rFonts w:ascii="SimSun" w:hAnsi="SimSun" w:eastAsia="SimSun" w:cs="SimSun"/>
-        </w:rPr>
-        <w:br/>
-      </w:r>
-      <w:r>
-        <w:rPr>
-          <w:rStyle w:val="VerbatimChar"/>
-          <w:rFonts w:ascii="SimSun" w:hAnsi="SimSun" w:eastAsia="SimSun" w:cs="SimSun"/>
-        </w:rPr>
-        <w:t xml:space="preserve">                          ↓</w:t>
-      </w:r>
-      <w:r>
-        <w:rPr>
-          <w:rFonts w:ascii="SimSun" w:hAnsi="SimSun" w:eastAsia="SimSun" w:cs="SimSun"/>
-        </w:rPr>
-        <w:br/>
-      </w:r>
-      <w:r>
-        <w:rPr>
-          <w:rStyle w:val="VerbatimChar"/>
-          <w:rFonts w:ascii="SimSun" w:hAnsi="SimSun" w:eastAsia="SimSun" w:cs="SimSun"/>
-        </w:rPr>
-        <w:t xml:space="preserve">                  ┌───────────────┐</w:t>
-      </w:r>
-      <w:r>
-        <w:rPr>
-          <w:rFonts w:ascii="SimSun" w:hAnsi="SimSun" w:eastAsia="SimSun" w:cs="SimSun"/>
-        </w:rPr>
-        <w:br/>
-      </w:r>
-      <w:r>
-        <w:rPr>
-          <w:rStyle w:val="VerbatimChar"/>
-          <w:rFonts w:ascii="SimSun" w:hAnsi="SimSun" w:eastAsia="SimSun" w:cs="SimSun"/>
-        </w:rPr>
-        <w:t xml:space="preserve">                  │   </w:t>
-      </w:r>
-      <w:r>
-        <w:rPr>
-          <w:rStyle w:val="VerbatimChar"/>
-          <w:rFonts w:hint="eastAsia" w:ascii="SimSun" w:hAnsi="SimSun" w:eastAsia="SimSun" w:cs="SimSun"/>
-        </w:rPr>
-        <w:t xml:space="preserve">迁移插入</w:t>
-      </w:r>
-      <w:r>
-        <w:rPr>
-          <w:rStyle w:val="VerbatimChar"/>
-          <w:rFonts w:ascii="SimSun" w:hAnsi="SimSun" w:eastAsia="SimSun" w:cs="SimSun"/>
-        </w:rPr>
-        <w:t xml:space="preserve">    │</w:t>
-      </w:r>
-      <w:r>
-        <w:rPr>
-          <w:rFonts w:ascii="SimSun" w:hAnsi="SimSun" w:eastAsia="SimSun" w:cs="SimSun"/>
-        </w:rPr>
-        <w:br/>
-      </w:r>
-      <w:r>
-        <w:rPr>
-          <w:rStyle w:val="VerbatimChar"/>
-          <w:rFonts w:ascii="SimSun" w:hAnsi="SimSun" w:eastAsia="SimSun" w:cs="SimSun"/>
-        </w:rPr>
-        <w:t xml:space="preserve">                  │  </w:t>
-      </w:r>
-      <w:r>
-        <w:rPr>
-          <w:rStyle w:val="VerbatimChar"/>
-          <w:rFonts w:hint="eastAsia" w:ascii="SimSun" w:hAnsi="SimSun" w:eastAsia="SimSun" w:cs="SimSun"/>
-        </w:rPr>
-        <w:t xml:space="preserve">配体迁移到</w:t>
-      </w:r>
-      <w:r>
-        <w:rPr>
-          <w:rStyle w:val="VerbatimChar"/>
-          <w:rFonts w:ascii="SimSun" w:hAnsi="SimSun" w:eastAsia="SimSun" w:cs="SimSun"/>
-        </w:rPr>
-        <w:t xml:space="preserve">    │</w:t>
-      </w:r>
-      <w:r>
-        <w:rPr>
-          <w:rFonts w:ascii="SimSun" w:hAnsi="SimSun" w:eastAsia="SimSun" w:cs="SimSun"/>
-        </w:rPr>
-        <w:br/>
-      </w:r>
-      <w:r>
-        <w:rPr>
-          <w:rStyle w:val="VerbatimChar"/>
-          <w:rFonts w:ascii="SimSun" w:hAnsi="SimSun" w:eastAsia="SimSun" w:cs="SimSun"/>
-        </w:rPr>
-        <w:t xml:space="preserve">                  │  </w:t>
-      </w:r>
-      <w:r>
-        <w:rPr>
-          <w:rStyle w:val="VerbatimChar"/>
-          <w:rFonts w:hint="eastAsia" w:ascii="SimSun" w:hAnsi="SimSun" w:eastAsia="SimSun" w:cs="SimSun"/>
-        </w:rPr>
-        <w:t xml:space="preserve">不饱和配体上</w:t>
-      </w:r>
-      <w:r>
-        <w:rPr>
-          <w:rStyle w:val="VerbatimChar"/>
-          <w:rFonts w:ascii="SimSun" w:hAnsi="SimSun" w:eastAsia="SimSun" w:cs="SimSun"/>
-        </w:rPr>
-        <w:t xml:space="preserve">  │</w:t>
-      </w:r>
-      <w:r>
-        <w:rPr>
-          <w:rFonts w:ascii="SimSun" w:hAnsi="SimSun" w:eastAsia="SimSun" w:cs="SimSun"/>
-        </w:rPr>
-        <w:br/>
-      </w:r>
-      <w:r>
-        <w:rPr>
-          <w:rStyle w:val="VerbatimChar"/>
-          <w:rFonts w:ascii="SimSun" w:hAnsi="SimSun" w:eastAsia="SimSun" w:cs="SimSun"/>
-        </w:rPr>
-        <w:t xml:space="preserve">      ┌─────────→└───────┬───────┘</w:t>
-      </w:r>
-      <w:r>
-        <w:rPr>
-          <w:rFonts w:ascii="SimSun" w:hAnsi="SimSun" w:eastAsia="SimSun" w:cs="SimSun"/>
-        </w:rPr>
-        <w:br/>
-      </w:r>
-      <w:r>
-        <w:rPr>
-          <w:rStyle w:val="VerbatimChar"/>
-          <w:rFonts w:ascii="SimSun" w:hAnsi="SimSun" w:eastAsia="SimSun" w:cs="SimSun"/>
-        </w:rPr>
-        <w:t xml:space="preserve">      │                   ↓           </w:t>
-      </w:r>
-      <w:r>
-        <w:rPr>
-          <w:rStyle w:val="VerbatimChar"/>
-          <w:rFonts w:hint="eastAsia" w:ascii="SimSun" w:hAnsi="SimSun" w:eastAsia="SimSun" w:cs="SimSun"/>
-        </w:rPr>
-        <w:t xml:space="preserve">再一轮</w:t>
-      </w:r>
-      <w:r>
-        <w:rPr>
-          <w:rFonts w:ascii="SimSun" w:hAnsi="SimSun" w:eastAsia="SimSun" w:cs="SimSun"/>
-        </w:rPr>
-        <w:br/>
-      </w:r>
-      <w:r>
-        <w:rPr>
-          <w:rStyle w:val="VerbatimChar"/>
-          <w:rFonts w:ascii="SimSun" w:hAnsi="SimSun" w:eastAsia="SimSun" w:cs="SimSun"/>
-        </w:rPr>
-        <w:t xml:space="preserve">  </w:t>
-      </w:r>
-      <w:r>
-        <w:rPr>
-          <w:rStyle w:val="VerbatimChar"/>
-          <w:rFonts w:hint="eastAsia" w:ascii="SimSun" w:hAnsi="SimSun" w:eastAsia="SimSun" w:cs="SimSun"/>
-        </w:rPr>
-        <w:t xml:space="preserve">还原消除</w:t>
-      </w:r>
-      <w:r>
-        <w:rPr>
-          <w:rStyle w:val="VerbatimChar"/>
-          <w:rFonts w:ascii="SimSun" w:hAnsi="SimSun" w:eastAsia="SimSun" w:cs="SimSun"/>
-        </w:rPr>
-        <w:t xml:space="preserve">         ┌───────────────┐</w:t>
-      </w:r>
-      <w:r>
-        <w:rPr>
-          <w:rFonts w:ascii="SimSun" w:hAnsi="SimSun" w:eastAsia="SimSun" w:cs="SimSun"/>
-        </w:rPr>
-        <w:br/>
-      </w:r>
-      <w:r>
-        <w:rPr>
-          <w:rStyle w:val="VerbatimChar"/>
-          <w:rFonts w:ascii="SimSun" w:hAnsi="SimSun" w:eastAsia="SimSun" w:cs="SimSun"/>
-        </w:rPr>
-        <w:t xml:space="preserve">  M(II) → M(0)    │  β-H </w:t>
-      </w:r>
-      <w:r>
-        <w:rPr>
-          <w:rStyle w:val="VerbatimChar"/>
-          <w:rFonts w:hint="eastAsia" w:ascii="SimSun" w:hAnsi="SimSun" w:eastAsia="SimSun" w:cs="SimSun"/>
-        </w:rPr>
-        <w:t xml:space="preserve">消除</w:t>
-      </w:r>
-      <w:r>
-        <w:rPr>
-          <w:rStyle w:val="VerbatimChar"/>
-          <w:rFonts w:ascii="SimSun" w:hAnsi="SimSun" w:eastAsia="SimSun" w:cs="SimSun"/>
-        </w:rPr>
-        <w:t xml:space="preserve">     │ ←─── </w:t>
-      </w:r>
-      <w:r>
-        <w:rPr>
-          <w:rStyle w:val="VerbatimChar"/>
-          <w:rFonts w:hint="eastAsia" w:ascii="SimSun" w:hAnsi="SimSun" w:eastAsia="SimSun" w:cs="SimSun"/>
-        </w:rPr>
-        <w:t>关键区别</w:t>
-      </w:r>
-      <w:r>
-        <w:rPr>
-          <w:rStyle w:val="VerbatimChar"/>
-          <w:rFonts w:hint="eastAsia" w:ascii="SimSun" w:hAnsi="SimSun" w:eastAsia="SimSun" w:cs="SimSun"/>
-        </w:rPr>
-        <w:t>：</w:t>
-      </w:r>
-      <w:r>
-        <w:rPr>
-          <w:rFonts w:ascii="SimSun" w:hAnsi="SimSun" w:eastAsia="SimSun" w:cs="SimSun"/>
-        </w:rPr>
-        <w:br/>
-      </w:r>
-      <w:r>
-        <w:rPr>
-          <w:rStyle w:val="VerbatimChar"/>
-          <w:rFonts w:ascii="SimSun" w:hAnsi="SimSun" w:eastAsia="SimSun" w:cs="SimSun"/>
-        </w:rPr>
-        <w:t xml:space="preserve">  </w:t>
-      </w:r>
-      <w:r>
-        <w:rPr>
-          <w:rStyle w:val="VerbatimChar"/>
-          <w:rFonts w:hint="eastAsia" w:ascii="SimSun" w:hAnsi="SimSun" w:eastAsia="SimSun" w:cs="SimSun"/>
-        </w:rPr>
-        <w:t xml:space="preserve">新</w:t>
-      </w:r>
-      <w:r>
-        <w:rPr>
-          <w:rStyle w:val="VerbatimChar"/>
-          <w:rFonts w:ascii="SimSun" w:hAnsi="SimSun" w:eastAsia="SimSun" w:cs="SimSun"/>
-        </w:rPr>
-        <w:t xml:space="preserve"> σ </w:t>
-      </w:r>
-      <w:r>
-        <w:rPr>
-          <w:rStyle w:val="VerbatimChar"/>
-          <w:rFonts w:hint="eastAsia" w:ascii="SimSun" w:hAnsi="SimSun" w:eastAsia="SimSun" w:cs="SimSun"/>
-        </w:rPr>
-        <w:t xml:space="preserve">键生成</w:t>
-      </w:r>
-      <w:r>
-        <w:rPr>
-          <w:rStyle w:val="VerbatimChar"/>
-          <w:rFonts w:ascii="SimSun" w:hAnsi="SimSun" w:eastAsia="SimSun" w:cs="SimSun"/>
-        </w:rPr>
-        <w:t xml:space="preserve">      │  16e </w:t>
-      </w:r>
-      <w:r>
-        <w:rPr>
-          <w:rStyle w:val="VerbatimChar"/>
-          <w:rFonts w:hint="eastAsia" w:ascii="SimSun" w:hAnsi="SimSun" w:eastAsia="SimSun" w:cs="SimSun"/>
-        </w:rPr>
-        <w:t xml:space="preserve">有利</w:t>
-      </w:r>
-      <w:r>
-        <w:rPr>
-          <w:rStyle w:val="VerbatimChar"/>
-          <w:rFonts w:ascii="SimSun" w:hAnsi="SimSun" w:eastAsia="SimSun" w:cs="SimSun"/>
-        </w:rPr>
-        <w:t xml:space="preserve">     │     Heck </w:t>
-      </w:r>
-      <w:r>
-        <w:rPr>
-          <w:rStyle w:val="VerbatimChar"/>
-          <w:rFonts w:hint="eastAsia" w:ascii="SimSun" w:hAnsi="SimSun" w:eastAsia="SimSun" w:cs="SimSun"/>
-        </w:rPr>
-        <w:t xml:space="preserve">有</w:t>
-      </w:r>
-      <w:r>
-        <w:rPr>
-          <w:rStyle w:val="VerbatimChar"/>
-          <w:rFonts w:ascii="SimSun" w:hAnsi="SimSun" w:eastAsia="SimSun" w:cs="SimSun"/>
-        </w:rPr>
-        <w:t xml:space="preserve"> β-H </w:t>
-      </w:r>
-      <w:r>
-        <w:rPr>
-          <w:rStyle w:val="VerbatimChar"/>
-          <w:rFonts w:hint="eastAsia" w:ascii="SimSun" w:hAnsi="SimSun" w:eastAsia="SimSun" w:cs="SimSun"/>
-        </w:rPr>
-        <w:t xml:space="preserve">消除</w:t>
-      </w:r>
-      <w:r>
-        <w:rPr>
-          <w:rFonts w:ascii="SimSun" w:hAnsi="SimSun" w:eastAsia="SimSun" w:cs="SimSun"/>
-        </w:rPr>
-        <w:br/>
-      </w:r>
-      <w:r>
-        <w:rPr>
-          <w:rStyle w:val="VerbatimChar"/>
-          <w:rFonts w:ascii="SimSun" w:hAnsi="SimSun" w:eastAsia="SimSun" w:cs="SimSun"/>
-        </w:rPr>
-        <w:t xml:space="preserve">      │           └───────┬───────┘    Suzuki </w:t>
-      </w:r>
-      <w:r>
-        <w:rPr>
-          <w:rStyle w:val="VerbatimChar"/>
-          <w:rFonts w:hint="eastAsia" w:ascii="SimSun" w:hAnsi="SimSun" w:eastAsia="SimSun" w:cs="SimSun"/>
-        </w:rPr>
-        <w:t>没有</w:t>
-      </w:r>
-      <w:r>
-        <w:rPr>
-          <w:rStyle w:val="VerbatimChar"/>
-          <w:rFonts w:hint="eastAsia" w:ascii="SimSun" w:hAnsi="SimSun" w:eastAsia="SimSun" w:cs="SimSun"/>
-        </w:rPr>
-        <w:t>→</w:t>
-      </w:r>
-      <w:r>
-        <w:rPr>
-          <w:rStyle w:val="VerbatimChar"/>
-          <w:rFonts w:hint="eastAsia" w:ascii="SimSun" w:hAnsi="SimSun" w:eastAsia="SimSun" w:cs="SimSun"/>
-        </w:rPr>
-        <w:t>还原消除</w:t>
-      </w:r>
-      <w:r>
-        <w:rPr>
-          <w:rFonts w:ascii="SimSun" w:hAnsi="SimSun" w:eastAsia="SimSun" w:cs="SimSun"/>
-        </w:rPr>
-        <w:br/>
-      </w:r>
-      <w:r>
-        <w:rPr>
-          <w:rStyle w:val="VerbatimChar"/>
-          <w:rFonts w:ascii="SimSun" w:hAnsi="SimSun" w:eastAsia="SimSun" w:cs="SimSun"/>
-        </w:rPr>
-        <w:t xml:space="preserve">      └───────────────────┘</w:t>
       </w:r>
     </w:p>
     <w:tbl>

--- a/06-学生侧材料/讲义/有机化学/过渡金属催化.docx
+++ b/06-学生侧材料/讲义/有机化学/过渡金属催化.docx
@@ -9915,257 +9915,43 @@
     </w:p>
     <w:p>
       <w:pPr>
-        <w:pStyle w:val="SourceCode"/>
-      </w:pPr>
-      <w:r>
-        <w:rPr>
-          <w:rStyle w:val="VerbatimChar"/>
-          <w:rFonts w:ascii="SimSun" w:hAnsi="SimSun" w:eastAsia="SimSun" w:cs="SimSun"/>
-        </w:rPr>
-        <w:t xml:space="preserve">[M]=CHR                 [M]=CHR'       [M]=CHR'</w:t>
-      </w:r>
-      <w:r>
-        <w:rPr>
-          <w:rFonts w:ascii="SimSun" w:hAnsi="SimSun" w:eastAsia="SimSun" w:cs="SimSun"/>
-        </w:rPr>
-        <w:br/>
-      </w:r>
-      <w:r>
-        <w:rPr>
-          <w:rStyle w:val="VerbatimChar"/>
-          <w:rFonts w:ascii="SimSun" w:hAnsi="SimSun" w:eastAsia="SimSun" w:cs="SimSun"/>
-        </w:rPr>
-        <w:t xml:space="preserve">   +                      +              +</w:t>
-      </w:r>
-      <w:r>
-        <w:rPr>
-          <w:rFonts w:ascii="SimSun" w:hAnsi="SimSun" w:eastAsia="SimSun" w:cs="SimSun"/>
-        </w:rPr>
-        <w:br/>
-      </w:r>
-      <w:r>
-        <w:rPr>
-          <w:rStyle w:val="VerbatimChar"/>
-          <w:rFonts w:ascii="SimSun" w:hAnsi="SimSun" w:eastAsia="SimSun" w:cs="SimSun"/>
-        </w:rPr>
-        <w:t xml:space="preserve"> H</w:t>
-      </w:r>
-      <w:r>
-        <w:rPr>
-          <w:rStyle w:val="VerbatimChar"/>
-          <w:rFonts w:ascii="SimSun" w:hAnsi="SimSun" w:eastAsia="SimSun" w:cs="SimSun"/>
-          <w:vertAlign w:val="subscript"/>
-        </w:rPr>
-        <w:t>2</w:t>
-      </w:r>
-      <w:r>
-        <w:rPr>
-          <w:rStyle w:val="VerbatimChar"/>
-          <w:rFonts w:ascii="SimSun" w:hAnsi="SimSun" w:eastAsia="SimSun" w:cs="SimSun"/>
-        </w:rPr>
-        <w:t xml:space="preserve">C=CHR'    </w:t>
-      </w:r>
-      <w:r>
-        <w:rPr>
-          <w:rStyle w:val="VerbatimChar"/>
-          <w:rFonts w:hint="eastAsia" w:ascii="SimSun" w:hAnsi="SimSun" w:eastAsia="SimSun" w:cs="SimSun"/>
-        </w:rPr>
-        <w:t xml:space="preserve">交换舞伴</w:t>
-      </w:r>
-      <w:r>
-        <w:rPr>
-          <w:rStyle w:val="VerbatimChar"/>
-          <w:rFonts w:ascii="SimSun" w:hAnsi="SimSun" w:eastAsia="SimSun" w:cs="SimSun"/>
-        </w:rPr>
-        <w:t xml:space="preserve">    H</w:t>
-      </w:r>
-      <w:r>
-        <w:rPr>
-          <w:rStyle w:val="VerbatimChar"/>
-          <w:rFonts w:ascii="SimSun" w:hAnsi="SimSun" w:eastAsia="SimSun" w:cs="SimSun"/>
-          <w:vertAlign w:val="subscript"/>
-        </w:rPr>
-        <w:t>2</w:t>
-      </w:r>
-      <w:r>
-        <w:rPr>
-          <w:rStyle w:val="VerbatimChar"/>
-          <w:rFonts w:ascii="SimSun" w:hAnsi="SimSun" w:eastAsia="SimSun" w:cs="SimSun"/>
-        </w:rPr>
-        <w:t>C=CHR'       H</w:t>
-      </w:r>
-      <w:r>
-        <w:rPr>
-          <w:rStyle w:val="VerbatimChar"/>
-          <w:rFonts w:ascii="SimSun" w:hAnsi="SimSun" w:eastAsia="SimSun" w:cs="SimSun"/>
-          <w:vertAlign w:val="subscript"/>
-        </w:rPr>
-        <w:t>2</w:t>
-      </w:r>
-      <w:r>
-        <w:rPr>
-          <w:rStyle w:val="VerbatimChar"/>
-          <w:rFonts w:ascii="SimSun" w:hAnsi="SimSun" w:eastAsia="SimSun" w:cs="SimSun"/>
-        </w:rPr>
-        <w:t>C=CHR'</w:t>
-      </w:r>
-      <w:r>
-        <w:rPr>
-          <w:rFonts w:ascii="SimSun" w:hAnsi="SimSun" w:eastAsia="SimSun" w:cs="SimSun"/>
-        </w:rPr>
-        <w:br/>
-      </w:r>
-      <w:r>
-        <w:rPr>
-          <w:rStyle w:val="VerbatimChar"/>
-          <w:rFonts w:ascii="SimSun" w:hAnsi="SimSun" w:eastAsia="SimSun" w:cs="SimSun"/>
-        </w:rPr>
-        <w:t xml:space="preserve">   │                      │</w:t>
-      </w:r>
-      <w:r>
-        <w:rPr>
-          <w:rFonts w:ascii="SimSun" w:hAnsi="SimSun" w:eastAsia="SimSun" w:cs="SimSun"/>
-        </w:rPr>
-        <w:br/>
-      </w:r>
-      <w:r>
-        <w:rPr>
-          <w:rStyle w:val="VerbatimChar"/>
-          <w:rFonts w:ascii="SimSun" w:hAnsi="SimSun" w:eastAsia="SimSun" w:cs="SimSun"/>
-        </w:rPr>
-        <w:t xml:space="preserve">   ▼                      ▼</w:t>
-      </w:r>
-      <w:r>
-        <w:rPr>
-          <w:rFonts w:ascii="SimSun" w:hAnsi="SimSun" w:eastAsia="SimSun" w:cs="SimSun"/>
-        </w:rPr>
-        <w:br/>
-      </w:r>
-      <w:r>
-        <w:rPr>
-          <w:rStyle w:val="VerbatimChar"/>
-          <w:rFonts w:ascii="SimSun" w:hAnsi="SimSun" w:eastAsia="SimSun" w:cs="SimSun"/>
-        </w:rPr>
-        <w:t xml:space="preserve">[M]──CHR               [M]──CHR'      [M]──CHR'</w:t>
-      </w:r>
-      <w:r>
-        <w:rPr>
-          <w:rFonts w:ascii="SimSun" w:hAnsi="SimSun" w:eastAsia="SimSun" w:cs="SimSun"/>
-        </w:rPr>
-        <w:br/>
-      </w:r>
-      <w:r>
-        <w:rPr>
-          <w:rStyle w:val="VerbatimChar"/>
-          <w:rFonts w:ascii="SimSun" w:hAnsi="SimSun" w:eastAsia="SimSun" w:cs="SimSun"/>
-        </w:rPr>
-        <w:t xml:space="preserve">   │                      │</w:t>
-      </w:r>
-      <w:r>
-        <w:rPr>
-          <w:rFonts w:ascii="SimSun" w:hAnsi="SimSun" w:eastAsia="SimSun" w:cs="SimSun"/>
-        </w:rPr>
-        <w:br/>
-      </w:r>
-      <w:r>
-        <w:rPr>
-          <w:rStyle w:val="VerbatimChar"/>
-          <w:rFonts w:ascii="SimSun" w:hAnsi="SimSun" w:eastAsia="SimSun" w:cs="SimSun"/>
-        </w:rPr>
-        <w:t xml:space="preserve"> H</w:t>
-      </w:r>
-      <w:r>
-        <w:rPr>
-          <w:rStyle w:val="VerbatimChar"/>
-          <w:rFonts w:ascii="SimSun" w:hAnsi="SimSun" w:eastAsia="SimSun" w:cs="SimSun"/>
-          <w:vertAlign w:val="subscript"/>
-        </w:rPr>
-        <w:t>2</w:t>
-      </w:r>
-      <w:r>
-        <w:rPr>
-          <w:rStyle w:val="VerbatimChar"/>
-          <w:rFonts w:ascii="SimSun" w:hAnsi="SimSun" w:eastAsia="SimSun" w:cs="SimSun"/>
-        </w:rPr>
-        <w:t>C──CHR'              H</w:t>
-      </w:r>
-      <w:r>
-        <w:rPr>
-          <w:rStyle w:val="VerbatimChar"/>
-          <w:rFonts w:ascii="SimSun" w:hAnsi="SimSun" w:eastAsia="SimSun" w:cs="SimSun"/>
-          <w:vertAlign w:val="subscript"/>
-        </w:rPr>
-        <w:t>2</w:t>
-      </w:r>
-      <w:r>
-        <w:rPr>
-          <w:rStyle w:val="VerbatimChar"/>
-          <w:rFonts w:ascii="SimSun" w:hAnsi="SimSun" w:eastAsia="SimSun" w:cs="SimSun"/>
-        </w:rPr>
-        <w:t>C──CHR       H</w:t>
-      </w:r>
-      <w:r>
-        <w:rPr>
-          <w:rStyle w:val="VerbatimChar"/>
-          <w:rFonts w:ascii="SimSun" w:hAnsi="SimSun" w:eastAsia="SimSun" w:cs="SimSun"/>
-          <w:vertAlign w:val="subscript"/>
-        </w:rPr>
-        <w:t>2</w:t>
-      </w:r>
-      <w:r>
-        <w:rPr>
-          <w:rStyle w:val="VerbatimChar"/>
-          <w:rFonts w:ascii="SimSun" w:hAnsi="SimSun" w:eastAsia="SimSun" w:cs="SimSun"/>
-        </w:rPr>
-        <w:t>C──CHR'</w:t>
-      </w:r>
-      <w:r>
-        <w:rPr>
-          <w:rFonts w:ascii="SimSun" w:hAnsi="SimSun" w:eastAsia="SimSun" w:cs="SimSun"/>
-        </w:rPr>
-        <w:br/>
-      </w:r>
-      <w:r>
-        <w:rPr>
-          <w:rStyle w:val="VerbatimChar"/>
-          <w:rFonts w:ascii="SimSun" w:hAnsi="SimSun" w:eastAsia="SimSun" w:cs="SimSun"/>
-        </w:rPr>
-        <w:t xml:space="preserve">   </w:t>
-      </w:r>
-      <w:r>
-        <w:rPr>
-          <w:rStyle w:val="VerbatimChar"/>
-          <w:rFonts w:hint="eastAsia" w:ascii="SimSun" w:hAnsi="SimSun" w:eastAsia="SimSun" w:cs="SimSun"/>
-        </w:rPr>
-        <w:t xml:space="preserve">金属杂环丁烷</w:t>
-      </w:r>
-      <w:r>
-        <w:rPr>
-          <w:rStyle w:val="VerbatimChar"/>
-          <w:rFonts w:ascii="SimSun" w:hAnsi="SimSun" w:eastAsia="SimSun" w:cs="SimSun"/>
-        </w:rPr>
-        <w:t xml:space="preserve">          </w:t>
-      </w:r>
-      <w:r>
-        <w:rPr>
-          <w:rStyle w:val="VerbatimChar"/>
-          <w:rFonts w:hint="eastAsia" w:ascii="SimSun" w:hAnsi="SimSun" w:eastAsia="SimSun" w:cs="SimSun"/>
-        </w:rPr>
-        <w:t>(</w:t>
-      </w:r>
-      <w:r>
-        <w:rPr>
-          <w:rStyle w:val="VerbatimChar"/>
-          <w:rFonts w:hint="eastAsia" w:ascii="SimSun" w:hAnsi="SimSun" w:eastAsia="SimSun" w:cs="SimSun"/>
-        </w:rPr>
-        <w:t>释放</w:t>
-      </w:r>
-      <w:r>
-        <w:rPr>
-          <w:rStyle w:val="VerbatimChar"/>
-          <w:rFonts w:ascii="SimSun" w:hAnsi="SimSun" w:eastAsia="SimSun" w:cs="SimSun"/>
-        </w:rPr>
-        <w:t xml:space="preserve"> RCH=CHR')</w:t>
+        <w:pStyle w:val="FirstParagraph"/>
+      </w:pPr>
+      <w:r>
+        <w:rPr>
+          <w:rFonts w:hint="eastAsia" w:ascii="Times New Roman" w:hAnsi="Times New Roman" w:eastAsia="FangSong" w:cs="Times New Roman"/>
+        </w:rPr>
+        <w:t>烯烃复分解的</w:t>
+      </w:r>
+      <w:r>
+        <w:rPr>
+          <w:rFonts w:hint="eastAsia" w:ascii="Times New Roman" w:hAnsi="Times New Roman" w:eastAsia="Times New Roman" w:cs="Times New Roman"/>
+        </w:rPr>
+        <w:t>”</w:t>
+      </w:r>
+      <w:r>
+        <w:rPr>
+          <w:rFonts w:hint="eastAsia" w:ascii="Times New Roman" w:hAnsi="Times New Roman" w:eastAsia="FangSong" w:cs="Times New Roman"/>
+        </w:rPr>
+        <w:t>金属杂环丁烷</w:t>
+      </w:r>
+      <w:r>
+        <w:rPr>
+          <w:rFonts w:hint="eastAsia" w:ascii="Times New Roman" w:hAnsi="Times New Roman" w:eastAsia="Times New Roman" w:cs="Times New Roman"/>
+        </w:rPr>
+        <w:t>”</w:t>
+      </w:r>
+      <w:r>
+        <w:rPr>
+          <w:rFonts w:hint="eastAsia" w:ascii="Times New Roman" w:hAnsi="Times New Roman" w:eastAsia="FangSong" w:cs="Times New Roman"/>
+        </w:rPr>
+        <w:t>机理三步</w:t>
+      </w:r>
+      <w:r>
+        <w:rPr>
+          <w:rFonts w:hint="eastAsia" w:ascii="Times New Roman" w:hAnsi="Times New Roman" w:eastAsia="Times New Roman" w:cs="Times New Roman"/>
+        </w:rPr>
+        <w:t>：</w:t>
       </w:r>
     </w:p>
     <w:p>
@@ -10180,7 +9966,38 @@
         <w:rPr>
           <w:rFonts w:hint="eastAsia" w:ascii="Times New Roman" w:hAnsi="Times New Roman" w:eastAsia="FangSong" w:cs="Times New Roman"/>
         </w:rPr>
-        <w:t xml:space="preserve">烯烃配位到金属卡宾</w:t>
+        <w:t xml:space="preserve">烯烃</w:t>
+      </w:r>
+      <w:r>
+        <w:rPr>
+          <w:rFonts w:ascii="Times New Roman" w:hAnsi="Times New Roman" w:eastAsia="Times New Roman" w:cs="Times New Roman"/>
+        </w:rPr>
+        <w:t xml:space="preserve"> H</w:t>
+      </w:r>
+      <w:r>
+        <w:rPr>
+          <w:rFonts w:ascii="Times New Roman" w:hAnsi="Times New Roman" w:eastAsia="Times New Roman" w:cs="Times New Roman"/>
+          <w:vertAlign w:val="subscript"/>
+        </w:rPr>
+        <w:t>2</w:t>
+      </w:r>
+      <w:r>
+        <w:rPr>
+          <w:rFonts w:ascii="Times New Roman" w:hAnsi="Times New Roman" w:eastAsia="Times New Roman" w:cs="Times New Roman"/>
+        </w:rPr>
+        <w:t xml:space="preserve">C=CHR′ </w:t>
+      </w:r>
+      <w:r>
+        <w:rPr>
+          <w:rFonts w:hint="eastAsia" w:ascii="Times New Roman" w:hAnsi="Times New Roman" w:eastAsia="FangSong" w:cs="Times New Roman"/>
+        </w:rPr>
+        <w:t xml:space="preserve">配位到金属卡宾</w:t>
+      </w:r>
+      <w:r>
+        <w:rPr>
+          <w:rFonts w:ascii="Times New Roman" w:hAnsi="Times New Roman" w:eastAsia="Times New Roman" w:cs="Times New Roman"/>
+        </w:rPr>
+        <w:t xml:space="preserve"> [M]=CHR。</w:t>
       </w:r>
     </w:p>
     <w:p>
@@ -10195,7 +10012,7 @@
         <w:rPr>
           <w:rFonts w:hint="eastAsia" w:ascii="Times New Roman" w:hAnsi="Times New Roman" w:eastAsia="FangSong" w:cs="Times New Roman"/>
         </w:rPr>
-        <w:t xml:space="preserve">形成</w:t>
+        <w:t xml:space="preserve">经</w:t>
       </w:r>
       <w:r>
         <w:rPr>
@@ -10207,7 +10024,7 @@
         <w:rPr>
           <w:rFonts w:hint="eastAsia" w:ascii="Times New Roman" w:hAnsi="Times New Roman" w:eastAsia="FangSong" w:cs="Times New Roman"/>
         </w:rPr>
-        <w:t xml:space="preserve">环加成的</w:t>
+        <w:t xml:space="preserve">环加成形成</w:t>
       </w:r>
       <w:r>
         <w:rPr>
@@ -10221,7 +10038,31 @@
         <w:rPr>
           <w:rFonts w:hint="eastAsia" w:ascii="Times New Roman" w:hAnsi="Times New Roman" w:eastAsia="FangSong" w:cs="Times New Roman"/>
         </w:rPr>
-        <w:t xml:space="preserve">中间体</w:t>
+        <w:t>中间体</w:t>
+      </w:r>
+      <w:r>
+        <w:rPr>
+          <w:rFonts w:hint="eastAsia" w:ascii="Times New Roman" w:hAnsi="Times New Roman" w:eastAsia="Times New Roman" w:cs="Times New Roman"/>
+        </w:rPr>
+        <w:t>（</w:t>
+      </w:r>
+      <w:r>
+        <w:rPr>
+          <w:rFonts w:hint="eastAsia" w:ascii="Times New Roman" w:hAnsi="Times New Roman" w:eastAsia="FangSong" w:cs="Times New Roman"/>
+        </w:rPr>
+        <w:t>四元环</w:t>
+      </w:r>
+      <w:r>
+        <w:rPr>
+          <w:rFonts w:ascii="Times New Roman" w:hAnsi="Times New Roman" w:eastAsia="Times New Roman" w:cs="Times New Roman"/>
+        </w:rPr>
+        <w:t xml:space="preserve"> </w:t>
+      </w:r>
+      <w:r>
+        <w:rPr>
+          <w:rFonts w:hint="eastAsia" w:ascii="Times New Roman" w:hAnsi="Times New Roman" w:eastAsia="Times New Roman" w:cs="Times New Roman"/>
+        </w:rPr>
+        <w:t xml:space="preserve">[M]–C–C–C）。</w:t>
       </w:r>
     </w:p>
     <w:p>
@@ -10230,6 +10071,398 @@
         <w:numPr>
           <w:ilvl w:val="0"/>
           <w:numId w:val="1010"/>
+        </w:numPr>
+      </w:pPr>
+      <w:r>
+        <w:rPr>
+          <w:rFonts w:hint="eastAsia" w:ascii="Times New Roman" w:hAnsi="Times New Roman" w:eastAsia="FangSong" w:cs="Times New Roman"/>
+        </w:rPr>
+        <w:t xml:space="preserve">反向断裂</w:t>
+      </w:r>
+      <w:r>
+        <w:rPr>
+          <w:rFonts w:ascii="Times New Roman" w:hAnsi="Times New Roman" w:eastAsia="Times New Roman" w:cs="Times New Roman"/>
+        </w:rPr>
+        <w:t xml:space="preserve"> → </w:t>
+      </w:r>
+      <w:r>
+        <w:rPr>
+          <w:rFonts w:hint="eastAsia" w:ascii="Times New Roman" w:hAnsi="Times New Roman" w:eastAsia="FangSong" w:cs="Times New Roman"/>
+        </w:rPr>
+        <w:t xml:space="preserve">生成新卡宾</w:t>
+      </w:r>
+      <w:r>
+        <w:rPr>
+          <w:rFonts w:ascii="Times New Roman" w:hAnsi="Times New Roman" w:eastAsia="Times New Roman" w:cs="Times New Roman"/>
+        </w:rPr>
+        <w:t xml:space="preserve"> [M]=CHR′ + </w:t>
+      </w:r>
+      <w:r>
+        <w:rPr>
+          <w:rFonts w:hint="eastAsia" w:ascii="Times New Roman" w:hAnsi="Times New Roman" w:eastAsia="FangSong" w:cs="Times New Roman"/>
+        </w:rPr>
+        <w:t xml:space="preserve">新烯烃</w:t>
+      </w:r>
+      <w:r>
+        <w:rPr>
+          <w:rFonts w:ascii="Times New Roman" w:hAnsi="Times New Roman" w:eastAsia="Times New Roman" w:cs="Times New Roman"/>
+        </w:rPr>
+        <w:t xml:space="preserve"> </w:t>
+      </w:r>
+      <w:r>
+        <w:rPr>
+          <w:rFonts w:hint="eastAsia" w:ascii="Times New Roman" w:hAnsi="Times New Roman" w:eastAsia="Times New Roman" w:cs="Times New Roman"/>
+        </w:rPr>
+        <w:t xml:space="preserve">RCH=CHR′（</w:t>
+      </w:r>
+      <w:r>
+        <w:rPr>
+          <w:rFonts w:hint="eastAsia" w:ascii="Times New Roman" w:hAnsi="Times New Roman" w:eastAsia="Times New Roman" w:cs="Times New Roman"/>
+        </w:rPr>
+        <w:t>“</w:t>
+      </w:r>
+      <w:r>
+        <w:rPr>
+          <w:rFonts w:hint="eastAsia" w:ascii="Times New Roman" w:hAnsi="Times New Roman" w:eastAsia="FangSong" w:cs="Times New Roman"/>
+        </w:rPr>
+        <w:t>交换舞伴</w:t>
+      </w:r>
+      <w:r>
+        <w:rPr>
+          <w:rFonts w:hint="eastAsia" w:ascii="Times New Roman" w:hAnsi="Times New Roman" w:eastAsia="Times New Roman" w:cs="Times New Roman"/>
+        </w:rPr>
+        <w:t>”</w:t>
+      </w:r>
+      <w:r>
+        <w:rPr>
+          <w:rFonts w:hint="eastAsia" w:ascii="Times New Roman" w:hAnsi="Times New Roman" w:eastAsia="Times New Roman" w:cs="Times New Roman"/>
+        </w:rPr>
+        <w:t xml:space="preserve">）。</w:t>
+      </w:r>
+    </w:p>
+    <w:p>
+      <w:pPr>
+        <w:pStyle w:val="FirstParagraph"/>
+      </w:pPr>
+      <w:r>
+        <w:rPr>
+          <w:rFonts w:hint="eastAsia" w:ascii="Times New Roman" w:hAnsi="Times New Roman" w:eastAsia="FangSong" w:cs="Times New Roman"/>
+        </w:rPr>
+        <w:t>净结果</w:t>
+      </w:r>
+      <w:r>
+        <w:rPr>
+          <w:rFonts w:hint="eastAsia" w:ascii="Times New Roman" w:hAnsi="Times New Roman" w:eastAsia="Times New Roman" w:cs="Times New Roman"/>
+        </w:rPr>
+        <w:t>：</w:t>
+      </w:r>
+      <m:oMath>
+        <m:oMathPr>
+          <m:ctrlPr>
+            <w:rPr>
+              <w:sz w:val="28"/>
+              <w:szCs w:val="28"/>
+            </w:rPr>
+          </m:ctrlPr>
+        </m:oMathPr>
+        <m:r>
+          <m:rPr>
+            <m:sty m:val="p"/>
+          </m:rPr>
+          <m:t>R</m:t>
+        </m:r>
+        <m:r>
+          <m:rPr>
+            <m:sty m:val="p"/>
+          </m:rPr>
+          <m:t>C</m:t>
+        </m:r>
+        <m:r>
+          <m:rPr>
+            <m:sty m:val="p"/>
+          </m:rPr>
+          <m:t>H</m:t>
+        </m:r>
+        <m:r>
+          <m:rPr>
+            <m:sty m:val="p"/>
+          </m:rPr>
+          <m:t>=</m:t>
+        </m:r>
+        <m:r>
+          <m:rPr>
+            <m:sty m:val="p"/>
+          </m:rPr>
+          <m:t>C</m:t>
+        </m:r>
+        <m:sSub>
+          <m:e>
+            <m:r>
+              <m:rPr>
+                <m:sty m:val="p"/>
+              </m:rPr>
+              <m:t>H</m:t>
+            </m:r>
+          </m:e>
+          <m:sub>
+            <m:r>
+              <m:rPr>
+                <m:sty m:val="p"/>
+              </m:rPr>
+              <m:t>2</m:t>
+            </m:r>
+          </m:sub>
+        </m:sSub>
+        <m:r>
+          <m:rPr>
+            <m:sty m:val="p"/>
+          </m:rPr>
+          <m:t>+</m:t>
+        </m:r>
+        <m:sSup>
+          <m:e>
+            <m:r>
+              <m:rPr>
+                <m:sty m:val="p"/>
+              </m:rPr>
+              <m:t>R</m:t>
+            </m:r>
+          </m:e>
+          <m:sup>
+            <m:r>
+              <m:rPr>
+                <m:sty m:val="p"/>
+              </m:rPr>
+              <m:t>′</m:t>
+            </m:r>
+          </m:sup>
+        </m:sSup>
+        <m:r>
+          <m:rPr>
+            <m:sty m:val="p"/>
+          </m:rPr>
+          <m:t>C</m:t>
+        </m:r>
+        <m:r>
+          <m:rPr>
+            <m:sty m:val="p"/>
+          </m:rPr>
+          <m:t>H</m:t>
+        </m:r>
+        <m:r>
+          <m:rPr>
+            <m:sty m:val="p"/>
+          </m:rPr>
+          <m:t>=</m:t>
+        </m:r>
+        <m:r>
+          <m:rPr>
+            <m:sty m:val="p"/>
+          </m:rPr>
+          <m:t>C</m:t>
+        </m:r>
+        <m:sSub>
+          <m:e>
+            <m:r>
+              <m:rPr>
+                <m:sty m:val="p"/>
+              </m:rPr>
+              <m:t>H</m:t>
+            </m:r>
+          </m:e>
+          <m:sub>
+            <m:r>
+              <m:rPr>
+                <m:sty m:val="p"/>
+              </m:rPr>
+              <m:t>2</m:t>
+            </m:r>
+          </m:sub>
+        </m:sSub>
+        <m:r>
+          <m:rPr>
+            <m:sty m:val="p"/>
+          </m:rPr>
+          <m:t>→</m:t>
+        </m:r>
+        <m:r>
+          <m:rPr>
+            <m:sty m:val="p"/>
+          </m:rPr>
+          <m:t>R</m:t>
+        </m:r>
+        <m:r>
+          <m:rPr>
+            <m:sty m:val="p"/>
+          </m:rPr>
+          <m:t>C</m:t>
+        </m:r>
+        <m:r>
+          <m:rPr>
+            <m:sty m:val="p"/>
+          </m:rPr>
+          <m:t>H</m:t>
+        </m:r>
+        <m:r>
+          <m:rPr>
+            <m:sty m:val="p"/>
+          </m:rPr>
+          <m:t>=</m:t>
+        </m:r>
+        <m:r>
+          <m:rPr>
+            <m:sty m:val="p"/>
+          </m:rPr>
+          <m:t>C</m:t>
+        </m:r>
+        <m:r>
+          <m:rPr>
+            <m:sty m:val="p"/>
+          </m:rPr>
+          <m:t>H</m:t>
+        </m:r>
+        <m:sSup>
+          <m:e>
+            <m:r>
+              <m:rPr>
+                <m:sty m:val="p"/>
+              </m:rPr>
+              <m:t>R</m:t>
+            </m:r>
+          </m:e>
+          <m:sup>
+            <m:r>
+              <m:rPr>
+                <m:sty m:val="p"/>
+              </m:rPr>
+              <m:t>′</m:t>
+            </m:r>
+          </m:sup>
+        </m:sSup>
+        <m:r>
+          <m:rPr>
+            <m:sty m:val="p"/>
+          </m:rPr>
+          <m:t>+</m:t>
+        </m:r>
+        <m:sSub>
+          <m:e>
+            <m:r>
+              <m:rPr>
+                <m:sty m:val="p"/>
+              </m:rPr>
+              <m:t>H</m:t>
+            </m:r>
+          </m:e>
+          <m:sub>
+            <m:r>
+              <m:rPr>
+                <m:sty m:val="p"/>
+              </m:rPr>
+              <m:t>2</m:t>
+            </m:r>
+          </m:sub>
+        </m:sSub>
+        <m:r>
+          <m:rPr>
+            <m:sty m:val="p"/>
+          </m:rPr>
+          <m:t>C</m:t>
+        </m:r>
+        <m:r>
+          <m:rPr>
+            <m:sty m:val="p"/>
+          </m:rPr>
+          <m:t>=</m:t>
+        </m:r>
+        <m:r>
+          <m:rPr>
+            <m:sty m:val="p"/>
+          </m:rPr>
+          <m:t>C</m:t>
+        </m:r>
+        <m:sSub>
+          <m:e>
+            <m:r>
+              <m:rPr>
+                <m:sty m:val="p"/>
+              </m:rPr>
+              <m:t>H</m:t>
+            </m:r>
+          </m:e>
+          <m:sub>
+            <m:r>
+              <m:rPr>
+                <m:sty m:val="p"/>
+              </m:rPr>
+              <m:t>2</m:t>
+            </m:r>
+          </m:sub>
+        </m:sSub>
+      </m:oMath>
+    </w:p>
+    <w:p>
+      <w:pPr>
+        <w:pStyle w:val="Compact"/>
+        <w:numPr>
+          <w:ilvl w:val="0"/>
+          <w:numId w:val="1011"/>
+        </w:numPr>
+      </w:pPr>
+      <w:r>
+        <w:rPr>
+          <w:rFonts w:hint="eastAsia" w:ascii="Times New Roman" w:hAnsi="Times New Roman" w:eastAsia="FangSong" w:cs="Times New Roman"/>
+        </w:rPr>
+        <w:t xml:space="preserve">烯烃配位到金属卡宾</w:t>
+      </w:r>
+    </w:p>
+    <w:p>
+      <w:pPr>
+        <w:pStyle w:val="Compact"/>
+        <w:numPr>
+          <w:ilvl w:val="0"/>
+          <w:numId w:val="1011"/>
+        </w:numPr>
+      </w:pPr>
+      <w:r>
+        <w:rPr>
+          <w:rFonts w:hint="eastAsia" w:ascii="Times New Roman" w:hAnsi="Times New Roman" w:eastAsia="FangSong" w:cs="Times New Roman"/>
+        </w:rPr>
+        <w:t xml:space="preserve">形成</w:t>
+      </w:r>
+      <w:r>
+        <w:rPr>
+          <w:rFonts w:ascii="Times New Roman" w:hAnsi="Times New Roman" w:eastAsia="Times New Roman" w:cs="Times New Roman"/>
+        </w:rPr>
+        <w:t xml:space="preserve"> [2+2] </w:t>
+      </w:r>
+      <w:r>
+        <w:rPr>
+          <w:rFonts w:hint="eastAsia" w:ascii="Times New Roman" w:hAnsi="Times New Roman" w:eastAsia="FangSong" w:cs="Times New Roman"/>
+        </w:rPr>
+        <w:t xml:space="preserve">环加成的</w:t>
+      </w:r>
+      <w:r>
+        <w:rPr>
+          <w:rFonts w:hint="eastAsia" w:ascii="Times New Roman" w:hAnsi="Times New Roman" w:eastAsia="FangSong" w:cs="Times New Roman"/>
+          <w:b/>
+          <w:bCs/>
+        </w:rPr>
+        <w:t xml:space="preserve">金属杂环丁烷</w:t>
+      </w:r>
+      <w:r>
+        <w:rPr>
+          <w:rFonts w:hint="eastAsia" w:ascii="Times New Roman" w:hAnsi="Times New Roman" w:eastAsia="FangSong" w:cs="Times New Roman"/>
+        </w:rPr>
+        <w:t xml:space="preserve">中间体</w:t>
+      </w:r>
+    </w:p>
+    <w:p>
+      <w:pPr>
+        <w:pStyle w:val="Compact"/>
+        <w:numPr>
+          <w:ilvl w:val="0"/>
+          <w:numId w:val="1011"/>
         </w:numPr>
       </w:pPr>
       <w:r>
@@ -10685,7 +10918,7 @@
         <w:pStyle w:val="Compact"/>
         <w:numPr>
           <w:ilvl w:val="0"/>
-          <w:numId w:val="1011"/>
+          <w:numId w:val="1012"/>
         </w:numPr>
       </w:pPr>
       <w:r>
@@ -10751,121 +10984,6 @@
           <w:rFonts w:hint="eastAsia" w:ascii="Times New Roman" w:hAnsi="Times New Roman" w:eastAsia="Times New Roman" w:cs="Times New Roman"/>
         </w:rPr>
         <w:t xml:space="preserve">Br）</w:t>
-      </w:r>
-    </w:p>
-    <w:p>
-      <w:pPr>
-        <w:pStyle w:val="Compact"/>
-        <w:numPr>
-          <w:ilvl w:val="0"/>
-          <w:numId w:val="1011"/>
-        </w:numPr>
-      </w:pPr>
-      <w:r>
-        <w:rPr>
-          <w:rFonts w:hint="eastAsia" w:ascii="Times New Roman" w:hAnsi="Times New Roman" w:eastAsia="FangSong" w:cs="Times New Roman"/>
-          <w:b/>
-          <w:bCs/>
-        </w:rPr>
-        <w:t xml:space="preserve">亲核试剂</w:t>
-      </w:r>
-      <w:r>
-        <w:rPr>
-          <w:rFonts w:hint="eastAsia" w:ascii="Times New Roman" w:hAnsi="Times New Roman" w:eastAsia="Times New Roman" w:cs="Times New Roman"/>
-        </w:rPr>
-        <w:t>：</w:t>
-      </w:r>
-      <w:r>
-        <w:rPr>
-          <w:rFonts w:hint="eastAsia" w:ascii="Times New Roman" w:hAnsi="Times New Roman" w:eastAsia="FangSong" w:cs="Times New Roman"/>
-        </w:rPr>
-        <w:t>软亲核试剂</w:t>
-      </w:r>
-      <w:r>
-        <w:rPr>
-          <w:rFonts w:hint="eastAsia" w:ascii="Times New Roman" w:hAnsi="Times New Roman" w:eastAsia="Times New Roman" w:cs="Times New Roman"/>
-        </w:rPr>
-        <w:t>（β-</w:t>
-      </w:r>
-      <w:r>
-        <w:rPr>
-          <w:rFonts w:hint="eastAsia" w:ascii="Times New Roman" w:hAnsi="Times New Roman" w:eastAsia="FangSong" w:cs="Times New Roman"/>
-        </w:rPr>
-        <w:t>二羰基化合物负离子</w:t>
-      </w:r>
-      <w:r>
-        <w:rPr>
-          <w:rFonts w:hint="eastAsia" w:ascii="Times New Roman" w:hAnsi="Times New Roman" w:eastAsia="Times New Roman" w:cs="Times New Roman"/>
-        </w:rPr>
-        <w:t>、</w:t>
-      </w:r>
-      <w:r>
-        <w:rPr>
-          <w:rFonts w:hint="eastAsia" w:ascii="Times New Roman" w:hAnsi="Times New Roman" w:eastAsia="FangSong" w:cs="Times New Roman"/>
-        </w:rPr>
-        <w:t>胺</w:t>
-      </w:r>
-      <w:r>
-        <w:rPr>
-          <w:rFonts w:hint="eastAsia" w:ascii="Times New Roman" w:hAnsi="Times New Roman" w:eastAsia="Times New Roman" w:cs="Times New Roman"/>
-        </w:rPr>
-        <w:t>、</w:t>
-      </w:r>
-      <w:r>
-        <w:rPr>
-          <w:rFonts w:hint="eastAsia" w:ascii="Times New Roman" w:hAnsi="Times New Roman" w:eastAsia="FangSong" w:cs="Times New Roman"/>
-        </w:rPr>
-        <w:t>酚</w:t>
-      </w:r>
-      <w:r>
-        <w:rPr>
-          <w:rFonts w:hint="eastAsia" w:ascii="Times New Roman" w:hAnsi="Times New Roman" w:eastAsia="Times New Roman" w:cs="Times New Roman"/>
-        </w:rPr>
-        <w:t>）</w:t>
-      </w:r>
-    </w:p>
-    <w:bookmarkEnd w:id="42"/>
-    <w:bookmarkStart w:id="43" w:name="催化循环-2"/>
-    <w:p>
-      <w:pPr>
-        <w:pStyle w:val="Heading3"/>
-        <w:spacing w:before="280" w:after="120"/>
-      </w:pPr>
-      <w:r>
-        <w:rPr>
-          <w:rFonts w:ascii="Times New Roman" w:hAnsi="Times New Roman" w:eastAsia="Times New Roman" w:cs="Times New Roman"/>
-        </w:rPr>
-        <w:t xml:space="preserve">8.2 </w:t>
-      </w:r>
-      <w:r>
-        <w:rPr>
-          <w:rFonts w:hint="eastAsia" w:ascii="Times New Roman" w:hAnsi="Times New Roman" w:eastAsia="SimHei" w:cs="Times New Roman"/>
-        </w:rPr>
-        <w:t xml:space="preserve">催化循环</w:t>
-      </w:r>
-    </w:p>
-    <w:p>
-      <w:pPr>
-        <w:pStyle w:val="FirstParagraph"/>
-      </w:pPr>
-      <w:r>
-        <w:rPr>
-          <w:rFonts w:ascii="Times New Roman" w:hAnsi="Times New Roman" w:eastAsia="Times New Roman" w:cs="Times New Roman"/>
-        </w:rPr>
-        <w:t>Pd(0) + R–CH=CH–CH</w:t>
-      </w:r>
-      <w:r>
-        <w:rPr>
-          <w:rFonts w:ascii="Times New Roman" w:hAnsi="Times New Roman" w:eastAsia="Times New Roman" w:cs="Times New Roman"/>
-          <w:vertAlign w:val="subscript"/>
-        </w:rPr>
-        <w:t>2</w:t>
-      </w:r>
-      <w:r>
-        <w:rPr>
-          <w:rFonts w:ascii="Times New Roman" w:hAnsi="Times New Roman" w:eastAsia="Times New Roman" w:cs="Times New Roman"/>
-        </w:rPr>
-        <w:t>–OAc</w:t>
       </w:r>
     </w:p>
     <w:p>
@@ -10879,105 +10997,108 @@
       <w:r>
         <w:rPr>
           <w:rFonts w:hint="eastAsia" w:ascii="Times New Roman" w:hAnsi="Times New Roman" w:eastAsia="FangSong" w:cs="Times New Roman"/>
-        </w:rPr>
-        <w:t>氧化加成</w:t>
-      </w:r>
-      <w:r>
-        <w:rPr>
-          <w:rFonts w:hint="eastAsia" w:ascii="Times New Roman" w:hAnsi="Times New Roman" w:eastAsia="Times New Roman" w:cs="Times New Roman"/>
-        </w:rPr>
-        <w:t>（</w:t>
-      </w:r>
-      <w:r>
-        <w:rPr>
-          <w:rFonts w:hint="eastAsia" w:ascii="Times New Roman" w:hAnsi="Times New Roman" w:eastAsia="FangSong" w:cs="Times New Roman"/>
-        </w:rPr>
-        <w:t>反式</w:t>
-      </w:r>
-      <w:r>
-        <w:rPr>
-          <w:rFonts w:hint="eastAsia" w:ascii="Times New Roman" w:hAnsi="Times New Roman" w:eastAsia="Times New Roman" w:cs="Times New Roman"/>
-        </w:rPr>
-        <w:t>，</w:t>
-      </w:r>
-      <w:r>
-        <w:rPr>
-          <w:rFonts w:hint="eastAsia" w:ascii="Times New Roman" w:hAnsi="Times New Roman" w:eastAsia="FangSong" w:cs="Times New Roman"/>
-        </w:rPr>
-        <w:t>从</w:t>
-      </w:r>
-      <w:r>
-        <w:rPr>
-          <w:rFonts w:ascii="Times New Roman" w:hAnsi="Times New Roman" w:eastAsia="Times New Roman" w:cs="Times New Roman"/>
-        </w:rPr>
-        <w:t xml:space="preserve"> OAc </w:t>
-      </w:r>
-      <w:r>
-        <w:rPr>
-          <w:rFonts w:hint="eastAsia" w:ascii="Times New Roman" w:hAnsi="Times New Roman" w:eastAsia="FangSong" w:cs="Times New Roman"/>
-        </w:rPr>
-        <w:t>反面进攻</w:t>
-      </w:r>
-      <w:r>
-        <w:rPr>
-          <w:rFonts w:hint="eastAsia" w:ascii="Times New Roman" w:hAnsi="Times New Roman" w:eastAsia="Times New Roman" w:cs="Times New Roman"/>
-        </w:rPr>
-        <w:t>）→</w:t>
-      </w:r>
-      <w:r>
-        <w:rPr>
-          <w:rFonts w:ascii="Times New Roman" w:hAnsi="Times New Roman" w:eastAsia="Times New Roman" w:cs="Times New Roman"/>
-        </w:rPr>
-        <w:t xml:space="preserve"> </w:t>
-      </w:r>
-      <w:r>
-        <w:rPr>
-          <w:rFonts w:hint="eastAsia" w:ascii="Times New Roman" w:hAnsi="Times New Roman" w:eastAsia="Times New Roman" w:cs="Times New Roman"/>
-        </w:rPr>
-        <w:t>π-</w:t>
-      </w:r>
-      <w:r>
-        <w:rPr>
-          <w:rFonts w:hint="eastAsia" w:ascii="Times New Roman" w:hAnsi="Times New Roman" w:eastAsia="FangSong" w:cs="Times New Roman"/>
-        </w:rPr>
-        <w:t>烯丙基</w:t>
-      </w:r>
-      <w:r>
-        <w:rPr>
-          <w:rFonts w:hint="eastAsia" w:ascii="Times New Roman" w:hAnsi="Times New Roman" w:eastAsia="Times New Roman" w:cs="Times New Roman"/>
-        </w:rPr>
-        <w:t>-Pd(II)</w:t>
-      </w:r>
-      <w:r>
-        <w:rPr>
-          <w:rFonts w:ascii="Times New Roman" w:hAnsi="Times New Roman" w:eastAsia="Times New Roman" w:cs="Times New Roman"/>
-        </w:rPr>
-        <w:t xml:space="preserve"> </w:t>
-      </w:r>
-      <w:r>
-        <w:rPr>
-          <w:rFonts w:hint="eastAsia" w:ascii="Times New Roman" w:hAnsi="Times New Roman" w:eastAsia="FangSong" w:cs="Times New Roman"/>
-        </w:rPr>
-        <w:t>阳离子配合物</w:t>
-      </w:r>
-      <w:r>
-        <w:rPr>
-          <w:rFonts w:hint="eastAsia" w:ascii="Times New Roman" w:hAnsi="Times New Roman" w:eastAsia="Times New Roman" w:cs="Times New Roman"/>
-        </w:rPr>
-        <w:t>（η</w:t>
-      </w:r>
-      <w:r>
-        <w:rPr>
-          <w:rFonts w:hint="eastAsia" w:ascii="Times New Roman" w:hAnsi="Times New Roman" w:eastAsia="Times New Roman" w:cs="Times New Roman"/>
-          <w:vertAlign w:val="superscript"/>
-        </w:rPr>
-        <w:t>3</w:t>
-      </w:r>
-      <w:r>
-        <w:rPr>
-          <w:rFonts w:hint="eastAsia" w:ascii="Times New Roman" w:hAnsi="Times New Roman" w:eastAsia="Times New Roman" w:cs="Times New Roman"/>
-        </w:rPr>
-        <w:t>，16e）</w:t>
+          <w:b/>
+          <w:bCs/>
+        </w:rPr>
+        <w:t xml:space="preserve">亲核试剂</w:t>
+      </w:r>
+      <w:r>
+        <w:rPr>
+          <w:rFonts w:hint="eastAsia" w:ascii="Times New Roman" w:hAnsi="Times New Roman" w:eastAsia="Times New Roman" w:cs="Times New Roman"/>
+        </w:rPr>
+        <w:t>：</w:t>
+      </w:r>
+      <w:r>
+        <w:rPr>
+          <w:rFonts w:hint="eastAsia" w:ascii="Times New Roman" w:hAnsi="Times New Roman" w:eastAsia="FangSong" w:cs="Times New Roman"/>
+        </w:rPr>
+        <w:t>软亲核试剂</w:t>
+      </w:r>
+      <w:r>
+        <w:rPr>
+          <w:rFonts w:hint="eastAsia" w:ascii="Times New Roman" w:hAnsi="Times New Roman" w:eastAsia="Times New Roman" w:cs="Times New Roman"/>
+        </w:rPr>
+        <w:t>（β-</w:t>
+      </w:r>
+      <w:r>
+        <w:rPr>
+          <w:rFonts w:hint="eastAsia" w:ascii="Times New Roman" w:hAnsi="Times New Roman" w:eastAsia="FangSong" w:cs="Times New Roman"/>
+        </w:rPr>
+        <w:t>二羰基化合物负离子</w:t>
+      </w:r>
+      <w:r>
+        <w:rPr>
+          <w:rFonts w:hint="eastAsia" w:ascii="Times New Roman" w:hAnsi="Times New Roman" w:eastAsia="Times New Roman" w:cs="Times New Roman"/>
+        </w:rPr>
+        <w:t>、</w:t>
+      </w:r>
+      <w:r>
+        <w:rPr>
+          <w:rFonts w:hint="eastAsia" w:ascii="Times New Roman" w:hAnsi="Times New Roman" w:eastAsia="FangSong" w:cs="Times New Roman"/>
+        </w:rPr>
+        <w:t>胺</w:t>
+      </w:r>
+      <w:r>
+        <w:rPr>
+          <w:rFonts w:hint="eastAsia" w:ascii="Times New Roman" w:hAnsi="Times New Roman" w:eastAsia="Times New Roman" w:cs="Times New Roman"/>
+        </w:rPr>
+        <w:t>、</w:t>
+      </w:r>
+      <w:r>
+        <w:rPr>
+          <w:rFonts w:hint="eastAsia" w:ascii="Times New Roman" w:hAnsi="Times New Roman" w:eastAsia="FangSong" w:cs="Times New Roman"/>
+        </w:rPr>
+        <w:t>酚</w:t>
+      </w:r>
+      <w:r>
+        <w:rPr>
+          <w:rFonts w:hint="eastAsia" w:ascii="Times New Roman" w:hAnsi="Times New Roman" w:eastAsia="Times New Roman" w:cs="Times New Roman"/>
+        </w:rPr>
+        <w:t>）</w:t>
+      </w:r>
+    </w:p>
+    <w:bookmarkEnd w:id="42"/>
+    <w:bookmarkStart w:id="43" w:name="催化循环-2"/>
+    <w:p>
+      <w:pPr>
+        <w:pStyle w:val="Heading3"/>
+        <w:spacing w:before="280" w:after="120"/>
+      </w:pPr>
+      <w:r>
+        <w:rPr>
+          <w:rFonts w:ascii="Times New Roman" w:hAnsi="Times New Roman" w:eastAsia="Times New Roman" w:cs="Times New Roman"/>
+        </w:rPr>
+        <w:t xml:space="preserve">8.2 </w:t>
+      </w:r>
+      <w:r>
+        <w:rPr>
+          <w:rFonts w:hint="eastAsia" w:ascii="Times New Roman" w:hAnsi="Times New Roman" w:eastAsia="SimHei" w:cs="Times New Roman"/>
+        </w:rPr>
+        <w:t xml:space="preserve">催化循环</w:t>
+      </w:r>
+    </w:p>
+    <w:p>
+      <w:pPr>
+        <w:pStyle w:val="FirstParagraph"/>
+      </w:pPr>
+      <w:r>
+        <w:rPr>
+          <w:rFonts w:ascii="Times New Roman" w:hAnsi="Times New Roman" w:eastAsia="Times New Roman" w:cs="Times New Roman"/>
+        </w:rPr>
+        <w:t>Pd(0) + R–CH=CH–CH</w:t>
+      </w:r>
+      <w:r>
+        <w:rPr>
+          <w:rFonts w:ascii="Times New Roman" w:hAnsi="Times New Roman" w:eastAsia="Times New Roman" w:cs="Times New Roman"/>
+          <w:vertAlign w:val="subscript"/>
+        </w:rPr>
+        <w:t>2</w:t>
+      </w:r>
+      <w:r>
+        <w:rPr>
+          <w:rFonts w:ascii="Times New Roman" w:hAnsi="Times New Roman" w:eastAsia="Times New Roman" w:cs="Times New Roman"/>
+        </w:rPr>
+        <w:t>–OAc</w:t>
       </w:r>
     </w:p>
     <w:p>
@@ -10985,7 +11106,119 @@
         <w:pStyle w:val="Compact"/>
         <w:numPr>
           <w:ilvl w:val="0"/>
-          <w:numId w:val="1012"/>
+          <w:numId w:val="1013"/>
+        </w:numPr>
+      </w:pPr>
+      <w:r>
+        <w:rPr>
+          <w:rFonts w:hint="eastAsia" w:ascii="Times New Roman" w:hAnsi="Times New Roman" w:eastAsia="FangSong" w:cs="Times New Roman"/>
+        </w:rPr>
+        <w:t>氧化加成</w:t>
+      </w:r>
+      <w:r>
+        <w:rPr>
+          <w:rFonts w:hint="eastAsia" w:ascii="Times New Roman" w:hAnsi="Times New Roman" w:eastAsia="Times New Roman" w:cs="Times New Roman"/>
+        </w:rPr>
+        <w:t>（</w:t>
+      </w:r>
+      <w:r>
+        <w:rPr>
+          <w:rFonts w:hint="eastAsia" w:ascii="Times New Roman" w:hAnsi="Times New Roman" w:eastAsia="FangSong" w:cs="Times New Roman"/>
+        </w:rPr>
+        <w:t>反式</w:t>
+      </w:r>
+      <w:r>
+        <w:rPr>
+          <w:rFonts w:hint="eastAsia" w:ascii="Times New Roman" w:hAnsi="Times New Roman" w:eastAsia="Times New Roman" w:cs="Times New Roman"/>
+        </w:rPr>
+        <w:t>，</w:t>
+      </w:r>
+      <w:r>
+        <w:rPr>
+          <w:rFonts w:hint="eastAsia" w:ascii="Times New Roman" w:hAnsi="Times New Roman" w:eastAsia="FangSong" w:cs="Times New Roman"/>
+        </w:rPr>
+        <w:t>从</w:t>
+      </w:r>
+      <w:r>
+        <w:rPr>
+          <w:rFonts w:ascii="Times New Roman" w:hAnsi="Times New Roman" w:eastAsia="Times New Roman" w:cs="Times New Roman"/>
+        </w:rPr>
+        <w:t xml:space="preserve"> OAc </w:t>
+      </w:r>
+      <w:r>
+        <w:rPr>
+          <w:rFonts w:hint="eastAsia" w:ascii="Times New Roman" w:hAnsi="Times New Roman" w:eastAsia="FangSong" w:cs="Times New Roman"/>
+        </w:rPr>
+        <w:t>反面进攻</w:t>
+      </w:r>
+      <w:r>
+        <w:rPr>
+          <w:rFonts w:hint="eastAsia" w:ascii="Times New Roman" w:hAnsi="Times New Roman" w:eastAsia="Times New Roman" w:cs="Times New Roman"/>
+        </w:rPr>
+        <w:t>）→</w:t>
+      </w:r>
+      <w:r>
+        <w:rPr>
+          <w:rFonts w:ascii="Times New Roman" w:hAnsi="Times New Roman" w:eastAsia="Times New Roman" w:cs="Times New Roman"/>
+        </w:rPr>
+        <w:t xml:space="preserve"> </w:t>
+      </w:r>
+      <w:r>
+        <w:rPr>
+          <w:rFonts w:hint="eastAsia" w:ascii="Times New Roman" w:hAnsi="Times New Roman" w:eastAsia="Times New Roman" w:cs="Times New Roman"/>
+        </w:rPr>
+        <w:t>π-</w:t>
+      </w:r>
+      <w:r>
+        <w:rPr>
+          <w:rFonts w:hint="eastAsia" w:ascii="Times New Roman" w:hAnsi="Times New Roman" w:eastAsia="FangSong" w:cs="Times New Roman"/>
+        </w:rPr>
+        <w:t>烯丙基</w:t>
+      </w:r>
+      <w:r>
+        <w:rPr>
+          <w:rFonts w:hint="eastAsia" w:ascii="Times New Roman" w:hAnsi="Times New Roman" w:eastAsia="Times New Roman" w:cs="Times New Roman"/>
+        </w:rPr>
+        <w:t>-Pd(II)</w:t>
+      </w:r>
+      <w:r>
+        <w:rPr>
+          <w:rFonts w:ascii="Times New Roman" w:hAnsi="Times New Roman" w:eastAsia="Times New Roman" w:cs="Times New Roman"/>
+        </w:rPr>
+        <w:t xml:space="preserve"> </w:t>
+      </w:r>
+      <w:r>
+        <w:rPr>
+          <w:rFonts w:hint="eastAsia" w:ascii="Times New Roman" w:hAnsi="Times New Roman" w:eastAsia="FangSong" w:cs="Times New Roman"/>
+        </w:rPr>
+        <w:t>阳离子配合物</w:t>
+      </w:r>
+      <w:r>
+        <w:rPr>
+          <w:rFonts w:hint="eastAsia" w:ascii="Times New Roman" w:hAnsi="Times New Roman" w:eastAsia="Times New Roman" w:cs="Times New Roman"/>
+        </w:rPr>
+        <w:t>（η</w:t>
+      </w:r>
+      <w:r>
+        <w:rPr>
+          <w:rFonts w:hint="eastAsia" w:ascii="Times New Roman" w:hAnsi="Times New Roman" w:eastAsia="Times New Roman" w:cs="Times New Roman"/>
+          <w:vertAlign w:val="superscript"/>
+        </w:rPr>
+        <w:t>3</w:t>
+      </w:r>
+      <w:r>
+        <w:rPr>
+          <w:rFonts w:hint="eastAsia" w:ascii="Times New Roman" w:hAnsi="Times New Roman" w:eastAsia="Times New Roman" w:cs="Times New Roman"/>
+        </w:rPr>
+        <w:t>，16e）</w:t>
+      </w:r>
+    </w:p>
+    <w:p>
+      <w:pPr>
+        <w:pStyle w:val="Compact"/>
+        <w:numPr>
+          <w:ilvl w:val="0"/>
+          <w:numId w:val="1013"/>
         </w:numPr>
       </w:pPr>
       <w:r>
@@ -11440,7 +11673,7 @@
         <w:pStyle w:val="Compact"/>
         <w:numPr>
           <w:ilvl w:val="0"/>
-          <w:numId w:val="1013"/>
+          <w:numId w:val="1014"/>
         </w:numPr>
       </w:pPr>
       <w:r>
@@ -11486,122 +11719,6 @@
           <w:rFonts w:ascii="Times New Roman" w:hAnsi="Times New Roman" w:eastAsia="Times New Roman" w:cs="Times New Roman"/>
         </w:rPr>
         <w:t xml:space="preserve"> SNAr</w:t>
-      </w:r>
-    </w:p>
-    <w:p>
-      <w:pPr>
-        <w:pStyle w:val="Compact"/>
-        <w:numPr>
-          <w:ilvl w:val="0"/>
-          <w:numId w:val="1013"/>
-        </w:numPr>
-      </w:pPr>
-      <w:r>
-        <w:rPr>
-          <w:rFonts w:hint="eastAsia" w:ascii="Times New Roman" w:hAnsi="Times New Roman" w:eastAsia="FangSong" w:cs="Times New Roman"/>
-          <w:b/>
-          <w:bCs/>
-        </w:rPr>
-        <w:t xml:space="preserve">离去基团活性</w:t>
-      </w:r>
-      <w:r>
-        <w:rPr>
-          <w:rFonts w:hint="eastAsia" w:ascii="Times New Roman" w:hAnsi="Times New Roman" w:eastAsia="Times New Roman" w:cs="Times New Roman"/>
-        </w:rPr>
-        <w:t xml:space="preserve">：I</w:t>
-      </w:r>
-      <w:r>
-        <w:rPr>
-          <w:rFonts w:ascii="Times New Roman" w:hAnsi="Times New Roman" w:eastAsia="Times New Roman" w:cs="Times New Roman"/>
-        </w:rPr>
-        <w:t xml:space="preserve"> &gt; Br &gt; Cl &gt;&gt; </w:t>
-      </w:r>
-      <w:r>
-        <w:rPr>
-          <w:rFonts w:hint="eastAsia" w:ascii="Times New Roman" w:hAnsi="Times New Roman" w:eastAsia="Times New Roman" w:cs="Times New Roman"/>
-        </w:rPr>
-        <w:t>F（</w:t>
-      </w:r>
-      <w:r>
-        <w:rPr>
-          <w:rFonts w:hint="eastAsia" w:ascii="Times New Roman" w:hAnsi="Times New Roman" w:eastAsia="FangSong" w:cs="Times New Roman"/>
-        </w:rPr>
-        <w:t>与</w:t>
-      </w:r>
-      <w:r>
-        <w:rPr>
-          <w:rFonts w:ascii="Times New Roman" w:hAnsi="Times New Roman" w:eastAsia="Times New Roman" w:cs="Times New Roman"/>
-        </w:rPr>
-        <w:t xml:space="preserve"> SNAr</w:t>
-      </w:r>
-      <w:r>
-        <w:rPr>
-          <w:rFonts w:ascii="Times New Roman" w:hAnsi="Times New Roman" w:eastAsia="Times New Roman" w:cs="Times New Roman"/>
-        </w:rPr>
-        <w:t xml:space="preserve"> </w:t>
-      </w:r>
-      <w:r>
-        <w:rPr>
-          <w:rFonts w:hint="eastAsia" w:ascii="Times New Roman" w:hAnsi="Times New Roman" w:eastAsia="FangSong" w:cs="Times New Roman"/>
-          <w:b/>
-          <w:bCs/>
-        </w:rPr>
-        <w:t xml:space="preserve">相反</w:t>
-      </w:r>
-      <w:r>
-        <w:rPr>
-          <w:rFonts w:hint="eastAsia" w:ascii="Times New Roman" w:hAnsi="Times New Roman" w:eastAsia="Times New Roman" w:cs="Times New Roman"/>
-        </w:rPr>
-        <w:t xml:space="preserve">）</w:t>
-      </w:r>
-    </w:p>
-    <w:p>
-      <w:pPr>
-        <w:pStyle w:val="Compact"/>
-        <w:numPr>
-          <w:ilvl w:val="0"/>
-          <w:numId w:val="1013"/>
-        </w:numPr>
-      </w:pPr>
-      <w:r>
-        <w:rPr>
-          <w:rFonts w:hint="eastAsia" w:ascii="Times New Roman" w:hAnsi="Times New Roman" w:eastAsia="FangSong" w:cs="Times New Roman"/>
-          <w:b/>
-          <w:bCs/>
-        </w:rPr>
-        <w:t xml:space="preserve">无区域限制</w:t>
-      </w:r>
-      <w:r>
-        <w:rPr>
-          <w:rFonts w:hint="eastAsia" w:ascii="Times New Roman" w:hAnsi="Times New Roman" w:eastAsia="Times New Roman" w:cs="Times New Roman"/>
-        </w:rPr>
-        <w:t>：</w:t>
-      </w:r>
-      <w:r>
-        <w:rPr>
-          <w:rFonts w:hint="eastAsia" w:ascii="Times New Roman" w:hAnsi="Times New Roman" w:eastAsia="FangSong" w:cs="Times New Roman"/>
-        </w:rPr>
-        <w:t>无需邻对位吸电子基团</w:t>
-      </w:r>
-    </w:p>
-    <w:bookmarkEnd w:id="45"/>
-    <w:bookmarkStart w:id="46" w:name="催化循环-3"/>
-    <w:p>
-      <w:pPr>
-        <w:pStyle w:val="Heading3"/>
-        <w:spacing w:before="280" w:after="120"/>
-      </w:pPr>
-      <w:r>
-        <w:rPr>
-          <w:rFonts w:ascii="Times New Roman" w:hAnsi="Times New Roman" w:eastAsia="Times New Roman" w:cs="Times New Roman"/>
-        </w:rPr>
-        <w:t xml:space="preserve">9.2 </w:t>
-      </w:r>
-      <w:r>
-        <w:rPr>
-          <w:rFonts w:hint="eastAsia" w:ascii="Times New Roman" w:hAnsi="Times New Roman" w:eastAsia="SimHei" w:cs="Times New Roman"/>
-        </w:rPr>
-        <w:t xml:space="preserve">催化循环</w:t>
       </w:r>
     </w:p>
     <w:p>
@@ -11614,27 +11731,61 @@
       </w:pPr>
       <w:r>
         <w:rPr>
-          <w:rFonts w:ascii="Times New Roman" w:hAnsi="Times New Roman" w:eastAsia="Times New Roman" w:cs="Times New Roman"/>
-        </w:rPr>
-        <w:t xml:space="preserve">Ar–X + Pd(0) → </w:t>
-      </w:r>
-      <w:r>
-        <w:rPr>
-          <w:rFonts w:hint="eastAsia" w:ascii="Times New Roman" w:hAnsi="Times New Roman" w:eastAsia="Times New Roman" w:cs="Times New Roman"/>
-        </w:rPr>
-        <w:t>Ar–Pd(II)–X（</w:t>
-      </w:r>
-      <w:r>
-        <w:rPr>
-          <w:rFonts w:hint="eastAsia" w:ascii="Times New Roman" w:hAnsi="Times New Roman" w:eastAsia="FangSong" w:cs="Times New Roman"/>
-        </w:rPr>
-        <w:t>氧化加成</w:t>
-      </w:r>
-      <w:r>
-        <w:rPr>
-          <w:rFonts w:hint="eastAsia" w:ascii="Times New Roman" w:hAnsi="Times New Roman" w:eastAsia="Times New Roman" w:cs="Times New Roman"/>
-        </w:rPr>
-        <w:t>）</w:t>
+          <w:rFonts w:hint="eastAsia" w:ascii="Times New Roman" w:hAnsi="Times New Roman" w:eastAsia="FangSong" w:cs="Times New Roman"/>
+          <w:b/>
+          <w:bCs/>
+        </w:rPr>
+        <w:t xml:space="preserve">离去基团活性</w:t>
+      </w:r>
+      <w:r>
+        <w:rPr>
+          <w:rFonts w:hint="eastAsia" w:ascii="Times New Roman" w:hAnsi="Times New Roman" w:eastAsia="Times New Roman" w:cs="Times New Roman"/>
+        </w:rPr>
+        <w:t xml:space="preserve">：I</w:t>
+      </w:r>
+      <w:r>
+        <w:rPr>
+          <w:rFonts w:ascii="Times New Roman" w:hAnsi="Times New Roman" w:eastAsia="Times New Roman" w:cs="Times New Roman"/>
+        </w:rPr>
+        <w:t xml:space="preserve"> &gt; Br &gt; Cl &gt;&gt; </w:t>
+      </w:r>
+      <w:r>
+        <w:rPr>
+          <w:rFonts w:hint="eastAsia" w:ascii="Times New Roman" w:hAnsi="Times New Roman" w:eastAsia="Times New Roman" w:cs="Times New Roman"/>
+        </w:rPr>
+        <w:t>F（</w:t>
+      </w:r>
+      <w:r>
+        <w:rPr>
+          <w:rFonts w:hint="eastAsia" w:ascii="Times New Roman" w:hAnsi="Times New Roman" w:eastAsia="FangSong" w:cs="Times New Roman"/>
+        </w:rPr>
+        <w:t>与</w:t>
+      </w:r>
+      <w:r>
+        <w:rPr>
+          <w:rFonts w:ascii="Times New Roman" w:hAnsi="Times New Roman" w:eastAsia="Times New Roman" w:cs="Times New Roman"/>
+        </w:rPr>
+        <w:t xml:space="preserve"> SNAr</w:t>
+      </w:r>
+      <w:r>
+        <w:rPr>
+          <w:rFonts w:ascii="Times New Roman" w:hAnsi="Times New Roman" w:eastAsia="Times New Roman" w:cs="Times New Roman"/>
+        </w:rPr>
+        <w:t xml:space="preserve"> </w:t>
+      </w:r>
+      <w:r>
+        <w:rPr>
+          <w:rFonts w:hint="eastAsia" w:ascii="Times New Roman" w:hAnsi="Times New Roman" w:eastAsia="FangSong" w:cs="Times New Roman"/>
+          <w:b/>
+          <w:bCs/>
+        </w:rPr>
+        <w:t xml:space="preserve">相反</w:t>
+      </w:r>
+      <w:r>
+        <w:rPr>
+          <w:rFonts w:hint="eastAsia" w:ascii="Times New Roman" w:hAnsi="Times New Roman" w:eastAsia="Times New Roman" w:cs="Times New Roman"/>
+        </w:rPr>
+        <w:t xml:space="preserve">）</w:t>
       </w:r>
     </w:p>
     <w:p>
@@ -11645,45 +11796,45 @@
           <w:numId w:val="1014"/>
         </w:numPr>
       </w:pPr>
+      <w:r>
+        <w:rPr>
+          <w:rFonts w:hint="eastAsia" w:ascii="Times New Roman" w:hAnsi="Times New Roman" w:eastAsia="FangSong" w:cs="Times New Roman"/>
+          <w:b/>
+          <w:bCs/>
+        </w:rPr>
+        <w:t xml:space="preserve">无区域限制</w:t>
+      </w:r>
+      <w:r>
+        <w:rPr>
+          <w:rFonts w:hint="eastAsia" w:ascii="Times New Roman" w:hAnsi="Times New Roman" w:eastAsia="Times New Roman" w:cs="Times New Roman"/>
+        </w:rPr>
+        <w:t>：</w:t>
+      </w:r>
+      <w:r>
+        <w:rPr>
+          <w:rFonts w:hint="eastAsia" w:ascii="Times New Roman" w:hAnsi="Times New Roman" w:eastAsia="FangSong" w:cs="Times New Roman"/>
+        </w:rPr>
+        <w:t>无需邻对位吸电子基团</w:t>
+      </w:r>
     </w:p>
+    <w:bookmarkEnd w:id="45"/>
+    <w:bookmarkStart w:id="46" w:name="催化循环-3"/>
     <w:p>
       <w:pPr>
-        <w:pStyle w:val="Compact"/>
-        <w:numPr>
-          <w:ilvl w:val="1"/>
-          <w:numId w:val="1015"/>
-        </w:numPr>
-      </w:pPr>
-      <w:r>
-        <w:rPr>
-          <w:rFonts w:hint="eastAsia" w:ascii="Times New Roman" w:hAnsi="Times New Roman" w:eastAsia="Times New Roman" w:cs="Times New Roman"/>
-        </w:rPr>
-        <w:t>HNR</w:t>
-      </w:r>
-      <w:r>
-        <w:rPr>
-          <w:rFonts w:hint="eastAsia" w:ascii="Times New Roman" w:hAnsi="Times New Roman" w:eastAsia="Times New Roman" w:cs="Times New Roman"/>
-          <w:vertAlign w:val="subscript"/>
-        </w:rPr>
-        <w:t>2</w:t>
-      </w:r>
-      <w:r>
-        <w:rPr>
-          <w:rFonts w:hint="eastAsia" w:ascii="Times New Roman" w:hAnsi="Times New Roman" w:eastAsia="Times New Roman" w:cs="Times New Roman"/>
-        </w:rPr>
-        <w:t>（</w:t>
-      </w:r>
-      <w:r>
-        <w:rPr>
-          <w:rFonts w:hint="eastAsia" w:ascii="Times New Roman" w:hAnsi="Times New Roman" w:eastAsia="FangSong" w:cs="Times New Roman"/>
-        </w:rPr>
-        <w:t>胺配位</w:t>
-      </w:r>
-      <w:r>
-        <w:rPr>
-          <w:rFonts w:hint="eastAsia" w:ascii="Times New Roman" w:hAnsi="Times New Roman" w:eastAsia="Times New Roman" w:cs="Times New Roman"/>
-        </w:rPr>
-        <w:t>）</w:t>
+        <w:pStyle w:val="Heading3"/>
+        <w:spacing w:before="280" w:after="120"/>
+      </w:pPr>
+      <w:r>
+        <w:rPr>
+          <w:rFonts w:ascii="Times New Roman" w:hAnsi="Times New Roman" w:eastAsia="Times New Roman" w:cs="Times New Roman"/>
+        </w:rPr>
+        <w:t xml:space="preserve">9.2 </w:t>
+      </w:r>
+      <w:r>
+        <w:rPr>
+          <w:rFonts w:hint="eastAsia" w:ascii="Times New Roman" w:hAnsi="Times New Roman" w:eastAsia="SimHei" w:cs="Times New Roman"/>
+        </w:rPr>
+        <w:t xml:space="preserve">催化循环</w:t>
       </w:r>
     </w:p>
     <w:p>
@@ -11691,7 +11842,40 @@
         <w:pStyle w:val="Compact"/>
         <w:numPr>
           <w:ilvl w:val="0"/>
-          <w:numId w:val="1014"/>
+          <w:numId w:val="1015"/>
+        </w:numPr>
+      </w:pPr>
+      <w:r>
+        <w:rPr>
+          <w:rFonts w:ascii="Times New Roman" w:hAnsi="Times New Roman" w:eastAsia="Times New Roman" w:cs="Times New Roman"/>
+        </w:rPr>
+        <w:t xml:space="preserve">Ar–X + Pd(0) → </w:t>
+      </w:r>
+      <w:r>
+        <w:rPr>
+          <w:rFonts w:hint="eastAsia" w:ascii="Times New Roman" w:hAnsi="Times New Roman" w:eastAsia="Times New Roman" w:cs="Times New Roman"/>
+        </w:rPr>
+        <w:t>Ar–Pd(II)–X（</w:t>
+      </w:r>
+      <w:r>
+        <w:rPr>
+          <w:rFonts w:hint="eastAsia" w:ascii="Times New Roman" w:hAnsi="Times New Roman" w:eastAsia="FangSong" w:cs="Times New Roman"/>
+        </w:rPr>
+        <w:t>氧化加成</w:t>
+      </w:r>
+      <w:r>
+        <w:rPr>
+          <w:rFonts w:hint="eastAsia" w:ascii="Times New Roman" w:hAnsi="Times New Roman" w:eastAsia="Times New Roman" w:cs="Times New Roman"/>
+        </w:rPr>
+        <w:t>）</w:t>
+      </w:r>
+    </w:p>
+    <w:p>
+      <w:pPr>
+        <w:pStyle w:val="Compact"/>
+        <w:numPr>
+          <w:ilvl w:val="0"/>
+          <w:numId w:val="1015"/>
         </w:numPr>
       </w:pPr>
     </w:p>
@@ -11705,9 +11889,16 @@
       </w:pPr>
       <w:r>
         <w:rPr>
-          <w:rFonts w:hint="eastAsia" w:ascii="Times New Roman" w:hAnsi="Times New Roman" w:eastAsia="FangSong" w:cs="Times New Roman"/>
-        </w:rPr>
-        <w:t>碱</w:t>
+          <w:rFonts w:hint="eastAsia" w:ascii="Times New Roman" w:hAnsi="Times New Roman" w:eastAsia="Times New Roman" w:cs="Times New Roman"/>
+        </w:rPr>
+        <w:t>HNR</w:t>
+      </w:r>
+      <w:r>
+        <w:rPr>
+          <w:rFonts w:hint="eastAsia" w:ascii="Times New Roman" w:hAnsi="Times New Roman" w:eastAsia="Times New Roman" w:cs="Times New Roman"/>
+          <w:vertAlign w:val="subscript"/>
+        </w:rPr>
+        <w:t>2</w:t>
       </w:r>
       <w:r>
         <w:rPr>
@@ -11719,37 +11910,13 @@
         <w:rPr>
           <w:rFonts w:hint="eastAsia" w:ascii="Times New Roman" w:hAnsi="Times New Roman" w:eastAsia="FangSong" w:cs="Times New Roman"/>
         </w:rPr>
-        <w:t>如</w:t>
-      </w:r>
-      <w:r>
-        <w:rPr>
-          <w:rFonts w:ascii="Times New Roman" w:hAnsi="Times New Roman" w:eastAsia="Times New Roman" w:cs="Times New Roman"/>
-        </w:rPr>
-        <w:t xml:space="preserve"> </w:t>
-      </w:r>
-      <w:r>
-        <w:rPr>
-          <w:rFonts w:hint="eastAsia" w:ascii="Times New Roman" w:hAnsi="Times New Roman" w:eastAsia="Times New Roman" w:cs="Times New Roman"/>
-        </w:rPr>
-        <w:t>NaOtBu，</w:t>
-      </w:r>
-      <w:r>
-        <w:rPr>
-          <w:rFonts w:hint="eastAsia" w:ascii="Times New Roman" w:hAnsi="Times New Roman" w:eastAsia="FangSong" w:cs="Times New Roman"/>
-        </w:rPr>
-        <w:t>脱</w:t>
-      </w:r>
-      <w:r>
-        <w:rPr>
-          <w:rFonts w:ascii="Times New Roman" w:hAnsi="Times New Roman" w:eastAsia="Times New Roman" w:cs="Times New Roman"/>
-        </w:rPr>
-        <w:t xml:space="preserve"> </w:t>
-      </w:r>
-      <w:r>
-        <w:rPr>
-          <w:rFonts w:hint="eastAsia" w:ascii="Times New Roman" w:hAnsi="Times New Roman" w:eastAsia="Times New Roman" w:cs="Times New Roman"/>
-        </w:rPr>
-        <w:t xml:space="preserve">HX）</w:t>
+        <w:t>胺配位</w:t>
+      </w:r>
+      <w:r>
+        <w:rPr>
+          <w:rFonts w:hint="eastAsia" w:ascii="Times New Roman" w:hAnsi="Times New Roman" w:eastAsia="Times New Roman" w:cs="Times New Roman"/>
+        </w:rPr>
+        <w:t>）</w:t>
       </w:r>
     </w:p>
     <w:p>
@@ -11757,21 +11924,65 @@
         <w:pStyle w:val="Compact"/>
         <w:numPr>
           <w:ilvl w:val="0"/>
-          <w:numId w:val="1014"/>
+          <w:numId w:val="1015"/>
         </w:numPr>
       </w:pPr>
-      <w:r>
-        <w:rPr>
-          <w:rFonts w:ascii="Times New Roman" w:hAnsi="Times New Roman" w:eastAsia="Times New Roman" w:cs="Times New Roman"/>
-        </w:rPr>
-        <w:t>→ Ar–Pd(II)–NR</w:t>
-      </w:r>
-      <w:r>
-        <w:rPr>
-          <w:rFonts w:ascii="Times New Roman" w:hAnsi="Times New Roman" w:eastAsia="Times New Roman" w:cs="Times New Roman"/>
-          <w:vertAlign w:val="subscript"/>
-        </w:rPr>
-        <w:t>2</w:t>
+    </w:p>
+    <w:p>
+      <w:pPr>
+        <w:pStyle w:val="Compact"/>
+        <w:numPr>
+          <w:ilvl w:val="1"/>
+          <w:numId w:val="1017"/>
+        </w:numPr>
+      </w:pPr>
+      <w:r>
+        <w:rPr>
+          <w:rFonts w:hint="eastAsia" w:ascii="Times New Roman" w:hAnsi="Times New Roman" w:eastAsia="FangSong" w:cs="Times New Roman"/>
+        </w:rPr>
+        <w:t>碱</w:t>
+      </w:r>
+      <w:r>
+        <w:rPr>
+          <w:rFonts w:hint="eastAsia" w:ascii="Times New Roman" w:hAnsi="Times New Roman" w:eastAsia="Times New Roman" w:cs="Times New Roman"/>
+        </w:rPr>
+        <w:t>（</w:t>
+      </w:r>
+      <w:r>
+        <w:rPr>
+          <w:rFonts w:hint="eastAsia" w:ascii="Times New Roman" w:hAnsi="Times New Roman" w:eastAsia="FangSong" w:cs="Times New Roman"/>
+        </w:rPr>
+        <w:t>如</w:t>
+      </w:r>
+      <w:r>
+        <w:rPr>
+          <w:rFonts w:ascii="Times New Roman" w:hAnsi="Times New Roman" w:eastAsia="Times New Roman" w:cs="Times New Roman"/>
+        </w:rPr>
+        <w:t xml:space="preserve"> </w:t>
+      </w:r>
+      <w:r>
+        <w:rPr>
+          <w:rFonts w:hint="eastAsia" w:ascii="Times New Roman" w:hAnsi="Times New Roman" w:eastAsia="Times New Roman" w:cs="Times New Roman"/>
+        </w:rPr>
+        <w:t>NaOtBu，</w:t>
+      </w:r>
+      <w:r>
+        <w:rPr>
+          <w:rFonts w:hint="eastAsia" w:ascii="Times New Roman" w:hAnsi="Times New Roman" w:eastAsia="FangSong" w:cs="Times New Roman"/>
+        </w:rPr>
+        <w:t>脱</w:t>
+      </w:r>
+      <w:r>
+        <w:rPr>
+          <w:rFonts w:ascii="Times New Roman" w:hAnsi="Times New Roman" w:eastAsia="Times New Roman" w:cs="Times New Roman"/>
+        </w:rPr>
+        <w:t xml:space="preserve"> </w:t>
+      </w:r>
+      <w:r>
+        <w:rPr>
+          <w:rFonts w:hint="eastAsia" w:ascii="Times New Roman" w:hAnsi="Times New Roman" w:eastAsia="Times New Roman" w:cs="Times New Roman"/>
+        </w:rPr>
+        <w:t xml:space="preserve">HX）</w:t>
       </w:r>
     </w:p>
     <w:p>
@@ -11779,7 +11990,29 @@
         <w:pStyle w:val="Compact"/>
         <w:numPr>
           <w:ilvl w:val="0"/>
-          <w:numId w:val="1014"/>
+          <w:numId w:val="1015"/>
+        </w:numPr>
+      </w:pPr>
+      <w:r>
+        <w:rPr>
+          <w:rFonts w:ascii="Times New Roman" w:hAnsi="Times New Roman" w:eastAsia="Times New Roman" w:cs="Times New Roman"/>
+        </w:rPr>
+        <w:t>→ Ar–Pd(II)–NR</w:t>
+      </w:r>
+      <w:r>
+        <w:rPr>
+          <w:rFonts w:ascii="Times New Roman" w:hAnsi="Times New Roman" w:eastAsia="Times New Roman" w:cs="Times New Roman"/>
+          <w:vertAlign w:val="subscript"/>
+        </w:rPr>
+        <w:t>2</w:t>
+      </w:r>
+    </w:p>
+    <w:p>
+      <w:pPr>
+        <w:pStyle w:val="Compact"/>
+        <w:numPr>
+          <w:ilvl w:val="0"/>
+          <w:numId w:val="1015"/>
         </w:numPr>
       </w:pPr>
       <w:r>
@@ -12722,7 +12955,7 @@
         <w:pStyle w:val="Compact"/>
         <w:numPr>
           <w:ilvl w:val="0"/>
-          <w:numId w:val="1017"/>
+          <w:numId w:val="1018"/>
         </w:numPr>
       </w:pPr>
       <w:r>
@@ -12756,189 +12989,6 @@
           <w:rFonts w:hint="eastAsia" w:ascii="Times New Roman" w:hAnsi="Times New Roman" w:eastAsia="FangSong" w:cs="Times New Roman"/>
         </w:rPr>
         <w:t xml:space="preserve">配合物</w:t>
-      </w:r>
-    </w:p>
-    <w:p>
-      <w:pPr>
-        <w:pStyle w:val="Compact"/>
-        <w:numPr>
-          <w:ilvl w:val="0"/>
-          <w:numId w:val="1017"/>
-        </w:numPr>
-      </w:pPr>
-      <w:r>
-        <w:rPr>
-          <w:rFonts w:hint="eastAsia" w:ascii="Times New Roman" w:hAnsi="Times New Roman" w:eastAsia="FangSong" w:cs="Times New Roman"/>
-          <w:b/>
-          <w:bCs/>
-        </w:rPr>
-        <w:t xml:space="preserve">底物</w:t>
-      </w:r>
-      <w:r>
-        <w:rPr>
-          <w:rFonts w:hint="eastAsia" w:ascii="Times New Roman" w:hAnsi="Times New Roman" w:eastAsia="Times New Roman" w:cs="Times New Roman"/>
-        </w:rPr>
-        <w:t>：</w:t>
-      </w:r>
-      <w:r>
-        <w:rPr>
-          <w:rFonts w:hint="eastAsia" w:ascii="Times New Roman" w:hAnsi="Times New Roman" w:eastAsia="FangSong" w:cs="Times New Roman"/>
-        </w:rPr>
-        <w:t>烯烃</w:t>
-      </w:r>
-      <w:r>
-        <w:rPr>
-          <w:rFonts w:hint="eastAsia" w:ascii="Times New Roman" w:hAnsi="Times New Roman" w:eastAsia="Times New Roman" w:cs="Times New Roman"/>
-        </w:rPr>
-        <w:t>、</w:t>
-      </w:r>
-      <w:r>
-        <w:rPr>
-          <w:rFonts w:hint="eastAsia" w:ascii="Times New Roman" w:hAnsi="Times New Roman" w:eastAsia="FangSong" w:cs="Times New Roman"/>
-        </w:rPr>
-        <w:t>酮</w:t>
-      </w:r>
-    </w:p>
-    <w:p>
-      <w:pPr>
-        <w:pStyle w:val="Compact"/>
-        <w:numPr>
-          <w:ilvl w:val="0"/>
-          <w:numId w:val="1017"/>
-        </w:numPr>
-      </w:pPr>
-      <w:r>
-        <w:rPr>
-          <w:rFonts w:ascii="Times New Roman" w:hAnsi="Times New Roman" w:eastAsia="Times New Roman" w:cs="Times New Roman"/>
-          <w:b/>
-          <w:bCs/>
-        </w:rPr>
-        <w:t xml:space="preserve">BINAP </w:t>
-      </w:r>
-      <w:r>
-        <w:rPr>
-          <w:rFonts w:hint="eastAsia" w:ascii="Times New Roman" w:hAnsi="Times New Roman" w:eastAsia="FangSong" w:cs="Times New Roman"/>
-          <w:b/>
-          <w:bCs/>
-        </w:rPr>
-        <w:t xml:space="preserve">的手性来源</w:t>
-      </w:r>
-      <w:r>
-        <w:rPr>
-          <w:rFonts w:hint="eastAsia" w:ascii="Times New Roman" w:hAnsi="Times New Roman" w:eastAsia="Times New Roman" w:cs="Times New Roman"/>
-        </w:rPr>
-        <w:t xml:space="preserve">：</w:t>
-      </w:r>
-      <w:r>
-        <w:rPr>
-          <w:rFonts w:hint="eastAsia" w:ascii="Times New Roman" w:hAnsi="Times New Roman" w:eastAsia="FangSong" w:cs="Times New Roman"/>
-          <w:b/>
-          <w:bCs/>
-        </w:rPr>
-        <w:t xml:space="preserve">轴手性</w:t>
-      </w:r>
-      <w:r>
-        <w:rPr>
-          <w:rFonts w:hint="eastAsia" w:ascii="Times New Roman" w:hAnsi="Times New Roman" w:eastAsia="Times New Roman" w:cs="Times New Roman"/>
-        </w:rPr>
-        <w:t>（atropisomerism），</w:t>
-      </w:r>
-      <w:r>
-        <w:rPr>
-          <w:rFonts w:hint="eastAsia" w:ascii="Times New Roman" w:hAnsi="Times New Roman" w:eastAsia="FangSong" w:cs="Times New Roman"/>
-        </w:rPr>
-        <w:t>不是中心手性</w:t>
-      </w:r>
-    </w:p>
-    <w:p>
-      <w:pPr>
-        <w:pStyle w:val="Compact"/>
-        <w:numPr>
-          <w:ilvl w:val="0"/>
-          <w:numId w:val="1017"/>
-        </w:numPr>
-      </w:pPr>
-      <w:r>
-        <w:rPr>
-          <w:rFonts w:hint="eastAsia" w:ascii="Times New Roman" w:hAnsi="Times New Roman" w:eastAsia="FangSong" w:cs="Times New Roman"/>
-          <w:b/>
-          <w:bCs/>
-        </w:rPr>
-        <w:t xml:space="preserve">产物</w:t>
-      </w:r>
-      <w:r>
-        <w:rPr>
-          <w:rFonts w:hint="eastAsia" w:ascii="Times New Roman" w:hAnsi="Times New Roman" w:eastAsia="Times New Roman" w:cs="Times New Roman"/>
-        </w:rPr>
-        <w:t>：</w:t>
-      </w:r>
-      <w:r>
-        <w:rPr>
-          <w:rFonts w:hint="eastAsia" w:ascii="Times New Roman" w:hAnsi="Times New Roman" w:eastAsia="FangSong" w:cs="Times New Roman"/>
-        </w:rPr>
-        <w:t>高对映选择性</w:t>
-      </w:r>
-      <w:r>
-        <w:rPr>
-          <w:rFonts w:hint="eastAsia" w:ascii="Times New Roman" w:hAnsi="Times New Roman" w:eastAsia="Times New Roman" w:cs="Times New Roman"/>
-        </w:rPr>
-        <w:t>（&gt;99%</w:t>
-      </w:r>
-      <w:r>
-        <w:rPr>
-          <w:rFonts w:ascii="Times New Roman" w:hAnsi="Times New Roman" w:eastAsia="Times New Roman" w:cs="Times New Roman"/>
-        </w:rPr>
-        <w:t xml:space="preserve"> </w:t>
-      </w:r>
-      <w:r>
-        <w:rPr>
-          <w:rFonts w:hint="eastAsia" w:ascii="Times New Roman" w:hAnsi="Times New Roman" w:eastAsia="Times New Roman" w:cs="Times New Roman"/>
-        </w:rPr>
-        <w:t xml:space="preserve">ee）</w:t>
-      </w:r>
-    </w:p>
-    <w:bookmarkEnd w:id="53"/>
-    <w:bookmarkStart w:id="54" w:name="不对称双羟化sharpless-2001-诺贝尔奖"/>
-    <w:p>
-      <w:pPr>
-        <w:pStyle w:val="Heading3"/>
-        <w:spacing w:before="280" w:after="120"/>
-      </w:pPr>
-      <w:r>
-        <w:rPr>
-          <w:rFonts w:ascii="Times New Roman" w:hAnsi="Times New Roman" w:eastAsia="Times New Roman" w:cs="Times New Roman"/>
-        </w:rPr>
-        <w:t xml:space="preserve">11.2 </w:t>
-      </w:r>
-      <w:r>
-        <w:rPr>
-          <w:rFonts w:hint="eastAsia" w:ascii="Times New Roman" w:hAnsi="Times New Roman" w:eastAsia="SimHei" w:cs="Times New Roman"/>
-        </w:rPr>
-        <w:t>不对称双羟化</w:t>
-      </w:r>
-      <w:r>
-        <w:rPr>
-          <w:rFonts w:hint="eastAsia" w:ascii="Times New Roman" w:hAnsi="Times New Roman" w:eastAsia="Times New Roman" w:cs="Times New Roman"/>
-        </w:rPr>
-        <w:t>（Sharpless,</w:t>
-      </w:r>
-      <w:r>
-        <w:rPr>
-          <w:rFonts w:ascii="Times New Roman" w:hAnsi="Times New Roman" w:eastAsia="Times New Roman" w:cs="Times New Roman"/>
-        </w:rPr>
-        <w:t xml:space="preserve"> 2001 </w:t>
-      </w:r>
-      <w:r>
-        <w:rPr>
-          <w:rFonts w:hint="eastAsia" w:ascii="Times New Roman" w:hAnsi="Times New Roman" w:eastAsia="SimHei" w:cs="Times New Roman"/>
-        </w:rPr>
-        <w:t>诺贝尔奖</w:t>
-      </w:r>
-      <w:r>
-        <w:rPr>
-          <w:rFonts w:hint="eastAsia" w:ascii="Times New Roman" w:hAnsi="Times New Roman" w:eastAsia="Times New Roman" w:cs="Times New Roman"/>
-        </w:rPr>
-        <w:t>）</w:t>
       </w:r>
     </w:p>
     <w:p>
@@ -12955,19 +13005,31 @@
           <w:b/>
           <w:bCs/>
         </w:rPr>
-        <w:t xml:space="preserve">试剂</w:t>
-      </w:r>
-      <w:r>
-        <w:rPr>
-          <w:rFonts w:hint="eastAsia" w:ascii="Times New Roman" w:hAnsi="Times New Roman" w:eastAsia="Times New Roman" w:cs="Times New Roman"/>
-        </w:rPr>
-        <w:t xml:space="preserve">：AD-mix-α</w:t>
-      </w:r>
-      <w:r>
-        <w:rPr>
-          <w:rFonts w:ascii="Times New Roman" w:hAnsi="Times New Roman" w:eastAsia="Times New Roman" w:cs="Times New Roman"/>
-        </w:rPr>
-        <w:t xml:space="preserve"> / AD-mix-β</w:t>
+        <w:t xml:space="preserve">底物</w:t>
+      </w:r>
+      <w:r>
+        <w:rPr>
+          <w:rFonts w:hint="eastAsia" w:ascii="Times New Roman" w:hAnsi="Times New Roman" w:eastAsia="Times New Roman" w:cs="Times New Roman"/>
+        </w:rPr>
+        <w:t>：</w:t>
+      </w:r>
+      <w:r>
+        <w:rPr>
+          <w:rFonts w:hint="eastAsia" w:ascii="Times New Roman" w:hAnsi="Times New Roman" w:eastAsia="FangSong" w:cs="Times New Roman"/>
+        </w:rPr>
+        <w:t>烯烃</w:t>
+      </w:r>
+      <w:r>
+        <w:rPr>
+          <w:rFonts w:hint="eastAsia" w:ascii="Times New Roman" w:hAnsi="Times New Roman" w:eastAsia="Times New Roman" w:cs="Times New Roman"/>
+        </w:rPr>
+        <w:t>、</w:t>
+      </w:r>
+      <w:r>
+        <w:rPr>
+          <w:rFonts w:hint="eastAsia" w:ascii="Times New Roman" w:hAnsi="Times New Roman" w:eastAsia="FangSong" w:cs="Times New Roman"/>
+        </w:rPr>
+        <w:t>酮</w:t>
       </w:r>
     </w:p>
     <w:p>
@@ -12980,23 +13042,45 @@
       </w:pPr>
       <w:r>
         <w:rPr>
-          <w:rFonts w:hint="eastAsia" w:ascii="Times New Roman" w:hAnsi="Times New Roman" w:eastAsia="FangSong" w:cs="Times New Roman"/>
+          <w:rFonts w:ascii="Times New Roman" w:hAnsi="Times New Roman" w:eastAsia="Times New Roman" w:cs="Times New Roman"/>
           <w:b/>
           <w:bCs/>
         </w:rPr>
-        <w:t xml:space="preserve">底物</w:t>
-      </w:r>
-      <w:r>
-        <w:rPr>
-          <w:rFonts w:hint="eastAsia" w:ascii="Times New Roman" w:hAnsi="Times New Roman" w:eastAsia="Times New Roman" w:cs="Times New Roman"/>
-        </w:rPr>
-        <w:t>：</w:t>
-      </w:r>
-      <w:r>
-        <w:rPr>
-          <w:rFonts w:hint="eastAsia" w:ascii="Times New Roman" w:hAnsi="Times New Roman" w:eastAsia="FangSong" w:cs="Times New Roman"/>
-        </w:rPr>
-        <w:t>烯烃</w:t>
+        <w:t xml:space="preserve">BINAP </w:t>
+      </w:r>
+      <w:r>
+        <w:rPr>
+          <w:rFonts w:hint="eastAsia" w:ascii="Times New Roman" w:hAnsi="Times New Roman" w:eastAsia="FangSong" w:cs="Times New Roman"/>
+          <w:b/>
+          <w:bCs/>
+        </w:rPr>
+        <w:t xml:space="preserve">的手性来源</w:t>
+      </w:r>
+      <w:r>
+        <w:rPr>
+          <w:rFonts w:hint="eastAsia" w:ascii="Times New Roman" w:hAnsi="Times New Roman" w:eastAsia="Times New Roman" w:cs="Times New Roman"/>
+        </w:rPr>
+        <w:t xml:space="preserve">：</w:t>
+      </w:r>
+      <w:r>
+        <w:rPr>
+          <w:rFonts w:hint="eastAsia" w:ascii="Times New Roman" w:hAnsi="Times New Roman" w:eastAsia="FangSong" w:cs="Times New Roman"/>
+          <w:b/>
+          <w:bCs/>
+        </w:rPr>
+        <w:t xml:space="preserve">轴手性</w:t>
+      </w:r>
+      <w:r>
+        <w:rPr>
+          <w:rFonts w:hint="eastAsia" w:ascii="Times New Roman" w:hAnsi="Times New Roman" w:eastAsia="Times New Roman" w:cs="Times New Roman"/>
+        </w:rPr>
+        <w:t>（atropisomerism），</w:t>
+      </w:r>
+      <w:r>
+        <w:rPr>
+          <w:rFonts w:hint="eastAsia" w:ascii="Times New Roman" w:hAnsi="Times New Roman" w:eastAsia="FangSong" w:cs="Times New Roman"/>
+        </w:rPr>
+        <w:t>不是中心手性</w:t>
       </w:r>
     </w:p>
     <w:p>
@@ -13025,11 +13109,29 @@
         <w:rPr>
           <w:rFonts w:hint="eastAsia" w:ascii="Times New Roman" w:hAnsi="Times New Roman" w:eastAsia="FangSong" w:cs="Times New Roman"/>
         </w:rPr>
-        <w:t>手性邻二醇</w:t>
+        <w:t>高对映选择性</w:t>
+      </w:r>
+      <w:r>
+        <w:rPr>
+          <w:rFonts w:hint="eastAsia" w:ascii="Times New Roman" w:hAnsi="Times New Roman" w:eastAsia="Times New Roman" w:cs="Times New Roman"/>
+        </w:rPr>
+        <w:t>（&gt;99%</w:t>
+      </w:r>
+      <w:r>
+        <w:rPr>
+          <w:rFonts w:ascii="Times New Roman" w:hAnsi="Times New Roman" w:eastAsia="Times New Roman" w:cs="Times New Roman"/>
+        </w:rPr>
+        <w:t xml:space="preserve"> </w:t>
+      </w:r>
+      <w:r>
+        <w:rPr>
+          <w:rFonts w:hint="eastAsia" w:ascii="Times New Roman" w:hAnsi="Times New Roman" w:eastAsia="Times New Roman" w:cs="Times New Roman"/>
+        </w:rPr>
+        <w:t xml:space="preserve">ee）</w:t>
       </w:r>
     </w:p>
-    <w:bookmarkEnd w:id="54"/>
-    <w:bookmarkStart w:id="55" w:name="不对称环氧化sharpless"/>
+    <w:bookmarkEnd w:id="53"/>
+    <w:bookmarkStart w:id="54" w:name="不对称双羟化sharpless-2001-诺贝尔奖"/>
     <w:p>
       <w:pPr>
         <w:pStyle w:val="Heading3"/>
@@ -13039,19 +13141,37 @@
         <w:rPr>
           <w:rFonts w:ascii="Times New Roman" w:hAnsi="Times New Roman" w:eastAsia="Times New Roman" w:cs="Times New Roman"/>
         </w:rPr>
-        <w:t xml:space="preserve">11.3 </w:t>
+        <w:t xml:space="preserve">11.2 </w:t>
       </w:r>
       <w:r>
         <w:rPr>
           <w:rFonts w:hint="eastAsia" w:ascii="Times New Roman" w:hAnsi="Times New Roman" w:eastAsia="SimHei" w:cs="Times New Roman"/>
         </w:rPr>
-        <w:t>不对称环氧化</w:t>
-      </w:r>
-      <w:r>
-        <w:rPr>
-          <w:rFonts w:hint="eastAsia" w:ascii="Times New Roman" w:hAnsi="Times New Roman" w:eastAsia="Times New Roman" w:cs="Times New Roman"/>
-        </w:rPr>
-        <w:t>（Sharpless）</w:t>
+        <w:t>不对称双羟化</w:t>
+      </w:r>
+      <w:r>
+        <w:rPr>
+          <w:rFonts w:hint="eastAsia" w:ascii="Times New Roman" w:hAnsi="Times New Roman" w:eastAsia="Times New Roman" w:cs="Times New Roman"/>
+        </w:rPr>
+        <w:t>（Sharpless,</w:t>
+      </w:r>
+      <w:r>
+        <w:rPr>
+          <w:rFonts w:ascii="Times New Roman" w:hAnsi="Times New Roman" w:eastAsia="Times New Roman" w:cs="Times New Roman"/>
+        </w:rPr>
+        <w:t xml:space="preserve"> 2001 </w:t>
+      </w:r>
+      <w:r>
+        <w:rPr>
+          <w:rFonts w:hint="eastAsia" w:ascii="Times New Roman" w:hAnsi="Times New Roman" w:eastAsia="SimHei" w:cs="Times New Roman"/>
+        </w:rPr>
+        <w:t>诺贝尔奖</w:t>
+      </w:r>
+      <w:r>
+        <w:rPr>
+          <w:rFonts w:hint="eastAsia" w:ascii="Times New Roman" w:hAnsi="Times New Roman" w:eastAsia="Times New Roman" w:cs="Times New Roman"/>
+        </w:rPr>
+        <w:t>）</w:t>
       </w:r>
     </w:p>
     <w:p>
@@ -13068,19 +13188,19 @@
           <w:b/>
           <w:bCs/>
         </w:rPr>
-        <w:t xml:space="preserve">底物</w:t>
-      </w:r>
-      <w:r>
-        <w:rPr>
-          <w:rFonts w:hint="eastAsia" w:ascii="Times New Roman" w:hAnsi="Times New Roman" w:eastAsia="Times New Roman" w:cs="Times New Roman"/>
-        </w:rPr>
-        <w:t>：</w:t>
-      </w:r>
-      <w:r>
-        <w:rPr>
-          <w:rFonts w:hint="eastAsia" w:ascii="Times New Roman" w:hAnsi="Times New Roman" w:eastAsia="FangSong" w:cs="Times New Roman"/>
-        </w:rPr>
-        <w:t>烯丙醇</w:t>
+        <w:t xml:space="preserve">试剂</w:t>
+      </w:r>
+      <w:r>
+        <w:rPr>
+          <w:rFonts w:hint="eastAsia" w:ascii="Times New Roman" w:hAnsi="Times New Roman" w:eastAsia="Times New Roman" w:cs="Times New Roman"/>
+        </w:rPr>
+        <w:t xml:space="preserve">：AD-mix-α</w:t>
+      </w:r>
+      <w:r>
+        <w:rPr>
+          <w:rFonts w:ascii="Times New Roman" w:hAnsi="Times New Roman" w:eastAsia="Times New Roman" w:cs="Times New Roman"/>
+        </w:rPr>
+        <w:t xml:space="preserve"> / AD-mix-β</w:t>
       </w:r>
     </w:p>
     <w:p>
@@ -13097,26 +13217,19 @@
           <w:b/>
           <w:bCs/>
         </w:rPr>
-        <w:t xml:space="preserve">条件</w:t>
-      </w:r>
-      <w:r>
-        <w:rPr>
-          <w:rFonts w:hint="eastAsia" w:ascii="Times New Roman" w:hAnsi="Times New Roman" w:eastAsia="Times New Roman" w:cs="Times New Roman"/>
-        </w:rPr>
-        <w:t>：Ti(OiPr)</w:t>
-      </w:r>
-      <w:r>
-        <w:rPr>
-          <w:rFonts w:hint="eastAsia" w:ascii="Times New Roman" w:hAnsi="Times New Roman" w:eastAsia="Times New Roman" w:cs="Times New Roman"/>
-          <w:vertAlign w:val="subscript"/>
-        </w:rPr>
-        <w:t>4</w:t>
-      </w:r>
-      <w:r>
-        <w:rPr>
-          <w:rFonts w:ascii="Times New Roman" w:hAnsi="Times New Roman" w:eastAsia="Times New Roman" w:cs="Times New Roman"/>
-        </w:rPr>
-        <w:t xml:space="preserve"> / DET / t-BuOOH</w:t>
+        <w:t xml:space="preserve">底物</w:t>
+      </w:r>
+      <w:r>
+        <w:rPr>
+          <w:rFonts w:hint="eastAsia" w:ascii="Times New Roman" w:hAnsi="Times New Roman" w:eastAsia="Times New Roman" w:cs="Times New Roman"/>
+        </w:rPr>
+        <w:t>：</w:t>
+      </w:r>
+      <w:r>
+        <w:rPr>
+          <w:rFonts w:hint="eastAsia" w:ascii="Times New Roman" w:hAnsi="Times New Roman" w:eastAsia="FangSong" w:cs="Times New Roman"/>
+        </w:rPr>
+        <w:t>烯烃</w:t>
       </w:r>
     </w:p>
     <w:p>
@@ -13125,6 +13238,126 @@
         <w:numPr>
           <w:ilvl w:val="0"/>
           <w:numId w:val="1019"/>
+        </w:numPr>
+      </w:pPr>
+      <w:r>
+        <w:rPr>
+          <w:rFonts w:hint="eastAsia" w:ascii="Times New Roman" w:hAnsi="Times New Roman" w:eastAsia="FangSong" w:cs="Times New Roman"/>
+          <w:b/>
+          <w:bCs/>
+        </w:rPr>
+        <w:t xml:space="preserve">产物</w:t>
+      </w:r>
+      <w:r>
+        <w:rPr>
+          <w:rFonts w:hint="eastAsia" w:ascii="Times New Roman" w:hAnsi="Times New Roman" w:eastAsia="Times New Roman" w:cs="Times New Roman"/>
+        </w:rPr>
+        <w:t>：</w:t>
+      </w:r>
+      <w:r>
+        <w:rPr>
+          <w:rFonts w:hint="eastAsia" w:ascii="Times New Roman" w:hAnsi="Times New Roman" w:eastAsia="FangSong" w:cs="Times New Roman"/>
+        </w:rPr>
+        <w:t>手性邻二醇</w:t>
+      </w:r>
+    </w:p>
+    <w:bookmarkEnd w:id="54"/>
+    <w:bookmarkStart w:id="55" w:name="不对称环氧化sharpless"/>
+    <w:p>
+      <w:pPr>
+        <w:pStyle w:val="Heading3"/>
+        <w:spacing w:before="280" w:after="120"/>
+      </w:pPr>
+      <w:r>
+        <w:rPr>
+          <w:rFonts w:ascii="Times New Roman" w:hAnsi="Times New Roman" w:eastAsia="Times New Roman" w:cs="Times New Roman"/>
+        </w:rPr>
+        <w:t xml:space="preserve">11.3 </w:t>
+      </w:r>
+      <w:r>
+        <w:rPr>
+          <w:rFonts w:hint="eastAsia" w:ascii="Times New Roman" w:hAnsi="Times New Roman" w:eastAsia="SimHei" w:cs="Times New Roman"/>
+        </w:rPr>
+        <w:t>不对称环氧化</w:t>
+      </w:r>
+      <w:r>
+        <w:rPr>
+          <w:rFonts w:hint="eastAsia" w:ascii="Times New Roman" w:hAnsi="Times New Roman" w:eastAsia="Times New Roman" w:cs="Times New Roman"/>
+        </w:rPr>
+        <w:t>（Sharpless）</w:t>
+      </w:r>
+    </w:p>
+    <w:p>
+      <w:pPr>
+        <w:pStyle w:val="Compact"/>
+        <w:numPr>
+          <w:ilvl w:val="0"/>
+          <w:numId w:val="1020"/>
+        </w:numPr>
+      </w:pPr>
+      <w:r>
+        <w:rPr>
+          <w:rFonts w:hint="eastAsia" w:ascii="Times New Roman" w:hAnsi="Times New Roman" w:eastAsia="FangSong" w:cs="Times New Roman"/>
+          <w:b/>
+          <w:bCs/>
+        </w:rPr>
+        <w:t xml:space="preserve">底物</w:t>
+      </w:r>
+      <w:r>
+        <w:rPr>
+          <w:rFonts w:hint="eastAsia" w:ascii="Times New Roman" w:hAnsi="Times New Roman" w:eastAsia="Times New Roman" w:cs="Times New Roman"/>
+        </w:rPr>
+        <w:t>：</w:t>
+      </w:r>
+      <w:r>
+        <w:rPr>
+          <w:rFonts w:hint="eastAsia" w:ascii="Times New Roman" w:hAnsi="Times New Roman" w:eastAsia="FangSong" w:cs="Times New Roman"/>
+        </w:rPr>
+        <w:t>烯丙醇</w:t>
+      </w:r>
+    </w:p>
+    <w:p>
+      <w:pPr>
+        <w:pStyle w:val="Compact"/>
+        <w:numPr>
+          <w:ilvl w:val="0"/>
+          <w:numId w:val="1020"/>
+        </w:numPr>
+      </w:pPr>
+      <w:r>
+        <w:rPr>
+          <w:rFonts w:hint="eastAsia" w:ascii="Times New Roman" w:hAnsi="Times New Roman" w:eastAsia="FangSong" w:cs="Times New Roman"/>
+          <w:b/>
+          <w:bCs/>
+        </w:rPr>
+        <w:t xml:space="preserve">条件</w:t>
+      </w:r>
+      <w:r>
+        <w:rPr>
+          <w:rFonts w:hint="eastAsia" w:ascii="Times New Roman" w:hAnsi="Times New Roman" w:eastAsia="Times New Roman" w:cs="Times New Roman"/>
+        </w:rPr>
+        <w:t>：Ti(OiPr)</w:t>
+      </w:r>
+      <w:r>
+        <w:rPr>
+          <w:rFonts w:hint="eastAsia" w:ascii="Times New Roman" w:hAnsi="Times New Roman" w:eastAsia="Times New Roman" w:cs="Times New Roman"/>
+          <w:vertAlign w:val="subscript"/>
+        </w:rPr>
+        <w:t>4</w:t>
+      </w:r>
+      <w:r>
+        <w:rPr>
+          <w:rFonts w:ascii="Times New Roman" w:hAnsi="Times New Roman" w:eastAsia="Times New Roman" w:cs="Times New Roman"/>
+        </w:rPr>
+        <w:t xml:space="preserve"> / DET / t-BuOOH</w:t>
+      </w:r>
+    </w:p>
+    <w:p>
+      <w:pPr>
+        <w:pStyle w:val="Compact"/>
+        <w:numPr>
+          <w:ilvl w:val="0"/>
+          <w:numId w:val="1020"/>
         </w:numPr>
       </w:pPr>
       <w:r>
@@ -16348,7 +16581,7 @@
       <w:pPr>
         <w:numPr>
           <w:ilvl w:val="0"/>
-          <w:numId w:val="1020"/>
+          <w:numId w:val="1021"/>
         </w:numPr>
       </w:pPr>
       <w:r>
@@ -16417,7 +16650,7 @@
         <w:pStyle w:val="Compact"/>
         <w:numPr>
           <w:ilvl w:val="1"/>
-          <w:numId w:val="1021"/>
+          <w:numId w:val="1022"/>
         </w:numPr>
       </w:pPr>
       <w:r>
@@ -16452,7 +16685,7 @@
         <w:pStyle w:val="Compact"/>
         <w:numPr>
           <w:ilvl w:val="1"/>
-          <w:numId w:val="1021"/>
+          <w:numId w:val="1022"/>
         </w:numPr>
       </w:pPr>
       <w:r>
@@ -16506,7 +16739,7 @@
         <w:pStyle w:val="Compact"/>
         <w:numPr>
           <w:ilvl w:val="1"/>
-          <w:numId w:val="1021"/>
+          <w:numId w:val="1022"/>
         </w:numPr>
       </w:pPr>
       <w:r>
@@ -16540,7 +16773,7 @@
         <w:pStyle w:val="Compact"/>
         <w:numPr>
           <w:ilvl w:val="1"/>
-          <w:numId w:val="1021"/>
+          <w:numId w:val="1022"/>
         </w:numPr>
       </w:pPr>
       <w:r>
@@ -16562,7 +16795,7 @@
         <w:pStyle w:val="Compact"/>
         <w:numPr>
           <w:ilvl w:val="1"/>
-          <w:numId w:val="1021"/>
+          <w:numId w:val="1022"/>
         </w:numPr>
       </w:pPr>
       <w:r>
@@ -16583,7 +16816,7 @@
       <w:pPr>
         <w:numPr>
           <w:ilvl w:val="0"/>
-          <w:numId w:val="1020"/>
+          <w:numId w:val="1021"/>
         </w:numPr>
         <w:spacing w:after="80"/>
       </w:pPr>
@@ -17091,7 +17324,7 @@
         <w:pStyle w:val="Compact"/>
         <w:numPr>
           <w:ilvl w:val="0"/>
-          <w:numId w:val="1022"/>
+          <w:numId w:val="1023"/>
         </w:numPr>
       </w:pPr>
       <w:r>
@@ -17124,7 +17357,7 @@
         <w:pStyle w:val="Compact"/>
         <w:numPr>
           <w:ilvl w:val="1"/>
-          <w:numId w:val="1023"/>
+          <w:numId w:val="1024"/>
         </w:numPr>
       </w:pPr>
       <w:r>
@@ -17163,7 +17396,7 @@
         <w:pStyle w:val="Compact"/>
         <w:numPr>
           <w:ilvl w:val="1"/>
-          <w:numId w:val="1023"/>
+          <w:numId w:val="1024"/>
         </w:numPr>
       </w:pPr>
       <w:r>
@@ -17202,7 +17435,7 @@
         <w:pStyle w:val="Compact"/>
         <w:numPr>
           <w:ilvl w:val="1"/>
-          <w:numId w:val="1023"/>
+          <w:numId w:val="1024"/>
         </w:numPr>
       </w:pPr>
       <w:r>
@@ -17247,7 +17480,7 @@
         <w:pStyle w:val="Compact"/>
         <w:numPr>
           <w:ilvl w:val="1"/>
-          <w:numId w:val="1023"/>
+          <w:numId w:val="1024"/>
         </w:numPr>
       </w:pPr>
       <w:r>
@@ -17286,7 +17519,7 @@
         <w:pStyle w:val="Compact"/>
         <w:numPr>
           <w:ilvl w:val="0"/>
-          <w:numId w:val="1022"/>
+          <w:numId w:val="1023"/>
         </w:numPr>
       </w:pPr>
       <w:r>
@@ -17376,7 +17609,7 @@
         <w:pStyle w:val="Compact"/>
         <w:numPr>
           <w:ilvl w:val="0"/>
-          <w:numId w:val="1024"/>
+          <w:numId w:val="1025"/>
         </w:numPr>
       </w:pPr>
       <w:r>
@@ -17409,7 +17642,7 @@
         <w:pStyle w:val="Compact"/>
         <w:numPr>
           <w:ilvl w:val="1"/>
-          <w:numId w:val="1025"/>
+          <w:numId w:val="1026"/>
         </w:numPr>
       </w:pPr>
       <w:r>
@@ -17489,7 +17722,7 @@
         <w:pStyle w:val="Compact"/>
         <w:numPr>
           <w:ilvl w:val="1"/>
-          <w:numId w:val="1025"/>
+          <w:numId w:val="1026"/>
         </w:numPr>
       </w:pPr>
       <w:r>
@@ -17556,7 +17789,7 @@
         <w:pStyle w:val="Compact"/>
         <w:numPr>
           <w:ilvl w:val="0"/>
-          <w:numId w:val="1024"/>
+          <w:numId w:val="1025"/>
         </w:numPr>
       </w:pPr>
       <w:r>
@@ -17623,7 +17856,7 @@
       <w:pPr>
         <w:numPr>
           <w:ilvl w:val="0"/>
-          <w:numId w:val="1026"/>
+          <w:numId w:val="1027"/>
         </w:numPr>
       </w:pPr>
       <w:r>
@@ -17735,7 +17968,7 @@
       <w:pPr>
         <w:numPr>
           <w:ilvl w:val="0"/>
-          <w:numId w:val="1026"/>
+          <w:numId w:val="1027"/>
         </w:numPr>
         <w:spacing w:after="80"/>
       </w:pPr>
@@ -18128,7 +18361,7 @@
         <w:pStyle w:val="Compact"/>
         <w:numPr>
           <w:ilvl w:val="0"/>
-          <w:numId w:val="1027"/>
+          <w:numId w:val="1028"/>
         </w:numPr>
       </w:pPr>
       <w:r>
@@ -18161,7 +18394,7 @@
         <w:pStyle w:val="Compact"/>
         <w:numPr>
           <w:ilvl w:val="1"/>
-          <w:numId w:val="1028"/>
+          <w:numId w:val="1029"/>
         </w:numPr>
       </w:pPr>
       <w:r>
@@ -18182,7 +18415,7 @@
         <w:pStyle w:val="Compact"/>
         <w:numPr>
           <w:ilvl w:val="1"/>
-          <w:numId w:val="1028"/>
+          <w:numId w:val="1029"/>
         </w:numPr>
       </w:pPr>
       <w:r>
@@ -18245,7 +18478,7 @@
         <w:pStyle w:val="Compact"/>
         <w:numPr>
           <w:ilvl w:val="1"/>
-          <w:numId w:val="1028"/>
+          <w:numId w:val="1029"/>
         </w:numPr>
       </w:pPr>
       <w:r>
@@ -18296,7 +18529,7 @@
       <w:pPr>
         <w:numPr>
           <w:ilvl w:val="0"/>
-          <w:numId w:val="1029"/>
+          <w:numId w:val="1030"/>
         </w:numPr>
       </w:pPr>
       <w:r>
@@ -18352,7 +18585,7 @@
       <w:pPr>
         <w:numPr>
           <w:ilvl w:val="0"/>
-          <w:numId w:val="1029"/>
+          <w:numId w:val="1030"/>
         </w:numPr>
       </w:pPr>
       <w:r>
@@ -18421,7 +18654,7 @@
         <w:pStyle w:val="Compact"/>
         <w:numPr>
           <w:ilvl w:val="1"/>
-          <w:numId w:val="1030"/>
+          <w:numId w:val="1031"/>
         </w:numPr>
       </w:pPr>
       <w:r>
@@ -18448,7 +18681,7 @@
         <w:pStyle w:val="Compact"/>
         <w:numPr>
           <w:ilvl w:val="1"/>
-          <w:numId w:val="1030"/>
+          <w:numId w:val="1031"/>
         </w:numPr>
       </w:pPr>
       <w:r>
@@ -18508,7 +18741,7 @@
         <w:pStyle w:val="Compact"/>
         <w:numPr>
           <w:ilvl w:val="0"/>
-          <w:numId w:val="1031"/>
+          <w:numId w:val="1032"/>
         </w:numPr>
       </w:pPr>
       <w:r>
@@ -18535,7 +18768,7 @@
         <w:pStyle w:val="Compact"/>
         <w:numPr>
           <w:ilvl w:val="1"/>
-          <w:numId w:val="1032"/>
+          <w:numId w:val="1033"/>
         </w:numPr>
       </w:pPr>
       <w:r>
@@ -18568,7 +18801,7 @@
         <w:pStyle w:val="Compact"/>
         <w:numPr>
           <w:ilvl w:val="1"/>
-          <w:numId w:val="1032"/>
+          <w:numId w:val="1033"/>
         </w:numPr>
       </w:pPr>
       <w:r>
@@ -18613,7 +18846,7 @@
         <w:pStyle w:val="Compact"/>
         <w:numPr>
           <w:ilvl w:val="1"/>
-          <w:numId w:val="1032"/>
+          <w:numId w:val="1033"/>
         </w:numPr>
       </w:pPr>
       <w:r>
@@ -18654,7 +18887,7 @@
       <w:pPr>
         <w:numPr>
           <w:ilvl w:val="0"/>
-          <w:numId w:val="1033"/>
+          <w:numId w:val="1034"/>
         </w:numPr>
         <w:spacing w:after="80"/>
       </w:pPr>
@@ -18963,7 +19196,7 @@
       <w:pPr>
         <w:numPr>
           <w:ilvl w:val="0"/>
-          <w:numId w:val="1034"/>
+          <w:numId w:val="1035"/>
         </w:numPr>
       </w:pPr>
       <w:r>
@@ -19084,214 +19317,6 @@
           <w:rFonts w:hint="eastAsia" w:ascii="Times New Roman" w:hAnsi="Times New Roman" w:eastAsia="Times New Roman" w:cs="Times New Roman"/>
         </w:rPr>
         <w:t>：</w:t>
-      </w:r>
-    </w:p>
-    <w:p>
-      <w:pPr>
-        <w:pStyle w:val="Compact"/>
-        <w:numPr>
-          <w:ilvl w:val="1"/>
-          <w:numId w:val="1035"/>
-        </w:numPr>
-      </w:pPr>
-      <w:r>
-        <w:rPr>
-          <w:rFonts w:hint="eastAsia" w:ascii="Times New Roman" w:hAnsi="Times New Roman" w:eastAsia="FangSong" w:cs="Times New Roman"/>
-        </w:rPr>
-        <w:t xml:space="preserve">中间体</w:t>
-      </w:r>
-      <w:r>
-        <w:rPr>
-          <w:rFonts w:ascii="Times New Roman" w:hAnsi="Times New Roman" w:eastAsia="Times New Roman" w:cs="Times New Roman"/>
-        </w:rPr>
-        <w:t xml:space="preserve"> </w:t>
-      </w:r>
-      <w:r>
-        <w:rPr>
-          <w:rFonts w:hint="eastAsia" w:ascii="Times New Roman" w:hAnsi="Times New Roman" w:eastAsia="Times New Roman" w:cs="Times New Roman"/>
-        </w:rPr>
-        <w:t>A：Ar–Pd(II)–Br(PPh</w:t>
-      </w:r>
-      <w:r>
-        <w:rPr>
-          <w:rFonts w:hint="eastAsia" w:ascii="Times New Roman" w:hAnsi="Times New Roman" w:eastAsia="Times New Roman" w:cs="Times New Roman"/>
-          <w:vertAlign w:val="subscript"/>
-        </w:rPr>
-        <w:t>3</w:t>
-      </w:r>
-      <w:r>
-        <w:rPr>
-          <w:rFonts w:hint="eastAsia" w:ascii="Times New Roman" w:hAnsi="Times New Roman" w:eastAsia="Times New Roman" w:cs="Times New Roman"/>
-        </w:rPr>
-        <w:t>)</w:t>
-      </w:r>
-      <w:r>
-        <w:rPr>
-          <w:rFonts w:hint="eastAsia" w:ascii="Times New Roman" w:hAnsi="Times New Roman" w:eastAsia="Times New Roman" w:cs="Times New Roman"/>
-          <w:vertAlign w:val="subscript"/>
-        </w:rPr>
-        <w:t>2</w:t>
-      </w:r>
-    </w:p>
-    <w:p>
-      <w:pPr>
-        <w:pStyle w:val="Compact"/>
-        <w:numPr>
-          <w:ilvl w:val="1"/>
-          <w:numId w:val="1035"/>
-        </w:numPr>
-      </w:pPr>
-      <w:r>
-        <w:rPr>
-          <w:rFonts w:hint="eastAsia" w:ascii="Times New Roman" w:hAnsi="Times New Roman" w:eastAsia="FangSong" w:cs="Times New Roman"/>
-        </w:rPr>
-        <w:t xml:space="preserve">中间体</w:t>
-      </w:r>
-      <w:r>
-        <w:rPr>
-          <w:rFonts w:ascii="Times New Roman" w:hAnsi="Times New Roman" w:eastAsia="Times New Roman" w:cs="Times New Roman"/>
-        </w:rPr>
-        <w:t xml:space="preserve"> </w:t>
-      </w:r>
-      <w:r>
-        <w:rPr>
-          <w:rFonts w:hint="eastAsia" w:ascii="Times New Roman" w:hAnsi="Times New Roman" w:eastAsia="Times New Roman" w:cs="Times New Roman"/>
-        </w:rPr>
-        <w:t>B：Pd(0)(PPh</w:t>
-      </w:r>
-      <w:r>
-        <w:rPr>
-          <w:rFonts w:hint="eastAsia" w:ascii="Times New Roman" w:hAnsi="Times New Roman" w:eastAsia="Times New Roman" w:cs="Times New Roman"/>
-          <w:vertAlign w:val="subscript"/>
-        </w:rPr>
-        <w:t>3</w:t>
-      </w:r>
-      <w:r>
-        <w:rPr>
-          <w:rFonts w:hint="eastAsia" w:ascii="Times New Roman" w:hAnsi="Times New Roman" w:eastAsia="Times New Roman" w:cs="Times New Roman"/>
-        </w:rPr>
-        <w:t>)</w:t>
-      </w:r>
-      <w:r>
-        <w:rPr>
-          <w:rFonts w:hint="eastAsia" w:ascii="Times New Roman" w:hAnsi="Times New Roman" w:eastAsia="Times New Roman" w:cs="Times New Roman"/>
-          <w:vertAlign w:val="subscript"/>
-        </w:rPr>
-        <w:t>2</w:t>
-      </w:r>
-    </w:p>
-    <w:p>
-      <w:pPr>
-        <w:pStyle w:val="Compact"/>
-        <w:numPr>
-          <w:ilvl w:val="1"/>
-          <w:numId w:val="1035"/>
-        </w:numPr>
-      </w:pPr>
-      <w:r>
-        <w:rPr>
-          <w:rFonts w:hint="eastAsia" w:ascii="Times New Roman" w:hAnsi="Times New Roman" w:eastAsia="FangSong" w:cs="Times New Roman"/>
-        </w:rPr>
-        <w:t xml:space="preserve">中间体</w:t>
-      </w:r>
-      <w:r>
-        <w:rPr>
-          <w:rFonts w:ascii="Times New Roman" w:hAnsi="Times New Roman" w:eastAsia="Times New Roman" w:cs="Times New Roman"/>
-        </w:rPr>
-        <w:t xml:space="preserve"> </w:t>
-      </w:r>
-      <w:r>
-        <w:rPr>
-          <w:rFonts w:hint="eastAsia" w:ascii="Times New Roman" w:hAnsi="Times New Roman" w:eastAsia="Times New Roman" w:cs="Times New Roman"/>
-        </w:rPr>
-        <w:t>C：Ar–Pd(II)–Ar’(PPh</w:t>
-      </w:r>
-      <w:r>
-        <w:rPr>
-          <w:rFonts w:hint="eastAsia" w:ascii="Times New Roman" w:hAnsi="Times New Roman" w:eastAsia="Times New Roman" w:cs="Times New Roman"/>
-          <w:vertAlign w:val="subscript"/>
-        </w:rPr>
-        <w:t>3</w:t>
-      </w:r>
-      <w:r>
-        <w:rPr>
-          <w:rFonts w:hint="eastAsia" w:ascii="Times New Roman" w:hAnsi="Times New Roman" w:eastAsia="Times New Roman" w:cs="Times New Roman"/>
-        </w:rPr>
-        <w:t>)</w:t>
-      </w:r>
-      <w:r>
-        <w:rPr>
-          <w:rFonts w:hint="eastAsia" w:ascii="Times New Roman" w:hAnsi="Times New Roman" w:eastAsia="Times New Roman" w:cs="Times New Roman"/>
-          <w:vertAlign w:val="subscript"/>
-        </w:rPr>
-        <w:t>2</w:t>
-      </w:r>
-    </w:p>
-    <w:p>
-      <w:pPr>
-        <w:pStyle w:val="Compact"/>
-        <w:numPr>
-          <w:ilvl w:val="1"/>
-          <w:numId w:val="1035"/>
-        </w:numPr>
-      </w:pPr>
-      <w:r>
-        <w:rPr>
-          <w:rFonts w:hint="eastAsia" w:ascii="Times New Roman" w:hAnsi="Times New Roman" w:eastAsia="FangSong" w:cs="Times New Roman"/>
-        </w:rPr>
-        <w:t xml:space="preserve">中间体</w:t>
-      </w:r>
-      <w:r>
-        <w:rPr>
-          <w:rFonts w:ascii="Times New Roman" w:hAnsi="Times New Roman" w:eastAsia="Times New Roman" w:cs="Times New Roman"/>
-        </w:rPr>
-        <w:t xml:space="preserve"> </w:t>
-      </w:r>
-      <w:r>
-        <w:rPr>
-          <w:rFonts w:hint="eastAsia" w:ascii="Times New Roman" w:hAnsi="Times New Roman" w:eastAsia="Times New Roman" w:cs="Times New Roman"/>
-        </w:rPr>
-        <w:t>D：Ar–Pd(II)–B(OH)</w:t>
-      </w:r>
-      <w:r>
-        <w:rPr>
-          <w:rFonts w:hint="eastAsia" w:ascii="Times New Roman" w:hAnsi="Times New Roman" w:eastAsia="Times New Roman" w:cs="Times New Roman"/>
-          <w:vertAlign w:val="subscript"/>
-        </w:rPr>
-        <w:t>3</w:t>
-      </w:r>
-      <w:r>
-        <w:rPr>
-          <w:rFonts w:hint="eastAsia" w:ascii="Times New Roman" w:hAnsi="Times New Roman" w:eastAsia="Times New Roman" w:cs="Times New Roman"/>
-          <w:vertAlign w:val="superscript"/>
-        </w:rPr>
-        <w:t>-</w:t>
-      </w:r>
-      <w:r>
-        <w:rPr>
-          <w:rFonts w:hint="eastAsia" w:ascii="Times New Roman" w:hAnsi="Times New Roman" w:eastAsia="Times New Roman" w:cs="Times New Roman"/>
-        </w:rPr>
-        <w:t>(PPh</w:t>
-      </w:r>
-      <w:r>
-        <w:rPr>
-          <w:rFonts w:hint="eastAsia" w:ascii="Times New Roman" w:hAnsi="Times New Roman" w:eastAsia="Times New Roman" w:cs="Times New Roman"/>
-          <w:vertAlign w:val="subscript"/>
-        </w:rPr>
-        <w:t>3</w:t>
-      </w:r>
-      <w:r>
-        <w:rPr>
-          <w:rFonts w:hint="eastAsia" w:ascii="Times New Roman" w:hAnsi="Times New Roman" w:eastAsia="Times New Roman" w:cs="Times New Roman"/>
-        </w:rPr>
-        <w:t>)</w:t>
-      </w:r>
-      <w:r>
-        <w:rPr>
-          <w:rFonts w:hint="eastAsia" w:ascii="Times New Roman" w:hAnsi="Times New Roman" w:eastAsia="Times New Roman" w:cs="Times New Roman"/>
-          <w:vertAlign w:val="subscript"/>
-        </w:rPr>
-        <w:t>2</w:t>
       </w:r>
     </w:p>
     <w:p>
@@ -19306,37 +19331,39 @@
         <w:rPr>
           <w:rFonts w:hint="eastAsia" w:ascii="Times New Roman" w:hAnsi="Times New Roman" w:eastAsia="FangSong" w:cs="Times New Roman"/>
         </w:rPr>
-        <w:t>排列顺序</w:t>
-      </w:r>
-      <w:r>
-        <w:rPr>
-          <w:rFonts w:hint="eastAsia" w:ascii="Times New Roman" w:hAnsi="Times New Roman" w:eastAsia="Times New Roman" w:cs="Times New Roman"/>
-        </w:rPr>
-        <w:t>：______</w:t>
-      </w:r>
-      <w:r>
-        <w:rPr>
-          <w:rFonts w:ascii="Times New Roman" w:hAnsi="Times New Roman" w:eastAsia="Times New Roman" w:cs="Times New Roman"/>
-        </w:rPr>
-        <w:t xml:space="preserve"> → ______ → ______ → ______ → </w:t>
-      </w:r>
-      <w:r>
-        <w:rPr>
-          <w:rFonts w:hint="eastAsia" w:ascii="Times New Roman" w:hAnsi="Times New Roman" w:eastAsia="Times New Roman" w:cs="Times New Roman"/>
-        </w:rPr>
-        <w:t>______（</w:t>
-      </w:r>
-      <w:r>
-        <w:rPr>
-          <w:rFonts w:hint="eastAsia" w:ascii="Times New Roman" w:hAnsi="Times New Roman" w:eastAsia="FangSong" w:cs="Times New Roman"/>
-        </w:rPr>
-        <w:t>再生</w:t>
-      </w:r>
-      <w:r>
-        <w:rPr>
-          <w:rFonts w:hint="eastAsia" w:ascii="Times New Roman" w:hAnsi="Times New Roman" w:eastAsia="Times New Roman" w:cs="Times New Roman"/>
-        </w:rPr>
-        <w:t>）</w:t>
+        <w:t xml:space="preserve">中间体</w:t>
+      </w:r>
+      <w:r>
+        <w:rPr>
+          <w:rFonts w:ascii="Times New Roman" w:hAnsi="Times New Roman" w:eastAsia="Times New Roman" w:cs="Times New Roman"/>
+        </w:rPr>
+        <w:t xml:space="preserve"> </w:t>
+      </w:r>
+      <w:r>
+        <w:rPr>
+          <w:rFonts w:hint="eastAsia" w:ascii="Times New Roman" w:hAnsi="Times New Roman" w:eastAsia="Times New Roman" w:cs="Times New Roman"/>
+        </w:rPr>
+        <w:t>A：Ar–Pd(II)–Br(PPh</w:t>
+      </w:r>
+      <w:r>
+        <w:rPr>
+          <w:rFonts w:hint="eastAsia" w:ascii="Times New Roman" w:hAnsi="Times New Roman" w:eastAsia="Times New Roman" w:cs="Times New Roman"/>
+          <w:vertAlign w:val="subscript"/>
+        </w:rPr>
+        <w:t>3</w:t>
+      </w:r>
+      <w:r>
+        <w:rPr>
+          <w:rFonts w:hint="eastAsia" w:ascii="Times New Roman" w:hAnsi="Times New Roman" w:eastAsia="Times New Roman" w:cs="Times New Roman"/>
+        </w:rPr>
+        <w:t>)</w:t>
+      </w:r>
+      <w:r>
+        <w:rPr>
+          <w:rFonts w:hint="eastAsia" w:ascii="Times New Roman" w:hAnsi="Times New Roman" w:eastAsia="Times New Roman" w:cs="Times New Roman"/>
+          <w:vertAlign w:val="subscript"/>
+        </w:rPr>
+        <w:t>2</w:t>
       </w:r>
     </w:p>
     <w:p>
@@ -19351,49 +19378,39 @@
         <w:rPr>
           <w:rFonts w:hint="eastAsia" w:ascii="Times New Roman" w:hAnsi="Times New Roman" w:eastAsia="FangSong" w:cs="Times New Roman"/>
         </w:rPr>
-        <w:t xml:space="preserve">从</w:t>
-      </w:r>
-      <w:r>
-        <w:rPr>
-          <w:rFonts w:ascii="Times New Roman" w:hAnsi="Times New Roman" w:eastAsia="Times New Roman" w:cs="Times New Roman"/>
-        </w:rPr>
-        <w:t xml:space="preserve"> B </w:t>
-      </w:r>
-      <w:r>
-        <w:rPr>
-          <w:rFonts w:hint="eastAsia" w:ascii="Times New Roman" w:hAnsi="Times New Roman" w:eastAsia="FangSong" w:cs="Times New Roman"/>
-        </w:rPr>
-        <w:t xml:space="preserve">到</w:t>
-      </w:r>
-      <w:r>
-        <w:rPr>
-          <w:rFonts w:ascii="Times New Roman" w:hAnsi="Times New Roman" w:eastAsia="Times New Roman" w:cs="Times New Roman"/>
-        </w:rPr>
-        <w:t xml:space="preserve"> A </w:t>
-      </w:r>
-      <w:r>
-        <w:rPr>
-          <w:rFonts w:hint="eastAsia" w:ascii="Times New Roman" w:hAnsi="Times New Roman" w:eastAsia="FangSong" w:cs="Times New Roman"/>
-        </w:rPr>
-        <w:t>的反应名称是什么</w:t>
-      </w:r>
-      <w:r>
-        <w:rPr>
-          <w:rFonts w:hint="eastAsia" w:ascii="Times New Roman" w:hAnsi="Times New Roman" w:eastAsia="Times New Roman" w:cs="Times New Roman"/>
-        </w:rPr>
-        <w:t>？</w:t>
-      </w:r>
-      <w:r>
-        <w:rPr>
-          <w:rFonts w:hint="eastAsia" w:ascii="Times New Roman" w:hAnsi="Times New Roman" w:eastAsia="FangSong" w:cs="Times New Roman"/>
-        </w:rPr>
-        <w:t>金属氧化态如何变化</w:t>
-      </w:r>
-      <w:r>
-        <w:rPr>
-          <w:rFonts w:hint="eastAsia" w:ascii="Times New Roman" w:hAnsi="Times New Roman" w:eastAsia="Times New Roman" w:cs="Times New Roman"/>
-        </w:rPr>
-        <w:t>？</w:t>
+        <w:t xml:space="preserve">中间体</w:t>
+      </w:r>
+      <w:r>
+        <w:rPr>
+          <w:rFonts w:ascii="Times New Roman" w:hAnsi="Times New Roman" w:eastAsia="Times New Roman" w:cs="Times New Roman"/>
+        </w:rPr>
+        <w:t xml:space="preserve"> </w:t>
+      </w:r>
+      <w:r>
+        <w:rPr>
+          <w:rFonts w:hint="eastAsia" w:ascii="Times New Roman" w:hAnsi="Times New Roman" w:eastAsia="Times New Roman" w:cs="Times New Roman"/>
+        </w:rPr>
+        <w:t>B：Pd(0)(PPh</w:t>
+      </w:r>
+      <w:r>
+        <w:rPr>
+          <w:rFonts w:hint="eastAsia" w:ascii="Times New Roman" w:hAnsi="Times New Roman" w:eastAsia="Times New Roman" w:cs="Times New Roman"/>
+          <w:vertAlign w:val="subscript"/>
+        </w:rPr>
+        <w:t>3</w:t>
+      </w:r>
+      <w:r>
+        <w:rPr>
+          <w:rFonts w:hint="eastAsia" w:ascii="Times New Roman" w:hAnsi="Times New Roman" w:eastAsia="Times New Roman" w:cs="Times New Roman"/>
+        </w:rPr>
+        <w:t>)</w:t>
+      </w:r>
+      <w:r>
+        <w:rPr>
+          <w:rFonts w:hint="eastAsia" w:ascii="Times New Roman" w:hAnsi="Times New Roman" w:eastAsia="Times New Roman" w:cs="Times New Roman"/>
+          <w:vertAlign w:val="subscript"/>
+        </w:rPr>
+        <w:t>2</w:t>
       </w:r>
     </w:p>
     <w:p>
@@ -19408,97 +19425,54 @@
         <w:rPr>
           <w:rFonts w:hint="eastAsia" w:ascii="Times New Roman" w:hAnsi="Times New Roman" w:eastAsia="FangSong" w:cs="Times New Roman"/>
         </w:rPr>
-        <w:t xml:space="preserve">从</w:t>
-      </w:r>
-      <w:r>
-        <w:rPr>
-          <w:rFonts w:ascii="Times New Roman" w:hAnsi="Times New Roman" w:eastAsia="Times New Roman" w:cs="Times New Roman"/>
-        </w:rPr>
-        <w:t xml:space="preserve"> A </w:t>
-      </w:r>
-      <w:r>
-        <w:rPr>
-          <w:rFonts w:hint="eastAsia" w:ascii="Times New Roman" w:hAnsi="Times New Roman" w:eastAsia="FangSong" w:cs="Times New Roman"/>
-        </w:rPr>
-        <w:t xml:space="preserve">到</w:t>
-      </w:r>
-      <w:r>
-        <w:rPr>
-          <w:rFonts w:ascii="Times New Roman" w:hAnsi="Times New Roman" w:eastAsia="Times New Roman" w:cs="Times New Roman"/>
-        </w:rPr>
-        <w:t xml:space="preserve"> D </w:t>
-      </w:r>
-      <w:r>
-        <w:rPr>
-          <w:rFonts w:hint="eastAsia" w:ascii="Times New Roman" w:hAnsi="Times New Roman" w:eastAsia="FangSong" w:cs="Times New Roman"/>
-        </w:rPr>
-        <w:t>的反应名称是什么</w:t>
-      </w:r>
-      <w:r>
-        <w:rPr>
-          <w:rFonts w:hint="eastAsia" w:ascii="Times New Roman" w:hAnsi="Times New Roman" w:eastAsia="Times New Roman" w:cs="Times New Roman"/>
-        </w:rPr>
-        <w:t>？</w:t>
-      </w:r>
-      <w:r>
-        <w:rPr>
-          <w:rFonts w:hint="eastAsia" w:ascii="Times New Roman" w:hAnsi="Times New Roman" w:eastAsia="FangSong" w:cs="Times New Roman"/>
-        </w:rPr>
-        <w:t>碱在其中的作用是什么</w:t>
-      </w:r>
-      <w:r>
-        <w:rPr>
-          <w:rFonts w:hint="eastAsia" w:ascii="Times New Roman" w:hAnsi="Times New Roman" w:eastAsia="Times New Roman" w:cs="Times New Roman"/>
-        </w:rPr>
-        <w:t>？</w:t>
+        <w:t xml:space="preserve">中间体</w:t>
+      </w:r>
+      <w:r>
+        <w:rPr>
+          <w:rFonts w:ascii="Times New Roman" w:hAnsi="Times New Roman" w:eastAsia="Times New Roman" w:cs="Times New Roman"/>
+        </w:rPr>
+        <w:t xml:space="preserve"> </w:t>
+      </w:r>
+      <w:r>
+        <w:rPr>
+          <w:rFonts w:hint="eastAsia" w:ascii="Times New Roman" w:hAnsi="Times New Roman" w:eastAsia="Times New Roman" w:cs="Times New Roman"/>
+        </w:rPr>
+        <w:t>C：Ar–Pd(II)–Ar’(PPh</w:t>
+      </w:r>
+      <w:r>
+        <w:rPr>
+          <w:rFonts w:hint="eastAsia" w:ascii="Times New Roman" w:hAnsi="Times New Roman" w:eastAsia="Times New Roman" w:cs="Times New Roman"/>
+          <w:vertAlign w:val="subscript"/>
+        </w:rPr>
+        <w:t>3</w:t>
+      </w:r>
+      <w:r>
+        <w:rPr>
+          <w:rFonts w:hint="eastAsia" w:ascii="Times New Roman" w:hAnsi="Times New Roman" w:eastAsia="Times New Roman" w:cs="Times New Roman"/>
+        </w:rPr>
+        <w:t>)</w:t>
+      </w:r>
+      <w:r>
+        <w:rPr>
+          <w:rFonts w:hint="eastAsia" w:ascii="Times New Roman" w:hAnsi="Times New Roman" w:eastAsia="Times New Roman" w:cs="Times New Roman"/>
+          <w:vertAlign w:val="subscript"/>
+        </w:rPr>
+        <w:t>2</w:t>
       </w:r>
     </w:p>
     <w:p>
       <w:pPr>
+        <w:pStyle w:val="Compact"/>
         <w:numPr>
-          <w:ilvl w:val="0"/>
-          <w:numId w:val="1034"/>
+          <w:ilvl w:val="1"/>
+          <w:numId w:val="1036"/>
         </w:numPr>
       </w:pPr>
       <w:r>
         <w:rPr>
-          <w:rFonts w:hint="eastAsia" w:ascii="Times New Roman" w:hAnsi="Times New Roman" w:eastAsia="Times New Roman" w:cs="Times New Roman"/>
-          <w:b/>
-          <w:bCs/>
-        </w:rPr>
-        <w:t>（</w:t>
-      </w:r>
-      <w:r>
-        <w:rPr>
-          <w:rFonts w:hint="eastAsia" w:ascii="Times New Roman" w:hAnsi="Times New Roman" w:eastAsia="FangSong" w:cs="Times New Roman"/>
-          <w:b/>
-          <w:bCs/>
-        </w:rPr>
-        <w:t>改编自第</w:t>
-      </w:r>
-      <w:r>
-        <w:rPr>
-          <w:rFonts w:ascii="Times New Roman" w:hAnsi="Times New Roman" w:eastAsia="Times New Roman" w:cs="Times New Roman"/>
-          <w:b/>
-          <w:bCs/>
-        </w:rPr>
-        <w:t xml:space="preserve"> 31 </w:t>
-      </w:r>
-      <w:r>
-        <w:rPr>
-          <w:rFonts w:hint="eastAsia" w:ascii="Times New Roman" w:hAnsi="Times New Roman" w:eastAsia="FangSong" w:cs="Times New Roman"/>
-          <w:b/>
-          <w:bCs/>
-        </w:rPr>
-        <w:t>届初赛</w:t>
-      </w:r>
-      <w:r>
-        <w:rPr>
-          <w:rFonts w:hint="eastAsia" w:ascii="Times New Roman" w:hAnsi="Times New Roman" w:eastAsia="Times New Roman" w:cs="Times New Roman"/>
-          <w:b/>
-          <w:bCs/>
-        </w:rPr>
-        <w:t>）</w:t>
+          <w:rFonts w:hint="eastAsia" w:ascii="Times New Roman" w:hAnsi="Times New Roman" w:eastAsia="FangSong" w:cs="Times New Roman"/>
+        </w:rPr>
+        <w:t xml:space="preserve">中间体</w:t>
       </w:r>
       <w:r>
         <w:rPr>
@@ -19508,104 +19482,49 @@
       </w:r>
       <w:r>
         <w:rPr>
-          <w:rFonts w:hint="eastAsia" w:ascii="Times New Roman" w:hAnsi="Times New Roman" w:eastAsia="FangSong" w:cs="Times New Roman"/>
-        </w:rPr>
-        <w:t xml:space="preserve">某实验室用以下条件合成了化合物</w:t>
-      </w:r>
-      <w:r>
-        <w:rPr>
-          <w:rFonts w:ascii="Times New Roman" w:hAnsi="Times New Roman" w:eastAsia="Times New Roman" w:cs="Times New Roman"/>
-        </w:rPr>
-        <w:t xml:space="preserve"> </w:t>
-      </w:r>
-      <w:r>
-        <w:rPr>
-          <w:rFonts w:hint="eastAsia" w:ascii="Times New Roman" w:hAnsi="Times New Roman" w:eastAsia="Times New Roman" w:cs="Times New Roman"/>
-        </w:rPr>
-        <w:t xml:space="preserve">X：</w:t>
-      </w:r>
-    </w:p>
-    <w:p>
-      <w:pPr>
-        <w:numPr>
-          <w:ilvl w:val="0"/>
-          <w:numId w:val="1000"/>
-        </w:numPr>
-      </w:pPr>
-      <w:r>
-        <w:rPr>
-          <w:rFonts w:hint="eastAsia" w:ascii="Times New Roman" w:hAnsi="Times New Roman" w:eastAsia="FangSong" w:cs="Times New Roman"/>
-        </w:rPr>
-        <w:t>条件</w:t>
-      </w:r>
-      <w:r>
-        <w:rPr>
-          <w:rFonts w:hint="eastAsia" w:ascii="Times New Roman" w:hAnsi="Times New Roman" w:eastAsia="Times New Roman" w:cs="Times New Roman"/>
-        </w:rPr>
-        <w:t>：4-</w:t>
-      </w:r>
-      <w:r>
-        <w:rPr>
-          <w:rFonts w:hint="eastAsia" w:ascii="Times New Roman" w:hAnsi="Times New Roman" w:eastAsia="FangSong" w:cs="Times New Roman"/>
-        </w:rPr>
-        <w:t>溴苯甲醚</w:t>
-      </w:r>
-      <w:r>
-        <w:rPr>
-          <w:rFonts w:ascii="Times New Roman" w:hAnsi="Times New Roman" w:eastAsia="Times New Roman" w:cs="Times New Roman"/>
-        </w:rPr>
-        <w:t xml:space="preserve"> + </w:t>
-      </w:r>
-      <w:r>
-        <w:rPr>
-          <w:rFonts w:hint="eastAsia" w:ascii="Times New Roman" w:hAnsi="Times New Roman" w:eastAsia="FangSong" w:cs="Times New Roman"/>
-        </w:rPr>
-        <w:t xml:space="preserve">丙烯酸甲酯</w:t>
-      </w:r>
-      <w:r>
-        <w:rPr>
-          <w:rFonts w:ascii="Times New Roman" w:hAnsi="Times New Roman" w:eastAsia="Times New Roman" w:cs="Times New Roman"/>
-        </w:rPr>
-        <w:t xml:space="preserve"> + Pd(OAc)</w:t>
-      </w:r>
-      <w:r>
-        <w:rPr>
-          <w:rFonts w:ascii="Times New Roman" w:hAnsi="Times New Roman" w:eastAsia="Times New Roman" w:cs="Times New Roman"/>
+          <w:rFonts w:hint="eastAsia" w:ascii="Times New Roman" w:hAnsi="Times New Roman" w:eastAsia="Times New Roman" w:cs="Times New Roman"/>
+        </w:rPr>
+        <w:t>D：Ar–Pd(II)–B(OH)</w:t>
+      </w:r>
+      <w:r>
+        <w:rPr>
+          <w:rFonts w:hint="eastAsia" w:ascii="Times New Roman" w:hAnsi="Times New Roman" w:eastAsia="Times New Roman" w:cs="Times New Roman"/>
           <w:vertAlign w:val="subscript"/>
         </w:rPr>
+        <w:t>3</w:t>
+      </w:r>
+      <w:r>
+        <w:rPr>
+          <w:rFonts w:hint="eastAsia" w:ascii="Times New Roman" w:hAnsi="Times New Roman" w:eastAsia="Times New Roman" w:cs="Times New Roman"/>
+          <w:vertAlign w:val="superscript"/>
+        </w:rPr>
+        <w:t>-</w:t>
+      </w:r>
+      <w:r>
+        <w:rPr>
+          <w:rFonts w:hint="eastAsia" w:ascii="Times New Roman" w:hAnsi="Times New Roman" w:eastAsia="Times New Roman" w:cs="Times New Roman"/>
+        </w:rPr>
+        <w:t>(PPh</w:t>
+      </w:r>
+      <w:r>
+        <w:rPr>
+          <w:rFonts w:hint="eastAsia" w:ascii="Times New Roman" w:hAnsi="Times New Roman" w:eastAsia="Times New Roman" w:cs="Times New Roman"/>
+          <w:vertAlign w:val="subscript"/>
+        </w:rPr>
+        <w:t>3</w:t>
+      </w:r>
+      <w:r>
+        <w:rPr>
+          <w:rFonts w:hint="eastAsia" w:ascii="Times New Roman" w:hAnsi="Times New Roman" w:eastAsia="Times New Roman" w:cs="Times New Roman"/>
+        </w:rPr>
+        <w:t>)</w:t>
+      </w:r>
+      <w:r>
+        <w:rPr>
+          <w:rFonts w:hint="eastAsia" w:ascii="Times New Roman" w:hAnsi="Times New Roman" w:eastAsia="Times New Roman" w:cs="Times New Roman"/>
+          <w:vertAlign w:val="subscript"/>
+        </w:rPr>
         <w:t>2</w:t>
-      </w:r>
-      <w:r>
-        <w:rPr>
-          <w:rFonts w:ascii="Times New Roman" w:hAnsi="Times New Roman" w:eastAsia="Times New Roman" w:cs="Times New Roman"/>
-        </w:rPr>
-        <w:t xml:space="preserve"> (5 mol%) + PPh</w:t>
-      </w:r>
-      <w:r>
-        <w:rPr>
-          <w:rFonts w:ascii="Times New Roman" w:hAnsi="Times New Roman" w:eastAsia="Times New Roman" w:cs="Times New Roman"/>
-          <w:vertAlign w:val="subscript"/>
-        </w:rPr>
-        <w:t>3</w:t>
-      </w:r>
-      <w:r>
-        <w:rPr>
-          <w:rFonts w:ascii="Times New Roman" w:hAnsi="Times New Roman" w:eastAsia="Times New Roman" w:cs="Times New Roman"/>
-        </w:rPr>
-        <w:t xml:space="preserve"> (10 mol%) + Et</w:t>
-      </w:r>
-      <w:r>
-        <w:rPr>
-          <w:rFonts w:ascii="Times New Roman" w:hAnsi="Times New Roman" w:eastAsia="Times New Roman" w:cs="Times New Roman"/>
-          <w:vertAlign w:val="subscript"/>
-        </w:rPr>
-        <w:t>3</w:t>
-      </w:r>
-      <w:r>
-        <w:rPr>
-          <w:rFonts w:ascii="Times New Roman" w:hAnsi="Times New Roman" w:eastAsia="Times New Roman" w:cs="Times New Roman"/>
-        </w:rPr>
-        <w:t>N (2 equiv) + DMF, 100°C</w:t>
       </w:r>
     </w:p>
     <w:p>
@@ -19620,25 +19539,37 @@
         <w:rPr>
           <w:rFonts w:hint="eastAsia" w:ascii="Times New Roman" w:hAnsi="Times New Roman" w:eastAsia="FangSong" w:cs="Times New Roman"/>
         </w:rPr>
-        <w:t xml:space="preserve">该反应属于哪种类型的</w:t>
-      </w:r>
-      <w:r>
-        <w:rPr>
-          <w:rFonts w:ascii="Times New Roman" w:hAnsi="Times New Roman" w:eastAsia="Times New Roman" w:cs="Times New Roman"/>
-        </w:rPr>
-        <w:t xml:space="preserve"> Pd </w:t>
-      </w:r>
-      <w:r>
-        <w:rPr>
-          <w:rFonts w:hint="eastAsia" w:ascii="Times New Roman" w:hAnsi="Times New Roman" w:eastAsia="FangSong" w:cs="Times New Roman"/>
-        </w:rPr>
-        <w:t>催化反应</w:t>
-      </w:r>
-      <w:r>
-        <w:rPr>
-          <w:rFonts w:hint="eastAsia" w:ascii="Times New Roman" w:hAnsi="Times New Roman" w:eastAsia="Times New Roman" w:cs="Times New Roman"/>
-        </w:rPr>
-        <w:t>？</w:t>
+        <w:t>排列顺序</w:t>
+      </w:r>
+      <w:r>
+        <w:rPr>
+          <w:rFonts w:hint="eastAsia" w:ascii="Times New Roman" w:hAnsi="Times New Roman" w:eastAsia="Times New Roman" w:cs="Times New Roman"/>
+        </w:rPr>
+        <w:t>：______</w:t>
+      </w:r>
+      <w:r>
+        <w:rPr>
+          <w:rFonts w:ascii="Times New Roman" w:hAnsi="Times New Roman" w:eastAsia="Times New Roman" w:cs="Times New Roman"/>
+        </w:rPr>
+        <w:t xml:space="preserve"> → ______ → ______ → ______ → </w:t>
+      </w:r>
+      <w:r>
+        <w:rPr>
+          <w:rFonts w:hint="eastAsia" w:ascii="Times New Roman" w:hAnsi="Times New Roman" w:eastAsia="Times New Roman" w:cs="Times New Roman"/>
+        </w:rPr>
+        <w:t>______（</w:t>
+      </w:r>
+      <w:r>
+        <w:rPr>
+          <w:rFonts w:hint="eastAsia" w:ascii="Times New Roman" w:hAnsi="Times New Roman" w:eastAsia="FangSong" w:cs="Times New Roman"/>
+        </w:rPr>
+        <w:t>再生</w:t>
+      </w:r>
+      <w:r>
+        <w:rPr>
+          <w:rFonts w:hint="eastAsia" w:ascii="Times New Roman" w:hAnsi="Times New Roman" w:eastAsia="Times New Roman" w:cs="Times New Roman"/>
+        </w:rPr>
+        <w:t>）</w:t>
       </w:r>
     </w:p>
     <w:p>
@@ -19653,13 +19584,49 @@
         <w:rPr>
           <w:rFonts w:hint="eastAsia" w:ascii="Times New Roman" w:hAnsi="Times New Roman" w:eastAsia="FangSong" w:cs="Times New Roman"/>
         </w:rPr>
-        <w:t>画出催化循环中涉及的四个关键中间体</w:t>
-      </w:r>
-      <w:r>
-        <w:rPr>
-          <w:rFonts w:hint="eastAsia" w:ascii="Times New Roman" w:hAnsi="Times New Roman" w:eastAsia="Times New Roman" w:cs="Times New Roman"/>
-        </w:rPr>
-        <w:t>。</w:t>
+        <w:t xml:space="preserve">从</w:t>
+      </w:r>
+      <w:r>
+        <w:rPr>
+          <w:rFonts w:ascii="Times New Roman" w:hAnsi="Times New Roman" w:eastAsia="Times New Roman" w:cs="Times New Roman"/>
+        </w:rPr>
+        <w:t xml:space="preserve"> B </w:t>
+      </w:r>
+      <w:r>
+        <w:rPr>
+          <w:rFonts w:hint="eastAsia" w:ascii="Times New Roman" w:hAnsi="Times New Roman" w:eastAsia="FangSong" w:cs="Times New Roman"/>
+        </w:rPr>
+        <w:t xml:space="preserve">到</w:t>
+      </w:r>
+      <w:r>
+        <w:rPr>
+          <w:rFonts w:ascii="Times New Roman" w:hAnsi="Times New Roman" w:eastAsia="Times New Roman" w:cs="Times New Roman"/>
+        </w:rPr>
+        <w:t xml:space="preserve"> A </w:t>
+      </w:r>
+      <w:r>
+        <w:rPr>
+          <w:rFonts w:hint="eastAsia" w:ascii="Times New Roman" w:hAnsi="Times New Roman" w:eastAsia="FangSong" w:cs="Times New Roman"/>
+        </w:rPr>
+        <w:t>的反应名称是什么</w:t>
+      </w:r>
+      <w:r>
+        <w:rPr>
+          <w:rFonts w:hint="eastAsia" w:ascii="Times New Roman" w:hAnsi="Times New Roman" w:eastAsia="Times New Roman" w:cs="Times New Roman"/>
+        </w:rPr>
+        <w:t>？</w:t>
+      </w:r>
+      <w:r>
+        <w:rPr>
+          <w:rFonts w:hint="eastAsia" w:ascii="Times New Roman" w:hAnsi="Times New Roman" w:eastAsia="FangSong" w:cs="Times New Roman"/>
+        </w:rPr>
+        <w:t>金属氧化态如何变化</w:t>
+      </w:r>
+      <w:r>
+        <w:rPr>
+          <w:rFonts w:hint="eastAsia" w:ascii="Times New Roman" w:hAnsi="Times New Roman" w:eastAsia="Times New Roman" w:cs="Times New Roman"/>
+        </w:rPr>
+        <w:t>？</w:t>
       </w:r>
     </w:p>
     <w:p>
@@ -19674,56 +19641,56 @@
         <w:rPr>
           <w:rFonts w:hint="eastAsia" w:ascii="Times New Roman" w:hAnsi="Times New Roman" w:eastAsia="FangSong" w:cs="Times New Roman"/>
         </w:rPr>
-        <w:t xml:space="preserve">预测产物</w:t>
-      </w:r>
-      <w:r>
-        <w:rPr>
-          <w:rFonts w:ascii="Times New Roman" w:hAnsi="Times New Roman" w:eastAsia="Times New Roman" w:cs="Times New Roman"/>
-        </w:rPr>
-        <w:t xml:space="preserve"> X </w:t>
-      </w:r>
-      <w:r>
-        <w:rPr>
-          <w:rFonts w:hint="eastAsia" w:ascii="Times New Roman" w:hAnsi="Times New Roman" w:eastAsia="FangSong" w:cs="Times New Roman"/>
-        </w:rPr>
-        <w:t>的结构</w:t>
-      </w:r>
-      <w:r>
-        <w:rPr>
-          <w:rFonts w:hint="eastAsia" w:ascii="Times New Roman" w:hAnsi="Times New Roman" w:eastAsia="Times New Roman" w:cs="Times New Roman"/>
-        </w:rPr>
-        <w:t>，</w:t>
-      </w:r>
-      <w:r>
-        <w:rPr>
-          <w:rFonts w:hint="eastAsia" w:ascii="Times New Roman" w:hAnsi="Times New Roman" w:eastAsia="FangSong" w:cs="Times New Roman"/>
-        </w:rPr>
-        <w:t>并说明为什么产物中双键的构型是</w:t>
-      </w:r>
-      <w:r>
-        <w:rPr>
-          <w:rFonts w:ascii="Times New Roman" w:hAnsi="Times New Roman" w:eastAsia="Times New Roman" w:cs="Times New Roman"/>
-        </w:rPr>
-        <w:t xml:space="preserve"> E </w:t>
-      </w:r>
-      <w:r>
-        <w:rPr>
-          <w:rFonts w:hint="eastAsia" w:ascii="Times New Roman" w:hAnsi="Times New Roman" w:eastAsia="FangSong" w:cs="Times New Roman"/>
-        </w:rPr>
-        <w:t>型</w:t>
-      </w:r>
-      <w:r>
-        <w:rPr>
-          <w:rFonts w:hint="eastAsia" w:ascii="Times New Roman" w:hAnsi="Times New Roman" w:eastAsia="Times New Roman" w:cs="Times New Roman"/>
-        </w:rPr>
-        <w:t>。</w:t>
+        <w:t xml:space="preserve">从</w:t>
+      </w:r>
+      <w:r>
+        <w:rPr>
+          <w:rFonts w:ascii="Times New Roman" w:hAnsi="Times New Roman" w:eastAsia="Times New Roman" w:cs="Times New Roman"/>
+        </w:rPr>
+        <w:t xml:space="preserve"> A </w:t>
+      </w:r>
+      <w:r>
+        <w:rPr>
+          <w:rFonts w:hint="eastAsia" w:ascii="Times New Roman" w:hAnsi="Times New Roman" w:eastAsia="FangSong" w:cs="Times New Roman"/>
+        </w:rPr>
+        <w:t xml:space="preserve">到</w:t>
+      </w:r>
+      <w:r>
+        <w:rPr>
+          <w:rFonts w:ascii="Times New Roman" w:hAnsi="Times New Roman" w:eastAsia="Times New Roman" w:cs="Times New Roman"/>
+        </w:rPr>
+        <w:t xml:space="preserve"> D </w:t>
+      </w:r>
+      <w:r>
+        <w:rPr>
+          <w:rFonts w:hint="eastAsia" w:ascii="Times New Roman" w:hAnsi="Times New Roman" w:eastAsia="FangSong" w:cs="Times New Roman"/>
+        </w:rPr>
+        <w:t>的反应名称是什么</w:t>
+      </w:r>
+      <w:r>
+        <w:rPr>
+          <w:rFonts w:hint="eastAsia" w:ascii="Times New Roman" w:hAnsi="Times New Roman" w:eastAsia="Times New Roman" w:cs="Times New Roman"/>
+        </w:rPr>
+        <w:t>？</w:t>
+      </w:r>
+      <w:r>
+        <w:rPr>
+          <w:rFonts w:hint="eastAsia" w:ascii="Times New Roman" w:hAnsi="Times New Roman" w:eastAsia="FangSong" w:cs="Times New Roman"/>
+        </w:rPr>
+        <w:t>碱在其中的作用是什么</w:t>
+      </w:r>
+      <w:r>
+        <w:rPr>
+          <w:rFonts w:hint="eastAsia" w:ascii="Times New Roman" w:hAnsi="Times New Roman" w:eastAsia="Times New Roman" w:cs="Times New Roman"/>
+        </w:rPr>
+        <w:t>？</w:t>
       </w:r>
     </w:p>
     <w:p>
       <w:pPr>
         <w:numPr>
           <w:ilvl w:val="0"/>
-          <w:numId w:val="1034"/>
+          <w:numId w:val="1035"/>
         </w:numPr>
       </w:pPr>
       <w:r>
@@ -19740,14 +19707,30 @@
           <w:b/>
           <w:bCs/>
         </w:rPr>
-        <w:t>综合推理题</w:t>
-      </w:r>
-      <w:r>
-        <w:rPr>
-          <w:rFonts w:hint="eastAsia" w:ascii="Times New Roman" w:hAnsi="Times New Roman" w:eastAsia="Times New Roman" w:cs="Times New Roman"/>
+        <w:t>改编自第</w:t>
+      </w:r>
+      <w:r>
+        <w:rPr>
+          <w:rFonts w:ascii="Times New Roman" w:hAnsi="Times New Roman" w:eastAsia="Times New Roman" w:cs="Times New Roman"/>
           <w:b/>
           <w:bCs/>
         </w:rPr>
+        <w:t xml:space="preserve"> 31 </w:t>
+      </w:r>
+      <w:r>
+        <w:rPr>
+          <w:rFonts w:hint="eastAsia" w:ascii="Times New Roman" w:hAnsi="Times New Roman" w:eastAsia="FangSong" w:cs="Times New Roman"/>
+          <w:b/>
+          <w:bCs/>
+        </w:rPr>
+        <w:t>届初赛</w:t>
+      </w:r>
+      <w:r>
+        <w:rPr>
+          <w:rFonts w:hint="eastAsia" w:ascii="Times New Roman" w:hAnsi="Times New Roman" w:eastAsia="Times New Roman" w:cs="Times New Roman"/>
+          <w:b/>
+          <w:bCs/>
+        </w:rPr>
         <w:t>）</w:t>
       </w:r>
       <w:r>
@@ -19760,25 +19743,102 @@
         <w:rPr>
           <w:rFonts w:hint="eastAsia" w:ascii="Times New Roman" w:hAnsi="Times New Roman" w:eastAsia="FangSong" w:cs="Times New Roman"/>
         </w:rPr>
-        <w:t xml:space="preserve">某未知化合物</w:t>
-      </w:r>
-      <w:r>
-        <w:rPr>
-          <w:rFonts w:ascii="Times New Roman" w:hAnsi="Times New Roman" w:eastAsia="Times New Roman" w:cs="Times New Roman"/>
-        </w:rPr>
-        <w:t xml:space="preserve"> Y </w:t>
-      </w:r>
-      <w:r>
-        <w:rPr>
-          <w:rFonts w:hint="eastAsia" w:ascii="Times New Roman" w:hAnsi="Times New Roman" w:eastAsia="FangSong" w:cs="Times New Roman"/>
-        </w:rPr>
-        <w:t>的信息如下</w:t>
-      </w:r>
-      <w:r>
-        <w:rPr>
-          <w:rFonts w:hint="eastAsia" w:ascii="Times New Roman" w:hAnsi="Times New Roman" w:eastAsia="Times New Roman" w:cs="Times New Roman"/>
-        </w:rPr>
-        <w:t>：</w:t>
+        <w:t xml:space="preserve">某实验室用以下条件合成了化合物</w:t>
+      </w:r>
+      <w:r>
+        <w:rPr>
+          <w:rFonts w:ascii="Times New Roman" w:hAnsi="Times New Roman" w:eastAsia="Times New Roman" w:cs="Times New Roman"/>
+        </w:rPr>
+        <w:t xml:space="preserve"> </w:t>
+      </w:r>
+      <w:r>
+        <w:rPr>
+          <w:rFonts w:hint="eastAsia" w:ascii="Times New Roman" w:hAnsi="Times New Roman" w:eastAsia="Times New Roman" w:cs="Times New Roman"/>
+        </w:rPr>
+        <w:t xml:space="preserve">X：</w:t>
+      </w:r>
+    </w:p>
+    <w:p>
+      <w:pPr>
+        <w:numPr>
+          <w:ilvl w:val="0"/>
+          <w:numId w:val="1000"/>
+        </w:numPr>
+      </w:pPr>
+      <w:r>
+        <w:rPr>
+          <w:rFonts w:hint="eastAsia" w:ascii="Times New Roman" w:hAnsi="Times New Roman" w:eastAsia="FangSong" w:cs="Times New Roman"/>
+        </w:rPr>
+        <w:t>条件</w:t>
+      </w:r>
+      <w:r>
+        <w:rPr>
+          <w:rFonts w:hint="eastAsia" w:ascii="Times New Roman" w:hAnsi="Times New Roman" w:eastAsia="Times New Roman" w:cs="Times New Roman"/>
+        </w:rPr>
+        <w:t>：4-</w:t>
+      </w:r>
+      <w:r>
+        <w:rPr>
+          <w:rFonts w:hint="eastAsia" w:ascii="Times New Roman" w:hAnsi="Times New Roman" w:eastAsia="FangSong" w:cs="Times New Roman"/>
+        </w:rPr>
+        <w:t>溴苯甲醚</w:t>
+      </w:r>
+      <w:r>
+        <w:rPr>
+          <w:rFonts w:ascii="Times New Roman" w:hAnsi="Times New Roman" w:eastAsia="Times New Roman" w:cs="Times New Roman"/>
+        </w:rPr>
+        <w:t xml:space="preserve"> + </w:t>
+      </w:r>
+      <w:r>
+        <w:rPr>
+          <w:rFonts w:hint="eastAsia" w:ascii="Times New Roman" w:hAnsi="Times New Roman" w:eastAsia="FangSong" w:cs="Times New Roman"/>
+        </w:rPr>
+        <w:t xml:space="preserve">丙烯酸甲酯</w:t>
+      </w:r>
+      <w:r>
+        <w:rPr>
+          <w:rFonts w:ascii="Times New Roman" w:hAnsi="Times New Roman" w:eastAsia="Times New Roman" w:cs="Times New Roman"/>
+        </w:rPr>
+        <w:t xml:space="preserve"> + Pd(OAc)</w:t>
+      </w:r>
+      <w:r>
+        <w:rPr>
+          <w:rFonts w:ascii="Times New Roman" w:hAnsi="Times New Roman" w:eastAsia="Times New Roman" w:cs="Times New Roman"/>
+          <w:vertAlign w:val="subscript"/>
+        </w:rPr>
+        <w:t>2</w:t>
+      </w:r>
+      <w:r>
+        <w:rPr>
+          <w:rFonts w:ascii="Times New Roman" w:hAnsi="Times New Roman" w:eastAsia="Times New Roman" w:cs="Times New Roman"/>
+        </w:rPr>
+        <w:t xml:space="preserve"> (5 mol%) + PPh</w:t>
+      </w:r>
+      <w:r>
+        <w:rPr>
+          <w:rFonts w:ascii="Times New Roman" w:hAnsi="Times New Roman" w:eastAsia="Times New Roman" w:cs="Times New Roman"/>
+          <w:vertAlign w:val="subscript"/>
+        </w:rPr>
+        <w:t>3</w:t>
+      </w:r>
+      <w:r>
+        <w:rPr>
+          <w:rFonts w:ascii="Times New Roman" w:hAnsi="Times New Roman" w:eastAsia="Times New Roman" w:cs="Times New Roman"/>
+        </w:rPr>
+        <w:t xml:space="preserve"> (10 mol%) + Et</w:t>
+      </w:r>
+      <w:r>
+        <w:rPr>
+          <w:rFonts w:ascii="Times New Roman" w:hAnsi="Times New Roman" w:eastAsia="Times New Roman" w:cs="Times New Roman"/>
+          <w:vertAlign w:val="subscript"/>
+        </w:rPr>
+        <w:t>3</w:t>
+      </w:r>
+      <w:r>
+        <w:rPr>
+          <w:rFonts w:ascii="Times New Roman" w:hAnsi="Times New Roman" w:eastAsia="Times New Roman" w:cs="Times New Roman"/>
+        </w:rPr>
+        <w:t>N (2 equiv) + DMF, 100°C</w:t>
       </w:r>
     </w:p>
     <w:p>
@@ -19793,69 +19853,25 @@
         <w:rPr>
           <w:rFonts w:hint="eastAsia" w:ascii="Times New Roman" w:hAnsi="Times New Roman" w:eastAsia="FangSong" w:cs="Times New Roman"/>
         </w:rPr>
-        <w:t xml:space="preserve">分子式</w:t>
-      </w:r>
-      <w:r>
-        <w:rPr>
-          <w:rFonts w:ascii="Times New Roman" w:hAnsi="Times New Roman" w:eastAsia="Times New Roman" w:cs="Times New Roman"/>
-        </w:rPr>
-        <w:t xml:space="preserve"> </w:t>
-      </w:r>
-      <w:r>
-        <w:rPr>
-          <w:rFonts w:hint="eastAsia" w:ascii="Times New Roman" w:hAnsi="Times New Roman" w:eastAsia="Times New Roman" w:cs="Times New Roman"/>
-        </w:rPr>
-        <w:t>C</w:t>
-      </w:r>
-      <w:r>
-        <w:rPr>
-          <w:rFonts w:hint="eastAsia" w:ascii="Times New Roman" w:hAnsi="Times New Roman" w:eastAsia="Times New Roman" w:cs="Times New Roman"/>
-          <w:vertAlign w:val="subscript"/>
-        </w:rPr>
-        <w:t>14</w:t>
-      </w:r>
-      <w:r>
-        <w:rPr>
-          <w:rFonts w:hint="eastAsia" w:ascii="Times New Roman" w:hAnsi="Times New Roman" w:eastAsia="Times New Roman" w:cs="Times New Roman"/>
-        </w:rPr>
-        <w:t>H</w:t>
-      </w:r>
-      <w:r>
-        <w:rPr>
-          <w:rFonts w:hint="eastAsia" w:ascii="Times New Roman" w:hAnsi="Times New Roman" w:eastAsia="Times New Roman" w:cs="Times New Roman"/>
-          <w:vertAlign w:val="subscript"/>
-        </w:rPr>
-        <w:t>12</w:t>
-      </w:r>
-      <w:r>
-        <w:rPr>
-          <w:rFonts w:hint="eastAsia" w:ascii="Times New Roman" w:hAnsi="Times New Roman" w:eastAsia="Times New Roman" w:cs="Times New Roman"/>
-        </w:rPr>
-        <w:t>O（</w:t>
-      </w:r>
-      <w:r>
-        <w:rPr>
-          <w:rFonts w:hint="eastAsia" w:ascii="Times New Roman" w:hAnsi="Times New Roman" w:eastAsia="FangSong" w:cs="Times New Roman"/>
-        </w:rPr>
-        <w:t>由</w:t>
-      </w:r>
-      <w:r>
-        <w:rPr>
-          <w:rFonts w:ascii="Times New Roman" w:hAnsi="Times New Roman" w:eastAsia="Times New Roman" w:cs="Times New Roman"/>
-        </w:rPr>
-        <w:t xml:space="preserve"> HRMS </w:t>
-      </w:r>
-      <w:r>
-        <w:rPr>
-          <w:rFonts w:hint="eastAsia" w:ascii="Times New Roman" w:hAnsi="Times New Roman" w:eastAsia="FangSong" w:cs="Times New Roman"/>
-        </w:rPr>
-        <w:t>确定</w:t>
-      </w:r>
-      <w:r>
-        <w:rPr>
-          <w:rFonts w:hint="eastAsia" w:ascii="Times New Roman" w:hAnsi="Times New Roman" w:eastAsia="Times New Roman" w:cs="Times New Roman"/>
-        </w:rPr>
-        <w:t>）</w:t>
+        <w:t xml:space="preserve">该反应属于哪种类型的</w:t>
+      </w:r>
+      <w:r>
+        <w:rPr>
+          <w:rFonts w:ascii="Times New Roman" w:hAnsi="Times New Roman" w:eastAsia="Times New Roman" w:cs="Times New Roman"/>
+        </w:rPr>
+        <w:t xml:space="preserve"> Pd </w:t>
+      </w:r>
+      <w:r>
+        <w:rPr>
+          <w:rFonts w:hint="eastAsia" w:ascii="Times New Roman" w:hAnsi="Times New Roman" w:eastAsia="FangSong" w:cs="Times New Roman"/>
+        </w:rPr>
+        <w:t>催化反应</w:t>
+      </w:r>
+      <w:r>
+        <w:rPr>
+          <w:rFonts w:hint="eastAsia" w:ascii="Times New Roman" w:hAnsi="Times New Roman" w:eastAsia="Times New Roman" w:cs="Times New Roman"/>
+        </w:rPr>
+        <w:t>？</w:t>
       </w:r>
     </w:p>
     <w:p>
@@ -19868,120 +19884,15 @@
       </w:pPr>
       <w:r>
         <w:rPr>
-          <w:rFonts w:hint="eastAsia" w:ascii="Times New Roman" w:hAnsi="Times New Roman" w:eastAsia="Times New Roman" w:cs="Times New Roman"/>
-        </w:rPr>
-        <w:t xml:space="preserve">IR：1665</w:t>
-      </w:r>
-      <w:r>
-        <w:rPr>
-          <w:rFonts w:ascii="Times New Roman" w:hAnsi="Times New Roman" w:eastAsia="Times New Roman" w:cs="Times New Roman"/>
-        </w:rPr>
-        <w:t xml:space="preserve"> </w:t>
-      </w:r>
-      <w:r>
-        <w:rPr>
-          <w:rFonts w:hint="eastAsia" w:ascii="Times New Roman" w:hAnsi="Times New Roman" w:eastAsia="Times New Roman" w:cs="Times New Roman"/>
-        </w:rPr>
-        <w:t>cm</w:t>
-      </w:r>
-      <w:r>
-        <w:rPr>
-          <w:rFonts w:hint="eastAsia" w:ascii="Times New Roman" w:hAnsi="Times New Roman" w:eastAsia="Times New Roman" w:cs="Times New Roman"/>
-          <w:vertAlign w:val="superscript"/>
-        </w:rPr>
-        <w:t>-1</w:t>
-      </w:r>
-      <w:r>
-        <w:rPr>
-          <w:rFonts w:hint="eastAsia" w:ascii="Times New Roman" w:hAnsi="Times New Roman" w:eastAsia="Times New Roman" w:cs="Times New Roman"/>
-        </w:rPr>
-        <w:t>（</w:t>
-      </w:r>
-      <w:r>
-        <w:rPr>
-          <w:rFonts w:hint="eastAsia" w:ascii="Times New Roman" w:hAnsi="Times New Roman" w:eastAsia="FangSong" w:cs="Times New Roman"/>
-        </w:rPr>
-        <w:t>强</w:t>
-      </w:r>
-      <w:r>
-        <w:rPr>
-          <w:rFonts w:hint="eastAsia" w:ascii="Times New Roman" w:hAnsi="Times New Roman" w:eastAsia="Times New Roman" w:cs="Times New Roman"/>
-        </w:rPr>
-        <w:t>），1600</w:t>
-      </w:r>
-      <w:r>
-        <w:rPr>
-          <w:rFonts w:ascii="Times New Roman" w:hAnsi="Times New Roman" w:eastAsia="Times New Roman" w:cs="Times New Roman"/>
-        </w:rPr>
-        <w:t xml:space="preserve"> </w:t>
-      </w:r>
-      <w:r>
-        <w:rPr>
-          <w:rFonts w:hint="eastAsia" w:ascii="Times New Roman" w:hAnsi="Times New Roman" w:eastAsia="Times New Roman" w:cs="Times New Roman"/>
-        </w:rPr>
-        <w:t>cm</w:t>
-      </w:r>
-      <w:r>
-        <w:rPr>
-          <w:rFonts w:hint="eastAsia" w:ascii="Times New Roman" w:hAnsi="Times New Roman" w:eastAsia="Times New Roman" w:cs="Times New Roman"/>
-          <w:vertAlign w:val="superscript"/>
-        </w:rPr>
-        <w:t>-1</w:t>
-      </w:r>
-      <w:r>
-        <w:rPr>
-          <w:rFonts w:hint="eastAsia" w:ascii="Times New Roman" w:hAnsi="Times New Roman" w:eastAsia="Times New Roman" w:cs="Times New Roman"/>
-        </w:rPr>
-        <w:t>（</w:t>
-      </w:r>
-      <w:r>
-        <w:rPr>
-          <w:rFonts w:hint="eastAsia" w:ascii="Times New Roman" w:hAnsi="Times New Roman" w:eastAsia="FangSong" w:cs="Times New Roman"/>
-        </w:rPr>
-        <w:t>中</w:t>
-      </w:r>
-      <w:r>
-        <w:rPr>
-          <w:rFonts w:hint="eastAsia" w:ascii="Times New Roman" w:hAnsi="Times New Roman" w:eastAsia="Times New Roman" w:cs="Times New Roman"/>
-        </w:rPr>
-        <w:t>），1500</w:t>
-      </w:r>
-      <w:r>
-        <w:rPr>
-          <w:rFonts w:ascii="Times New Roman" w:hAnsi="Times New Roman" w:eastAsia="Times New Roman" w:cs="Times New Roman"/>
-        </w:rPr>
-        <w:t xml:space="preserve"> </w:t>
-      </w:r>
-      <w:r>
-        <w:rPr>
-          <w:rFonts w:hint="eastAsia" w:ascii="Times New Roman" w:hAnsi="Times New Roman" w:eastAsia="Times New Roman" w:cs="Times New Roman"/>
-        </w:rPr>
-        <w:t>cm</w:t>
-      </w:r>
-      <w:r>
-        <w:rPr>
-          <w:rFonts w:hint="eastAsia" w:ascii="Times New Roman" w:hAnsi="Times New Roman" w:eastAsia="Times New Roman" w:cs="Times New Roman"/>
-          <w:vertAlign w:val="superscript"/>
-        </w:rPr>
-        <w:t>-1</w:t>
-      </w:r>
-      <w:r>
-        <w:rPr>
-          <w:rFonts w:hint="eastAsia" w:ascii="Times New Roman" w:hAnsi="Times New Roman" w:eastAsia="Times New Roman" w:cs="Times New Roman"/>
-        </w:rPr>
-        <w:t>（</w:t>
-      </w:r>
-      <w:r>
-        <w:rPr>
-          <w:rFonts w:hint="eastAsia" w:ascii="Times New Roman" w:hAnsi="Times New Roman" w:eastAsia="FangSong" w:cs="Times New Roman"/>
-        </w:rPr>
-        <w:t>中</w:t>
-      </w:r>
-      <w:r>
-        <w:rPr>
-          <w:rFonts w:hint="eastAsia" w:ascii="Times New Roman" w:hAnsi="Times New Roman" w:eastAsia="Times New Roman" w:cs="Times New Roman"/>
-        </w:rPr>
-        <w:t>）</w:t>
+          <w:rFonts w:hint="eastAsia" w:ascii="Times New Roman" w:hAnsi="Times New Roman" w:eastAsia="FangSong" w:cs="Times New Roman"/>
+        </w:rPr>
+        <w:t>画出催化循环中涉及的四个关键中间体</w:t>
+      </w:r>
+      <w:r>
+        <w:rPr>
+          <w:rFonts w:hint="eastAsia" w:ascii="Times New Roman" w:hAnsi="Times New Roman" w:eastAsia="Times New Roman" w:cs="Times New Roman"/>
+        </w:rPr>
+        <w:t>。</w:t>
       </w:r>
     </w:p>
     <w:p>
@@ -19994,41 +19905,113 @@
       </w:pPr>
       <w:r>
         <w:rPr>
-          <w:rFonts w:ascii="Times New Roman" w:hAnsi="Times New Roman" w:eastAsia="Times New Roman" w:cs="Times New Roman"/>
-          <w:vertAlign w:val="superscript"/>
-        </w:rPr>
-        <w:t>1</w:t>
-      </w:r>
-      <w:r>
-        <w:rPr>
-          <w:rFonts w:ascii="Times New Roman" w:hAnsi="Times New Roman" w:eastAsia="Times New Roman" w:cs="Times New Roman"/>
-        </w:rPr>
-        <w:t xml:space="preserve">H </w:t>
-      </w:r>
-      <w:r>
-        <w:rPr>
-          <w:rFonts w:hint="eastAsia" w:ascii="Times New Roman" w:hAnsi="Times New Roman" w:eastAsia="Times New Roman" w:cs="Times New Roman"/>
-        </w:rPr>
-        <w:t>NMR（CDCl</w:t>
-      </w:r>
-      <w:r>
-        <w:rPr>
-          <w:rFonts w:hint="eastAsia" w:ascii="Times New Roman" w:hAnsi="Times New Roman" w:eastAsia="Times New Roman" w:cs="Times New Roman"/>
-          <w:vertAlign w:val="subscript"/>
-        </w:rPr>
-        <w:t>3</w:t>
-      </w:r>
-      <w:r>
-        <w:rPr>
-          <w:rFonts w:hint="eastAsia" w:ascii="Times New Roman" w:hAnsi="Times New Roman" w:eastAsia="Times New Roman" w:cs="Times New Roman"/>
-        </w:rPr>
-        <w:t>）：δ</w:t>
-      </w:r>
-      <w:r>
-        <w:rPr>
-          <w:rFonts w:ascii="Times New Roman" w:hAnsi="Times New Roman" w:eastAsia="Times New Roman" w:cs="Times New Roman"/>
-        </w:rPr>
-        <w:t xml:space="preserve"> 7.4–8.1 (m, 9H), δ 2.6 (s, 3H)</w:t>
+          <w:rFonts w:hint="eastAsia" w:ascii="Times New Roman" w:hAnsi="Times New Roman" w:eastAsia="FangSong" w:cs="Times New Roman"/>
+        </w:rPr>
+        <w:t xml:space="preserve">预测产物</w:t>
+      </w:r>
+      <w:r>
+        <w:rPr>
+          <w:rFonts w:ascii="Times New Roman" w:hAnsi="Times New Roman" w:eastAsia="Times New Roman" w:cs="Times New Roman"/>
+        </w:rPr>
+        <w:t xml:space="preserve"> X </w:t>
+      </w:r>
+      <w:r>
+        <w:rPr>
+          <w:rFonts w:hint="eastAsia" w:ascii="Times New Roman" w:hAnsi="Times New Roman" w:eastAsia="FangSong" w:cs="Times New Roman"/>
+        </w:rPr>
+        <w:t>的结构</w:t>
+      </w:r>
+      <w:r>
+        <w:rPr>
+          <w:rFonts w:hint="eastAsia" w:ascii="Times New Roman" w:hAnsi="Times New Roman" w:eastAsia="Times New Roman" w:cs="Times New Roman"/>
+        </w:rPr>
+        <w:t>，</w:t>
+      </w:r>
+      <w:r>
+        <w:rPr>
+          <w:rFonts w:hint="eastAsia" w:ascii="Times New Roman" w:hAnsi="Times New Roman" w:eastAsia="FangSong" w:cs="Times New Roman"/>
+        </w:rPr>
+        <w:t>并说明为什么产物中双键的构型是</w:t>
+      </w:r>
+      <w:r>
+        <w:rPr>
+          <w:rFonts w:ascii="Times New Roman" w:hAnsi="Times New Roman" w:eastAsia="Times New Roman" w:cs="Times New Roman"/>
+        </w:rPr>
+        <w:t xml:space="preserve"> E </w:t>
+      </w:r>
+      <w:r>
+        <w:rPr>
+          <w:rFonts w:hint="eastAsia" w:ascii="Times New Roman" w:hAnsi="Times New Roman" w:eastAsia="FangSong" w:cs="Times New Roman"/>
+        </w:rPr>
+        <w:t>型</w:t>
+      </w:r>
+      <w:r>
+        <w:rPr>
+          <w:rFonts w:hint="eastAsia" w:ascii="Times New Roman" w:hAnsi="Times New Roman" w:eastAsia="Times New Roman" w:cs="Times New Roman"/>
+        </w:rPr>
+        <w:t>。</w:t>
+      </w:r>
+    </w:p>
+    <w:p>
+      <w:pPr>
+        <w:numPr>
+          <w:ilvl w:val="0"/>
+          <w:numId w:val="1035"/>
+        </w:numPr>
+      </w:pPr>
+      <w:r>
+        <w:rPr>
+          <w:rFonts w:hint="eastAsia" w:ascii="Times New Roman" w:hAnsi="Times New Roman" w:eastAsia="Times New Roman" w:cs="Times New Roman"/>
+          <w:b/>
+          <w:bCs/>
+        </w:rPr>
+        <w:t>（</w:t>
+      </w:r>
+      <w:r>
+        <w:rPr>
+          <w:rFonts w:hint="eastAsia" w:ascii="Times New Roman" w:hAnsi="Times New Roman" w:eastAsia="FangSong" w:cs="Times New Roman"/>
+          <w:b/>
+          <w:bCs/>
+        </w:rPr>
+        <w:t>综合推理题</w:t>
+      </w:r>
+      <w:r>
+        <w:rPr>
+          <w:rFonts w:hint="eastAsia" w:ascii="Times New Roman" w:hAnsi="Times New Roman" w:eastAsia="Times New Roman" w:cs="Times New Roman"/>
+          <w:b/>
+          <w:bCs/>
+        </w:rPr>
+        <w:t>）</w:t>
+      </w:r>
+      <w:r>
+        <w:rPr>
+          <w:rFonts w:ascii="Times New Roman" w:hAnsi="Times New Roman" w:eastAsia="Times New Roman" w:cs="Times New Roman"/>
+        </w:rPr>
+        <w:t xml:space="preserve"> </w:t>
+      </w:r>
+      <w:r>
+        <w:rPr>
+          <w:rFonts w:hint="eastAsia" w:ascii="Times New Roman" w:hAnsi="Times New Roman" w:eastAsia="FangSong" w:cs="Times New Roman"/>
+        </w:rPr>
+        <w:t xml:space="preserve">某未知化合物</w:t>
+      </w:r>
+      <w:r>
+        <w:rPr>
+          <w:rFonts w:ascii="Times New Roman" w:hAnsi="Times New Roman" w:eastAsia="Times New Roman" w:cs="Times New Roman"/>
+        </w:rPr>
+        <w:t xml:space="preserve"> Y </w:t>
+      </w:r>
+      <w:r>
+        <w:rPr>
+          <w:rFonts w:hint="eastAsia" w:ascii="Times New Roman" w:hAnsi="Times New Roman" w:eastAsia="FangSong" w:cs="Times New Roman"/>
+        </w:rPr>
+        <w:t>的信息如下</w:t>
+      </w:r>
+      <w:r>
+        <w:rPr>
+          <w:rFonts w:hint="eastAsia" w:ascii="Times New Roman" w:hAnsi="Times New Roman" w:eastAsia="Times New Roman" w:cs="Times New Roman"/>
+        </w:rPr>
+        <w:t>：</w:t>
       </w:r>
     </w:p>
     <w:p>
@@ -20043,13 +20026,69 @@
         <w:rPr>
           <w:rFonts w:hint="eastAsia" w:ascii="Times New Roman" w:hAnsi="Times New Roman" w:eastAsia="FangSong" w:cs="Times New Roman"/>
         </w:rPr>
-        <w:t xml:space="preserve">计算不饱和度</w:t>
-      </w:r>
-      <w:r>
-        <w:rPr>
-          <w:rFonts w:ascii="Times New Roman" w:hAnsi="Times New Roman" w:eastAsia="Times New Roman" w:cs="Times New Roman"/>
-        </w:rPr>
-        <w:t xml:space="preserve"> Ω。</w:t>
+        <w:t xml:space="preserve">分子式</w:t>
+      </w:r>
+      <w:r>
+        <w:rPr>
+          <w:rFonts w:ascii="Times New Roman" w:hAnsi="Times New Roman" w:eastAsia="Times New Roman" w:cs="Times New Roman"/>
+        </w:rPr>
+        <w:t xml:space="preserve"> </w:t>
+      </w:r>
+      <w:r>
+        <w:rPr>
+          <w:rFonts w:hint="eastAsia" w:ascii="Times New Roman" w:hAnsi="Times New Roman" w:eastAsia="Times New Roman" w:cs="Times New Roman"/>
+        </w:rPr>
+        <w:t>C</w:t>
+      </w:r>
+      <w:r>
+        <w:rPr>
+          <w:rFonts w:hint="eastAsia" w:ascii="Times New Roman" w:hAnsi="Times New Roman" w:eastAsia="Times New Roman" w:cs="Times New Roman"/>
+          <w:vertAlign w:val="subscript"/>
+        </w:rPr>
+        <w:t>14</w:t>
+      </w:r>
+      <w:r>
+        <w:rPr>
+          <w:rFonts w:hint="eastAsia" w:ascii="Times New Roman" w:hAnsi="Times New Roman" w:eastAsia="Times New Roman" w:cs="Times New Roman"/>
+        </w:rPr>
+        <w:t>H</w:t>
+      </w:r>
+      <w:r>
+        <w:rPr>
+          <w:rFonts w:hint="eastAsia" w:ascii="Times New Roman" w:hAnsi="Times New Roman" w:eastAsia="Times New Roman" w:cs="Times New Roman"/>
+          <w:vertAlign w:val="subscript"/>
+        </w:rPr>
+        <w:t>12</w:t>
+      </w:r>
+      <w:r>
+        <w:rPr>
+          <w:rFonts w:hint="eastAsia" w:ascii="Times New Roman" w:hAnsi="Times New Roman" w:eastAsia="Times New Roman" w:cs="Times New Roman"/>
+        </w:rPr>
+        <w:t>O（</w:t>
+      </w:r>
+      <w:r>
+        <w:rPr>
+          <w:rFonts w:hint="eastAsia" w:ascii="Times New Roman" w:hAnsi="Times New Roman" w:eastAsia="FangSong" w:cs="Times New Roman"/>
+        </w:rPr>
+        <w:t>由</w:t>
+      </w:r>
+      <w:r>
+        <w:rPr>
+          <w:rFonts w:ascii="Times New Roman" w:hAnsi="Times New Roman" w:eastAsia="Times New Roman" w:cs="Times New Roman"/>
+        </w:rPr>
+        <w:t xml:space="preserve"> HRMS </w:t>
+      </w:r>
+      <w:r>
+        <w:rPr>
+          <w:rFonts w:hint="eastAsia" w:ascii="Times New Roman" w:hAnsi="Times New Roman" w:eastAsia="FangSong" w:cs="Times New Roman"/>
+        </w:rPr>
+        <w:t>确定</w:t>
+      </w:r>
+      <w:r>
+        <w:rPr>
+          <w:rFonts w:hint="eastAsia" w:ascii="Times New Roman" w:hAnsi="Times New Roman" w:eastAsia="Times New Roman" w:cs="Times New Roman"/>
+        </w:rPr>
+        <w:t>）</w:t>
       </w:r>
     </w:p>
     <w:p>
@@ -20062,46 +20101,83 @@
       </w:pPr>
       <w:r>
         <w:rPr>
-          <w:rFonts w:ascii="Times New Roman" w:hAnsi="Times New Roman" w:eastAsia="Times New Roman" w:cs="Times New Roman"/>
-        </w:rPr>
-        <w:t>IR 1665 cm</w:t>
-      </w:r>
-      <w:r>
-        <w:rPr>
-          <w:rFonts w:ascii="Times New Roman" w:hAnsi="Times New Roman" w:eastAsia="Times New Roman" w:cs="Times New Roman"/>
+          <w:rFonts w:hint="eastAsia" w:ascii="Times New Roman" w:hAnsi="Times New Roman" w:eastAsia="Times New Roman" w:cs="Times New Roman"/>
+        </w:rPr>
+        <w:t xml:space="preserve">IR：1665</w:t>
+      </w:r>
+      <w:r>
+        <w:rPr>
+          <w:rFonts w:ascii="Times New Roman" w:hAnsi="Times New Roman" w:eastAsia="Times New Roman" w:cs="Times New Roman"/>
+        </w:rPr>
+        <w:t xml:space="preserve"> </w:t>
+      </w:r>
+      <w:r>
+        <w:rPr>
+          <w:rFonts w:hint="eastAsia" w:ascii="Times New Roman" w:hAnsi="Times New Roman" w:eastAsia="Times New Roman" w:cs="Times New Roman"/>
+        </w:rPr>
+        <w:t>cm</w:t>
+      </w:r>
+      <w:r>
+        <w:rPr>
+          <w:rFonts w:hint="eastAsia" w:ascii="Times New Roman" w:hAnsi="Times New Roman" w:eastAsia="Times New Roman" w:cs="Times New Roman"/>
           <w:vertAlign w:val="superscript"/>
         </w:rPr>
         <w:t>-1</w:t>
       </w:r>
       <w:r>
         <w:rPr>
+          <w:rFonts w:hint="eastAsia" w:ascii="Times New Roman" w:hAnsi="Times New Roman" w:eastAsia="Times New Roman" w:cs="Times New Roman"/>
+        </w:rPr>
+        <w:t>（</w:t>
+      </w:r>
+      <w:r>
+        <w:rPr>
+          <w:rFonts w:hint="eastAsia" w:ascii="Times New Roman" w:hAnsi="Times New Roman" w:eastAsia="FangSong" w:cs="Times New Roman"/>
+        </w:rPr>
+        <w:t>强</w:t>
+      </w:r>
+      <w:r>
+        <w:rPr>
+          <w:rFonts w:hint="eastAsia" w:ascii="Times New Roman" w:hAnsi="Times New Roman" w:eastAsia="Times New Roman" w:cs="Times New Roman"/>
+        </w:rPr>
+        <w:t>），1600</w:t>
+      </w:r>
+      <w:r>
+        <w:rPr>
           <w:rFonts w:ascii="Times New Roman" w:hAnsi="Times New Roman" w:eastAsia="Times New Roman" w:cs="Times New Roman"/>
         </w:rPr>
         <w:t xml:space="preserve"> </w:t>
       </w:r>
       <w:r>
         <w:rPr>
-          <w:rFonts w:hint="eastAsia" w:ascii="Times New Roman" w:hAnsi="Times New Roman" w:eastAsia="FangSong" w:cs="Times New Roman"/>
-        </w:rPr>
-        <w:t>指向什么官能团</w:t>
-      </w:r>
-      <w:r>
-        <w:rPr>
-          <w:rFonts w:hint="eastAsia" w:ascii="Times New Roman" w:hAnsi="Times New Roman" w:eastAsia="Times New Roman" w:cs="Times New Roman"/>
-        </w:rPr>
-        <w:t>？</w:t>
-      </w:r>
-      <w:r>
-        <w:rPr>
-          <w:rFonts w:hint="eastAsia" w:ascii="Times New Roman" w:hAnsi="Times New Roman" w:eastAsia="FangSong" w:cs="Times New Roman"/>
-        </w:rPr>
-        <w:t>与正常酮</w:t>
-      </w:r>
-      <w:r>
-        <w:rPr>
-          <w:rFonts w:hint="eastAsia" w:ascii="Times New Roman" w:hAnsi="Times New Roman" w:eastAsia="Times New Roman" w:cs="Times New Roman"/>
-        </w:rPr>
-        <w:t>（1715</w:t>
+          <w:rFonts w:hint="eastAsia" w:ascii="Times New Roman" w:hAnsi="Times New Roman" w:eastAsia="Times New Roman" w:cs="Times New Roman"/>
+        </w:rPr>
+        <w:t>cm</w:t>
+      </w:r>
+      <w:r>
+        <w:rPr>
+          <w:rFonts w:hint="eastAsia" w:ascii="Times New Roman" w:hAnsi="Times New Roman" w:eastAsia="Times New Roman" w:cs="Times New Roman"/>
+          <w:vertAlign w:val="superscript"/>
+        </w:rPr>
+        <w:t>-1</w:t>
+      </w:r>
+      <w:r>
+        <w:rPr>
+          <w:rFonts w:hint="eastAsia" w:ascii="Times New Roman" w:hAnsi="Times New Roman" w:eastAsia="Times New Roman" w:cs="Times New Roman"/>
+        </w:rPr>
+        <w:t>（</w:t>
+      </w:r>
+      <w:r>
+        <w:rPr>
+          <w:rFonts w:hint="eastAsia" w:ascii="Times New Roman" w:hAnsi="Times New Roman" w:eastAsia="FangSong" w:cs="Times New Roman"/>
+        </w:rPr>
+        <w:t>中</w:t>
+      </w:r>
+      <w:r>
+        <w:rPr>
+          <w:rFonts w:hint="eastAsia" w:ascii="Times New Roman" w:hAnsi="Times New Roman" w:eastAsia="Times New Roman" w:cs="Times New Roman"/>
+        </w:rPr>
+        <w:t>），1500</w:t>
       </w:r>
       <w:r>
         <w:rPr>
@@ -20126,19 +20202,19 @@
         <w:rPr>
           <w:rFonts w:hint="eastAsia" w:ascii="Times New Roman" w:hAnsi="Times New Roman" w:eastAsia="Times New Roman" w:cs="Times New Roman"/>
         </w:rPr>
+        <w:t>（</w:t>
+      </w:r>
+      <w:r>
+        <w:rPr>
+          <w:rFonts w:hint="eastAsia" w:ascii="Times New Roman" w:hAnsi="Times New Roman" w:eastAsia="FangSong" w:cs="Times New Roman"/>
+        </w:rPr>
+        <w:t>中</w:t>
+      </w:r>
+      <w:r>
+        <w:rPr>
+          <w:rFonts w:hint="eastAsia" w:ascii="Times New Roman" w:hAnsi="Times New Roman" w:eastAsia="Times New Roman" w:cs="Times New Roman"/>
+        </w:rPr>
         <w:t>）</w:t>
-      </w:r>
-      <w:r>
-        <w:rPr>
-          <w:rFonts w:hint="eastAsia" w:ascii="Times New Roman" w:hAnsi="Times New Roman" w:eastAsia="FangSong" w:cs="Times New Roman"/>
-        </w:rPr>
-        <w:t>相比为何偏低</w:t>
-      </w:r>
-      <w:r>
-        <w:rPr>
-          <w:rFonts w:hint="eastAsia" w:ascii="Times New Roman" w:hAnsi="Times New Roman" w:eastAsia="Times New Roman" w:cs="Times New Roman"/>
-        </w:rPr>
-        <w:t>？</w:t>
       </w:r>
     </w:p>
     <w:p>
@@ -20160,31 +20236,32 @@
         <w:rPr>
           <w:rFonts w:ascii="Times New Roman" w:hAnsi="Times New Roman" w:eastAsia="Times New Roman" w:cs="Times New Roman"/>
         </w:rPr>
-        <w:t xml:space="preserve">H NMR </w:t>
-      </w:r>
-      <w:r>
-        <w:rPr>
-          <w:rFonts w:hint="eastAsia" w:ascii="Times New Roman" w:hAnsi="Times New Roman" w:eastAsia="FangSong" w:cs="Times New Roman"/>
-        </w:rPr>
-        <w:t xml:space="preserve">中</w:t>
-      </w:r>
-      <w:r>
-        <w:rPr>
-          <w:rFonts w:ascii="Times New Roman" w:hAnsi="Times New Roman" w:eastAsia="Times New Roman" w:cs="Times New Roman"/>
-        </w:rPr>
-        <w:t xml:space="preserve"> δ 2.6 (s, 3H) </w:t>
-      </w:r>
-      <w:r>
-        <w:rPr>
-          <w:rFonts w:hint="eastAsia" w:ascii="Times New Roman" w:hAnsi="Times New Roman" w:eastAsia="FangSong" w:cs="Times New Roman"/>
-        </w:rPr>
-        <w:t>是什么基团</w:t>
-      </w:r>
-      <w:r>
-        <w:rPr>
-          <w:rFonts w:hint="eastAsia" w:ascii="Times New Roman" w:hAnsi="Times New Roman" w:eastAsia="Times New Roman" w:cs="Times New Roman"/>
-        </w:rPr>
-        <w:t>？</w:t>
+        <w:t xml:space="preserve">H </w:t>
+      </w:r>
+      <w:r>
+        <w:rPr>
+          <w:rFonts w:hint="eastAsia" w:ascii="Times New Roman" w:hAnsi="Times New Roman" w:eastAsia="Times New Roman" w:cs="Times New Roman"/>
+        </w:rPr>
+        <w:t>NMR（CDCl</w:t>
+      </w:r>
+      <w:r>
+        <w:rPr>
+          <w:rFonts w:hint="eastAsia" w:ascii="Times New Roman" w:hAnsi="Times New Roman" w:eastAsia="Times New Roman" w:cs="Times New Roman"/>
+          <w:vertAlign w:val="subscript"/>
+        </w:rPr>
+        <w:t>3</w:t>
+      </w:r>
+      <w:r>
+        <w:rPr>
+          <w:rFonts w:hint="eastAsia" w:ascii="Times New Roman" w:hAnsi="Times New Roman" w:eastAsia="Times New Roman" w:cs="Times New Roman"/>
+        </w:rPr>
+        <w:t>）：δ</w:t>
+      </w:r>
+      <w:r>
+        <w:rPr>
+          <w:rFonts w:ascii="Times New Roman" w:hAnsi="Times New Roman" w:eastAsia="Times New Roman" w:cs="Times New Roman"/>
+        </w:rPr>
+        <w:t xml:space="preserve"> 7.4–8.1 (m, 9H), δ 2.6 (s, 3H)</w:t>
       </w:r>
     </w:p>
     <w:p>
@@ -20192,7 +20269,163 @@
         <w:pStyle w:val="Compact"/>
         <w:numPr>
           <w:ilvl w:val="1"/>
-          <w:numId w:val="1039"/>
+          <w:numId w:val="1040"/>
+        </w:numPr>
+      </w:pPr>
+      <w:r>
+        <w:rPr>
+          <w:rFonts w:hint="eastAsia" w:ascii="Times New Roman" w:hAnsi="Times New Roman" w:eastAsia="FangSong" w:cs="Times New Roman"/>
+        </w:rPr>
+        <w:t xml:space="preserve">计算不饱和度</w:t>
+      </w:r>
+      <w:r>
+        <w:rPr>
+          <w:rFonts w:ascii="Times New Roman" w:hAnsi="Times New Roman" w:eastAsia="Times New Roman" w:cs="Times New Roman"/>
+        </w:rPr>
+        <w:t xml:space="preserve"> Ω。</w:t>
+      </w:r>
+    </w:p>
+    <w:p>
+      <w:pPr>
+        <w:pStyle w:val="Compact"/>
+        <w:numPr>
+          <w:ilvl w:val="1"/>
+          <w:numId w:val="1040"/>
+        </w:numPr>
+      </w:pPr>
+      <w:r>
+        <w:rPr>
+          <w:rFonts w:ascii="Times New Roman" w:hAnsi="Times New Roman" w:eastAsia="Times New Roman" w:cs="Times New Roman"/>
+        </w:rPr>
+        <w:t>IR 1665 cm</w:t>
+      </w:r>
+      <w:r>
+        <w:rPr>
+          <w:rFonts w:ascii="Times New Roman" w:hAnsi="Times New Roman" w:eastAsia="Times New Roman" w:cs="Times New Roman"/>
+          <w:vertAlign w:val="superscript"/>
+        </w:rPr>
+        <w:t>-1</w:t>
+      </w:r>
+      <w:r>
+        <w:rPr>
+          <w:rFonts w:ascii="Times New Roman" w:hAnsi="Times New Roman" w:eastAsia="Times New Roman" w:cs="Times New Roman"/>
+        </w:rPr>
+        <w:t xml:space="preserve"> </w:t>
+      </w:r>
+      <w:r>
+        <w:rPr>
+          <w:rFonts w:hint="eastAsia" w:ascii="Times New Roman" w:hAnsi="Times New Roman" w:eastAsia="FangSong" w:cs="Times New Roman"/>
+        </w:rPr>
+        <w:t>指向什么官能团</w:t>
+      </w:r>
+      <w:r>
+        <w:rPr>
+          <w:rFonts w:hint="eastAsia" w:ascii="Times New Roman" w:hAnsi="Times New Roman" w:eastAsia="Times New Roman" w:cs="Times New Roman"/>
+        </w:rPr>
+        <w:t>？</w:t>
+      </w:r>
+      <w:r>
+        <w:rPr>
+          <w:rFonts w:hint="eastAsia" w:ascii="Times New Roman" w:hAnsi="Times New Roman" w:eastAsia="FangSong" w:cs="Times New Roman"/>
+        </w:rPr>
+        <w:t>与正常酮</w:t>
+      </w:r>
+      <w:r>
+        <w:rPr>
+          <w:rFonts w:hint="eastAsia" w:ascii="Times New Roman" w:hAnsi="Times New Roman" w:eastAsia="Times New Roman" w:cs="Times New Roman"/>
+        </w:rPr>
+        <w:t>（1715</w:t>
+      </w:r>
+      <w:r>
+        <w:rPr>
+          <w:rFonts w:ascii="Times New Roman" w:hAnsi="Times New Roman" w:eastAsia="Times New Roman" w:cs="Times New Roman"/>
+        </w:rPr>
+        <w:t xml:space="preserve"> </w:t>
+      </w:r>
+      <w:r>
+        <w:rPr>
+          <w:rFonts w:hint="eastAsia" w:ascii="Times New Roman" w:hAnsi="Times New Roman" w:eastAsia="Times New Roman" w:cs="Times New Roman"/>
+        </w:rPr>
+        <w:t>cm</w:t>
+      </w:r>
+      <w:r>
+        <w:rPr>
+          <w:rFonts w:hint="eastAsia" w:ascii="Times New Roman" w:hAnsi="Times New Roman" w:eastAsia="Times New Roman" w:cs="Times New Roman"/>
+          <w:vertAlign w:val="superscript"/>
+        </w:rPr>
+        <w:t>-1</w:t>
+      </w:r>
+      <w:r>
+        <w:rPr>
+          <w:rFonts w:hint="eastAsia" w:ascii="Times New Roman" w:hAnsi="Times New Roman" w:eastAsia="Times New Roman" w:cs="Times New Roman"/>
+        </w:rPr>
+        <w:t>）</w:t>
+      </w:r>
+      <w:r>
+        <w:rPr>
+          <w:rFonts w:hint="eastAsia" w:ascii="Times New Roman" w:hAnsi="Times New Roman" w:eastAsia="FangSong" w:cs="Times New Roman"/>
+        </w:rPr>
+        <w:t>相比为何偏低</w:t>
+      </w:r>
+      <w:r>
+        <w:rPr>
+          <w:rFonts w:hint="eastAsia" w:ascii="Times New Roman" w:hAnsi="Times New Roman" w:eastAsia="Times New Roman" w:cs="Times New Roman"/>
+        </w:rPr>
+        <w:t>？</w:t>
+      </w:r>
+    </w:p>
+    <w:p>
+      <w:pPr>
+        <w:pStyle w:val="Compact"/>
+        <w:numPr>
+          <w:ilvl w:val="1"/>
+          <w:numId w:val="1040"/>
+        </w:numPr>
+      </w:pPr>
+      <w:r>
+        <w:rPr>
+          <w:rFonts w:ascii="Times New Roman" w:hAnsi="Times New Roman" w:eastAsia="Times New Roman" w:cs="Times New Roman"/>
+          <w:vertAlign w:val="superscript"/>
+        </w:rPr>
+        <w:t>1</w:t>
+      </w:r>
+      <w:r>
+        <w:rPr>
+          <w:rFonts w:ascii="Times New Roman" w:hAnsi="Times New Roman" w:eastAsia="Times New Roman" w:cs="Times New Roman"/>
+        </w:rPr>
+        <w:t xml:space="preserve">H NMR </w:t>
+      </w:r>
+      <w:r>
+        <w:rPr>
+          <w:rFonts w:hint="eastAsia" w:ascii="Times New Roman" w:hAnsi="Times New Roman" w:eastAsia="FangSong" w:cs="Times New Roman"/>
+        </w:rPr>
+        <w:t xml:space="preserve">中</w:t>
+      </w:r>
+      <w:r>
+        <w:rPr>
+          <w:rFonts w:ascii="Times New Roman" w:hAnsi="Times New Roman" w:eastAsia="Times New Roman" w:cs="Times New Roman"/>
+        </w:rPr>
+        <w:t xml:space="preserve"> δ 2.6 (s, 3H) </w:t>
+      </w:r>
+      <w:r>
+        <w:rPr>
+          <w:rFonts w:hint="eastAsia" w:ascii="Times New Roman" w:hAnsi="Times New Roman" w:eastAsia="FangSong" w:cs="Times New Roman"/>
+        </w:rPr>
+        <w:t>是什么基团</w:t>
+      </w:r>
+      <w:r>
+        <w:rPr>
+          <w:rFonts w:hint="eastAsia" w:ascii="Times New Roman" w:hAnsi="Times New Roman" w:eastAsia="Times New Roman" w:cs="Times New Roman"/>
+        </w:rPr>
+        <w:t>？</w:t>
+      </w:r>
+    </w:p>
+    <w:p>
+      <w:pPr>
+        <w:pStyle w:val="Compact"/>
+        <w:numPr>
+          <w:ilvl w:val="1"/>
+          <w:numId w:val="1040"/>
         </w:numPr>
       </w:pPr>
       <w:r>
@@ -28111,9 +28344,6 @@
     </w:lvlOverride>
   </w:num>
   <w:num w:numId="1011">
-    <w:abstractNumId w:val="991"/>
-  </w:num>
-  <w:num w:numId="1012">
     <w:abstractNumId w:val="99411"/>
     <w:lvlOverride w:ilvl="0">
       <w:startOverride w:val="1"/>
@@ -28143,10 +28373,10 @@
       <w:startOverride w:val="1"/>
     </w:lvlOverride>
   </w:num>
-  <w:num w:numId="1013">
+  <w:num w:numId="1012">
     <w:abstractNumId w:val="991"/>
   </w:num>
-  <w:num w:numId="1014">
+  <w:num w:numId="1013">
     <w:abstractNumId w:val="99411"/>
     <w:lvlOverride w:ilvl="0">
       <w:startOverride w:val="1"/>
@@ -28176,22 +28406,10 @@
       <w:startOverride w:val="1"/>
     </w:lvlOverride>
   </w:num>
-  <w:num w:numId="1015">
+  <w:num w:numId="1014">
     <w:abstractNumId w:val="991"/>
   </w:num>
-  <w:num w:numId="1016">
-    <w:abstractNumId w:val="991"/>
-  </w:num>
-  <w:num w:numId="1017">
-    <w:abstractNumId w:val="991"/>
-  </w:num>
-  <w:num w:numId="1018">
-    <w:abstractNumId w:val="991"/>
-  </w:num>
-  <w:num w:numId="1019">
-    <w:abstractNumId w:val="991"/>
-  </w:num>
-  <w:num w:numId="1020">
+  <w:num w:numId="1015">
     <w:abstractNumId w:val="99411"/>
     <w:lvlOverride w:ilvl="0">
       <w:startOverride w:val="1"/>
@@ -28221,7 +28439,52 @@
       <w:startOverride w:val="1"/>
     </w:lvlOverride>
   </w:num>
+  <w:num w:numId="1016">
+    <w:abstractNumId w:val="991"/>
+  </w:num>
+  <w:num w:numId="1017">
+    <w:abstractNumId w:val="991"/>
+  </w:num>
+  <w:num w:numId="1018">
+    <w:abstractNumId w:val="991"/>
+  </w:num>
+  <w:num w:numId="1019">
+    <w:abstractNumId w:val="991"/>
+  </w:num>
+  <w:num w:numId="1020">
+    <w:abstractNumId w:val="991"/>
+  </w:num>
   <w:num w:numId="1021">
+    <w:abstractNumId w:val="99411"/>
+    <w:lvlOverride w:ilvl="0">
+      <w:startOverride w:val="1"/>
+    </w:lvlOverride>
+    <w:lvlOverride w:ilvl="1">
+      <w:startOverride w:val="1"/>
+    </w:lvlOverride>
+    <w:lvlOverride w:ilvl="2">
+      <w:startOverride w:val="1"/>
+    </w:lvlOverride>
+    <w:lvlOverride w:ilvl="3">
+      <w:startOverride w:val="1"/>
+    </w:lvlOverride>
+    <w:lvlOverride w:ilvl="4">
+      <w:startOverride w:val="1"/>
+    </w:lvlOverride>
+    <w:lvlOverride w:ilvl="5">
+      <w:startOverride w:val="1"/>
+    </w:lvlOverride>
+    <w:lvlOverride w:ilvl="6">
+      <w:startOverride w:val="1"/>
+    </w:lvlOverride>
+    <w:lvlOverride w:ilvl="7">
+      <w:startOverride w:val="1"/>
+    </w:lvlOverride>
+    <w:lvlOverride w:ilvl="8">
+      <w:startOverride w:val="1"/>
+    </w:lvlOverride>
+  </w:num>
+  <w:num w:numId="1022">
     <w:abstractNumId w:val="99731"/>
     <w:lvlOverride w:ilvl="0">
       <w:startOverride w:val="1"/>
@@ -28251,7 +28514,7 @@
       <w:startOverride w:val="1"/>
     </w:lvlOverride>
   </w:num>
-  <w:num w:numId="1022">
+  <w:num w:numId="1023">
     <w:abstractNumId w:val="99413"/>
     <w:lvlOverride w:ilvl="0">
       <w:startOverride w:val="3"/>
@@ -28281,7 +28544,7 @@
       <w:startOverride w:val="3"/>
     </w:lvlOverride>
   </w:num>
-  <w:num w:numId="1023">
+  <w:num w:numId="1024">
     <w:abstractNumId w:val="99731"/>
     <w:lvlOverride w:ilvl="0">
       <w:startOverride w:val="1"/>
@@ -28311,7 +28574,7 @@
       <w:startOverride w:val="1"/>
     </w:lvlOverride>
   </w:num>
-  <w:num w:numId="1024">
+  <w:num w:numId="1025">
     <w:abstractNumId w:val="99415"/>
     <w:lvlOverride w:ilvl="0">
       <w:startOverride w:val="5"/>
@@ -28341,7 +28604,7 @@
       <w:startOverride w:val="5"/>
     </w:lvlOverride>
   </w:num>
-  <w:num w:numId="1025">
+  <w:num w:numId="1026">
     <w:abstractNumId w:val="99731"/>
     <w:lvlOverride w:ilvl="0">
       <w:startOverride w:val="1"/>
@@ -28371,7 +28634,7 @@
       <w:startOverride w:val="1"/>
     </w:lvlOverride>
   </w:num>
-  <w:num w:numId="1026">
+  <w:num w:numId="1027">
     <w:abstractNumId w:val="99417"/>
     <w:lvlOverride w:ilvl="0">
       <w:startOverride w:val="7"/>
@@ -28401,7 +28664,7 @@
       <w:startOverride w:val="7"/>
     </w:lvlOverride>
   </w:num>
-  <w:num w:numId="1027">
+  <w:num w:numId="1028">
     <w:abstractNumId w:val="99419"/>
     <w:lvlOverride w:ilvl="0">
       <w:startOverride w:val="9"/>
@@ -28431,7 +28694,7 @@
       <w:startOverride w:val="9"/>
     </w:lvlOverride>
   </w:num>
-  <w:num w:numId="1028">
+  <w:num w:numId="1029">
     <w:abstractNumId w:val="99731"/>
     <w:lvlOverride w:ilvl="0">
       <w:startOverride w:val="1"/>
@@ -28461,7 +28724,7 @@
       <w:startOverride w:val="1"/>
     </w:lvlOverride>
   </w:num>
-  <w:num w:numId="1029">
+  <w:num w:numId="1030">
     <w:abstractNumId w:val="994110"/>
     <w:lvlOverride w:ilvl="0">
       <w:startOverride w:val="10"/>
@@ -28491,7 +28754,7 @@
       <w:startOverride w:val="10"/>
     </w:lvlOverride>
   </w:num>
-  <w:num w:numId="1030">
+  <w:num w:numId="1031">
     <w:abstractNumId w:val="99731"/>
     <w:lvlOverride w:ilvl="0">
       <w:startOverride w:val="1"/>
@@ -28521,7 +28784,7 @@
       <w:startOverride w:val="1"/>
     </w:lvlOverride>
   </w:num>
-  <w:num w:numId="1031">
+  <w:num w:numId="1032">
     <w:abstractNumId w:val="994112"/>
     <w:lvlOverride w:ilvl="0">
       <w:startOverride w:val="12"/>
@@ -28551,7 +28814,7 @@
       <w:startOverride w:val="12"/>
     </w:lvlOverride>
   </w:num>
-  <w:num w:numId="1032">
+  <w:num w:numId="1033">
     <w:abstractNumId w:val="99731"/>
     <w:lvlOverride w:ilvl="0">
       <w:startOverride w:val="1"/>
@@ -28581,7 +28844,7 @@
       <w:startOverride w:val="1"/>
     </w:lvlOverride>
   </w:num>
-  <w:num w:numId="1033">
+  <w:num w:numId="1034">
     <w:abstractNumId w:val="994113"/>
     <w:lvlOverride w:ilvl="0">
       <w:startOverride w:val="13"/>
@@ -28611,7 +28874,7 @@
       <w:startOverride w:val="13"/>
     </w:lvlOverride>
   </w:num>
-  <w:num w:numId="1034">
+  <w:num w:numId="1035">
     <w:abstractNumId w:val="994114"/>
     <w:lvlOverride w:ilvl="0">
       <w:startOverride w:val="14"/>
@@ -28641,38 +28904,8 @@
       <w:startOverride w:val="14"/>
     </w:lvlOverride>
   </w:num>
-  <w:num w:numId="1035">
+  <w:num w:numId="1036">
     <w:abstractNumId w:val="991"/>
-  </w:num>
-  <w:num w:numId="1036">
-    <w:abstractNumId w:val="99731"/>
-    <w:lvlOverride w:ilvl="0">
-      <w:startOverride w:val="1"/>
-    </w:lvlOverride>
-    <w:lvlOverride w:ilvl="1">
-      <w:startOverride w:val="1"/>
-    </w:lvlOverride>
-    <w:lvlOverride w:ilvl="2">
-      <w:startOverride w:val="1"/>
-    </w:lvlOverride>
-    <w:lvlOverride w:ilvl="3">
-      <w:startOverride w:val="1"/>
-    </w:lvlOverride>
-    <w:lvlOverride w:ilvl="4">
-      <w:startOverride w:val="1"/>
-    </w:lvlOverride>
-    <w:lvlOverride w:ilvl="5">
-      <w:startOverride w:val="1"/>
-    </w:lvlOverride>
-    <w:lvlOverride w:ilvl="6">
-      <w:startOverride w:val="1"/>
-    </w:lvlOverride>
-    <w:lvlOverride w:ilvl="7">
-      <w:startOverride w:val="1"/>
-    </w:lvlOverride>
-    <w:lvlOverride w:ilvl="8">
-      <w:startOverride w:val="1"/>
-    </w:lvlOverride>
   </w:num>
   <w:num w:numId="1037">
     <w:abstractNumId w:val="99731"/>
@@ -28705,9 +28938,39 @@
     </w:lvlOverride>
   </w:num>
   <w:num w:numId="1038">
+    <w:abstractNumId w:val="99731"/>
+    <w:lvlOverride w:ilvl="0">
+      <w:startOverride w:val="1"/>
+    </w:lvlOverride>
+    <w:lvlOverride w:ilvl="1">
+      <w:startOverride w:val="1"/>
+    </w:lvlOverride>
+    <w:lvlOverride w:ilvl="2">
+      <w:startOverride w:val="1"/>
+    </w:lvlOverride>
+    <w:lvlOverride w:ilvl="3">
+      <w:startOverride w:val="1"/>
+    </w:lvlOverride>
+    <w:lvlOverride w:ilvl="4">
+      <w:startOverride w:val="1"/>
+    </w:lvlOverride>
+    <w:lvlOverride w:ilvl="5">
+      <w:startOverride w:val="1"/>
+    </w:lvlOverride>
+    <w:lvlOverride w:ilvl="6">
+      <w:startOverride w:val="1"/>
+    </w:lvlOverride>
+    <w:lvlOverride w:ilvl="7">
+      <w:startOverride w:val="1"/>
+    </w:lvlOverride>
+    <w:lvlOverride w:ilvl="8">
+      <w:startOverride w:val="1"/>
+    </w:lvlOverride>
+  </w:num>
+  <w:num w:numId="1039">
     <w:abstractNumId w:val="991"/>
   </w:num>
-  <w:num w:numId="1039">
+  <w:num w:numId="1040">
     <w:abstractNumId w:val="99731"/>
     <w:lvlOverride w:ilvl="0">
       <w:startOverride w:val="1"/>
